--- a/manuscript/qang_qml_es.docx
+++ b/manuscript/qang_qml_es.docx
@@ -417,7 +417,7 @@
         <w:rPr>
           <w:rFonts w:ascii="Times New Roman" w:hAnsi="Times New Roman"/>
         </w:rPr>
-        <w:t xml:space="preserve">2</w:t>
+        <w:t xml:space="preserve">3</w:t>
       </w:r>
       <w:r>
         <w:rPr>
@@ -3057,7 +3057,976 @@
         <w:rPr>
           <w:rFonts w:ascii="Times New Roman" w:hAnsi="Times New Roman"/>
         </w:rPr>
-        <w:t xml:space="preserve">qubits.</w:t>
+        <w:t xml:space="preserve">qubits,</w:t>
+      </w:r>
+      <w:r>
+        <w:rPr>
+          <w:rFonts w:ascii="Times New Roman" w:hAnsi="Times New Roman"/>
+        </w:rPr>
+        <w:t xml:space="preserve"> </w:t>
+      </w:r>
+      <w:r>
+        <w:rPr>
+          <w:rFonts w:ascii="Times New Roman" w:hAnsi="Times New Roman"/>
+        </w:rPr>
+        <w:t xml:space="preserve">aunque</w:t>
+      </w:r>
+      <w:r>
+        <w:rPr>
+          <w:rFonts w:ascii="Times New Roman" w:hAnsi="Times New Roman"/>
+        </w:rPr>
+        <w:t xml:space="preserve"> </w:t>
+      </w:r>
+      <w:r>
+        <w:rPr>
+          <w:rFonts w:ascii="Times New Roman" w:hAnsi="Times New Roman"/>
+        </w:rPr>
+        <w:t xml:space="preserve">solo</w:t>
+      </w:r>
+      <w:r>
+        <w:rPr>
+          <w:rFonts w:ascii="Times New Roman" w:hAnsi="Times New Roman"/>
+        </w:rPr>
+        <w:t xml:space="preserve"> </w:t>
+      </w:r>
+      <w:r>
+        <w:rPr>
+          <w:rFonts w:ascii="Times New Roman" w:hAnsi="Times New Roman"/>
+        </w:rPr>
+        <w:t xml:space="preserve">pierde</w:t>
+      </w:r>
+      <w:r>
+        <w:rPr>
+          <w:rFonts w:ascii="Times New Roman" w:hAnsi="Times New Roman"/>
+        </w:rPr>
+        <w:t xml:space="preserve"> </w:t>
+      </w:r>
+      <w:r>
+        <w:rPr>
+          <w:rFonts w:ascii="Times New Roman" w:hAnsi="Times New Roman"/>
+        </w:rPr>
+        <w:t xml:space="preserve">menos</w:t>
+      </w:r>
+      <w:r>
+        <w:rPr>
+          <w:rFonts w:ascii="Times New Roman" w:hAnsi="Times New Roman"/>
+        </w:rPr>
+        <w:t xml:space="preserve"> </w:t>
+      </w:r>
+      <w:r>
+        <w:rPr>
+          <w:rFonts w:ascii="Times New Roman" w:hAnsi="Times New Roman"/>
+        </w:rPr>
+        <w:t xml:space="preserve">de</w:t>
+      </w:r>
+      <w:r>
+        <w:rPr>
+          <w:rFonts w:ascii="Times New Roman" w:hAnsi="Times New Roman"/>
+        </w:rPr>
+        <w:t xml:space="preserve"> </w:t>
+      </w:r>
+      <w:r>
+        <w:rPr>
+          <w:rFonts w:ascii="Times New Roman" w:hAnsi="Times New Roman"/>
+        </w:rPr>
+        <w:t xml:space="preserve">un</w:t>
+      </w:r>
+      <w:r>
+        <w:rPr>
+          <w:rFonts w:ascii="Times New Roman" w:hAnsi="Times New Roman"/>
+        </w:rPr>
+        <w:t xml:space="preserve"> </w:t>
+      </w:r>
+      <w:r>
+        <w:rPr>
+          <w:rFonts w:ascii="Times New Roman" w:hAnsi="Times New Roman"/>
+        </w:rPr>
+        <w:t xml:space="preserve">punto</w:t>
+      </w:r>
+      <w:r>
+        <w:rPr>
+          <w:rFonts w:ascii="Times New Roman" w:hAnsi="Times New Roman"/>
+        </w:rPr>
+        <w:t xml:space="preserve"> </w:t>
+      </w:r>
+      <w:r>
+        <w:rPr>
+          <w:rFonts w:ascii="Times New Roman" w:hAnsi="Times New Roman"/>
+        </w:rPr>
+        <w:t xml:space="preserve">hasta</w:t>
+      </w:r>
+      <w:r>
+        <w:rPr>
+          <w:rFonts w:ascii="Times New Roman" w:hAnsi="Times New Roman"/>
+        </w:rPr>
+        <w:t xml:space="preserve"> </w:t>
+      </w:r>
+      <w:r>
+        <w:rPr>
+          <w:rFonts w:ascii="Times New Roman" w:hAnsi="Times New Roman"/>
+        </w:rPr>
+        <w:t xml:space="preserve">una</w:t>
+      </w:r>
+      <w:r>
+        <w:rPr>
+          <w:rFonts w:ascii="Times New Roman" w:hAnsi="Times New Roman"/>
+        </w:rPr>
+        <w:t xml:space="preserve"> </w:t>
+      </w:r>
+      <w:r>
+        <w:rPr>
+          <w:rFonts w:ascii="Times New Roman" w:hAnsi="Times New Roman"/>
+        </w:rPr>
+        <w:t xml:space="preserve">dispersión</w:t>
+      </w:r>
+      <w:r>
+        <w:rPr>
+          <w:rFonts w:ascii="Times New Roman" w:hAnsi="Times New Roman"/>
+        </w:rPr>
+        <w:t xml:space="preserve"> </w:t>
+      </w:r>
+      <w:r>
+        <w:rPr>
+          <w:rFonts w:ascii="Times New Roman" w:hAnsi="Times New Roman"/>
+        </w:rPr>
+        <w:t xml:space="preserve">de</w:t>
+      </w:r>
+      <w:r>
+        <w:rPr>
+          <w:rFonts w:ascii="Times New Roman" w:hAnsi="Times New Roman"/>
+        </w:rPr>
+        <w:t xml:space="preserve"> </w:t>
+      </w:r>
+      <m:oMath>
+        <m:r>
+          <m:rPr>
+            <m:sty m:val="p"/>
+          </m:rPr>
+          <m:t>±</m:t>
+        </m:r>
+        <m:r>
+          <m:t>80</m:t>
+        </m:r>
+        <m:r>
+          <m:t> </m:t>
+        </m:r>
+        <m:r>
+          <m:rPr>
+            <m:sty m:val="p"/>
+          </m:rPr>
+          <m:t>%</m:t>
+        </m:r>
+      </m:oMath>
+      <w:r>
+        <w:rPr>
+          <w:rFonts w:ascii="Times New Roman" w:hAnsi="Times New Roman"/>
+        </w:rPr>
+        <w:t xml:space="preserve"> </w:t>
+      </w:r>
+      <w:r>
+        <w:rPr>
+          <w:rFonts w:ascii="Times New Roman" w:hAnsi="Times New Roman"/>
+        </w:rPr>
+        <w:t xml:space="preserve">en</w:t>
+      </w:r>
+      <w:r>
+        <w:rPr>
+          <w:rFonts w:ascii="Times New Roman" w:hAnsi="Times New Roman"/>
+        </w:rPr>
+        <w:t xml:space="preserve"> </w:t>
+      </w:r>
+      <m:oMath>
+        <m:r>
+          <m:t>1</m:t>
+        </m:r>
+        <m:r>
+          <m:rPr>
+            <m:sty m:val="p"/>
+          </m:rPr>
+          <m:t>/</m:t>
+        </m:r>
+        <m:sSub>
+          <m:e>
+            <m:r>
+              <m:t>T</m:t>
+            </m:r>
+          </m:e>
+          <m:sub>
+            <m:r>
+              <m:t>1</m:t>
+            </m:r>
+          </m:sub>
+        </m:sSub>
+      </m:oMath>
+      <w:r>
+        <w:rPr>
+          <w:rFonts w:ascii="Times New Roman" w:hAnsi="Times New Roman"/>
+        </w:rPr>
+        <w:t xml:space="preserve">.</w:t>
+      </w:r>
+      <w:r>
+        <w:rPr>
+          <w:rFonts w:ascii="Times New Roman" w:hAnsi="Times New Roman"/>
+        </w:rPr>
+        <w:t xml:space="preserve"> </w:t>
+      </w:r>
+      <w:r>
+        <w:rPr>
+          <w:rFonts w:ascii="Times New Roman" w:hAnsi="Times New Roman"/>
+        </w:rPr>
+        <w:t xml:space="preserve">Con</w:t>
+      </w:r>
+      <w:r>
+        <w:rPr>
+          <w:rFonts w:ascii="Times New Roman" w:hAnsi="Times New Roman"/>
+        </w:rPr>
+        <w:t xml:space="preserve"> </w:t>
+      </w:r>
+      <w:r>
+        <w:rPr>
+          <w:rFonts w:ascii="Times New Roman" w:hAnsi="Times New Roman"/>
+        </w:rPr>
+        <w:t xml:space="preserve">entrenamiento</w:t>
+      </w:r>
+      <w:r>
+        <w:rPr>
+          <w:rFonts w:ascii="Times New Roman" w:hAnsi="Times New Roman"/>
+        </w:rPr>
+        <w:t xml:space="preserve"> </w:t>
+      </w:r>
+      <w:r>
+        <w:rPr>
+          <w:rFonts w:ascii="Times New Roman" w:hAnsi="Times New Roman"/>
+        </w:rPr>
+        <w:t xml:space="preserve">con</w:t>
+      </w:r>
+      <w:r>
+        <w:rPr>
+          <w:rFonts w:ascii="Times New Roman" w:hAnsi="Times New Roman"/>
+        </w:rPr>
+        <w:t xml:space="preserve"> </w:t>
+      </w:r>
+      <w:r>
+        <w:rPr>
+          <w:rFonts w:ascii="Times New Roman" w:hAnsi="Times New Roman"/>
+        </w:rPr>
+        <w:t xml:space="preserve">ruido</w:t>
+      </w:r>
+      <w:r>
+        <w:rPr>
+          <w:rFonts w:ascii="Times New Roman" w:hAnsi="Times New Roman"/>
+        </w:rPr>
+        <w:t xml:space="preserve"> </w:t>
+      </w:r>
+      <w:r>
+        <w:rPr>
+          <w:rFonts w:ascii="Times New Roman" w:hAnsi="Times New Roman"/>
+        </w:rPr>
+        <w:t xml:space="preserve">y</w:t>
+      </w:r>
+      <w:r>
+        <w:rPr>
+          <w:rFonts w:ascii="Times New Roman" w:hAnsi="Times New Roman"/>
+        </w:rPr>
+        <w:t xml:space="preserve"> </w:t>
+      </w:r>
+      <w:r>
+        <w:rPr>
+          <w:rFonts w:ascii="Times New Roman" w:hAnsi="Times New Roman"/>
+        </w:rPr>
+        <w:t xml:space="preserve">una</w:t>
+      </w:r>
+      <w:r>
+        <w:rPr>
+          <w:rFonts w:ascii="Times New Roman" w:hAnsi="Times New Roman"/>
+        </w:rPr>
+        <w:t xml:space="preserve"> </w:t>
+      </w:r>
+      <w:r>
+        <w:rPr>
+          <w:rFonts w:ascii="Times New Roman" w:hAnsi="Times New Roman"/>
+        </w:rPr>
+        <w:t xml:space="preserve">lectura</w:t>
+      </w:r>
+      <w:r>
+        <w:rPr>
+          <w:rFonts w:ascii="Times New Roman" w:hAnsi="Times New Roman"/>
+        </w:rPr>
+        <w:t xml:space="preserve"> </w:t>
+      </w:r>
+      <w:r>
+        <w:rPr>
+          <w:rFonts w:ascii="Times New Roman" w:hAnsi="Times New Roman"/>
+        </w:rPr>
+        <w:t xml:space="preserve">más</w:t>
+      </w:r>
+      <w:r>
+        <w:rPr>
+          <w:rFonts w:ascii="Times New Roman" w:hAnsi="Times New Roman"/>
+        </w:rPr>
+        <w:t xml:space="preserve"> </w:t>
+      </w:r>
+      <w:r>
+        <w:rPr>
+          <w:rFonts w:ascii="Times New Roman" w:hAnsi="Times New Roman"/>
+        </w:rPr>
+        <w:t xml:space="preserve">rica,</w:t>
+      </w:r>
+      <w:r>
+        <w:rPr>
+          <w:rFonts w:ascii="Times New Roman" w:hAnsi="Times New Roman"/>
+        </w:rPr>
+        <w:t xml:space="preserve"> </w:t>
+      </w:r>
+      <w:r>
+        <w:rPr>
+          <w:rFonts w:ascii="Times New Roman" w:hAnsi="Times New Roman"/>
+        </w:rPr>
+        <w:t xml:space="preserve">el</w:t>
+      </w:r>
+      <w:r>
+        <w:rPr>
+          <w:rFonts w:ascii="Times New Roman" w:hAnsi="Times New Roman"/>
+        </w:rPr>
+        <w:t xml:space="preserve"> </w:t>
+      </w:r>
+      <w:r>
+        <w:rPr>
+          <w:rFonts w:ascii="Times New Roman" w:hAnsi="Times New Roman"/>
+        </w:rPr>
+        <w:t xml:space="preserve">modelo</w:t>
+      </w:r>
+      <w:r>
+        <w:rPr>
+          <w:rFonts w:ascii="Times New Roman" w:hAnsi="Times New Roman"/>
+        </w:rPr>
+        <w:t xml:space="preserve"> </w:t>
+      </w:r>
+      <w:r>
+        <w:rPr>
+          <w:rFonts w:ascii="Times New Roman" w:hAnsi="Times New Roman"/>
+        </w:rPr>
+        <w:t xml:space="preserve">sin</w:t>
+      </w:r>
+      <w:r>
+        <w:rPr>
+          <w:rFonts w:ascii="Times New Roman" w:hAnsi="Times New Roman"/>
+        </w:rPr>
+        <w:t xml:space="preserve"> </w:t>
+      </w:r>
+      <w:r>
+        <w:rPr>
+          <w:rFonts w:ascii="Times New Roman" w:hAnsi="Times New Roman"/>
+        </w:rPr>
+        <w:t xml:space="preserve">filtro</w:t>
+      </w:r>
+      <w:r>
+        <w:rPr>
+          <w:rFonts w:ascii="Times New Roman" w:hAnsi="Times New Roman"/>
+        </w:rPr>
+        <w:t xml:space="preserve"> </w:t>
+      </w:r>
+      <w:r>
+        <w:rPr>
+          <w:rFonts w:ascii="Times New Roman" w:hAnsi="Times New Roman"/>
+        </w:rPr>
+        <w:t xml:space="preserve">es</w:t>
+      </w:r>
+      <w:r>
+        <w:rPr>
+          <w:rFonts w:ascii="Times New Roman" w:hAnsi="Times New Roman"/>
+        </w:rPr>
+        <w:t xml:space="preserve"> </w:t>
+      </w:r>
+      <m:oMath>
+        <m:r>
+          <m:t>1.2</m:t>
+        </m:r>
+      </m:oMath>
+      <w:r>
+        <w:rPr>
+          <w:rFonts w:ascii="Times New Roman" w:hAnsi="Times New Roman"/>
+        </w:rPr>
+        <w:t xml:space="preserve"> </w:t>
+      </w:r>
+      <w:r>
+        <w:rPr>
+          <w:rFonts w:ascii="Times New Roman" w:hAnsi="Times New Roman"/>
+        </w:rPr>
+        <w:t xml:space="preserve">puntos</w:t>
+      </w:r>
+      <w:r>
+        <w:rPr>
+          <w:rFonts w:ascii="Times New Roman" w:hAnsi="Times New Roman"/>
+        </w:rPr>
+        <w:t xml:space="preserve"> </w:t>
+      </w:r>
+      <w:r>
+        <w:rPr>
+          <w:rFonts w:ascii="Times New Roman" w:hAnsi="Times New Roman"/>
+        </w:rPr>
+        <w:t xml:space="preserve">mejor:</w:t>
+      </w:r>
+      <w:r>
+        <w:rPr>
+          <w:rFonts w:ascii="Times New Roman" w:hAnsi="Times New Roman"/>
+        </w:rPr>
+        <w:t xml:space="preserve"> </w:t>
+      </w:r>
+      <w:r>
+        <w:rPr>
+          <w:rFonts w:ascii="Times New Roman" w:hAnsi="Times New Roman"/>
+        </w:rPr>
+        <w:t xml:space="preserve">descartar</w:t>
+      </w:r>
+      <w:r>
+        <w:rPr>
+          <w:rFonts w:ascii="Times New Roman" w:hAnsi="Times New Roman"/>
+        </w:rPr>
+        <w:t xml:space="preserve"> </w:t>
+      </w:r>
+      <w:r>
+        <w:rPr>
+          <w:rFonts w:ascii="Times New Roman" w:hAnsi="Times New Roman"/>
+        </w:rPr>
+        <w:t xml:space="preserve">disparos</w:t>
+      </w:r>
+      <w:r>
+        <w:rPr>
+          <w:rFonts w:ascii="Times New Roman" w:hAnsi="Times New Roman"/>
+        </w:rPr>
+        <w:t xml:space="preserve"> </w:t>
+      </w:r>
+      <w:r>
+        <w:rPr>
+          <w:rFonts w:ascii="Times New Roman" w:hAnsi="Times New Roman"/>
+        </w:rPr>
+        <w:t xml:space="preserve">decaídos</w:t>
+      </w:r>
+      <w:r>
+        <w:rPr>
+          <w:rFonts w:ascii="Times New Roman" w:hAnsi="Times New Roman"/>
+        </w:rPr>
+        <w:t xml:space="preserve"> </w:t>
+      </w:r>
+      <w:r>
+        <w:rPr>
+          <w:rFonts w:ascii="Times New Roman" w:hAnsi="Times New Roman"/>
+        </w:rPr>
+        <w:t xml:space="preserve">puede</w:t>
+      </w:r>
+      <w:r>
+        <w:rPr>
+          <w:rFonts w:ascii="Times New Roman" w:hAnsi="Times New Roman"/>
+        </w:rPr>
+        <w:t xml:space="preserve"> </w:t>
+      </w:r>
+      <w:r>
+        <w:rPr>
+          <w:rFonts w:ascii="Times New Roman" w:hAnsi="Times New Roman"/>
+        </w:rPr>
+        <w:t xml:space="preserve">costar</w:t>
+      </w:r>
+      <w:r>
+        <w:rPr>
+          <w:rFonts w:ascii="Times New Roman" w:hAnsi="Times New Roman"/>
+        </w:rPr>
+        <w:t xml:space="preserve"> </w:t>
+      </w:r>
+      <w:r>
+        <w:rPr>
+          <w:rFonts w:ascii="Times New Roman" w:hAnsi="Times New Roman"/>
+        </w:rPr>
+        <w:t xml:space="preserve">precisión.</w:t>
+      </w:r>
+      <w:r>
+        <w:rPr>
+          <w:rFonts w:ascii="Times New Roman" w:hAnsi="Times New Roman"/>
+        </w:rPr>
+        <w:t xml:space="preserve"> </w:t>
+      </w:r>
+      <w:r>
+        <w:rPr>
+          <w:rFonts w:ascii="Times New Roman" w:hAnsi="Times New Roman"/>
+        </w:rPr>
+        <w:t xml:space="preserve">El</w:t>
+      </w:r>
+      <w:r>
+        <w:rPr>
+          <w:rFonts w:ascii="Times New Roman" w:hAnsi="Times New Roman"/>
+        </w:rPr>
+        <w:t xml:space="preserve"> </w:t>
+      </w:r>
+      <w:r>
+        <w:rPr>
+          <w:rFonts w:ascii="Times New Roman" w:hAnsi="Times New Roman"/>
+        </w:rPr>
+        <w:t xml:space="preserve">déficit</w:t>
+      </w:r>
+      <w:r>
+        <w:rPr>
+          <w:rFonts w:ascii="Times New Roman" w:hAnsi="Times New Roman"/>
+        </w:rPr>
+        <w:t xml:space="preserve"> </w:t>
+      </w:r>
+      <w:r>
+        <w:rPr>
+          <w:rFonts w:ascii="Times New Roman" w:hAnsi="Times New Roman"/>
+        </w:rPr>
+        <w:t xml:space="preserve">del</w:t>
+      </w:r>
+      <w:r>
+        <w:rPr>
+          <w:rFonts w:ascii="Times New Roman" w:hAnsi="Times New Roman"/>
+        </w:rPr>
+        <w:t xml:space="preserve"> </w:t>
+      </w:r>
+      <w:r>
+        <w:rPr>
+          <w:rFonts w:ascii="Times New Roman" w:hAnsi="Times New Roman"/>
+        </w:rPr>
+        <w:t xml:space="preserve">peso 2</w:t>
+      </w:r>
+      <w:r>
+        <w:rPr>
+          <w:rFonts w:ascii="Times New Roman" w:hAnsi="Times New Roman"/>
+        </w:rPr>
+        <w:t xml:space="preserve"> </w:t>
+      </w:r>
+      <w:r>
+        <w:rPr>
+          <w:rFonts w:ascii="Times New Roman" w:hAnsi="Times New Roman"/>
+        </w:rPr>
+        <w:t xml:space="preserve">viene</w:t>
+      </w:r>
+      <w:r>
+        <w:rPr>
+          <w:rFonts w:ascii="Times New Roman" w:hAnsi="Times New Roman"/>
+        </w:rPr>
+        <w:t xml:space="preserve"> </w:t>
+      </w:r>
+      <w:r>
+        <w:rPr>
+          <w:rFonts w:ascii="Times New Roman" w:hAnsi="Times New Roman"/>
+        </w:rPr>
+        <w:t xml:space="preserve">de</w:t>
+      </w:r>
+      <w:r>
+        <w:rPr>
+          <w:rFonts w:ascii="Times New Roman" w:hAnsi="Times New Roman"/>
+        </w:rPr>
+        <w:t xml:space="preserve"> </w:t>
+      </w:r>
+      <w:r>
+        <w:rPr>
+          <w:rFonts w:ascii="Times New Roman" w:hAnsi="Times New Roman"/>
+        </w:rPr>
+        <w:t xml:space="preserve">la</w:t>
+      </w:r>
+      <w:r>
+        <w:rPr>
+          <w:rFonts w:ascii="Times New Roman" w:hAnsi="Times New Roman"/>
+        </w:rPr>
+        <w:t xml:space="preserve"> </w:t>
+      </w:r>
+      <w:r>
+        <w:rPr>
+          <w:rFonts w:ascii="Times New Roman" w:hAnsi="Times New Roman"/>
+        </w:rPr>
+        <w:t xml:space="preserve">codificación</w:t>
+      </w:r>
+      <w:r>
+        <w:rPr>
+          <w:rFonts w:ascii="Times New Roman" w:hAnsi="Times New Roman"/>
+        </w:rPr>
+        <w:t xml:space="preserve"> </w:t>
+      </w:r>
+      <w:r>
+        <w:rPr>
+          <w:rFonts w:ascii="Times New Roman" w:hAnsi="Times New Roman"/>
+        </w:rPr>
+        <w:t xml:space="preserve">por</w:t>
+      </w:r>
+      <w:r>
+        <w:rPr>
+          <w:rFonts w:ascii="Times New Roman" w:hAnsi="Times New Roman"/>
+        </w:rPr>
+        <w:t xml:space="preserve"> </w:t>
+      </w:r>
+      <w:r>
+        <w:rPr>
+          <w:rFonts w:ascii="Times New Roman" w:hAnsi="Times New Roman"/>
+        </w:rPr>
+        <w:t xml:space="preserve">productos</w:t>
+      </w:r>
+      <w:r>
+        <w:rPr>
+          <w:rFonts w:ascii="Times New Roman" w:hAnsi="Times New Roman"/>
+        </w:rPr>
+        <w:t xml:space="preserve"> </w:t>
+      </w:r>
+      <w:r>
+        <w:rPr>
+          <w:rFonts w:ascii="Times New Roman" w:hAnsi="Times New Roman"/>
+        </w:rPr>
+        <w:t xml:space="preserve">de</w:t>
+      </w:r>
+      <w:r>
+        <w:rPr>
+          <w:rFonts w:ascii="Times New Roman" w:hAnsi="Times New Roman"/>
+        </w:rPr>
+        <w:t xml:space="preserve"> </w:t>
+      </w:r>
+      <w:r>
+        <w:rPr>
+          <w:rFonts w:ascii="Times New Roman" w:hAnsi="Times New Roman"/>
+        </w:rPr>
+        <w:t xml:space="preserve">pares,</w:t>
+      </w:r>
+      <w:r>
+        <w:rPr>
+          <w:rFonts w:ascii="Times New Roman" w:hAnsi="Times New Roman"/>
+        </w:rPr>
+        <w:t xml:space="preserve"> </w:t>
+      </w:r>
+      <w:r>
+        <w:rPr>
+          <w:rFonts w:ascii="Times New Roman" w:hAnsi="Times New Roman"/>
+        </w:rPr>
+        <w:t xml:space="preserve">no</w:t>
+      </w:r>
+      <w:r>
+        <w:rPr>
+          <w:rFonts w:ascii="Times New Roman" w:hAnsi="Times New Roman"/>
+        </w:rPr>
+        <w:t xml:space="preserve"> </w:t>
+      </w:r>
+      <w:r>
+        <w:rPr>
+          <w:rFonts w:ascii="Times New Roman" w:hAnsi="Times New Roman"/>
+        </w:rPr>
+        <w:t xml:space="preserve">de</w:t>
+      </w:r>
+      <w:r>
+        <w:rPr>
+          <w:rFonts w:ascii="Times New Roman" w:hAnsi="Times New Roman"/>
+        </w:rPr>
+        <w:t xml:space="preserve"> </w:t>
+      </w:r>
+      <w:r>
+        <w:rPr>
+          <w:rFonts w:ascii="Times New Roman" w:hAnsi="Times New Roman"/>
+        </w:rPr>
+        <w:t xml:space="preserve">la</w:t>
+      </w:r>
+      <w:r>
+        <w:rPr>
+          <w:rFonts w:ascii="Times New Roman" w:hAnsi="Times New Roman"/>
+        </w:rPr>
+        <w:t xml:space="preserve"> </w:t>
+      </w:r>
+      <w:r>
+        <w:rPr>
+          <w:rFonts w:ascii="Times New Roman" w:hAnsi="Times New Roman"/>
+        </w:rPr>
+        <w:t xml:space="preserve">lectura.</w:t>
+      </w:r>
+      <w:r>
+        <w:rPr>
+          <w:rFonts w:ascii="Times New Roman" w:hAnsi="Times New Roman"/>
+        </w:rPr>
+        <w:t xml:space="preserve"> </w:t>
+      </w:r>
+      <w:r>
+        <w:rPr>
+          <w:rFonts w:ascii="Times New Roman" w:hAnsi="Times New Roman"/>
+        </w:rPr>
+        <w:t xml:space="preserve">Con</w:t>
+      </w:r>
+      <w:r>
+        <w:rPr>
+          <w:rFonts w:ascii="Times New Roman" w:hAnsi="Times New Roman"/>
+        </w:rPr>
+        <w:t xml:space="preserve"> </w:t>
+      </w:r>
+      <w:r>
+        <w:rPr>
+          <w:rFonts w:ascii="Times New Roman" w:hAnsi="Times New Roman"/>
+        </w:rPr>
+        <w:t xml:space="preserve">los</w:t>
+      </w:r>
+      <w:r>
+        <w:rPr>
+          <w:rFonts w:ascii="Times New Roman" w:hAnsi="Times New Roman"/>
+        </w:rPr>
+        <w:t xml:space="preserve"> </w:t>
+      </w:r>
+      <w:r>
+        <w:rPr>
+          <w:rFonts w:ascii="Times New Roman" w:hAnsi="Times New Roman"/>
+        </w:rPr>
+        <w:t xml:space="preserve">modelos</w:t>
+      </w:r>
+      <w:r>
+        <w:rPr>
+          <w:rFonts w:ascii="Times New Roman" w:hAnsi="Times New Roman"/>
+        </w:rPr>
+        <w:t xml:space="preserve"> </w:t>
+      </w:r>
+      <w:r>
+        <w:rPr>
+          <w:rFonts w:ascii="Times New Roman" w:hAnsi="Times New Roman"/>
+        </w:rPr>
+        <w:t xml:space="preserve">de</w:t>
+      </w:r>
+      <w:r>
+        <w:rPr>
+          <w:rFonts w:ascii="Times New Roman" w:hAnsi="Times New Roman"/>
+        </w:rPr>
+        <w:t xml:space="preserve"> </w:t>
+      </w:r>
+      <w:r>
+        <w:rPr>
+          <w:rFonts w:ascii="Times New Roman" w:hAnsi="Times New Roman"/>
+        </w:rPr>
+        <w:t xml:space="preserve">ruido</w:t>
+      </w:r>
+      <w:r>
+        <w:rPr>
+          <w:rFonts w:ascii="Times New Roman" w:hAnsi="Times New Roman"/>
+        </w:rPr>
+        <w:t xml:space="preserve"> </w:t>
+      </w:r>
+      <w:r>
+        <w:rPr>
+          <w:rFonts w:ascii="Times New Roman" w:hAnsi="Times New Roman"/>
+        </w:rPr>
+        <w:t xml:space="preserve">de</w:t>
+      </w:r>
+      <w:r>
+        <w:rPr>
+          <w:rFonts w:ascii="Times New Roman" w:hAnsi="Times New Roman"/>
+        </w:rPr>
+        <w:t xml:space="preserve"> </w:t>
+      </w:r>
+      <w:r>
+        <w:rPr>
+          <w:rFonts w:ascii="Times New Roman" w:hAnsi="Times New Roman"/>
+        </w:rPr>
+        <w:t xml:space="preserve">equipos</w:t>
+      </w:r>
+      <w:r>
+        <w:rPr>
+          <w:rFonts w:ascii="Times New Roman" w:hAnsi="Times New Roman"/>
+        </w:rPr>
+        <w:t xml:space="preserve"> </w:t>
+      </w:r>
+      <w:r>
+        <w:rPr>
+          <w:rFonts w:ascii="Times New Roman" w:hAnsi="Times New Roman"/>
+        </w:rPr>
+        <w:t xml:space="preserve">de</w:t>
+      </w:r>
+      <w:r>
+        <w:rPr>
+          <w:rFonts w:ascii="Times New Roman" w:hAnsi="Times New Roman"/>
+        </w:rPr>
+        <w:t xml:space="preserve"> </w:t>
+      </w:r>
+      <w:r>
+        <w:rPr>
+          <w:rFonts w:ascii="Times New Roman" w:hAnsi="Times New Roman"/>
+        </w:rPr>
+        <w:t xml:space="preserve">IBM</w:t>
+      </w:r>
+      <w:r>
+        <w:rPr>
+          <w:rFonts w:ascii="Times New Roman" w:hAnsi="Times New Roman"/>
+        </w:rPr>
+        <w:t xml:space="preserve"> </w:t>
+      </w:r>
+      <w:r>
+        <w:rPr>
+          <w:rFonts w:ascii="Times New Roman" w:hAnsi="Times New Roman"/>
+        </w:rPr>
+        <w:t xml:space="preserve">e</w:t>
+      </w:r>
+      <w:r>
+        <w:rPr>
+          <w:rFonts w:ascii="Times New Roman" w:hAnsi="Times New Roman"/>
+        </w:rPr>
+        <w:t xml:space="preserve"> </w:t>
+      </w:r>
+      <w:r>
+        <w:rPr>
+          <w:rFonts w:ascii="Times New Roman" w:hAnsi="Times New Roman"/>
+        </w:rPr>
+        <w:t xml:space="preserve">IonQ,</w:t>
+      </w:r>
+      <w:r>
+        <w:rPr>
+          <w:rFonts w:ascii="Times New Roman" w:hAnsi="Times New Roman"/>
+        </w:rPr>
+        <w:t xml:space="preserve"> </w:t>
+      </w:r>
+      <w:r>
+        <w:rPr>
+          <w:rFonts w:ascii="Times New Roman" w:hAnsi="Times New Roman"/>
+        </w:rPr>
+        <w:t xml:space="preserve">el</w:t>
+      </w:r>
+      <w:r>
+        <w:rPr>
+          <w:rFonts w:ascii="Times New Roman" w:hAnsi="Times New Roman"/>
+        </w:rPr>
+        <w:t xml:space="preserve"> </w:t>
+      </w:r>
+      <w:r>
+        <w:rPr>
+          <w:rFonts w:ascii="Times New Roman" w:hAnsi="Times New Roman"/>
+        </w:rPr>
+        <w:t xml:space="preserve">filtro</w:t>
+      </w:r>
+      <w:r>
+        <w:rPr>
+          <w:rFonts w:ascii="Times New Roman" w:hAnsi="Times New Roman"/>
+        </w:rPr>
+        <w:t xml:space="preserve"> </w:t>
+      </w:r>
+      <w:r>
+        <w:rPr>
+          <w:rFonts w:ascii="Times New Roman" w:hAnsi="Times New Roman"/>
+        </w:rPr>
+        <w:t xml:space="preserve">reduce</w:t>
+      </w:r>
+      <w:r>
+        <w:rPr>
+          <w:rFonts w:ascii="Times New Roman" w:hAnsi="Times New Roman"/>
+        </w:rPr>
+        <w:t xml:space="preserve"> </w:t>
+      </w:r>
+      <w:r>
+        <w:rPr>
+          <w:rFonts w:ascii="Times New Roman" w:hAnsi="Times New Roman"/>
+        </w:rPr>
+        <w:t xml:space="preserve">el</w:t>
+      </w:r>
+      <w:r>
+        <w:rPr>
+          <w:rFonts w:ascii="Times New Roman" w:hAnsi="Times New Roman"/>
+        </w:rPr>
+        <w:t xml:space="preserve"> </w:t>
+      </w:r>
+      <w:r>
+        <w:rPr>
+          <w:rFonts w:ascii="Times New Roman" w:hAnsi="Times New Roman"/>
+        </w:rPr>
+        <w:t xml:space="preserve">error</w:t>
+      </w:r>
+      <w:r>
+        <w:rPr>
+          <w:rFonts w:ascii="Times New Roman" w:hAnsi="Times New Roman"/>
+        </w:rPr>
+        <w:t xml:space="preserve"> </w:t>
+      </w:r>
+      <w:r>
+        <w:rPr>
+          <w:rFonts w:ascii="Times New Roman" w:hAnsi="Times New Roman"/>
+        </w:rPr>
+        <w:t xml:space="preserve">del</w:t>
+      </w:r>
+      <w:r>
+        <w:rPr>
+          <w:rFonts w:ascii="Times New Roman" w:hAnsi="Times New Roman"/>
+        </w:rPr>
+        <w:t xml:space="preserve"> </w:t>
+      </w:r>
+      <m:oMath>
+        <m:r>
+          <m:t>q</m:t>
+        </m:r>
+        <m:sSub>
+          <m:e>
+            <m:r>
+              <m:t>g</m:t>
+            </m:r>
+          </m:e>
+          <m:sub>
+            <m:r>
+              <m:t>Z</m:t>
+            </m:r>
+          </m:sub>
+        </m:sSub>
+      </m:oMath>
+      <w:r>
+        <w:rPr>
+          <w:rFonts w:ascii="Times New Roman" w:hAnsi="Times New Roman"/>
+        </w:rPr>
+        <w:t xml:space="preserve"> </w:t>
+      </w:r>
+      <w:r>
+        <w:rPr>
+          <w:rFonts w:ascii="Times New Roman" w:hAnsi="Times New Roman"/>
+        </w:rPr>
+        <w:t xml:space="preserve">medido</w:t>
+      </w:r>
+      <w:r>
+        <w:rPr>
+          <w:rFonts w:ascii="Times New Roman" w:hAnsi="Times New Roman"/>
+        </w:rPr>
+        <w:t xml:space="preserve"> </w:t>
+      </w:r>
+      <w:r>
+        <w:rPr>
+          <w:rFonts w:ascii="Times New Roman" w:hAnsi="Times New Roman"/>
+        </w:rPr>
+        <w:t xml:space="preserve">entre</w:t>
+      </w:r>
+      <w:r>
+        <w:rPr>
+          <w:rFonts w:ascii="Times New Roman" w:hAnsi="Times New Roman"/>
+        </w:rPr>
+        <w:t xml:space="preserve"> </w:t>
+      </w:r>
+      <m:oMath>
+        <m:r>
+          <m:t>2.9</m:t>
+        </m:r>
+      </m:oMath>
+      <w:r>
+        <w:rPr>
+          <w:rFonts w:ascii="Times New Roman" w:hAnsi="Times New Roman"/>
+        </w:rPr>
+        <w:t xml:space="preserve"> </w:t>
+      </w:r>
+      <w:r>
+        <w:rPr>
+          <w:rFonts w:ascii="Times New Roman" w:hAnsi="Times New Roman"/>
+        </w:rPr>
+        <w:t xml:space="preserve">y</w:t>
+      </w:r>
+      <w:r>
+        <w:rPr>
+          <w:rFonts w:ascii="Times New Roman" w:hAnsi="Times New Roman"/>
+        </w:rPr>
+        <w:t xml:space="preserve"> </w:t>
+      </w:r>
+      <m:oMath>
+        <m:r>
+          <m:t>3.6</m:t>
+        </m:r>
+      </m:oMath>
+      <w:r>
+        <w:rPr>
+          <w:rFonts w:ascii="Times New Roman" w:hAnsi="Times New Roman"/>
+        </w:rPr>
+        <w:t xml:space="preserve"> </w:t>
+      </w:r>
+      <w:r>
+        <w:rPr>
+          <w:rFonts w:ascii="Times New Roman" w:hAnsi="Times New Roman"/>
+        </w:rPr>
+        <w:t xml:space="preserve">veces.</w:t>
       </w:r>
       <w:r>
         <w:rPr>
@@ -3906,7 +4875,7 @@
         <w:rPr>
           <w:rFonts w:ascii="Times New Roman" w:hAnsi="Times New Roman"/>
         </w:rPr>
-        <w:t xml:space="preserve">De 27 predicciones pre-registradas en los estudios que se resumen aquí, 22 se cumplieron y 5 fallaron; las</w:t>
+        <w:t xml:space="preserve">De 44 predicciones pre-registradas en los estudios que se resumen aquí, 33 se cumplieron y 11 fallaron; las</w:t>
       </w:r>
       <w:r>
         <w:rPr>
@@ -6246,7 +7215,7 @@
       </w:r>
     </w:p>
     <w:bookmarkEnd w:id="28"/>
-    <w:bookmarkStart w:id="35" w:name="resultados"/>
+    <w:bookmarkStart w:id="37" w:name="resultados"/>
     <w:p>
       <w:pPr>
         <w:pStyle w:val="Heading1"/>
@@ -6504,7 +7473,127 @@
         <w:rPr>
           <w:rFonts w:ascii="Times New Roman" w:hAnsi="Times New Roman"/>
         </w:rPr>
-        <w:t xml:space="preserve">entrenado bajo T1, el modelo de peso 2 sin filtro quedó 0.6 puntos por delante del filtrado.</w:t>
+        <w:t xml:space="preserve">entrenado bajo T1, el modelo de peso 2 sin filtro quedó 0.6 puntos por delante del filtrado;</w:t>
+      </w:r>
+    </w:p>
+    <w:p>
+      <w:pPr>
+        <w:numPr>
+          <w:ilvl w:val="0"/>
+          <w:numId w:val="1001"/>
+        </w:numPr>
+      </w:pPr>
+      <w:r>
+        <w:rPr>
+          <w:rFonts w:ascii="Times New Roman" w:hAnsi="Times New Roman"/>
+        </w:rPr>
+        <w:t xml:space="preserve">en los estudios de la Sec. </w:t>
+      </w:r>
+      <w:hyperlink w:anchor="sec:more">
+        <w:r>
+          <w:rPr>
+            <w:rStyle w:val="Hyperlink"/>
+          </w:rPr>
+          <w:t xml:space="preserve">4.0.0.3</w:t>
+        </w:r>
+      </w:hyperlink>
+      <w:r>
+        <w:rPr>
+          <w:rFonts w:ascii="Times New Roman" w:hAnsi="Times New Roman"/>
+        </w:rPr>
+        <w:t xml:space="preserve">: la lectura</w:t>
+      </w:r>
+      <w:r>
+        <w:rPr>
+          <w:rFonts w:ascii="Times New Roman" w:hAnsi="Times New Roman"/>
+        </w:rPr>
+        <w:t xml:space="preserve"> </w:t>
+      </w:r>
+      <m:oMath>
+        <m:r>
+          <m:rPr>
+            <m:sty m:val="p"/>
+          </m:rPr>
+          <m:t>⟨</m:t>
+        </m:r>
+        <m:sSub>
+          <m:e>
+            <m:r>
+              <m:t>Z</m:t>
+            </m:r>
+          </m:e>
+          <m:sub>
+            <m:r>
+              <m:t>i</m:t>
+            </m:r>
+          </m:sub>
+        </m:sSub>
+        <m:sSub>
+          <m:e>
+            <m:r>
+              <m:t>Z</m:t>
+            </m:r>
+          </m:e>
+          <m:sub>
+            <m:r>
+              <m:t>j</m:t>
+            </m:r>
+          </m:sub>
+        </m:sSub>
+        <m:r>
+          <m:rPr>
+            <m:sty m:val="p"/>
+          </m:rPr>
+          <m:t>⟩</m:t>
+        </m:r>
+      </m:oMath>
+      <w:r>
+        <w:rPr>
+          <w:rFonts w:ascii="Times New Roman" w:hAnsi="Times New Roman"/>
+        </w:rPr>
+        <w:t xml:space="preserve"> </w:t>
+      </w:r>
+      <w:r>
+        <w:rPr>
+          <w:rFonts w:ascii="Times New Roman" w:hAnsi="Times New Roman"/>
+        </w:rPr>
+        <w:t xml:space="preserve">no ayudó al peso 2 (dos</w:t>
+      </w:r>
+      <w:r>
+        <w:rPr>
+          <w:rFonts w:ascii="Times New Roman" w:hAnsi="Times New Roman"/>
+        </w:rPr>
+        <w:t xml:space="preserve"> </w:t>
+      </w:r>
+      <w:r>
+        <w:rPr>
+          <w:rFonts w:ascii="Times New Roman" w:hAnsi="Times New Roman"/>
+        </w:rPr>
+        <w:t xml:space="preserve">predicciones), el filtro no fue neutral con entrenamiento con ruido y esa lectura, la ganancia del filtro</w:t>
+      </w:r>
+      <w:r>
+        <w:rPr>
+          <w:rFonts w:ascii="Times New Roman" w:hAnsi="Times New Roman"/>
+        </w:rPr>
+        <w:t xml:space="preserve"> </w:t>
+      </w:r>
+      <w:r>
+        <w:rPr>
+          <w:rFonts w:ascii="Times New Roman" w:hAnsi="Times New Roman"/>
+        </w:rPr>
+        <w:t xml:space="preserve">en una dispersión de T1 tuvo un IC que tocó el cero, el peso 2 no fue más sensible a la dispersión que el</w:t>
+      </w:r>
+      <w:r>
+        <w:rPr>
+          <w:rFonts w:ascii="Times New Roman" w:hAnsi="Times New Roman"/>
+        </w:rPr>
+        <w:t xml:space="preserve"> </w:t>
+      </w:r>
+      <w:r>
+        <w:rPr>
+          <w:rFonts w:ascii="Times New Roman" w:hAnsi="Times New Roman"/>
+        </w:rPr>
+        <w:t xml:space="preserve">peso 1, y la codificación por productos de pares tuvo un techo de información menor que la unaria.</w:t>
       </w:r>
     </w:p>
     <w:bookmarkEnd w:id="29"/>
@@ -7903,17 +8992,1126 @@
       </w:r>
     </w:p>
     <w:bookmarkEnd w:id="34"/>
-    <w:bookmarkEnd w:id="35"/>
-    <w:bookmarkStart w:id="37" w:name="discusión"/>
+    <w:bookmarkStart w:id="35" w:name="sec:more"/>
     <w:p>
       <w:pPr>
-        <w:pStyle w:val="Heading1"/>
+        <w:pStyle w:val="Heading4"/>
       </w:pPr>
       <w:r>
         <w:rPr>
           <w:rFonts w:ascii="Times New Roman" w:hAnsi="Times New Roman"/>
         </w:rPr>
-        <w:t xml:space="preserve">Discusión</w:t>
+        <w:t xml:space="preserve">Lectura, codificación y dispersión de T1 (60 corridas cada una).</w:t>
+      </w:r>
+    </w:p>
+    <w:p>
+      <w:pPr>
+        <w:numPr>
+          <w:ilvl w:val="0"/>
+          <w:numId w:val="1003"/>
+        </w:numPr>
+      </w:pPr>
+      <w:r>
+        <w:rPr>
+          <w:iCs/>
+          <w:rFonts w:ascii="Times New Roman" w:hAnsi="Times New Roman"/>
+          <w:i/>
+        </w:rPr>
+        <w:t xml:space="preserve">Lectura de correlaciones.</w:t>
+      </w:r>
+      <w:r>
+        <w:rPr>
+          <w:rFonts w:ascii="Times New Roman" w:hAnsi="Times New Roman"/>
+        </w:rPr>
+        <w:t xml:space="preserve"> </w:t>
+      </w:r>
+      <w:r>
+        <w:rPr>
+          <w:rFonts w:ascii="Times New Roman" w:hAnsi="Times New Roman"/>
+        </w:rPr>
+        <w:t xml:space="preserve">Agregar las</w:t>
+      </w:r>
+      <w:r>
+        <w:rPr>
+          <w:rFonts w:ascii="Times New Roman" w:hAnsi="Times New Roman"/>
+        </w:rPr>
+        <w:t xml:space="preserve"> </w:t>
+      </w:r>
+      <m:oMath>
+        <m:d>
+          <m:dPr>
+            <m:begChr m:val="("/>
+            <m:endChr m:val=")"/>
+            <m:sepChr m:val=""/>
+            <m:grow/>
+          </m:dPr>
+          <m:e>
+            <m:f>
+              <m:fPr>
+                <m:type m:val="noBar"/>
+              </m:fPr>
+              <m:num>
+                <m:r>
+                  <m:t>5</m:t>
+                </m:r>
+              </m:num>
+              <m:den>
+                <m:r>
+                  <m:t>2</m:t>
+                </m:r>
+              </m:den>
+            </m:f>
+          </m:e>
+        </m:d>
+        <m:r>
+          <m:rPr>
+            <m:sty m:val="p"/>
+          </m:rPr>
+          <m:t>=</m:t>
+        </m:r>
+        <m:r>
+          <m:t>10</m:t>
+        </m:r>
+      </m:oMath>
+      <w:r>
+        <w:rPr>
+          <w:rFonts w:ascii="Times New Roman" w:hAnsi="Times New Roman"/>
+        </w:rPr>
+        <w:t xml:space="preserve"> </w:t>
+      </w:r>
+      <w:r>
+        <w:rPr>
+          <w:rFonts w:ascii="Times New Roman" w:hAnsi="Times New Roman"/>
+        </w:rPr>
+        <w:t xml:space="preserve">correlaciones</w:t>
+      </w:r>
+      <w:r>
+        <w:rPr>
+          <w:rFonts w:ascii="Times New Roman" w:hAnsi="Times New Roman"/>
+        </w:rPr>
+        <w:t xml:space="preserve"> </w:t>
+      </w:r>
+      <m:oMath>
+        <m:r>
+          <m:rPr>
+            <m:sty m:val="p"/>
+          </m:rPr>
+          <m:t>⟨</m:t>
+        </m:r>
+        <m:sSub>
+          <m:e>
+            <m:r>
+              <m:t>Z</m:t>
+            </m:r>
+          </m:e>
+          <m:sub>
+            <m:r>
+              <m:t>i</m:t>
+            </m:r>
+          </m:sub>
+        </m:sSub>
+        <m:sSub>
+          <m:e>
+            <m:r>
+              <m:t>Z</m:t>
+            </m:r>
+          </m:e>
+          <m:sub>
+            <m:r>
+              <m:t>j</m:t>
+            </m:r>
+          </m:sub>
+        </m:sSub>
+        <m:r>
+          <m:rPr>
+            <m:sty m:val="p"/>
+          </m:rPr>
+          <m:t>⟩</m:t>
+        </m:r>
+      </m:oMath>
+      <w:r>
+        <w:rPr>
+          <w:rFonts w:ascii="Times New Roman" w:hAnsi="Times New Roman"/>
+        </w:rPr>
+        <w:t xml:space="preserve"> </w:t>
+      </w:r>
+      <w:r>
+        <w:rPr>
+          <w:rFonts w:ascii="Times New Roman" w:hAnsi="Times New Roman"/>
+        </w:rPr>
+        <w:t xml:space="preserve">hace que</w:t>
+      </w:r>
+      <w:r>
+        <w:rPr>
+          <w:rFonts w:ascii="Times New Roman" w:hAnsi="Times New Roman"/>
+        </w:rPr>
+        <w:t xml:space="preserve"> </w:t>
+      </w:r>
+      <w:r>
+        <w:rPr>
+          <w:rFonts w:ascii="Times New Roman" w:hAnsi="Times New Roman"/>
+        </w:rPr>
+        <w:t xml:space="preserve">la lectura de peso 2 sea una función lineal de toda la distribución del sector (rango 10 en lugar de 5). No</w:t>
+      </w:r>
+      <w:r>
+        <w:rPr>
+          <w:rFonts w:ascii="Times New Roman" w:hAnsi="Times New Roman"/>
+        </w:rPr>
+        <w:t xml:space="preserve"> </w:t>
+      </w:r>
+      <w:r>
+        <w:rPr>
+          <w:rFonts w:ascii="Times New Roman" w:hAnsi="Times New Roman"/>
+        </w:rPr>
+        <w:t xml:space="preserve">ayudó:</w:t>
+      </w:r>
+      <w:r>
+        <w:rPr>
+          <w:rFonts w:ascii="Times New Roman" w:hAnsi="Times New Roman"/>
+        </w:rPr>
+        <w:t xml:space="preserve"> </w:t>
+      </w:r>
+      <m:oMath>
+        <m:r>
+          <m:rPr>
+            <m:sty m:val="p"/>
+          </m:rPr>
+          <m:t>−</m:t>
+        </m:r>
+        <m:r>
+          <m:t>0.6</m:t>
+        </m:r>
+      </m:oMath>
+      <w:r>
+        <w:rPr>
+          <w:rFonts w:ascii="Times New Roman" w:hAnsi="Times New Roman"/>
+        </w:rPr>
+        <w:t xml:space="preserve"> </w:t>
+      </w:r>
+      <m:oMath>
+        <m:d>
+          <m:dPr>
+            <m:begChr m:val="["/>
+            <m:endChr m:val="]"/>
+            <m:sepChr m:val=""/>
+            <m:grow/>
+          </m:dPr>
+          <m:e>
+            <m:r>
+              <m:rPr>
+                <m:sty m:val="p"/>
+              </m:rPr>
+              <m:t>−</m:t>
+            </m:r>
+            <m:r>
+              <m:t>1.5</m:t>
+            </m:r>
+            <m:r>
+              <m:rPr>
+                <m:sty m:val="p"/>
+              </m:rPr>
+              <m:t>,</m:t>
+            </m:r>
+            <m:r>
+              <m:t>0.4</m:t>
+            </m:r>
+          </m:e>
+        </m:d>
+      </m:oMath>
+      <w:r>
+        <w:rPr>
+          <w:rFonts w:ascii="Times New Roman" w:hAnsi="Times New Roman"/>
+        </w:rPr>
+        <w:t xml:space="preserve"> </w:t>
+      </w:r>
+      <w:r>
+        <w:rPr>
+          <w:rFonts w:ascii="Times New Roman" w:hAnsi="Times New Roman"/>
+        </w:rPr>
+        <w:t xml:space="preserve">puntos. Entrenado bajo T1 con 15 pesos de lectura, el modelo</w:t>
+      </w:r>
+      <w:r>
+        <w:rPr>
+          <w:rFonts w:ascii="Times New Roman" w:hAnsi="Times New Roman"/>
+        </w:rPr>
+        <w:t xml:space="preserve"> </w:t>
+      </w:r>
+      <w:r>
+        <w:rPr>
+          <w:iCs/>
+          <w:rFonts w:ascii="Times New Roman" w:hAnsi="Times New Roman"/>
+          <w:i/>
+        </w:rPr>
+        <w:t xml:space="preserve">sin</w:t>
+      </w:r>
+      <w:r>
+        <w:rPr>
+          <w:rFonts w:ascii="Times New Roman" w:hAnsi="Times New Roman"/>
+        </w:rPr>
+        <w:t xml:space="preserve"> </w:t>
+      </w:r>
+      <w:r>
+        <w:rPr>
+          <w:rFonts w:ascii="Times New Roman" w:hAnsi="Times New Roman"/>
+        </w:rPr>
+        <w:t xml:space="preserve">filtro fue</w:t>
+      </w:r>
+      <w:r>
+        <w:rPr>
+          <w:rFonts w:ascii="Times New Roman" w:hAnsi="Times New Roman"/>
+        </w:rPr>
+        <w:t xml:space="preserve"> </w:t>
+      </w:r>
+      <m:oMath>
+        <m:r>
+          <m:t>1.2</m:t>
+        </m:r>
+      </m:oMath>
+      <w:r>
+        <w:rPr>
+          <w:rFonts w:ascii="Times New Roman" w:hAnsi="Times New Roman"/>
+        </w:rPr>
+        <w:t xml:space="preserve"> </w:t>
+      </w:r>
+      <m:oMath>
+        <m:d>
+          <m:dPr>
+            <m:begChr m:val="["/>
+            <m:endChr m:val="]"/>
+            <m:sepChr m:val=""/>
+            <m:grow/>
+          </m:dPr>
+          <m:e>
+            <m:r>
+              <m:t>0.4</m:t>
+            </m:r>
+            <m:r>
+              <m:rPr>
+                <m:sty m:val="p"/>
+              </m:rPr>
+              <m:t>,</m:t>
+            </m:r>
+            <m:r>
+              <m:t>2.0</m:t>
+            </m:r>
+          </m:e>
+        </m:d>
+      </m:oMath>
+      <w:r>
+        <w:rPr>
+          <w:rFonts w:ascii="Times New Roman" w:hAnsi="Times New Roman"/>
+        </w:rPr>
+        <w:t xml:space="preserve"> </w:t>
+      </w:r>
+      <w:r>
+        <w:rPr>
+          <w:rFonts w:ascii="Times New Roman" w:hAnsi="Times New Roman"/>
+        </w:rPr>
+        <w:t xml:space="preserve">puntos mejor. Los disparos decaídos todavía informan dónde estaban las excitaciones, y el</w:t>
+      </w:r>
+      <w:r>
+        <w:rPr>
+          <w:rFonts w:ascii="Times New Roman" w:hAnsi="Times New Roman"/>
+        </w:rPr>
+        <w:t xml:space="preserve"> </w:t>
+      </w:r>
+      <w:r>
+        <w:rPr>
+          <w:rFonts w:ascii="Times New Roman" w:hAnsi="Times New Roman"/>
+        </w:rPr>
+        <w:t xml:space="preserve">filtro descarta esa información. El filtro sigue siendo exacto para esta lectura, y entrenando sin ruido</w:t>
+      </w:r>
+      <w:r>
+        <w:rPr>
+          <w:rFonts w:ascii="Times New Roman" w:hAnsi="Times New Roman"/>
+        </w:rPr>
+        <w:t xml:space="preserve"> </w:t>
+      </w:r>
+      <w:r>
+        <w:rPr>
+          <w:rFonts w:ascii="Times New Roman" w:hAnsi="Times New Roman"/>
+        </w:rPr>
+        <w:t xml:space="preserve">suma</w:t>
+      </w:r>
+      <w:r>
+        <w:rPr>
+          <w:rFonts w:ascii="Times New Roman" w:hAnsi="Times New Roman"/>
+        </w:rPr>
+        <w:t xml:space="preserve"> </w:t>
+      </w:r>
+      <m:oMath>
+        <m:r>
+          <m:rPr>
+            <m:sty m:val="p"/>
+          </m:rPr>
+          <m:t>+</m:t>
+        </m:r>
+        <m:r>
+          <m:t>14.9</m:t>
+        </m:r>
+      </m:oMath>
+      <w:r>
+        <w:rPr>
+          <w:rFonts w:ascii="Times New Roman" w:hAnsi="Times New Roman"/>
+        </w:rPr>
+        <w:t xml:space="preserve"> </w:t>
+      </w:r>
+      <w:r>
+        <w:rPr>
+          <w:rFonts w:ascii="Times New Roman" w:hAnsi="Times New Roman"/>
+        </w:rPr>
+        <w:t xml:space="preserve">puntos.</w:t>
+      </w:r>
+    </w:p>
+    <w:p>
+      <w:pPr>
+        <w:numPr>
+          <w:ilvl w:val="0"/>
+          <w:numId w:val="1003"/>
+        </w:numPr>
+      </w:pPr>
+      <w:r>
+        <w:rPr>
+          <w:iCs/>
+          <w:rFonts w:ascii="Times New Roman" w:hAnsi="Times New Roman"/>
+          <w:i/>
+        </w:rPr>
+        <w:t xml:space="preserve">Codificación.</w:t>
+      </w:r>
+      <w:r>
+        <w:rPr>
+          <w:rFonts w:ascii="Times New Roman" w:hAnsi="Times New Roman"/>
+        </w:rPr>
+        <w:t xml:space="preserve"> </w:t>
+      </w:r>
+      <w:r>
+        <w:rPr>
+          <w:rFonts w:ascii="Times New Roman" w:hAnsi="Times New Roman"/>
+        </w:rPr>
+        <w:t xml:space="preserve">La mejor forma cuadrática sin restricciones en las amplitudes de productos de</w:t>
+      </w:r>
+      <w:r>
+        <w:rPr>
+          <w:rFonts w:ascii="Times New Roman" w:hAnsi="Times New Roman"/>
+        </w:rPr>
+        <w:t xml:space="preserve"> </w:t>
+      </w:r>
+      <w:r>
+        <w:rPr>
+          <w:rFonts w:ascii="Times New Roman" w:hAnsi="Times New Roman"/>
+        </w:rPr>
+        <w:t xml:space="preserve">pares llega a 0.928,</w:t>
+      </w:r>
+      <w:r>
+        <w:rPr>
+          <w:rFonts w:ascii="Times New Roman" w:hAnsi="Times New Roman"/>
+        </w:rPr>
+        <w:t xml:space="preserve"> </w:t>
+      </w:r>
+      <m:oMath>
+        <m:r>
+          <m:t>2.4</m:t>
+        </m:r>
+      </m:oMath>
+      <w:r>
+        <w:rPr>
+          <w:rFonts w:ascii="Times New Roman" w:hAnsi="Times New Roman"/>
+        </w:rPr>
+        <w:t xml:space="preserve"> </w:t>
+      </w:r>
+      <m:oMath>
+        <m:d>
+          <m:dPr>
+            <m:begChr m:val="["/>
+            <m:endChr m:val="]"/>
+            <m:sepChr m:val=""/>
+            <m:grow/>
+          </m:dPr>
+          <m:e>
+            <m:r>
+              <m:t>1.7</m:t>
+            </m:r>
+            <m:r>
+              <m:rPr>
+                <m:sty m:val="p"/>
+              </m:rPr>
+              <m:t>,</m:t>
+            </m:r>
+            <m:r>
+              <m:t>3.0</m:t>
+            </m:r>
+          </m:e>
+        </m:d>
+      </m:oMath>
+      <w:r>
+        <w:rPr>
+          <w:rFonts w:ascii="Times New Roman" w:hAnsi="Times New Roman"/>
+        </w:rPr>
+        <w:t xml:space="preserve"> </w:t>
+      </w:r>
+      <w:r>
+        <w:rPr>
+          <w:rFonts w:ascii="Times New Roman" w:hAnsi="Times New Roman"/>
+        </w:rPr>
+        <w:t xml:space="preserve">puntos por debajo del mismo techo para las amplitudes unarias</w:t>
+      </w:r>
+      <w:r>
+        <w:rPr>
+          <w:rFonts w:ascii="Times New Roman" w:hAnsi="Times New Roman"/>
+        </w:rPr>
+        <w:t xml:space="preserve"> </w:t>
+      </w:r>
+      <w:r>
+        <w:rPr>
+          <w:rFonts w:ascii="Times New Roman" w:hAnsi="Times New Roman"/>
+        </w:rPr>
+        <w:t xml:space="preserve">(0.952). La normalización de los productos distorsiona los datos. Cargar los datos de peso 1 en cinco</w:t>
+      </w:r>
+      <w:r>
+        <w:rPr>
+          <w:rFonts w:ascii="Times New Roman" w:hAnsi="Times New Roman"/>
+        </w:rPr>
+        <w:t xml:space="preserve"> </w:t>
+      </w:r>
+      <w:r>
+        <w:rPr>
+          <w:rFonts w:ascii="Times New Roman" w:hAnsi="Times New Roman"/>
+        </w:rPr>
+        <w:t xml:space="preserve">estados de peso 2 (un</w:t>
+      </w:r>
+      <w:r>
+        <w:rPr>
+          <w:rFonts w:ascii="Times New Roman" w:hAnsi="Times New Roman"/>
+        </w:rPr>
+        <w:t xml:space="preserve"> </w:t>
+      </w:r>
+      <w:r>
+        <w:rPr>
+          <w:rFonts w:ascii="Times New Roman" w:hAnsi="Times New Roman"/>
+        </w:rPr>
+        <w:t xml:space="preserve">“</w:t>
+      </w:r>
+      <w:r>
+        <w:rPr>
+          <w:rFonts w:ascii="Times New Roman" w:hAnsi="Times New Roman"/>
+        </w:rPr>
+        <w:t xml:space="preserve">anillo</w:t>
+      </w:r>
+      <w:r>
+        <w:rPr>
+          <w:rFonts w:ascii="Times New Roman" w:hAnsi="Times New Roman"/>
+        </w:rPr>
+        <w:t xml:space="preserve">”</w:t>
+      </w:r>
+      <w:r>
+        <w:rPr>
+          <w:rFonts w:ascii="Times New Roman" w:hAnsi="Times New Roman"/>
+        </w:rPr>
+        <w:t xml:space="preserve"> </w:t>
+      </w:r>
+      <w:r>
+        <w:rPr>
+          <w:rFonts w:ascii="Times New Roman" w:hAnsi="Times New Roman"/>
+        </w:rPr>
+        <w:t xml:space="preserve">de pares</w:t>
+      </w:r>
+      <w:r>
+        <w:rPr>
+          <w:rFonts w:ascii="Times New Roman" w:hAnsi="Times New Roman"/>
+        </w:rPr>
+        <w:t xml:space="preserve"> </w:t>
+      </w:r>
+      <m:oMath>
+        <m:d>
+          <m:dPr>
+            <m:begChr m:val="("/>
+            <m:endChr m:val=")"/>
+            <m:sepChr m:val=""/>
+            <m:grow/>
+          </m:dPr>
+          <m:e>
+            <m:r>
+              <m:t>k</m:t>
+            </m:r>
+            <m:r>
+              <m:rPr>
+                <m:sty m:val="p"/>
+              </m:rPr>
+              <m:t>,</m:t>
+            </m:r>
+            <m:r>
+              <m:t>k</m:t>
+            </m:r>
+            <m:r>
+              <m:rPr>
+                <m:sty m:val="p"/>
+              </m:rPr>
+              <m:t>+</m:t>
+            </m:r>
+            <m:r>
+              <m:t>1</m:t>
+            </m:r>
+          </m:e>
+        </m:d>
+      </m:oMath>
+      <w:r>
+        <w:rPr>
+          <w:rFonts w:ascii="Times New Roman" w:hAnsi="Times New Roman"/>
+        </w:rPr>
+        <w:t xml:space="preserve">) da 0.943, a</w:t>
+      </w:r>
+      <w:r>
+        <w:rPr>
+          <w:rFonts w:ascii="Times New Roman" w:hAnsi="Times New Roman"/>
+        </w:rPr>
+        <w:t xml:space="preserve"> </w:t>
+      </w:r>
+      <m:oMath>
+        <m:r>
+          <m:t>1.0</m:t>
+        </m:r>
+      </m:oMath>
+      <w:r>
+        <w:rPr>
+          <w:rFonts w:ascii="Times New Roman" w:hAnsi="Times New Roman"/>
+        </w:rPr>
+        <w:t xml:space="preserve"> </w:t>
+      </w:r>
+      <w:r>
+        <w:rPr>
+          <w:rFonts w:ascii="Times New Roman" w:hAnsi="Times New Roman"/>
+        </w:rPr>
+        <w:t xml:space="preserve">punto del peso 1 y</w:t>
+      </w:r>
+      <w:r>
+        <w:rPr>
+          <w:rFonts w:ascii="Times New Roman" w:hAnsi="Times New Roman"/>
+        </w:rPr>
+        <w:t xml:space="preserve"> </w:t>
+      </w:r>
+      <m:oMath>
+        <m:r>
+          <m:t>2.3</m:t>
+        </m:r>
+      </m:oMath>
+      <w:r>
+        <w:rPr>
+          <w:rFonts w:ascii="Times New Roman" w:hAnsi="Times New Roman"/>
+        </w:rPr>
+        <w:t xml:space="preserve"> </w:t>
+      </w:r>
+      <m:oMath>
+        <m:d>
+          <m:dPr>
+            <m:begChr m:val="["/>
+            <m:endChr m:val="]"/>
+            <m:sepChr m:val=""/>
+            <m:grow/>
+          </m:dPr>
+          <m:e>
+            <m:r>
+              <m:t>0.7</m:t>
+            </m:r>
+            <m:r>
+              <m:rPr>
+                <m:sty m:val="p"/>
+              </m:rPr>
+              <m:t>,</m:t>
+            </m:r>
+            <m:r>
+              <m:t>3.9</m:t>
+            </m:r>
+          </m:e>
+        </m:d>
+      </m:oMath>
+      <w:r>
+        <w:rPr>
+          <w:rFonts w:ascii="Times New Roman" w:hAnsi="Times New Roman"/>
+        </w:rPr>
+        <w:t xml:space="preserve"> </w:t>
+      </w:r>
+      <w:r>
+        <w:rPr>
+          <w:rFonts w:ascii="Times New Roman" w:hAnsi="Times New Roman"/>
+        </w:rPr>
+        <w:t xml:space="preserve">puntos por encima de los pares. Con esta codificación la ganancia del filtro bajo T1 es la mayor vista,</w:t>
+      </w:r>
+      <w:r>
+        <w:rPr>
+          <w:rFonts w:ascii="Times New Roman" w:hAnsi="Times New Roman"/>
+        </w:rPr>
+        <w:t xml:space="preserve"> </w:t>
+      </w:r>
+      <m:oMath>
+        <m:r>
+          <m:rPr>
+            <m:sty m:val="p"/>
+          </m:rPr>
+          <m:t>+</m:t>
+        </m:r>
+        <m:r>
+          <m:t>23.9</m:t>
+        </m:r>
+      </m:oMath>
+      <w:r>
+        <w:rPr>
+          <w:rFonts w:ascii="Times New Roman" w:hAnsi="Times New Roman"/>
+        </w:rPr>
+        <w:t xml:space="preserve"> </w:t>
+      </w:r>
+      <w:r>
+        <w:rPr>
+          <w:rFonts w:ascii="Times New Roman" w:hAnsi="Times New Roman"/>
+        </w:rPr>
+        <w:t xml:space="preserve">puntos.</w:t>
+      </w:r>
+    </w:p>
+    <w:p>
+      <w:pPr>
+        <w:numPr>
+          <w:ilvl w:val="0"/>
+          <w:numId w:val="1003"/>
+        </w:numPr>
+      </w:pPr>
+      <w:r>
+        <w:rPr>
+          <w:iCs/>
+          <w:rFonts w:ascii="Times New Roman" w:hAnsi="Times New Roman"/>
+          <w:i/>
+        </w:rPr>
+        <w:t xml:space="preserve">Dispersión de T1.</w:t>
+      </w:r>
+      <w:r>
+        <w:rPr>
+          <w:rFonts w:ascii="Times New Roman" w:hAnsi="Times New Roman"/>
+        </w:rPr>
+        <w:t xml:space="preserve"> </w:t>
+      </w:r>
+      <w:r>
+        <w:rPr>
+          <w:rFonts w:ascii="Times New Roman" w:hAnsi="Times New Roman"/>
+        </w:rPr>
+        <w:t xml:space="preserve">Con</w:t>
+      </w:r>
+      <w:r>
+        <w:rPr>
+          <w:rFonts w:ascii="Times New Roman" w:hAnsi="Times New Roman"/>
+        </w:rPr>
+        <w:t xml:space="preserve"> </w:t>
+      </w:r>
+      <m:oMath>
+        <m:sSub>
+          <m:e>
+            <m:r>
+              <m:t>γ</m:t>
+            </m:r>
+          </m:e>
+          <m:sub>
+            <m:r>
+              <m:t>q</m:t>
+            </m:r>
+          </m:sub>
+        </m:sSub>
+        <m:r>
+          <m:rPr>
+            <m:sty m:val="p"/>
+          </m:rPr>
+          <m:t>=</m:t>
+        </m:r>
+        <m:r>
+          <m:t>0.08</m:t>
+        </m:r>
+        <m:d>
+          <m:dPr>
+            <m:begChr m:val="("/>
+            <m:endChr m:val=")"/>
+            <m:sepChr m:val=""/>
+            <m:grow/>
+          </m:dPr>
+          <m:e>
+            <m:r>
+              <m:t>1</m:t>
+            </m:r>
+            <m:r>
+              <m:rPr>
+                <m:sty m:val="p"/>
+              </m:rPr>
+              <m:t>+</m:t>
+            </m:r>
+            <m:r>
+              <m:t>s</m:t>
+            </m:r>
+            <m:r>
+              <m:t> </m:t>
+            </m:r>
+            <m:sSub>
+              <m:e>
+                <m:r>
+                  <m:t>u</m:t>
+                </m:r>
+              </m:e>
+              <m:sub>
+                <m:r>
+                  <m:t>q</m:t>
+                </m:r>
+              </m:sub>
+            </m:sSub>
+          </m:e>
+        </m:d>
+      </m:oMath>
+      <w:r>
+        <w:rPr>
+          <w:rFonts w:ascii="Times New Roman" w:hAnsi="Times New Roman"/>
+        </w:rPr>
+        <w:t xml:space="preserve"> </w:t>
+      </w:r>
+      <w:r>
+        <w:rPr>
+          <w:rFonts w:ascii="Times New Roman" w:hAnsi="Times New Roman"/>
+        </w:rPr>
+        <w:t xml:space="preserve">y</w:t>
+      </w:r>
+      <w:r>
+        <w:rPr>
+          <w:rFonts w:ascii="Times New Roman" w:hAnsi="Times New Roman"/>
+        </w:rPr>
+        <w:t xml:space="preserve"> </w:t>
+      </w:r>
+      <m:oMath>
+        <m:sSub>
+          <m:e>
+            <m:r>
+              <m:t>u</m:t>
+            </m:r>
+          </m:e>
+          <m:sub>
+            <m:r>
+              <m:t>q</m:t>
+            </m:r>
+          </m:sub>
+        </m:sSub>
+      </m:oMath>
+      <w:r>
+        <w:rPr>
+          <w:rFonts w:ascii="Times New Roman" w:hAnsi="Times New Roman"/>
+        </w:rPr>
+        <w:t xml:space="preserve"> </w:t>
+      </w:r>
+      <w:r>
+        <w:rPr>
+          <w:rFonts w:ascii="Times New Roman" w:hAnsi="Times New Roman"/>
+        </w:rPr>
+        <w:t xml:space="preserve">repartido en</w:t>
+      </w:r>
+      <w:r>
+        <w:rPr>
+          <w:rFonts w:ascii="Times New Roman" w:hAnsi="Times New Roman"/>
+        </w:rPr>
+        <w:t xml:space="preserve"> </w:t>
+      </w:r>
+      <m:oMath>
+        <m:d>
+          <m:dPr>
+            <m:begChr m:val="["/>
+            <m:endChr m:val="]"/>
+            <m:sepChr m:val=""/>
+            <m:grow/>
+          </m:dPr>
+          <m:e>
+            <m:r>
+              <m:rPr>
+                <m:sty m:val="p"/>
+              </m:rPr>
+              <m:t>−</m:t>
+            </m:r>
+            <m:r>
+              <m:t>1</m:t>
+            </m:r>
+            <m:r>
+              <m:rPr>
+                <m:sty m:val="p"/>
+              </m:rPr>
+              <m:t>,</m:t>
+            </m:r>
+            <m:r>
+              <m:t>1</m:t>
+            </m:r>
+          </m:e>
+        </m:d>
+      </m:oMath>
+      <w:r>
+        <w:rPr>
+          <w:rFonts w:ascii="Times New Roman" w:hAnsi="Times New Roman"/>
+        </w:rPr>
+        <w:t xml:space="preserve">, la pérdida del</w:t>
+      </w:r>
+      <w:r>
+        <w:rPr>
+          <w:rFonts w:ascii="Times New Roman" w:hAnsi="Times New Roman"/>
+        </w:rPr>
+        <w:t xml:space="preserve"> </w:t>
+      </w:r>
+      <w:r>
+        <w:rPr>
+          <w:rFonts w:ascii="Times New Roman" w:hAnsi="Times New Roman"/>
+        </w:rPr>
+        <w:t xml:space="preserve">filtro fue de</w:t>
+      </w:r>
+      <w:r>
+        <w:rPr>
+          <w:rFonts w:ascii="Times New Roman" w:hAnsi="Times New Roman"/>
+        </w:rPr>
+        <w:t xml:space="preserve"> </w:t>
+      </w:r>
+      <m:oMath>
+        <m:r>
+          <m:t>0.3</m:t>
+        </m:r>
+      </m:oMath>
+      <w:r>
+        <w:rPr>
+          <w:rFonts w:ascii="Times New Roman" w:hAnsi="Times New Roman"/>
+        </w:rPr>
+        <w:t xml:space="preserve">/</w:t>
+      </w:r>
+      <m:oMath>
+        <m:r>
+          <m:t>0.2</m:t>
+        </m:r>
+      </m:oMath>
+      <w:r>
+        <w:rPr>
+          <w:rFonts w:ascii="Times New Roman" w:hAnsi="Times New Roman"/>
+        </w:rPr>
+        <w:t xml:space="preserve"> </w:t>
+      </w:r>
+      <w:r>
+        <w:rPr>
+          <w:rFonts w:ascii="Times New Roman" w:hAnsi="Times New Roman"/>
+        </w:rPr>
+        <w:t xml:space="preserve">puntos (peso 1/2) con</w:t>
+      </w:r>
+      <w:r>
+        <w:rPr>
+          <w:rFonts w:ascii="Times New Roman" w:hAnsi="Times New Roman"/>
+        </w:rPr>
+        <w:t xml:space="preserve"> </w:t>
+      </w:r>
+      <m:oMath>
+        <m:r>
+          <m:t>s</m:t>
+        </m:r>
+        <m:r>
+          <m:rPr>
+            <m:sty m:val="p"/>
+          </m:rPr>
+          <m:t>=</m:t>
+        </m:r>
+        <m:r>
+          <m:t>0.5</m:t>
+        </m:r>
+      </m:oMath>
+      <w:r>
+        <w:rPr>
+          <w:rFonts w:ascii="Times New Roman" w:hAnsi="Times New Roman"/>
+        </w:rPr>
+        <w:t xml:space="preserve"> </w:t>
+      </w:r>
+      <w:r>
+        <w:rPr>
+          <w:rFonts w:ascii="Times New Roman" w:hAnsi="Times New Roman"/>
+        </w:rPr>
+        <w:t xml:space="preserve">y</w:t>
+      </w:r>
+      <w:r>
+        <w:rPr>
+          <w:rFonts w:ascii="Times New Roman" w:hAnsi="Times New Roman"/>
+        </w:rPr>
+        <w:t xml:space="preserve"> </w:t>
+      </w:r>
+      <m:oMath>
+        <m:r>
+          <m:t>1.4</m:t>
+        </m:r>
+      </m:oMath>
+      <w:r>
+        <w:rPr>
+          <w:rFonts w:ascii="Times New Roman" w:hAnsi="Times New Roman"/>
+        </w:rPr>
+        <w:t xml:space="preserve">/</w:t>
+      </w:r>
+      <m:oMath>
+        <m:r>
+          <m:t>1.3</m:t>
+        </m:r>
+      </m:oMath>
+      <w:r>
+        <w:rPr>
+          <w:rFonts w:ascii="Times New Roman" w:hAnsi="Times New Roman"/>
+        </w:rPr>
+        <w:t xml:space="preserve"> </w:t>
+      </w:r>
+      <w:r>
+        <w:rPr>
+          <w:rFonts w:ascii="Times New Roman" w:hAnsi="Times New Roman"/>
+        </w:rPr>
+        <w:t xml:space="preserve">con</w:t>
+      </w:r>
+      <w:r>
+        <w:rPr>
+          <w:rFonts w:ascii="Times New Roman" w:hAnsi="Times New Roman"/>
+        </w:rPr>
+        <w:t xml:space="preserve"> </w:t>
+      </w:r>
+      <m:oMath>
+        <m:r>
+          <m:t>s</m:t>
+        </m:r>
+        <m:r>
+          <m:rPr>
+            <m:sty m:val="p"/>
+          </m:rPr>
+          <m:t>=</m:t>
+        </m:r>
+        <m:r>
+          <m:t>1</m:t>
+        </m:r>
+      </m:oMath>
+      <w:r>
+        <w:rPr>
+          <w:rFonts w:ascii="Times New Roman" w:hAnsi="Times New Roman"/>
+        </w:rPr>
+        <w:t xml:space="preserve">. El filtro solo mantiene la</w:t>
+      </w:r>
+      <w:r>
+        <w:rPr>
+          <w:rFonts w:ascii="Times New Roman" w:hAnsi="Times New Roman"/>
+        </w:rPr>
+        <w:t xml:space="preserve"> </w:t>
+      </w:r>
+      <w:r>
+        <w:rPr>
+          <w:rFonts w:ascii="Times New Roman" w:hAnsi="Times New Roman"/>
+        </w:rPr>
+        <w:t xml:space="preserve">pérdida por debajo de un punto hasta</w:t>
+      </w:r>
+      <w:r>
+        <w:rPr>
+          <w:rFonts w:ascii="Times New Roman" w:hAnsi="Times New Roman"/>
+        </w:rPr>
+        <w:t xml:space="preserve"> </w:t>
+      </w:r>
+      <m:oMath>
+        <m:r>
+          <m:t>s</m:t>
+        </m:r>
+        <m:r>
+          <m:rPr>
+            <m:sty m:val="p"/>
+          </m:rPr>
+          <m:t>≈</m:t>
+        </m:r>
+        <m:r>
+          <m:t>0.8</m:t>
+        </m:r>
+      </m:oMath>
+      <w:r>
+        <w:rPr>
+          <w:rFonts w:ascii="Times New Roman" w:hAnsi="Times New Roman"/>
+        </w:rPr>
+        <w:t xml:space="preserve">, es decir, una dispersión de</w:t>
+      </w:r>
+      <w:r>
+        <w:rPr>
+          <w:rFonts w:ascii="Times New Roman" w:hAnsi="Times New Roman"/>
+        </w:rPr>
+        <w:t xml:space="preserve"> </w:t>
+      </w:r>
+      <m:oMath>
+        <m:r>
+          <m:rPr>
+            <m:sty m:val="p"/>
+          </m:rPr>
+          <m:t>±</m:t>
+        </m:r>
+        <m:r>
+          <m:t>80</m:t>
+        </m:r>
+        <m:r>
+          <m:t> </m:t>
+        </m:r>
+        <m:r>
+          <m:rPr>
+            <m:sty m:val="p"/>
+          </m:rPr>
+          <m:t>%</m:t>
+        </m:r>
+      </m:oMath>
+      <w:r>
+        <w:rPr>
+          <w:rFonts w:ascii="Times New Roman" w:hAnsi="Times New Roman"/>
+        </w:rPr>
+        <w:t xml:space="preserve"> </w:t>
+      </w:r>
+      <w:r>
+        <w:rPr>
+          <w:rFonts w:ascii="Times New Roman" w:hAnsi="Times New Roman"/>
+        </w:rPr>
+        <w:t xml:space="preserve">de las tasas</w:t>
+      </w:r>
+      <w:r>
+        <w:rPr>
+          <w:rFonts w:ascii="Times New Roman" w:hAnsi="Times New Roman"/>
+        </w:rPr>
+        <w:t xml:space="preserve"> </w:t>
+      </w:r>
+      <m:oMath>
+        <m:r>
+          <m:t>1</m:t>
+        </m:r>
+        <m:r>
+          <m:rPr>
+            <m:sty m:val="p"/>
+          </m:rPr>
+          <m:t>/</m:t>
+        </m:r>
+        <m:sSub>
+          <m:e>
+            <m:r>
+              <m:t>T</m:t>
+            </m:r>
+          </m:e>
+          <m:sub>
+            <m:r>
+              <m:t>1</m:t>
+            </m:r>
+          </m:sub>
+        </m:sSub>
+      </m:oMath>
+      <w:r>
+        <w:rPr>
+          <w:rFonts w:ascii="Times New Roman" w:hAnsi="Times New Roman"/>
+        </w:rPr>
+        <w:t xml:space="preserve"> </w:t>
+      </w:r>
+      <w:r>
+        <w:rPr>
+          <w:rFonts w:ascii="Times New Roman" w:hAnsi="Times New Roman"/>
+        </w:rPr>
+        <w:t xml:space="preserve">alrededor de su media.</w:t>
+      </w:r>
+    </w:p>
+    <w:bookmarkEnd w:id="35"/>
+    <w:bookmarkStart w:id="36" w:name="modelos-de-ruido-de-equipos."/>
+    <w:p>
+      <w:pPr>
+        <w:pStyle w:val="Heading4"/>
+      </w:pPr>
+      <w:r>
+        <w:rPr>
+          <w:rFonts w:ascii="Times New Roman" w:hAnsi="Times New Roman"/>
+        </w:rPr>
+        <w:t xml:space="preserve">Modelos de ruido de equipos.</w:t>
       </w:r>
     </w:p>
     <w:p>
@@ -7924,19 +10122,19 @@
         <w:rPr>
           <w:rFonts w:ascii="Times New Roman" w:hAnsi="Times New Roman"/>
         </w:rPr>
-        <w:t xml:space="preserve">La diferencia que hace el filtro depende de cómo se entrenó la red. Entrenada en simulador y ejecutada con</w:t>
-      </w:r>
-      <w:r>
-        <w:rPr>
-          <w:rFonts w:ascii="Times New Roman" w:hAnsi="Times New Roman"/>
-        </w:rPr>
-        <w:t xml:space="preserve"> </w:t>
-      </w:r>
-      <w:r>
-        <w:rPr>
-          <w:rFonts w:ascii="Times New Roman" w:hAnsi="Times New Roman"/>
-        </w:rPr>
-        <w:t xml:space="preserve">relajación, el filtro es decisivo. Su efecto crece con el peso, porque un estado de peso</w:t>
+        <w:t xml:space="preserve">El modelo de peso 1 se compiló a Qiskit: una cascada de 4 compuertas</w:t>
+      </w:r>
+      <w:r>
+        <w:rPr>
+          <w:rFonts w:ascii="Times New Roman" w:hAnsi="Times New Roman"/>
+        </w:rPr>
+        <w:t xml:space="preserve"> </w:t>
+      </w:r>
+      <w:r>
+        <w:rPr>
+          <w:rFonts w:ascii="Times New Roman" w:hAnsi="Times New Roman"/>
+        </w:rPr>
+        <w:t xml:space="preserve">RBS carga las amplitudes unarias con signo, y siguen las 15 RBS entrenadas; el circuito coincide con el modelo a</w:t>
       </w:r>
       <w:r>
         <w:rPr>
@@ -7945,21 +10143,78 @@
         <w:t xml:space="preserve"> </w:t>
       </w:r>
       <m:oMath>
-        <m:r>
-          <m:t>k</m:t>
-        </m:r>
+        <m:sSup>
+          <m:e>
+            <m:r>
+              <m:t>10</m:t>
+            </m:r>
+          </m:e>
+          <m:sup>
+            <m:r>
+              <m:rPr>
+                <m:sty m:val="p"/>
+              </m:rPr>
+              <m:t>−</m:t>
+            </m:r>
+            <m:r>
+              <m:t>16</m:t>
+            </m:r>
+          </m:sup>
+        </m:sSup>
       </m:oMath>
       <w:r>
         <w:rPr>
           <w:rFonts w:ascii="Times New Roman" w:hAnsi="Times New Roman"/>
         </w:rPr>
-        <w:t xml:space="preserve"> </w:t>
-      </w:r>
-      <w:r>
-        <w:rPr>
-          <w:rFonts w:ascii="Times New Roman" w:hAnsi="Times New Roman"/>
-        </w:rPr>
-        <w:t xml:space="preserve">decae</w:t>
+        <w:t xml:space="preserve">. Se corrió con 30 entradas de prueba de iris y 1000 disparos cada una, leídas con y sin filtro de</w:t>
+      </w:r>
+      <w:r>
+        <w:rPr>
+          <w:rFonts w:ascii="Times New Roman" w:hAnsi="Times New Roman"/>
+        </w:rPr>
+        <w:t xml:space="preserve"> </w:t>
+      </w:r>
+      <w:r>
+        <w:rPr>
+          <w:rFonts w:ascii="Times New Roman" w:hAnsi="Times New Roman"/>
+        </w:rPr>
+        <w:t xml:space="preserve">los mismos disparos. Los modelos de ruido fueron los de tres equipos de IBM (backends simulados con su</w:t>
+      </w:r>
+      <w:r>
+        <w:rPr>
+          <w:rFonts w:ascii="Times New Roman" w:hAnsi="Times New Roman"/>
+        </w:rPr>
+        <w:t xml:space="preserve"> </w:t>
+      </w:r>
+      <w:r>
+        <w:rPr>
+          <w:rFonts w:ascii="Times New Roman" w:hAnsi="Times New Roman"/>
+        </w:rPr>
+        <w:t xml:space="preserve">calibración, en Aer) y el simulador en la nube de IonQ con los modelos de ruido Aria-1 y Forte-1. En los cinco</w:t>
+      </w:r>
+      <w:r>
+        <w:rPr>
+          <w:rFonts w:ascii="Times New Roman" w:hAnsi="Times New Roman"/>
+        </w:rPr>
+        <w:t xml:space="preserve"> </w:t>
+      </w:r>
+      <w:r>
+        <w:rPr>
+          <w:rFonts w:ascii="Times New Roman" w:hAnsi="Times New Roman"/>
+        </w:rPr>
+        <w:t xml:space="preserve">la precisión fue 0.933 con y sin filtro, igual a la precisión sin ruido: los márgenes de este modelo son</w:t>
+      </w:r>
+      <w:r>
+        <w:rPr>
+          <w:rFonts w:ascii="Times New Roman" w:hAnsi="Times New Roman"/>
+        </w:rPr>
+        <w:t xml:space="preserve"> </w:t>
+      </w:r>
+      <w:r>
+        <w:rPr>
+          <w:rFonts w:ascii="Times New Roman" w:hAnsi="Times New Roman"/>
+        </w:rPr>
+        <w:t xml:space="preserve">amplios. El error del</w:t>
       </w:r>
       <w:r>
         <w:rPr>
@@ -7969,8 +10224,20 @@
       </w:r>
       <m:oMath>
         <m:r>
-          <m:t>k</m:t>
-        </m:r>
+          <m:t>q</m:t>
+        </m:r>
+        <m:sSub>
+          <m:e>
+            <m:r>
+              <m:t>g</m:t>
+            </m:r>
+          </m:e>
+          <m:sub>
+            <m:r>
+              <m:t>Z</m:t>
+            </m:r>
+          </m:sub>
+        </m:sSub>
       </m:oMath>
       <w:r>
         <w:rPr>
@@ -7982,91 +10249,79 @@
         <w:rPr>
           <w:rFonts w:ascii="Times New Roman" w:hAnsi="Times New Roman"/>
         </w:rPr>
-        <w:t xml:space="preserve">veces más</w:t>
-      </w:r>
-      <w:r>
-        <w:rPr>
-          <w:rFonts w:ascii="Times New Roman" w:hAnsi="Times New Roman"/>
-        </w:rPr>
-        <w:t xml:space="preserve"> </w:t>
-      </w:r>
-      <w:r>
-        <w:rPr>
-          <w:rFonts w:ascii="Times New Roman" w:hAnsi="Times New Roman"/>
-        </w:rPr>
-        <w:t xml:space="preserve">rápido. Entrenada con un modelo de ruido calibrado, una red sin filtro aprende el decaimiento, y el filtro no</w:t>
-      </w:r>
-      <w:r>
-        <w:rPr>
-          <w:rFonts w:ascii="Times New Roman" w:hAnsi="Times New Roman"/>
-        </w:rPr>
-        <w:t xml:space="preserve"> </w:t>
-      </w:r>
-      <w:r>
-        <w:rPr>
-          <w:rFonts w:ascii="Times New Roman" w:hAnsi="Times New Roman"/>
-        </w:rPr>
-        <w:t xml:space="preserve">agrega nada medible. Lo que aporta el filtro es, por lo tanto, de procedimiento y no una ganancia de precisión</w:t>
-      </w:r>
-      <w:r>
-        <w:rPr>
-          <w:rFonts w:ascii="Times New Roman" w:hAnsi="Times New Roman"/>
-        </w:rPr>
-        <w:t xml:space="preserve"> </w:t>
-      </w:r>
-      <w:r>
-        <w:rPr>
-          <w:rFonts w:ascii="Times New Roman" w:hAnsi="Times New Roman"/>
-        </w:rPr>
-        <w:t xml:space="preserve">sobre la mejor alternativa. Con T1 igual hace exactamente válido el entrenamiento sin ruido, sin modelo de ruido</w:t>
-      </w:r>
-      <w:r>
-        <w:rPr>
-          <w:rFonts w:ascii="Times New Roman" w:hAnsi="Times New Roman"/>
-        </w:rPr>
-        <w:t xml:space="preserve"> </w:t>
-      </w:r>
-      <w:r>
-        <w:rPr>
-          <w:rFonts w:ascii="Times New Roman" w:hAnsi="Times New Roman"/>
-        </w:rPr>
-        <w:t xml:space="preserve">ni corridas de entrenamiento con ruido, y su costo (los disparos descartados) se conoce antes de ejecutar. El T1</w:t>
-      </w:r>
-      <w:r>
-        <w:rPr>
-          <w:rFonts w:ascii="Times New Roman" w:hAnsi="Times New Roman"/>
-        </w:rPr>
-        <w:t xml:space="preserve"> </w:t>
-      </w:r>
-      <w:r>
-        <w:rPr>
-          <w:rFonts w:ascii="Times New Roman" w:hAnsi="Times New Roman"/>
-        </w:rPr>
-        <w:t xml:space="preserve">desigual y el desfase no se corrigen. En hardware con mucha dispersión de T1 o desfase fuerte, el filtro</w:t>
-      </w:r>
-      <w:r>
-        <w:rPr>
-          <w:rFonts w:ascii="Times New Roman" w:hAnsi="Times New Roman"/>
-        </w:rPr>
-        <w:t xml:space="preserve"> </w:t>
-      </w:r>
-      <w:r>
-        <w:rPr>
-          <w:rFonts w:ascii="Times New Roman" w:hAnsi="Times New Roman"/>
-        </w:rPr>
-        <w:t xml:space="preserve">complementa un modelo de ruido y no lo reemplaza.</w:t>
+        <w:t xml:space="preserve">medido bajó de 0.138–0.206 sin filtro a 0.040–0.072 con filtro (entre</w:t>
+      </w:r>
+      <w:r>
+        <w:rPr>
+          <w:rFonts w:ascii="Times New Roman" w:hAnsi="Times New Roman"/>
+        </w:rPr>
+        <w:t xml:space="preserve"> </w:t>
+      </w:r>
+      <m:oMath>
+        <m:r>
+          <m:t>2.9</m:t>
+        </m:r>
+      </m:oMath>
+      <w:r>
+        <w:rPr>
+          <w:rFonts w:ascii="Times New Roman" w:hAnsi="Times New Roman"/>
+        </w:rPr>
+        <w:t xml:space="preserve"> </w:t>
+      </w:r>
+      <w:r>
+        <w:rPr>
+          <w:rFonts w:ascii="Times New Roman" w:hAnsi="Times New Roman"/>
+        </w:rPr>
+        <w:t xml:space="preserve">y</w:t>
+      </w:r>
+      <w:r>
+        <w:rPr>
+          <w:rFonts w:ascii="Times New Roman" w:hAnsi="Times New Roman"/>
+        </w:rPr>
+        <w:t xml:space="preserve"> </w:t>
+      </w:r>
+      <m:oMath>
+        <m:r>
+          <m:t>3.6</m:t>
+        </m:r>
+      </m:oMath>
+      <w:r>
+        <w:rPr>
+          <w:rFonts w:ascii="Times New Roman" w:hAnsi="Times New Roman"/>
+        </w:rPr>
+        <w:t xml:space="preserve"> </w:t>
+      </w:r>
+      <w:r>
+        <w:rPr>
+          <w:rFonts w:ascii="Times New Roman" w:hAnsi="Times New Roman"/>
+        </w:rPr>
+        <w:t xml:space="preserve">veces), conservando el 69–74 % de los disparos. Son modelos de ruido, no equipos; las corridas en</w:t>
+      </w:r>
+      <w:r>
+        <w:rPr>
+          <w:rFonts w:ascii="Times New Roman" w:hAnsi="Times New Roman"/>
+        </w:rPr>
+        <w:t xml:space="preserve"> </w:t>
+      </w:r>
+      <w:r>
+        <w:rPr>
+          <w:rFonts w:ascii="Times New Roman" w:hAnsi="Times New Roman"/>
+        </w:rPr>
+        <w:t xml:space="preserve">hardware están preparadas, con confirmación de costo, y pendientes.</w:t>
       </w:r>
     </w:p>
-    <w:bookmarkStart w:id="36" w:name="limitaciones."/>
+    <w:bookmarkEnd w:id="36"/>
+    <w:bookmarkEnd w:id="37"/>
+    <w:bookmarkStart w:id="39" w:name="discusión"/>
     <w:p>
       <w:pPr>
-        <w:pStyle w:val="Heading4"/>
+        <w:pStyle w:val="Heading1"/>
       </w:pPr>
       <w:r>
         <w:rPr>
           <w:rFonts w:ascii="Times New Roman" w:hAnsi="Times New Roman"/>
         </w:rPr>
-        <w:t xml:space="preserve">Limitaciones.</w:t>
+        <w:t xml:space="preserve">Discusión</w:t>
       </w:r>
     </w:p>
     <w:p>
@@ -8077,57 +10332,276 @@
         <w:rPr>
           <w:rFonts w:ascii="Times New Roman" w:hAnsi="Times New Roman"/>
         </w:rPr>
-        <w:t xml:space="preserve">Todo el ruido es simulado. Hay una arquitectura por peso, cinco qubits y conjuntos</w:t>
-      </w:r>
-      <w:r>
-        <w:rPr>
-          <w:rFonts w:ascii="Times New Roman" w:hAnsi="Times New Roman"/>
-        </w:rPr>
-        <w:t xml:space="preserve"> </w:t>
-      </w:r>
-      <w:r>
-        <w:rPr>
-          <w:rFonts w:ascii="Times New Roman" w:hAnsi="Times New Roman"/>
-        </w:rPr>
-        <w:t xml:space="preserve">pequeños en los que una muestra de prueba vale 2–3 puntos. La codificación de peso 2 es una elección entre</w:t>
-      </w:r>
-      <w:r>
-        <w:rPr>
-          <w:rFonts w:ascii="Times New Roman" w:hAnsi="Times New Roman"/>
-        </w:rPr>
-        <w:t xml:space="preserve"> </w:t>
-      </w:r>
-      <w:r>
-        <w:rPr>
-          <w:rFonts w:ascii="Times New Roman" w:hAnsi="Times New Roman"/>
-        </w:rPr>
-        <w:t xml:space="preserve">muchas, y no aprovechó bien el sector más grande. No se afirma ventaja cuántica: estas redes son simulables</w:t>
-      </w:r>
-      <w:r>
-        <w:rPr>
-          <w:rFonts w:ascii="Times New Roman" w:hAnsi="Times New Roman"/>
-        </w:rPr>
-        <w:t xml:space="preserve"> </w:t>
-      </w:r>
-      <w:r>
-        <w:rPr>
-          <w:rFonts w:ascii="Times New Roman" w:hAnsi="Times New Roman"/>
-        </w:rPr>
-        <w:t xml:space="preserve">clásicamente. Una corrida en hardware con el filtro es la siguiente prueba natural.</w:t>
+        <w:t xml:space="preserve">La diferencia que hace el filtro depende de cómo se entrenó la red. Entrenada en simulador y ejecutada con</w:t>
+      </w:r>
+      <w:r>
+        <w:rPr>
+          <w:rFonts w:ascii="Times New Roman" w:hAnsi="Times New Roman"/>
+        </w:rPr>
+        <w:t xml:space="preserve"> </w:t>
+      </w:r>
+      <w:r>
+        <w:rPr>
+          <w:rFonts w:ascii="Times New Roman" w:hAnsi="Times New Roman"/>
+        </w:rPr>
+        <w:t xml:space="preserve">relajación, el filtro es decisivo. Su efecto crece con el peso, porque un estado de peso</w:t>
+      </w:r>
+      <w:r>
+        <w:rPr>
+          <w:rFonts w:ascii="Times New Roman" w:hAnsi="Times New Roman"/>
+        </w:rPr>
+        <w:t xml:space="preserve"> </w:t>
+      </w:r>
+      <m:oMath>
+        <m:r>
+          <m:t>k</m:t>
+        </m:r>
+      </m:oMath>
+      <w:r>
+        <w:rPr>
+          <w:rFonts w:ascii="Times New Roman" w:hAnsi="Times New Roman"/>
+        </w:rPr>
+        <w:t xml:space="preserve"> </w:t>
+      </w:r>
+      <w:r>
+        <w:rPr>
+          <w:rFonts w:ascii="Times New Roman" w:hAnsi="Times New Roman"/>
+        </w:rPr>
+        <w:t xml:space="preserve">decae</w:t>
+      </w:r>
+      <w:r>
+        <w:rPr>
+          <w:rFonts w:ascii="Times New Roman" w:hAnsi="Times New Roman"/>
+        </w:rPr>
+        <w:t xml:space="preserve"> </w:t>
+      </w:r>
+      <m:oMath>
+        <m:r>
+          <m:t>k</m:t>
+        </m:r>
+      </m:oMath>
+      <w:r>
+        <w:rPr>
+          <w:rFonts w:ascii="Times New Roman" w:hAnsi="Times New Roman"/>
+        </w:rPr>
+        <w:t xml:space="preserve"> </w:t>
+      </w:r>
+      <w:r>
+        <w:rPr>
+          <w:rFonts w:ascii="Times New Roman" w:hAnsi="Times New Roman"/>
+        </w:rPr>
+        <w:t xml:space="preserve">veces más</w:t>
+      </w:r>
+      <w:r>
+        <w:rPr>
+          <w:rFonts w:ascii="Times New Roman" w:hAnsi="Times New Roman"/>
+        </w:rPr>
+        <w:t xml:space="preserve"> </w:t>
+      </w:r>
+      <w:r>
+        <w:rPr>
+          <w:rFonts w:ascii="Times New Roman" w:hAnsi="Times New Roman"/>
+        </w:rPr>
+        <w:t xml:space="preserve">rápido. Entrenada con un modelo de ruido calibrado, una red sin filtro aprende el decaimiento, y el filtro no</w:t>
+      </w:r>
+      <w:r>
+        <w:rPr>
+          <w:rFonts w:ascii="Times New Roman" w:hAnsi="Times New Roman"/>
+        </w:rPr>
+        <w:t xml:space="preserve"> </w:t>
+      </w:r>
+      <w:r>
+        <w:rPr>
+          <w:rFonts w:ascii="Times New Roman" w:hAnsi="Times New Roman"/>
+        </w:rPr>
+        <w:t xml:space="preserve">agrega nada medible. Lo que aporta el filtro es, por lo tanto, de procedimiento y no una ganancia de precisión</w:t>
+      </w:r>
+      <w:r>
+        <w:rPr>
+          <w:rFonts w:ascii="Times New Roman" w:hAnsi="Times New Roman"/>
+        </w:rPr>
+        <w:t xml:space="preserve"> </w:t>
+      </w:r>
+      <w:r>
+        <w:rPr>
+          <w:rFonts w:ascii="Times New Roman" w:hAnsi="Times New Roman"/>
+        </w:rPr>
+        <w:t xml:space="preserve">sobre la mejor alternativa. Con T1 igual hace exactamente válido el entrenamiento sin ruido, sin modelo de ruido</w:t>
+      </w:r>
+      <w:r>
+        <w:rPr>
+          <w:rFonts w:ascii="Times New Roman" w:hAnsi="Times New Roman"/>
+        </w:rPr>
+        <w:t xml:space="preserve"> </w:t>
+      </w:r>
+      <w:r>
+        <w:rPr>
+          <w:rFonts w:ascii="Times New Roman" w:hAnsi="Times New Roman"/>
+        </w:rPr>
+        <w:t xml:space="preserve">ni corridas de entrenamiento con ruido, y su costo (los disparos descartados) se conoce antes de ejecutar. El T1</w:t>
+      </w:r>
+      <w:r>
+        <w:rPr>
+          <w:rFonts w:ascii="Times New Roman" w:hAnsi="Times New Roman"/>
+        </w:rPr>
+        <w:t xml:space="preserve"> </w:t>
+      </w:r>
+      <w:r>
+        <w:rPr>
+          <w:rFonts w:ascii="Times New Roman" w:hAnsi="Times New Roman"/>
+        </w:rPr>
+        <w:t xml:space="preserve">desigual y el desfase no se corrigen. En hardware con mucha dispersión de T1 o desfase fuerte, el filtro</w:t>
+      </w:r>
+      <w:r>
+        <w:rPr>
+          <w:rFonts w:ascii="Times New Roman" w:hAnsi="Times New Roman"/>
+        </w:rPr>
+        <w:t xml:space="preserve"> </w:t>
+      </w:r>
+      <w:r>
+        <w:rPr>
+          <w:rFonts w:ascii="Times New Roman" w:hAnsi="Times New Roman"/>
+        </w:rPr>
+        <w:t xml:space="preserve">complementa un modelo de ruido y no lo reemplaza. De los estudios anteriores salen dos reglas prácticas.</w:t>
+      </w:r>
+      <w:r>
+        <w:rPr>
+          <w:rFonts w:ascii="Times New Roman" w:hAnsi="Times New Roman"/>
+        </w:rPr>
+        <w:t xml:space="preserve"> </w:t>
+      </w:r>
+      <w:r>
+        <w:rPr>
+          <w:rFonts w:ascii="Times New Roman" w:hAnsi="Times New Roman"/>
+        </w:rPr>
+        <w:t xml:space="preserve">Hasta una dispersión de</w:t>
+      </w:r>
+      <w:r>
+        <w:rPr>
+          <w:rFonts w:ascii="Times New Roman" w:hAnsi="Times New Roman"/>
+        </w:rPr>
+        <w:t xml:space="preserve"> </w:t>
+      </w:r>
+      <m:oMath>
+        <m:r>
+          <m:rPr>
+            <m:sty m:val="p"/>
+          </m:rPr>
+          <m:t>±</m:t>
+        </m:r>
+        <m:r>
+          <m:t>80</m:t>
+        </m:r>
+        <m:r>
+          <m:t> </m:t>
+        </m:r>
+        <m:r>
+          <m:rPr>
+            <m:sty m:val="p"/>
+          </m:rPr>
+          <m:t>%</m:t>
+        </m:r>
+      </m:oMath>
+      <w:r>
+        <w:rPr>
+          <w:rFonts w:ascii="Times New Roman" w:hAnsi="Times New Roman"/>
+        </w:rPr>
+        <w:t xml:space="preserve"> </w:t>
+      </w:r>
+      <w:r>
+        <w:rPr>
+          <w:rFonts w:ascii="Times New Roman" w:hAnsi="Times New Roman"/>
+        </w:rPr>
+        <w:t xml:space="preserve">de</w:t>
+      </w:r>
+      <w:r>
+        <w:rPr>
+          <w:rFonts w:ascii="Times New Roman" w:hAnsi="Times New Roman"/>
+        </w:rPr>
+        <w:t xml:space="preserve"> </w:t>
+      </w:r>
+      <m:oMath>
+        <m:r>
+          <m:t>1</m:t>
+        </m:r>
+        <m:r>
+          <m:rPr>
+            <m:sty m:val="p"/>
+          </m:rPr>
+          <m:t>/</m:t>
+        </m:r>
+        <m:sSub>
+          <m:e>
+            <m:r>
+              <m:t>T</m:t>
+            </m:r>
+          </m:e>
+          <m:sub>
+            <m:r>
+              <m:t>1</m:t>
+            </m:r>
+          </m:sub>
+        </m:sSub>
+      </m:oMath>
+      <w:r>
+        <w:rPr>
+          <w:rFonts w:ascii="Times New Roman" w:hAnsi="Times New Roman"/>
+        </w:rPr>
+        <w:t xml:space="preserve"> </w:t>
+      </w:r>
+      <w:r>
+        <w:rPr>
+          <w:rFonts w:ascii="Times New Roman" w:hAnsi="Times New Roman"/>
+        </w:rPr>
+        <w:t xml:space="preserve">entre qubits, una red entrenada en simulador puede ejecutarse</w:t>
+      </w:r>
+      <w:r>
+        <w:rPr>
+          <w:rFonts w:ascii="Times New Roman" w:hAnsi="Times New Roman"/>
+        </w:rPr>
+        <w:t xml:space="preserve"> </w:t>
+      </w:r>
+      <w:r>
+        <w:rPr>
+          <w:rFonts w:ascii="Times New Roman" w:hAnsi="Times New Roman"/>
+        </w:rPr>
+        <w:t xml:space="preserve">solo con el filtro, perdiendo menos de un punto. Si en cambio la red se entrena con el ruido calibrado, y</w:t>
+      </w:r>
+      <w:r>
+        <w:rPr>
+          <w:rFonts w:ascii="Times New Roman" w:hAnsi="Times New Roman"/>
+        </w:rPr>
+        <w:t xml:space="preserve"> </w:t>
+      </w:r>
+      <w:r>
+        <w:rPr>
+          <w:rFonts w:ascii="Times New Roman" w:hAnsi="Times New Roman"/>
+        </w:rPr>
+        <w:t xml:space="preserve">sobre todo si su lectura tiene muchos parámetros, los disparos decaídos son datos útiles y el filtro puede</w:t>
+      </w:r>
+      <w:r>
+        <w:rPr>
+          <w:rFonts w:ascii="Times New Roman" w:hAnsi="Times New Roman"/>
+        </w:rPr>
+        <w:t xml:space="preserve"> </w:t>
+      </w:r>
+      <w:r>
+        <w:rPr>
+          <w:rFonts w:ascii="Times New Roman" w:hAnsi="Times New Roman"/>
+        </w:rPr>
+        <w:t xml:space="preserve">costar alrededor de un punto. Para modelos de peso 2, importa más cómo se cargan los datos que qué se lee.</w:t>
       </w:r>
     </w:p>
-    <w:bookmarkEnd w:id="36"/>
-    <w:bookmarkEnd w:id="37"/>
-    <w:bookmarkStart w:id="51" w:name="disponibilidad-de-código-y-datos"/>
+    <w:bookmarkStart w:id="38" w:name="limitaciones."/>
     <w:p>
       <w:pPr>
-        <w:pStyle w:val="Heading1"/>
+        <w:pStyle w:val="Heading4"/>
       </w:pPr>
       <w:r>
         <w:rPr>
           <w:rFonts w:ascii="Times New Roman" w:hAnsi="Times New Roman"/>
         </w:rPr>
-        <w:t xml:space="preserve">Disponibilidad de código y datos</w:t>
+        <w:t xml:space="preserve">Limitaciones.</w:t>
       </w:r>
     </w:p>
     <w:p>
@@ -8138,6 +10612,79 @@
         <w:rPr>
           <w:rFonts w:ascii="Times New Roman" w:hAnsi="Times New Roman"/>
         </w:rPr>
+        <w:t xml:space="preserve">Todo el ruido es simulado, incluidos los modelos de ruido de equipos. Hay una</w:t>
+      </w:r>
+      <w:r>
+        <w:rPr>
+          <w:rFonts w:ascii="Times New Roman" w:hAnsi="Times New Roman"/>
+        </w:rPr>
+        <w:t xml:space="preserve"> </w:t>
+      </w:r>
+      <w:r>
+        <w:rPr>
+          <w:rFonts w:ascii="Times New Roman" w:hAnsi="Times New Roman"/>
+        </w:rPr>
+        <w:t xml:space="preserve">arquitectura por peso, cinco qubits y conjuntos pequeños en los que una muestra de prueba vale 2–3 puntos. La</w:t>
+      </w:r>
+      <w:r>
+        <w:rPr>
+          <w:rFonts w:ascii="Times New Roman" w:hAnsi="Times New Roman"/>
+        </w:rPr>
+        <w:t xml:space="preserve"> </w:t>
+      </w:r>
+      <w:r>
+        <w:rPr>
+          <w:rFonts w:ascii="Times New Roman" w:hAnsi="Times New Roman"/>
+        </w:rPr>
+        <w:t xml:space="preserve">codificación en anillo usa solo cinco de los diez estados de peso 2, así que un mejor uso del sector más grande</w:t>
+      </w:r>
+      <w:r>
+        <w:rPr>
+          <w:rFonts w:ascii="Times New Roman" w:hAnsi="Times New Roman"/>
+        </w:rPr>
+        <w:t xml:space="preserve"> </w:t>
+      </w:r>
+      <w:r>
+        <w:rPr>
+          <w:rFonts w:ascii="Times New Roman" w:hAnsi="Times New Roman"/>
+        </w:rPr>
+        <w:t xml:space="preserve">sigue abierto. No se afirma ventaja cuántica: estas redes son simulables</w:t>
+      </w:r>
+      <w:r>
+        <w:rPr>
+          <w:rFonts w:ascii="Times New Roman" w:hAnsi="Times New Roman"/>
+        </w:rPr>
+        <w:t xml:space="preserve"> </w:t>
+      </w:r>
+      <w:r>
+        <w:rPr>
+          <w:rFonts w:ascii="Times New Roman" w:hAnsi="Times New Roman"/>
+        </w:rPr>
+        <w:t xml:space="preserve">clásicamente. Una corrida en hardware con el filtro es la siguiente prueba natural.</w:t>
+      </w:r>
+    </w:p>
+    <w:bookmarkEnd w:id="38"/>
+    <w:bookmarkEnd w:id="39"/>
+    <w:bookmarkStart w:id="53" w:name="disponibilidad-de-código-y-datos"/>
+    <w:p>
+      <w:pPr>
+        <w:pStyle w:val="Heading1"/>
+      </w:pPr>
+      <w:r>
+        <w:rPr>
+          <w:rFonts w:ascii="Times New Roman" w:hAnsi="Times New Roman"/>
+        </w:rPr>
+        <w:t xml:space="preserve">Disponibilidad de código y datos</w:t>
+      </w:r>
+    </w:p>
+    <w:p>
+      <w:pPr>
+        <w:pStyle w:val="FirstParagraph"/>
+      </w:pPr>
+      <w:r>
+        <w:rPr>
+          <w:rFonts w:ascii="Times New Roman" w:hAnsi="Times New Roman"/>
+        </w:rPr>
         <w:t xml:space="preserve">Modelos:</w:t>
       </w:r>
       <w:r>
@@ -8220,7 +10767,13 @@
         <w:rPr>
           <w:rFonts w:ascii="Times New Roman" w:hAnsi="Times New Roman"/>
         </w:rPr>
-        <w:t xml:space="preserve">,</w:t>
+        <w:t xml:space="preserve"> </w:t>
+      </w:r>
+      <w:r>
+        <w:rPr>
+          <w:rFonts w:ascii="Times New Roman" w:hAnsi="Times New Roman"/>
+        </w:rPr>
+        <w:t xml:space="preserve">(pesos 1 y 2, lecturas</w:t>
       </w:r>
       <w:r>
         <w:rPr>
@@ -8233,6 +10786,94 @@
           <w:rStyle w:val="VerbatimChar"/>
           <w:rFonts w:ascii="Times New Roman" w:hAnsi="Times New Roman"/>
         </w:rPr>
+        <w:t xml:space="preserve">"z"</w:t>
+      </w:r>
+      <w:r>
+        <w:rPr>
+          <w:rFonts w:ascii="Times New Roman" w:hAnsi="Times New Roman"/>
+        </w:rPr>
+        <w:t xml:space="preserve"> </w:t>
+      </w:r>
+      <w:r>
+        <w:rPr>
+          <w:rFonts w:ascii="Times New Roman" w:hAnsi="Times New Roman"/>
+        </w:rPr>
+        <w:t xml:space="preserve">y</w:t>
+      </w:r>
+      <w:r>
+        <w:rPr>
+          <w:rFonts w:ascii="Times New Roman" w:hAnsi="Times New Roman"/>
+        </w:rPr>
+        <w:t xml:space="preserve"> </w:t>
+      </w:r>
+      <w:r>
+        <w:rPr>
+          <w:rStyle w:val="VerbatimChar"/>
+          <w:rFonts w:ascii="Times New Roman" w:hAnsi="Times New Roman"/>
+        </w:rPr>
+        <w:t xml:space="preserve">"zz"</w:t>
+      </w:r>
+      <w:r>
+        <w:rPr>
+          <w:rFonts w:ascii="Times New Roman" w:hAnsi="Times New Roman"/>
+        </w:rPr>
+        <w:t xml:space="preserve">, codificaciones</w:t>
+      </w:r>
+      <w:r>
+        <w:rPr>
+          <w:rFonts w:ascii="Times New Roman" w:hAnsi="Times New Roman"/>
+        </w:rPr>
+        <w:t xml:space="preserve"> </w:t>
+      </w:r>
+      <w:r>
+        <w:rPr>
+          <w:rStyle w:val="VerbatimChar"/>
+          <w:rFonts w:ascii="Times New Roman" w:hAnsi="Times New Roman"/>
+        </w:rPr>
+        <w:t xml:space="preserve">"pairs"</w:t>
+      </w:r>
+      <w:r>
+        <w:rPr>
+          <w:rFonts w:ascii="Times New Roman" w:hAnsi="Times New Roman"/>
+        </w:rPr>
+        <w:t xml:space="preserve"> </w:t>
+      </w:r>
+      <w:r>
+        <w:rPr>
+          <w:rFonts w:ascii="Times New Roman" w:hAnsi="Times New Roman"/>
+        </w:rPr>
+        <w:t xml:space="preserve">y</w:t>
+      </w:r>
+      <w:r>
+        <w:rPr>
+          <w:rFonts w:ascii="Times New Roman" w:hAnsi="Times New Roman"/>
+        </w:rPr>
+        <w:t xml:space="preserve"> </w:t>
+      </w:r>
+      <w:r>
+        <w:rPr>
+          <w:rStyle w:val="VerbatimChar"/>
+          <w:rFonts w:ascii="Times New Roman" w:hAnsi="Times New Roman"/>
+        </w:rPr>
+        <w:t xml:space="preserve">"ring"</w:t>
+      </w:r>
+      <w:r>
+        <w:rPr>
+          <w:rFonts w:ascii="Times New Roman" w:hAnsi="Times New Roman"/>
+        </w:rPr>
+        <w:t xml:space="preserve">),</w:t>
+      </w:r>
+      <w:r>
+        <w:rPr>
+          <w:rFonts w:ascii="Times New Roman" w:hAnsi="Times New Roman"/>
+        </w:rPr>
+        <w:t xml:space="preserve"> </w:t>
+      </w:r>
+      <w:r>
+        <w:rPr>
+          <w:rStyle w:val="VerbatimChar"/>
+          <w:rFonts w:ascii="Times New Roman" w:hAnsi="Times New Roman"/>
+        </w:rPr>
         <w:t xml:space="preserve">kept_fraction</w:t>
       </w:r>
       <w:r>
@@ -8264,7 +10905,7 @@
         <w:rPr>
           <w:rFonts w:ascii="Times New Roman" w:hAnsi="Times New Roman"/>
         </w:rPr>
-        <w:t xml:space="preserve">. Estudios:</w:t>
+        <w:t xml:space="preserve">. Script listo para hardware:</w:t>
       </w:r>
       <w:r>
         <w:rPr>
@@ -8277,6 +10918,31 @@
           <w:rStyle w:val="VerbatimChar"/>
           <w:rFonts w:ascii="Times New Roman" w:hAnsi="Times New Roman"/>
         </w:rPr>
+        <w:t xml:space="preserve">examples/qnn_hardware_qg.py</w:t>
+      </w:r>
+      <w:r>
+        <w:rPr>
+          <w:rFonts w:ascii="Times New Roman" w:hAnsi="Times New Roman"/>
+        </w:rPr>
+        <w:t xml:space="preserve"> </w:t>
+      </w:r>
+      <w:r>
+        <w:rPr>
+          <w:rFonts w:ascii="Times New Roman" w:hAnsi="Times New Roman"/>
+        </w:rPr>
+        <w:t xml:space="preserve">(IBM e IonQ). Estudios:</w:t>
+      </w:r>
+      <w:r>
+        <w:rPr>
+          <w:rFonts w:ascii="Times New Roman" w:hAnsi="Times New Roman"/>
+        </w:rPr>
+        <w:t xml:space="preserve"> </w:t>
+      </w:r>
+      <w:r>
+        <w:rPr>
+          <w:rStyle w:val="VerbatimChar"/>
+          <w:rFonts w:ascii="Times New Roman" w:hAnsi="Times New Roman"/>
+        </w:rPr>
         <w:t xml:space="preserve">examples/qnn_*_qg.py</w:t>
       </w:r>
       <w:r>
@@ -8301,7 +10967,7 @@
         <w:rPr>
           <w:rFonts w:ascii="Times New Roman" w:hAnsi="Times New Roman"/>
         </w:rPr>
-        <w:t xml:space="preserve">RESEARCH_NOTES §75–§80, con pruebas en</w:t>
+        <w:t xml:space="preserve">RESEARCH_NOTES §75–§82, §85 y §87, con pruebas en</w:t>
       </w:r>
       <w:r>
         <w:rPr>
@@ -8390,7 +11056,7 @@
         </w:rPr>
         <w:t xml:space="preserve"> </w:t>
       </w:r>
-      <w:hyperlink r:id="rId38">
+      <w:hyperlink r:id="rId40">
         <w:r>
           <w:rPr>
             <w:rStyle w:val="Hyperlink"/>
@@ -8593,8 +11259,8 @@
         <w:t xml:space="preserve"># lectura cruda</w:t>
       </w:r>
     </w:p>
-    <w:bookmarkStart w:id="50" w:name="refs"/>
-    <w:bookmarkStart w:id="39" w:name="ref-bonetmonroig2018"/>
+    <w:bookmarkStart w:id="52" w:name="refs"/>
+    <w:bookmarkStart w:id="41" w:name="ref-bonetmonroig2018"/>
     <w:p>
       <w:pPr>
         <w:pStyle w:val="Bibliography"/>
@@ -8644,8 +11310,8 @@
         <w:t xml:space="preserve">98: 062339.</w:t>
       </w:r>
     </w:p>
-    <w:bookmarkEnd w:id="39"/>
-    <w:bookmarkStart w:id="40" w:name="ref-cerezo2023simulability"/>
+    <w:bookmarkEnd w:id="41"/>
+    <w:bookmarkStart w:id="42" w:name="ref-cerezo2023simulability"/>
     <w:p>
       <w:pPr>
         <w:pStyle w:val="Bibliography"/>
@@ -8687,8 +11353,8 @@
         <w:t xml:space="preserve">r, Why We Need to Rethink Variational Quantum Computing.”</w:t>
       </w:r>
     </w:p>
-    <w:bookmarkEnd w:id="40"/>
-    <w:bookmarkStart w:id="42" w:name="ref-landman2022"/>
+    <w:bookmarkEnd w:id="42"/>
+    <w:bookmarkStart w:id="44" w:name="ref-landman2022"/>
     <w:p>
       <w:pPr>
         <w:pStyle w:val="Bibliography"/>
@@ -8743,7 +11409,7 @@
         </w:rPr>
         <w:t xml:space="preserve"> </w:t>
       </w:r>
-      <w:hyperlink r:id="rId41">
+      <w:hyperlink r:id="rId43">
         <w:r>
           <w:rPr>
             <w:rStyle w:val="Hyperlink"/>
@@ -8758,8 +11424,8 @@
         <w:t xml:space="preserve">.</w:t>
       </w:r>
     </w:p>
-    <w:bookmarkEnd w:id="42"/>
-    <w:bookmarkStart w:id="43" w:name="ref-mcardle2019"/>
+    <w:bookmarkEnd w:id="44"/>
+    <w:bookmarkStart w:id="45" w:name="ref-mcardle2019"/>
     <w:p>
       <w:pPr>
         <w:pStyle w:val="Bibliography"/>
@@ -8809,8 +11475,8 @@
         <w:t xml:space="preserve">122: 180501.</w:t>
       </w:r>
     </w:p>
-    <w:bookmarkEnd w:id="43"/>
-    <w:bookmarkStart w:id="45" w:name="ref-monteverde2026qang"/>
+    <w:bookmarkEnd w:id="45"/>
+    <w:bookmarkStart w:id="47" w:name="ref-monteverde2026qang"/>
     <w:p>
       <w:pPr>
         <w:pStyle w:val="Bibliography"/>
@@ -8863,7 +11529,7 @@
         </w:rPr>
         <w:t xml:space="preserve"> </w:t>
       </w:r>
-      <w:hyperlink r:id="rId44">
+      <w:hyperlink r:id="rId46">
         <w:r>
           <w:rPr>
             <w:rStyle w:val="Hyperlink"/>
@@ -8878,8 +11544,8 @@
         <w:t xml:space="preserve">.</w:t>
       </w:r>
     </w:p>
-    <w:bookmarkEnd w:id="45"/>
-    <w:bookmarkStart w:id="47" w:name="ref-monteverde2026witness"/>
+    <w:bookmarkEnd w:id="47"/>
+    <w:bookmarkStart w:id="49" w:name="ref-monteverde2026witness"/>
     <w:p>
       <w:pPr>
         <w:pStyle w:val="Bibliography"/>
@@ -8928,7 +11594,7 @@
         </w:rPr>
         <w:t xml:space="preserve"> </w:t>
       </w:r>
-      <w:hyperlink r:id="rId46">
+      <w:hyperlink r:id="rId48">
         <w:r>
           <w:rPr>
             <w:rStyle w:val="Hyperlink"/>
@@ -8943,8 +11609,8 @@
         <w:t xml:space="preserve">.</w:t>
       </w:r>
     </w:p>
-    <w:bookmarkEnd w:id="47"/>
-    <w:bookmarkStart w:id="49" w:name="ref-wang2022quantumnat"/>
+    <w:bookmarkEnd w:id="49"/>
+    <w:bookmarkStart w:id="51" w:name="ref-wang2022quantumnat"/>
     <w:p>
       <w:pPr>
         <w:pStyle w:val="Bibliography"/>
@@ -9017,7 +11683,7 @@
         </w:rPr>
         <w:t xml:space="preserve"> </w:t>
       </w:r>
-      <w:hyperlink r:id="rId48">
+      <w:hyperlink r:id="rId50">
         <w:r>
           <w:rPr>
             <w:rStyle w:val="Hyperlink"/>
@@ -9032,9 +11698,9 @@
         <w:t xml:space="preserve">.</w:t>
       </w:r>
     </w:p>
-    <w:bookmarkEnd w:id="49"/>
-    <w:bookmarkEnd w:id="50"/>
     <w:bookmarkEnd w:id="51"/>
+    <w:bookmarkEnd w:id="52"/>
+    <w:bookmarkEnd w:id="53"/>
     <w:sectPr/>
   </w:body>
 </w:document>
@@ -9224,6 +11890,9 @@
     <w:abstractNumId w:val="991"/>
   </w:num>
   <w:num w:numId="1002">
+    <w:abstractNumId w:val="991"/>
+  </w:num>
+  <w:num w:numId="1003">
     <w:abstractNumId w:val="991"/>
   </w:num>
 </w:numbering>

--- a/manuscript/qang_qml_es.docx
+++ b/manuscript/qang_qml_es.docx
@@ -3729,7 +3729,259 @@
         <w:rPr>
           <w:rFonts w:ascii="Times New Roman" w:hAnsi="Times New Roman"/>
         </w:rPr>
-        <w:t xml:space="preserve">lectura.</w:t>
+        <w:t xml:space="preserve">lectura;</w:t>
+      </w:r>
+      <w:r>
+        <w:rPr>
+          <w:rFonts w:ascii="Times New Roman" w:hAnsi="Times New Roman"/>
+        </w:rPr>
+        <w:t xml:space="preserve"> </w:t>
+      </w:r>
+      <w:r>
+        <w:rPr>
+          <w:rFonts w:ascii="Times New Roman" w:hAnsi="Times New Roman"/>
+        </w:rPr>
+        <w:t xml:space="preserve">con</w:t>
+      </w:r>
+      <w:r>
+        <w:rPr>
+          <w:rFonts w:ascii="Times New Roman" w:hAnsi="Times New Roman"/>
+        </w:rPr>
+        <w:t xml:space="preserve"> </w:t>
+      </w:r>
+      <w:r>
+        <w:rPr>
+          <w:rFonts w:ascii="Times New Roman" w:hAnsi="Times New Roman"/>
+        </w:rPr>
+        <w:t xml:space="preserve">una</w:t>
+      </w:r>
+      <w:r>
+        <w:rPr>
+          <w:rFonts w:ascii="Times New Roman" w:hAnsi="Times New Roman"/>
+        </w:rPr>
+        <w:t xml:space="preserve"> </w:t>
+      </w:r>
+      <w:r>
+        <w:rPr>
+          <w:rFonts w:ascii="Times New Roman" w:hAnsi="Times New Roman"/>
+        </w:rPr>
+        <w:t xml:space="preserve">codificación</w:t>
+      </w:r>
+      <w:r>
+        <w:rPr>
+          <w:rFonts w:ascii="Times New Roman" w:hAnsi="Times New Roman"/>
+        </w:rPr>
+        <w:t xml:space="preserve"> </w:t>
+      </w:r>
+      <w:r>
+        <w:rPr>
+          <w:rFonts w:ascii="Times New Roman" w:hAnsi="Times New Roman"/>
+        </w:rPr>
+        <w:t xml:space="preserve">que</w:t>
+      </w:r>
+      <w:r>
+        <w:rPr>
+          <w:rFonts w:ascii="Times New Roman" w:hAnsi="Times New Roman"/>
+        </w:rPr>
+        <w:t xml:space="preserve"> </w:t>
+      </w:r>
+      <w:r>
+        <w:rPr>
+          <w:rFonts w:ascii="Times New Roman" w:hAnsi="Times New Roman"/>
+        </w:rPr>
+        <w:t xml:space="preserve">llena</w:t>
+      </w:r>
+      <w:r>
+        <w:rPr>
+          <w:rFonts w:ascii="Times New Roman" w:hAnsi="Times New Roman"/>
+        </w:rPr>
+        <w:t xml:space="preserve"> </w:t>
+      </w:r>
+      <w:r>
+        <w:rPr>
+          <w:rFonts w:ascii="Times New Roman" w:hAnsi="Times New Roman"/>
+        </w:rPr>
+        <w:t xml:space="preserve">todo</w:t>
+      </w:r>
+      <w:r>
+        <w:rPr>
+          <w:rFonts w:ascii="Times New Roman" w:hAnsi="Times New Roman"/>
+        </w:rPr>
+        <w:t xml:space="preserve"> </w:t>
+      </w:r>
+      <w:r>
+        <w:rPr>
+          <w:rFonts w:ascii="Times New Roman" w:hAnsi="Times New Roman"/>
+        </w:rPr>
+        <w:t xml:space="preserve">el</w:t>
+      </w:r>
+      <w:r>
+        <w:rPr>
+          <w:rFonts w:ascii="Times New Roman" w:hAnsi="Times New Roman"/>
+        </w:rPr>
+        <w:t xml:space="preserve"> </w:t>
+      </w:r>
+      <w:r>
+        <w:rPr>
+          <w:rFonts w:ascii="Times New Roman" w:hAnsi="Times New Roman"/>
+        </w:rPr>
+        <w:t xml:space="preserve">sector</w:t>
+      </w:r>
+      <w:r>
+        <w:rPr>
+          <w:rFonts w:ascii="Times New Roman" w:hAnsi="Times New Roman"/>
+        </w:rPr>
+        <w:t xml:space="preserve"> </w:t>
+      </w:r>
+      <w:r>
+        <w:rPr>
+          <w:rFonts w:ascii="Times New Roman" w:hAnsi="Times New Roman"/>
+        </w:rPr>
+        <w:t xml:space="preserve">y</w:t>
+      </w:r>
+      <w:r>
+        <w:rPr>
+          <w:rFonts w:ascii="Times New Roman" w:hAnsi="Times New Roman"/>
+        </w:rPr>
+        <w:t xml:space="preserve"> </w:t>
+      </w:r>
+      <w:r>
+        <w:rPr>
+          <w:rFonts w:ascii="Times New Roman" w:hAnsi="Times New Roman"/>
+        </w:rPr>
+        <w:t xml:space="preserve">una</w:t>
+      </w:r>
+      <w:r>
+        <w:rPr>
+          <w:rFonts w:ascii="Times New Roman" w:hAnsi="Times New Roman"/>
+        </w:rPr>
+        <w:t xml:space="preserve"> </w:t>
+      </w:r>
+      <w:r>
+        <w:rPr>
+          <w:rFonts w:ascii="Times New Roman" w:hAnsi="Times New Roman"/>
+        </w:rPr>
+        <w:t xml:space="preserve">lectura</w:t>
+      </w:r>
+      <w:r>
+        <w:rPr>
+          <w:rFonts w:ascii="Times New Roman" w:hAnsi="Times New Roman"/>
+        </w:rPr>
+        <w:t xml:space="preserve"> </w:t>
+      </w:r>
+      <w:r>
+        <w:rPr>
+          <w:rFonts w:ascii="Times New Roman" w:hAnsi="Times New Roman"/>
+        </w:rPr>
+        <w:t xml:space="preserve">de</w:t>
+      </w:r>
+      <w:r>
+        <w:rPr>
+          <w:rFonts w:ascii="Times New Roman" w:hAnsi="Times New Roman"/>
+        </w:rPr>
+        <w:t xml:space="preserve"> </w:t>
+      </w:r>
+      <w:r>
+        <w:rPr>
+          <w:rFonts w:ascii="Times New Roman" w:hAnsi="Times New Roman"/>
+        </w:rPr>
+        <w:t xml:space="preserve">rango</w:t>
+      </w:r>
+      <w:r>
+        <w:rPr>
+          <w:rFonts w:ascii="Times New Roman" w:hAnsi="Times New Roman"/>
+        </w:rPr>
+        <w:t xml:space="preserve"> </w:t>
+      </w:r>
+      <w:r>
+        <w:rPr>
+          <w:rFonts w:ascii="Times New Roman" w:hAnsi="Times New Roman"/>
+        </w:rPr>
+        <w:t xml:space="preserve">completo,</w:t>
+      </w:r>
+      <w:r>
+        <w:rPr>
+          <w:rFonts w:ascii="Times New Roman" w:hAnsi="Times New Roman"/>
+        </w:rPr>
+        <w:t xml:space="preserve"> </w:t>
+      </w:r>
+      <w:r>
+        <w:rPr>
+          <w:rFonts w:ascii="Times New Roman" w:hAnsi="Times New Roman"/>
+        </w:rPr>
+        <w:t xml:space="preserve">el</w:t>
+      </w:r>
+      <w:r>
+        <w:rPr>
+          <w:rFonts w:ascii="Times New Roman" w:hAnsi="Times New Roman"/>
+        </w:rPr>
+        <w:t xml:space="preserve"> </w:t>
+      </w:r>
+      <w:r>
+        <w:rPr>
+          <w:rFonts w:ascii="Times New Roman" w:hAnsi="Times New Roman"/>
+        </w:rPr>
+        <w:t xml:space="preserve">peso 2</w:t>
+      </w:r>
+      <w:r>
+        <w:rPr>
+          <w:rFonts w:ascii="Times New Roman" w:hAnsi="Times New Roman"/>
+        </w:rPr>
+        <w:t xml:space="preserve"> </w:t>
+      </w:r>
+      <w:r>
+        <w:rPr>
+          <w:rFonts w:ascii="Times New Roman" w:hAnsi="Times New Roman"/>
+        </w:rPr>
+        <w:t xml:space="preserve">alcanza</w:t>
+      </w:r>
+      <w:r>
+        <w:rPr>
+          <w:rFonts w:ascii="Times New Roman" w:hAnsi="Times New Roman"/>
+        </w:rPr>
+        <w:t xml:space="preserve"> </w:t>
+      </w:r>
+      <w:r>
+        <w:rPr>
+          <w:rFonts w:ascii="Times New Roman" w:hAnsi="Times New Roman"/>
+        </w:rPr>
+        <w:t xml:space="preserve">la</w:t>
+      </w:r>
+      <w:r>
+        <w:rPr>
+          <w:rFonts w:ascii="Times New Roman" w:hAnsi="Times New Roman"/>
+        </w:rPr>
+        <w:t xml:space="preserve"> </w:t>
+      </w:r>
+      <w:r>
+        <w:rPr>
+          <w:rFonts w:ascii="Times New Roman" w:hAnsi="Times New Roman"/>
+        </w:rPr>
+        <w:t xml:space="preserve">precisión</w:t>
+      </w:r>
+      <w:r>
+        <w:rPr>
+          <w:rFonts w:ascii="Times New Roman" w:hAnsi="Times New Roman"/>
+        </w:rPr>
+        <w:t xml:space="preserve"> </w:t>
+      </w:r>
+      <w:r>
+        <w:rPr>
+          <w:rFonts w:ascii="Times New Roman" w:hAnsi="Times New Roman"/>
+        </w:rPr>
+        <w:t xml:space="preserve">del</w:t>
+      </w:r>
+      <w:r>
+        <w:rPr>
+          <w:rFonts w:ascii="Times New Roman" w:hAnsi="Times New Roman"/>
+        </w:rPr>
+        <w:t xml:space="preserve"> </w:t>
+      </w:r>
+      <w:r>
+        <w:rPr>
+          <w:rFonts w:ascii="Times New Roman" w:hAnsi="Times New Roman"/>
+        </w:rPr>
+        <w:t xml:space="preserve">peso 1.</w:t>
       </w:r>
       <w:r>
         <w:rPr>
@@ -3990,7 +4242,7 @@
       </w:r>
       <m:oMath>
         <m:r>
-          <m:t>2.9</m:t>
+          <m:t>2.7</m:t>
         </m:r>
       </m:oMath>
       <w:r>
@@ -4026,7 +4278,307 @@
         <w:rPr>
           <w:rFonts w:ascii="Times New Roman" w:hAnsi="Times New Roman"/>
         </w:rPr>
-        <w:t xml:space="preserve">veces.</w:t>
+        <w:t xml:space="preserve">veces;</w:t>
+      </w:r>
+      <w:r>
+        <w:rPr>
+          <w:rFonts w:ascii="Times New Roman" w:hAnsi="Times New Roman"/>
+        </w:rPr>
+        <w:t xml:space="preserve"> </w:t>
+      </w:r>
+      <w:r>
+        <w:rPr>
+          <w:rFonts w:ascii="Times New Roman" w:hAnsi="Times New Roman"/>
+        </w:rPr>
+        <w:t xml:space="preserve">con</w:t>
+      </w:r>
+      <w:r>
+        <w:rPr>
+          <w:rFonts w:ascii="Times New Roman" w:hAnsi="Times New Roman"/>
+        </w:rPr>
+        <w:t xml:space="preserve"> </w:t>
+      </w:r>
+      <w:r>
+        <w:rPr>
+          <w:rFonts w:ascii="Times New Roman" w:hAnsi="Times New Roman"/>
+        </w:rPr>
+        <w:t xml:space="preserve">el</w:t>
+      </w:r>
+      <w:r>
+        <w:rPr>
+          <w:rFonts w:ascii="Times New Roman" w:hAnsi="Times New Roman"/>
+        </w:rPr>
+        <w:t xml:space="preserve"> </w:t>
+      </w:r>
+      <w:r>
+        <w:rPr>
+          <w:rFonts w:ascii="Times New Roman" w:hAnsi="Times New Roman"/>
+        </w:rPr>
+        <w:t xml:space="preserve">modelo</w:t>
+      </w:r>
+      <w:r>
+        <w:rPr>
+          <w:rFonts w:ascii="Times New Roman" w:hAnsi="Times New Roman"/>
+        </w:rPr>
+        <w:t xml:space="preserve"> </w:t>
+      </w:r>
+      <w:r>
+        <w:rPr>
+          <w:rFonts w:ascii="Times New Roman" w:hAnsi="Times New Roman"/>
+        </w:rPr>
+        <w:t xml:space="preserve">de</w:t>
+      </w:r>
+      <w:r>
+        <w:rPr>
+          <w:rFonts w:ascii="Times New Roman" w:hAnsi="Times New Roman"/>
+        </w:rPr>
+        <w:t xml:space="preserve"> </w:t>
+      </w:r>
+      <w:r>
+        <w:rPr>
+          <w:rFonts w:ascii="Times New Roman" w:hAnsi="Times New Roman"/>
+        </w:rPr>
+        <w:t xml:space="preserve">ruido</w:t>
+      </w:r>
+      <w:r>
+        <w:rPr>
+          <w:rFonts w:ascii="Times New Roman" w:hAnsi="Times New Roman"/>
+        </w:rPr>
+        <w:t xml:space="preserve"> </w:t>
+      </w:r>
+      <w:r>
+        <w:rPr>
+          <w:rFonts w:ascii="Times New Roman" w:hAnsi="Times New Roman"/>
+        </w:rPr>
+        <w:t xml:space="preserve">Forte-1</w:t>
+      </w:r>
+      <w:r>
+        <w:rPr>
+          <w:rFonts w:ascii="Times New Roman" w:hAnsi="Times New Roman"/>
+        </w:rPr>
+        <w:t xml:space="preserve"> </w:t>
+      </w:r>
+      <w:r>
+        <w:rPr>
+          <w:rFonts w:ascii="Times New Roman" w:hAnsi="Times New Roman"/>
+        </w:rPr>
+        <w:t xml:space="preserve">de</w:t>
+      </w:r>
+      <w:r>
+        <w:rPr>
+          <w:rFonts w:ascii="Times New Roman" w:hAnsi="Times New Roman"/>
+        </w:rPr>
+        <w:t xml:space="preserve"> </w:t>
+      </w:r>
+      <w:r>
+        <w:rPr>
+          <w:rFonts w:ascii="Times New Roman" w:hAnsi="Times New Roman"/>
+        </w:rPr>
+        <w:t xml:space="preserve">IonQ,</w:t>
+      </w:r>
+      <w:r>
+        <w:rPr>
+          <w:rFonts w:ascii="Times New Roman" w:hAnsi="Times New Roman"/>
+        </w:rPr>
+        <w:t xml:space="preserve"> </w:t>
+      </w:r>
+      <w:r>
+        <w:rPr>
+          <w:rFonts w:ascii="Times New Roman" w:hAnsi="Times New Roman"/>
+        </w:rPr>
+        <w:t xml:space="preserve">en</w:t>
+      </w:r>
+      <w:r>
+        <w:rPr>
+          <w:rFonts w:ascii="Times New Roman" w:hAnsi="Times New Roman"/>
+        </w:rPr>
+        <w:t xml:space="preserve"> </w:t>
+      </w:r>
+      <w:r>
+        <w:rPr>
+          <w:rFonts w:ascii="Times New Roman" w:hAnsi="Times New Roman"/>
+        </w:rPr>
+        <w:t xml:space="preserve">189</w:t>
+      </w:r>
+      <w:r>
+        <w:rPr>
+          <w:rFonts w:ascii="Times New Roman" w:hAnsi="Times New Roman"/>
+        </w:rPr>
+        <w:t xml:space="preserve"> </w:t>
+      </w:r>
+      <w:r>
+        <w:rPr>
+          <w:rFonts w:ascii="Times New Roman" w:hAnsi="Times New Roman"/>
+        </w:rPr>
+        <w:t xml:space="preserve">entradas</w:t>
+      </w:r>
+      <w:r>
+        <w:rPr>
+          <w:rFonts w:ascii="Times New Roman" w:hAnsi="Times New Roman"/>
+        </w:rPr>
+        <w:t xml:space="preserve"> </w:t>
+      </w:r>
+      <w:r>
+        <w:rPr>
+          <w:rFonts w:ascii="Times New Roman" w:hAnsi="Times New Roman"/>
+        </w:rPr>
+        <w:t xml:space="preserve">de</w:t>
+      </w:r>
+      <w:r>
+        <w:rPr>
+          <w:rFonts w:ascii="Times New Roman" w:hAnsi="Times New Roman"/>
+        </w:rPr>
+        <w:t xml:space="preserve"> </w:t>
+      </w:r>
+      <w:r>
+        <w:rPr>
+          <w:rFonts w:ascii="Times New Roman" w:hAnsi="Times New Roman"/>
+        </w:rPr>
+        <w:t xml:space="preserve">cuatro</w:t>
+      </w:r>
+      <w:r>
+        <w:rPr>
+          <w:rFonts w:ascii="Times New Roman" w:hAnsi="Times New Roman"/>
+        </w:rPr>
+        <w:t xml:space="preserve"> </w:t>
+      </w:r>
+      <w:r>
+        <w:rPr>
+          <w:rFonts w:ascii="Times New Roman" w:hAnsi="Times New Roman"/>
+        </w:rPr>
+        <w:t xml:space="preserve">conjuntos,</w:t>
+      </w:r>
+      <w:r>
+        <w:rPr>
+          <w:rFonts w:ascii="Times New Roman" w:hAnsi="Times New Roman"/>
+        </w:rPr>
+        <w:t xml:space="preserve"> </w:t>
+      </w:r>
+      <w:r>
+        <w:rPr>
+          <w:rFonts w:ascii="Times New Roman" w:hAnsi="Times New Roman"/>
+        </w:rPr>
+        <w:t xml:space="preserve">el</w:t>
+      </w:r>
+      <w:r>
+        <w:rPr>
+          <w:rFonts w:ascii="Times New Roman" w:hAnsi="Times New Roman"/>
+        </w:rPr>
+        <w:t xml:space="preserve"> </w:t>
+      </w:r>
+      <w:r>
+        <w:rPr>
+          <w:rFonts w:ascii="Times New Roman" w:hAnsi="Times New Roman"/>
+        </w:rPr>
+        <w:t xml:space="preserve">modelo</w:t>
+      </w:r>
+      <w:r>
+        <w:rPr>
+          <w:rFonts w:ascii="Times New Roman" w:hAnsi="Times New Roman"/>
+        </w:rPr>
+        <w:t xml:space="preserve"> </w:t>
+      </w:r>
+      <w:r>
+        <w:rPr>
+          <w:rFonts w:ascii="Times New Roman" w:hAnsi="Times New Roman"/>
+        </w:rPr>
+        <w:t xml:space="preserve">filtrado</w:t>
+      </w:r>
+      <w:r>
+        <w:rPr>
+          <w:rFonts w:ascii="Times New Roman" w:hAnsi="Times New Roman"/>
+        </w:rPr>
+        <w:t xml:space="preserve"> </w:t>
+      </w:r>
+      <w:r>
+        <w:rPr>
+          <w:rFonts w:ascii="Times New Roman" w:hAnsi="Times New Roman"/>
+        </w:rPr>
+        <w:t xml:space="preserve">es</w:t>
+      </w:r>
+      <w:r>
+        <w:rPr>
+          <w:rFonts w:ascii="Times New Roman" w:hAnsi="Times New Roman"/>
+        </w:rPr>
+        <w:t xml:space="preserve"> </w:t>
+      </w:r>
+      <w:r>
+        <w:rPr>
+          <w:rFonts w:ascii="Times New Roman" w:hAnsi="Times New Roman"/>
+        </w:rPr>
+        <w:t xml:space="preserve">1.1</w:t>
+      </w:r>
+      <w:r>
+        <w:rPr>
+          <w:rFonts w:ascii="Times New Roman" w:hAnsi="Times New Roman"/>
+        </w:rPr>
+        <w:t xml:space="preserve"> </w:t>
+      </w:r>
+      <w:r>
+        <w:rPr>
+          <w:rFonts w:ascii="Times New Roman" w:hAnsi="Times New Roman"/>
+        </w:rPr>
+        <w:t xml:space="preserve">puntos</w:t>
+      </w:r>
+      <w:r>
+        <w:rPr>
+          <w:rFonts w:ascii="Times New Roman" w:hAnsi="Times New Roman"/>
+        </w:rPr>
+        <w:t xml:space="preserve"> </w:t>
+      </w:r>
+      <w:r>
+        <w:rPr>
+          <w:rFonts w:ascii="Times New Roman" w:hAnsi="Times New Roman"/>
+        </w:rPr>
+        <w:t xml:space="preserve">más</w:t>
+      </w:r>
+      <w:r>
+        <w:rPr>
+          <w:rFonts w:ascii="Times New Roman" w:hAnsi="Times New Roman"/>
+        </w:rPr>
+        <w:t xml:space="preserve"> </w:t>
+      </w:r>
+      <w:r>
+        <w:rPr>
+          <w:rFonts w:ascii="Times New Roman" w:hAnsi="Times New Roman"/>
+        </w:rPr>
+        <w:t xml:space="preserve">preciso</w:t>
+      </w:r>
+      <w:r>
+        <w:rPr>
+          <w:rFonts w:ascii="Times New Roman" w:hAnsi="Times New Roman"/>
+        </w:rPr>
+        <w:t xml:space="preserve"> </w:t>
+      </w:r>
+      <w:r>
+        <w:rPr>
+          <w:rFonts w:ascii="Times New Roman" w:hAnsi="Times New Roman"/>
+        </w:rPr>
+        <w:t xml:space="preserve">que</w:t>
+      </w:r>
+      <w:r>
+        <w:rPr>
+          <w:rFonts w:ascii="Times New Roman" w:hAnsi="Times New Roman"/>
+        </w:rPr>
+        <w:t xml:space="preserve"> </w:t>
+      </w:r>
+      <w:r>
+        <w:rPr>
+          <w:rFonts w:ascii="Times New Roman" w:hAnsi="Times New Roman"/>
+        </w:rPr>
+        <w:t xml:space="preserve">el</w:t>
+      </w:r>
+      <w:r>
+        <w:rPr>
+          <w:rFonts w:ascii="Times New Roman" w:hAnsi="Times New Roman"/>
+        </w:rPr>
+        <w:t xml:space="preserve"> </w:t>
+      </w:r>
+      <w:r>
+        <w:rPr>
+          <w:rFonts w:ascii="Times New Roman" w:hAnsi="Times New Roman"/>
+        </w:rPr>
+        <w:t xml:space="preserve">crudo.</w:t>
       </w:r>
       <w:r>
         <w:rPr>
@@ -4519,7 +5071,7 @@
         <w:rPr>
           <w:rFonts w:ascii="Times New Roman" w:hAnsi="Times New Roman"/>
         </w:rPr>
-        <w:t xml:space="preserve">0.6.0,</w:t>
+        <w:t xml:space="preserve">0.6.2,</w:t>
       </w:r>
       <w:r>
         <w:rPr>
@@ -4875,7 +5427,7 @@
         <w:rPr>
           <w:rFonts w:ascii="Times New Roman" w:hAnsi="Times New Roman"/>
         </w:rPr>
-        <w:t xml:space="preserve">De 44 predicciones pre-registradas en los estudios que se resumen aquí, 33 se cumplieron y 11 fallaron; las</w:t>
+        <w:t xml:space="preserve">De 52 predicciones pre-registradas en los estudios que se resumen aquí, 40 se cumplieron y 12 fallaron; las</w:t>
       </w:r>
       <w:r>
         <w:rPr>
@@ -7593,7 +8145,48 @@
         <w:rPr>
           <w:rFonts w:ascii="Times New Roman" w:hAnsi="Times New Roman"/>
         </w:rPr>
-        <w:t xml:space="preserve">peso 1, y la codificación por productos de pares tuvo un techo de información menor que la unaria.</w:t>
+        <w:t xml:space="preserve">peso 1, la codificación por productos de pares tuvo un techo de información menor que la unaria, y llenar todo el</w:t>
+      </w:r>
+      <w:r>
+        <w:rPr>
+          <w:rFonts w:ascii="Times New Roman" w:hAnsi="Times New Roman"/>
+        </w:rPr>
+        <w:t xml:space="preserve"> </w:t>
+      </w:r>
+      <w:r>
+        <w:rPr>
+          <w:rFonts w:ascii="Times New Roman" w:hAnsi="Times New Roman"/>
+        </w:rPr>
+        <w:t xml:space="preserve">sector de peso 2 no ayudó con la lectura</w:t>
+      </w:r>
+      <w:r>
+        <w:rPr>
+          <w:rFonts w:ascii="Times New Roman" w:hAnsi="Times New Roman"/>
+        </w:rPr>
+        <w:t xml:space="preserve"> </w:t>
+      </w:r>
+      <m:oMath>
+        <m:r>
+          <m:t>q</m:t>
+        </m:r>
+        <m:sSub>
+          <m:e>
+            <m:r>
+              <m:t>g</m:t>
+            </m:r>
+          </m:e>
+          <m:sub>
+            <m:r>
+              <m:t>Z</m:t>
+            </m:r>
+          </m:sub>
+        </m:sSub>
+      </m:oMath>
+      <w:r>
+        <w:rPr>
+          <w:rFonts w:ascii="Times New Roman" w:hAnsi="Times New Roman"/>
+        </w:rPr>
+        <w:t xml:space="preserve">.</w:t>
       </w:r>
     </w:p>
     <w:bookmarkEnd w:id="29"/>
@@ -9663,7 +10256,355 @@
         <w:rPr>
           <w:rFonts w:ascii="Times New Roman" w:hAnsi="Times New Roman"/>
         </w:rPr>
-        <w:t xml:space="preserve">puntos.</w:t>
+        <w:t xml:space="preserve">puntos. Una codificación</w:t>
+      </w:r>
+      <w:r>
+        <w:rPr>
+          <w:rFonts w:ascii="Times New Roman" w:hAnsi="Times New Roman"/>
+        </w:rPr>
+        <w:t xml:space="preserve"> </w:t>
+      </w:r>
+      <w:r>
+        <w:rPr>
+          <w:rFonts w:ascii="Times New Roman" w:hAnsi="Times New Roman"/>
+        </w:rPr>
+        <w:t xml:space="preserve">“</w:t>
+      </w:r>
+      <w:r>
+        <w:rPr>
+          <w:rFonts w:ascii="Times New Roman" w:hAnsi="Times New Roman"/>
+        </w:rPr>
+        <w:t xml:space="preserve">dual</w:t>
+      </w:r>
+      <w:r>
+        <w:rPr>
+          <w:rFonts w:ascii="Times New Roman" w:hAnsi="Times New Roman"/>
+        </w:rPr>
+        <w:t xml:space="preserve">”</w:t>
+      </w:r>
+      <w:r>
+        <w:rPr>
+          <w:rFonts w:ascii="Times New Roman" w:hAnsi="Times New Roman"/>
+        </w:rPr>
+        <w:t xml:space="preserve"> </w:t>
+      </w:r>
+      <w:r>
+        <w:rPr>
+          <w:rFonts w:ascii="Times New Roman" w:hAnsi="Times New Roman"/>
+        </w:rPr>
+        <w:t xml:space="preserve">llena los diez estados de peso 2 sin distorsión (</w:t>
+      </w:r>
+      <m:oMath>
+        <m:r>
+          <m:t>v</m:t>
+        </m:r>
+      </m:oMath>
+      <w:r>
+        <w:rPr>
+          <w:rFonts w:ascii="Times New Roman" w:hAnsi="Times New Roman"/>
+        </w:rPr>
+        <w:t xml:space="preserve"> </w:t>
+      </w:r>
+      <w:r>
+        <w:rPr>
+          <w:rFonts w:ascii="Times New Roman" w:hAnsi="Times New Roman"/>
+        </w:rPr>
+        <w:t xml:space="preserve">en el anillo,</w:t>
+      </w:r>
+      <w:r>
+        <w:rPr>
+          <w:rFonts w:ascii="Times New Roman" w:hAnsi="Times New Roman"/>
+        </w:rPr>
+        <w:t xml:space="preserve"> </w:t>
+      </w:r>
+      <m:oMath>
+        <m:d>
+          <m:dPr>
+            <m:begChr m:val="("/>
+            <m:endChr m:val=")"/>
+            <m:sepChr m:val=""/>
+            <m:grow/>
+          </m:dPr>
+          <m:e>
+            <m:sSup>
+              <m:e>
+                <m:r>
+                  <m:t>x</m:t>
+                </m:r>
+              </m:e>
+              <m:sup>
+                <m:r>
+                  <m:t>2</m:t>
+                </m:r>
+              </m:sup>
+            </m:sSup>
+            <m:r>
+              <m:rPr>
+                <m:sty m:val="p"/>
+              </m:rPr>
+              <m:t>,</m:t>
+            </m:r>
+            <m:r>
+              <m:t>1</m:t>
+            </m:r>
+          </m:e>
+        </m:d>
+        <m:r>
+          <m:rPr>
+            <m:sty m:val="p"/>
+          </m:rPr>
+          <m:t>/</m:t>
+        </m:r>
+        <m:r>
+          <m:rPr>
+            <m:sty m:val="p"/>
+          </m:rPr>
+          <m:t>∥</m:t>
+        </m:r>
+        <m:d>
+          <m:dPr>
+            <m:begChr m:val="("/>
+            <m:endChr m:val=")"/>
+            <m:sepChr m:val=""/>
+            <m:grow/>
+          </m:dPr>
+          <m:e>
+            <m:sSup>
+              <m:e>
+                <m:r>
+                  <m:t>x</m:t>
+                </m:r>
+              </m:e>
+              <m:sup>
+                <m:r>
+                  <m:t>2</m:t>
+                </m:r>
+              </m:sup>
+            </m:sSup>
+            <m:r>
+              <m:rPr>
+                <m:sty m:val="p"/>
+              </m:rPr>
+              <m:t>,</m:t>
+            </m:r>
+            <m:r>
+              <m:t>1</m:t>
+            </m:r>
+          </m:e>
+        </m:d>
+        <m:r>
+          <m:rPr>
+            <m:sty m:val="p"/>
+          </m:rPr>
+          <m:t>∥</m:t>
+        </m:r>
+      </m:oMath>
+      <w:r>
+        <w:rPr>
+          <w:rFonts w:ascii="Times New Roman" w:hAnsi="Times New Roman"/>
+        </w:rPr>
+        <w:t xml:space="preserve"> </w:t>
+      </w:r>
+      <w:r>
+        <w:rPr>
+          <w:rFonts w:ascii="Times New Roman" w:hAnsi="Times New Roman"/>
+        </w:rPr>
+        <w:t xml:space="preserve">en las cuerdas</w:t>
+      </w:r>
+      <w:r>
+        <w:rPr>
+          <w:rFonts w:ascii="Times New Roman" w:hAnsi="Times New Roman"/>
+        </w:rPr>
+        <w:t xml:space="preserve"> </w:t>
+      </w:r>
+      <m:oMath>
+        <m:d>
+          <m:dPr>
+            <m:begChr m:val="("/>
+            <m:endChr m:val=")"/>
+            <m:sepChr m:val=""/>
+            <m:grow/>
+          </m:dPr>
+          <m:e>
+            <m:r>
+              <m:t>k</m:t>
+            </m:r>
+            <m:r>
+              <m:rPr>
+                <m:sty m:val="p"/>
+              </m:rPr>
+              <m:t>,</m:t>
+            </m:r>
+            <m:r>
+              <m:t>k</m:t>
+            </m:r>
+            <m:r>
+              <m:rPr>
+                <m:sty m:val="p"/>
+              </m:rPr>
+              <m:t>+</m:t>
+            </m:r>
+            <m:r>
+              <m:t>2</m:t>
+            </m:r>
+          </m:e>
+        </m:d>
+      </m:oMath>
+      <w:r>
+        <w:rPr>
+          <w:rFonts w:ascii="Times New Roman" w:hAnsi="Times New Roman"/>
+        </w:rPr>
+        <w:t xml:space="preserve">). Con la lectura</w:t>
+      </w:r>
+      <w:r>
+        <w:rPr>
+          <w:rFonts w:ascii="Times New Roman" w:hAnsi="Times New Roman"/>
+        </w:rPr>
+        <w:t xml:space="preserve"> </w:t>
+      </w:r>
+      <m:oMath>
+        <m:r>
+          <m:t>q</m:t>
+        </m:r>
+        <m:sSub>
+          <m:e>
+            <m:r>
+              <m:t>g</m:t>
+            </m:r>
+          </m:e>
+          <m:sub>
+            <m:r>
+              <m:t>Z</m:t>
+            </m:r>
+          </m:sub>
+        </m:sSub>
+      </m:oMath>
+      <w:r>
+        <w:rPr>
+          <w:rFonts w:ascii="Times New Roman" w:hAnsi="Times New Roman"/>
+        </w:rPr>
+        <w:t xml:space="preserve"> </w:t>
+      </w:r>
+      <w:r>
+        <w:rPr>
+          <w:rFonts w:ascii="Times New Roman" w:hAnsi="Times New Roman"/>
+        </w:rPr>
+        <w:t xml:space="preserve">no ayuda (</w:t>
+      </w:r>
+      <m:oMath>
+        <m:r>
+          <m:rPr>
+            <m:sty m:val="p"/>
+          </m:rPr>
+          <m:t>−</m:t>
+        </m:r>
+        <m:r>
+          <m:t>0.2</m:t>
+        </m:r>
+      </m:oMath>
+      <w:r>
+        <w:rPr>
+          <w:rFonts w:ascii="Times New Roman" w:hAnsi="Times New Roman"/>
+        </w:rPr>
+        <w:t xml:space="preserve"> </w:t>
+      </w:r>
+      <w:r>
+        <w:rPr>
+          <w:rFonts w:ascii="Times New Roman" w:hAnsi="Times New Roman"/>
+        </w:rPr>
+        <w:t xml:space="preserve">puntos frente al anillo),</w:t>
+      </w:r>
+      <w:r>
+        <w:rPr>
+          <w:rFonts w:ascii="Times New Roman" w:hAnsi="Times New Roman"/>
+        </w:rPr>
+        <w:t xml:space="preserve"> </w:t>
+      </w:r>
+      <w:r>
+        <w:rPr>
+          <w:rFonts w:ascii="Times New Roman" w:hAnsi="Times New Roman"/>
+        </w:rPr>
+        <w:t xml:space="preserve">pero con la lectura</w:t>
+      </w:r>
+      <w:r>
+        <w:rPr>
+          <w:rFonts w:ascii="Times New Roman" w:hAnsi="Times New Roman"/>
+        </w:rPr>
+        <w:t xml:space="preserve"> </w:t>
+      </w:r>
+      <m:oMath>
+        <m:r>
+          <m:rPr>
+            <m:sty m:val="p"/>
+          </m:rPr>
+          <m:t>⟨</m:t>
+        </m:r>
+        <m:sSub>
+          <m:e>
+            <m:r>
+              <m:t>Z</m:t>
+            </m:r>
+          </m:e>
+          <m:sub>
+            <m:r>
+              <m:t>i</m:t>
+            </m:r>
+          </m:sub>
+        </m:sSub>
+        <m:sSub>
+          <m:e>
+            <m:r>
+              <m:t>Z</m:t>
+            </m:r>
+          </m:e>
+          <m:sub>
+            <m:r>
+              <m:t>j</m:t>
+            </m:r>
+          </m:sub>
+        </m:sSub>
+        <m:r>
+          <m:rPr>
+            <m:sty m:val="p"/>
+          </m:rPr>
+          <m:t>⟩</m:t>
+        </m:r>
+      </m:oMath>
+      <w:r>
+        <w:rPr>
+          <w:rFonts w:ascii="Times New Roman" w:hAnsi="Times New Roman"/>
+        </w:rPr>
+        <w:t xml:space="preserve"> </w:t>
+      </w:r>
+      <w:r>
+        <w:rPr>
+          <w:rFonts w:ascii="Times New Roman" w:hAnsi="Times New Roman"/>
+        </w:rPr>
+        <w:t xml:space="preserve">de rango completo el modelo de peso 2 alcanza la precisión del</w:t>
+      </w:r>
+      <w:r>
+        <w:rPr>
+          <w:rFonts w:ascii="Times New Roman" w:hAnsi="Times New Roman"/>
+        </w:rPr>
+        <w:t xml:space="preserve"> </w:t>
+      </w:r>
+      <w:r>
+        <w:rPr>
+          <w:rFonts w:ascii="Times New Roman" w:hAnsi="Times New Roman"/>
+        </w:rPr>
+        <w:t xml:space="preserve">peso 1 (0.947 contra 0.947 en 60 corridas). El peso 2 necesitaba una codificación fiel y una lectura que vea</w:t>
+      </w:r>
+      <w:r>
+        <w:rPr>
+          <w:rFonts w:ascii="Times New Roman" w:hAnsi="Times New Roman"/>
+        </w:rPr>
+        <w:t xml:space="preserve"> </w:t>
+      </w:r>
+      <w:r>
+        <w:rPr>
+          <w:rFonts w:ascii="Times New Roman" w:hAnsi="Times New Roman"/>
+        </w:rPr>
+        <w:t xml:space="preserve">todo el sector.</w:t>
       </w:r>
     </w:p>
     <w:p>
@@ -10249,7 +11190,7 @@
         <w:rPr>
           <w:rFonts w:ascii="Times New Roman" w:hAnsi="Times New Roman"/>
         </w:rPr>
-        <w:t xml:space="preserve">medido bajó de 0.138–0.206 sin filtro a 0.040–0.072 con filtro (entre</w:t>
+        <w:t xml:space="preserve">medido bajó de 0.138–0.207 sin filtro a 0.040–0.069 con filtro (entre</w:t>
       </w:r>
       <w:r>
         <w:rPr>
@@ -10295,19 +11236,115 @@
         <w:rPr>
           <w:rFonts w:ascii="Times New Roman" w:hAnsi="Times New Roman"/>
         </w:rPr>
-        <w:t xml:space="preserve">veces), conservando el 69–74 % de los disparos. Son modelos de ruido, no equipos; las corridas en</w:t>
-      </w:r>
-      <w:r>
-        <w:rPr>
-          <w:rFonts w:ascii="Times New Roman" w:hAnsi="Times New Roman"/>
-        </w:rPr>
-        <w:t xml:space="preserve"> </w:t>
-      </w:r>
-      <w:r>
-        <w:rPr>
-          <w:rFonts w:ascii="Times New Roman" w:hAnsi="Times New Roman"/>
-        </w:rPr>
-        <w:t xml:space="preserve">hardware están preparadas, con confirmación de costo, y pendientes.</w:t>
+        <w:t xml:space="preserve">veces), conservando el 69–74 % de los disparos. Con el modelo de ruido Forte-1 de IonQ se corrió el mismo proceso en los cuatro conjuntos (189 entradas de</w:t>
+      </w:r>
+      <w:r>
+        <w:rPr>
+          <w:rFonts w:ascii="Times New Roman" w:hAnsi="Times New Roman"/>
+        </w:rPr>
+        <w:t xml:space="preserve"> </w:t>
+      </w:r>
+      <w:r>
+        <w:rPr>
+          <w:rFonts w:ascii="Times New Roman" w:hAnsi="Times New Roman"/>
+        </w:rPr>
+        <w:t xml:space="preserve">prueba): precisión conjunta 0.968 con filtro, 0.958 sin filtro y 0.979 sin ruido, y un error de</w:t>
+      </w:r>
+      <w:r>
+        <w:rPr>
+          <w:rFonts w:ascii="Times New Roman" w:hAnsi="Times New Roman"/>
+        </w:rPr>
+        <w:t xml:space="preserve"> </w:t>
+      </w:r>
+      <m:oMath>
+        <m:r>
+          <m:t>q</m:t>
+        </m:r>
+        <m:sSub>
+          <m:e>
+            <m:r>
+              <m:t>g</m:t>
+            </m:r>
+          </m:e>
+          <m:sub>
+            <m:r>
+              <m:t>Z</m:t>
+            </m:r>
+          </m:sub>
+        </m:sSub>
+      </m:oMath>
+      <w:r>
+        <w:rPr>
+          <w:rFonts w:ascii="Times New Roman" w:hAnsi="Times New Roman"/>
+        </w:rPr>
+        <w:t xml:space="preserve"> </w:t>
+      </w:r>
+      <w:r>
+        <w:rPr>
+          <w:rFonts w:ascii="Times New Roman" w:hAnsi="Times New Roman"/>
+        </w:rPr>
+        <w:t xml:space="preserve">entre 2.7 y</w:t>
+      </w:r>
+      <w:r>
+        <w:rPr>
+          <w:rFonts w:ascii="Times New Roman" w:hAnsi="Times New Roman"/>
+        </w:rPr>
+        <w:t xml:space="preserve"> </w:t>
+      </w:r>
+      <w:r>
+        <w:rPr>
+          <w:rFonts w:ascii="Times New Roman" w:hAnsi="Times New Roman"/>
+        </w:rPr>
+        <w:t xml:space="preserve">2.9 veces menor con filtro en cada conjunto. (Los resultados de IonQ usan las frecuencias medidas que devuelve</w:t>
+      </w:r>
+      <w:r>
+        <w:rPr>
+          <w:rFonts w:ascii="Times New Roman" w:hAnsi="Times New Roman"/>
+        </w:rPr>
+        <w:t xml:space="preserve"> </w:t>
+      </w:r>
+      <w:r>
+        <w:rPr>
+          <w:rFonts w:ascii="Times New Roman" w:hAnsi="Times New Roman"/>
+        </w:rPr>
+        <w:t xml:space="preserve">la API;</w:t>
+      </w:r>
+      <w:r>
+        <w:rPr>
+          <w:rFonts w:ascii="Times New Roman" w:hAnsi="Times New Roman"/>
+        </w:rPr>
+        <w:t xml:space="preserve"> </w:t>
+      </w:r>
+      <w:r>
+        <w:rPr>
+          <w:rStyle w:val="VerbatimChar"/>
+          <w:rFonts w:ascii="Times New Roman" w:hAnsi="Times New Roman"/>
+        </w:rPr>
+        <w:t xml:space="preserve">get_counts</w:t>
+      </w:r>
+      <w:r>
+        <w:rPr>
+          <w:rFonts w:ascii="Times New Roman" w:hAnsi="Times New Roman"/>
+        </w:rPr>
+        <w:t xml:space="preserve"> </w:t>
+      </w:r>
+      <w:r>
+        <w:rPr>
+          <w:rFonts w:ascii="Times New Roman" w:hAnsi="Times New Roman"/>
+        </w:rPr>
+        <w:t xml:space="preserve">de qiskit-ionq las vuelve a muestrear en cada llamada.) Son modelos de ruido, no</w:t>
+      </w:r>
+      <w:r>
+        <w:rPr>
+          <w:rFonts w:ascii="Times New Roman" w:hAnsi="Times New Roman"/>
+        </w:rPr>
+        <w:t xml:space="preserve"> </w:t>
+      </w:r>
+      <w:r>
+        <w:rPr>
+          <w:rFonts w:ascii="Times New Roman" w:hAnsi="Times New Roman"/>
+        </w:rPr>
+        <w:t xml:space="preserve">equipos; las corridas en hardware están preparadas, con confirmación de costo, y pendientes.</w:t>
       </w:r>
     </w:p>
     <w:bookmarkEnd w:id="36"/>
@@ -10624,31 +11661,19 @@
         <w:rPr>
           <w:rFonts w:ascii="Times New Roman" w:hAnsi="Times New Roman"/>
         </w:rPr>
-        <w:t xml:space="preserve">arquitectura por peso, cinco qubits y conjuntos pequeños en los que una muestra de prueba vale 2–3 puntos. La</w:t>
-      </w:r>
-      <w:r>
-        <w:rPr>
-          <w:rFonts w:ascii="Times New Roman" w:hAnsi="Times New Roman"/>
-        </w:rPr>
-        <w:t xml:space="preserve"> </w:t>
-      </w:r>
-      <w:r>
-        <w:rPr>
-          <w:rFonts w:ascii="Times New Roman" w:hAnsi="Times New Roman"/>
-        </w:rPr>
-        <w:t xml:space="preserve">codificación en anillo usa solo cinco de los diez estados de peso 2, así que un mejor uso del sector más grande</w:t>
-      </w:r>
-      <w:r>
-        <w:rPr>
-          <w:rFonts w:ascii="Times New Roman" w:hAnsi="Times New Roman"/>
-        </w:rPr>
-        <w:t xml:space="preserve"> </w:t>
-      </w:r>
-      <w:r>
-        <w:rPr>
-          <w:rFonts w:ascii="Times New Roman" w:hAnsi="Times New Roman"/>
-        </w:rPr>
-        <w:t xml:space="preserve">sigue abierto. No se afirma ventaja cuántica: estas redes son simulables</w:t>
+        <w:t xml:space="preserve">arquitectura por peso, cinco qubits y conjuntos pequeños en los que una muestra de prueba vale 2–3 puntos. El</w:t>
+      </w:r>
+      <w:r>
+        <w:rPr>
+          <w:rFonts w:ascii="Times New Roman" w:hAnsi="Times New Roman"/>
+        </w:rPr>
+        <w:t xml:space="preserve"> </w:t>
+      </w:r>
+      <w:r>
+        <w:rPr>
+          <w:rFonts w:ascii="Times New Roman" w:hAnsi="Times New Roman"/>
+        </w:rPr>
+        <w:t xml:space="preserve">modelo de peso 2 alcanza pero no supera la precisión del peso 1 en estos conjuntos. No se afirma ventaja cuántica: estas redes son simulables</w:t>
       </w:r>
       <w:r>
         <w:rPr>
@@ -10735,7 +11760,7 @@
         <w:rPr>
           <w:rFonts w:ascii="Times New Roman" w:hAnsi="Times New Roman"/>
         </w:rPr>
-        <w:t xml:space="preserve">0.6.0 (</w:t>
+        <w:t xml:space="preserve">0.6.2 (</w:t>
       </w:r>
       <w:r>
         <w:rPr>
@@ -10836,6 +11861,25 @@
         <w:rPr>
           <w:rFonts w:ascii="Times New Roman" w:hAnsi="Times New Roman"/>
         </w:rPr>
+        <w:t xml:space="preserve">,</w:t>
+      </w:r>
+      <w:r>
+        <w:rPr>
+          <w:rFonts w:ascii="Times New Roman" w:hAnsi="Times New Roman"/>
+        </w:rPr>
+        <w:t xml:space="preserve"> </w:t>
+      </w:r>
+      <w:r>
+        <w:rPr>
+          <w:rStyle w:val="VerbatimChar"/>
+          <w:rFonts w:ascii="Times New Roman" w:hAnsi="Times New Roman"/>
+        </w:rPr>
+        <w:t xml:space="preserve">"ring"</w:t>
+      </w:r>
+      <w:r>
+        <w:rPr>
+          <w:rFonts w:ascii="Times New Roman" w:hAnsi="Times New Roman"/>
+        </w:rPr>
         <w:t xml:space="preserve"> </w:t>
       </w:r>
       <w:r>
@@ -10855,7 +11899,7 @@
           <w:rStyle w:val="VerbatimChar"/>
           <w:rFonts w:ascii="Times New Roman" w:hAnsi="Times New Roman"/>
         </w:rPr>
-        <w:t xml:space="preserve">"ring"</w:t>
+        <w:t xml:space="preserve">"dual"</w:t>
       </w:r>
       <w:r>
         <w:rPr>
@@ -10967,7 +12011,7 @@
         <w:rPr>
           <w:rFonts w:ascii="Times New Roman" w:hAnsi="Times New Roman"/>
         </w:rPr>
-        <w:t xml:space="preserve">RESEARCH_NOTES §75–§82, §85 y §87, con pruebas en</w:t>
+        <w:t xml:space="preserve">RESEARCH_NOTES §75–§82, §85, §87, §90 y §91, con pruebas en</w:t>
       </w:r>
       <w:r>
         <w:rPr>

--- a/manuscript/qang_qml_es.docx
+++ b/manuscript/qang_qml_es.docx
@@ -4590,6 +4590,935 @@
         <w:rPr>
           <w:rFonts w:ascii="Times New Roman" w:hAnsi="Times New Roman"/>
         </w:rPr>
+        <w:t xml:space="preserve">Con</w:t>
+      </w:r>
+      <w:r>
+        <w:rPr>
+          <w:rFonts w:ascii="Times New Roman" w:hAnsi="Times New Roman"/>
+        </w:rPr>
+        <w:t xml:space="preserve"> </w:t>
+      </w:r>
+      <w:r>
+        <w:rPr>
+          <w:rFonts w:ascii="Times New Roman" w:hAnsi="Times New Roman"/>
+        </w:rPr>
+        <w:t xml:space="preserve">una</w:t>
+      </w:r>
+      <w:r>
+        <w:rPr>
+          <w:rFonts w:ascii="Times New Roman" w:hAnsi="Times New Roman"/>
+        </w:rPr>
+        <w:t xml:space="preserve"> </w:t>
+      </w:r>
+      <w:r>
+        <w:rPr>
+          <w:rFonts w:ascii="Times New Roman" w:hAnsi="Times New Roman"/>
+        </w:rPr>
+        <w:t xml:space="preserve">codificación</w:t>
+      </w:r>
+      <w:r>
+        <w:rPr>
+          <w:rFonts w:ascii="Times New Roman" w:hAnsi="Times New Roman"/>
+        </w:rPr>
+        <w:t xml:space="preserve"> </w:t>
+      </w:r>
+      <w:r>
+        <w:rPr>
+          <w:rFonts w:ascii="Times New Roman" w:hAnsi="Times New Roman"/>
+        </w:rPr>
+        <w:t xml:space="preserve">fiel</w:t>
+      </w:r>
+      <w:r>
+        <w:rPr>
+          <w:rFonts w:ascii="Times New Roman" w:hAnsi="Times New Roman"/>
+        </w:rPr>
+        <w:t xml:space="preserve"> </w:t>
+      </w:r>
+      <w:r>
+        <w:rPr>
+          <w:rFonts w:ascii="Times New Roman" w:hAnsi="Times New Roman"/>
+        </w:rPr>
+        <w:t xml:space="preserve">de</w:t>
+      </w:r>
+      <w:r>
+        <w:rPr>
+          <w:rFonts w:ascii="Times New Roman" w:hAnsi="Times New Roman"/>
+        </w:rPr>
+        <w:t xml:space="preserve"> </w:t>
+      </w:r>
+      <w:r>
+        <w:rPr>
+          <w:rFonts w:ascii="Times New Roman" w:hAnsi="Times New Roman"/>
+        </w:rPr>
+        <w:t xml:space="preserve">peso 2</w:t>
+      </w:r>
+      <w:r>
+        <w:rPr>
+          <w:rFonts w:ascii="Times New Roman" w:hAnsi="Times New Roman"/>
+        </w:rPr>
+        <w:t xml:space="preserve"> </w:t>
+      </w:r>
+      <w:r>
+        <w:rPr>
+          <w:rFonts w:ascii="Times New Roman" w:hAnsi="Times New Roman"/>
+        </w:rPr>
+        <w:t xml:space="preserve">desaparece</w:t>
+      </w:r>
+      <w:r>
+        <w:rPr>
+          <w:rFonts w:ascii="Times New Roman" w:hAnsi="Times New Roman"/>
+        </w:rPr>
+        <w:t xml:space="preserve"> </w:t>
+      </w:r>
+      <w:r>
+        <w:rPr>
+          <w:rFonts w:ascii="Times New Roman" w:hAnsi="Times New Roman"/>
+        </w:rPr>
+        <w:t xml:space="preserve">la</w:t>
+      </w:r>
+      <w:r>
+        <w:rPr>
+          <w:rFonts w:ascii="Times New Roman" w:hAnsi="Times New Roman"/>
+        </w:rPr>
+        <w:t xml:space="preserve"> </w:t>
+      </w:r>
+      <w:r>
+        <w:rPr>
+          <w:rFonts w:ascii="Times New Roman" w:hAnsi="Times New Roman"/>
+        </w:rPr>
+        <w:t xml:space="preserve">ventaja</w:t>
+      </w:r>
+      <w:r>
+        <w:rPr>
+          <w:rFonts w:ascii="Times New Roman" w:hAnsi="Times New Roman"/>
+        </w:rPr>
+        <w:t xml:space="preserve"> </w:t>
+      </w:r>
+      <w:r>
+        <w:rPr>
+          <w:rFonts w:ascii="Times New Roman" w:hAnsi="Times New Roman"/>
+        </w:rPr>
+        <w:t xml:space="preserve">del</w:t>
+      </w:r>
+      <w:r>
+        <w:rPr>
+          <w:rFonts w:ascii="Times New Roman" w:hAnsi="Times New Roman"/>
+        </w:rPr>
+        <w:t xml:space="preserve"> </w:t>
+      </w:r>
+      <w:r>
+        <w:rPr>
+          <w:rFonts w:ascii="Times New Roman" w:hAnsi="Times New Roman"/>
+        </w:rPr>
+        <w:t xml:space="preserve">modelo</w:t>
+      </w:r>
+      <w:r>
+        <w:rPr>
+          <w:rFonts w:ascii="Times New Roman" w:hAnsi="Times New Roman"/>
+        </w:rPr>
+        <w:t xml:space="preserve"> </w:t>
+      </w:r>
+      <w:r>
+        <w:rPr>
+          <w:rFonts w:ascii="Times New Roman" w:hAnsi="Times New Roman"/>
+        </w:rPr>
+        <w:t xml:space="preserve">sin</w:t>
+      </w:r>
+      <w:r>
+        <w:rPr>
+          <w:rFonts w:ascii="Times New Roman" w:hAnsi="Times New Roman"/>
+        </w:rPr>
+        <w:t xml:space="preserve"> </w:t>
+      </w:r>
+      <w:r>
+        <w:rPr>
+          <w:rFonts w:ascii="Times New Roman" w:hAnsi="Times New Roman"/>
+        </w:rPr>
+        <w:t xml:space="preserve">filtro</w:t>
+      </w:r>
+      <w:r>
+        <w:rPr>
+          <w:rFonts w:ascii="Times New Roman" w:hAnsi="Times New Roman"/>
+        </w:rPr>
+        <w:t xml:space="preserve"> </w:t>
+      </w:r>
+      <w:r>
+        <w:rPr>
+          <w:rFonts w:ascii="Times New Roman" w:hAnsi="Times New Roman"/>
+        </w:rPr>
+        <w:t xml:space="preserve">entrenado</w:t>
+      </w:r>
+      <w:r>
+        <w:rPr>
+          <w:rFonts w:ascii="Times New Roman" w:hAnsi="Times New Roman"/>
+        </w:rPr>
+        <w:t xml:space="preserve"> </w:t>
+      </w:r>
+      <w:r>
+        <w:rPr>
+          <w:rFonts w:ascii="Times New Roman" w:hAnsi="Times New Roman"/>
+        </w:rPr>
+        <w:t xml:space="preserve">con</w:t>
+      </w:r>
+      <w:r>
+        <w:rPr>
+          <w:rFonts w:ascii="Times New Roman" w:hAnsi="Times New Roman"/>
+        </w:rPr>
+        <w:t xml:space="preserve"> </w:t>
+      </w:r>
+      <w:r>
+        <w:rPr>
+          <w:rFonts w:ascii="Times New Roman" w:hAnsi="Times New Roman"/>
+        </w:rPr>
+        <w:t xml:space="preserve">el</w:t>
+      </w:r>
+      <w:r>
+        <w:rPr>
+          <w:rFonts w:ascii="Times New Roman" w:hAnsi="Times New Roman"/>
+        </w:rPr>
+        <w:t xml:space="preserve"> </w:t>
+      </w:r>
+      <w:r>
+        <w:rPr>
+          <w:rFonts w:ascii="Times New Roman" w:hAnsi="Times New Roman"/>
+        </w:rPr>
+        <w:t xml:space="preserve">ruido,</w:t>
+      </w:r>
+      <w:r>
+        <w:rPr>
+          <w:rFonts w:ascii="Times New Roman" w:hAnsi="Times New Roman"/>
+        </w:rPr>
+        <w:t xml:space="preserve"> </w:t>
+      </w:r>
+      <w:r>
+        <w:rPr>
+          <w:rFonts w:ascii="Times New Roman" w:hAnsi="Times New Roman"/>
+        </w:rPr>
+        <w:t xml:space="preserve">y</w:t>
+      </w:r>
+      <w:r>
+        <w:rPr>
+          <w:rFonts w:ascii="Times New Roman" w:hAnsi="Times New Roman"/>
+        </w:rPr>
+        <w:t xml:space="preserve"> </w:t>
+      </w:r>
+      <w:r>
+        <w:rPr>
+          <w:rFonts w:ascii="Times New Roman" w:hAnsi="Times New Roman"/>
+        </w:rPr>
+        <w:t xml:space="preserve">un</w:t>
+      </w:r>
+      <w:r>
+        <w:rPr>
+          <w:rFonts w:ascii="Times New Roman" w:hAnsi="Times New Roman"/>
+        </w:rPr>
+        <w:t xml:space="preserve"> </w:t>
+      </w:r>
+      <w:r>
+        <w:rPr>
+          <w:rFonts w:ascii="Times New Roman" w:hAnsi="Times New Roman"/>
+        </w:rPr>
+        <w:t xml:space="preserve">clasificador</w:t>
+      </w:r>
+      <w:r>
+        <w:rPr>
+          <w:rFonts w:ascii="Times New Roman" w:hAnsi="Times New Roman"/>
+        </w:rPr>
+        <w:t xml:space="preserve"> </w:t>
+      </w:r>
+      <w:r>
+        <w:rPr>
+          <w:rFonts w:ascii="Times New Roman" w:hAnsi="Times New Roman"/>
+        </w:rPr>
+        <w:t xml:space="preserve">que</w:t>
+      </w:r>
+      <w:r>
+        <w:rPr>
+          <w:rFonts w:ascii="Times New Roman" w:hAnsi="Times New Roman"/>
+        </w:rPr>
+        <w:t xml:space="preserve"> </w:t>
+      </w:r>
+      <w:r>
+        <w:rPr>
+          <w:rFonts w:ascii="Times New Roman" w:hAnsi="Times New Roman"/>
+        </w:rPr>
+        <w:t xml:space="preserve">recibe</w:t>
+      </w:r>
+      <w:r>
+        <w:rPr>
+          <w:rFonts w:ascii="Times New Roman" w:hAnsi="Times New Roman"/>
+        </w:rPr>
+        <w:t xml:space="preserve"> </w:t>
+      </w:r>
+      <w:r>
+        <w:rPr>
+          <w:rFonts w:ascii="Times New Roman" w:hAnsi="Times New Roman"/>
+        </w:rPr>
+        <w:t xml:space="preserve">a</w:t>
+      </w:r>
+      <w:r>
+        <w:rPr>
+          <w:rFonts w:ascii="Times New Roman" w:hAnsi="Times New Roman"/>
+        </w:rPr>
+        <w:t xml:space="preserve"> </w:t>
+      </w:r>
+      <w:r>
+        <w:rPr>
+          <w:rFonts w:ascii="Times New Roman" w:hAnsi="Times New Roman"/>
+        </w:rPr>
+        <w:t xml:space="preserve">la</w:t>
+      </w:r>
+      <w:r>
+        <w:rPr>
+          <w:rFonts w:ascii="Times New Roman" w:hAnsi="Times New Roman"/>
+        </w:rPr>
+        <w:t xml:space="preserve"> </w:t>
+      </w:r>
+      <w:r>
+        <w:rPr>
+          <w:rFonts w:ascii="Times New Roman" w:hAnsi="Times New Roman"/>
+        </w:rPr>
+        <w:t xml:space="preserve">vez</w:t>
+      </w:r>
+      <w:r>
+        <w:rPr>
+          <w:rFonts w:ascii="Times New Roman" w:hAnsi="Times New Roman"/>
+        </w:rPr>
+        <w:t xml:space="preserve"> </w:t>
+      </w:r>
+      <w:r>
+        <w:rPr>
+          <w:rFonts w:ascii="Times New Roman" w:hAnsi="Times New Roman"/>
+        </w:rPr>
+        <w:t xml:space="preserve">las</w:t>
+      </w:r>
+      <w:r>
+        <w:rPr>
+          <w:rFonts w:ascii="Times New Roman" w:hAnsi="Times New Roman"/>
+        </w:rPr>
+        <w:t xml:space="preserve"> </w:t>
+      </w:r>
+      <w:r>
+        <w:rPr>
+          <w:rFonts w:ascii="Times New Roman" w:hAnsi="Times New Roman"/>
+        </w:rPr>
+        <w:t xml:space="preserve">variables</w:t>
+      </w:r>
+      <w:r>
+        <w:rPr>
+          <w:rFonts w:ascii="Times New Roman" w:hAnsi="Times New Roman"/>
+        </w:rPr>
+        <w:t xml:space="preserve"> </w:t>
+      </w:r>
+      <w:r>
+        <w:rPr>
+          <w:rFonts w:ascii="Times New Roman" w:hAnsi="Times New Roman"/>
+        </w:rPr>
+        <w:t xml:space="preserve">filtradas</w:t>
+      </w:r>
+      <w:r>
+        <w:rPr>
+          <w:rFonts w:ascii="Times New Roman" w:hAnsi="Times New Roman"/>
+        </w:rPr>
+        <w:t xml:space="preserve"> </w:t>
+      </w:r>
+      <w:r>
+        <w:rPr>
+          <w:rFonts w:ascii="Times New Roman" w:hAnsi="Times New Roman"/>
+        </w:rPr>
+        <w:t xml:space="preserve">y</w:t>
+      </w:r>
+      <w:r>
+        <w:rPr>
+          <w:rFonts w:ascii="Times New Roman" w:hAnsi="Times New Roman"/>
+        </w:rPr>
+        <w:t xml:space="preserve"> </w:t>
+      </w:r>
+      <w:r>
+        <w:rPr>
+          <w:rFonts w:ascii="Times New Roman" w:hAnsi="Times New Roman"/>
+        </w:rPr>
+        <w:t xml:space="preserve">las</w:t>
+      </w:r>
+      <w:r>
+        <w:rPr>
+          <w:rFonts w:ascii="Times New Roman" w:hAnsi="Times New Roman"/>
+        </w:rPr>
+        <w:t xml:space="preserve"> </w:t>
+      </w:r>
+      <w:r>
+        <w:rPr>
+          <w:rFonts w:ascii="Times New Roman" w:hAnsi="Times New Roman"/>
+        </w:rPr>
+        <w:t xml:space="preserve">crudas</w:t>
+      </w:r>
+      <w:r>
+        <w:rPr>
+          <w:rFonts w:ascii="Times New Roman" w:hAnsi="Times New Roman"/>
+        </w:rPr>
+        <w:t xml:space="preserve"> </w:t>
+      </w:r>
+      <w:r>
+        <w:rPr>
+          <w:rFonts w:ascii="Times New Roman" w:hAnsi="Times New Roman"/>
+        </w:rPr>
+        <w:t xml:space="preserve">no</w:t>
+      </w:r>
+      <w:r>
+        <w:rPr>
+          <w:rFonts w:ascii="Times New Roman" w:hAnsi="Times New Roman"/>
+        </w:rPr>
+        <w:t xml:space="preserve"> </w:t>
+      </w:r>
+      <w:r>
+        <w:rPr>
+          <w:rFonts w:ascii="Times New Roman" w:hAnsi="Times New Roman"/>
+        </w:rPr>
+        <w:t xml:space="preserve">gana</w:t>
+      </w:r>
+      <w:r>
+        <w:rPr>
+          <w:rFonts w:ascii="Times New Roman" w:hAnsi="Times New Roman"/>
+        </w:rPr>
+        <w:t xml:space="preserve"> </w:t>
+      </w:r>
+      <w:r>
+        <w:rPr>
+          <w:rFonts w:ascii="Times New Roman" w:hAnsi="Times New Roman"/>
+        </w:rPr>
+        <w:t xml:space="preserve">nada</w:t>
+      </w:r>
+      <w:r>
+        <w:rPr>
+          <w:rFonts w:ascii="Times New Roman" w:hAnsi="Times New Roman"/>
+        </w:rPr>
+        <w:t xml:space="preserve"> </w:t>
+      </w:r>
+      <w:r>
+        <w:rPr>
+          <w:rFonts w:ascii="Times New Roman" w:hAnsi="Times New Roman"/>
+        </w:rPr>
+        <w:t xml:space="preserve">sobre</w:t>
+      </w:r>
+      <w:r>
+        <w:rPr>
+          <w:rFonts w:ascii="Times New Roman" w:hAnsi="Times New Roman"/>
+        </w:rPr>
+        <w:t xml:space="preserve"> </w:t>
+      </w:r>
+      <w:r>
+        <w:rPr>
+          <w:rFonts w:ascii="Times New Roman" w:hAnsi="Times New Roman"/>
+        </w:rPr>
+        <w:t xml:space="preserve">el</w:t>
+      </w:r>
+      <w:r>
+        <w:rPr>
+          <w:rFonts w:ascii="Times New Roman" w:hAnsi="Times New Roman"/>
+        </w:rPr>
+        <w:t xml:space="preserve"> </w:t>
+      </w:r>
+      <w:r>
+        <w:rPr>
+          <w:rFonts w:ascii="Times New Roman" w:hAnsi="Times New Roman"/>
+        </w:rPr>
+        <w:t xml:space="preserve">filtro</w:t>
+      </w:r>
+      <w:r>
+        <w:rPr>
+          <w:rFonts w:ascii="Times New Roman" w:hAnsi="Times New Roman"/>
+        </w:rPr>
+        <w:t xml:space="preserve"> </w:t>
+      </w:r>
+      <w:r>
+        <w:rPr>
+          <w:rFonts w:ascii="Times New Roman" w:hAnsi="Times New Roman"/>
+        </w:rPr>
+        <w:t xml:space="preserve">solo.</w:t>
+      </w:r>
+      <w:r>
+        <w:rPr>
+          <w:rFonts w:ascii="Times New Roman" w:hAnsi="Times New Roman"/>
+        </w:rPr>
+        <w:t xml:space="preserve"> </w:t>
+      </w:r>
+      <w:r>
+        <w:rPr>
+          <w:rFonts w:ascii="Times New Roman" w:hAnsi="Times New Roman"/>
+        </w:rPr>
+        <w:t xml:space="preserve">En</w:t>
+      </w:r>
+      <w:r>
+        <w:rPr>
+          <w:rFonts w:ascii="Times New Roman" w:hAnsi="Times New Roman"/>
+        </w:rPr>
+        <w:t xml:space="preserve"> </w:t>
+      </w:r>
+      <w:r>
+        <w:rPr>
+          <w:rFonts w:ascii="Times New Roman" w:hAnsi="Times New Roman"/>
+        </w:rPr>
+        <w:t xml:space="preserve">513</w:t>
+      </w:r>
+      <w:r>
+        <w:rPr>
+          <w:rFonts w:ascii="Times New Roman" w:hAnsi="Times New Roman"/>
+        </w:rPr>
+        <w:t xml:space="preserve"> </w:t>
+      </w:r>
+      <w:r>
+        <w:rPr>
+          <w:rFonts w:ascii="Times New Roman" w:hAnsi="Times New Roman"/>
+        </w:rPr>
+        <w:t xml:space="preserve">configuraciones</w:t>
+      </w:r>
+      <w:r>
+        <w:rPr>
+          <w:rFonts w:ascii="Times New Roman" w:hAnsi="Times New Roman"/>
+        </w:rPr>
+        <w:t xml:space="preserve"> </w:t>
+      </w:r>
+      <w:r>
+        <w:rPr>
+          <w:rFonts w:ascii="Times New Roman" w:hAnsi="Times New Roman"/>
+        </w:rPr>
+        <w:t xml:space="preserve">de</w:t>
+      </w:r>
+      <w:r>
+        <w:rPr>
+          <w:rFonts w:ascii="Times New Roman" w:hAnsi="Times New Roman"/>
+        </w:rPr>
+        <w:t xml:space="preserve"> </w:t>
+      </w:r>
+      <w:r>
+        <w:rPr>
+          <w:rFonts w:ascii="Times New Roman" w:hAnsi="Times New Roman"/>
+        </w:rPr>
+        <w:t xml:space="preserve">lectura,</w:t>
+      </w:r>
+      <w:r>
+        <w:rPr>
+          <w:rFonts w:ascii="Times New Roman" w:hAnsi="Times New Roman"/>
+        </w:rPr>
+        <w:t xml:space="preserve"> </w:t>
+      </w:r>
+      <w:r>
+        <w:rPr>
+          <w:rFonts w:ascii="Times New Roman" w:hAnsi="Times New Roman"/>
+        </w:rPr>
+        <w:t xml:space="preserve">incluidas</w:t>
+      </w:r>
+      <w:r>
+        <w:rPr>
+          <w:rFonts w:ascii="Times New Roman" w:hAnsi="Times New Roman"/>
+        </w:rPr>
+        <w:t xml:space="preserve"> </w:t>
+      </w:r>
+      <w:r>
+        <w:rPr>
+          <w:rFonts w:ascii="Times New Roman" w:hAnsi="Times New Roman"/>
+        </w:rPr>
+        <w:t xml:space="preserve">fracciones</w:t>
+      </w:r>
+      <w:r>
+        <w:rPr>
+          <w:rFonts w:ascii="Times New Roman" w:hAnsi="Times New Roman"/>
+        </w:rPr>
+        <w:t xml:space="preserve"> </w:t>
+      </w:r>
+      <w:r>
+        <w:rPr>
+          <w:rFonts w:ascii="Times New Roman" w:hAnsi="Times New Roman"/>
+        </w:rPr>
+        <w:t xml:space="preserve">conservadas</w:t>
+      </w:r>
+      <w:r>
+        <w:rPr>
+          <w:rFonts w:ascii="Times New Roman" w:hAnsi="Times New Roman"/>
+        </w:rPr>
+        <w:t xml:space="preserve"> </w:t>
+      </w:r>
+      <w:r>
+        <w:rPr>
+          <w:rFonts w:ascii="Times New Roman" w:hAnsi="Times New Roman"/>
+        </w:rPr>
+        <w:t xml:space="preserve">de</w:t>
+      </w:r>
+      <w:r>
+        <w:rPr>
+          <w:rFonts w:ascii="Times New Roman" w:hAnsi="Times New Roman"/>
+        </w:rPr>
+        <w:t xml:space="preserve"> </w:t>
+      </w:r>
+      <w:r>
+        <w:rPr>
+          <w:rFonts w:ascii="Times New Roman" w:hAnsi="Times New Roman"/>
+        </w:rPr>
+        <w:t xml:space="preserve">hasta</w:t>
+      </w:r>
+      <w:r>
+        <w:rPr>
+          <w:rFonts w:ascii="Times New Roman" w:hAnsi="Times New Roman"/>
+        </w:rPr>
+        <w:t xml:space="preserve"> </w:t>
+      </w:r>
+      <m:oMath>
+        <m:r>
+          <m:t>2.6</m:t>
+        </m:r>
+        <m:r>
+          <m:rPr>
+            <m:sty m:val="p"/>
+          </m:rPr>
+          <m:t>×</m:t>
+        </m:r>
+        <m:sSup>
+          <m:e>
+            <m:r>
+              <m:t>10</m:t>
+            </m:r>
+          </m:e>
+          <m:sup>
+            <m:r>
+              <m:rPr>
+                <m:sty m:val="p"/>
+              </m:rPr>
+              <m:t>−</m:t>
+            </m:r>
+            <m:r>
+              <m:t>7</m:t>
+            </m:r>
+          </m:sup>
+        </m:sSup>
+      </m:oMath>
+      <w:r>
+        <w:rPr>
+          <w:rFonts w:ascii="Times New Roman" w:hAnsi="Times New Roman"/>
+        </w:rPr>
+        <w:t xml:space="preserve">,</w:t>
+      </w:r>
+      <w:r>
+        <w:rPr>
+          <w:rFonts w:ascii="Times New Roman" w:hAnsi="Times New Roman"/>
+        </w:rPr>
+        <w:t xml:space="preserve"> </w:t>
+      </w:r>
+      <w:r>
+        <w:rPr>
+          <w:rFonts w:ascii="Times New Roman" w:hAnsi="Times New Roman"/>
+        </w:rPr>
+        <w:t xml:space="preserve">T1</w:t>
+      </w:r>
+      <w:r>
+        <w:rPr>
+          <w:rFonts w:ascii="Times New Roman" w:hAnsi="Times New Roman"/>
+        </w:rPr>
+        <w:t xml:space="preserve"> </w:t>
+      </w:r>
+      <w:r>
+        <w:rPr>
+          <w:rFonts w:ascii="Times New Roman" w:hAnsi="Times New Roman"/>
+        </w:rPr>
+        <w:t xml:space="preserve">desigual</w:t>
+      </w:r>
+      <w:r>
+        <w:rPr>
+          <w:rFonts w:ascii="Times New Roman" w:hAnsi="Times New Roman"/>
+        </w:rPr>
+        <w:t xml:space="preserve"> </w:t>
+      </w:r>
+      <w:r>
+        <w:rPr>
+          <w:rFonts w:ascii="Times New Roman" w:hAnsi="Times New Roman"/>
+        </w:rPr>
+        <w:t xml:space="preserve">y</w:t>
+      </w:r>
+      <w:r>
+        <w:rPr>
+          <w:rFonts w:ascii="Times New Roman" w:hAnsi="Times New Roman"/>
+        </w:rPr>
+        <w:t xml:space="preserve"> </w:t>
+      </w:r>
+      <w:r>
+        <w:rPr>
+          <w:rFonts w:ascii="Times New Roman" w:hAnsi="Times New Roman"/>
+        </w:rPr>
+        <w:t xml:space="preserve">desfase,</w:t>
+      </w:r>
+      <w:r>
+        <w:rPr>
+          <w:rFonts w:ascii="Times New Roman" w:hAnsi="Times New Roman"/>
+        </w:rPr>
+        <w:t xml:space="preserve"> </w:t>
+      </w:r>
+      <w:r>
+        <w:rPr>
+          <w:rFonts w:ascii="Times New Roman" w:hAnsi="Times New Roman"/>
+        </w:rPr>
+        <w:t xml:space="preserve">el</w:t>
+      </w:r>
+      <w:r>
+        <w:rPr>
+          <w:rFonts w:ascii="Times New Roman" w:hAnsi="Times New Roman"/>
+        </w:rPr>
+        <w:t xml:space="preserve"> </w:t>
+      </w:r>
+      <w:r>
+        <w:rPr>
+          <w:rFonts w:ascii="Times New Roman" w:hAnsi="Times New Roman"/>
+        </w:rPr>
+        <w:t xml:space="preserve">filtro</w:t>
+      </w:r>
+      <w:r>
+        <w:rPr>
+          <w:rFonts w:ascii="Times New Roman" w:hAnsi="Times New Roman"/>
+        </w:rPr>
+        <w:t xml:space="preserve"> </w:t>
+      </w:r>
+      <w:r>
+        <w:rPr>
+          <w:rFonts w:ascii="Times New Roman" w:hAnsi="Times New Roman"/>
+        </w:rPr>
+        <w:t xml:space="preserve">tiene</w:t>
+      </w:r>
+      <w:r>
+        <w:rPr>
+          <w:rFonts w:ascii="Times New Roman" w:hAnsi="Times New Roman"/>
+        </w:rPr>
+        <w:t xml:space="preserve"> </w:t>
+      </w:r>
+      <w:r>
+        <w:rPr>
+          <w:rFonts w:ascii="Times New Roman" w:hAnsi="Times New Roman"/>
+        </w:rPr>
+        <w:t xml:space="preserve">el</w:t>
+      </w:r>
+      <w:r>
+        <w:rPr>
+          <w:rFonts w:ascii="Times New Roman" w:hAnsi="Times New Roman"/>
+        </w:rPr>
+        <w:t xml:space="preserve"> </w:t>
+      </w:r>
+      <w:r>
+        <w:rPr>
+          <w:rFonts w:ascii="Times New Roman" w:hAnsi="Times New Roman"/>
+        </w:rPr>
+        <w:t xml:space="preserve">menor</w:t>
+      </w:r>
+      <w:r>
+        <w:rPr>
+          <w:rFonts w:ascii="Times New Roman" w:hAnsi="Times New Roman"/>
+        </w:rPr>
+        <w:t xml:space="preserve"> </w:t>
+      </w:r>
+      <w:r>
+        <w:rPr>
+          <w:rFonts w:ascii="Times New Roman" w:hAnsi="Times New Roman"/>
+        </w:rPr>
+        <w:t xml:space="preserve">error</w:t>
+      </w:r>
+      <w:r>
+        <w:rPr>
+          <w:rFonts w:ascii="Times New Roman" w:hAnsi="Times New Roman"/>
+        </w:rPr>
+        <w:t xml:space="preserve"> </w:t>
+      </w:r>
+      <w:r>
+        <w:rPr>
+          <w:rFonts w:ascii="Times New Roman" w:hAnsi="Times New Roman"/>
+        </w:rPr>
+        <w:t xml:space="preserve">de</w:t>
+      </w:r>
+      <w:r>
+        <w:rPr>
+          <w:rFonts w:ascii="Times New Roman" w:hAnsi="Times New Roman"/>
+        </w:rPr>
+        <w:t xml:space="preserve"> </w:t>
+      </w:r>
+      <w:r>
+        <w:rPr>
+          <w:rFonts w:ascii="Times New Roman" w:hAnsi="Times New Roman"/>
+        </w:rPr>
+        <w:t xml:space="preserve">lectura</w:t>
+      </w:r>
+      <w:r>
+        <w:rPr>
+          <w:rFonts w:ascii="Times New Roman" w:hAnsi="Times New Roman"/>
+        </w:rPr>
+        <w:t xml:space="preserve"> </w:t>
+      </w:r>
+      <w:r>
+        <w:rPr>
+          <w:rFonts w:ascii="Times New Roman" w:hAnsi="Times New Roman"/>
+        </w:rPr>
+        <w:t xml:space="preserve">siempre</w:t>
+      </w:r>
+      <w:r>
+        <w:rPr>
+          <w:rFonts w:ascii="Times New Roman" w:hAnsi="Times New Roman"/>
+        </w:rPr>
+        <w:t xml:space="preserve"> </w:t>
+      </w:r>
+      <w:r>
+        <w:rPr>
+          <w:rFonts w:ascii="Times New Roman" w:hAnsi="Times New Roman"/>
+        </w:rPr>
+        <w:t xml:space="preserve">que</w:t>
+      </w:r>
+      <w:r>
+        <w:rPr>
+          <w:rFonts w:ascii="Times New Roman" w:hAnsi="Times New Roman"/>
+        </w:rPr>
+        <w:t xml:space="preserve"> </w:t>
+      </w:r>
+      <w:r>
+        <w:rPr>
+          <w:rFonts w:ascii="Times New Roman" w:hAnsi="Times New Roman"/>
+        </w:rPr>
+        <w:t xml:space="preserve">se</w:t>
+      </w:r>
+      <w:r>
+        <w:rPr>
+          <w:rFonts w:ascii="Times New Roman" w:hAnsi="Times New Roman"/>
+        </w:rPr>
+        <w:t xml:space="preserve"> </w:t>
+      </w:r>
+      <w:r>
+        <w:rPr>
+          <w:rFonts w:ascii="Times New Roman" w:hAnsi="Times New Roman"/>
+        </w:rPr>
+        <w:t xml:space="preserve">conserven</w:t>
+      </w:r>
+      <w:r>
+        <w:rPr>
+          <w:rFonts w:ascii="Times New Roman" w:hAnsi="Times New Roman"/>
+        </w:rPr>
+        <w:t xml:space="preserve"> </w:t>
+      </w:r>
+      <w:r>
+        <w:rPr>
+          <w:rFonts w:ascii="Times New Roman" w:hAnsi="Times New Roman"/>
+        </w:rPr>
+        <w:t xml:space="preserve">unos</w:t>
+      </w:r>
+      <w:r>
+        <w:rPr>
+          <w:rFonts w:ascii="Times New Roman" w:hAnsi="Times New Roman"/>
+        </w:rPr>
+        <w:t xml:space="preserve"> </w:t>
+      </w:r>
+      <w:r>
+        <w:rPr>
+          <w:rFonts w:ascii="Times New Roman" w:hAnsi="Times New Roman"/>
+        </w:rPr>
+        <w:t xml:space="preserve">20</w:t>
+      </w:r>
+      <w:r>
+        <w:rPr>
+          <w:rFonts w:ascii="Times New Roman" w:hAnsi="Times New Roman"/>
+        </w:rPr>
+        <w:t xml:space="preserve"> </w:t>
+      </w:r>
+      <w:r>
+        <w:rPr>
+          <w:rFonts w:ascii="Times New Roman" w:hAnsi="Times New Roman"/>
+        </w:rPr>
+        <w:t xml:space="preserve">disparos,</w:t>
+      </w:r>
+      <w:r>
+        <w:rPr>
+          <w:rFonts w:ascii="Times New Roman" w:hAnsi="Times New Roman"/>
+        </w:rPr>
+        <w:t xml:space="preserve"> </w:t>
+      </w:r>
+      <w:r>
+        <w:rPr>
+          <w:rFonts w:ascii="Times New Roman" w:hAnsi="Times New Roman"/>
+        </w:rPr>
+        <w:t xml:space="preserve">y</w:t>
+      </w:r>
+      <w:r>
+        <w:rPr>
+          <w:rFonts w:ascii="Times New Roman" w:hAnsi="Times New Roman"/>
+        </w:rPr>
+        <w:t xml:space="preserve"> </w:t>
+      </w:r>
+      <w:r>
+        <w:rPr>
+          <w:rFonts w:ascii="Times New Roman" w:hAnsi="Times New Roman"/>
+        </w:rPr>
+        <w:t xml:space="preserve">una</w:t>
+      </w:r>
+      <w:r>
+        <w:rPr>
+          <w:rFonts w:ascii="Times New Roman" w:hAnsi="Times New Roman"/>
+        </w:rPr>
+        <w:t xml:space="preserve"> </w:t>
+      </w:r>
+      <w:r>
+        <w:rPr>
+          <w:rFonts w:ascii="Times New Roman" w:hAnsi="Times New Roman"/>
+        </w:rPr>
+        <w:t xml:space="preserve">regla</w:t>
+      </w:r>
+      <w:r>
+        <w:rPr>
+          <w:rFonts w:ascii="Times New Roman" w:hAnsi="Times New Roman"/>
+        </w:rPr>
+        <w:t xml:space="preserve"> </w:t>
+      </w:r>
+      <w:r>
+        <w:rPr>
+          <w:rFonts w:ascii="Times New Roman" w:hAnsi="Times New Roman"/>
+        </w:rPr>
+        <w:t xml:space="preserve">cerrada</w:t>
+      </w:r>
+      <w:r>
+        <w:rPr>
+          <w:rFonts w:ascii="Times New Roman" w:hAnsi="Times New Roman"/>
+        </w:rPr>
+        <w:t xml:space="preserve"> </w:t>
+      </w:r>
+      <w:r>
+        <w:rPr>
+          <w:rFonts w:ascii="Times New Roman" w:hAnsi="Times New Roman"/>
+        </w:rPr>
+        <w:t xml:space="preserve">predice</w:t>
+      </w:r>
+      <w:r>
+        <w:rPr>
+          <w:rFonts w:ascii="Times New Roman" w:hAnsi="Times New Roman"/>
+        </w:rPr>
+        <w:t xml:space="preserve"> </w:t>
+      </w:r>
+      <w:r>
+        <w:rPr>
+          <w:rFonts w:ascii="Times New Roman" w:hAnsi="Times New Roman"/>
+        </w:rPr>
+        <w:t xml:space="preserve">el</w:t>
+      </w:r>
+      <w:r>
+        <w:rPr>
+          <w:rFonts w:ascii="Times New Roman" w:hAnsi="Times New Roman"/>
+        </w:rPr>
+        <w:t xml:space="preserve"> </w:t>
+      </w:r>
+      <w:r>
+        <w:rPr>
+          <w:rFonts w:ascii="Times New Roman" w:hAnsi="Times New Roman"/>
+        </w:rPr>
+        <w:t xml:space="preserve">ganador.</w:t>
+      </w:r>
+      <w:r>
+        <w:rPr>
+          <w:rFonts w:ascii="Times New Roman" w:hAnsi="Times New Roman"/>
+        </w:rPr>
+        <w:t xml:space="preserve"> </w:t>
+      </w:r>
+      <w:r>
+        <w:rPr>
+          <w:rFonts w:ascii="Times New Roman" w:hAnsi="Times New Roman"/>
+        </w:rPr>
         <w:t xml:space="preserve">Estos</w:t>
       </w:r>
       <w:r>
@@ -5071,7 +6000,7 @@
         <w:rPr>
           <w:rFonts w:ascii="Times New Roman" w:hAnsi="Times New Roman"/>
         </w:rPr>
-        <w:t xml:space="preserve">0.6.2,</w:t>
+        <w:t xml:space="preserve">0.6.5,</w:t>
       </w:r>
       <w:r>
         <w:rPr>
@@ -5427,7 +6356,7 @@
         <w:rPr>
           <w:rFonts w:ascii="Times New Roman" w:hAnsi="Times New Roman"/>
         </w:rPr>
-        <w:t xml:space="preserve">De 52 predicciones pre-registradas en los estudios que se resumen aquí, 40 se cumplieron y 12 fallaron; las</w:t>
+        <w:t xml:space="preserve">De 70 predicciones pre-registradas en los estudios que se resumen aquí, 53 se cumplieron y 17 fallaron; las</w:t>
       </w:r>
       <w:r>
         <w:rPr>
@@ -7767,7 +8696,7 @@
       </w:r>
     </w:p>
     <w:bookmarkEnd w:id="28"/>
-    <w:bookmarkStart w:id="37" w:name="resultados"/>
+    <w:bookmarkStart w:id="38" w:name="resultados"/>
     <w:p>
       <w:pPr>
         <w:pStyle w:val="Heading1"/>
@@ -8186,7 +9115,59 @@
         <w:rPr>
           <w:rFonts w:ascii="Times New Roman" w:hAnsi="Times New Roman"/>
         </w:rPr>
-        <w:t xml:space="preserve">.</w:t>
+        <w:t xml:space="preserve">;</w:t>
+      </w:r>
+    </w:p>
+    <w:p>
+      <w:pPr>
+        <w:numPr>
+          <w:ilvl w:val="0"/>
+          <w:numId w:val="1001"/>
+        </w:numPr>
+      </w:pPr>
+      <w:r>
+        <w:rPr>
+          <w:rFonts w:ascii="Times New Roman" w:hAnsi="Times New Roman"/>
+        </w:rPr>
+        <w:t xml:space="preserve">en la Sec. </w:t>
+      </w:r>
+      <w:hyperlink w:anchor="sec:escala">
+        <w:r>
+          <w:rPr>
+            <w:rStyle w:val="Hyperlink"/>
+          </w:rPr>
+          <w:t xml:space="preserve">4.0.0.5</w:t>
+        </w:r>
+      </w:hyperlink>
+      <w:r>
+        <w:rPr>
+          <w:rFonts w:ascii="Times New Roman" w:hAnsi="Times New Roman"/>
+        </w:rPr>
+        <w:t xml:space="preserve">: con menos de un disparo conservado el filtro no perdió, al revés de lo previsto;</w:t>
+      </w:r>
+      <w:r>
+        <w:rPr>
+          <w:rFonts w:ascii="Times New Roman" w:hAnsi="Times New Roman"/>
+        </w:rPr>
+        <w:t xml:space="preserve"> </w:t>
+      </w:r>
+      <w:r>
+        <w:rPr>
+          <w:rFonts w:ascii="Times New Roman" w:hAnsi="Times New Roman"/>
+        </w:rPr>
+        <w:t xml:space="preserve">el error crudo del déficit de radio no fue menor a mitad de llenado; y tres de las cuatro predicciones de la</w:t>
+      </w:r>
+      <w:r>
+        <w:rPr>
+          <w:rFonts w:ascii="Times New Roman" w:hAnsi="Times New Roman"/>
+        </w:rPr>
+        <w:t xml:space="preserve"> </w:t>
+      </w:r>
+      <w:r>
+        <w:rPr>
+          <w:rFonts w:ascii="Times New Roman" w:hAnsi="Times New Roman"/>
+        </w:rPr>
+        <w:t xml:space="preserve">lectura de dos canales, incluida la réplica del efecto de 1.2 puntos.</w:t>
       </w:r>
     </w:p>
     <w:bookmarkEnd w:id="29"/>
@@ -8821,7 +9802,7 @@
               <a:graphicData uri="http://schemas.openxmlformats.org/drawingml/2006/picture">
                 <pic:pic>
                   <pic:nvPicPr>
-                    <pic:cNvPr descr="fig_qml_es.png" id="33" name="Picture"/>
+                    <pic:cNvPr descr="../qml/fig_qml_es.png" id="33" name="Picture"/>
                     <pic:cNvPicPr>
                       <a:picLocks noChangeArrowheads="1" noChangeAspect="1"/>
                     </pic:cNvPicPr>
@@ -11348,8 +12329,949 @@
       </w:r>
     </w:p>
     <w:bookmarkEnd w:id="36"/>
+    <w:bookmarkStart w:id="37" w:name="sec:escala"/>
+    <w:p>
+      <w:pPr>
+        <w:pStyle w:val="Heading4"/>
+      </w:pPr>
+      <w:r>
+        <w:rPr>
+          <w:rFonts w:ascii="Times New Roman" w:hAnsi="Times New Roman"/>
+        </w:rPr>
+        <w:t xml:space="preserve">Dos canales, costo en disparos y qué más lee el filtro.</w:t>
+      </w:r>
+    </w:p>
+    <w:p>
+      <w:pPr>
+        <w:numPr>
+          <w:ilvl w:val="0"/>
+          <w:numId w:val="1004"/>
+        </w:numPr>
+      </w:pPr>
+      <w:r>
+        <w:rPr>
+          <w:iCs/>
+          <w:rFonts w:ascii="Times New Roman" w:hAnsi="Times New Roman"/>
+          <w:i/>
+        </w:rPr>
+        <w:t xml:space="preserve">Lectura de dos canales (60 corridas).</w:t>
+      </w:r>
+      <w:r>
+        <w:rPr>
+          <w:rFonts w:ascii="Times New Roman" w:hAnsi="Times New Roman"/>
+        </w:rPr>
+        <w:t xml:space="preserve"> </w:t>
+      </w:r>
+      <w:r>
+        <w:rPr>
+          <w:rFonts w:ascii="Times New Roman" w:hAnsi="Times New Roman"/>
+        </w:rPr>
+        <w:t xml:space="preserve">Darle al clasificador las variables filtradas y las crudas</w:t>
+      </w:r>
+      <w:r>
+        <w:rPr>
+          <w:rFonts w:ascii="Times New Roman" w:hAnsi="Times New Roman"/>
+        </w:rPr>
+        <w:t xml:space="preserve"> </w:t>
+      </w:r>
+      <w:r>
+        <w:rPr>
+          <w:rFonts w:ascii="Times New Roman" w:hAnsi="Times New Roman"/>
+        </w:rPr>
+        <w:t xml:space="preserve">(</w:t>
+      </w:r>
+      <m:oMath>
+        <m:r>
+          <m:t>2</m:t>
+        </m:r>
+        <m:r>
+          <m:rPr>
+            <m:sty m:val="p"/>
+          </m:rPr>
+          <m:t>×</m:t>
+        </m:r>
+        <m:r>
+          <m:t>15</m:t>
+        </m:r>
+      </m:oMath>
+      <w:r>
+        <w:rPr>
+          <w:rFonts w:ascii="Times New Roman" w:hAnsi="Times New Roman"/>
+        </w:rPr>
+        <w:t xml:space="preserve"> </w:t>
+      </w:r>
+      <w:r>
+        <w:rPr>
+          <w:rFonts w:ascii="Times New Roman" w:hAnsi="Times New Roman"/>
+        </w:rPr>
+        <w:t xml:space="preserve">pesos,</w:t>
+      </w:r>
+      <w:r>
+        <w:rPr>
+          <w:rFonts w:ascii="Times New Roman" w:hAnsi="Times New Roman"/>
+        </w:rPr>
+        <w:t xml:space="preserve"> </w:t>
+      </w:r>
+      <w:r>
+        <w:rPr>
+          <w:rStyle w:val="VerbatimChar"/>
+          <w:rFonts w:ascii="Times New Roman" w:hAnsi="Times New Roman"/>
+        </w:rPr>
+        <w:t xml:space="preserve">qang="both"</w:t>
+      </w:r>
+      <w:r>
+        <w:rPr>
+          <w:rFonts w:ascii="Times New Roman" w:hAnsi="Times New Roman"/>
+        </w:rPr>
+        <w:t xml:space="preserve">) buscaba conservar la información de los disparos decaídos que hizo al</w:t>
+      </w:r>
+      <w:r>
+        <w:rPr>
+          <w:rFonts w:ascii="Times New Roman" w:hAnsi="Times New Roman"/>
+        </w:rPr>
+        <w:t xml:space="preserve"> </w:t>
+      </w:r>
+      <w:r>
+        <w:rPr>
+          <w:rFonts w:ascii="Times New Roman" w:hAnsi="Times New Roman"/>
+        </w:rPr>
+        <w:t xml:space="preserve">modelo crudo 1.2 puntos mejor. Con la codificación dual ese efecto no se repitió: entrenado bajo T1, el modelo</w:t>
+      </w:r>
+      <w:r>
+        <w:rPr>
+          <w:rFonts w:ascii="Times New Roman" w:hAnsi="Times New Roman"/>
+        </w:rPr>
+        <w:t xml:space="preserve"> </w:t>
+      </w:r>
+      <w:r>
+        <w:rPr>
+          <w:rFonts w:ascii="Times New Roman" w:hAnsi="Times New Roman"/>
+        </w:rPr>
+        <w:t xml:space="preserve">filtrado iguala al sin ruido (0.953) y el crudo llega a 0.950 (</w:t>
+      </w:r>
+      <m:oMath>
+        <m:r>
+          <m:rPr>
+            <m:sty m:val="p"/>
+          </m:rPr>
+          <m:t>−</m:t>
+        </m:r>
+        <m:r>
+          <m:t>0.3</m:t>
+        </m:r>
+      </m:oMath>
+      <w:r>
+        <w:rPr>
+          <w:rFonts w:ascii="Times New Roman" w:hAnsi="Times New Roman"/>
+        </w:rPr>
+        <w:t xml:space="preserve"> </w:t>
+      </w:r>
+      <m:oMath>
+        <m:d>
+          <m:dPr>
+            <m:begChr m:val="["/>
+            <m:endChr m:val="]"/>
+            <m:sepChr m:val=""/>
+            <m:grow/>
+          </m:dPr>
+          <m:e>
+            <m:r>
+              <m:rPr>
+                <m:sty m:val="p"/>
+              </m:rPr>
+              <m:t>−</m:t>
+            </m:r>
+            <m:r>
+              <m:t>0.8</m:t>
+            </m:r>
+            <m:r>
+              <m:rPr>
+                <m:sty m:val="p"/>
+              </m:rPr>
+              <m:t>,</m:t>
+            </m:r>
+            <m:r>
+              <m:t>0.2</m:t>
+            </m:r>
+          </m:e>
+        </m:d>
+      </m:oMath>
+      <w:r>
+        <w:rPr>
+          <w:rFonts w:ascii="Times New Roman" w:hAnsi="Times New Roman"/>
+        </w:rPr>
+        <w:t xml:space="preserve"> </w:t>
+      </w:r>
+      <w:r>
+        <w:rPr>
+          <w:rFonts w:ascii="Times New Roman" w:hAnsi="Times New Roman"/>
+        </w:rPr>
+        <w:t xml:space="preserve">puntos contra el filtro). Los</w:t>
+      </w:r>
+      <w:r>
+        <w:rPr>
+          <w:rFonts w:ascii="Times New Roman" w:hAnsi="Times New Roman"/>
+        </w:rPr>
+        <w:t xml:space="preserve"> </w:t>
+      </w:r>
+      <w:r>
+        <w:rPr>
+          <w:rFonts w:ascii="Times New Roman" w:hAnsi="Times New Roman"/>
+        </w:rPr>
+        <w:t xml:space="preserve">dos canales igualan a la lectura cruda (</w:t>
+      </w:r>
+      <m:oMath>
+        <m:r>
+          <m:rPr>
+            <m:sty m:val="p"/>
+          </m:rPr>
+          <m:t>−</m:t>
+        </m:r>
+        <m:r>
+          <m:t>0.0</m:t>
+        </m:r>
+      </m:oMath>
+      <w:r>
+        <w:rPr>
+          <w:rFonts w:ascii="Times New Roman" w:hAnsi="Times New Roman"/>
+        </w:rPr>
+        <w:t xml:space="preserve"> </w:t>
+      </w:r>
+      <m:oMath>
+        <m:d>
+          <m:dPr>
+            <m:begChr m:val="["/>
+            <m:endChr m:val="]"/>
+            <m:sepChr m:val=""/>
+            <m:grow/>
+          </m:dPr>
+          <m:e>
+            <m:r>
+              <m:rPr>
+                <m:sty m:val="p"/>
+              </m:rPr>
+              <m:t>−</m:t>
+            </m:r>
+            <m:r>
+              <m:t>0.6</m:t>
+            </m:r>
+            <m:r>
+              <m:rPr>
+                <m:sty m:val="p"/>
+              </m:rPr>
+              <m:t>,</m:t>
+            </m:r>
+            <m:r>
+              <m:t>0.6</m:t>
+            </m:r>
+          </m:e>
+        </m:d>
+      </m:oMath>
+      <w:r>
+        <w:rPr>
+          <w:rFonts w:ascii="Times New Roman" w:hAnsi="Times New Roman"/>
+        </w:rPr>
+        <w:t xml:space="preserve">) y, con peso 1, a la mejor lectura sola (</w:t>
+      </w:r>
+      <m:oMath>
+        <m:r>
+          <m:rPr>
+            <m:sty m:val="p"/>
+          </m:rPr>
+          <m:t>+</m:t>
+        </m:r>
+        <m:r>
+          <m:t>0.0</m:t>
+        </m:r>
+      </m:oMath>
+      <w:r>
+        <w:rPr>
+          <w:rFonts w:ascii="Times New Roman" w:hAnsi="Times New Roman"/>
+        </w:rPr>
+        <w:t xml:space="preserve"> </w:t>
+      </w:r>
+      <m:oMath>
+        <m:d>
+          <m:dPr>
+            <m:begChr m:val="["/>
+            <m:endChr m:val="]"/>
+            <m:sepChr m:val=""/>
+            <m:grow/>
+          </m:dPr>
+          <m:e>
+            <m:r>
+              <m:rPr>
+                <m:sty m:val="p"/>
+              </m:rPr>
+              <m:t>−</m:t>
+            </m:r>
+            <m:r>
+              <m:t>0.4</m:t>
+            </m:r>
+            <m:r>
+              <m:rPr>
+                <m:sty m:val="p"/>
+              </m:rPr>
+              <m:t>,</m:t>
+            </m:r>
+            <m:r>
+              <m:t>0.4</m:t>
+            </m:r>
+          </m:e>
+        </m:d>
+      </m:oMath>
+      <w:r>
+        <w:rPr>
+          <w:rFonts w:ascii="Times New Roman" w:hAnsi="Times New Roman"/>
+        </w:rPr>
+        <w:t xml:space="preserve">). La diferencia anterior venía de la codificación por productos de pares, que distorsiona.</w:t>
+      </w:r>
+    </w:p>
+    <w:p>
+      <w:pPr>
+        <w:numPr>
+          <w:ilvl w:val="0"/>
+          <w:numId w:val="1004"/>
+        </w:numPr>
+      </w:pPr>
+      <w:r>
+        <w:rPr>
+          <w:iCs/>
+          <w:rFonts w:ascii="Times New Roman" w:hAnsi="Times New Roman"/>
+          <w:i/>
+        </w:rPr>
+        <w:t xml:space="preserve">Costo en disparos.</w:t>
+      </w:r>
+      <w:r>
+        <w:rPr>
+          <w:rFonts w:ascii="Times New Roman" w:hAnsi="Times New Roman"/>
+        </w:rPr>
+        <w:t xml:space="preserve"> </w:t>
+      </w:r>
+      <w:r>
+        <w:rPr>
+          <w:rFonts w:ascii="Times New Roman" w:hAnsi="Times New Roman"/>
+        </w:rPr>
+        <w:t xml:space="preserve">Para la lectura</w:t>
+      </w:r>
+      <w:r>
+        <w:rPr>
+          <w:rFonts w:ascii="Times New Roman" w:hAnsi="Times New Roman"/>
+        </w:rPr>
+        <w:t xml:space="preserve"> </w:t>
+      </w:r>
+      <m:oMath>
+        <m:r>
+          <m:t>q</m:t>
+        </m:r>
+        <m:sSub>
+          <m:e>
+            <m:r>
+              <m:t>g</m:t>
+            </m:r>
+          </m:e>
+          <m:sub>
+            <m:r>
+              <m:t>Z</m:t>
+            </m:r>
+          </m:sub>
+        </m:sSub>
+      </m:oMath>
+      <w:r>
+        <w:rPr>
+          <w:rFonts w:ascii="Times New Roman" w:hAnsi="Times New Roman"/>
+        </w:rPr>
+        <w:t xml:space="preserve"> </w:t>
+      </w:r>
+      <w:r>
+        <w:rPr>
+          <w:rFonts w:ascii="Times New Roman" w:hAnsi="Times New Roman"/>
+        </w:rPr>
+        <w:t xml:space="preserve">de circuitos aleatorios que conservan el peso, el error</w:t>
+      </w:r>
+      <w:r>
+        <w:rPr>
+          <w:rFonts w:ascii="Times New Roman" w:hAnsi="Times New Roman"/>
+        </w:rPr>
+        <w:t xml:space="preserve"> </w:t>
+      </w:r>
+      <w:r>
+        <w:rPr>
+          <w:rFonts w:ascii="Times New Roman" w:hAnsi="Times New Roman"/>
+        </w:rPr>
+        <w:t xml:space="preserve">filtrado sigue</w:t>
+      </w:r>
+      <w:r>
+        <w:rPr>
+          <w:rFonts w:ascii="Times New Roman" w:hAnsi="Times New Roman"/>
+        </w:rPr>
+        <w:t xml:space="preserve"> </w:t>
+      </w:r>
+      <m:oMath>
+        <m:d>
+          <m:dPr>
+            <m:begChr m:val="("/>
+            <m:endChr m:val=")"/>
+            <m:sepChr m:val=""/>
+            <m:grow/>
+          </m:dPr>
+          <m:e>
+            <m:r>
+              <m:t>1</m:t>
+            </m:r>
+            <m:r>
+              <m:rPr>
+                <m:sty m:val="p"/>
+              </m:rPr>
+              <m:t>−</m:t>
+            </m:r>
+            <m:sSup>
+              <m:e>
+                <m:r>
+                  <m:t>z</m:t>
+                </m:r>
+              </m:e>
+              <m:sup>
+                <m:r>
+                  <m:t>2</m:t>
+                </m:r>
+              </m:sup>
+            </m:sSup>
+          </m:e>
+        </m:d>
+        <m:r>
+          <m:rPr>
+            <m:sty m:val="p"/>
+          </m:rPr>
+          <m:t>/</m:t>
+        </m:r>
+        <m:d>
+          <m:dPr>
+            <m:begChr m:val="("/>
+            <m:endChr m:val=")"/>
+            <m:sepChr m:val=""/>
+            <m:grow/>
+          </m:dPr>
+          <m:e>
+            <m:r>
+              <m:t>K</m:t>
+            </m:r>
+            <m:r>
+              <m:t>S</m:t>
+            </m:r>
+          </m:e>
+        </m:d>
+      </m:oMath>
+      <w:r>
+        <w:rPr>
+          <w:rFonts w:ascii="Times New Roman" w:hAnsi="Times New Roman"/>
+        </w:rPr>
+        <w:t xml:space="preserve"> </w:t>
+      </w:r>
+      <w:r>
+        <w:rPr>
+          <w:rFonts w:ascii="Times New Roman" w:hAnsi="Times New Roman"/>
+        </w:rPr>
+        <w:t xml:space="preserve">y el crudo</w:t>
+      </w:r>
+      <w:r>
+        <w:rPr>
+          <w:rFonts w:ascii="Times New Roman" w:hAnsi="Times New Roman"/>
+        </w:rPr>
+        <w:t xml:space="preserve"> </w:t>
+      </w:r>
+      <m:oMath>
+        <m:sSup>
+          <m:e>
+            <m:d>
+              <m:dPr>
+                <m:begChr m:val="("/>
+                <m:endChr m:val=")"/>
+                <m:sepChr m:val=""/>
+                <m:grow/>
+              </m:dPr>
+              <m:e>
+                <m:r>
+                  <m:t>r</m:t>
+                </m:r>
+                <m:r>
+                  <m:rPr>
+                    <m:sty m:val="p"/>
+                  </m:rPr>
+                  <m:t>−</m:t>
+                </m:r>
+                <m:r>
+                  <m:t>z</m:t>
+                </m:r>
+              </m:e>
+            </m:d>
+          </m:e>
+          <m:sup>
+            <m:r>
+              <m:t>2</m:t>
+            </m:r>
+          </m:sup>
+        </m:sSup>
+        <m:r>
+          <m:rPr>
+            <m:sty m:val="p"/>
+          </m:rPr>
+          <m:t>+</m:t>
+        </m:r>
+        <m:d>
+          <m:dPr>
+            <m:begChr m:val="("/>
+            <m:endChr m:val=")"/>
+            <m:sepChr m:val=""/>
+            <m:grow/>
+          </m:dPr>
+          <m:e>
+            <m:r>
+              <m:t>1</m:t>
+            </m:r>
+            <m:r>
+              <m:rPr>
+                <m:sty m:val="p"/>
+              </m:rPr>
+              <m:t>−</m:t>
+            </m:r>
+            <m:sSup>
+              <m:e>
+                <m:r>
+                  <m:t>r</m:t>
+                </m:r>
+              </m:e>
+              <m:sup>
+                <m:r>
+                  <m:t>2</m:t>
+                </m:r>
+              </m:sup>
+            </m:sSup>
+          </m:e>
+        </m:d>
+        <m:r>
+          <m:rPr>
+            <m:sty m:val="p"/>
+          </m:rPr>
+          <m:t>/</m:t>
+        </m:r>
+        <m:r>
+          <m:t>S</m:t>
+        </m:r>
+      </m:oMath>
+      <w:r>
+        <w:rPr>
+          <w:rFonts w:ascii="Times New Roman" w:hAnsi="Times New Roman"/>
+        </w:rPr>
+        <w:t xml:space="preserve">, con</w:t>
+      </w:r>
+      <w:r>
+        <w:rPr>
+          <w:rFonts w:ascii="Times New Roman" w:hAnsi="Times New Roman"/>
+        </w:rPr>
+        <w:t xml:space="preserve"> </w:t>
+      </w:r>
+      <m:oMath>
+        <m:r>
+          <m:t>K</m:t>
+        </m:r>
+      </m:oMath>
+      <w:r>
+        <w:rPr>
+          <w:rFonts w:ascii="Times New Roman" w:hAnsi="Times New Roman"/>
+        </w:rPr>
+        <w:t xml:space="preserve"> </w:t>
+      </w:r>
+      <w:r>
+        <w:rPr>
+          <w:rFonts w:ascii="Times New Roman" w:hAnsi="Times New Roman"/>
+        </w:rPr>
+        <w:t xml:space="preserve">la fracción conservada y</w:t>
+      </w:r>
+      <w:r>
+        <w:rPr>
+          <w:rFonts w:ascii="Times New Roman" w:hAnsi="Times New Roman"/>
+        </w:rPr>
+        <w:t xml:space="preserve"> </w:t>
+      </w:r>
+      <m:oMath>
+        <m:r>
+          <m:t>S</m:t>
+        </m:r>
+      </m:oMath>
+      <w:r>
+        <w:rPr>
+          <w:rFonts w:ascii="Times New Roman" w:hAnsi="Times New Roman"/>
+        </w:rPr>
+        <w:t xml:space="preserve"> </w:t>
+      </w:r>
+      <w:r>
+        <w:rPr>
+          <w:rFonts w:ascii="Times New Roman" w:hAnsi="Times New Roman"/>
+        </w:rPr>
+        <w:t xml:space="preserve">los disparos. En</w:t>
+      </w:r>
+      <w:r>
+        <w:rPr>
+          <w:rFonts w:ascii="Times New Roman" w:hAnsi="Times New Roman"/>
+        </w:rPr>
+        <w:t xml:space="preserve"> </w:t>
+      </w:r>
+      <w:r>
+        <w:rPr>
+          <w:rFonts w:ascii="Times New Roman" w:hAnsi="Times New Roman"/>
+        </w:rPr>
+        <w:t xml:space="preserve">108 configuraciones (4–8 qubits, peso 1–4, profundidad 3–24) el filtro tiene el menor error en 106 (hasta</w:t>
+      </w:r>
+      <w:r>
+        <w:rPr>
+          <w:rFonts w:ascii="Times New Roman" w:hAnsi="Times New Roman"/>
+        </w:rPr>
+        <w:t xml:space="preserve"> </w:t>
+      </w:r>
+      <m:oMath>
+        <m:r>
+          <m:t>1000</m:t>
+        </m:r>
+      </m:oMath>
+      <w:r>
+        <w:rPr>
+          <w:rFonts w:ascii="Times New Roman" w:hAnsi="Times New Roman"/>
+        </w:rPr>
+        <w:t xml:space="preserve"> </w:t>
+      </w:r>
+      <w:r>
+        <w:rPr>
+          <w:rFonts w:ascii="Times New Roman" w:hAnsi="Times New Roman"/>
+        </w:rPr>
+        <w:t xml:space="preserve">veces menor) y la regla acierta el ganador en el 99 %; el equilibrio está entre 3 y 110 disparos. En otras</w:t>
+      </w:r>
+      <w:r>
+        <w:rPr>
+          <w:rFonts w:ascii="Times New Roman" w:hAnsi="Times New Roman"/>
+        </w:rPr>
+        <w:t xml:space="preserve"> </w:t>
+      </w:r>
+      <w:r>
+        <w:rPr>
+          <w:rFonts w:ascii="Times New Roman" w:hAnsi="Times New Roman"/>
+        </w:rPr>
+        <w:t xml:space="preserve">405 configuraciones, con</w:t>
+      </w:r>
+      <w:r>
+        <w:rPr>
+          <w:rFonts w:ascii="Times New Roman" w:hAnsi="Times New Roman"/>
+        </w:rPr>
+        <w:t xml:space="preserve"> </w:t>
+      </w:r>
+      <m:oMath>
+        <m:r>
+          <m:t>K</m:t>
+        </m:r>
+      </m:oMath>
+      <w:r>
+        <w:rPr>
+          <w:rFonts w:ascii="Times New Roman" w:hAnsi="Times New Roman"/>
+        </w:rPr>
+        <w:t xml:space="preserve"> </w:t>
+      </w:r>
+      <w:r>
+        <w:rPr>
+          <w:rFonts w:ascii="Times New Roman" w:hAnsi="Times New Roman"/>
+        </w:rPr>
+        <w:t xml:space="preserve">hasta</w:t>
+      </w:r>
+      <w:r>
+        <w:rPr>
+          <w:rFonts w:ascii="Times New Roman" w:hAnsi="Times New Roman"/>
+        </w:rPr>
+        <w:t xml:space="preserve"> </w:t>
+      </w:r>
+      <m:oMath>
+        <m:r>
+          <m:t>2.6</m:t>
+        </m:r>
+        <m:r>
+          <m:rPr>
+            <m:sty m:val="p"/>
+          </m:rPr>
+          <m:t>×</m:t>
+        </m:r>
+        <m:sSup>
+          <m:e>
+            <m:r>
+              <m:t>10</m:t>
+            </m:r>
+          </m:e>
+          <m:sup>
+            <m:r>
+              <m:rPr>
+                <m:sty m:val="p"/>
+              </m:rPr>
+              <m:t>−</m:t>
+            </m:r>
+            <m:r>
+              <m:t>7</m:t>
+            </m:r>
+          </m:sup>
+        </m:sSup>
+      </m:oMath>
+      <w:r>
+        <w:rPr>
+          <w:rFonts w:ascii="Times New Roman" w:hAnsi="Times New Roman"/>
+        </w:rPr>
+        <w:t xml:space="preserve">, T1 desigual y desfase, gana en todas las que conservan al</w:t>
+      </w:r>
+      <w:r>
+        <w:rPr>
+          <w:rFonts w:ascii="Times New Roman" w:hAnsi="Times New Roman"/>
+        </w:rPr>
+        <w:t xml:space="preserve"> </w:t>
+      </w:r>
+      <w:r>
+        <w:rPr>
+          <w:rFonts w:ascii="Times New Roman" w:hAnsi="Times New Roman"/>
+        </w:rPr>
+        <w:t xml:space="preserve">menos 20 disparos (hasta 1871 veces con T1 igual, 94 con T1 desigual y 58 con desfase), y una regla generalizada</w:t>
+      </w:r>
+      <w:r>
+        <w:rPr>
+          <w:rFonts w:ascii="Times New Roman" w:hAnsi="Times New Roman"/>
+        </w:rPr>
+        <w:t xml:space="preserve"> </w:t>
+      </w:r>
+      <w:r>
+        <w:rPr>
+          <w:rFonts w:ascii="Times New Roman" w:hAnsi="Times New Roman"/>
+        </w:rPr>
+        <w:t xml:space="preserve">con el valor filtrado sesgado acierta en 342 de 342 casos con</w:t>
+      </w:r>
+      <w:r>
+        <w:rPr>
+          <w:rFonts w:ascii="Times New Roman" w:hAnsi="Times New Roman"/>
+        </w:rPr>
+        <w:t xml:space="preserve"> </w:t>
+      </w:r>
+      <m:oMath>
+        <m:r>
+          <m:t>K</m:t>
+        </m:r>
+        <m:r>
+          <m:t>S</m:t>
+        </m:r>
+        <m:r>
+          <m:rPr>
+            <m:sty m:val="p"/>
+          </m:rPr>
+          <m:t>≥</m:t>
+        </m:r>
+        <m:r>
+          <m:t>5</m:t>
+        </m:r>
+      </m:oMath>
+      <w:r>
+        <w:rPr>
+          <w:rFonts w:ascii="Times New Roman" w:hAnsi="Times New Roman"/>
+        </w:rPr>
+        <w:t xml:space="preserve">. Cuando sobreviven menos disparos, la</w:t>
+      </w:r>
+      <w:r>
+        <w:rPr>
+          <w:rFonts w:ascii="Times New Roman" w:hAnsi="Times New Roman"/>
+        </w:rPr>
+        <w:t xml:space="preserve"> </w:t>
+      </w:r>
+      <w:r>
+        <w:rPr>
+          <w:rFonts w:ascii="Times New Roman" w:hAnsi="Times New Roman"/>
+        </w:rPr>
+        <w:t xml:space="preserve">lectura cruda también perdió la información, así que el filtro tampoco perdió.</w:t>
+      </w:r>
+    </w:p>
+    <w:p>
+      <w:pPr>
+        <w:numPr>
+          <w:ilvl w:val="0"/>
+          <w:numId w:val="1004"/>
+        </w:numPr>
+      </w:pPr>
+      <w:r>
+        <w:rPr>
+          <w:iCs/>
+          <w:rFonts w:ascii="Times New Roman" w:hAnsi="Times New Roman"/>
+          <w:i/>
+        </w:rPr>
+        <w:t xml:space="preserve">Entrelazamiento después del filtro.</w:t>
+      </w:r>
+      <w:r>
+        <w:rPr>
+          <w:rFonts w:ascii="Times New Roman" w:hAnsi="Times New Roman"/>
+        </w:rPr>
+        <w:t xml:space="preserve"> </w:t>
+      </w:r>
+      <w:r>
+        <w:rPr>
+          <w:rFonts w:ascii="Times New Roman" w:hAnsi="Times New Roman"/>
+        </w:rPr>
+        <w:t xml:space="preserve">En un estado de peso fijo el radio de Bloch de cada qubit es</w:t>
+      </w:r>
+      <w:r>
+        <w:rPr>
+          <w:rFonts w:ascii="Times New Roman" w:hAnsi="Times New Roman"/>
+        </w:rPr>
+        <w:t xml:space="preserve"> </w:t>
+      </w:r>
+      <m:oMath>
+        <m:d>
+          <m:dPr>
+            <m:begChr m:val="|"/>
+            <m:endChr m:val="|"/>
+            <m:sepChr m:val=""/>
+            <m:grow/>
+          </m:dPr>
+          <m:e>
+            <m:r>
+              <m:t>q</m:t>
+            </m:r>
+            <m:sSub>
+              <m:e>
+                <m:r>
+                  <m:t>g</m:t>
+                </m:r>
+              </m:e>
+              <m:sub>
+                <m:r>
+                  <m:t>Z</m:t>
+                </m:r>
+              </m:sub>
+            </m:sSub>
+          </m:e>
+        </m:d>
+      </m:oMath>
+      <w:r>
+        <w:rPr>
+          <w:rFonts w:ascii="Times New Roman" w:hAnsi="Times New Roman"/>
+        </w:rPr>
+        <w:t xml:space="preserve">, y si el registro es puro</w:t>
+      </w:r>
+      <w:r>
+        <w:rPr>
+          <w:rFonts w:ascii="Times New Roman" w:hAnsi="Times New Roman"/>
+        </w:rPr>
+        <w:t xml:space="preserve"> </w:t>
+      </w:r>
+      <m:oMath>
+        <m:r>
+          <m:t>1</m:t>
+        </m:r>
+        <m:r>
+          <m:rPr>
+            <m:sty m:val="p"/>
+          </m:rPr>
+          <m:t>−</m:t>
+        </m:r>
+        <m:r>
+          <m:t>q</m:t>
+        </m:r>
+        <m:sSubSup>
+          <m:e>
+            <m:r>
+              <m:t>g</m:t>
+            </m:r>
+          </m:e>
+          <m:sub>
+            <m:r>
+              <m:t>Z</m:t>
+            </m:r>
+          </m:sub>
+          <m:sup>
+            <m:r>
+              <m:t>2</m:t>
+            </m:r>
+          </m:sup>
+        </m:sSubSup>
+      </m:oMath>
+      <w:r>
+        <w:rPr>
+          <w:rFonts w:ascii="Times New Roman" w:hAnsi="Times New Roman"/>
+        </w:rPr>
+        <w:t xml:space="preserve"> </w:t>
+      </w:r>
+      <w:r>
+        <w:rPr>
+          <w:rFonts w:ascii="Times New Roman" w:hAnsi="Times New Roman"/>
+        </w:rPr>
+        <w:t xml:space="preserve">es su entrelazamiento con el resto. Con T1 igual el valor filtrado</w:t>
+      </w:r>
+      <w:r>
+        <w:rPr>
+          <w:rFonts w:ascii="Times New Roman" w:hAnsi="Times New Roman"/>
+        </w:rPr>
+        <w:t xml:space="preserve"> </w:t>
+      </w:r>
+      <w:r>
+        <w:rPr>
+          <w:rFonts w:ascii="Times New Roman" w:hAnsi="Times New Roman"/>
+        </w:rPr>
+        <w:t xml:space="preserve">coincide con el sin ruido a</w:t>
+      </w:r>
+      <w:r>
+        <w:rPr>
+          <w:rFonts w:ascii="Times New Roman" w:hAnsi="Times New Roman"/>
+        </w:rPr>
+        <w:t xml:space="preserve"> </w:t>
+      </w:r>
+      <m:oMath>
+        <m:r>
+          <m:t>3</m:t>
+        </m:r>
+        <m:r>
+          <m:rPr>
+            <m:sty m:val="p"/>
+          </m:rPr>
+          <m:t>×</m:t>
+        </m:r>
+        <m:sSup>
+          <m:e>
+            <m:r>
+              <m:t>10</m:t>
+            </m:r>
+          </m:e>
+          <m:sup>
+            <m:r>
+              <m:rPr>
+                <m:sty m:val="p"/>
+              </m:rPr>
+              <m:t>−</m:t>
+            </m:r>
+            <m:r>
+              <m:t>15</m:t>
+            </m:r>
+          </m:sup>
+        </m:sSup>
+      </m:oMath>
+      <w:r>
+        <w:rPr>
+          <w:rFonts w:ascii="Times New Roman" w:hAnsi="Times New Roman"/>
+        </w:rPr>
+        <w:t xml:space="preserve">; en estados producto es exactamente 0, mientras que la lectura cruda</w:t>
+      </w:r>
+      <w:r>
+        <w:rPr>
+          <w:rFonts w:ascii="Times New Roman" w:hAnsi="Times New Roman"/>
+        </w:rPr>
+        <w:t xml:space="preserve"> </w:t>
+      </w:r>
+      <w:r>
+        <w:rPr>
+          <w:rFonts w:ascii="Times New Roman" w:hAnsi="Times New Roman"/>
+        </w:rPr>
+        <w:t xml:space="preserve">muestra un valor falso de 0.60–0.95.</w:t>
+      </w:r>
+    </w:p>
     <w:bookmarkEnd w:id="37"/>
-    <w:bookmarkStart w:id="39" w:name="discusión"/>
+    <w:bookmarkEnd w:id="38"/>
+    <w:bookmarkStart w:id="40" w:name="discusión"/>
     <w:p>
       <w:pPr>
         <w:pStyle w:val="Heading1"/>
@@ -11602,34 +13524,58 @@
         <w:rPr>
           <w:rFonts w:ascii="Times New Roman" w:hAnsi="Times New Roman"/>
         </w:rPr>
-        <w:t xml:space="preserve">solo con el filtro, perdiendo menos de un punto. Si en cambio la red se entrena con el ruido calibrado, y</w:t>
-      </w:r>
-      <w:r>
-        <w:rPr>
-          <w:rFonts w:ascii="Times New Roman" w:hAnsi="Times New Roman"/>
-        </w:rPr>
-        <w:t xml:space="preserve"> </w:t>
-      </w:r>
-      <w:r>
-        <w:rPr>
-          <w:rFonts w:ascii="Times New Roman" w:hAnsi="Times New Roman"/>
-        </w:rPr>
-        <w:t xml:space="preserve">sobre todo si su lectura tiene muchos parámetros, los disparos decaídos son datos útiles y el filtro puede</w:t>
-      </w:r>
-      <w:r>
-        <w:rPr>
-          <w:rFonts w:ascii="Times New Roman" w:hAnsi="Times New Roman"/>
-        </w:rPr>
-        <w:t xml:space="preserve"> </w:t>
-      </w:r>
-      <w:r>
-        <w:rPr>
-          <w:rFonts w:ascii="Times New Roman" w:hAnsi="Times New Roman"/>
-        </w:rPr>
-        <w:t xml:space="preserve">costar alrededor de un punto. Para modelos de peso 2, importa más cómo se cargan los datos que qué se lee.</w:t>
+        <w:t xml:space="preserve">solo con el filtro, perdiendo menos de un punto. Si en cambio la red se entrena con el ruido calibrado, con una</w:t>
+      </w:r>
+      <w:r>
+        <w:rPr>
+          <w:rFonts w:ascii="Times New Roman" w:hAnsi="Times New Roman"/>
+        </w:rPr>
+        <w:t xml:space="preserve"> </w:t>
+      </w:r>
+      <w:r>
+        <w:rPr>
+          <w:rFonts w:ascii="Times New Roman" w:hAnsi="Times New Roman"/>
+        </w:rPr>
+        <w:t xml:space="preserve">codificación que distorsiona y una lectura con muchos parámetros, los disparos decaídos fueron datos útiles y el</w:t>
+      </w:r>
+      <w:r>
+        <w:rPr>
+          <w:rFonts w:ascii="Times New Roman" w:hAnsi="Times New Roman"/>
+        </w:rPr>
+        <w:t xml:space="preserve"> </w:t>
+      </w:r>
+      <w:r>
+        <w:rPr>
+          <w:rFonts w:ascii="Times New Roman" w:hAnsi="Times New Roman"/>
+        </w:rPr>
+        <w:t xml:space="preserve">filtro costó alrededor de un punto; con una codificación fiel ese costo desapareció, y sumar las variables crudas a</w:t>
+      </w:r>
+      <w:r>
+        <w:rPr>
+          <w:rFonts w:ascii="Times New Roman" w:hAnsi="Times New Roman"/>
+        </w:rPr>
+        <w:t xml:space="preserve"> </w:t>
+      </w:r>
+      <w:r>
+        <w:rPr>
+          <w:rFonts w:ascii="Times New Roman" w:hAnsi="Times New Roman"/>
+        </w:rPr>
+        <w:t xml:space="preserve">las filtradas no ganó nada. Para modelos de peso 2, importa más cómo se cargan los datos que qué se lee. El costo en</w:t>
+      </w:r>
+      <w:r>
+        <w:rPr>
+          <w:rFonts w:ascii="Times New Roman" w:hAnsi="Times New Roman"/>
+        </w:rPr>
+        <w:t xml:space="preserve"> </w:t>
+      </w:r>
+      <w:r>
+        <w:rPr>
+          <w:rFonts w:ascii="Times New Roman" w:hAnsi="Times New Roman"/>
+        </w:rPr>
+        <w:t xml:space="preserve">disparos del filtro no decidió en su contra en ninguno de nuestros mapas de escala.</w:t>
       </w:r>
     </w:p>
-    <w:bookmarkStart w:id="38" w:name="limitaciones."/>
+    <w:bookmarkStart w:id="39" w:name="limitaciones."/>
     <w:p>
       <w:pPr>
         <w:pStyle w:val="Heading4"/>
@@ -11688,9 +13634,9 @@
         <w:t xml:space="preserve">clásicamente. Una corrida en hardware con el filtro es la siguiente prueba natural.</w:t>
       </w:r>
     </w:p>
-    <w:bookmarkEnd w:id="38"/>
     <w:bookmarkEnd w:id="39"/>
-    <w:bookmarkStart w:id="53" w:name="disponibilidad-de-código-y-datos"/>
+    <w:bookmarkEnd w:id="40"/>
+    <w:bookmarkStart w:id="54" w:name="disponibilidad-de-código-y-datos"/>
     <w:p>
       <w:pPr>
         <w:pStyle w:val="Heading1"/>
@@ -11760,7 +13706,7 @@
         <w:rPr>
           <w:rFonts w:ascii="Times New Roman" w:hAnsi="Times New Roman"/>
         </w:rPr>
-        <w:t xml:space="preserve">0.6.2 (</w:t>
+        <w:t xml:space="preserve">0.6.5 (</w:t>
       </w:r>
       <w:r>
         <w:rPr>
@@ -11905,6 +13851,25 @@
         <w:rPr>
           <w:rFonts w:ascii="Times New Roman" w:hAnsi="Times New Roman"/>
         </w:rPr>
+        <w:t xml:space="preserve">; cualquier peso para simular;</w:t>
+      </w:r>
+      <w:r>
+        <w:rPr>
+          <w:rFonts w:ascii="Times New Roman" w:hAnsi="Times New Roman"/>
+        </w:rPr>
+        <w:t xml:space="preserve"> </w:t>
+      </w:r>
+      <w:r>
+        <w:rPr>
+          <w:rStyle w:val="VerbatimChar"/>
+          <w:rFonts w:ascii="Times New Roman" w:hAnsi="Times New Roman"/>
+        </w:rPr>
+        <w:t xml:space="preserve">qang="both"</w:t>
+      </w:r>
+      <w:r>
+        <w:rPr>
+          <w:rFonts w:ascii="Times New Roman" w:hAnsi="Times New Roman"/>
+        </w:rPr>
         <w:t xml:space="preserve">),</w:t>
       </w:r>
       <w:r>
@@ -12011,7 +13976,7 @@
         <w:rPr>
           <w:rFonts w:ascii="Times New Roman" w:hAnsi="Times New Roman"/>
         </w:rPr>
-        <w:t xml:space="preserve">RESEARCH_NOTES §75–§82, §85, §87, §90 y §91, con pruebas en</w:t>
+        <w:t xml:space="preserve">RESEARCH_NOTES §75–§82, §85, §87, §90, §91 y §94–§98, con pruebas en</w:t>
       </w:r>
       <w:r>
         <w:rPr>
@@ -12100,7 +14065,7 @@
         </w:rPr>
         <w:t xml:space="preserve"> </w:t>
       </w:r>
-      <w:hyperlink r:id="rId40">
+      <w:hyperlink r:id="rId41">
         <w:r>
           <w:rPr>
             <w:rStyle w:val="Hyperlink"/>
@@ -12303,8 +14268,8 @@
         <w:t xml:space="preserve"># lectura cruda</w:t>
       </w:r>
     </w:p>
-    <w:bookmarkStart w:id="52" w:name="refs"/>
-    <w:bookmarkStart w:id="41" w:name="ref-bonetmonroig2018"/>
+    <w:bookmarkStart w:id="53" w:name="refs"/>
+    <w:bookmarkStart w:id="42" w:name="ref-bonetmonroig2018"/>
     <w:p>
       <w:pPr>
         <w:pStyle w:val="Bibliography"/>
@@ -12354,8 +14319,8 @@
         <w:t xml:space="preserve">98: 062339.</w:t>
       </w:r>
     </w:p>
-    <w:bookmarkEnd w:id="41"/>
-    <w:bookmarkStart w:id="42" w:name="ref-cerezo2023simulability"/>
+    <w:bookmarkEnd w:id="42"/>
+    <w:bookmarkStart w:id="43" w:name="ref-cerezo2023simulability"/>
     <w:p>
       <w:pPr>
         <w:pStyle w:val="Bibliography"/>
@@ -12397,8 +14362,8 @@
         <w:t xml:space="preserve">r, Why We Need to Rethink Variational Quantum Computing.”</w:t>
       </w:r>
     </w:p>
-    <w:bookmarkEnd w:id="42"/>
-    <w:bookmarkStart w:id="44" w:name="ref-landman2022"/>
+    <w:bookmarkEnd w:id="43"/>
+    <w:bookmarkStart w:id="45" w:name="ref-landman2022"/>
     <w:p>
       <w:pPr>
         <w:pStyle w:val="Bibliography"/>
@@ -12453,7 +14418,7 @@
         </w:rPr>
         <w:t xml:space="preserve"> </w:t>
       </w:r>
-      <w:hyperlink r:id="rId43">
+      <w:hyperlink r:id="rId44">
         <w:r>
           <w:rPr>
             <w:rStyle w:val="Hyperlink"/>
@@ -12468,8 +14433,8 @@
         <w:t xml:space="preserve">.</w:t>
       </w:r>
     </w:p>
-    <w:bookmarkEnd w:id="44"/>
-    <w:bookmarkStart w:id="45" w:name="ref-mcardle2019"/>
+    <w:bookmarkEnd w:id="45"/>
+    <w:bookmarkStart w:id="46" w:name="ref-mcardle2019"/>
     <w:p>
       <w:pPr>
         <w:pStyle w:val="Bibliography"/>
@@ -12519,8 +14484,8 @@
         <w:t xml:space="preserve">122: 180501.</w:t>
       </w:r>
     </w:p>
-    <w:bookmarkEnd w:id="45"/>
-    <w:bookmarkStart w:id="47" w:name="ref-monteverde2026qang"/>
+    <w:bookmarkEnd w:id="46"/>
+    <w:bookmarkStart w:id="48" w:name="ref-monteverde2026qang"/>
     <w:p>
       <w:pPr>
         <w:pStyle w:val="Bibliography"/>
@@ -12573,7 +14538,7 @@
         </w:rPr>
         <w:t xml:space="preserve"> </w:t>
       </w:r>
-      <w:hyperlink r:id="rId46">
+      <w:hyperlink r:id="rId47">
         <w:r>
           <w:rPr>
             <w:rStyle w:val="Hyperlink"/>
@@ -12588,8 +14553,8 @@
         <w:t xml:space="preserve">.</w:t>
       </w:r>
     </w:p>
-    <w:bookmarkEnd w:id="47"/>
-    <w:bookmarkStart w:id="49" w:name="ref-monteverde2026witness"/>
+    <w:bookmarkEnd w:id="48"/>
+    <w:bookmarkStart w:id="50" w:name="ref-monteverde2026witness"/>
     <w:p>
       <w:pPr>
         <w:pStyle w:val="Bibliography"/>
@@ -12638,7 +14603,7 @@
         </w:rPr>
         <w:t xml:space="preserve"> </w:t>
       </w:r>
-      <w:hyperlink r:id="rId48">
+      <w:hyperlink r:id="rId49">
         <w:r>
           <w:rPr>
             <w:rStyle w:val="Hyperlink"/>
@@ -12653,8 +14618,8 @@
         <w:t xml:space="preserve">.</w:t>
       </w:r>
     </w:p>
-    <w:bookmarkEnd w:id="49"/>
-    <w:bookmarkStart w:id="51" w:name="ref-wang2022quantumnat"/>
+    <w:bookmarkEnd w:id="50"/>
+    <w:bookmarkStart w:id="52" w:name="ref-wang2022quantumnat"/>
     <w:p>
       <w:pPr>
         <w:pStyle w:val="Bibliography"/>
@@ -12727,7 +14692,7 @@
         </w:rPr>
         <w:t xml:space="preserve"> </w:t>
       </w:r>
-      <w:hyperlink r:id="rId50">
+      <w:hyperlink r:id="rId51">
         <w:r>
           <w:rPr>
             <w:rStyle w:val="Hyperlink"/>
@@ -12742,9 +14707,9 @@
         <w:t xml:space="preserve">.</w:t>
       </w:r>
     </w:p>
-    <w:bookmarkEnd w:id="51"/>
     <w:bookmarkEnd w:id="52"/>
     <w:bookmarkEnd w:id="53"/>
+    <w:bookmarkEnd w:id="54"/>
     <w:sectPr/>
   </w:body>
 </w:document>
@@ -12937,6 +14902,9 @@
     <w:abstractNumId w:val="991"/>
   </w:num>
   <w:num w:numId="1003">
+    <w:abstractNumId w:val="991"/>
+  </w:num>
+  <w:num w:numId="1004">
     <w:abstractNumId w:val="991"/>
   </w:num>
 </w:numbering>

--- a/manuscript/qang_qml_es.docx
+++ b/manuscript/qang_qml_es.docx
@@ -3430,7 +3430,7 @@
         <w:rPr>
           <w:rFonts w:ascii="Times New Roman" w:hAnsi="Times New Roman"/>
         </w:rPr>
-        <w:t xml:space="preserve">es</w:t>
+        <w:t xml:space="preserve">fue</w:t>
       </w:r>
       <w:r>
         <w:rPr>
@@ -3465,79 +3465,228 @@
         <w:rPr>
           <w:rFonts w:ascii="Times New Roman" w:hAnsi="Times New Roman"/>
         </w:rPr>
-        <w:t xml:space="preserve">mejor:</w:t>
-      </w:r>
-      <w:r>
-        <w:rPr>
-          <w:rFonts w:ascii="Times New Roman" w:hAnsi="Times New Roman"/>
-        </w:rPr>
-        <w:t xml:space="preserve"> </w:t>
-      </w:r>
-      <w:r>
-        <w:rPr>
-          <w:rFonts w:ascii="Times New Roman" w:hAnsi="Times New Roman"/>
-        </w:rPr>
-        <w:t xml:space="preserve">descartar</w:t>
-      </w:r>
-      <w:r>
-        <w:rPr>
-          <w:rFonts w:ascii="Times New Roman" w:hAnsi="Times New Roman"/>
-        </w:rPr>
-        <w:t xml:space="preserve"> </w:t>
-      </w:r>
-      <w:r>
-        <w:rPr>
-          <w:rFonts w:ascii="Times New Roman" w:hAnsi="Times New Roman"/>
-        </w:rPr>
-        <w:t xml:space="preserve">disparos</w:t>
-      </w:r>
-      <w:r>
-        <w:rPr>
-          <w:rFonts w:ascii="Times New Roman" w:hAnsi="Times New Roman"/>
-        </w:rPr>
-        <w:t xml:space="preserve"> </w:t>
-      </w:r>
-      <w:r>
-        <w:rPr>
-          <w:rFonts w:ascii="Times New Roman" w:hAnsi="Times New Roman"/>
-        </w:rPr>
-        <w:t xml:space="preserve">decaídos</w:t>
-      </w:r>
-      <w:r>
-        <w:rPr>
-          <w:rFonts w:ascii="Times New Roman" w:hAnsi="Times New Roman"/>
-        </w:rPr>
-        <w:t xml:space="preserve"> </w:t>
-      </w:r>
-      <w:r>
-        <w:rPr>
-          <w:rFonts w:ascii="Times New Roman" w:hAnsi="Times New Roman"/>
-        </w:rPr>
-        <w:t xml:space="preserve">puede</w:t>
-      </w:r>
-      <w:r>
-        <w:rPr>
-          <w:rFonts w:ascii="Times New Roman" w:hAnsi="Times New Roman"/>
-        </w:rPr>
-        <w:t xml:space="preserve"> </w:t>
-      </w:r>
-      <w:r>
-        <w:rPr>
-          <w:rFonts w:ascii="Times New Roman" w:hAnsi="Times New Roman"/>
-        </w:rPr>
-        <w:t xml:space="preserve">costar</w:t>
-      </w:r>
-      <w:r>
-        <w:rPr>
-          <w:rFonts w:ascii="Times New Roman" w:hAnsi="Times New Roman"/>
-        </w:rPr>
-        <w:t xml:space="preserve"> </w:t>
-      </w:r>
-      <w:r>
-        <w:rPr>
-          <w:rFonts w:ascii="Times New Roman" w:hAnsi="Times New Roman"/>
-        </w:rPr>
-        <w:t xml:space="preserve">precisión.</w:t>
+        <w:t xml:space="preserve">mejor</w:t>
+      </w:r>
+      <w:r>
+        <w:rPr>
+          <w:rFonts w:ascii="Times New Roman" w:hAnsi="Times New Roman"/>
+        </w:rPr>
+        <w:t xml:space="preserve"> </w:t>
+      </w:r>
+      <w:r>
+        <w:rPr>
+          <w:rFonts w:ascii="Times New Roman" w:hAnsi="Times New Roman"/>
+        </w:rPr>
+        <w:t xml:space="preserve">en</w:t>
+      </w:r>
+      <w:r>
+        <w:rPr>
+          <w:rFonts w:ascii="Times New Roman" w:hAnsi="Times New Roman"/>
+        </w:rPr>
+        <w:t xml:space="preserve"> </w:t>
+      </w:r>
+      <w:r>
+        <w:rPr>
+          <w:rFonts w:ascii="Times New Roman" w:hAnsi="Times New Roman"/>
+        </w:rPr>
+        <w:t xml:space="preserve">un</w:t>
+      </w:r>
+      <w:r>
+        <w:rPr>
+          <w:rFonts w:ascii="Times New Roman" w:hAnsi="Times New Roman"/>
+        </w:rPr>
+        <w:t xml:space="preserve"> </w:t>
+      </w:r>
+      <w:r>
+        <w:rPr>
+          <w:rFonts w:ascii="Times New Roman" w:hAnsi="Times New Roman"/>
+        </w:rPr>
+        <w:t xml:space="preserve">estudio,</w:t>
+      </w:r>
+      <w:r>
+        <w:rPr>
+          <w:rFonts w:ascii="Times New Roman" w:hAnsi="Times New Roman"/>
+        </w:rPr>
+        <w:t xml:space="preserve"> </w:t>
+      </w:r>
+      <w:r>
+        <w:rPr>
+          <w:rFonts w:ascii="Times New Roman" w:hAnsi="Times New Roman"/>
+        </w:rPr>
+        <w:t xml:space="preserve">pero</w:t>
+      </w:r>
+      <w:r>
+        <w:rPr>
+          <w:rFonts w:ascii="Times New Roman" w:hAnsi="Times New Roman"/>
+        </w:rPr>
+        <w:t xml:space="preserve"> </w:t>
+      </w:r>
+      <w:r>
+        <w:rPr>
+          <w:rFonts w:ascii="Times New Roman" w:hAnsi="Times New Roman"/>
+        </w:rPr>
+        <w:t xml:space="preserve">en</w:t>
+      </w:r>
+      <w:r>
+        <w:rPr>
+          <w:rFonts w:ascii="Times New Roman" w:hAnsi="Times New Roman"/>
+        </w:rPr>
+        <w:t xml:space="preserve"> </w:t>
+      </w:r>
+      <w:r>
+        <w:rPr>
+          <w:rFonts w:ascii="Times New Roman" w:hAnsi="Times New Roman"/>
+        </w:rPr>
+        <w:t xml:space="preserve">60</w:t>
+      </w:r>
+      <w:r>
+        <w:rPr>
+          <w:rFonts w:ascii="Times New Roman" w:hAnsi="Times New Roman"/>
+        </w:rPr>
+        <w:t xml:space="preserve"> </w:t>
+      </w:r>
+      <w:r>
+        <w:rPr>
+          <w:rFonts w:ascii="Times New Roman" w:hAnsi="Times New Roman"/>
+        </w:rPr>
+        <w:t xml:space="preserve">corridas</w:t>
+      </w:r>
+      <w:r>
+        <w:rPr>
+          <w:rFonts w:ascii="Times New Roman" w:hAnsi="Times New Roman"/>
+        </w:rPr>
+        <w:t xml:space="preserve"> </w:t>
+      </w:r>
+      <w:r>
+        <w:rPr>
+          <w:rFonts w:ascii="Times New Roman" w:hAnsi="Times New Roman"/>
+        </w:rPr>
+        <w:t xml:space="preserve">nuevas</w:t>
+      </w:r>
+      <w:r>
+        <w:rPr>
+          <w:rFonts w:ascii="Times New Roman" w:hAnsi="Times New Roman"/>
+        </w:rPr>
+        <w:t xml:space="preserve"> </w:t>
+      </w:r>
+      <w:r>
+        <w:rPr>
+          <w:rFonts w:ascii="Times New Roman" w:hAnsi="Times New Roman"/>
+        </w:rPr>
+        <w:t xml:space="preserve">esa</w:t>
+      </w:r>
+      <w:r>
+        <w:rPr>
+          <w:rFonts w:ascii="Times New Roman" w:hAnsi="Times New Roman"/>
+        </w:rPr>
+        <w:t xml:space="preserve"> </w:t>
+      </w:r>
+      <w:r>
+        <w:rPr>
+          <w:rFonts w:ascii="Times New Roman" w:hAnsi="Times New Roman"/>
+        </w:rPr>
+        <w:t xml:space="preserve">diferencia</w:t>
+      </w:r>
+      <w:r>
+        <w:rPr>
+          <w:rFonts w:ascii="Times New Roman" w:hAnsi="Times New Roman"/>
+        </w:rPr>
+        <w:t xml:space="preserve"> </w:t>
+      </w:r>
+      <w:r>
+        <w:rPr>
+          <w:rFonts w:ascii="Times New Roman" w:hAnsi="Times New Roman"/>
+        </w:rPr>
+        <w:t xml:space="preserve">bajó</w:t>
+      </w:r>
+      <w:r>
+        <w:rPr>
+          <w:rFonts w:ascii="Times New Roman" w:hAnsi="Times New Roman"/>
+        </w:rPr>
+        <w:t xml:space="preserve"> </w:t>
+      </w:r>
+      <w:r>
+        <w:rPr>
+          <w:rFonts w:ascii="Times New Roman" w:hAnsi="Times New Roman"/>
+        </w:rPr>
+        <w:t xml:space="preserve">a</w:t>
+      </w:r>
+      <w:r>
+        <w:rPr>
+          <w:rFonts w:ascii="Times New Roman" w:hAnsi="Times New Roman"/>
+        </w:rPr>
+        <w:t xml:space="preserve"> </w:t>
+      </w:r>
+      <m:oMath>
+        <m:r>
+          <m:rPr>
+            <m:sty m:val="p"/>
+          </m:rPr>
+          <m:t>+</m:t>
+        </m:r>
+        <m:r>
+          <m:t>0.5</m:t>
+        </m:r>
+      </m:oMath>
+      <w:r>
+        <w:rPr>
+          <w:rFonts w:ascii="Times New Roman" w:hAnsi="Times New Roman"/>
+        </w:rPr>
+        <w:t xml:space="preserve"> </w:t>
+      </w:r>
+      <w:r>
+        <w:rPr>
+          <w:rFonts w:ascii="Times New Roman" w:hAnsi="Times New Roman"/>
+        </w:rPr>
+        <w:t xml:space="preserve">puntos</w:t>
+      </w:r>
+      <w:r>
+        <w:rPr>
+          <w:rFonts w:ascii="Times New Roman" w:hAnsi="Times New Roman"/>
+        </w:rPr>
+        <w:t xml:space="preserve"> </w:t>
+      </w:r>
+      <w:r>
+        <w:rPr>
+          <w:rFonts w:ascii="Times New Roman" w:hAnsi="Times New Roman"/>
+        </w:rPr>
+        <w:t xml:space="preserve">y</w:t>
+      </w:r>
+      <w:r>
+        <w:rPr>
+          <w:rFonts w:ascii="Times New Roman" w:hAnsi="Times New Roman"/>
+        </w:rPr>
+        <w:t xml:space="preserve"> </w:t>
+      </w:r>
+      <w:r>
+        <w:rPr>
+          <w:rFonts w:ascii="Times New Roman" w:hAnsi="Times New Roman"/>
+        </w:rPr>
+        <w:t xml:space="preserve">no</w:t>
+      </w:r>
+      <w:r>
+        <w:rPr>
+          <w:rFonts w:ascii="Times New Roman" w:hAnsi="Times New Roman"/>
+        </w:rPr>
+        <w:t xml:space="preserve"> </w:t>
+      </w:r>
+      <w:r>
+        <w:rPr>
+          <w:rFonts w:ascii="Times New Roman" w:hAnsi="Times New Roman"/>
+        </w:rPr>
+        <w:t xml:space="preserve">fue</w:t>
+      </w:r>
+      <w:r>
+        <w:rPr>
+          <w:rFonts w:ascii="Times New Roman" w:hAnsi="Times New Roman"/>
+        </w:rPr>
+        <w:t xml:space="preserve"> </w:t>
+      </w:r>
+      <w:r>
+        <w:rPr>
+          <w:rFonts w:ascii="Times New Roman" w:hAnsi="Times New Roman"/>
+        </w:rPr>
+        <w:t xml:space="preserve">significativa.</w:t>
       </w:r>
       <w:r>
         <w:rPr>
@@ -6000,7 +6149,7 @@
         <w:rPr>
           <w:rFonts w:ascii="Times New Roman" w:hAnsi="Times New Roman"/>
         </w:rPr>
-        <w:t xml:space="preserve">0.6.5,</w:t>
+        <w:t xml:space="preserve">0.6.6,</w:t>
       </w:r>
       <w:r>
         <w:rPr>
@@ -6356,7 +6505,7 @@
         <w:rPr>
           <w:rFonts w:ascii="Times New Roman" w:hAnsi="Times New Roman"/>
         </w:rPr>
-        <w:t xml:space="preserve">De 70 predicciones pre-registradas en los estudios que se resumen aquí, 53 se cumplieron y 17 fallaron; las</w:t>
+        <w:t xml:space="preserve">De 79 predicciones pre-registradas en los estudios que se resumen aquí, 58 se cumplieron y 21 fallaron; las</w:t>
       </w:r>
       <w:r>
         <w:rPr>
@@ -9167,7 +9316,31 @@
         <w:rPr>
           <w:rFonts w:ascii="Times New Roman" w:hAnsi="Times New Roman"/>
         </w:rPr>
-        <w:t xml:space="preserve">lectura de dos canales, incluida la réplica del efecto de 1.2 puntos.</w:t>
+        <w:t xml:space="preserve">lectura de dos canales, incluida la réplica del efecto de 1.2 puntos; en modelos de ruido de equipos, el filtro</w:t>
+      </w:r>
+      <w:r>
+        <w:rPr>
+          <w:rFonts w:ascii="Times New Roman" w:hAnsi="Times New Roman"/>
+        </w:rPr>
+        <w:t xml:space="preserve"> </w:t>
+      </w:r>
+      <w:r>
+        <w:rPr>
+          <w:rFonts w:ascii="Times New Roman" w:hAnsi="Times New Roman"/>
+        </w:rPr>
+        <w:t xml:space="preserve">quitó menos de la mitad del déficit de radio falso de los estados producto; y tres de cinco predicciones sobre</w:t>
+      </w:r>
+      <w:r>
+        <w:rPr>
+          <w:rFonts w:ascii="Times New Roman" w:hAnsi="Times New Roman"/>
+        </w:rPr>
+        <w:t xml:space="preserve"> </w:t>
+      </w:r>
+      <w:r>
+        <w:rPr>
+          <w:rFonts w:ascii="Times New Roman" w:hAnsi="Times New Roman"/>
+        </w:rPr>
+        <w:t xml:space="preserve">codificaciones que distorsionan, incluida una segunda réplica del efecto de 1.2 puntos.</w:t>
       </w:r>
     </w:p>
     <w:bookmarkEnd w:id="29"/>
@@ -12624,7 +12797,371 @@
         <w:rPr>
           <w:rFonts w:ascii="Times New Roman" w:hAnsi="Times New Roman"/>
         </w:rPr>
-        <w:t xml:space="preserve">). La diferencia anterior venía de la codificación por productos de pares, que distorsiona.</w:t>
+        <w:t xml:space="preserve">).</w:t>
+      </w:r>
+    </w:p>
+    <w:p>
+      <w:pPr>
+        <w:numPr>
+          <w:ilvl w:val="0"/>
+          <w:numId w:val="1004"/>
+        </w:numPr>
+      </w:pPr>
+      <w:r>
+        <w:rPr>
+          <w:iCs/>
+          <w:rFonts w:ascii="Times New Roman" w:hAnsi="Times New Roman"/>
+          <w:i/>
+        </w:rPr>
+        <w:t xml:space="preserve">Codificación que distorsiona contra codificación fiel (60 corridas nuevas).</w:t>
+      </w:r>
+      <w:r>
+        <w:rPr>
+          <w:rFonts w:ascii="Times New Roman" w:hAnsi="Times New Roman"/>
+        </w:rPr>
+        <w:t xml:space="preserve"> </w:t>
+      </w:r>
+      <w:r>
+        <w:rPr>
+          <w:rFonts w:ascii="Times New Roman" w:hAnsi="Times New Roman"/>
+        </w:rPr>
+        <w:t xml:space="preserve">Entrenado bajo T1 con la</w:t>
+      </w:r>
+      <w:r>
+        <w:rPr>
+          <w:rFonts w:ascii="Times New Roman" w:hAnsi="Times New Roman"/>
+        </w:rPr>
+        <w:t xml:space="preserve"> </w:t>
+      </w:r>
+      <w:r>
+        <w:rPr>
+          <w:rFonts w:ascii="Times New Roman" w:hAnsi="Times New Roman"/>
+        </w:rPr>
+        <w:t xml:space="preserve">codificación por productos de pares y la lectura de 15 pesos, el modelo crudo quedó</w:t>
+      </w:r>
+      <w:r>
+        <w:rPr>
+          <w:rFonts w:ascii="Times New Roman" w:hAnsi="Times New Roman"/>
+        </w:rPr>
+        <w:t xml:space="preserve"> </w:t>
+      </w:r>
+      <m:oMath>
+        <m:r>
+          <m:rPr>
+            <m:sty m:val="p"/>
+          </m:rPr>
+          <m:t>+</m:t>
+        </m:r>
+        <m:r>
+          <m:t>0.5</m:t>
+        </m:r>
+      </m:oMath>
+      <w:r>
+        <w:rPr>
+          <w:rFonts w:ascii="Times New Roman" w:hAnsi="Times New Roman"/>
+        </w:rPr>
+        <w:t xml:space="preserve"> </w:t>
+      </w:r>
+      <m:oMath>
+        <m:d>
+          <m:dPr>
+            <m:begChr m:val="["/>
+            <m:endChr m:val="]"/>
+            <m:sepChr m:val=""/>
+            <m:grow/>
+          </m:dPr>
+          <m:e>
+            <m:r>
+              <m:rPr>
+                <m:sty m:val="p"/>
+              </m:rPr>
+              <m:t>−</m:t>
+            </m:r>
+            <m:r>
+              <m:t>0.7</m:t>
+            </m:r>
+            <m:r>
+              <m:rPr>
+                <m:sty m:val="p"/>
+              </m:rPr>
+              <m:t>,</m:t>
+            </m:r>
+            <m:r>
+              <m:t>1.6</m:t>
+            </m:r>
+          </m:e>
+        </m:d>
+      </m:oMath>
+      <w:r>
+        <w:rPr>
+          <w:rFonts w:ascii="Times New Roman" w:hAnsi="Times New Roman"/>
+        </w:rPr>
+        <w:t xml:space="preserve"> </w:t>
+      </w:r>
+      <w:r>
+        <w:rPr>
+          <w:rFonts w:ascii="Times New Roman" w:hAnsi="Times New Roman"/>
+        </w:rPr>
+        <w:t xml:space="preserve">puntos</w:t>
+      </w:r>
+      <w:r>
+        <w:rPr>
+          <w:rFonts w:ascii="Times New Roman" w:hAnsi="Times New Roman"/>
+        </w:rPr>
+        <w:t xml:space="preserve"> </w:t>
+      </w:r>
+      <w:r>
+        <w:rPr>
+          <w:rFonts w:ascii="Times New Roman" w:hAnsi="Times New Roman"/>
+        </w:rPr>
+        <w:t xml:space="preserve">adelante, no</w:t>
+      </w:r>
+      <w:r>
+        <w:rPr>
+          <w:rFonts w:ascii="Times New Roman" w:hAnsi="Times New Roman"/>
+        </w:rPr>
+        <w:t xml:space="preserve"> </w:t>
+      </w:r>
+      <m:oMath>
+        <m:r>
+          <m:t>1.2</m:t>
+        </m:r>
+      </m:oMath>
+      <w:r>
+        <w:rPr>
+          <w:rFonts w:ascii="Times New Roman" w:hAnsi="Times New Roman"/>
+        </w:rPr>
+        <w:t xml:space="preserve">; con la codificación dual quedó</w:t>
+      </w:r>
+      <w:r>
+        <w:rPr>
+          <w:rFonts w:ascii="Times New Roman" w:hAnsi="Times New Roman"/>
+        </w:rPr>
+        <w:t xml:space="preserve"> </w:t>
+      </w:r>
+      <m:oMath>
+        <m:r>
+          <m:rPr>
+            <m:sty m:val="p"/>
+          </m:rPr>
+          <m:t>−</m:t>
+        </m:r>
+        <m:r>
+          <m:t>0.4</m:t>
+        </m:r>
+      </m:oMath>
+      <w:r>
+        <w:rPr>
+          <w:rFonts w:ascii="Times New Roman" w:hAnsi="Times New Roman"/>
+        </w:rPr>
+        <w:t xml:space="preserve"> </w:t>
+      </w:r>
+      <m:oMath>
+        <m:d>
+          <m:dPr>
+            <m:begChr m:val="["/>
+            <m:endChr m:val="]"/>
+            <m:sepChr m:val=""/>
+            <m:grow/>
+          </m:dPr>
+          <m:e>
+            <m:r>
+              <m:rPr>
+                <m:sty m:val="p"/>
+              </m:rPr>
+              <m:t>−</m:t>
+            </m:r>
+            <m:r>
+              <m:t>1.2</m:t>
+            </m:r>
+            <m:r>
+              <m:rPr>
+                <m:sty m:val="p"/>
+              </m:rPr>
+              <m:t>,</m:t>
+            </m:r>
+            <m:r>
+              <m:t>0.4</m:t>
+            </m:r>
+          </m:e>
+        </m:d>
+      </m:oMath>
+      <w:r>
+        <w:rPr>
+          <w:rFonts w:ascii="Times New Roman" w:hAnsi="Times New Roman"/>
+        </w:rPr>
+        <w:t xml:space="preserve"> </w:t>
+      </w:r>
+      <w:r>
+        <w:rPr>
+          <w:rFonts w:ascii="Times New Roman" w:hAnsi="Times New Roman"/>
+        </w:rPr>
+        <w:t xml:space="preserve">atrás, y la diferencia entre ambas</w:t>
+      </w:r>
+      <w:r>
+        <w:rPr>
+          <w:rFonts w:ascii="Times New Roman" w:hAnsi="Times New Roman"/>
+        </w:rPr>
+        <w:t xml:space="preserve"> </w:t>
+      </w:r>
+      <w:r>
+        <w:rPr>
+          <w:rFonts w:ascii="Times New Roman" w:hAnsi="Times New Roman"/>
+        </w:rPr>
+        <w:t xml:space="preserve">(</w:t>
+      </w:r>
+      <m:oMath>
+        <m:r>
+          <m:rPr>
+            <m:sty m:val="p"/>
+          </m:rPr>
+          <m:t>+</m:t>
+        </m:r>
+        <m:r>
+          <m:t>0.9</m:t>
+        </m:r>
+      </m:oMath>
+      <w:r>
+        <w:rPr>
+          <w:rFonts w:ascii="Times New Roman" w:hAnsi="Times New Roman"/>
+        </w:rPr>
+        <w:t xml:space="preserve"> </w:t>
+      </w:r>
+      <m:oMath>
+        <m:d>
+          <m:dPr>
+            <m:begChr m:val="["/>
+            <m:endChr m:val="]"/>
+            <m:sepChr m:val=""/>
+            <m:grow/>
+          </m:dPr>
+          <m:e>
+            <m:r>
+              <m:rPr>
+                <m:sty m:val="p"/>
+              </m:rPr>
+              <m:t>−</m:t>
+            </m:r>
+            <m:r>
+              <m:t>0.6</m:t>
+            </m:r>
+            <m:r>
+              <m:rPr>
+                <m:sty m:val="p"/>
+              </m:rPr>
+              <m:t>,</m:t>
+            </m:r>
+            <m:r>
+              <m:t>2.4</m:t>
+            </m:r>
+          </m:e>
+        </m:d>
+      </m:oMath>
+      <w:r>
+        <w:rPr>
+          <w:rFonts w:ascii="Times New Roman" w:hAnsi="Times New Roman"/>
+        </w:rPr>
+        <w:t xml:space="preserve">) no fue significativa. Con la lectura</w:t>
+      </w:r>
+      <w:r>
+        <w:rPr>
+          <w:rFonts w:ascii="Times New Roman" w:hAnsi="Times New Roman"/>
+        </w:rPr>
+        <w:t xml:space="preserve"> </w:t>
+      </w:r>
+      <m:oMath>
+        <m:r>
+          <m:t>q</m:t>
+        </m:r>
+        <m:sSub>
+          <m:e>
+            <m:r>
+              <m:t>g</m:t>
+            </m:r>
+          </m:e>
+          <m:sub>
+            <m:r>
+              <m:t>Z</m:t>
+            </m:r>
+          </m:sub>
+        </m:sSub>
+      </m:oMath>
+      <w:r>
+        <w:rPr>
+          <w:rFonts w:ascii="Times New Roman" w:hAnsi="Times New Roman"/>
+        </w:rPr>
+        <w:t xml:space="preserve"> </w:t>
+      </w:r>
+      <w:r>
+        <w:rPr>
+          <w:rFonts w:ascii="Times New Roman" w:hAnsi="Times New Roman"/>
+        </w:rPr>
+        <w:t xml:space="preserve">de 5 pesos el filtro fue</w:t>
+      </w:r>
+      <w:r>
+        <w:rPr>
+          <w:rFonts w:ascii="Times New Roman" w:hAnsi="Times New Roman"/>
+        </w:rPr>
+        <w:t xml:space="preserve"> </w:t>
+      </w:r>
+      <m:oMath>
+        <m:r>
+          <m:t>0.6</m:t>
+        </m:r>
+      </m:oMath>
+      <w:r>
+        <w:rPr>
+          <w:rFonts w:ascii="Times New Roman" w:hAnsi="Times New Roman"/>
+        </w:rPr>
+        <w:t xml:space="preserve"> </w:t>
+      </w:r>
+      <m:oMath>
+        <m:d>
+          <m:dPr>
+            <m:begChr m:val="["/>
+            <m:endChr m:val="]"/>
+            <m:sepChr m:val=""/>
+            <m:grow/>
+          </m:dPr>
+          <m:e>
+            <m:r>
+              <m:t>0.1</m:t>
+            </m:r>
+            <m:r>
+              <m:rPr>
+                <m:sty m:val="p"/>
+              </m:rPr>
+              <m:t>,</m:t>
+            </m:r>
+            <m:r>
+              <m:t>1.0</m:t>
+            </m:r>
+          </m:e>
+        </m:d>
+      </m:oMath>
+      <w:r>
+        <w:rPr>
+          <w:rFonts w:ascii="Times New Roman" w:hAnsi="Times New Roman"/>
+        </w:rPr>
+        <w:t xml:space="preserve"> </w:t>
+      </w:r>
+      <w:r>
+        <w:rPr>
+          <w:rFonts w:ascii="Times New Roman" w:hAnsi="Times New Roman"/>
+        </w:rPr>
+        <w:t xml:space="preserve">puntos</w:t>
+      </w:r>
+      <w:r>
+        <w:rPr>
+          <w:rFonts w:ascii="Times New Roman" w:hAnsi="Times New Roman"/>
+        </w:rPr>
+        <w:t xml:space="preserve"> </w:t>
+      </w:r>
+      <w:r>
+        <w:rPr>
+          <w:rFonts w:ascii="Times New Roman" w:hAnsi="Times New Roman"/>
+        </w:rPr>
+        <w:t xml:space="preserve">mejor. El único caso en que el filtro perdía no se sostiene como efecto significativo.</w:t>
       </w:r>
     </w:p>
     <w:p>
@@ -13266,7 +13803,31 @@
         <w:rPr>
           <w:rFonts w:ascii="Times New Roman" w:hAnsi="Times New Roman"/>
         </w:rPr>
-        <w:t xml:space="preserve">muestra un valor falso de 0.60–0.95.</w:t>
+        <w:t xml:space="preserve">muestra un valor falso de 0.60–0.95. En cinco modelos de ruido de equipos (IBM e IonQ) el filtro reduce entre 3.2</w:t>
+      </w:r>
+      <w:r>
+        <w:rPr>
+          <w:rFonts w:ascii="Times New Roman" w:hAnsi="Times New Roman"/>
+        </w:rPr>
+        <w:t xml:space="preserve"> </w:t>
+      </w:r>
+      <w:r>
+        <w:rPr>
+          <w:rFonts w:ascii="Times New Roman" w:hAnsi="Times New Roman"/>
+        </w:rPr>
+        <w:t xml:space="preserve">y 4.0 veces el error de esta lectura en circuitos entrenados, pero los errores que mueven una excitación dentro del</w:t>
+      </w:r>
+      <w:r>
+        <w:rPr>
+          <w:rFonts w:ascii="Times New Roman" w:hAnsi="Times New Roman"/>
+        </w:rPr>
+        <w:t xml:space="preserve"> </w:t>
+      </w:r>
+      <w:r>
+        <w:rPr>
+          <w:rFonts w:ascii="Times New Roman" w:hAnsi="Times New Roman"/>
+        </w:rPr>
+        <w:t xml:space="preserve">sector pasan el filtro y siguen haciendo parecer entrelazados a los estados producto.</w:t>
       </w:r>
     </w:p>
     <w:bookmarkEnd w:id="37"/>
@@ -13536,31 +14097,31 @@
         <w:rPr>
           <w:rFonts w:ascii="Times New Roman" w:hAnsi="Times New Roman"/>
         </w:rPr>
-        <w:t xml:space="preserve">codificación que distorsiona y una lectura con muchos parámetros, los disparos decaídos fueron datos útiles y el</w:t>
-      </w:r>
-      <w:r>
-        <w:rPr>
-          <w:rFonts w:ascii="Times New Roman" w:hAnsi="Times New Roman"/>
-        </w:rPr>
-        <w:t xml:space="preserve"> </w:t>
-      </w:r>
-      <w:r>
-        <w:rPr>
-          <w:rFonts w:ascii="Times New Roman" w:hAnsi="Times New Roman"/>
-        </w:rPr>
-        <w:t xml:space="preserve">filtro costó alrededor de un punto; con una codificación fiel ese costo desapareció, y sumar las variables crudas a</w:t>
-      </w:r>
-      <w:r>
-        <w:rPr>
-          <w:rFonts w:ascii="Times New Roman" w:hAnsi="Times New Roman"/>
-        </w:rPr>
-        <w:t xml:space="preserve"> </w:t>
-      </w:r>
-      <w:r>
-        <w:rPr>
-          <w:rFonts w:ascii="Times New Roman" w:hAnsi="Times New Roman"/>
-        </w:rPr>
-        <w:t xml:space="preserve">las filtradas no ganó nada. Para modelos de peso 2, importa más cómo se cargan los datos que qué se lee. El costo en</w:t>
+        <w:t xml:space="preserve">codificación que distorsiona y una lectura con muchos parámetros, los disparos decaídos parecieron útiles en un</w:t>
+      </w:r>
+      <w:r>
+        <w:rPr>
+          <w:rFonts w:ascii="Times New Roman" w:hAnsi="Times New Roman"/>
+        </w:rPr>
+        <w:t xml:space="preserve"> </w:t>
+      </w:r>
+      <w:r>
+        <w:rPr>
+          <w:rFonts w:ascii="Times New Roman" w:hAnsi="Times New Roman"/>
+        </w:rPr>
+        <w:t xml:space="preserve">estudio (1.2 puntos), pero en 60 corridas nuevas la diferencia fue de 0.5 puntos y no significativa; con una</w:t>
+      </w:r>
+      <w:r>
+        <w:rPr>
+          <w:rFonts w:ascii="Times New Roman" w:hAnsi="Times New Roman"/>
+        </w:rPr>
+        <w:t xml:space="preserve"> </w:t>
+      </w:r>
+      <w:r>
+        <w:rPr>
+          <w:rFonts w:ascii="Times New Roman" w:hAnsi="Times New Roman"/>
+        </w:rPr>
+        <w:t xml:space="preserve">codificación fiel no apareció, y sumar las variables crudas a las filtradas no ganó nada. Para modelos de peso 2, importa más cómo se cargan los datos que qué se lee. El costo en</w:t>
       </w:r>
       <w:r>
         <w:rPr>
@@ -13706,7 +14267,7 @@
         <w:rPr>
           <w:rFonts w:ascii="Times New Roman" w:hAnsi="Times New Roman"/>
         </w:rPr>
-        <w:t xml:space="preserve">0.6.5 (</w:t>
+        <w:t xml:space="preserve">0.6.6 (</w:t>
       </w:r>
       <w:r>
         <w:rPr>
@@ -13976,7 +14537,7 @@
         <w:rPr>
           <w:rFonts w:ascii="Times New Roman" w:hAnsi="Times New Roman"/>
         </w:rPr>
-        <w:t xml:space="preserve">RESEARCH_NOTES §75–§82, §85, §87, §90, §91 y §94–§98, con pruebas en</w:t>
+        <w:t xml:space="preserve">RESEARCH_NOTES §75–§82, §85, §87, §90, §91 y §94–§101, con pruebas en</w:t>
       </w:r>
       <w:r>
         <w:rPr>

--- a/manuscript/qang_qml_es.docx
+++ b/manuscript/qang_qml_es.docx
@@ -4727,7 +4727,643 @@
         <w:rPr>
           <w:rFonts w:ascii="Times New Roman" w:hAnsi="Times New Roman"/>
         </w:rPr>
-        <w:t xml:space="preserve">crudo.</w:t>
+        <w:t xml:space="preserve">crudo,</w:t>
+      </w:r>
+      <w:r>
+        <w:rPr>
+          <w:rFonts w:ascii="Times New Roman" w:hAnsi="Times New Roman"/>
+        </w:rPr>
+        <w:t xml:space="preserve"> </w:t>
+      </w:r>
+      <w:r>
+        <w:rPr>
+          <w:rFonts w:ascii="Times New Roman" w:hAnsi="Times New Roman"/>
+        </w:rPr>
+        <w:t xml:space="preserve">y</w:t>
+      </w:r>
+      <w:r>
+        <w:rPr>
+          <w:rFonts w:ascii="Times New Roman" w:hAnsi="Times New Roman"/>
+        </w:rPr>
+        <w:t xml:space="preserve"> </w:t>
+      </w:r>
+      <w:r>
+        <w:rPr>
+          <w:rFonts w:ascii="Times New Roman" w:hAnsi="Times New Roman"/>
+        </w:rPr>
+        <w:t xml:space="preserve">calibrar</w:t>
+      </w:r>
+      <w:r>
+        <w:rPr>
+          <w:rFonts w:ascii="Times New Roman" w:hAnsi="Times New Roman"/>
+        </w:rPr>
+        <w:t xml:space="preserve"> </w:t>
+      </w:r>
+      <w:r>
+        <w:rPr>
+          <w:rFonts w:ascii="Times New Roman" w:hAnsi="Times New Roman"/>
+        </w:rPr>
+        <w:t xml:space="preserve">con</w:t>
+      </w:r>
+      <w:r>
+        <w:rPr>
+          <w:rFonts w:ascii="Times New Roman" w:hAnsi="Times New Roman"/>
+        </w:rPr>
+        <w:t xml:space="preserve"> </w:t>
+      </w:r>
+      <w:r>
+        <w:rPr>
+          <w:rFonts w:ascii="Times New Roman" w:hAnsi="Times New Roman"/>
+        </w:rPr>
+        <w:t xml:space="preserve">cinco</w:t>
+      </w:r>
+      <w:r>
+        <w:rPr>
+          <w:rFonts w:ascii="Times New Roman" w:hAnsi="Times New Roman"/>
+        </w:rPr>
+        <w:t xml:space="preserve"> </w:t>
+      </w:r>
+      <w:r>
+        <w:rPr>
+          <w:rFonts w:ascii="Times New Roman" w:hAnsi="Times New Roman"/>
+        </w:rPr>
+        <w:t xml:space="preserve">circuitos</w:t>
+      </w:r>
+      <w:r>
+        <w:rPr>
+          <w:rFonts w:ascii="Times New Roman" w:hAnsi="Times New Roman"/>
+        </w:rPr>
+        <w:t xml:space="preserve"> </w:t>
+      </w:r>
+      <w:r>
+        <w:rPr>
+          <w:rFonts w:ascii="Times New Roman" w:hAnsi="Times New Roman"/>
+        </w:rPr>
+        <w:t xml:space="preserve">de</w:t>
+      </w:r>
+      <w:r>
+        <w:rPr>
+          <w:rFonts w:ascii="Times New Roman" w:hAnsi="Times New Roman"/>
+        </w:rPr>
+        <w:t xml:space="preserve"> </w:t>
+      </w:r>
+      <w:r>
+        <w:rPr>
+          <w:rFonts w:ascii="Times New Roman" w:hAnsi="Times New Roman"/>
+        </w:rPr>
+        <w:t xml:space="preserve">eco</w:t>
+      </w:r>
+      <w:r>
+        <w:rPr>
+          <w:rFonts w:ascii="Times New Roman" w:hAnsi="Times New Roman"/>
+        </w:rPr>
+        <w:t xml:space="preserve"> </w:t>
+      </w:r>
+      <w:r>
+        <w:rPr>
+          <w:rFonts w:ascii="Times New Roman" w:hAnsi="Times New Roman"/>
+        </w:rPr>
+        <w:t xml:space="preserve">por</w:t>
+      </w:r>
+      <w:r>
+        <w:rPr>
+          <w:rFonts w:ascii="Times New Roman" w:hAnsi="Times New Roman"/>
+        </w:rPr>
+        <w:t xml:space="preserve"> </w:t>
+      </w:r>
+      <w:r>
+        <w:rPr>
+          <w:rFonts w:ascii="Times New Roman" w:hAnsi="Times New Roman"/>
+        </w:rPr>
+        <w:t xml:space="preserve">modelo</w:t>
+      </w:r>
+      <w:r>
+        <w:rPr>
+          <w:rFonts w:ascii="Times New Roman" w:hAnsi="Times New Roman"/>
+        </w:rPr>
+        <w:t xml:space="preserve"> </w:t>
+      </w:r>
+      <w:r>
+        <w:rPr>
+          <w:rFonts w:ascii="Times New Roman" w:hAnsi="Times New Roman"/>
+        </w:rPr>
+        <w:t xml:space="preserve">los</w:t>
+      </w:r>
+      <w:r>
+        <w:rPr>
+          <w:rFonts w:ascii="Times New Roman" w:hAnsi="Times New Roman"/>
+        </w:rPr>
+        <w:t xml:space="preserve"> </w:t>
+      </w:r>
+      <w:r>
+        <w:rPr>
+          <w:rFonts w:ascii="Times New Roman" w:hAnsi="Times New Roman"/>
+        </w:rPr>
+        <w:t xml:space="preserve">errores</w:t>
+      </w:r>
+      <w:r>
+        <w:rPr>
+          <w:rFonts w:ascii="Times New Roman" w:hAnsi="Times New Roman"/>
+        </w:rPr>
+        <w:t xml:space="preserve"> </w:t>
+      </w:r>
+      <w:r>
+        <w:rPr>
+          <w:rFonts w:ascii="Times New Roman" w:hAnsi="Times New Roman"/>
+        </w:rPr>
+        <w:t xml:space="preserve">que</w:t>
+      </w:r>
+      <w:r>
+        <w:rPr>
+          <w:rFonts w:ascii="Times New Roman" w:hAnsi="Times New Roman"/>
+        </w:rPr>
+        <w:t xml:space="preserve"> </w:t>
+      </w:r>
+      <w:r>
+        <w:rPr>
+          <w:rFonts w:ascii="Times New Roman" w:hAnsi="Times New Roman"/>
+        </w:rPr>
+        <w:t xml:space="preserve">deja</w:t>
+      </w:r>
+      <w:r>
+        <w:rPr>
+          <w:rFonts w:ascii="Times New Roman" w:hAnsi="Times New Roman"/>
+        </w:rPr>
+        <w:t xml:space="preserve"> </w:t>
+      </w:r>
+      <w:r>
+        <w:rPr>
+          <w:rFonts w:ascii="Times New Roman" w:hAnsi="Times New Roman"/>
+        </w:rPr>
+        <w:t xml:space="preserve">el</w:t>
+      </w:r>
+      <w:r>
+        <w:rPr>
+          <w:rFonts w:ascii="Times New Roman" w:hAnsi="Times New Roman"/>
+        </w:rPr>
+        <w:t xml:space="preserve"> </w:t>
+      </w:r>
+      <w:r>
+        <w:rPr>
+          <w:rFonts w:ascii="Times New Roman" w:hAnsi="Times New Roman"/>
+        </w:rPr>
+        <w:t xml:space="preserve">filtro</w:t>
+      </w:r>
+      <w:r>
+        <w:rPr>
+          <w:rFonts w:ascii="Times New Roman" w:hAnsi="Times New Roman"/>
+        </w:rPr>
+        <w:t xml:space="preserve"> </w:t>
+      </w:r>
+      <w:r>
+        <w:rPr>
+          <w:rFonts w:ascii="Times New Roman" w:hAnsi="Times New Roman"/>
+        </w:rPr>
+        <w:t xml:space="preserve">reduce</w:t>
+      </w:r>
+      <w:r>
+        <w:rPr>
+          <w:rFonts w:ascii="Times New Roman" w:hAnsi="Times New Roman"/>
+        </w:rPr>
+        <w:t xml:space="preserve"> </w:t>
+      </w:r>
+      <w:r>
+        <w:rPr>
+          <w:rFonts w:ascii="Times New Roman" w:hAnsi="Times New Roman"/>
+        </w:rPr>
+        <w:t xml:space="preserve">a</w:t>
+      </w:r>
+      <w:r>
+        <w:rPr>
+          <w:rFonts w:ascii="Times New Roman" w:hAnsi="Times New Roman"/>
+        </w:rPr>
+        <w:t xml:space="preserve"> </w:t>
+      </w:r>
+      <w:r>
+        <w:rPr>
+          <w:rFonts w:ascii="Times New Roman" w:hAnsi="Times New Roman"/>
+        </w:rPr>
+        <w:t xml:space="preserve">la</w:t>
+      </w:r>
+      <w:r>
+        <w:rPr>
+          <w:rFonts w:ascii="Times New Roman" w:hAnsi="Times New Roman"/>
+        </w:rPr>
+        <w:t xml:space="preserve"> </w:t>
+      </w:r>
+      <w:r>
+        <w:rPr>
+          <w:rFonts w:ascii="Times New Roman" w:hAnsi="Times New Roman"/>
+        </w:rPr>
+        <w:t xml:space="preserve">mitad</w:t>
+      </w:r>
+      <w:r>
+        <w:rPr>
+          <w:rFonts w:ascii="Times New Roman" w:hAnsi="Times New Roman"/>
+        </w:rPr>
+        <w:t xml:space="preserve"> </w:t>
+      </w:r>
+      <w:r>
+        <w:rPr>
+          <w:rFonts w:ascii="Times New Roman" w:hAnsi="Times New Roman"/>
+        </w:rPr>
+        <w:t xml:space="preserve">el</w:t>
+      </w:r>
+      <w:r>
+        <w:rPr>
+          <w:rFonts w:ascii="Times New Roman" w:hAnsi="Times New Roman"/>
+        </w:rPr>
+        <w:t xml:space="preserve"> </w:t>
+      </w:r>
+      <w:r>
+        <w:rPr>
+          <w:rFonts w:ascii="Times New Roman" w:hAnsi="Times New Roman"/>
+        </w:rPr>
+        <w:t xml:space="preserve">error</w:t>
+      </w:r>
+      <w:r>
+        <w:rPr>
+          <w:rFonts w:ascii="Times New Roman" w:hAnsi="Times New Roman"/>
+        </w:rPr>
+        <w:t xml:space="preserve"> </w:t>
+      </w:r>
+      <w:r>
+        <w:rPr>
+          <w:rFonts w:ascii="Times New Roman" w:hAnsi="Times New Roman"/>
+        </w:rPr>
+        <w:t xml:space="preserve">restante</w:t>
+      </w:r>
+      <w:r>
+        <w:rPr>
+          <w:rFonts w:ascii="Times New Roman" w:hAnsi="Times New Roman"/>
+        </w:rPr>
+        <w:t xml:space="preserve"> </w:t>
+      </w:r>
+      <w:r>
+        <w:rPr>
+          <w:rFonts w:ascii="Times New Roman" w:hAnsi="Times New Roman"/>
+        </w:rPr>
+        <w:t xml:space="preserve">del</w:t>
+      </w:r>
+      <w:r>
+        <w:rPr>
+          <w:rFonts w:ascii="Times New Roman" w:hAnsi="Times New Roman"/>
+        </w:rPr>
+        <w:t xml:space="preserve"> </w:t>
+      </w:r>
+      <w:r>
+        <w:rPr>
+          <w:rFonts w:ascii="Times New Roman" w:hAnsi="Times New Roman"/>
+        </w:rPr>
+        <w:t xml:space="preserve">valor</w:t>
+      </w:r>
+      <w:r>
+        <w:rPr>
+          <w:rFonts w:ascii="Times New Roman" w:hAnsi="Times New Roman"/>
+        </w:rPr>
+        <w:t xml:space="preserve"> </w:t>
+      </w:r>
+      <w:r>
+        <w:rPr>
+          <w:rFonts w:ascii="Times New Roman" w:hAnsi="Times New Roman"/>
+        </w:rPr>
+        <w:t xml:space="preserve">de</w:t>
+      </w:r>
+      <w:r>
+        <w:rPr>
+          <w:rFonts w:ascii="Times New Roman" w:hAnsi="Times New Roman"/>
+        </w:rPr>
+        <w:t xml:space="preserve"> </w:t>
+      </w:r>
+      <w:r>
+        <w:rPr>
+          <w:rFonts w:ascii="Times New Roman" w:hAnsi="Times New Roman"/>
+        </w:rPr>
+        <w:t xml:space="preserve">decisión:</w:t>
+      </w:r>
+      <w:r>
+        <w:rPr>
+          <w:rFonts w:ascii="Times New Roman" w:hAnsi="Times New Roman"/>
+        </w:rPr>
+        <w:t xml:space="preserve"> </w:t>
+      </w:r>
+      <w:r>
+        <w:rPr>
+          <w:rFonts w:ascii="Times New Roman" w:hAnsi="Times New Roman"/>
+        </w:rPr>
+        <w:t xml:space="preserve">las</w:t>
+      </w:r>
+      <w:r>
+        <w:rPr>
+          <w:rFonts w:ascii="Times New Roman" w:hAnsi="Times New Roman"/>
+        </w:rPr>
+        <w:t xml:space="preserve"> </w:t>
+      </w:r>
+      <w:r>
+        <w:rPr>
+          <w:rFonts w:ascii="Times New Roman" w:hAnsi="Times New Roman"/>
+        </w:rPr>
+        <w:t xml:space="preserve">decisiones</w:t>
+      </w:r>
+      <w:r>
+        <w:rPr>
+          <w:rFonts w:ascii="Times New Roman" w:hAnsi="Times New Roman"/>
+        </w:rPr>
+        <w:t xml:space="preserve"> </w:t>
+      </w:r>
+      <w:r>
+        <w:rPr>
+          <w:rFonts w:ascii="Times New Roman" w:hAnsi="Times New Roman"/>
+        </w:rPr>
+        <w:t xml:space="preserve">que</w:t>
+      </w:r>
+      <w:r>
+        <w:rPr>
+          <w:rFonts w:ascii="Times New Roman" w:hAnsi="Times New Roman"/>
+        </w:rPr>
+        <w:t xml:space="preserve"> </w:t>
+      </w:r>
+      <w:r>
+        <w:rPr>
+          <w:rFonts w:ascii="Times New Roman" w:hAnsi="Times New Roman"/>
+        </w:rPr>
+        <w:t xml:space="preserve">difieren</w:t>
+      </w:r>
+      <w:r>
+        <w:rPr>
+          <w:rFonts w:ascii="Times New Roman" w:hAnsi="Times New Roman"/>
+        </w:rPr>
+        <w:t xml:space="preserve"> </w:t>
+      </w:r>
+      <w:r>
+        <w:rPr>
+          <w:rFonts w:ascii="Times New Roman" w:hAnsi="Times New Roman"/>
+        </w:rPr>
+        <w:t xml:space="preserve">del</w:t>
+      </w:r>
+      <w:r>
+        <w:rPr>
+          <w:rFonts w:ascii="Times New Roman" w:hAnsi="Times New Roman"/>
+        </w:rPr>
+        <w:t xml:space="preserve"> </w:t>
+      </w:r>
+      <w:r>
+        <w:rPr>
+          <w:rFonts w:ascii="Times New Roman" w:hAnsi="Times New Roman"/>
+        </w:rPr>
+        <w:t xml:space="preserve">modelo</w:t>
+      </w:r>
+      <w:r>
+        <w:rPr>
+          <w:rFonts w:ascii="Times New Roman" w:hAnsi="Times New Roman"/>
+        </w:rPr>
+        <w:t xml:space="preserve"> </w:t>
+      </w:r>
+      <w:r>
+        <w:rPr>
+          <w:rFonts w:ascii="Times New Roman" w:hAnsi="Times New Roman"/>
+        </w:rPr>
+        <w:t xml:space="preserve">sin</w:t>
+      </w:r>
+      <w:r>
+        <w:rPr>
+          <w:rFonts w:ascii="Times New Roman" w:hAnsi="Times New Roman"/>
+        </w:rPr>
+        <w:t xml:space="preserve"> </w:t>
+      </w:r>
+      <w:r>
+        <w:rPr>
+          <w:rFonts w:ascii="Times New Roman" w:hAnsi="Times New Roman"/>
+        </w:rPr>
+        <w:t xml:space="preserve">ruido</w:t>
+      </w:r>
+      <w:r>
+        <w:rPr>
+          <w:rFonts w:ascii="Times New Roman" w:hAnsi="Times New Roman"/>
+        </w:rPr>
+        <w:t xml:space="preserve"> </w:t>
+      </w:r>
+      <w:r>
+        <w:rPr>
+          <w:rFonts w:ascii="Times New Roman" w:hAnsi="Times New Roman"/>
+        </w:rPr>
+        <w:t xml:space="preserve">bajan</w:t>
+      </w:r>
+      <w:r>
+        <w:rPr>
+          <w:rFonts w:ascii="Times New Roman" w:hAnsi="Times New Roman"/>
+        </w:rPr>
+        <w:t xml:space="preserve"> </w:t>
+      </w:r>
+      <w:r>
+        <w:rPr>
+          <w:rFonts w:ascii="Times New Roman" w:hAnsi="Times New Roman"/>
+        </w:rPr>
+        <w:t xml:space="preserve">de</w:t>
+      </w:r>
+      <w:r>
+        <w:rPr>
+          <w:rFonts w:ascii="Times New Roman" w:hAnsi="Times New Roman"/>
+        </w:rPr>
+        <w:t xml:space="preserve"> </w:t>
+      </w:r>
+      <w:r>
+        <w:rPr>
+          <w:rFonts w:ascii="Times New Roman" w:hAnsi="Times New Roman"/>
+        </w:rPr>
+        <w:t xml:space="preserve">15</w:t>
+      </w:r>
+      <w:r>
+        <w:rPr>
+          <w:rFonts w:ascii="Times New Roman" w:hAnsi="Times New Roman"/>
+        </w:rPr>
+        <w:t xml:space="preserve"> </w:t>
+      </w:r>
+      <w:r>
+        <w:rPr>
+          <w:rFonts w:ascii="Times New Roman" w:hAnsi="Times New Roman"/>
+        </w:rPr>
+        <w:t xml:space="preserve">(crudo)</w:t>
+      </w:r>
+      <w:r>
+        <w:rPr>
+          <w:rFonts w:ascii="Times New Roman" w:hAnsi="Times New Roman"/>
+        </w:rPr>
+        <w:t xml:space="preserve"> </w:t>
+      </w:r>
+      <w:r>
+        <w:rPr>
+          <w:rFonts w:ascii="Times New Roman" w:hAnsi="Times New Roman"/>
+        </w:rPr>
+        <w:t xml:space="preserve">y</w:t>
+      </w:r>
+      <w:r>
+        <w:rPr>
+          <w:rFonts w:ascii="Times New Roman" w:hAnsi="Times New Roman"/>
+        </w:rPr>
+        <w:t xml:space="preserve"> </w:t>
+      </w:r>
+      <w:r>
+        <w:rPr>
+          <w:rFonts w:ascii="Times New Roman" w:hAnsi="Times New Roman"/>
+        </w:rPr>
+        <w:t xml:space="preserve">7</w:t>
+      </w:r>
+      <w:r>
+        <w:rPr>
+          <w:rFonts w:ascii="Times New Roman" w:hAnsi="Times New Roman"/>
+        </w:rPr>
+        <w:t xml:space="preserve"> </w:t>
+      </w:r>
+      <w:r>
+        <w:rPr>
+          <w:rFonts w:ascii="Times New Roman" w:hAnsi="Times New Roman"/>
+        </w:rPr>
+        <w:t xml:space="preserve">(filtro)</w:t>
+      </w:r>
+      <w:r>
+        <w:rPr>
+          <w:rFonts w:ascii="Times New Roman" w:hAnsi="Times New Roman"/>
+        </w:rPr>
+        <w:t xml:space="preserve"> </w:t>
+      </w:r>
+      <w:r>
+        <w:rPr>
+          <w:rFonts w:ascii="Times New Roman" w:hAnsi="Times New Roman"/>
+        </w:rPr>
+        <w:t xml:space="preserve">a</w:t>
+      </w:r>
+      <w:r>
+        <w:rPr>
+          <w:rFonts w:ascii="Times New Roman" w:hAnsi="Times New Roman"/>
+        </w:rPr>
+        <w:t xml:space="preserve"> </w:t>
+      </w:r>
+      <w:r>
+        <w:rPr>
+          <w:rFonts w:ascii="Times New Roman" w:hAnsi="Times New Roman"/>
+        </w:rPr>
+        <w:t xml:space="preserve">3</w:t>
+      </w:r>
+      <w:r>
+        <w:rPr>
+          <w:rFonts w:ascii="Times New Roman" w:hAnsi="Times New Roman"/>
+        </w:rPr>
+        <w:t xml:space="preserve"> </w:t>
+      </w:r>
+      <w:r>
+        <w:rPr>
+          <w:rFonts w:ascii="Times New Roman" w:hAnsi="Times New Roman"/>
+        </w:rPr>
+        <w:t xml:space="preserve">en</w:t>
+      </w:r>
+      <w:r>
+        <w:rPr>
+          <w:rFonts w:ascii="Times New Roman" w:hAnsi="Times New Roman"/>
+        </w:rPr>
+        <w:t xml:space="preserve"> </w:t>
+      </w:r>
+      <w:r>
+        <w:rPr>
+          <w:rFonts w:ascii="Times New Roman" w:hAnsi="Times New Roman"/>
+        </w:rPr>
+        <w:t xml:space="preserve">945</w:t>
+      </w:r>
+      <w:r>
+        <w:rPr>
+          <w:rFonts w:ascii="Times New Roman" w:hAnsi="Times New Roman"/>
+        </w:rPr>
+        <w:t xml:space="preserve"> </w:t>
+      </w:r>
+      <w:r>
+        <w:rPr>
+          <w:rFonts w:ascii="Times New Roman" w:hAnsi="Times New Roman"/>
+        </w:rPr>
+        <w:t xml:space="preserve">lecturas</w:t>
+      </w:r>
+      <w:r>
+        <w:rPr>
+          <w:rFonts w:ascii="Times New Roman" w:hAnsi="Times New Roman"/>
+        </w:rPr>
+        <w:t xml:space="preserve"> </w:t>
+      </w:r>
+      <w:r>
+        <w:rPr>
+          <w:rFonts w:ascii="Times New Roman" w:hAnsi="Times New Roman"/>
+        </w:rPr>
+        <w:t xml:space="preserve">sobre</w:t>
+      </w:r>
+      <w:r>
+        <w:rPr>
+          <w:rFonts w:ascii="Times New Roman" w:hAnsi="Times New Roman"/>
+        </w:rPr>
+        <w:t xml:space="preserve"> </w:t>
+      </w:r>
+      <w:r>
+        <w:rPr>
+          <w:rFonts w:ascii="Times New Roman" w:hAnsi="Times New Roman"/>
+        </w:rPr>
+        <w:t xml:space="preserve">cinco</w:t>
+      </w:r>
+      <w:r>
+        <w:rPr>
+          <w:rFonts w:ascii="Times New Roman" w:hAnsi="Times New Roman"/>
+        </w:rPr>
+        <w:t xml:space="preserve"> </w:t>
+      </w:r>
+      <w:r>
+        <w:rPr>
+          <w:rFonts w:ascii="Times New Roman" w:hAnsi="Times New Roman"/>
+        </w:rPr>
+        <w:t xml:space="preserve">modelos</w:t>
+      </w:r>
+      <w:r>
+        <w:rPr>
+          <w:rFonts w:ascii="Times New Roman" w:hAnsi="Times New Roman"/>
+        </w:rPr>
+        <w:t xml:space="preserve"> </w:t>
+      </w:r>
+      <w:r>
+        <w:rPr>
+          <w:rFonts w:ascii="Times New Roman" w:hAnsi="Times New Roman"/>
+        </w:rPr>
+        <w:t xml:space="preserve">de</w:t>
+      </w:r>
+      <w:r>
+        <w:rPr>
+          <w:rFonts w:ascii="Times New Roman" w:hAnsi="Times New Roman"/>
+        </w:rPr>
+        <w:t xml:space="preserve"> </w:t>
+      </w:r>
+      <w:r>
+        <w:rPr>
+          <w:rFonts w:ascii="Times New Roman" w:hAnsi="Times New Roman"/>
+        </w:rPr>
+        <w:t xml:space="preserve">ruido</w:t>
+      </w:r>
+      <w:r>
+        <w:rPr>
+          <w:rFonts w:ascii="Times New Roman" w:hAnsi="Times New Roman"/>
+        </w:rPr>
+        <w:t xml:space="preserve"> </w:t>
+      </w:r>
+      <w:r>
+        <w:rPr>
+          <w:rFonts w:ascii="Times New Roman" w:hAnsi="Times New Roman"/>
+        </w:rPr>
+        <w:t xml:space="preserve">de</w:t>
+      </w:r>
+      <w:r>
+        <w:rPr>
+          <w:rFonts w:ascii="Times New Roman" w:hAnsi="Times New Roman"/>
+        </w:rPr>
+        <w:t xml:space="preserve"> </w:t>
+      </w:r>
+      <w:r>
+        <w:rPr>
+          <w:rFonts w:ascii="Times New Roman" w:hAnsi="Times New Roman"/>
+        </w:rPr>
+        <w:t xml:space="preserve">equipos.</w:t>
       </w:r>
       <w:r>
         <w:rPr>
@@ -6149,7 +6785,7 @@
         <w:rPr>
           <w:rFonts w:ascii="Times New Roman" w:hAnsi="Times New Roman"/>
         </w:rPr>
-        <w:t xml:space="preserve">0.6.6,</w:t>
+        <w:t xml:space="preserve">0.6.13,</w:t>
       </w:r>
       <w:r>
         <w:rPr>
@@ -6505,7 +7141,7 @@
         <w:rPr>
           <w:rFonts w:ascii="Times New Roman" w:hAnsi="Times New Roman"/>
         </w:rPr>
-        <w:t xml:space="preserve">De 79 predicciones pre-registradas en los estudios que se resumen aquí, 58 se cumplieron y 21 fallaron; las</w:t>
+        <w:t xml:space="preserve">De 91 predicciones pre-registradas en los estudios que se resumen aquí, 70 se cumplieron y 21 fallaron; las</w:t>
       </w:r>
       <w:r>
         <w:rPr>
@@ -8845,7 +9481,7 @@
       </w:r>
     </w:p>
     <w:bookmarkEnd w:id="28"/>
-    <w:bookmarkStart w:id="38" w:name="resultados"/>
+    <w:bookmarkStart w:id="39" w:name="resultados"/>
     <w:p>
       <w:pPr>
         <w:pStyle w:val="Heading1"/>
@@ -9285,7 +9921,7 @@
           <w:rPr>
             <w:rStyle w:val="Hyperlink"/>
           </w:rPr>
-          <w:t xml:space="preserve">4.0.0.5</w:t>
+          <w:t xml:space="preserve">4.0.0.6</w:t>
         </w:r>
       </w:hyperlink>
       <w:r>
@@ -12502,7 +13138,7 @@
       </w:r>
     </w:p>
     <w:bookmarkEnd w:id="36"/>
-    <w:bookmarkStart w:id="37" w:name="sec:escala"/>
+    <w:bookmarkStart w:id="37" w:name="sec:eco"/>
     <w:p>
       <w:pPr>
         <w:pStyle w:val="Heading4"/>
@@ -12511,7 +13147,299 @@
         <w:rPr>
           <w:rFonts w:ascii="Times New Roman" w:hAnsi="Times New Roman"/>
         </w:rPr>
-        <w:t xml:space="preserve">Dos canales, costo en disparos y qué más lee el filtro.</w:t>
+        <w:t xml:space="preserve">Calibración por eco de los errores que deja el filtro.</w:t>
+      </w:r>
+    </w:p>
+    <w:p>
+      <w:pPr>
+        <w:pStyle w:val="FirstParagraph"/>
+      </w:pPr>
+      <w:r>
+        <w:rPr>
+          <w:rFonts w:ascii="Times New Roman" w:hAnsi="Times New Roman"/>
+        </w:rPr>
+        <w:t xml:space="preserve">El filtro descarta los disparos que</w:t>
+      </w:r>
+      <w:r>
+        <w:rPr>
+          <w:rFonts w:ascii="Times New Roman" w:hAnsi="Times New Roman"/>
+        </w:rPr>
+        <w:t xml:space="preserve"> </w:t>
+      </w:r>
+      <w:r>
+        <w:rPr>
+          <w:rFonts w:ascii="Times New Roman" w:hAnsi="Times New Roman"/>
+        </w:rPr>
+        <w:t xml:space="preserve">salieron del sector, pero los errores que mueven una excitación dentro del sector pasan: en los modelos de ruido de</w:t>
+      </w:r>
+      <w:r>
+        <w:rPr>
+          <w:rFonts w:ascii="Times New Roman" w:hAnsi="Times New Roman"/>
+        </w:rPr>
+        <w:t xml:space="preserve"> </w:t>
+      </w:r>
+      <w:r>
+        <w:rPr>
+          <w:rFonts w:ascii="Times New Roman" w:hAnsi="Times New Roman"/>
+        </w:rPr>
+        <w:t xml:space="preserve">equipos, entre el 8 y el 23 % de los disparos conservados de un estado producto ponen la excitación en el qubit</w:t>
+      </w:r>
+      <w:r>
+        <w:rPr>
+          <w:rFonts w:ascii="Times New Roman" w:hAnsi="Times New Roman"/>
+        </w:rPr>
+        <w:t xml:space="preserve"> </w:t>
+      </w:r>
+      <w:r>
+        <w:rPr>
+          <w:rFonts w:ascii="Times New Roman" w:hAnsi="Times New Roman"/>
+        </w:rPr>
+        <w:t xml:space="preserve">equivocado. Un circuito de eco (qubit</w:t>
+      </w:r>
+      <w:r>
+        <w:rPr>
+          <w:rFonts w:ascii="Times New Roman" w:hAnsi="Times New Roman"/>
+        </w:rPr>
+        <w:t xml:space="preserve"> </w:t>
+      </w:r>
+      <m:oMath>
+        <m:r>
+          <m:t>j</m:t>
+        </m:r>
+      </m:oMath>
+      <w:r>
+        <w:rPr>
+          <w:rFonts w:ascii="Times New Roman" w:hAnsi="Times New Roman"/>
+        </w:rPr>
+        <w:t xml:space="preserve"> </w:t>
+      </w:r>
+      <w:r>
+        <w:rPr>
+          <w:rFonts w:ascii="Times New Roman" w:hAnsi="Times New Roman"/>
+        </w:rPr>
+        <w:t xml:space="preserve">excitado, las 15 compuertas RBS entrenadas y su inversa) debería devolver el</w:t>
+      </w:r>
+      <w:r>
+        <w:rPr>
+          <w:rFonts w:ascii="Times New Roman" w:hAnsi="Times New Roman"/>
+        </w:rPr>
+        <w:t xml:space="preserve"> </w:t>
+      </w:r>
+      <w:r>
+        <w:rPr>
+          <w:rFonts w:ascii="Times New Roman" w:hAnsi="Times New Roman"/>
+        </w:rPr>
+        <w:t xml:space="preserve">qubit</w:t>
+      </w:r>
+      <w:r>
+        <w:rPr>
+          <w:rFonts w:ascii="Times New Roman" w:hAnsi="Times New Roman"/>
+        </w:rPr>
+        <w:t xml:space="preserve"> </w:t>
+      </w:r>
+      <m:oMath>
+        <m:r>
+          <m:t>j</m:t>
+        </m:r>
+      </m:oMath>
+      <w:r>
+        <w:rPr>
+          <w:rFonts w:ascii="Times New Roman" w:hAnsi="Times New Roman"/>
+        </w:rPr>
+        <w:t xml:space="preserve">; su distribución filtrada es la columna</w:t>
+      </w:r>
+      <w:r>
+        <w:rPr>
+          <w:rFonts w:ascii="Times New Roman" w:hAnsi="Times New Roman"/>
+        </w:rPr>
+        <w:t xml:space="preserve"> </w:t>
+      </w:r>
+      <m:oMath>
+        <m:r>
+          <m:t>j</m:t>
+        </m:r>
+      </m:oMath>
+      <w:r>
+        <w:rPr>
+          <w:rFonts w:ascii="Times New Roman" w:hAnsi="Times New Roman"/>
+        </w:rPr>
+        <w:t xml:space="preserve"> </w:t>
+      </w:r>
+      <w:r>
+        <w:rPr>
+          <w:rFonts w:ascii="Times New Roman" w:hAnsi="Times New Roman"/>
+        </w:rPr>
+        <w:t xml:space="preserve">de una matriz de transferencia</w:t>
+      </w:r>
+      <w:r>
+        <w:rPr>
+          <w:rFonts w:ascii="Times New Roman" w:hAnsi="Times New Roman"/>
+        </w:rPr>
+        <w:t xml:space="preserve"> </w:t>
+      </w:r>
+      <m:oMath>
+        <m:r>
+          <m:t>M</m:t>
+        </m:r>
+      </m:oMath>
+      <w:r>
+        <w:rPr>
+          <w:rFonts w:ascii="Times New Roman" w:hAnsi="Times New Roman"/>
+        </w:rPr>
+        <w:t xml:space="preserve"> </w:t>
+      </w:r>
+      <w:r>
+        <w:rPr>
+          <w:rFonts w:ascii="Times New Roman" w:hAnsi="Times New Roman"/>
+        </w:rPr>
+        <w:t xml:space="preserve">de</w:t>
+      </w:r>
+      <w:r>
+        <w:rPr>
+          <w:rFonts w:ascii="Times New Roman" w:hAnsi="Times New Roman"/>
+        </w:rPr>
+        <w:t xml:space="preserve"> </w:t>
+      </w:r>
+      <m:oMath>
+        <m:r>
+          <m:t>5</m:t>
+        </m:r>
+        <m:r>
+          <m:rPr>
+            <m:sty m:val="p"/>
+          </m:rPr>
+          <m:t>×</m:t>
+        </m:r>
+        <m:r>
+          <m:t>5</m:t>
+        </m:r>
+      </m:oMath>
+      <w:r>
+        <w:rPr>
+          <w:rFonts w:ascii="Times New Roman" w:hAnsi="Times New Roman"/>
+        </w:rPr>
+        <w:t xml:space="preserve">, e invertir</w:t>
+      </w:r>
+      <w:r>
+        <w:rPr>
+          <w:rFonts w:ascii="Times New Roman" w:hAnsi="Times New Roman"/>
+        </w:rPr>
+        <w:t xml:space="preserve"> </w:t>
+      </w:r>
+      <m:oMath>
+        <m:sSup>
+          <m:e>
+            <m:r>
+              <m:t>M</m:t>
+            </m:r>
+          </m:e>
+          <m:sup>
+            <m:r>
+              <m:t>1</m:t>
+            </m:r>
+            <m:r>
+              <m:rPr>
+                <m:sty m:val="p"/>
+              </m:rPr>
+              <m:t>/</m:t>
+            </m:r>
+            <m:r>
+              <m:t>2</m:t>
+            </m:r>
+          </m:sup>
+        </m:sSup>
+      </m:oMath>
+      <w:r>
+        <w:rPr>
+          <w:rFonts w:ascii="Times New Roman" w:hAnsi="Times New Roman"/>
+        </w:rPr>
+        <w:t xml:space="preserve"> </w:t>
+      </w:r>
+      <w:r>
+        <w:rPr>
+          <w:rFonts w:ascii="Times New Roman" w:hAnsi="Times New Roman"/>
+        </w:rPr>
+        <w:t xml:space="preserve">sobre la distribución filtrada de cada entrada mitiga esos errores, como hace la mitigación de lectura con</w:t>
+      </w:r>
+      <w:r>
+        <w:rPr>
+          <w:rFonts w:ascii="Times New Roman" w:hAnsi="Times New Roman"/>
+        </w:rPr>
+        <w:t xml:space="preserve"> </w:t>
+      </w:r>
+      <w:r>
+        <w:rPr>
+          <w:rFonts w:ascii="Times New Roman" w:hAnsi="Times New Roman"/>
+        </w:rPr>
+        <w:t xml:space="preserve">los errores de bit (</w:t>
+      </w:r>
+      <w:r>
+        <w:rPr>
+          <w:rStyle w:val="VerbatimChar"/>
+          <w:rFonts w:ascii="Times New Roman" w:hAnsi="Times New Roman"/>
+        </w:rPr>
+        <w:t xml:space="preserve">qang.sectors.echo_transfer_matrix</w:t>
+      </w:r>
+      <w:r>
+        <w:rPr>
+          <w:rFonts w:ascii="Times New Roman" w:hAnsi="Times New Roman"/>
+        </w:rPr>
+        <w:t xml:space="preserve">,</w:t>
+      </w:r>
+      <w:r>
+        <w:rPr>
+          <w:rFonts w:ascii="Times New Roman" w:hAnsi="Times New Roman"/>
+        </w:rPr>
+        <w:t xml:space="preserve"> </w:t>
+      </w:r>
+      <w:r>
+        <w:rPr>
+          <w:rStyle w:val="VerbatimChar"/>
+          <w:rFonts w:ascii="Times New Roman" w:hAnsi="Times New Roman"/>
+        </w:rPr>
+        <w:t xml:space="preserve">unmix_sector</w:t>
+      </w:r>
+      <w:r>
+        <w:rPr>
+          <w:rFonts w:ascii="Times New Roman" w:hAnsi="Times New Roman"/>
+        </w:rPr>
+        <w:t xml:space="preserve">). Con 5 circuitos de eco por</w:t>
+      </w:r>
+      <w:r>
+        <w:rPr>
+          <w:rFonts w:ascii="Times New Roman" w:hAnsi="Times New Roman"/>
+        </w:rPr>
+        <w:t xml:space="preserve"> </w:t>
+      </w:r>
+      <w:r>
+        <w:rPr>
+          <w:rFonts w:ascii="Times New Roman" w:hAnsi="Times New Roman"/>
+        </w:rPr>
+        <w:t xml:space="preserve">modelo entrenado, en las 189 entradas de los cuatro conjuntos, los tres modelos de ruido de IBM y el simulador de IonQ</w:t>
+      </w:r>
+      <w:r>
+        <w:rPr>
+          <w:rFonts w:ascii="Times New Roman" w:hAnsi="Times New Roman"/>
+        </w:rPr>
+        <w:t xml:space="preserve"> </w:t>
+      </w:r>
+      <w:r>
+        <w:rPr>
+          <w:rFonts w:ascii="Times New Roman" w:hAnsi="Times New Roman"/>
+        </w:rPr>
+        <w:t xml:space="preserve">en su conjunto de compuertas nativo (el compilador de IonQ elimina identidades de los circuitos en su conjunto</w:t>
+      </w:r>
+      <w:r>
+        <w:rPr>
+          <w:rFonts w:ascii="Times New Roman" w:hAnsi="Times New Roman"/>
+        </w:rPr>
+        <w:t xml:space="preserve"> </w:t>
+      </w:r>
+      <w:r>
+        <w:rPr>
+          <w:rFonts w:ascii="Times New Roman" w:hAnsi="Times New Roman"/>
+        </w:rPr>
+        <w:t xml:space="preserve">estándar, así que los ecos deben enviarse en nativo):</w:t>
       </w:r>
     </w:p>
     <w:p>
@@ -12519,6 +13447,97 @@
         <w:numPr>
           <w:ilvl w:val="0"/>
           <w:numId w:val="1004"/>
+        </w:numPr>
+      </w:pPr>
+      <w:r>
+        <w:rPr>
+          <w:rFonts w:ascii="Times New Roman" w:hAnsi="Times New Roman"/>
+        </w:rPr>
+        <w:t xml:space="preserve">el error del valor de decisión respecto del modelo sin ruido bajó entre un 43 y un 56 % respecto del filtro</w:t>
+      </w:r>
+      <w:r>
+        <w:rPr>
+          <w:rFonts w:ascii="Times New Roman" w:hAnsi="Times New Roman"/>
+        </w:rPr>
+        <w:t xml:space="preserve"> </w:t>
+      </w:r>
+      <w:r>
+        <w:rPr>
+          <w:rFonts w:ascii="Times New Roman" w:hAnsi="Times New Roman"/>
+        </w:rPr>
+        <w:t xml:space="preserve">solo, y el filtro más el eco quedó entre 3.7 y 4.6 veces por debajo de la lectura cruda;</w:t>
+      </w:r>
+    </w:p>
+    <w:p>
+      <w:pPr>
+        <w:numPr>
+          <w:ilvl w:val="0"/>
+          <w:numId w:val="1004"/>
+        </w:numPr>
+      </w:pPr>
+      <w:r>
+        <w:rPr>
+          <w:rFonts w:ascii="Times New Roman" w:hAnsi="Times New Roman"/>
+        </w:rPr>
+        <w:t xml:space="preserve">en 945 lecturas, 15 decisiones difirieron del modelo sin ruido sin el filtro, 7 con el filtro y 3 con el filtro</w:t>
+      </w:r>
+      <w:r>
+        <w:rPr>
+          <w:rFonts w:ascii="Times New Roman" w:hAnsi="Times New Roman"/>
+        </w:rPr>
+        <w:t xml:space="preserve"> </w:t>
+      </w:r>
+      <w:r>
+        <w:rPr>
+          <w:rFonts w:ascii="Times New Roman" w:hAnsi="Times New Roman"/>
+        </w:rPr>
+        <w:t xml:space="preserve">más la calibración por eco; en los tres modelos de ruido de IBM, filtro más eco alcanzó la precisión sin ruido</w:t>
+      </w:r>
+      <w:r>
+        <w:rPr>
+          <w:rFonts w:ascii="Times New Roman" w:hAnsi="Times New Roman"/>
+        </w:rPr>
+        <w:t xml:space="preserve"> </w:t>
+      </w:r>
+      <w:r>
+        <w:rPr>
+          <w:rFonts w:ascii="Times New Roman" w:hAnsi="Times New Roman"/>
+        </w:rPr>
+        <w:t xml:space="preserve">(0.979);</w:t>
+      </w:r>
+    </w:p>
+    <w:p>
+      <w:pPr>
+        <w:numPr>
+          <w:ilvl w:val="0"/>
+          <w:numId w:val="1004"/>
+        </w:numPr>
+      </w:pPr>
+      <w:r>
+        <w:rPr>
+          <w:rFonts w:ascii="Times New Roman" w:hAnsi="Times New Roman"/>
+        </w:rPr>
+        <w:t xml:space="preserve">las doce predicciones de estos tres estudios se cumplieron.</w:t>
+      </w:r>
+    </w:p>
+    <w:bookmarkEnd w:id="37"/>
+    <w:bookmarkStart w:id="38" w:name="sec:escala"/>
+    <w:p>
+      <w:pPr>
+        <w:pStyle w:val="Heading4"/>
+      </w:pPr>
+      <w:r>
+        <w:rPr>
+          <w:rFonts w:ascii="Times New Roman" w:hAnsi="Times New Roman"/>
+        </w:rPr>
+        <w:t xml:space="preserve">Dos canales, costo en disparos y qué más lee el filtro.</w:t>
+      </w:r>
+    </w:p>
+    <w:p>
+      <w:pPr>
+        <w:numPr>
+          <w:ilvl w:val="0"/>
+          <w:numId w:val="1005"/>
         </w:numPr>
       </w:pPr>
       <w:r>
@@ -12804,7 +13823,7 @@
       <w:pPr>
         <w:numPr>
           <w:ilvl w:val="0"/>
-          <w:numId w:val="1004"/>
+          <w:numId w:val="1005"/>
         </w:numPr>
       </w:pPr>
       <w:r>
@@ -13168,7 +14187,7 @@
       <w:pPr>
         <w:numPr>
           <w:ilvl w:val="0"/>
-          <w:numId w:val="1004"/>
+          <w:numId w:val="1005"/>
         </w:numPr>
       </w:pPr>
       <w:r>
@@ -13629,7 +14648,7 @@
       <w:pPr>
         <w:numPr>
           <w:ilvl w:val="0"/>
-          <w:numId w:val="1004"/>
+          <w:numId w:val="1005"/>
         </w:numPr>
       </w:pPr>
       <w:r>
@@ -13830,9 +14849,9 @@
         <w:t xml:space="preserve">sector pasan el filtro y siguen haciendo parecer entrelazados a los estados producto.</w:t>
       </w:r>
     </w:p>
-    <w:bookmarkEnd w:id="37"/>
     <w:bookmarkEnd w:id="38"/>
-    <w:bookmarkStart w:id="40" w:name="discusión"/>
+    <w:bookmarkEnd w:id="39"/>
+    <w:bookmarkStart w:id="41" w:name="discusión"/>
     <w:p>
       <w:pPr>
         <w:pStyle w:val="Heading1"/>
@@ -14121,22 +15140,34 @@
         <w:rPr>
           <w:rFonts w:ascii="Times New Roman" w:hAnsi="Times New Roman"/>
         </w:rPr>
-        <w:t xml:space="preserve">codificación fiel no apareció, y sumar las variables crudas a las filtradas no ganó nada. Para modelos de peso 2, importa más cómo se cargan los datos que qué se lee. El costo en</w:t>
-      </w:r>
-      <w:r>
-        <w:rPr>
-          <w:rFonts w:ascii="Times New Roman" w:hAnsi="Times New Roman"/>
-        </w:rPr>
-        <w:t xml:space="preserve"> </w:t>
-      </w:r>
-      <w:r>
-        <w:rPr>
-          <w:rFonts w:ascii="Times New Roman" w:hAnsi="Times New Roman"/>
-        </w:rPr>
-        <w:t xml:space="preserve">disparos del filtro no decidió en su contra en ninguno de nuestros mapas de escala.</w:t>
+        <w:t xml:space="preserve">codificación fiel no apareció, y sumar las variables crudas a las filtradas no ganó nada. Para modelos de peso 2, importa más cómo se cargan los datos que qué se lee. El costo en disparos del filtro no decidió en su contra en ninguno de nuestros mapas de escala. Lo que el filtro</w:t>
+      </w:r>
+      <w:r>
+        <w:rPr>
+          <w:rFonts w:ascii="Times New Roman" w:hAnsi="Times New Roman"/>
+        </w:rPr>
+        <w:t xml:space="preserve"> </w:t>
+      </w:r>
+      <w:r>
+        <w:rPr>
+          <w:rFonts w:ascii="Times New Roman" w:hAnsi="Times New Roman"/>
+        </w:rPr>
+        <w:t xml:space="preserve">no ve, los errores que mantienen la excitación en el sector pero la mueven, se puede calibrar con circuitos de eco, al</w:t>
+      </w:r>
+      <w:r>
+        <w:rPr>
+          <w:rFonts w:ascii="Times New Roman" w:hAnsi="Times New Roman"/>
+        </w:rPr>
+        <w:t xml:space="preserve"> </w:t>
+      </w:r>
+      <w:r>
+        <w:rPr>
+          <w:rFonts w:ascii="Times New Roman" w:hAnsi="Times New Roman"/>
+        </w:rPr>
+        <w:t xml:space="preserve">costo de cinco circuitos extra por modelo.</w:t>
       </w:r>
     </w:p>
-    <w:bookmarkStart w:id="39" w:name="limitaciones."/>
+    <w:bookmarkStart w:id="40" w:name="limitaciones."/>
     <w:p>
       <w:pPr>
         <w:pStyle w:val="Heading4"/>
@@ -14195,9 +15226,9 @@
         <w:t xml:space="preserve">clásicamente. Una corrida en hardware con el filtro es la siguiente prueba natural.</w:t>
       </w:r>
     </w:p>
-    <w:bookmarkEnd w:id="39"/>
     <w:bookmarkEnd w:id="40"/>
-    <w:bookmarkStart w:id="54" w:name="disponibilidad-de-código-y-datos"/>
+    <w:bookmarkEnd w:id="41"/>
+    <w:bookmarkStart w:id="55" w:name="disponibilidad-de-código-y-datos"/>
     <w:p>
       <w:pPr>
         <w:pStyle w:val="Heading1"/>
@@ -14267,7 +15298,7 @@
         <w:rPr>
           <w:rFonts w:ascii="Times New Roman" w:hAnsi="Times New Roman"/>
         </w:rPr>
-        <w:t xml:space="preserve">0.6.6 (</w:t>
+        <w:t xml:space="preserve">0.6.13 (</w:t>
       </w:r>
       <w:r>
         <w:rPr>
@@ -14475,7 +15506,7 @@
         <w:rPr>
           <w:rFonts w:ascii="Times New Roman" w:hAnsi="Times New Roman"/>
         </w:rPr>
-        <w:t xml:space="preserve">. Script listo para hardware:</w:t>
+        <w:t xml:space="preserve">; calibración por eco en</w:t>
       </w:r>
       <w:r>
         <w:rPr>
@@ -14488,6 +15519,63 @@
           <w:rStyle w:val="VerbatimChar"/>
           <w:rFonts w:ascii="Times New Roman" w:hAnsi="Times New Roman"/>
         </w:rPr>
+        <w:t xml:space="preserve">qang.sectors</w:t>
+      </w:r>
+      <w:r>
+        <w:rPr>
+          <w:rFonts w:ascii="Times New Roman" w:hAnsi="Times New Roman"/>
+        </w:rPr>
+        <w:t xml:space="preserve"> </w:t>
+      </w:r>
+      <w:r>
+        <w:rPr>
+          <w:rFonts w:ascii="Times New Roman" w:hAnsi="Times New Roman"/>
+        </w:rPr>
+        <w:t xml:space="preserve">(</w:t>
+      </w:r>
+      <w:r>
+        <w:rPr>
+          <w:rStyle w:val="VerbatimChar"/>
+          <w:rFonts w:ascii="Times New Roman" w:hAnsi="Times New Roman"/>
+        </w:rPr>
+        <w:t xml:space="preserve">echo_transfer_matrix</w:t>
+      </w:r>
+      <w:r>
+        <w:rPr>
+          <w:rFonts w:ascii="Times New Roman" w:hAnsi="Times New Roman"/>
+        </w:rPr>
+        <w:t xml:space="preserve">,</w:t>
+      </w:r>
+      <w:r>
+        <w:rPr>
+          <w:rFonts w:ascii="Times New Roman" w:hAnsi="Times New Roman"/>
+        </w:rPr>
+        <w:t xml:space="preserve"> </w:t>
+      </w:r>
+      <w:r>
+        <w:rPr>
+          <w:rStyle w:val="VerbatimChar"/>
+          <w:rFonts w:ascii="Times New Roman" w:hAnsi="Times New Roman"/>
+        </w:rPr>
+        <w:t xml:space="preserve">unmix_sector</w:t>
+      </w:r>
+      <w:r>
+        <w:rPr>
+          <w:rFonts w:ascii="Times New Roman" w:hAnsi="Times New Roman"/>
+        </w:rPr>
+        <w:t xml:space="preserve">). Script listo para hardware:</w:t>
+      </w:r>
+      <w:r>
+        <w:rPr>
+          <w:rFonts w:ascii="Times New Roman" w:hAnsi="Times New Roman"/>
+        </w:rPr>
+        <w:t xml:space="preserve"> </w:t>
+      </w:r>
+      <w:r>
+        <w:rPr>
+          <w:rStyle w:val="VerbatimChar"/>
+          <w:rFonts w:ascii="Times New Roman" w:hAnsi="Times New Roman"/>
+        </w:rPr>
         <w:t xml:space="preserve">examples/qnn_hardware_qg.py</w:t>
       </w:r>
       <w:r>
@@ -14537,7 +15625,7 @@
         <w:rPr>
           <w:rFonts w:ascii="Times New Roman" w:hAnsi="Times New Roman"/>
         </w:rPr>
-        <w:t xml:space="preserve">RESEARCH_NOTES §75–§82, §85, §87, §90, §91 y §94–§101, con pruebas en</w:t>
+        <w:t xml:space="preserve">RESEARCH_NOTES §75–§82, §85, §87, §90, §91 y §94–§101, §104–§106, con pruebas en</w:t>
       </w:r>
       <w:r>
         <w:rPr>
@@ -14626,7 +15714,7 @@
         </w:rPr>
         <w:t xml:space="preserve"> </w:t>
       </w:r>
-      <w:hyperlink r:id="rId41">
+      <w:hyperlink r:id="rId42">
         <w:r>
           <w:rPr>
             <w:rStyle w:val="Hyperlink"/>
@@ -14829,8 +15917,8 @@
         <w:t xml:space="preserve"># lectura cruda</w:t>
       </w:r>
     </w:p>
-    <w:bookmarkStart w:id="53" w:name="refs"/>
-    <w:bookmarkStart w:id="42" w:name="ref-bonetmonroig2018"/>
+    <w:bookmarkStart w:id="54" w:name="refs"/>
+    <w:bookmarkStart w:id="43" w:name="ref-bonetmonroig2018"/>
     <w:p>
       <w:pPr>
         <w:pStyle w:val="Bibliography"/>
@@ -14880,8 +15968,8 @@
         <w:t xml:space="preserve">98: 062339.</w:t>
       </w:r>
     </w:p>
-    <w:bookmarkEnd w:id="42"/>
-    <w:bookmarkStart w:id="43" w:name="ref-cerezo2023simulability"/>
+    <w:bookmarkEnd w:id="43"/>
+    <w:bookmarkStart w:id="44" w:name="ref-cerezo2023simulability"/>
     <w:p>
       <w:pPr>
         <w:pStyle w:val="Bibliography"/>
@@ -14923,8 +16011,8 @@
         <w:t xml:space="preserve">r, Why We Need to Rethink Variational Quantum Computing.”</w:t>
       </w:r>
     </w:p>
-    <w:bookmarkEnd w:id="43"/>
-    <w:bookmarkStart w:id="45" w:name="ref-landman2022"/>
+    <w:bookmarkEnd w:id="44"/>
+    <w:bookmarkStart w:id="46" w:name="ref-landman2022"/>
     <w:p>
       <w:pPr>
         <w:pStyle w:val="Bibliography"/>
@@ -14979,7 +16067,7 @@
         </w:rPr>
         <w:t xml:space="preserve"> </w:t>
       </w:r>
-      <w:hyperlink r:id="rId44">
+      <w:hyperlink r:id="rId45">
         <w:r>
           <w:rPr>
             <w:rStyle w:val="Hyperlink"/>
@@ -14994,8 +16082,8 @@
         <w:t xml:space="preserve">.</w:t>
       </w:r>
     </w:p>
-    <w:bookmarkEnd w:id="45"/>
-    <w:bookmarkStart w:id="46" w:name="ref-mcardle2019"/>
+    <w:bookmarkEnd w:id="46"/>
+    <w:bookmarkStart w:id="47" w:name="ref-mcardle2019"/>
     <w:p>
       <w:pPr>
         <w:pStyle w:val="Bibliography"/>
@@ -15045,8 +16133,8 @@
         <w:t xml:space="preserve">122: 180501.</w:t>
       </w:r>
     </w:p>
-    <w:bookmarkEnd w:id="46"/>
-    <w:bookmarkStart w:id="48" w:name="ref-monteverde2026qang"/>
+    <w:bookmarkEnd w:id="47"/>
+    <w:bookmarkStart w:id="49" w:name="ref-monteverde2026qang"/>
     <w:p>
       <w:pPr>
         <w:pStyle w:val="Bibliography"/>
@@ -15099,7 +16187,7 @@
         </w:rPr>
         <w:t xml:space="preserve"> </w:t>
       </w:r>
-      <w:hyperlink r:id="rId47">
+      <w:hyperlink r:id="rId48">
         <w:r>
           <w:rPr>
             <w:rStyle w:val="Hyperlink"/>
@@ -15114,8 +16202,8 @@
         <w:t xml:space="preserve">.</w:t>
       </w:r>
     </w:p>
-    <w:bookmarkEnd w:id="48"/>
-    <w:bookmarkStart w:id="50" w:name="ref-monteverde2026witness"/>
+    <w:bookmarkEnd w:id="49"/>
+    <w:bookmarkStart w:id="51" w:name="ref-monteverde2026witness"/>
     <w:p>
       <w:pPr>
         <w:pStyle w:val="Bibliography"/>
@@ -15164,7 +16252,7 @@
         </w:rPr>
         <w:t xml:space="preserve"> </w:t>
       </w:r>
-      <w:hyperlink r:id="rId49">
+      <w:hyperlink r:id="rId50">
         <w:r>
           <w:rPr>
             <w:rStyle w:val="Hyperlink"/>
@@ -15179,8 +16267,8 @@
         <w:t xml:space="preserve">.</w:t>
       </w:r>
     </w:p>
-    <w:bookmarkEnd w:id="50"/>
-    <w:bookmarkStart w:id="52" w:name="ref-wang2022quantumnat"/>
+    <w:bookmarkEnd w:id="51"/>
+    <w:bookmarkStart w:id="53" w:name="ref-wang2022quantumnat"/>
     <w:p>
       <w:pPr>
         <w:pStyle w:val="Bibliography"/>
@@ -15253,7 +16341,7 @@
         </w:rPr>
         <w:t xml:space="preserve"> </w:t>
       </w:r>
-      <w:hyperlink r:id="rId51">
+      <w:hyperlink r:id="rId52">
         <w:r>
           <w:rPr>
             <w:rStyle w:val="Hyperlink"/>
@@ -15268,9 +16356,9 @@
         <w:t xml:space="preserve">.</w:t>
       </w:r>
     </w:p>
-    <w:bookmarkEnd w:id="52"/>
     <w:bookmarkEnd w:id="53"/>
     <w:bookmarkEnd w:id="54"/>
+    <w:bookmarkEnd w:id="55"/>
     <w:sectPr/>
   </w:body>
 </w:document>
@@ -15466,6 +16554,9 @@
     <w:abstractNumId w:val="991"/>
   </w:num>
   <w:num w:numId="1004">
+    <w:abstractNumId w:val="991"/>
+  </w:num>
+  <w:num w:numId="1005">
     <w:abstractNumId w:val="991"/>
   </w:num>
 </w:numbering>

--- a/manuscript/qang_qml_es.docx
+++ b/manuscript/qang_qml_es.docx
@@ -417,7 +417,7 @@
         <w:rPr>
           <w:rFonts w:ascii="Times New Roman" w:hAnsi="Times New Roman"/>
         </w:rPr>
-        <w:t xml:space="preserve">3</w:t>
+        <w:t xml:space="preserve">5</w:t>
       </w:r>
       <w:r>
         <w:rPr>
@@ -6304,6 +6304,1865 @@
         <w:rPr>
           <w:rFonts w:ascii="Times New Roman" w:hAnsi="Times New Roman"/>
         </w:rPr>
+        <w:t xml:space="preserve">Lo</w:t>
+      </w:r>
+      <w:r>
+        <w:rPr>
+          <w:rFonts w:ascii="Times New Roman" w:hAnsi="Times New Roman"/>
+        </w:rPr>
+        <w:t xml:space="preserve"> </w:t>
+      </w:r>
+      <w:r>
+        <w:rPr>
+          <w:rFonts w:ascii="Times New Roman" w:hAnsi="Times New Roman"/>
+        </w:rPr>
+        <w:t xml:space="preserve">mismo</w:t>
+      </w:r>
+      <w:r>
+        <w:rPr>
+          <w:rFonts w:ascii="Times New Roman" w:hAnsi="Times New Roman"/>
+        </w:rPr>
+        <w:t xml:space="preserve"> </w:t>
+      </w:r>
+      <w:r>
+        <w:rPr>
+          <w:rFonts w:ascii="Times New Roman" w:hAnsi="Times New Roman"/>
+        </w:rPr>
+        <w:t xml:space="preserve">vale</w:t>
+      </w:r>
+      <w:r>
+        <w:rPr>
+          <w:rFonts w:ascii="Times New Roman" w:hAnsi="Times New Roman"/>
+        </w:rPr>
+        <w:t xml:space="preserve"> </w:t>
+      </w:r>
+      <w:r>
+        <w:rPr>
+          <w:rFonts w:ascii="Times New Roman" w:hAnsi="Times New Roman"/>
+        </w:rPr>
+        <w:t xml:space="preserve">más</w:t>
+      </w:r>
+      <w:r>
+        <w:rPr>
+          <w:rFonts w:ascii="Times New Roman" w:hAnsi="Times New Roman"/>
+        </w:rPr>
+        <w:t xml:space="preserve"> </w:t>
+      </w:r>
+      <w:r>
+        <w:rPr>
+          <w:rFonts w:ascii="Times New Roman" w:hAnsi="Times New Roman"/>
+        </w:rPr>
+        <w:t xml:space="preserve">allá</w:t>
+      </w:r>
+      <w:r>
+        <w:rPr>
+          <w:rFonts w:ascii="Times New Roman" w:hAnsi="Times New Roman"/>
+        </w:rPr>
+        <w:t xml:space="preserve"> </w:t>
+      </w:r>
+      <w:r>
+        <w:rPr>
+          <w:rFonts w:ascii="Times New Roman" w:hAnsi="Times New Roman"/>
+        </w:rPr>
+        <w:t xml:space="preserve">del</w:t>
+      </w:r>
+      <w:r>
+        <w:rPr>
+          <w:rFonts w:ascii="Times New Roman" w:hAnsi="Times New Roman"/>
+        </w:rPr>
+        <w:t xml:space="preserve"> </w:t>
+      </w:r>
+      <w:r>
+        <w:rPr>
+          <w:rFonts w:ascii="Times New Roman" w:hAnsi="Times New Roman"/>
+        </w:rPr>
+        <w:t xml:space="preserve">primer</w:t>
+      </w:r>
+      <w:r>
+        <w:rPr>
+          <w:rFonts w:ascii="Times New Roman" w:hAnsi="Times New Roman"/>
+        </w:rPr>
+        <w:t xml:space="preserve"> </w:t>
+      </w:r>
+      <w:r>
+        <w:rPr>
+          <w:rFonts w:ascii="Times New Roman" w:hAnsi="Times New Roman"/>
+        </w:rPr>
+        <w:t xml:space="preserve">modelo:</w:t>
+      </w:r>
+      <w:r>
+        <w:rPr>
+          <w:rFonts w:ascii="Times New Roman" w:hAnsi="Times New Roman"/>
+        </w:rPr>
+        <w:t xml:space="preserve"> </w:t>
+      </w:r>
+      <w:r>
+        <w:rPr>
+          <w:rFonts w:ascii="Times New Roman" w:hAnsi="Times New Roman"/>
+        </w:rPr>
+        <w:t xml:space="preserve">con</w:t>
+      </w:r>
+      <w:r>
+        <w:rPr>
+          <w:rFonts w:ascii="Times New Roman" w:hAnsi="Times New Roman"/>
+        </w:rPr>
+        <w:t xml:space="preserve"> </w:t>
+      </w:r>
+      <w:r>
+        <w:rPr>
+          <w:rFonts w:ascii="Times New Roman" w:hAnsi="Times New Roman"/>
+        </w:rPr>
+        <w:t xml:space="preserve">8</w:t>
+      </w:r>
+      <w:r>
+        <w:rPr>
+          <w:rFonts w:ascii="Times New Roman" w:hAnsi="Times New Roman"/>
+        </w:rPr>
+        <w:t xml:space="preserve"> </w:t>
+      </w:r>
+      <w:r>
+        <w:rPr>
+          <w:rFonts w:ascii="Times New Roman" w:hAnsi="Times New Roman"/>
+        </w:rPr>
+        <w:t xml:space="preserve">qubits</w:t>
+      </w:r>
+      <w:r>
+        <w:rPr>
+          <w:rFonts w:ascii="Times New Roman" w:hAnsi="Times New Roman"/>
+        </w:rPr>
+        <w:t xml:space="preserve"> </w:t>
+      </w:r>
+      <w:r>
+        <w:rPr>
+          <w:rFonts w:ascii="Times New Roman" w:hAnsi="Times New Roman"/>
+        </w:rPr>
+        <w:t xml:space="preserve">una</w:t>
+      </w:r>
+      <w:r>
+        <w:rPr>
+          <w:rFonts w:ascii="Times New Roman" w:hAnsi="Times New Roman"/>
+        </w:rPr>
+        <w:t xml:space="preserve"> </w:t>
+      </w:r>
+      <w:r>
+        <w:rPr>
+          <w:rFonts w:ascii="Times New Roman" w:hAnsi="Times New Roman"/>
+        </w:rPr>
+        <w:t xml:space="preserve">red</w:t>
+      </w:r>
+      <w:r>
+        <w:rPr>
+          <w:rFonts w:ascii="Times New Roman" w:hAnsi="Times New Roman"/>
+        </w:rPr>
+        <w:t xml:space="preserve"> </w:t>
+      </w:r>
+      <w:r>
+        <w:rPr>
+          <w:rFonts w:ascii="Times New Roman" w:hAnsi="Times New Roman"/>
+        </w:rPr>
+        <w:t xml:space="preserve">de</w:t>
+      </w:r>
+      <w:r>
+        <w:rPr>
+          <w:rFonts w:ascii="Times New Roman" w:hAnsi="Times New Roman"/>
+        </w:rPr>
+        <w:t xml:space="preserve"> </w:t>
+      </w:r>
+      <w:r>
+        <w:rPr>
+          <w:rFonts w:ascii="Times New Roman" w:hAnsi="Times New Roman"/>
+        </w:rPr>
+        <w:t xml:space="preserve">peso 2</w:t>
+      </w:r>
+      <w:r>
+        <w:rPr>
+          <w:rFonts w:ascii="Times New Roman" w:hAnsi="Times New Roman"/>
+        </w:rPr>
+        <w:t xml:space="preserve"> </w:t>
+      </w:r>
+      <w:r>
+        <w:rPr>
+          <w:rFonts w:ascii="Times New Roman" w:hAnsi="Times New Roman"/>
+        </w:rPr>
+        <w:t xml:space="preserve">mantiene</w:t>
+      </w:r>
+      <w:r>
+        <w:rPr>
+          <w:rFonts w:ascii="Times New Roman" w:hAnsi="Times New Roman"/>
+        </w:rPr>
+        <w:t xml:space="preserve"> </w:t>
+      </w:r>
+      <w:r>
+        <w:rPr>
+          <w:rFonts w:ascii="Times New Roman" w:hAnsi="Times New Roman"/>
+        </w:rPr>
+        <w:t xml:space="preserve">su</w:t>
+      </w:r>
+      <w:r>
+        <w:rPr>
+          <w:rFonts w:ascii="Times New Roman" w:hAnsi="Times New Roman"/>
+        </w:rPr>
+        <w:t xml:space="preserve"> </w:t>
+      </w:r>
+      <w:r>
+        <w:rPr>
+          <w:rFonts w:ascii="Times New Roman" w:hAnsi="Times New Roman"/>
+        </w:rPr>
+        <w:t xml:space="preserve">0.965</w:t>
+      </w:r>
+      <w:r>
+        <w:rPr>
+          <w:rFonts w:ascii="Times New Roman" w:hAnsi="Times New Roman"/>
+        </w:rPr>
+        <w:t xml:space="preserve"> </w:t>
+      </w:r>
+      <w:r>
+        <w:rPr>
+          <w:rFonts w:ascii="Times New Roman" w:hAnsi="Times New Roman"/>
+        </w:rPr>
+        <w:t xml:space="preserve">sin</w:t>
+      </w:r>
+      <w:r>
+        <w:rPr>
+          <w:rFonts w:ascii="Times New Roman" w:hAnsi="Times New Roman"/>
+        </w:rPr>
+        <w:t xml:space="preserve"> </w:t>
+      </w:r>
+      <w:r>
+        <w:rPr>
+          <w:rFonts w:ascii="Times New Roman" w:hAnsi="Times New Roman"/>
+        </w:rPr>
+        <w:t xml:space="preserve">ruido</w:t>
+      </w:r>
+      <w:r>
+        <w:rPr>
+          <w:rFonts w:ascii="Times New Roman" w:hAnsi="Times New Roman"/>
+        </w:rPr>
+        <w:t xml:space="preserve"> </w:t>
+      </w:r>
+      <w:r>
+        <w:rPr>
+          <w:rFonts w:ascii="Times New Roman" w:hAnsi="Times New Roman"/>
+        </w:rPr>
+        <w:t xml:space="preserve">con</w:t>
+      </w:r>
+      <w:r>
+        <w:rPr>
+          <w:rFonts w:ascii="Times New Roman" w:hAnsi="Times New Roman"/>
+        </w:rPr>
+        <w:t xml:space="preserve"> </w:t>
+      </w:r>
+      <w:r>
+        <w:rPr>
+          <w:rFonts w:ascii="Times New Roman" w:hAnsi="Times New Roman"/>
+        </w:rPr>
+        <w:t xml:space="preserve">el</w:t>
+      </w:r>
+      <w:r>
+        <w:rPr>
+          <w:rFonts w:ascii="Times New Roman" w:hAnsi="Times New Roman"/>
+        </w:rPr>
+        <w:t xml:space="preserve"> </w:t>
+      </w:r>
+      <w:r>
+        <w:rPr>
+          <w:rFonts w:ascii="Times New Roman" w:hAnsi="Times New Roman"/>
+        </w:rPr>
+        <w:t xml:space="preserve">filtro</w:t>
+      </w:r>
+      <w:r>
+        <w:rPr>
+          <w:rFonts w:ascii="Times New Roman" w:hAnsi="Times New Roman"/>
+        </w:rPr>
+        <w:t xml:space="preserve"> </w:t>
+      </w:r>
+      <w:r>
+        <w:rPr>
+          <w:rFonts w:ascii="Times New Roman" w:hAnsi="Times New Roman"/>
+        </w:rPr>
+        <w:t xml:space="preserve">y</w:t>
+      </w:r>
+      <w:r>
+        <w:rPr>
+          <w:rFonts w:ascii="Times New Roman" w:hAnsi="Times New Roman"/>
+        </w:rPr>
+        <w:t xml:space="preserve"> </w:t>
+      </w:r>
+      <w:r>
+        <w:rPr>
+          <w:rFonts w:ascii="Times New Roman" w:hAnsi="Times New Roman"/>
+        </w:rPr>
+        <w:t xml:space="preserve">cae</w:t>
+      </w:r>
+      <w:r>
+        <w:rPr>
+          <w:rFonts w:ascii="Times New Roman" w:hAnsi="Times New Roman"/>
+        </w:rPr>
+        <w:t xml:space="preserve"> </w:t>
+      </w:r>
+      <w:r>
+        <w:rPr>
+          <w:rFonts w:ascii="Times New Roman" w:hAnsi="Times New Roman"/>
+        </w:rPr>
+        <w:t xml:space="preserve">a</w:t>
+      </w:r>
+      <w:r>
+        <w:rPr>
+          <w:rFonts w:ascii="Times New Roman" w:hAnsi="Times New Roman"/>
+        </w:rPr>
+        <w:t xml:space="preserve"> </w:t>
+      </w:r>
+      <w:r>
+        <w:rPr>
+          <w:rFonts w:ascii="Times New Roman" w:hAnsi="Times New Roman"/>
+        </w:rPr>
+        <w:t xml:space="preserve">0.705</w:t>
+      </w:r>
+      <w:r>
+        <w:rPr>
+          <w:rFonts w:ascii="Times New Roman" w:hAnsi="Times New Roman"/>
+        </w:rPr>
+        <w:t xml:space="preserve"> </w:t>
+      </w:r>
+      <w:r>
+        <w:rPr>
+          <w:rFonts w:ascii="Times New Roman" w:hAnsi="Times New Roman"/>
+        </w:rPr>
+        <w:t xml:space="preserve">sin</w:t>
+      </w:r>
+      <w:r>
+        <w:rPr>
+          <w:rFonts w:ascii="Times New Roman" w:hAnsi="Times New Roman"/>
+        </w:rPr>
+        <w:t xml:space="preserve"> </w:t>
+      </w:r>
+      <w:r>
+        <w:rPr>
+          <w:rFonts w:ascii="Times New Roman" w:hAnsi="Times New Roman"/>
+        </w:rPr>
+        <w:t xml:space="preserve">él;</w:t>
+      </w:r>
+      <w:r>
+        <w:rPr>
+          <w:rFonts w:ascii="Times New Roman" w:hAnsi="Times New Roman"/>
+        </w:rPr>
+        <w:t xml:space="preserve"> </w:t>
+      </w:r>
+      <w:r>
+        <w:rPr>
+          <w:rFonts w:ascii="Times New Roman" w:hAnsi="Times New Roman"/>
+        </w:rPr>
+        <w:t xml:space="preserve">un</w:t>
+      </w:r>
+      <w:r>
+        <w:rPr>
+          <w:rFonts w:ascii="Times New Roman" w:hAnsi="Times New Roman"/>
+        </w:rPr>
+        <w:t xml:space="preserve"> </w:t>
+      </w:r>
+      <w:r>
+        <w:rPr>
+          <w:rFonts w:ascii="Times New Roman" w:hAnsi="Times New Roman"/>
+        </w:rPr>
+        <w:t xml:space="preserve">clasificador</w:t>
+      </w:r>
+      <w:r>
+        <w:rPr>
+          <w:rFonts w:ascii="Times New Roman" w:hAnsi="Times New Roman"/>
+        </w:rPr>
+        <w:t xml:space="preserve"> </w:t>
+      </w:r>
+      <w:r>
+        <w:rPr>
+          <w:rFonts w:ascii="Times New Roman" w:hAnsi="Times New Roman"/>
+        </w:rPr>
+        <w:t xml:space="preserve">de</w:t>
+      </w:r>
+      <w:r>
+        <w:rPr>
+          <w:rFonts w:ascii="Times New Roman" w:hAnsi="Times New Roman"/>
+        </w:rPr>
+        <w:t xml:space="preserve"> </w:t>
+      </w:r>
+      <w:r>
+        <w:rPr>
+          <w:rFonts w:ascii="Times New Roman" w:hAnsi="Times New Roman"/>
+        </w:rPr>
+        <w:t xml:space="preserve">cinco</w:t>
+      </w:r>
+      <w:r>
+        <w:rPr>
+          <w:rFonts w:ascii="Times New Roman" w:hAnsi="Times New Roman"/>
+        </w:rPr>
+        <w:t xml:space="preserve"> </w:t>
+      </w:r>
+      <w:r>
+        <w:rPr>
+          <w:rFonts w:ascii="Times New Roman" w:hAnsi="Times New Roman"/>
+        </w:rPr>
+        <w:t xml:space="preserve">clases</w:t>
+      </w:r>
+      <w:r>
+        <w:rPr>
+          <w:rFonts w:ascii="Times New Roman" w:hAnsi="Times New Roman"/>
+        </w:rPr>
+        <w:t xml:space="preserve"> </w:t>
+      </w:r>
+      <w:r>
+        <w:rPr>
+          <w:rFonts w:ascii="Times New Roman" w:hAnsi="Times New Roman"/>
+        </w:rPr>
+        <w:t xml:space="preserve">(una</w:t>
+      </w:r>
+      <w:r>
+        <w:rPr>
+          <w:rFonts w:ascii="Times New Roman" w:hAnsi="Times New Roman"/>
+        </w:rPr>
+        <w:t xml:space="preserve"> </w:t>
+      </w:r>
+      <w:r>
+        <w:rPr>
+          <w:rFonts w:ascii="Times New Roman" w:hAnsi="Times New Roman"/>
+        </w:rPr>
+        <w:t xml:space="preserve">clase</w:t>
+      </w:r>
+      <w:r>
+        <w:rPr>
+          <w:rFonts w:ascii="Times New Roman" w:hAnsi="Times New Roman"/>
+        </w:rPr>
+        <w:t xml:space="preserve"> </w:t>
+      </w:r>
+      <w:r>
+        <w:rPr>
+          <w:rFonts w:ascii="Times New Roman" w:hAnsi="Times New Roman"/>
+        </w:rPr>
+        <w:t xml:space="preserve">por</w:t>
+      </w:r>
+      <w:r>
+        <w:rPr>
+          <w:rFonts w:ascii="Times New Roman" w:hAnsi="Times New Roman"/>
+        </w:rPr>
+        <w:t xml:space="preserve"> </w:t>
+      </w:r>
+      <w:r>
+        <w:rPr>
+          <w:rFonts w:ascii="Times New Roman" w:hAnsi="Times New Roman"/>
+        </w:rPr>
+        <w:t xml:space="preserve">qubit)</w:t>
+      </w:r>
+      <w:r>
+        <w:rPr>
+          <w:rFonts w:ascii="Times New Roman" w:hAnsi="Times New Roman"/>
+        </w:rPr>
+        <w:t xml:space="preserve"> </w:t>
+      </w:r>
+      <w:r>
+        <w:rPr>
+          <w:rFonts w:ascii="Times New Roman" w:hAnsi="Times New Roman"/>
+        </w:rPr>
+        <w:t xml:space="preserve">mantiene</w:t>
+      </w:r>
+      <w:r>
+        <w:rPr>
+          <w:rFonts w:ascii="Times New Roman" w:hAnsi="Times New Roman"/>
+        </w:rPr>
+        <w:t xml:space="preserve"> </w:t>
+      </w:r>
+      <w:r>
+        <w:rPr>
+          <w:rFonts w:ascii="Times New Roman" w:hAnsi="Times New Roman"/>
+        </w:rPr>
+        <w:t xml:space="preserve">su</w:t>
+      </w:r>
+      <w:r>
+        <w:rPr>
+          <w:rFonts w:ascii="Times New Roman" w:hAnsi="Times New Roman"/>
+        </w:rPr>
+        <w:t xml:space="preserve"> </w:t>
+      </w:r>
+      <w:r>
+        <w:rPr>
+          <w:rFonts w:ascii="Times New Roman" w:hAnsi="Times New Roman"/>
+        </w:rPr>
+        <w:t xml:space="preserve">precisión</w:t>
+      </w:r>
+      <w:r>
+        <w:rPr>
+          <w:rFonts w:ascii="Times New Roman" w:hAnsi="Times New Roman"/>
+        </w:rPr>
+        <w:t xml:space="preserve"> </w:t>
+      </w:r>
+      <w:r>
+        <w:rPr>
+          <w:rFonts w:ascii="Times New Roman" w:hAnsi="Times New Roman"/>
+        </w:rPr>
+        <w:t xml:space="preserve">sin</w:t>
+      </w:r>
+      <w:r>
+        <w:rPr>
+          <w:rFonts w:ascii="Times New Roman" w:hAnsi="Times New Roman"/>
+        </w:rPr>
+        <w:t xml:space="preserve"> </w:t>
+      </w:r>
+      <w:r>
+        <w:rPr>
+          <w:rFonts w:ascii="Times New Roman" w:hAnsi="Times New Roman"/>
+        </w:rPr>
+        <w:t xml:space="preserve">ruido</w:t>
+      </w:r>
+      <w:r>
+        <w:rPr>
+          <w:rFonts w:ascii="Times New Roman" w:hAnsi="Times New Roman"/>
+        </w:rPr>
+        <w:t xml:space="preserve"> </w:t>
+      </w:r>
+      <w:r>
+        <w:rPr>
+          <w:rFonts w:ascii="Times New Roman" w:hAnsi="Times New Roman"/>
+        </w:rPr>
+        <w:t xml:space="preserve">bajo</w:t>
+      </w:r>
+      <w:r>
+        <w:rPr>
+          <w:rFonts w:ascii="Times New Roman" w:hAnsi="Times New Roman"/>
+        </w:rPr>
+        <w:t xml:space="preserve"> </w:t>
+      </w:r>
+      <w:r>
+        <w:rPr>
+          <w:rFonts w:ascii="Times New Roman" w:hAnsi="Times New Roman"/>
+        </w:rPr>
+        <w:t xml:space="preserve">T1</w:t>
+      </w:r>
+      <w:r>
+        <w:rPr>
+          <w:rFonts w:ascii="Times New Roman" w:hAnsi="Times New Roman"/>
+        </w:rPr>
+        <w:t xml:space="preserve"> </w:t>
+      </w:r>
+      <w:r>
+        <w:rPr>
+          <w:rFonts w:ascii="Times New Roman" w:hAnsi="Times New Roman"/>
+        </w:rPr>
+        <w:t xml:space="preserve">con</w:t>
+      </w:r>
+      <w:r>
+        <w:rPr>
+          <w:rFonts w:ascii="Times New Roman" w:hAnsi="Times New Roman"/>
+        </w:rPr>
+        <w:t xml:space="preserve"> </w:t>
+      </w:r>
+      <w:r>
+        <w:rPr>
+          <w:rFonts w:ascii="Times New Roman" w:hAnsi="Times New Roman"/>
+        </w:rPr>
+        <w:t xml:space="preserve">el</w:t>
+      </w:r>
+      <w:r>
+        <w:rPr>
+          <w:rFonts w:ascii="Times New Roman" w:hAnsi="Times New Roman"/>
+        </w:rPr>
+        <w:t xml:space="preserve"> </w:t>
+      </w:r>
+      <w:r>
+        <w:rPr>
+          <w:rFonts w:ascii="Times New Roman" w:hAnsi="Times New Roman"/>
+        </w:rPr>
+        <w:t xml:space="preserve">filtro</w:t>
+      </w:r>
+      <w:r>
+        <w:rPr>
+          <w:rFonts w:ascii="Times New Roman" w:hAnsi="Times New Roman"/>
+        </w:rPr>
+        <w:t xml:space="preserve"> </w:t>
+      </w:r>
+      <w:r>
+        <w:rPr>
+          <w:rFonts w:ascii="Times New Roman" w:hAnsi="Times New Roman"/>
+        </w:rPr>
+        <w:t xml:space="preserve">y</w:t>
+      </w:r>
+      <w:r>
+        <w:rPr>
+          <w:rFonts w:ascii="Times New Roman" w:hAnsi="Times New Roman"/>
+        </w:rPr>
+        <w:t xml:space="preserve"> </w:t>
+      </w:r>
+      <w:r>
+        <w:rPr>
+          <w:rFonts w:ascii="Times New Roman" w:hAnsi="Times New Roman"/>
+        </w:rPr>
+        <w:t xml:space="preserve">pierde</w:t>
+      </w:r>
+      <w:r>
+        <w:rPr>
+          <w:rFonts w:ascii="Times New Roman" w:hAnsi="Times New Roman"/>
+        </w:rPr>
+        <w:t xml:space="preserve"> </w:t>
+      </w:r>
+      <w:r>
+        <w:rPr>
+          <w:rFonts w:ascii="Times New Roman" w:hAnsi="Times New Roman"/>
+        </w:rPr>
+        <w:t xml:space="preserve">entre</w:t>
+      </w:r>
+      <w:r>
+        <w:rPr>
+          <w:rFonts w:ascii="Times New Roman" w:hAnsi="Times New Roman"/>
+        </w:rPr>
+        <w:t xml:space="preserve"> </w:t>
+      </w:r>
+      <w:r>
+        <w:rPr>
+          <w:rFonts w:ascii="Times New Roman" w:hAnsi="Times New Roman"/>
+        </w:rPr>
+        <w:t xml:space="preserve">15</w:t>
+      </w:r>
+      <w:r>
+        <w:rPr>
+          <w:rFonts w:ascii="Times New Roman" w:hAnsi="Times New Roman"/>
+        </w:rPr>
+        <w:t xml:space="preserve"> </w:t>
+      </w:r>
+      <w:r>
+        <w:rPr>
+          <w:rFonts w:ascii="Times New Roman" w:hAnsi="Times New Roman"/>
+        </w:rPr>
+        <w:t xml:space="preserve">y</w:t>
+      </w:r>
+      <w:r>
+        <w:rPr>
+          <w:rFonts w:ascii="Times New Roman" w:hAnsi="Times New Roman"/>
+        </w:rPr>
+        <w:t xml:space="preserve"> </w:t>
+      </w:r>
+      <w:r>
+        <w:rPr>
+          <w:rFonts w:ascii="Times New Roman" w:hAnsi="Times New Roman"/>
+        </w:rPr>
+        <w:t xml:space="preserve">18</w:t>
+      </w:r>
+      <w:r>
+        <w:rPr>
+          <w:rFonts w:ascii="Times New Roman" w:hAnsi="Times New Roman"/>
+        </w:rPr>
+        <w:t xml:space="preserve"> </w:t>
+      </w:r>
+      <w:r>
+        <w:rPr>
+          <w:rFonts w:ascii="Times New Roman" w:hAnsi="Times New Roman"/>
+        </w:rPr>
+        <w:t xml:space="preserve">puntos</w:t>
+      </w:r>
+      <w:r>
+        <w:rPr>
+          <w:rFonts w:ascii="Times New Roman" w:hAnsi="Times New Roman"/>
+        </w:rPr>
+        <w:t xml:space="preserve"> </w:t>
+      </w:r>
+      <w:r>
+        <w:rPr>
+          <w:rFonts w:ascii="Times New Roman" w:hAnsi="Times New Roman"/>
+        </w:rPr>
+        <w:t xml:space="preserve">sin</w:t>
+      </w:r>
+      <w:r>
+        <w:rPr>
+          <w:rFonts w:ascii="Times New Roman" w:hAnsi="Times New Roman"/>
+        </w:rPr>
+        <w:t xml:space="preserve"> </w:t>
+      </w:r>
+      <w:r>
+        <w:rPr>
+          <w:rFonts w:ascii="Times New Roman" w:hAnsi="Times New Roman"/>
+        </w:rPr>
+        <w:t xml:space="preserve">él</w:t>
+      </w:r>
+      <w:r>
+        <w:rPr>
+          <w:rFonts w:ascii="Times New Roman" w:hAnsi="Times New Roman"/>
+        </w:rPr>
+        <w:t xml:space="preserve"> </w:t>
+      </w:r>
+      <w:r>
+        <w:rPr>
+          <w:rFonts w:ascii="Times New Roman" w:hAnsi="Times New Roman"/>
+        </w:rPr>
+        <w:t xml:space="preserve">en</w:t>
+      </w:r>
+      <w:r>
+        <w:rPr>
+          <w:rFonts w:ascii="Times New Roman" w:hAnsi="Times New Roman"/>
+        </w:rPr>
+        <w:t xml:space="preserve"> </w:t>
+      </w:r>
+      <w:r>
+        <w:rPr>
+          <w:rFonts w:ascii="Times New Roman" w:hAnsi="Times New Roman"/>
+        </w:rPr>
+        <w:t xml:space="preserve">dígitos</w:t>
+      </w:r>
+      <w:r>
+        <w:rPr>
+          <w:rFonts w:ascii="Times New Roman" w:hAnsi="Times New Roman"/>
+        </w:rPr>
+        <w:t xml:space="preserve"> </w:t>
+      </w:r>
+      <w:r>
+        <w:rPr>
+          <w:rFonts w:ascii="Times New Roman" w:hAnsi="Times New Roman"/>
+        </w:rPr>
+        <w:t xml:space="preserve">de</w:t>
+      </w:r>
+      <w:r>
+        <w:rPr>
+          <w:rFonts w:ascii="Times New Roman" w:hAnsi="Times New Roman"/>
+        </w:rPr>
+        <w:t xml:space="preserve"> </w:t>
+      </w:r>
+      <w:r>
+        <w:rPr>
+          <w:rFonts w:ascii="Times New Roman" w:hAnsi="Times New Roman"/>
+        </w:rPr>
+        <w:t xml:space="preserve">cinco</w:t>
+      </w:r>
+      <w:r>
+        <w:rPr>
+          <w:rFonts w:ascii="Times New Roman" w:hAnsi="Times New Roman"/>
+        </w:rPr>
+        <w:t xml:space="preserve"> </w:t>
+      </w:r>
+      <w:r>
+        <w:rPr>
+          <w:rFonts w:ascii="Times New Roman" w:hAnsi="Times New Roman"/>
+        </w:rPr>
+        <w:t xml:space="preserve">clases;</w:t>
+      </w:r>
+      <w:r>
+        <w:rPr>
+          <w:rFonts w:ascii="Times New Roman" w:hAnsi="Times New Roman"/>
+        </w:rPr>
+        <w:t xml:space="preserve"> </w:t>
+      </w:r>
+      <w:r>
+        <w:rPr>
+          <w:rFonts w:ascii="Times New Roman" w:hAnsi="Times New Roman"/>
+        </w:rPr>
+        <w:t xml:space="preserve">entrenar</w:t>
+      </w:r>
+      <w:r>
+        <w:rPr>
+          <w:rFonts w:ascii="Times New Roman" w:hAnsi="Times New Roman"/>
+        </w:rPr>
+        <w:t xml:space="preserve"> </w:t>
+      </w:r>
+      <w:r>
+        <w:rPr>
+          <w:rFonts w:ascii="Times New Roman" w:hAnsi="Times New Roman"/>
+        </w:rPr>
+        <w:t xml:space="preserve">con</w:t>
+      </w:r>
+      <w:r>
+        <w:rPr>
+          <w:rFonts w:ascii="Times New Roman" w:hAnsi="Times New Roman"/>
+        </w:rPr>
+        <w:t xml:space="preserve"> </w:t>
+      </w:r>
+      <w:r>
+        <w:rPr>
+          <w:rFonts w:ascii="Times New Roman" w:hAnsi="Times New Roman"/>
+        </w:rPr>
+        <w:t xml:space="preserve">100</w:t>
+      </w:r>
+      <w:r>
+        <w:rPr>
+          <w:rFonts w:ascii="Times New Roman" w:hAnsi="Times New Roman"/>
+        </w:rPr>
+        <w:t xml:space="preserve"> </w:t>
+      </w:r>
+      <w:r>
+        <w:rPr>
+          <w:rFonts w:ascii="Times New Roman" w:hAnsi="Times New Roman"/>
+        </w:rPr>
+        <w:t xml:space="preserve">o</w:t>
+      </w:r>
+      <w:r>
+        <w:rPr>
+          <w:rFonts w:ascii="Times New Roman" w:hAnsi="Times New Roman"/>
+        </w:rPr>
+        <w:t xml:space="preserve"> </w:t>
+      </w:r>
+      <w:r>
+        <w:rPr>
+          <w:rFonts w:ascii="Times New Roman" w:hAnsi="Times New Roman"/>
+        </w:rPr>
+        <w:t xml:space="preserve">1000</w:t>
+      </w:r>
+      <w:r>
+        <w:rPr>
+          <w:rFonts w:ascii="Times New Roman" w:hAnsi="Times New Roman"/>
+        </w:rPr>
+        <w:t xml:space="preserve"> </w:t>
+      </w:r>
+      <w:r>
+        <w:rPr>
+          <w:rFonts w:ascii="Times New Roman" w:hAnsi="Times New Roman"/>
+        </w:rPr>
+        <w:t xml:space="preserve">disparos</w:t>
+      </w:r>
+      <w:r>
+        <w:rPr>
+          <w:rFonts w:ascii="Times New Roman" w:hAnsi="Times New Roman"/>
+        </w:rPr>
+        <w:t xml:space="preserve"> </w:t>
+      </w:r>
+      <w:r>
+        <w:rPr>
+          <w:rFonts w:ascii="Times New Roman" w:hAnsi="Times New Roman"/>
+        </w:rPr>
+        <w:t xml:space="preserve">por</w:t>
+      </w:r>
+      <w:r>
+        <w:rPr>
+          <w:rFonts w:ascii="Times New Roman" w:hAnsi="Times New Roman"/>
+        </w:rPr>
+        <w:t xml:space="preserve"> </w:t>
+      </w:r>
+      <w:r>
+        <w:rPr>
+          <w:rFonts w:ascii="Times New Roman" w:hAnsi="Times New Roman"/>
+        </w:rPr>
+        <w:t xml:space="preserve">paso</w:t>
+      </w:r>
+      <w:r>
+        <w:rPr>
+          <w:rFonts w:ascii="Times New Roman" w:hAnsi="Times New Roman"/>
+        </w:rPr>
+        <w:t xml:space="preserve"> </w:t>
+      </w:r>
+      <w:r>
+        <w:rPr>
+          <w:rFonts w:ascii="Times New Roman" w:hAnsi="Times New Roman"/>
+        </w:rPr>
+        <w:t xml:space="preserve">con</w:t>
+      </w:r>
+      <w:r>
+        <w:rPr>
+          <w:rFonts w:ascii="Times New Roman" w:hAnsi="Times New Roman"/>
+        </w:rPr>
+        <w:t xml:space="preserve"> </w:t>
+      </w:r>
+      <w:r>
+        <w:rPr>
+          <w:rFonts w:ascii="Times New Roman" w:hAnsi="Times New Roman"/>
+        </w:rPr>
+        <w:t xml:space="preserve">el</w:t>
+      </w:r>
+      <w:r>
+        <w:rPr>
+          <w:rFonts w:ascii="Times New Roman" w:hAnsi="Times New Roman"/>
+        </w:rPr>
+        <w:t xml:space="preserve"> </w:t>
+      </w:r>
+      <w:r>
+        <w:rPr>
+          <w:rFonts w:ascii="Times New Roman" w:hAnsi="Times New Roman"/>
+        </w:rPr>
+        <w:t xml:space="preserve">filtro</w:t>
+      </w:r>
+      <w:r>
+        <w:rPr>
+          <w:rFonts w:ascii="Times New Roman" w:hAnsi="Times New Roman"/>
+        </w:rPr>
+        <w:t xml:space="preserve"> </w:t>
+      </w:r>
+      <w:r>
+        <w:rPr>
+          <w:rFonts w:ascii="Times New Roman" w:hAnsi="Times New Roman"/>
+        </w:rPr>
+        <w:t xml:space="preserve">queda</w:t>
+      </w:r>
+      <w:r>
+        <w:rPr>
+          <w:rFonts w:ascii="Times New Roman" w:hAnsi="Times New Roman"/>
+        </w:rPr>
+        <w:t xml:space="preserve"> </w:t>
+      </w:r>
+      <w:r>
+        <w:rPr>
+          <w:rFonts w:ascii="Times New Roman" w:hAnsi="Times New Roman"/>
+        </w:rPr>
+        <w:t xml:space="preserve">entre</w:t>
+      </w:r>
+      <w:r>
+        <w:rPr>
+          <w:rFonts w:ascii="Times New Roman" w:hAnsi="Times New Roman"/>
+        </w:rPr>
+        <w:t xml:space="preserve"> </w:t>
+      </w:r>
+      <w:r>
+        <w:rPr>
+          <w:rFonts w:ascii="Times New Roman" w:hAnsi="Times New Roman"/>
+        </w:rPr>
+        <w:t xml:space="preserve">1.0</w:t>
+      </w:r>
+      <w:r>
+        <w:rPr>
+          <w:rFonts w:ascii="Times New Roman" w:hAnsi="Times New Roman"/>
+        </w:rPr>
+        <w:t xml:space="preserve"> </w:t>
+      </w:r>
+      <w:r>
+        <w:rPr>
+          <w:rFonts w:ascii="Times New Roman" w:hAnsi="Times New Roman"/>
+        </w:rPr>
+        <w:t xml:space="preserve">y</w:t>
+      </w:r>
+      <w:r>
+        <w:rPr>
+          <w:rFonts w:ascii="Times New Roman" w:hAnsi="Times New Roman"/>
+        </w:rPr>
+        <w:t xml:space="preserve"> </w:t>
+      </w:r>
+      <w:r>
+        <w:rPr>
+          <w:rFonts w:ascii="Times New Roman" w:hAnsi="Times New Roman"/>
+        </w:rPr>
+        <w:t xml:space="preserve">1.5</w:t>
+      </w:r>
+      <w:r>
+        <w:rPr>
+          <w:rFonts w:ascii="Times New Roman" w:hAnsi="Times New Roman"/>
+        </w:rPr>
+        <w:t xml:space="preserve"> </w:t>
+      </w:r>
+      <w:r>
+        <w:rPr>
+          <w:rFonts w:ascii="Times New Roman" w:hAnsi="Times New Roman"/>
+        </w:rPr>
+        <w:t xml:space="preserve">puntos</w:t>
+      </w:r>
+      <w:r>
+        <w:rPr>
+          <w:rFonts w:ascii="Times New Roman" w:hAnsi="Times New Roman"/>
+        </w:rPr>
+        <w:t xml:space="preserve"> </w:t>
+      </w:r>
+      <w:r>
+        <w:rPr>
+          <w:rFonts w:ascii="Times New Roman" w:hAnsi="Times New Roman"/>
+        </w:rPr>
+        <w:t xml:space="preserve">por</w:t>
+      </w:r>
+      <w:r>
+        <w:rPr>
+          <w:rFonts w:ascii="Times New Roman" w:hAnsi="Times New Roman"/>
+        </w:rPr>
+        <w:t xml:space="preserve"> </w:t>
+      </w:r>
+      <w:r>
+        <w:rPr>
+          <w:rFonts w:ascii="Times New Roman" w:hAnsi="Times New Roman"/>
+        </w:rPr>
+        <w:t xml:space="preserve">delante</w:t>
+      </w:r>
+      <w:r>
+        <w:rPr>
+          <w:rFonts w:ascii="Times New Roman" w:hAnsi="Times New Roman"/>
+        </w:rPr>
+        <w:t xml:space="preserve"> </w:t>
+      </w:r>
+      <w:r>
+        <w:rPr>
+          <w:rFonts w:ascii="Times New Roman" w:hAnsi="Times New Roman"/>
+        </w:rPr>
+        <w:t xml:space="preserve">de</w:t>
+      </w:r>
+      <w:r>
+        <w:rPr>
+          <w:rFonts w:ascii="Times New Roman" w:hAnsi="Times New Roman"/>
+        </w:rPr>
+        <w:t xml:space="preserve"> </w:t>
+      </w:r>
+      <w:r>
+        <w:rPr>
+          <w:rFonts w:ascii="Times New Roman" w:hAnsi="Times New Roman"/>
+        </w:rPr>
+        <w:t xml:space="preserve">entrenar</w:t>
+      </w:r>
+      <w:r>
+        <w:rPr>
+          <w:rFonts w:ascii="Times New Roman" w:hAnsi="Times New Roman"/>
+        </w:rPr>
+        <w:t xml:space="preserve"> </w:t>
+      </w:r>
+      <w:r>
+        <w:rPr>
+          <w:rFonts w:ascii="Times New Roman" w:hAnsi="Times New Roman"/>
+        </w:rPr>
+        <w:t xml:space="preserve">sin</w:t>
+      </w:r>
+      <w:r>
+        <w:rPr>
+          <w:rFonts w:ascii="Times New Roman" w:hAnsi="Times New Roman"/>
+        </w:rPr>
+        <w:t xml:space="preserve"> </w:t>
+      </w:r>
+      <w:r>
+        <w:rPr>
+          <w:rFonts w:ascii="Times New Roman" w:hAnsi="Times New Roman"/>
+        </w:rPr>
+        <w:t xml:space="preserve">él;</w:t>
+      </w:r>
+      <w:r>
+        <w:rPr>
+          <w:rFonts w:ascii="Times New Roman" w:hAnsi="Times New Roman"/>
+        </w:rPr>
+        <w:t xml:space="preserve"> </w:t>
+      </w:r>
+      <w:r>
+        <w:rPr>
+          <w:rFonts w:ascii="Times New Roman" w:hAnsi="Times New Roman"/>
+        </w:rPr>
+        <w:t xml:space="preserve">y</w:t>
+      </w:r>
+      <w:r>
+        <w:rPr>
+          <w:rFonts w:ascii="Times New Roman" w:hAnsi="Times New Roman"/>
+        </w:rPr>
+        <w:t xml:space="preserve"> </w:t>
+      </w:r>
+      <w:r>
+        <w:rPr>
+          <w:rFonts w:ascii="Times New Roman" w:hAnsi="Times New Roman"/>
+        </w:rPr>
+        <w:t xml:space="preserve">el</w:t>
+      </w:r>
+      <w:r>
+        <w:rPr>
+          <w:rFonts w:ascii="Times New Roman" w:hAnsi="Times New Roman"/>
+        </w:rPr>
+        <w:t xml:space="preserve"> </w:t>
+      </w:r>
+      <w:r>
+        <w:rPr>
+          <w:rFonts w:ascii="Times New Roman" w:hAnsi="Times New Roman"/>
+        </w:rPr>
+        <w:t xml:space="preserve">gradiente</w:t>
+      </w:r>
+      <w:r>
+        <w:rPr>
+          <w:rFonts w:ascii="Times New Roman" w:hAnsi="Times New Roman"/>
+        </w:rPr>
+        <w:t xml:space="preserve"> </w:t>
+      </w:r>
+      <w:r>
+        <w:rPr>
+          <w:rFonts w:ascii="Times New Roman" w:hAnsi="Times New Roman"/>
+        </w:rPr>
+        <w:t xml:space="preserve">filtrado</w:t>
+      </w:r>
+      <w:r>
+        <w:rPr>
+          <w:rFonts w:ascii="Times New Roman" w:hAnsi="Times New Roman"/>
+        </w:rPr>
+        <w:t xml:space="preserve"> </w:t>
+      </w:r>
+      <w:r>
+        <w:rPr>
+          <w:rFonts w:ascii="Times New Roman" w:hAnsi="Times New Roman"/>
+        </w:rPr>
+        <w:t xml:space="preserve">es</w:t>
+      </w:r>
+      <w:r>
+        <w:rPr>
+          <w:rFonts w:ascii="Times New Roman" w:hAnsi="Times New Roman"/>
+        </w:rPr>
+        <w:t xml:space="preserve"> </w:t>
+      </w:r>
+      <w:r>
+        <w:rPr>
+          <w:rFonts w:ascii="Times New Roman" w:hAnsi="Times New Roman"/>
+        </w:rPr>
+        <w:t xml:space="preserve">igual</w:t>
+      </w:r>
+      <w:r>
+        <w:rPr>
+          <w:rFonts w:ascii="Times New Roman" w:hAnsi="Times New Roman"/>
+        </w:rPr>
+        <w:t xml:space="preserve"> </w:t>
+      </w:r>
+      <w:r>
+        <w:rPr>
+          <w:rFonts w:ascii="Times New Roman" w:hAnsi="Times New Roman"/>
+        </w:rPr>
+        <w:t xml:space="preserve">al</w:t>
+      </w:r>
+      <w:r>
+        <w:rPr>
+          <w:rFonts w:ascii="Times New Roman" w:hAnsi="Times New Roman"/>
+        </w:rPr>
+        <w:t xml:space="preserve"> </w:t>
+      </w:r>
+      <w:r>
+        <w:rPr>
+          <w:rFonts w:ascii="Times New Roman" w:hAnsi="Times New Roman"/>
+        </w:rPr>
+        <w:t xml:space="preserve">sin</w:t>
+      </w:r>
+      <w:r>
+        <w:rPr>
+          <w:rFonts w:ascii="Times New Roman" w:hAnsi="Times New Roman"/>
+        </w:rPr>
+        <w:t xml:space="preserve"> </w:t>
+      </w:r>
+      <w:r>
+        <w:rPr>
+          <w:rFonts w:ascii="Times New Roman" w:hAnsi="Times New Roman"/>
+        </w:rPr>
+        <w:t xml:space="preserve">ruido,</w:t>
+      </w:r>
+      <w:r>
+        <w:rPr>
+          <w:rFonts w:ascii="Times New Roman" w:hAnsi="Times New Roman"/>
+        </w:rPr>
+        <w:t xml:space="preserve"> </w:t>
+      </w:r>
+      <w:r>
+        <w:rPr>
+          <w:rFonts w:ascii="Times New Roman" w:hAnsi="Times New Roman"/>
+        </w:rPr>
+        <w:t xml:space="preserve">mientras</w:t>
+      </w:r>
+      <w:r>
+        <w:rPr>
+          <w:rFonts w:ascii="Times New Roman" w:hAnsi="Times New Roman"/>
+        </w:rPr>
+        <w:t xml:space="preserve"> </w:t>
+      </w:r>
+      <w:r>
+        <w:rPr>
+          <w:rFonts w:ascii="Times New Roman" w:hAnsi="Times New Roman"/>
+        </w:rPr>
+        <w:t xml:space="preserve">que</w:t>
+      </w:r>
+      <w:r>
+        <w:rPr>
+          <w:rFonts w:ascii="Times New Roman" w:hAnsi="Times New Roman"/>
+        </w:rPr>
+        <w:t xml:space="preserve"> </w:t>
+      </w:r>
+      <w:r>
+        <w:rPr>
+          <w:rFonts w:ascii="Times New Roman" w:hAnsi="Times New Roman"/>
+        </w:rPr>
+        <w:t xml:space="preserve">el</w:t>
+      </w:r>
+      <w:r>
+        <w:rPr>
+          <w:rFonts w:ascii="Times New Roman" w:hAnsi="Times New Roman"/>
+        </w:rPr>
+        <w:t xml:space="preserve"> </w:t>
+      </w:r>
+      <w:r>
+        <w:rPr>
+          <w:rFonts w:ascii="Times New Roman" w:hAnsi="Times New Roman"/>
+        </w:rPr>
+        <w:t xml:space="preserve">crudo</w:t>
+      </w:r>
+      <w:r>
+        <w:rPr>
+          <w:rFonts w:ascii="Times New Roman" w:hAnsi="Times New Roman"/>
+        </w:rPr>
+        <w:t xml:space="preserve"> </w:t>
+      </w:r>
+      <w:r>
+        <w:rPr>
+          <w:rFonts w:ascii="Times New Roman" w:hAnsi="Times New Roman"/>
+        </w:rPr>
+        <w:t xml:space="preserve">es</w:t>
+      </w:r>
+      <w:r>
+        <w:rPr>
+          <w:rFonts w:ascii="Times New Roman" w:hAnsi="Times New Roman"/>
+        </w:rPr>
+        <w:t xml:space="preserve"> </w:t>
+      </w:r>
+      <m:oMath>
+        <m:r>
+          <m:t>K</m:t>
+        </m:r>
+      </m:oMath>
+      <w:r>
+        <w:rPr>
+          <w:rFonts w:ascii="Times New Roman" w:hAnsi="Times New Roman"/>
+        </w:rPr>
+        <w:t xml:space="preserve"> </w:t>
+      </w:r>
+      <w:r>
+        <w:rPr>
+          <w:rFonts w:ascii="Times New Roman" w:hAnsi="Times New Roman"/>
+        </w:rPr>
+        <w:t xml:space="preserve">veces</w:t>
+      </w:r>
+      <w:r>
+        <w:rPr>
+          <w:rFonts w:ascii="Times New Roman" w:hAnsi="Times New Roman"/>
+        </w:rPr>
+        <w:t xml:space="preserve"> </w:t>
+      </w:r>
+      <w:r>
+        <w:rPr>
+          <w:rFonts w:ascii="Times New Roman" w:hAnsi="Times New Roman"/>
+        </w:rPr>
+        <w:t xml:space="preserve">menor</w:t>
+      </w:r>
+      <w:r>
+        <w:rPr>
+          <w:rFonts w:ascii="Times New Roman" w:hAnsi="Times New Roman"/>
+        </w:rPr>
+        <w:t xml:space="preserve"> </w:t>
+      </w:r>
+      <w:r>
+        <w:rPr>
+          <w:rFonts w:ascii="Times New Roman" w:hAnsi="Times New Roman"/>
+        </w:rPr>
+        <w:t xml:space="preserve">en</w:t>
+      </w:r>
+      <w:r>
+        <w:rPr>
+          <w:rFonts w:ascii="Times New Roman" w:hAnsi="Times New Roman"/>
+        </w:rPr>
+        <w:t xml:space="preserve"> </w:t>
+      </w:r>
+      <w:r>
+        <w:rPr>
+          <w:rFonts w:ascii="Times New Roman" w:hAnsi="Times New Roman"/>
+        </w:rPr>
+        <w:t xml:space="preserve">peso 1.</w:t>
+      </w:r>
+      <w:r>
+        <w:rPr>
+          <w:rFonts w:ascii="Times New Roman" w:hAnsi="Times New Roman"/>
+        </w:rPr>
+        <w:t xml:space="preserve"> </w:t>
+      </w:r>
+      <w:r>
+        <w:rPr>
+          <w:rFonts w:ascii="Times New Roman" w:hAnsi="Times New Roman"/>
+        </w:rPr>
+        <w:t xml:space="preserve">En</w:t>
+      </w:r>
+      <w:r>
+        <w:rPr>
+          <w:rFonts w:ascii="Times New Roman" w:hAnsi="Times New Roman"/>
+        </w:rPr>
+        <w:t xml:space="preserve"> </w:t>
+      </w:r>
+      <w:r>
+        <w:rPr>
+          <w:rFonts w:ascii="Times New Roman" w:hAnsi="Times New Roman"/>
+        </w:rPr>
+        <w:t xml:space="preserve">cinco</w:t>
+      </w:r>
+      <w:r>
+        <w:rPr>
+          <w:rFonts w:ascii="Times New Roman" w:hAnsi="Times New Roman"/>
+        </w:rPr>
+        <w:t xml:space="preserve"> </w:t>
+      </w:r>
+      <w:r>
+        <w:rPr>
+          <w:rFonts w:ascii="Times New Roman" w:hAnsi="Times New Roman"/>
+        </w:rPr>
+        <w:t xml:space="preserve">modelos</w:t>
+      </w:r>
+      <w:r>
+        <w:rPr>
+          <w:rFonts w:ascii="Times New Roman" w:hAnsi="Times New Roman"/>
+        </w:rPr>
+        <w:t xml:space="preserve"> </w:t>
+      </w:r>
+      <w:r>
+        <w:rPr>
+          <w:rFonts w:ascii="Times New Roman" w:hAnsi="Times New Roman"/>
+        </w:rPr>
+        <w:t xml:space="preserve">de</w:t>
+      </w:r>
+      <w:r>
+        <w:rPr>
+          <w:rFonts w:ascii="Times New Roman" w:hAnsi="Times New Roman"/>
+        </w:rPr>
+        <w:t xml:space="preserve"> </w:t>
+      </w:r>
+      <w:r>
+        <w:rPr>
+          <w:rFonts w:ascii="Times New Roman" w:hAnsi="Times New Roman"/>
+        </w:rPr>
+        <w:t xml:space="preserve">ruido</w:t>
+      </w:r>
+      <w:r>
+        <w:rPr>
+          <w:rFonts w:ascii="Times New Roman" w:hAnsi="Times New Roman"/>
+        </w:rPr>
+        <w:t xml:space="preserve"> </w:t>
+      </w:r>
+      <w:r>
+        <w:rPr>
+          <w:rFonts w:ascii="Times New Roman" w:hAnsi="Times New Roman"/>
+        </w:rPr>
+        <w:t xml:space="preserve">de</w:t>
+      </w:r>
+      <w:r>
+        <w:rPr>
+          <w:rFonts w:ascii="Times New Roman" w:hAnsi="Times New Roman"/>
+        </w:rPr>
+        <w:t xml:space="preserve"> </w:t>
+      </w:r>
+      <w:r>
+        <w:rPr>
+          <w:rFonts w:ascii="Times New Roman" w:hAnsi="Times New Roman"/>
+        </w:rPr>
+        <w:t xml:space="preserve">equipos</w:t>
+      </w:r>
+      <w:r>
+        <w:rPr>
+          <w:rFonts w:ascii="Times New Roman" w:hAnsi="Times New Roman"/>
+        </w:rPr>
+        <w:t xml:space="preserve"> </w:t>
+      </w:r>
+      <w:r>
+        <w:rPr>
+          <w:rFonts w:ascii="Times New Roman" w:hAnsi="Times New Roman"/>
+        </w:rPr>
+        <w:t xml:space="preserve">la</w:t>
+      </w:r>
+      <w:r>
+        <w:rPr>
+          <w:rFonts w:ascii="Times New Roman" w:hAnsi="Times New Roman"/>
+        </w:rPr>
+        <w:t xml:space="preserve"> </w:t>
+      </w:r>
+      <w:r>
+        <w:rPr>
+          <w:rFonts w:ascii="Times New Roman" w:hAnsi="Times New Roman"/>
+        </w:rPr>
+        <w:t xml:space="preserve">calibración</w:t>
+      </w:r>
+      <w:r>
+        <w:rPr>
+          <w:rFonts w:ascii="Times New Roman" w:hAnsi="Times New Roman"/>
+        </w:rPr>
+        <w:t xml:space="preserve"> </w:t>
+      </w:r>
+      <w:r>
+        <w:rPr>
+          <w:rFonts w:ascii="Times New Roman" w:hAnsi="Times New Roman"/>
+        </w:rPr>
+        <w:t xml:space="preserve">por</w:t>
+      </w:r>
+      <w:r>
+        <w:rPr>
+          <w:rFonts w:ascii="Times New Roman" w:hAnsi="Times New Roman"/>
+        </w:rPr>
+        <w:t xml:space="preserve"> </w:t>
+      </w:r>
+      <w:r>
+        <w:rPr>
+          <w:rFonts w:ascii="Times New Roman" w:hAnsi="Times New Roman"/>
+        </w:rPr>
+        <w:t xml:space="preserve">eco</w:t>
+      </w:r>
+      <w:r>
+        <w:rPr>
+          <w:rFonts w:ascii="Times New Roman" w:hAnsi="Times New Roman"/>
+        </w:rPr>
+        <w:t xml:space="preserve"> </w:t>
+      </w:r>
+      <w:r>
+        <w:rPr>
+          <w:rFonts w:ascii="Times New Roman" w:hAnsi="Times New Roman"/>
+        </w:rPr>
+        <w:t xml:space="preserve">revierte</w:t>
+      </w:r>
+      <w:r>
+        <w:rPr>
+          <w:rFonts w:ascii="Times New Roman" w:hAnsi="Times New Roman"/>
+        </w:rPr>
+        <w:t xml:space="preserve"> </w:t>
+      </w:r>
+      <w:r>
+        <w:rPr>
+          <w:rFonts w:ascii="Times New Roman" w:hAnsi="Times New Roman"/>
+        </w:rPr>
+        <w:t xml:space="preserve">confusiones</w:t>
+      </w:r>
+      <w:r>
+        <w:rPr>
+          <w:rFonts w:ascii="Times New Roman" w:hAnsi="Times New Roman"/>
+        </w:rPr>
+        <w:t xml:space="preserve"> </w:t>
+      </w:r>
+      <w:r>
+        <w:rPr>
+          <w:rFonts w:ascii="Times New Roman" w:hAnsi="Times New Roman"/>
+        </w:rPr>
+        <w:t xml:space="preserve">de</w:t>
+      </w:r>
+      <w:r>
+        <w:rPr>
+          <w:rFonts w:ascii="Times New Roman" w:hAnsi="Times New Roman"/>
+        </w:rPr>
+        <w:t xml:space="preserve"> </w:t>
+      </w:r>
+      <w:r>
+        <w:rPr>
+          <w:rFonts w:ascii="Times New Roman" w:hAnsi="Times New Roman"/>
+        </w:rPr>
+        <w:t xml:space="preserve">clase:</w:t>
+      </w:r>
+      <w:r>
+        <w:rPr>
+          <w:rFonts w:ascii="Times New Roman" w:hAnsi="Times New Roman"/>
+        </w:rPr>
+        <w:t xml:space="preserve"> </w:t>
+      </w:r>
+      <w:r>
+        <w:rPr>
+          <w:rFonts w:ascii="Times New Roman" w:hAnsi="Times New Roman"/>
+        </w:rPr>
+        <w:t xml:space="preserve">las</w:t>
+      </w:r>
+      <w:r>
+        <w:rPr>
+          <w:rFonts w:ascii="Times New Roman" w:hAnsi="Times New Roman"/>
+        </w:rPr>
+        <w:t xml:space="preserve"> </w:t>
+      </w:r>
+      <w:r>
+        <w:rPr>
+          <w:rFonts w:ascii="Times New Roman" w:hAnsi="Times New Roman"/>
+        </w:rPr>
+        <w:t xml:space="preserve">decisiones</w:t>
+      </w:r>
+      <w:r>
+        <w:rPr>
+          <w:rFonts w:ascii="Times New Roman" w:hAnsi="Times New Roman"/>
+        </w:rPr>
+        <w:t xml:space="preserve"> </w:t>
+      </w:r>
+      <w:r>
+        <w:rPr>
+          <w:rFonts w:ascii="Times New Roman" w:hAnsi="Times New Roman"/>
+        </w:rPr>
+        <w:t xml:space="preserve">cambiadas</w:t>
+      </w:r>
+      <w:r>
+        <w:rPr>
+          <w:rFonts w:ascii="Times New Roman" w:hAnsi="Times New Roman"/>
+        </w:rPr>
+        <w:t xml:space="preserve"> </w:t>
+      </w:r>
+      <w:r>
+        <w:rPr>
+          <w:rFonts w:ascii="Times New Roman" w:hAnsi="Times New Roman"/>
+        </w:rPr>
+        <w:t xml:space="preserve">del</w:t>
+      </w:r>
+      <w:r>
+        <w:rPr>
+          <w:rFonts w:ascii="Times New Roman" w:hAnsi="Times New Roman"/>
+        </w:rPr>
+        <w:t xml:space="preserve"> </w:t>
+      </w:r>
+      <w:r>
+        <w:rPr>
+          <w:rFonts w:ascii="Times New Roman" w:hAnsi="Times New Roman"/>
+        </w:rPr>
+        <w:t xml:space="preserve">modelo</w:t>
+      </w:r>
+      <w:r>
+        <w:rPr>
+          <w:rFonts w:ascii="Times New Roman" w:hAnsi="Times New Roman"/>
+        </w:rPr>
+        <w:t xml:space="preserve"> </w:t>
+      </w:r>
+      <w:r>
+        <w:rPr>
+          <w:rFonts w:ascii="Times New Roman" w:hAnsi="Times New Roman"/>
+        </w:rPr>
+        <w:t xml:space="preserve">de</w:t>
+      </w:r>
+      <w:r>
+        <w:rPr>
+          <w:rFonts w:ascii="Times New Roman" w:hAnsi="Times New Roman"/>
+        </w:rPr>
+        <w:t xml:space="preserve"> </w:t>
+      </w:r>
+      <w:r>
+        <w:rPr>
+          <w:rFonts w:ascii="Times New Roman" w:hAnsi="Times New Roman"/>
+        </w:rPr>
+        <w:t xml:space="preserve">cinco</w:t>
+      </w:r>
+      <w:r>
+        <w:rPr>
+          <w:rFonts w:ascii="Times New Roman" w:hAnsi="Times New Roman"/>
+        </w:rPr>
+        <w:t xml:space="preserve"> </w:t>
+      </w:r>
+      <w:r>
+        <w:rPr>
+          <w:rFonts w:ascii="Times New Roman" w:hAnsi="Times New Roman"/>
+        </w:rPr>
+        <w:t xml:space="preserve">clases</w:t>
+      </w:r>
+      <w:r>
+        <w:rPr>
+          <w:rFonts w:ascii="Times New Roman" w:hAnsi="Times New Roman"/>
+        </w:rPr>
+        <w:t xml:space="preserve"> </w:t>
+      </w:r>
+      <w:r>
+        <w:rPr>
+          <w:rFonts w:ascii="Times New Roman" w:hAnsi="Times New Roman"/>
+        </w:rPr>
+        <w:t xml:space="preserve">bajan</w:t>
+      </w:r>
+      <w:r>
+        <w:rPr>
+          <w:rFonts w:ascii="Times New Roman" w:hAnsi="Times New Roman"/>
+        </w:rPr>
+        <w:t xml:space="preserve"> </w:t>
+      </w:r>
+      <w:r>
+        <w:rPr>
+          <w:rFonts w:ascii="Times New Roman" w:hAnsi="Times New Roman"/>
+        </w:rPr>
+        <w:t xml:space="preserve">de</w:t>
+      </w:r>
+      <w:r>
+        <w:rPr>
+          <w:rFonts w:ascii="Times New Roman" w:hAnsi="Times New Roman"/>
+        </w:rPr>
+        <w:t xml:space="preserve"> </w:t>
+      </w:r>
+      <w:r>
+        <w:rPr>
+          <w:rFonts w:ascii="Times New Roman" w:hAnsi="Times New Roman"/>
+        </w:rPr>
+        <w:t xml:space="preserve">51</w:t>
+      </w:r>
+      <w:r>
+        <w:rPr>
+          <w:rFonts w:ascii="Times New Roman" w:hAnsi="Times New Roman"/>
+        </w:rPr>
+        <w:t xml:space="preserve"> </w:t>
+      </w:r>
+      <w:r>
+        <w:rPr>
+          <w:rFonts w:ascii="Times New Roman" w:hAnsi="Times New Roman"/>
+        </w:rPr>
+        <w:t xml:space="preserve">(crudo)</w:t>
+      </w:r>
+      <w:r>
+        <w:rPr>
+          <w:rFonts w:ascii="Times New Roman" w:hAnsi="Times New Roman"/>
+        </w:rPr>
+        <w:t xml:space="preserve"> </w:t>
+      </w:r>
+      <w:r>
+        <w:rPr>
+          <w:rFonts w:ascii="Times New Roman" w:hAnsi="Times New Roman"/>
+        </w:rPr>
+        <w:t xml:space="preserve">y</w:t>
+      </w:r>
+      <w:r>
+        <w:rPr>
+          <w:rFonts w:ascii="Times New Roman" w:hAnsi="Times New Roman"/>
+        </w:rPr>
+        <w:t xml:space="preserve"> </w:t>
+      </w:r>
+      <w:r>
+        <w:rPr>
+          <w:rFonts w:ascii="Times New Roman" w:hAnsi="Times New Roman"/>
+        </w:rPr>
+        <w:t xml:space="preserve">24</w:t>
+      </w:r>
+      <w:r>
+        <w:rPr>
+          <w:rFonts w:ascii="Times New Roman" w:hAnsi="Times New Roman"/>
+        </w:rPr>
+        <w:t xml:space="preserve"> </w:t>
+      </w:r>
+      <w:r>
+        <w:rPr>
+          <w:rFonts w:ascii="Times New Roman" w:hAnsi="Times New Roman"/>
+        </w:rPr>
+        <w:t xml:space="preserve">(filtro)</w:t>
+      </w:r>
+      <w:r>
+        <w:rPr>
+          <w:rFonts w:ascii="Times New Roman" w:hAnsi="Times New Roman"/>
+        </w:rPr>
+        <w:t xml:space="preserve"> </w:t>
+      </w:r>
+      <w:r>
+        <w:rPr>
+          <w:rFonts w:ascii="Times New Roman" w:hAnsi="Times New Roman"/>
+        </w:rPr>
+        <w:t xml:space="preserve">a</w:t>
+      </w:r>
+      <w:r>
+        <w:rPr>
+          <w:rFonts w:ascii="Times New Roman" w:hAnsi="Times New Roman"/>
+        </w:rPr>
+        <w:t xml:space="preserve"> </w:t>
+      </w:r>
+      <w:r>
+        <w:rPr>
+          <w:rFonts w:ascii="Times New Roman" w:hAnsi="Times New Roman"/>
+        </w:rPr>
+        <w:t xml:space="preserve">15</w:t>
+      </w:r>
+      <w:r>
+        <w:rPr>
+          <w:rFonts w:ascii="Times New Roman" w:hAnsi="Times New Roman"/>
+        </w:rPr>
+        <w:t xml:space="preserve"> </w:t>
+      </w:r>
+      <w:r>
+        <w:rPr>
+          <w:rFonts w:ascii="Times New Roman" w:hAnsi="Times New Roman"/>
+        </w:rPr>
+        <w:t xml:space="preserve">en</w:t>
+      </w:r>
+      <w:r>
+        <w:rPr>
+          <w:rFonts w:ascii="Times New Roman" w:hAnsi="Times New Roman"/>
+        </w:rPr>
+        <w:t xml:space="preserve"> </w:t>
+      </w:r>
+      <w:r>
+        <w:rPr>
+          <w:rFonts w:ascii="Times New Roman" w:hAnsi="Times New Roman"/>
+        </w:rPr>
+        <w:t xml:space="preserve">500</w:t>
+      </w:r>
+      <w:r>
+        <w:rPr>
+          <w:rFonts w:ascii="Times New Roman" w:hAnsi="Times New Roman"/>
+        </w:rPr>
+        <w:t xml:space="preserve"> </w:t>
+      </w:r>
+      <w:r>
+        <w:rPr>
+          <w:rFonts w:ascii="Times New Roman" w:hAnsi="Times New Roman"/>
+        </w:rPr>
+        <w:t xml:space="preserve">lecturas.</w:t>
+      </w:r>
+      <w:r>
+        <w:rPr>
+          <w:rFonts w:ascii="Times New Roman" w:hAnsi="Times New Roman"/>
+        </w:rPr>
+        <w:t xml:space="preserve"> </w:t>
+      </w:r>
+      <w:r>
+        <w:rPr>
+          <w:rFonts w:ascii="Times New Roman" w:hAnsi="Times New Roman"/>
+        </w:rPr>
+        <w:t xml:space="preserve">El</w:t>
+      </w:r>
+      <w:r>
+        <w:rPr>
+          <w:rFonts w:ascii="Times New Roman" w:hAnsi="Times New Roman"/>
+        </w:rPr>
+        <w:t xml:space="preserve"> </w:t>
+      </w:r>
+      <w:r>
+        <w:rPr>
+          <w:rFonts w:ascii="Times New Roman" w:hAnsi="Times New Roman"/>
+        </w:rPr>
+        <w:t xml:space="preserve">eco</w:t>
+      </w:r>
+      <w:r>
+        <w:rPr>
+          <w:rFonts w:ascii="Times New Roman" w:hAnsi="Times New Roman"/>
+        </w:rPr>
+        <w:t xml:space="preserve"> </w:t>
+      </w:r>
+      <w:r>
+        <w:rPr>
+          <w:rFonts w:ascii="Times New Roman" w:hAnsi="Times New Roman"/>
+        </w:rPr>
+        <w:t xml:space="preserve">ayudó</w:t>
+      </w:r>
+      <w:r>
+        <w:rPr>
+          <w:rFonts w:ascii="Times New Roman" w:hAnsi="Times New Roman"/>
+        </w:rPr>
+        <w:t xml:space="preserve"> </w:t>
+      </w:r>
+      <w:r>
+        <w:rPr>
+          <w:rFonts w:ascii="Times New Roman" w:hAnsi="Times New Roman"/>
+        </w:rPr>
+        <w:t xml:space="preserve">solo</w:t>
+      </w:r>
+      <w:r>
+        <w:rPr>
+          <w:rFonts w:ascii="Times New Roman" w:hAnsi="Times New Roman"/>
+        </w:rPr>
+        <w:t xml:space="preserve"> </w:t>
+      </w:r>
+      <w:r>
+        <w:rPr>
+          <w:rFonts w:ascii="Times New Roman" w:hAnsi="Times New Roman"/>
+        </w:rPr>
+        <w:t xml:space="preserve">donde</w:t>
+      </w:r>
+      <w:r>
+        <w:rPr>
+          <w:rFonts w:ascii="Times New Roman" w:hAnsi="Times New Roman"/>
+        </w:rPr>
+        <w:t xml:space="preserve"> </w:t>
+      </w:r>
+      <w:r>
+        <w:rPr>
+          <w:rFonts w:ascii="Times New Roman" w:hAnsi="Times New Roman"/>
+        </w:rPr>
+        <w:t xml:space="preserve">el</w:t>
+      </w:r>
+      <w:r>
+        <w:rPr>
+          <w:rFonts w:ascii="Times New Roman" w:hAnsi="Times New Roman"/>
+        </w:rPr>
+        <w:t xml:space="preserve"> </w:t>
+      </w:r>
+      <w:r>
+        <w:rPr>
+          <w:rFonts w:ascii="Times New Roman" w:hAnsi="Times New Roman"/>
+        </w:rPr>
+        <w:t xml:space="preserve">error</w:t>
+      </w:r>
+      <w:r>
+        <w:rPr>
+          <w:rFonts w:ascii="Times New Roman" w:hAnsi="Times New Roman"/>
+        </w:rPr>
+        <w:t xml:space="preserve"> </w:t>
+      </w:r>
+      <w:r>
+        <w:rPr>
+          <w:rFonts w:ascii="Times New Roman" w:hAnsi="Times New Roman"/>
+        </w:rPr>
+        <w:t xml:space="preserve">filtrado</w:t>
+      </w:r>
+      <w:r>
+        <w:rPr>
+          <w:rFonts w:ascii="Times New Roman" w:hAnsi="Times New Roman"/>
+        </w:rPr>
+        <w:t xml:space="preserve"> </w:t>
+      </w:r>
+      <w:r>
+        <w:rPr>
+          <w:rFonts w:ascii="Times New Roman" w:hAnsi="Times New Roman"/>
+        </w:rPr>
+        <w:t xml:space="preserve">estaba</w:t>
+      </w:r>
+      <w:r>
+        <w:rPr>
+          <w:rFonts w:ascii="Times New Roman" w:hAnsi="Times New Roman"/>
+        </w:rPr>
+        <w:t xml:space="preserve"> </w:t>
+      </w:r>
+      <w:r>
+        <w:rPr>
+          <w:rFonts w:ascii="Times New Roman" w:hAnsi="Times New Roman"/>
+        </w:rPr>
+        <w:t xml:space="preserve">bien</w:t>
+      </w:r>
+      <w:r>
+        <w:rPr>
+          <w:rFonts w:ascii="Times New Roman" w:hAnsi="Times New Roman"/>
+        </w:rPr>
+        <w:t xml:space="preserve"> </w:t>
+      </w:r>
+      <w:r>
+        <w:rPr>
+          <w:rFonts w:ascii="Times New Roman" w:hAnsi="Times New Roman"/>
+        </w:rPr>
+        <w:t xml:space="preserve">por</w:t>
+      </w:r>
+      <w:r>
+        <w:rPr>
+          <w:rFonts w:ascii="Times New Roman" w:hAnsi="Times New Roman"/>
+        </w:rPr>
+        <w:t xml:space="preserve"> </w:t>
+      </w:r>
+      <w:r>
+        <w:rPr>
+          <w:rFonts w:ascii="Times New Roman" w:hAnsi="Times New Roman"/>
+        </w:rPr>
+        <w:t xml:space="preserve">encima</w:t>
+      </w:r>
+      <w:r>
+        <w:rPr>
+          <w:rFonts w:ascii="Times New Roman" w:hAnsi="Times New Roman"/>
+        </w:rPr>
+        <w:t xml:space="preserve"> </w:t>
+      </w:r>
+      <w:r>
+        <w:rPr>
+          <w:rFonts w:ascii="Times New Roman" w:hAnsi="Times New Roman"/>
+        </w:rPr>
+        <w:t xml:space="preserve">del</w:t>
+      </w:r>
+      <w:r>
+        <w:rPr>
+          <w:rFonts w:ascii="Times New Roman" w:hAnsi="Times New Roman"/>
+        </w:rPr>
+        <w:t xml:space="preserve"> </w:t>
+      </w:r>
+      <w:r>
+        <w:rPr>
+          <w:rFonts w:ascii="Times New Roman" w:hAnsi="Times New Roman"/>
+        </w:rPr>
+        <w:t xml:space="preserve">ruido</w:t>
+      </w:r>
+      <w:r>
+        <w:rPr>
+          <w:rFonts w:ascii="Times New Roman" w:hAnsi="Times New Roman"/>
+        </w:rPr>
+        <w:t xml:space="preserve"> </w:t>
+      </w:r>
+      <w:r>
+        <w:rPr>
+          <w:rFonts w:ascii="Times New Roman" w:hAnsi="Times New Roman"/>
+        </w:rPr>
+        <w:t xml:space="preserve">de</w:t>
+      </w:r>
+      <w:r>
+        <w:rPr>
+          <w:rFonts w:ascii="Times New Roman" w:hAnsi="Times New Roman"/>
+        </w:rPr>
+        <w:t xml:space="preserve"> </w:t>
+      </w:r>
+      <w:r>
+        <w:rPr>
+          <w:rFonts w:ascii="Times New Roman" w:hAnsi="Times New Roman"/>
+        </w:rPr>
+        <w:t xml:space="preserve">disparo.</w:t>
+      </w:r>
+      <w:r>
+        <w:rPr>
+          <w:rFonts w:ascii="Times New Roman" w:hAnsi="Times New Roman"/>
+        </w:rPr>
+        <w:t xml:space="preserve"> </w:t>
+      </w:r>
+      <w:r>
+        <w:rPr>
+          <w:rFonts w:ascii="Times New Roman" w:hAnsi="Times New Roman"/>
+        </w:rPr>
         <w:t xml:space="preserve">Estos</w:t>
       </w:r>
       <w:r>
@@ -6785,7 +8644,7 @@
         <w:rPr>
           <w:rFonts w:ascii="Times New Roman" w:hAnsi="Times New Roman"/>
         </w:rPr>
-        <w:t xml:space="preserve">0.6.13,</w:t>
+        <w:t xml:space="preserve">0.6.16,</w:t>
       </w:r>
       <w:r>
         <w:rPr>
@@ -6804,7 +8663,127 @@
         <w:rPr>
           <w:rFonts w:ascii="Times New Roman" w:hAnsi="Times New Roman"/>
         </w:rPr>
-        <w:t xml:space="preserve">).</w:t>
+        <w:t xml:space="preserve">;</w:t>
+      </w:r>
+      <w:r>
+        <w:rPr>
+          <w:rFonts w:ascii="Times New Roman" w:hAnsi="Times New Roman"/>
+        </w:rPr>
+        <w:t xml:space="preserve"> </w:t>
+      </w:r>
+      <w:r>
+        <w:rPr>
+          <w:rFonts w:ascii="Times New Roman" w:hAnsi="Times New Roman"/>
+        </w:rPr>
+        <w:t xml:space="preserve">el</w:t>
+      </w:r>
+      <w:r>
+        <w:rPr>
+          <w:rFonts w:ascii="Times New Roman" w:hAnsi="Times New Roman"/>
+        </w:rPr>
+        <w:t xml:space="preserve"> </w:t>
+      </w:r>
+      <w:r>
+        <w:rPr>
+          <w:rFonts w:ascii="Times New Roman" w:hAnsi="Times New Roman"/>
+        </w:rPr>
+        <w:t xml:space="preserve">modelo</w:t>
+      </w:r>
+      <w:r>
+        <w:rPr>
+          <w:rFonts w:ascii="Times New Roman" w:hAnsi="Times New Roman"/>
+        </w:rPr>
+        <w:t xml:space="preserve"> </w:t>
+      </w:r>
+      <w:r>
+        <w:rPr>
+          <w:rFonts w:ascii="Times New Roman" w:hAnsi="Times New Roman"/>
+        </w:rPr>
+        <w:t xml:space="preserve">multiclase</w:t>
+      </w:r>
+      <w:r>
+        <w:rPr>
+          <w:rFonts w:ascii="Times New Roman" w:hAnsi="Times New Roman"/>
+        </w:rPr>
+        <w:t xml:space="preserve"> </w:t>
+      </w:r>
+      <w:r>
+        <w:rPr>
+          <w:rFonts w:ascii="Times New Roman" w:hAnsi="Times New Roman"/>
+        </w:rPr>
+        <w:t xml:space="preserve">está</w:t>
+      </w:r>
+      <w:r>
+        <w:rPr>
+          <w:rFonts w:ascii="Times New Roman" w:hAnsi="Times New Roman"/>
+        </w:rPr>
+        <w:t xml:space="preserve"> </w:t>
+      </w:r>
+      <w:r>
+        <w:rPr>
+          <w:rFonts w:ascii="Times New Roman" w:hAnsi="Times New Roman"/>
+        </w:rPr>
+        <w:t xml:space="preserve">en</w:t>
+      </w:r>
+      <w:r>
+        <w:rPr>
+          <w:rFonts w:ascii="Times New Roman" w:hAnsi="Times New Roman"/>
+        </w:rPr>
+        <w:t xml:space="preserve"> </w:t>
+      </w:r>
+      <w:r>
+        <w:rPr>
+          <w:rFonts w:ascii="Times New Roman" w:hAnsi="Times New Roman"/>
+        </w:rPr>
+        <w:t xml:space="preserve">la</w:t>
+      </w:r>
+      <w:r>
+        <w:rPr>
+          <w:rFonts w:ascii="Times New Roman" w:hAnsi="Times New Roman"/>
+        </w:rPr>
+        <w:t xml:space="preserve"> </w:t>
+      </w:r>
+      <w:r>
+        <w:rPr>
+          <w:rFonts w:ascii="Times New Roman" w:hAnsi="Times New Roman"/>
+        </w:rPr>
+        <w:t xml:space="preserve">rama</w:t>
+      </w:r>
+      <w:r>
+        <w:rPr>
+          <w:rFonts w:ascii="Times New Roman" w:hAnsi="Times New Roman"/>
+        </w:rPr>
+        <w:t xml:space="preserve"> </w:t>
+      </w:r>
+      <w:r>
+        <w:rPr>
+          <w:rFonts w:ascii="Times New Roman" w:hAnsi="Times New Roman"/>
+        </w:rPr>
+        <w:t xml:space="preserve">principal</w:t>
+      </w:r>
+      <w:r>
+        <w:rPr>
+          <w:rFonts w:ascii="Times New Roman" w:hAnsi="Times New Roman"/>
+        </w:rPr>
+        <w:t xml:space="preserve"> </w:t>
+      </w:r>
+      <w:r>
+        <w:rPr>
+          <w:rFonts w:ascii="Times New Roman" w:hAnsi="Times New Roman"/>
+        </w:rPr>
+        <w:t xml:space="preserve">del</w:t>
+      </w:r>
+      <w:r>
+        <w:rPr>
+          <w:rFonts w:ascii="Times New Roman" w:hAnsi="Times New Roman"/>
+        </w:rPr>
+        <w:t xml:space="preserve"> </w:t>
+      </w:r>
+      <w:r>
+        <w:rPr>
+          <w:rFonts w:ascii="Times New Roman" w:hAnsi="Times New Roman"/>
+        </w:rPr>
+        <w:t xml:space="preserve">repositorio).</w:t>
       </w:r>
     </w:p>
     <w:bookmarkStart w:id="20" w:name="introducción"/>
@@ -7141,7 +9120,7 @@
         <w:rPr>
           <w:rFonts w:ascii="Times New Roman" w:hAnsi="Times New Roman"/>
         </w:rPr>
-        <w:t xml:space="preserve">De 91 predicciones pre-registradas en los estudios que se resumen aquí, 70 se cumplieron y 21 fallaron; las</w:t>
+        <w:t xml:space="preserve">De 122 predicciones pre-registradas en los estudios que se resumen aquí, 89 se cumplieron y 33 fallaron; las</w:t>
       </w:r>
       <w:r>
         <w:rPr>
@@ -7157,7 +9136,7 @@
       </w:r>
     </w:p>
     <w:bookmarkEnd w:id="20"/>
-    <w:bookmarkStart w:id="27" w:name="modelo-y-teoría"/>
+    <w:bookmarkStart w:id="28" w:name="modelo-y-teoría"/>
     <w:p>
       <w:pPr>
         <w:pStyle w:val="Heading1"/>
@@ -8889,7 +10868,492 @@
       </w:r>
     </w:p>
     <w:bookmarkEnd w:id="25"/>
-    <w:bookmarkStart w:id="26" w:name="f2-simulabilidad."/>
+    <w:bookmarkStart w:id="26" w:name="lectura-multiclase."/>
+    <w:p>
+      <w:pPr>
+        <w:pStyle w:val="Heading4"/>
+      </w:pPr>
+      <w:r>
+        <w:rPr>
+          <w:rFonts w:ascii="Times New Roman" w:hAnsi="Times New Roman"/>
+        </w:rPr>
+        <w:t xml:space="preserve">Lectura multiclase.</w:t>
+      </w:r>
+    </w:p>
+    <w:p>
+      <w:pPr>
+        <w:pStyle w:val="FirstParagraph"/>
+      </w:pPr>
+      <w:r>
+        <w:rPr>
+          <w:rStyle w:val="VerbatimChar"/>
+          <w:rFonts w:ascii="Times New Roman" w:hAnsi="Times New Roman"/>
+        </w:rPr>
+        <w:t xml:space="preserve">MultiClassQNN</w:t>
+      </w:r>
+      <w:r>
+        <w:rPr>
+          <w:rFonts w:ascii="Times New Roman" w:hAnsi="Times New Roman"/>
+        </w:rPr>
+        <w:t xml:space="preserve"> </w:t>
+      </w:r>
+      <w:r>
+        <w:rPr>
+          <w:rFonts w:ascii="Times New Roman" w:hAnsi="Times New Roman"/>
+        </w:rPr>
+        <w:t xml:space="preserve">usa la red de peso 1 con</w:t>
+      </w:r>
+      <w:r>
+        <w:rPr>
+          <w:rFonts w:ascii="Times New Roman" w:hAnsi="Times New Roman"/>
+        </w:rPr>
+        <w:t xml:space="preserve"> </w:t>
+      </w:r>
+      <m:oMath>
+        <m:r>
+          <m:t>C</m:t>
+        </m:r>
+        <m:r>
+          <m:rPr>
+            <m:sty m:val="p"/>
+          </m:rPr>
+          <m:t>≤</m:t>
+        </m:r>
+        <m:r>
+          <m:t>n</m:t>
+        </m:r>
+      </m:oMath>
+      <w:r>
+        <w:rPr>
+          <w:rFonts w:ascii="Times New Roman" w:hAnsi="Times New Roman"/>
+        </w:rPr>
+        <w:t xml:space="preserve"> </w:t>
+      </w:r>
+      <w:r>
+        <w:rPr>
+          <w:rFonts w:ascii="Times New Roman" w:hAnsi="Times New Roman"/>
+        </w:rPr>
+        <w:t xml:space="preserve">clases, la clase</w:t>
+      </w:r>
+      <w:r>
+        <w:rPr>
+          <w:rFonts w:ascii="Times New Roman" w:hAnsi="Times New Roman"/>
+        </w:rPr>
+        <w:t xml:space="preserve"> </w:t>
+      </w:r>
+      <m:oMath>
+        <m:r>
+          <m:t>c</m:t>
+        </m:r>
+      </m:oMath>
+      <w:r>
+        <w:rPr>
+          <w:rFonts w:ascii="Times New Roman" w:hAnsi="Times New Roman"/>
+        </w:rPr>
+        <w:t xml:space="preserve"> </w:t>
+      </w:r>
+      <w:r>
+        <w:rPr>
+          <w:rFonts w:ascii="Times New Roman" w:hAnsi="Times New Roman"/>
+        </w:rPr>
+        <w:t xml:space="preserve">en el</w:t>
+      </w:r>
+      <w:r>
+        <w:rPr>
+          <w:rFonts w:ascii="Times New Roman" w:hAnsi="Times New Roman"/>
+        </w:rPr>
+        <w:t xml:space="preserve"> </w:t>
+      </w:r>
+      <w:r>
+        <w:rPr>
+          <w:rFonts w:ascii="Times New Roman" w:hAnsi="Times New Roman"/>
+        </w:rPr>
+        <w:t xml:space="preserve">qubit</w:t>
+      </w:r>
+      <w:r>
+        <w:rPr>
+          <w:rFonts w:ascii="Times New Roman" w:hAnsi="Times New Roman"/>
+        </w:rPr>
+        <w:t xml:space="preserve"> </w:t>
+      </w:r>
+      <m:oMath>
+        <m:r>
+          <m:t>c</m:t>
+        </m:r>
+      </m:oMath>
+      <w:r>
+        <w:rPr>
+          <w:rFonts w:ascii="Times New Roman" w:hAnsi="Times New Roman"/>
+        </w:rPr>
+        <w:t xml:space="preserve">. Su lectura</w:t>
+      </w:r>
+      <w:r>
+        <w:rPr>
+          <w:rFonts w:ascii="Times New Roman" w:hAnsi="Times New Roman"/>
+        </w:rPr>
+        <w:t xml:space="preserve"> </w:t>
+      </w:r>
+      <w:r>
+        <w:rPr>
+          <w:rFonts w:ascii="Times New Roman" w:hAnsi="Times New Roman"/>
+        </w:rPr>
+        <w:t xml:space="preserve">“</w:t>
+      </w:r>
+      <w:r>
+        <w:rPr>
+          <w:rFonts w:ascii="Times New Roman" w:hAnsi="Times New Roman"/>
+        </w:rPr>
+        <w:t xml:space="preserve">qubit</w:t>
+      </w:r>
+      <w:r>
+        <w:rPr>
+          <w:rFonts w:ascii="Times New Roman" w:hAnsi="Times New Roman"/>
+        </w:rPr>
+        <w:t xml:space="preserve">”</w:t>
+      </w:r>
+      <w:r>
+        <w:rPr>
+          <w:rFonts w:ascii="Times New Roman" w:hAnsi="Times New Roman"/>
+        </w:rPr>
+        <w:t xml:space="preserve"> </w:t>
+      </w:r>
+      <w:r>
+        <w:rPr>
+          <w:rFonts w:ascii="Times New Roman" w:hAnsi="Times New Roman"/>
+        </w:rPr>
+        <w:t xml:space="preserve">puntúa la clase</w:t>
+      </w:r>
+      <w:r>
+        <w:rPr>
+          <w:rFonts w:ascii="Times New Roman" w:hAnsi="Times New Roman"/>
+        </w:rPr>
+        <w:t xml:space="preserve"> </w:t>
+      </w:r>
+      <m:oMath>
+        <m:r>
+          <m:t>c</m:t>
+        </m:r>
+      </m:oMath>
+      <w:r>
+        <w:rPr>
+          <w:rFonts w:ascii="Times New Roman" w:hAnsi="Times New Roman"/>
+        </w:rPr>
+        <w:t xml:space="preserve"> </w:t>
+      </w:r>
+      <w:r>
+        <w:rPr>
+          <w:rFonts w:ascii="Times New Roman" w:hAnsi="Times New Roman"/>
+        </w:rPr>
+        <w:t xml:space="preserve">con la probabilidad de excitación</w:t>
+      </w:r>
+      <w:r>
+        <w:rPr>
+          <w:rFonts w:ascii="Times New Roman" w:hAnsi="Times New Roman"/>
+        </w:rPr>
+        <w:t xml:space="preserve"> </w:t>
+      </w:r>
+      <m:oMath>
+        <m:sSub>
+          <m:e>
+            <m:r>
+              <m:t>p</m:t>
+            </m:r>
+          </m:e>
+          <m:sub>
+            <m:r>
+              <m:t>c</m:t>
+            </m:r>
+          </m:sub>
+        </m:sSub>
+        <m:r>
+          <m:rPr>
+            <m:sty m:val="p"/>
+          </m:rPr>
+          <m:t>=</m:t>
+        </m:r>
+        <m:d>
+          <m:dPr>
+            <m:begChr m:val="("/>
+            <m:endChr m:val=")"/>
+            <m:sepChr m:val=""/>
+            <m:grow/>
+          </m:dPr>
+          <m:e>
+            <m:r>
+              <m:t>1</m:t>
+            </m:r>
+            <m:r>
+              <m:rPr>
+                <m:sty m:val="p"/>
+              </m:rPr>
+              <m:t>−</m:t>
+            </m:r>
+            <m:r>
+              <m:t>q</m:t>
+            </m:r>
+            <m:sSubSup>
+              <m:e>
+                <m:r>
+                  <m:t>g</m:t>
+                </m:r>
+              </m:e>
+              <m:sub>
+                <m:r>
+                  <m:t>Z</m:t>
+                </m:r>
+              </m:sub>
+              <m:sup>
+                <m:d>
+                  <m:dPr>
+                    <m:begChr m:val="("/>
+                    <m:endChr m:val=")"/>
+                    <m:sepChr m:val=""/>
+                    <m:grow/>
+                  </m:dPr>
+                  <m:e>
+                    <m:r>
+                      <m:t>c</m:t>
+                    </m:r>
+                  </m:e>
+                </m:d>
+              </m:sup>
+            </m:sSubSup>
+          </m:e>
+        </m:d>
+        <m:r>
+          <m:rPr>
+            <m:sty m:val="p"/>
+          </m:rPr>
+          <m:t>/</m:t>
+        </m:r>
+        <m:r>
+          <m:t>2</m:t>
+        </m:r>
+      </m:oMath>
+      <w:r>
+        <w:rPr>
+          <w:rFonts w:ascii="Times New Roman" w:hAnsi="Times New Roman"/>
+        </w:rPr>
+        <w:t xml:space="preserve"> </w:t>
+      </w:r>
+      <w:r>
+        <w:rPr>
+          <w:rFonts w:ascii="Times New Roman" w:hAnsi="Times New Roman"/>
+        </w:rPr>
+        <w:t xml:space="preserve">y logits</w:t>
+      </w:r>
+      <w:r>
+        <w:rPr>
+          <w:rFonts w:ascii="Times New Roman" w:hAnsi="Times New Roman"/>
+        </w:rPr>
+        <w:t xml:space="preserve"> </w:t>
+      </w:r>
+      <m:oMath>
+        <m:r>
+          <m:t>a</m:t>
+        </m:r>
+        <m:r>
+          <m:t> </m:t>
+        </m:r>
+        <m:sSub>
+          <m:e>
+            <m:r>
+              <m:t>p</m:t>
+            </m:r>
+          </m:e>
+          <m:sub>
+            <m:r>
+              <m:t>c</m:t>
+            </m:r>
+          </m:sub>
+        </m:sSub>
+        <m:r>
+          <m:rPr>
+            <m:sty m:val="p"/>
+          </m:rPr>
+          <m:t>+</m:t>
+        </m:r>
+        <m:sSub>
+          <m:e>
+            <m:r>
+              <m:t>b</m:t>
+            </m:r>
+          </m:e>
+          <m:sub>
+            <m:r>
+              <m:t>c</m:t>
+            </m:r>
+          </m:sub>
+        </m:sSub>
+      </m:oMath>
+      <w:r>
+        <w:rPr>
+          <w:rFonts w:ascii="Times New Roman" w:hAnsi="Times New Roman"/>
+        </w:rPr>
+        <w:t xml:space="preserve">; su lectura</w:t>
+      </w:r>
+      <w:r>
+        <w:rPr>
+          <w:rFonts w:ascii="Times New Roman" w:hAnsi="Times New Roman"/>
+        </w:rPr>
+        <w:t xml:space="preserve"> </w:t>
+      </w:r>
+      <w:r>
+        <w:rPr>
+          <w:rFonts w:ascii="Times New Roman" w:hAnsi="Times New Roman"/>
+        </w:rPr>
+        <w:t xml:space="preserve">“</w:t>
+      </w:r>
+      <w:r>
+        <w:rPr>
+          <w:rFonts w:ascii="Times New Roman" w:hAnsi="Times New Roman"/>
+        </w:rPr>
+        <w:t xml:space="preserve">cabeza</w:t>
+      </w:r>
+      <w:r>
+        <w:rPr>
+          <w:rFonts w:ascii="Times New Roman" w:hAnsi="Times New Roman"/>
+        </w:rPr>
+        <w:t xml:space="preserve">”</w:t>
+      </w:r>
+      <w:r>
+        <w:rPr>
+          <w:rFonts w:ascii="Times New Roman" w:hAnsi="Times New Roman"/>
+        </w:rPr>
+        <w:t xml:space="preserve"> </w:t>
+      </w:r>
+      <w:r>
+        <w:rPr>
+          <w:rFonts w:ascii="Times New Roman" w:hAnsi="Times New Roman"/>
+        </w:rPr>
+        <w:t xml:space="preserve">es un softmax lineal sobre los</w:t>
+      </w:r>
+      <w:r>
+        <w:rPr>
+          <w:rFonts w:ascii="Times New Roman" w:hAnsi="Times New Roman"/>
+        </w:rPr>
+        <w:t xml:space="preserve"> </w:t>
+      </w:r>
+      <m:oMath>
+        <m:r>
+          <m:t>n</m:t>
+        </m:r>
+      </m:oMath>
+      <w:r>
+        <w:rPr>
+          <w:rFonts w:ascii="Times New Roman" w:hAnsi="Times New Roman"/>
+        </w:rPr>
+        <w:t xml:space="preserve"> </w:t>
+      </w:r>
+      <w:r>
+        <w:rPr>
+          <w:rFonts w:ascii="Times New Roman" w:hAnsi="Times New Roman"/>
+        </w:rPr>
+        <w:t xml:space="preserve">valores</w:t>
+      </w:r>
+      <w:r>
+        <w:rPr>
+          <w:rFonts w:ascii="Times New Roman" w:hAnsi="Times New Roman"/>
+        </w:rPr>
+        <w:t xml:space="preserve"> </w:t>
+      </w:r>
+      <m:oMath>
+        <m:r>
+          <m:t>q</m:t>
+        </m:r>
+        <m:sSubSup>
+          <m:e>
+            <m:r>
+              <m:t>g</m:t>
+            </m:r>
+          </m:e>
+          <m:sub>
+            <m:r>
+              <m:t>Z</m:t>
+            </m:r>
+          </m:sub>
+          <m:sup>
+            <m:d>
+              <m:dPr>
+                <m:begChr m:val="("/>
+                <m:endChr m:val=")"/>
+                <m:sepChr m:val=""/>
+                <m:grow/>
+              </m:dPr>
+              <m:e>
+                <m:r>
+                  <m:t>i</m:t>
+                </m:r>
+              </m:e>
+            </m:d>
+          </m:sup>
+        </m:sSubSup>
+      </m:oMath>
+      <w:r>
+        <w:rPr>
+          <w:rFonts w:ascii="Times New Roman" w:hAnsi="Times New Roman"/>
+        </w:rPr>
+        <w:t xml:space="preserve">. Como cada</w:t>
+      </w:r>
+      <w:r>
+        <w:rPr>
+          <w:rFonts w:ascii="Times New Roman" w:hAnsi="Times New Roman"/>
+        </w:rPr>
+        <w:t xml:space="preserve"> </w:t>
+      </w:r>
+      <m:oMath>
+        <m:sSub>
+          <m:e>
+            <m:r>
+              <m:t>p</m:t>
+            </m:r>
+          </m:e>
+          <m:sub>
+            <m:r>
+              <m:t>c</m:t>
+            </m:r>
+          </m:sub>
+        </m:sSub>
+      </m:oMath>
+      <w:r>
+        <w:rPr>
+          <w:rFonts w:ascii="Times New Roman" w:hAnsi="Times New Roman"/>
+        </w:rPr>
+        <w:t xml:space="preserve"> </w:t>
+      </w:r>
+      <w:r>
+        <w:rPr>
+          <w:rFonts w:ascii="Times New Roman" w:hAnsi="Times New Roman"/>
+        </w:rPr>
+        <w:t xml:space="preserve">es una</w:t>
+      </w:r>
+      <w:r>
+        <w:rPr>
+          <w:rFonts w:ascii="Times New Roman" w:hAnsi="Times New Roman"/>
+        </w:rPr>
+        <w:t xml:space="preserve"> </w:t>
+      </w:r>
+      <w:r>
+        <w:rPr>
+          <w:rFonts w:ascii="Times New Roman" w:hAnsi="Times New Roman"/>
+        </w:rPr>
+        <w:t xml:space="preserve">probabilidad del sector, vale F4: con T1 igual las puntuaciones filtradas son exactamente las sin ruido. Un error dentro</w:t>
+      </w:r>
+      <w:r>
+        <w:rPr>
+          <w:rFonts w:ascii="Times New Roman" w:hAnsi="Times New Roman"/>
+        </w:rPr>
+        <w:t xml:space="preserve"> </w:t>
+      </w:r>
+      <w:r>
+        <w:rPr>
+          <w:rFonts w:ascii="Times New Roman" w:hAnsi="Times New Roman"/>
+        </w:rPr>
+        <w:t xml:space="preserve">del sector mueve aquí la excitación a otro qubit, es decir, cambia una clase por otra.</w:t>
+      </w:r>
+    </w:p>
+    <w:bookmarkEnd w:id="26"/>
+    <w:bookmarkStart w:id="27" w:name="f2-simulabilidad."/>
     <w:p>
       <w:pPr>
         <w:pStyle w:val="Heading4"/>
@@ -9177,9 +11641,9 @@
         <w:t xml:space="preserve">que esta nota no aborda.</w:t>
       </w:r>
     </w:p>
-    <w:bookmarkEnd w:id="26"/>
     <w:bookmarkEnd w:id="27"/>
-    <w:bookmarkStart w:id="28" w:name="métodos"/>
+    <w:bookmarkEnd w:id="28"/>
+    <w:bookmarkStart w:id="29" w:name="métodos"/>
     <w:p>
       <w:pPr>
         <w:pStyle w:val="Heading1"/>
@@ -9480,8 +11944,8 @@
         <w:t xml:space="preserve">.</w:t>
       </w:r>
     </w:p>
-    <w:bookmarkEnd w:id="28"/>
-    <w:bookmarkStart w:id="39" w:name="resultados"/>
+    <w:bookmarkEnd w:id="29"/>
+    <w:bookmarkStart w:id="42" w:name="resultados"/>
     <w:p>
       <w:pPr>
         <w:pStyle w:val="Heading1"/>
@@ -9493,7 +11957,7 @@
         <w:t xml:space="preserve">Resultados</w:t>
       </w:r>
     </w:p>
-    <w:bookmarkStart w:id="29" w:name="estudios-con-una-semilla."/>
+    <w:bookmarkStart w:id="30" w:name="estudios-con-una-semilla."/>
     <w:p>
       <w:pPr>
         <w:pStyle w:val="Heading4"/>
@@ -9976,11 +12440,192 @@
         <w:rPr>
           <w:rFonts w:ascii="Times New Roman" w:hAnsi="Times New Roman"/>
         </w:rPr>
-        <w:t xml:space="preserve">codificaciones que distorsionan, incluida una segunda réplica del efecto de 1.2 puntos.</w:t>
+        <w:t xml:space="preserve">codificaciones que distorsionan, incluida una segunda réplica del efecto de 1.2 puntos;</w:t>
       </w:r>
     </w:p>
-    <w:bookmarkEnd w:id="29"/>
-    <w:bookmarkStart w:id="34" w:name="réplica-en-60-corridas."/>
+    <w:p>
+      <w:pPr>
+        <w:numPr>
+          <w:ilvl w:val="0"/>
+          <w:numId w:val="1001"/>
+        </w:numPr>
+      </w:pPr>
+      <w:r>
+        <w:rPr>
+          <w:rFonts w:ascii="Times New Roman" w:hAnsi="Times New Roman"/>
+        </w:rPr>
+        <w:t xml:space="preserve">en la Sec. </w:t>
+      </w:r>
+      <w:hyperlink w:anchor="sec:mas">
+        <w:r>
+          <w:rPr>
+            <w:rStyle w:val="Hyperlink"/>
+          </w:rPr>
+          <w:t xml:space="preserve">4.0.0.7</w:t>
+        </w:r>
+      </w:hyperlink>
+      <w:r>
+        <w:rPr>
+          <w:rFonts w:ascii="Times New Roman" w:hAnsi="Times New Roman"/>
+        </w:rPr>
+        <w:t xml:space="preserve">: las cuatro predicciones de que el eco ayudaría en entradas de margen estrecho; el</w:t>
+      </w:r>
+      <w:r>
+        <w:rPr>
+          <w:rFonts w:ascii="Times New Roman" w:hAnsi="Times New Roman"/>
+        </w:rPr>
+        <w:t xml:space="preserve"> </w:t>
+      </w:r>
+      <w:r>
+        <w:rPr>
+          <w:rFonts w:ascii="Times New Roman" w:hAnsi="Times New Roman"/>
+        </w:rPr>
+        <w:t xml:space="preserve">entrenamiento con 1000 disparos, donde se esperaban las dos lecturas a menos de 1 punto (qang</w:t>
+      </w:r>
+      <w:r>
+        <w:rPr>
+          <w:rFonts w:ascii="Times New Roman" w:hAnsi="Times New Roman"/>
+        </w:rPr>
+        <w:t xml:space="preserve"> </w:t>
+      </w:r>
+      <m:oMath>
+        <m:r>
+          <m:rPr>
+            <m:sty m:val="p"/>
+          </m:rPr>
+          <m:t>+</m:t>
+        </m:r>
+        <m:r>
+          <m:t>1.0</m:t>
+        </m:r>
+      </m:oMath>
+      <w:r>
+        <w:rPr>
+          <w:rFonts w:ascii="Times New Roman" w:hAnsi="Times New Roman"/>
+        </w:rPr>
+        <w:t xml:space="preserve">), y con 100</w:t>
+      </w:r>
+      <w:r>
+        <w:rPr>
+          <w:rFonts w:ascii="Times New Roman" w:hAnsi="Times New Roman"/>
+        </w:rPr>
+        <w:t xml:space="preserve"> </w:t>
+      </w:r>
+      <w:r>
+        <w:rPr>
+          <w:rFonts w:ascii="Times New Roman" w:hAnsi="Times New Roman"/>
+        </w:rPr>
+        <w:t xml:space="preserve">disparos, donde se esperaba que el filtro perdiera más de un punto por su costo en disparos (quedó</w:t>
+      </w:r>
+      <w:r>
+        <w:rPr>
+          <w:rFonts w:ascii="Times New Roman" w:hAnsi="Times New Roman"/>
+        </w:rPr>
+        <w:t xml:space="preserve"> </w:t>
+      </w:r>
+      <m:oMath>
+        <m:r>
+          <m:t>1.5</m:t>
+        </m:r>
+      </m:oMath>
+      <w:r>
+        <w:rPr>
+          <w:rFonts w:ascii="Times New Roman" w:hAnsi="Times New Roman"/>
+        </w:rPr>
+        <w:t xml:space="preserve"> </w:t>
+      </w:r>
+      <w:r>
+        <w:rPr>
+          <w:rFonts w:ascii="Times New Roman" w:hAnsi="Times New Roman"/>
+        </w:rPr>
+        <w:t xml:space="preserve">puntos por</w:t>
+      </w:r>
+      <w:r>
+        <w:rPr>
+          <w:rFonts w:ascii="Times New Roman" w:hAnsi="Times New Roman"/>
+        </w:rPr>
+        <w:t xml:space="preserve"> </w:t>
+      </w:r>
+      <w:r>
+        <w:rPr>
+          <w:rFonts w:ascii="Times New Roman" w:hAnsi="Times New Roman"/>
+        </w:rPr>
+        <w:t xml:space="preserve">delante); la pérdida de 10 puntos de la lectura cabeza multiclase sin filtro (9.1 puntos); una pérdida sin filtro</w:t>
+      </w:r>
+      <w:r>
+        <w:rPr>
+          <w:rFonts w:ascii="Times New Roman" w:hAnsi="Times New Roman"/>
+        </w:rPr>
+        <w:t xml:space="preserve"> </w:t>
+      </w:r>
+      <w:r>
+        <w:rPr>
+          <w:rFonts w:ascii="Times New Roman" w:hAnsi="Times New Roman"/>
+        </w:rPr>
+        <w:t xml:space="preserve">mayor con 8 qubits que con 5 en peso 1 (se mantuvo en 3.1–3.4 puntos); un gradiente crudo suprimido más que</w:t>
+      </w:r>
+      <w:r>
+        <w:rPr>
+          <w:rFonts w:ascii="Times New Roman" w:hAnsi="Times New Roman"/>
+        </w:rPr>
+        <w:t xml:space="preserve"> </w:t>
+      </w:r>
+      <m:oMath>
+        <m:r>
+          <m:t>K</m:t>
+        </m:r>
+      </m:oMath>
+      <w:r>
+        <w:rPr>
+          <w:rFonts w:ascii="Times New Roman" w:hAnsi="Times New Roman"/>
+        </w:rPr>
+        <w:t xml:space="preserve"> </w:t>
+      </w:r>
+      <w:r>
+        <w:rPr>
+          <w:rFonts w:ascii="Times New Roman" w:hAnsi="Times New Roman"/>
+        </w:rPr>
+        <w:t xml:space="preserve">a</w:t>
+      </w:r>
+      <w:r>
+        <w:rPr>
+          <w:rFonts w:ascii="Times New Roman" w:hAnsi="Times New Roman"/>
+        </w:rPr>
+        <w:t xml:space="preserve"> </w:t>
+      </w:r>
+      <w:r>
+        <w:rPr>
+          <w:rFonts w:ascii="Times New Roman" w:hAnsi="Times New Roman"/>
+        </w:rPr>
+        <w:t xml:space="preserve">mitad de llenado, y menos disparos con el filtro en todas las celdas de gradiente (10 de 12); y, en el eco</w:t>
+      </w:r>
+      <w:r>
+        <w:rPr>
+          <w:rFonts w:ascii="Times New Roman" w:hAnsi="Times New Roman"/>
+        </w:rPr>
+        <w:t xml:space="preserve"> </w:t>
+      </w:r>
+      <w:r>
+        <w:rPr>
+          <w:rFonts w:ascii="Times New Roman" w:hAnsi="Times New Roman"/>
+        </w:rPr>
+        <w:t xml:space="preserve">multiclase, tantas decisiones coincidentes con el eco en cada backend y una lectura cabeza filtrada al menos tan</w:t>
+      </w:r>
+      <w:r>
+        <w:rPr>
+          <w:rFonts w:ascii="Times New Roman" w:hAnsi="Times New Roman"/>
+        </w:rPr>
+        <w:t xml:space="preserve"> </w:t>
+      </w:r>
+      <w:r>
+        <w:rPr>
+          <w:rFonts w:ascii="Times New Roman" w:hAnsi="Times New Roman"/>
+        </w:rPr>
+        <w:t xml:space="preserve">precisa como la cruda en cada backend (cada una falló en uno o dos backends por una entrada).</w:t>
+      </w:r>
+    </w:p>
+    <w:bookmarkEnd w:id="30"/>
+    <w:bookmarkStart w:id="35" w:name="réplica-en-60-corridas."/>
     <w:p>
       <w:pPr>
         <w:pStyle w:val="Heading4"/>
@@ -10107,7 +12752,7 @@
         <w:t xml:space="preserve">predicciones pre-registradas de esta réplica se cumplieron.</w:t>
       </w:r>
     </w:p>
-    <w:bookmarkStart w:id="30" w:name="tab:main"/>
+    <w:bookmarkStart w:id="31" w:name="tab:main"/>
     <w:p>
       <w:pPr>
         <w:pStyle w:val="TableCaption"/>
@@ -10592,7 +13237,7 @@
         </w:tc>
       </w:tr>
     </w:tbl>
-    <w:bookmarkEnd w:id="30"/>
+    <w:bookmarkEnd w:id="31"/>
     <w:p>
       <w:pPr>
         <w:pStyle w:val="CaptionedFigure"/>
@@ -10606,18 +13251,18 @@
           <wp:inline>
             <wp:extent cx="4800600" cy="4073236"/>
             <wp:effectExtent b="0" l="0" r="0" t="0"/>
-            <wp:docPr descr="" title="" id="32" name="Picture"/>
+            <wp:docPr descr="" title="" id="33" name="Picture"/>
             <a:graphic>
               <a:graphicData uri="http://schemas.openxmlformats.org/drawingml/2006/picture">
                 <pic:pic>
                   <pic:nvPicPr>
-                    <pic:cNvPr descr="../qml/fig_qml_es.png" id="33" name="Picture"/>
+                    <pic:cNvPr descr="../qml/fig_qml_es.png" id="34" name="Picture"/>
                     <pic:cNvPicPr>
                       <a:picLocks noChangeArrowheads="1" noChangeAspect="1"/>
                     </pic:cNvPicPr>
                   </pic:nvPicPr>
                   <pic:blipFill>
-                    <a:blip r:embed="rId31"/>
+                    <a:blip r:embed="rId32"/>
                     <a:stretch>
                       <a:fillRect/>
                     </a:stretch>
@@ -11374,8 +14019,8 @@
         <w:t xml:space="preserve">puntos.</w:t>
       </w:r>
     </w:p>
-    <w:bookmarkEnd w:id="34"/>
-    <w:bookmarkStart w:id="35" w:name="sec:more"/>
+    <w:bookmarkEnd w:id="35"/>
+    <w:bookmarkStart w:id="36" w:name="sec:more"/>
     <w:p>
       <w:pPr>
         <w:pStyle w:val="Heading4"/>
@@ -12832,8 +15477,8 @@
         <w:t xml:space="preserve">alrededor de su media.</w:t>
       </w:r>
     </w:p>
-    <w:bookmarkEnd w:id="35"/>
-    <w:bookmarkStart w:id="36" w:name="modelos-de-ruido-de-equipos."/>
+    <w:bookmarkEnd w:id="36"/>
+    <w:bookmarkStart w:id="37" w:name="modelos-de-ruido-de-equipos."/>
     <w:p>
       <w:pPr>
         <w:pStyle w:val="Heading4"/>
@@ -13137,8 +15782,8 @@
         <w:t xml:space="preserve">equipos; las corridas en hardware están preparadas, con confirmación de costo, y pendientes.</w:t>
       </w:r>
     </w:p>
-    <w:bookmarkEnd w:id="36"/>
-    <w:bookmarkStart w:id="37" w:name="sec:eco"/>
+    <w:bookmarkEnd w:id="37"/>
+    <w:bookmarkStart w:id="38" w:name="sec:eco"/>
     <w:p>
       <w:pPr>
         <w:pStyle w:val="Heading4"/>
@@ -13520,8 +16165,220 @@
         <w:t xml:space="preserve">las doce predicciones de estos tres estudios se cumplieron.</w:t>
       </w:r>
     </w:p>
-    <w:bookmarkEnd w:id="37"/>
-    <w:bookmarkStart w:id="38" w:name="sec:escala"/>
+    <w:p>
+      <w:pPr>
+        <w:pStyle w:val="FirstParagraph"/>
+      </w:pPr>
+      <w:r>
+        <w:rPr>
+          <w:rFonts w:ascii="Times New Roman" w:hAnsi="Times New Roman"/>
+        </w:rPr>
+        <w:t xml:space="preserve">Dos estudios posteriores marcan los límites del eco. En el sector de peso 2 (una matriz de</w:t>
+      </w:r>
+      <w:r>
+        <w:rPr>
+          <w:rFonts w:ascii="Times New Roman" w:hAnsi="Times New Roman"/>
+        </w:rPr>
+        <w:t xml:space="preserve"> </w:t>
+      </w:r>
+      <m:oMath>
+        <m:r>
+          <m:t>10</m:t>
+        </m:r>
+        <m:r>
+          <m:rPr>
+            <m:sty m:val="p"/>
+          </m:rPr>
+          <m:t>×</m:t>
+        </m:r>
+        <m:r>
+          <m:t>10</m:t>
+        </m:r>
+      </m:oMath>
+      <w:r>
+        <w:rPr>
+          <w:rFonts w:ascii="Times New Roman" w:hAnsi="Times New Roman"/>
+        </w:rPr>
+        <w:t xml:space="preserve"> </w:t>
+      </w:r>
+      <w:r>
+        <w:rPr>
+          <w:rFonts w:ascii="Times New Roman" w:hAnsi="Times New Roman"/>
+        </w:rPr>
+        <w:t xml:space="preserve">con 10 ecos,</w:t>
+      </w:r>
+      <w:r>
+        <w:rPr>
+          <w:rFonts w:ascii="Times New Roman" w:hAnsi="Times New Roman"/>
+        </w:rPr>
+        <w:t xml:space="preserve"> </w:t>
+      </w:r>
+      <w:r>
+        <w:rPr>
+          <w:rFonts w:ascii="Times New Roman" w:hAnsi="Times New Roman"/>
+        </w:rPr>
+        <w:t xml:space="preserve">30 entradas, los mismos cinco backends) quitó entre el 37 y el 43 % del error de</w:t>
+      </w:r>
+      <w:r>
+        <w:rPr>
+          <w:rFonts w:ascii="Times New Roman" w:hAnsi="Times New Roman"/>
+        </w:rPr>
+        <w:t xml:space="preserve"> </w:t>
+      </w:r>
+      <m:oMath>
+        <m:r>
+          <m:t>q</m:t>
+        </m:r>
+        <m:sSub>
+          <m:e>
+            <m:r>
+              <m:t>g</m:t>
+            </m:r>
+          </m:e>
+          <m:sub>
+            <m:r>
+              <m:t>Z</m:t>
+            </m:r>
+          </m:sub>
+        </m:sSub>
+      </m:oMath>
+      <w:r>
+        <w:rPr>
+          <w:rFonts w:ascii="Times New Roman" w:hAnsi="Times New Roman"/>
+        </w:rPr>
+        <w:t xml:space="preserve"> </w:t>
+      </w:r>
+      <w:r>
+        <w:rPr>
+          <w:rFonts w:ascii="Times New Roman" w:hAnsi="Times New Roman"/>
+        </w:rPr>
+        <w:t xml:space="preserve">que deja el filtro y entre el 39</w:t>
+      </w:r>
+      <w:r>
+        <w:rPr>
+          <w:rFonts w:ascii="Times New Roman" w:hAnsi="Times New Roman"/>
+        </w:rPr>
+        <w:t xml:space="preserve"> </w:t>
+      </w:r>
+      <w:r>
+        <w:rPr>
+          <w:rFonts w:ascii="Times New Roman" w:hAnsi="Times New Roman"/>
+        </w:rPr>
+        <w:t xml:space="preserve">y el 48 % del error de</w:t>
+      </w:r>
+      <w:r>
+        <w:rPr>
+          <w:rFonts w:ascii="Times New Roman" w:hAnsi="Times New Roman"/>
+        </w:rPr>
+        <w:t xml:space="preserve"> </w:t>
+      </w:r>
+      <m:oMath>
+        <m:r>
+          <m:rPr>
+            <m:sty m:val="p"/>
+          </m:rPr>
+          <m:t>⟨</m:t>
+        </m:r>
+        <m:sSub>
+          <m:e>
+            <m:r>
+              <m:t>Z</m:t>
+            </m:r>
+          </m:e>
+          <m:sub>
+            <m:r>
+              <m:t>i</m:t>
+            </m:r>
+          </m:sub>
+        </m:sSub>
+        <m:sSub>
+          <m:e>
+            <m:r>
+              <m:t>Z</m:t>
+            </m:r>
+          </m:e>
+          <m:sub>
+            <m:r>
+              <m:t>j</m:t>
+            </m:r>
+          </m:sub>
+        </m:sSub>
+        <m:r>
+          <m:rPr>
+            <m:sty m:val="p"/>
+          </m:rPr>
+          <m:t>⟩</m:t>
+        </m:r>
+      </m:oMath>
+      <w:r>
+        <w:rPr>
+          <w:rFonts w:ascii="Times New Roman" w:hAnsi="Times New Roman"/>
+        </w:rPr>
+        <w:t xml:space="preserve">, y las cuatro predicciones se cumplieron. En 120 entradas de margen</w:t>
+      </w:r>
+      <w:r>
+        <w:rPr>
+          <w:rFonts w:ascii="Times New Roman" w:hAnsi="Times New Roman"/>
+        </w:rPr>
+        <w:t xml:space="preserve"> </w:t>
+      </w:r>
+      <w:r>
+        <w:rPr>
+          <w:rFonts w:ascii="Times New Roman" w:hAnsi="Times New Roman"/>
+        </w:rPr>
+        <w:t xml:space="preserve">estrecho de un modelo de peso 1, elegidas antes de las corridas con ruido, las cuatro predicciones fallaron: el filtro</w:t>
+      </w:r>
+      <w:r>
+        <w:rPr>
+          <w:rFonts w:ascii="Times New Roman" w:hAnsi="Times New Roman"/>
+        </w:rPr>
+        <w:t xml:space="preserve"> </w:t>
+      </w:r>
+      <w:r>
+        <w:rPr>
+          <w:rFonts w:ascii="Times New Roman" w:hAnsi="Times New Roman"/>
+        </w:rPr>
+        <w:t xml:space="preserve">bajó las decisiones cambiadas de 47 a 17 en 600 lecturas, y el eco dejó 19. Ahí el error filtrado (0.26–0.35) estaba</w:t>
+      </w:r>
+      <w:r>
+        <w:rPr>
+          <w:rFonts w:ascii="Times New Roman" w:hAnsi="Times New Roman"/>
+        </w:rPr>
+        <w:t xml:space="preserve"> </w:t>
+      </w:r>
+      <w:r>
+        <w:rPr>
+          <w:rFonts w:ascii="Times New Roman" w:hAnsi="Times New Roman"/>
+        </w:rPr>
+        <w:t xml:space="preserve">cerca de la dispersión por ruido de disparo del valor de decisión (unos 0.22), así que quedaba poco sesgo que quitar e</w:t>
+      </w:r>
+      <w:r>
+        <w:rPr>
+          <w:rFonts w:ascii="Times New Roman" w:hAnsi="Times New Roman"/>
+        </w:rPr>
+        <w:t xml:space="preserve"> </w:t>
+      </w:r>
+      <w:r>
+        <w:rPr>
+          <w:rFonts w:ascii="Times New Roman" w:hAnsi="Times New Roman"/>
+        </w:rPr>
+        <w:t xml:space="preserve">invertir la matriz sumó varianza. El eco vale sus circuitos cuando el error filtrado está bien por encima de su nivel de</w:t>
+      </w:r>
+      <w:r>
+        <w:rPr>
+          <w:rFonts w:ascii="Times New Roman" w:hAnsi="Times New Roman"/>
+        </w:rPr>
+        <w:t xml:space="preserve"> </w:t>
+      </w:r>
+      <w:r>
+        <w:rPr>
+          <w:rFonts w:ascii="Times New Roman" w:hAnsi="Times New Roman"/>
+        </w:rPr>
+        <w:t xml:space="preserve">ruido de disparo, que muestra una simulación sin ruido con los mismos disparos.</w:t>
+      </w:r>
+    </w:p>
+    <w:bookmarkEnd w:id="38"/>
+    <w:bookmarkStart w:id="39" w:name="sec:escala"/>
     <w:p>
       <w:pPr>
         <w:pStyle w:val="Heading4"/>
@@ -14849,18 +17706,17 @@
         <w:t xml:space="preserve">sector pasan el filtro y siguen haciendo parecer entrelazados a los estados producto.</w:t>
       </w:r>
     </w:p>
-    <w:bookmarkEnd w:id="38"/>
     <w:bookmarkEnd w:id="39"/>
-    <w:bookmarkStart w:id="41" w:name="discusión"/>
+    <w:bookmarkStart w:id="41" w:name="sec:mas"/>
     <w:p>
       <w:pPr>
-        <w:pStyle w:val="Heading1"/>
+        <w:pStyle w:val="Heading4"/>
       </w:pPr>
       <w:r>
         <w:rPr>
           <w:rFonts w:ascii="Times New Roman" w:hAnsi="Times New Roman"/>
         </w:rPr>
-        <w:t xml:space="preserve">Discusión</w:t>
+        <w:t xml:space="preserve">Más allá del primer modelo: disparos, clases, tamaño y gradientes.</w:t>
       </w:r>
     </w:p>
     <w:p>
@@ -14871,149 +17727,55 @@
         <w:rPr>
           <w:rFonts w:ascii="Times New Roman" w:hAnsi="Times New Roman"/>
         </w:rPr>
-        <w:t xml:space="preserve">La diferencia que hace el filtro depende de cómo se entrenó la red. Entrenada en simulador y ejecutada con</w:t>
-      </w:r>
-      <w:r>
-        <w:rPr>
-          <w:rFonts w:ascii="Times New Roman" w:hAnsi="Times New Roman"/>
-        </w:rPr>
-        <w:t xml:space="preserve"> </w:t>
-      </w:r>
-      <w:r>
-        <w:rPr>
-          <w:rFonts w:ascii="Times New Roman" w:hAnsi="Times New Roman"/>
-        </w:rPr>
-        <w:t xml:space="preserve">relajación, el filtro es decisivo. Su efecto crece con el peso, porque un estado de peso</w:t>
-      </w:r>
-      <w:r>
-        <w:rPr>
-          <w:rFonts w:ascii="Times New Roman" w:hAnsi="Times New Roman"/>
-        </w:rPr>
-        <w:t xml:space="preserve"> </w:t>
-      </w:r>
-      <m:oMath>
-        <m:r>
-          <m:t>k</m:t>
-        </m:r>
-      </m:oMath>
-      <w:r>
-        <w:rPr>
-          <w:rFonts w:ascii="Times New Roman" w:hAnsi="Times New Roman"/>
-        </w:rPr>
-        <w:t xml:space="preserve"> </w:t>
-      </w:r>
-      <w:r>
-        <w:rPr>
-          <w:rFonts w:ascii="Times New Roman" w:hAnsi="Times New Roman"/>
-        </w:rPr>
-        <w:t xml:space="preserve">decae</w:t>
-      </w:r>
-      <w:r>
-        <w:rPr>
-          <w:rFonts w:ascii="Times New Roman" w:hAnsi="Times New Roman"/>
-        </w:rPr>
-        <w:t xml:space="preserve"> </w:t>
-      </w:r>
-      <m:oMath>
-        <m:r>
-          <m:t>k</m:t>
-        </m:r>
-      </m:oMath>
-      <w:r>
-        <w:rPr>
-          <w:rFonts w:ascii="Times New Roman" w:hAnsi="Times New Roman"/>
-        </w:rPr>
-        <w:t xml:space="preserve"> </w:t>
-      </w:r>
-      <w:r>
-        <w:rPr>
-          <w:rFonts w:ascii="Times New Roman" w:hAnsi="Times New Roman"/>
-        </w:rPr>
-        <w:t xml:space="preserve">veces más</w:t>
-      </w:r>
-      <w:r>
-        <w:rPr>
-          <w:rFonts w:ascii="Times New Roman" w:hAnsi="Times New Roman"/>
-        </w:rPr>
-        <w:t xml:space="preserve"> </w:t>
-      </w:r>
-      <w:r>
-        <w:rPr>
-          <w:rFonts w:ascii="Times New Roman" w:hAnsi="Times New Roman"/>
-        </w:rPr>
-        <w:t xml:space="preserve">rápido. Entrenada con un modelo de ruido calibrado, una red sin filtro aprende el decaimiento, y el filtro no</w:t>
-      </w:r>
-      <w:r>
-        <w:rPr>
-          <w:rFonts w:ascii="Times New Roman" w:hAnsi="Times New Roman"/>
-        </w:rPr>
-        <w:t xml:space="preserve"> </w:t>
-      </w:r>
-      <w:r>
-        <w:rPr>
-          <w:rFonts w:ascii="Times New Roman" w:hAnsi="Times New Roman"/>
-        </w:rPr>
-        <w:t xml:space="preserve">agrega nada medible. Lo que aporta el filtro es, por lo tanto, de procedimiento y no una ganancia de precisión</w:t>
-      </w:r>
-      <w:r>
-        <w:rPr>
-          <w:rFonts w:ascii="Times New Roman" w:hAnsi="Times New Roman"/>
-        </w:rPr>
-        <w:t xml:space="preserve"> </w:t>
-      </w:r>
-      <w:r>
-        <w:rPr>
-          <w:rFonts w:ascii="Times New Roman" w:hAnsi="Times New Roman"/>
-        </w:rPr>
-        <w:t xml:space="preserve">sobre la mejor alternativa. Con T1 igual hace exactamente válido el entrenamiento sin ruido, sin modelo de ruido</w:t>
-      </w:r>
-      <w:r>
-        <w:rPr>
-          <w:rFonts w:ascii="Times New Roman" w:hAnsi="Times New Roman"/>
-        </w:rPr>
-        <w:t xml:space="preserve"> </w:t>
-      </w:r>
-      <w:r>
-        <w:rPr>
-          <w:rFonts w:ascii="Times New Roman" w:hAnsi="Times New Roman"/>
-        </w:rPr>
-        <w:t xml:space="preserve">ni corridas de entrenamiento con ruido, y su costo (los disparos descartados) se conoce antes de ejecutar. El T1</w:t>
-      </w:r>
-      <w:r>
-        <w:rPr>
-          <w:rFonts w:ascii="Times New Roman" w:hAnsi="Times New Roman"/>
-        </w:rPr>
-        <w:t xml:space="preserve"> </w:t>
-      </w:r>
-      <w:r>
-        <w:rPr>
-          <w:rFonts w:ascii="Times New Roman" w:hAnsi="Times New Roman"/>
-        </w:rPr>
-        <w:t xml:space="preserve">desigual y el desfase no se corrigen. En hardware con mucha dispersión de T1 o desfase fuerte, el filtro</w:t>
-      </w:r>
-      <w:r>
-        <w:rPr>
-          <w:rFonts w:ascii="Times New Roman" w:hAnsi="Times New Roman"/>
-        </w:rPr>
-        <w:t xml:space="preserve"> </w:t>
-      </w:r>
-      <w:r>
-        <w:rPr>
-          <w:rFonts w:ascii="Times New Roman" w:hAnsi="Times New Roman"/>
-        </w:rPr>
-        <w:t xml:space="preserve">complementa un modelo de ruido y no lo reemplaza. De los estudios anteriores salen dos reglas prácticas.</w:t>
-      </w:r>
-      <w:r>
-        <w:rPr>
-          <w:rFonts w:ascii="Times New Roman" w:hAnsi="Times New Roman"/>
-        </w:rPr>
-        <w:t xml:space="preserve"> </w:t>
-      </w:r>
-      <w:r>
-        <w:rPr>
-          <w:rFonts w:ascii="Times New Roman" w:hAnsi="Times New Roman"/>
-        </w:rPr>
-        <w:t xml:space="preserve">Hasta una dispersión de</w:t>
+        <w:t xml:space="preserve">La Tabla </w:t>
+      </w:r>
+      <w:hyperlink w:anchor="tab:mas">
+        <w:r>
+          <w:rPr>
+            <w:rStyle w:val="Hyperlink"/>
+          </w:rPr>
+          <w:t xml:space="preserve">2</w:t>
+        </w:r>
+      </w:hyperlink>
+      <w:r>
+        <w:rPr>
+          <w:rFonts w:ascii="Times New Roman" w:hAnsi="Times New Roman"/>
+        </w:rPr>
+        <w:t xml:space="preserve"> </w:t>
+      </w:r>
+      <w:r>
+        <w:rPr>
+          <w:rFonts w:ascii="Times New Roman" w:hAnsi="Times New Roman"/>
+        </w:rPr>
+        <w:t xml:space="preserve">reúne cinco estudios que cambian cada uno una cosa del planteo anterior.</w:t>
+      </w:r>
+    </w:p>
+    <w:p>
+      <w:pPr>
+        <w:numPr>
+          <w:ilvl w:val="0"/>
+          <w:numId w:val="1006"/>
+        </w:numPr>
+      </w:pPr>
+      <w:r>
+        <w:rPr>
+          <w:iCs/>
+          <w:rFonts w:ascii="Times New Roman" w:hAnsi="Times New Roman"/>
+          <w:i/>
+        </w:rPr>
+        <w:t xml:space="preserve">Entrenar con disparos</w:t>
+      </w:r>
+      <w:r>
+        <w:rPr>
+          <w:rFonts w:ascii="Times New Roman" w:hAnsi="Times New Roman"/>
+        </w:rPr>
+        <w:t xml:space="preserve"> </w:t>
+      </w:r>
+      <w:r>
+        <w:rPr>
+          <w:rFonts w:ascii="Times New Roman" w:hAnsi="Times New Roman"/>
+        </w:rPr>
+        <w:t xml:space="preserve">(4 conjuntos</w:t>
       </w:r>
       <w:r>
         <w:rPr>
@@ -15026,42 +17788,386 @@
           <m:rPr>
             <m:sty m:val="p"/>
           </m:rPr>
-          <m:t>±</m:t>
-        </m:r>
-        <m:r>
-          <m:t>80</m:t>
-        </m:r>
-        <m:r>
-          <m:t> </m:t>
+          <m:t>×</m:t>
+        </m:r>
+      </m:oMath>
+      <w:r>
+        <w:rPr>
+          <w:rFonts w:ascii="Times New Roman" w:hAnsi="Times New Roman"/>
+        </w:rPr>
+        <w:t xml:space="preserve"> </w:t>
+      </w:r>
+      <w:r>
+        <w:rPr>
+          <w:rFonts w:ascii="Times New Roman" w:hAnsi="Times New Roman"/>
+        </w:rPr>
+        <w:t xml:space="preserve">5 semillas). El modelo E se entrenó bajo T1 con</w:t>
+      </w:r>
+      <w:r>
+        <w:rPr>
+          <w:rFonts w:ascii="Times New Roman" w:hAnsi="Times New Roman"/>
+        </w:rPr>
+        <w:t xml:space="preserve"> </w:t>
+      </w:r>
+      <m:oMath>
+        <m:r>
+          <m:t>S</m:t>
+        </m:r>
+      </m:oMath>
+      <w:r>
+        <w:rPr>
+          <w:rFonts w:ascii="Times New Roman" w:hAnsi="Times New Roman"/>
+        </w:rPr>
+        <w:t xml:space="preserve"> </w:t>
+      </w:r>
+      <w:r>
+        <w:rPr>
+          <w:rFonts w:ascii="Times New Roman" w:hAnsi="Times New Roman"/>
+        </w:rPr>
+        <w:t xml:space="preserve">disparos</w:t>
+      </w:r>
+      <w:r>
+        <w:rPr>
+          <w:rFonts w:ascii="Times New Roman" w:hAnsi="Times New Roman"/>
+        </w:rPr>
+        <w:t xml:space="preserve"> </w:t>
+      </w:r>
+      <w:r>
+        <w:rPr>
+          <w:rFonts w:ascii="Times New Roman" w:hAnsi="Times New Roman"/>
+        </w:rPr>
+        <w:t xml:space="preserve">nuevos por evaluación (SPSA en los ángulos) y se probó con 1000 disparos. Con el filtro llegó a 0.939 (</w:t>
+      </w:r>
+      <m:oMath>
+        <m:r>
+          <m:t>S</m:t>
         </m:r>
         <m:r>
           <m:rPr>
             <m:sty m:val="p"/>
           </m:rPr>
-          <m:t>%</m:t>
+          <m:t>=</m:t>
+        </m:r>
+        <m:r>
+          <m:t>1000</m:t>
         </m:r>
       </m:oMath>
       <w:r>
         <w:rPr>
           <w:rFonts w:ascii="Times New Roman" w:hAnsi="Times New Roman"/>
         </w:rPr>
-        <w:t xml:space="preserve"> </w:t>
-      </w:r>
-      <w:r>
-        <w:rPr>
-          <w:rFonts w:ascii="Times New Roman" w:hAnsi="Times New Roman"/>
-        </w:rPr>
-        <w:t xml:space="preserve">de</w:t>
-      </w:r>
-      <w:r>
-        <w:rPr>
-          <w:rFonts w:ascii="Times New Roman" w:hAnsi="Times New Roman"/>
-        </w:rPr>
-        <w:t xml:space="preserve"> </w:t>
+        <w:t xml:space="preserve">) y</w:t>
+      </w:r>
+      <w:r>
+        <w:rPr>
+          <w:rFonts w:ascii="Times New Roman" w:hAnsi="Times New Roman"/>
+        </w:rPr>
+        <w:t xml:space="preserve"> </w:t>
+      </w:r>
+      <w:r>
+        <w:rPr>
+          <w:rFonts w:ascii="Times New Roman" w:hAnsi="Times New Roman"/>
+        </w:rPr>
+        <w:t xml:space="preserve">0.930 (</w:t>
       </w:r>
       <m:oMath>
         <m:r>
-          <m:t>1</m:t>
+          <m:t>S</m:t>
+        </m:r>
+        <m:r>
+          <m:rPr>
+            <m:sty m:val="p"/>
+          </m:rPr>
+          <m:t>=</m:t>
+        </m:r>
+        <m:r>
+          <m:t>100</m:t>
+        </m:r>
+      </m:oMath>
+      <w:r>
+        <w:rPr>
+          <w:rFonts w:ascii="Times New Roman" w:hAnsi="Times New Roman"/>
+        </w:rPr>
+        <w:t xml:space="preserve">), sin él a 0.929 y 0.915. El costo en disparos del filtro no se notó en el entrenamiento. Entrenar</w:t>
+      </w:r>
+      <w:r>
+        <w:rPr>
+          <w:rFonts w:ascii="Times New Roman" w:hAnsi="Times New Roman"/>
+        </w:rPr>
+        <w:t xml:space="preserve"> </w:t>
+      </w:r>
+      <w:r>
+        <w:rPr>
+          <w:rFonts w:ascii="Times New Roman" w:hAnsi="Times New Roman"/>
+        </w:rPr>
+        <w:t xml:space="preserve">sin ruido y aplicar el filtro al ejecutar (0.945) fue tan bueno como cualquier otra vía.</w:t>
+      </w:r>
+    </w:p>
+    <w:p>
+      <w:pPr>
+        <w:numPr>
+          <w:ilvl w:val="0"/>
+          <w:numId w:val="1006"/>
+        </w:numPr>
+      </w:pPr>
+      <w:r>
+        <w:rPr>
+          <w:iCs/>
+          <w:rFonts w:ascii="Times New Roman" w:hAnsi="Times New Roman"/>
+          <w:i/>
+        </w:rPr>
+        <w:t xml:space="preserve">Multiclase</w:t>
+      </w:r>
+      <w:r>
+        <w:rPr>
+          <w:rFonts w:ascii="Times New Roman" w:hAnsi="Times New Roman"/>
+        </w:rPr>
+        <w:t xml:space="preserve"> </w:t>
+      </w:r>
+      <w:r>
+        <w:rPr>
+          <w:rFonts w:ascii="Times New Roman" w:hAnsi="Times New Roman"/>
+        </w:rPr>
+        <w:t xml:space="preserve">(iris, wine, dígitos 0–4; 5 semillas). Con el filtro cada corrida iguala su precisión sin</w:t>
+      </w:r>
+      <w:r>
+        <w:rPr>
+          <w:rFonts w:ascii="Times New Roman" w:hAnsi="Times New Roman"/>
+        </w:rPr>
+        <w:t xml:space="preserve"> </w:t>
+      </w:r>
+      <w:r>
+        <w:rPr>
+          <w:rFonts w:ascii="Times New Roman" w:hAnsi="Times New Roman"/>
+        </w:rPr>
+        <w:t xml:space="preserve">ruido. Sin él la lectura cabeza pierde 9.1 puntos en promedio y 18 en los dígitos de cinco clases; la lectura qubit</w:t>
+      </w:r>
+      <w:r>
+        <w:rPr>
+          <w:rFonts w:ascii="Times New Roman" w:hAnsi="Times New Roman"/>
+        </w:rPr>
+        <w:t xml:space="preserve"> </w:t>
+      </w:r>
+      <w:r>
+        <w:rPr>
+          <w:rFonts w:ascii="Times New Roman" w:hAnsi="Times New Roman"/>
+        </w:rPr>
+        <w:t xml:space="preserve">pierde menos, porque con T1 igual los</w:t>
+      </w:r>
+      <w:r>
+        <w:rPr>
+          <w:rFonts w:ascii="Times New Roman" w:hAnsi="Times New Roman"/>
+        </w:rPr>
+        <w:t xml:space="preserve"> </w:t>
+      </w:r>
+      <m:oMath>
+        <m:sSub>
+          <m:e>
+            <m:r>
+              <m:t>p</m:t>
+            </m:r>
+          </m:e>
+          <m:sub>
+            <m:r>
+              <m:t>c</m:t>
+            </m:r>
+          </m:sub>
+        </m:sSub>
+      </m:oMath>
+      <w:r>
+        <w:rPr>
+          <w:rFonts w:ascii="Times New Roman" w:hAnsi="Times New Roman"/>
+        </w:rPr>
+        <w:t xml:space="preserve"> </w:t>
+      </w:r>
+      <w:r>
+        <w:rPr>
+          <w:rFonts w:ascii="Times New Roman" w:hAnsi="Times New Roman"/>
+        </w:rPr>
+        <w:t xml:space="preserve">crudos se encogen juntos (en iris, de tres clases, incluso quedó 0.9</w:t>
+      </w:r>
+      <w:r>
+        <w:rPr>
+          <w:rFonts w:ascii="Times New Roman" w:hAnsi="Times New Roman"/>
+        </w:rPr>
+        <w:t xml:space="preserve"> </w:t>
+      </w:r>
+      <w:r>
+        <w:rPr>
+          <w:rFonts w:ascii="Times New Roman" w:hAnsi="Times New Roman"/>
+        </w:rPr>
+        <w:t xml:space="preserve">puntos por delante). Entrenado con el ruido, el modelo crudo queda a menos de 2 puntos.</w:t>
+      </w:r>
+    </w:p>
+    <w:p>
+      <w:pPr>
+        <w:numPr>
+          <w:ilvl w:val="0"/>
+          <w:numId w:val="1006"/>
+        </w:numPr>
+      </w:pPr>
+      <w:r>
+        <w:rPr>
+          <w:iCs/>
+          <w:rFonts w:ascii="Times New Roman" w:hAnsi="Times New Roman"/>
+          <w:i/>
+        </w:rPr>
+        <w:t xml:space="preserve">5, 6 y 8 qubits</w:t>
+      </w:r>
+      <w:r>
+        <w:rPr>
+          <w:rFonts w:ascii="Times New Roman" w:hAnsi="Times New Roman"/>
+        </w:rPr>
+        <w:t xml:space="preserve"> </w:t>
+      </w:r>
+      <w:r>
+        <w:rPr>
+          <w:rFonts w:ascii="Times New Roman" w:hAnsi="Times New Roman"/>
+        </w:rPr>
+        <w:t xml:space="preserve">(cancer, wine, dígitos; 3 semillas; profundidad 9). Las capas RBS se construyen</w:t>
+      </w:r>
+      <w:r>
+        <w:rPr>
+          <w:rFonts w:ascii="Times New Roman" w:hAnsi="Times New Roman"/>
+        </w:rPr>
+        <w:t xml:space="preserve"> </w:t>
+      </w:r>
+      <w:r>
+        <w:rPr>
+          <w:rFonts w:ascii="Times New Roman" w:hAnsi="Times New Roman"/>
+        </w:rPr>
+        <w:t xml:space="preserve">directamente en cada sector de peso (</w:t>
+      </w:r>
+      <w:r>
+        <w:rPr>
+          <w:rStyle w:val="VerbatimChar"/>
+          <w:rFonts w:ascii="Times New Roman" w:hAnsi="Times New Roman"/>
+        </w:rPr>
+        <w:t xml:space="preserve">block_unitaries</w:t>
+      </w:r>
+      <w:r>
+        <w:rPr>
+          <w:rFonts w:ascii="Times New Roman" w:hAnsi="Times New Roman"/>
+        </w:rPr>
+        <w:t xml:space="preserve">), lo que hace 13 veces más rápido el entrenamiento con</w:t>
+      </w:r>
+      <w:r>
+        <w:rPr>
+          <w:rFonts w:ascii="Times New Roman" w:hAnsi="Times New Roman"/>
+        </w:rPr>
+        <w:t xml:space="preserve"> </w:t>
+      </w:r>
+      <w:r>
+        <w:rPr>
+          <w:rFonts w:ascii="Times New Roman" w:hAnsi="Times New Roman"/>
+        </w:rPr>
+        <w:t xml:space="preserve">8 qubits. Con el filtro cada corrida iguala su precisión sin ruido. Sin él la pérdida en peso 1 se mantiene en</w:t>
+      </w:r>
+      <w:r>
+        <w:rPr>
+          <w:rFonts w:ascii="Times New Roman" w:hAnsi="Times New Roman"/>
+        </w:rPr>
+        <w:t xml:space="preserve"> </w:t>
+      </w:r>
+      <w:r>
+        <w:rPr>
+          <w:rFonts w:ascii="Times New Roman" w:hAnsi="Times New Roman"/>
+        </w:rPr>
+        <w:t xml:space="preserve">3.1–3.4 puntos de 5 a 8 qubits; en peso 2 crece de 8.7 a 26.0 puntos. El entrenamiento con ruido sin filtro queda a</w:t>
+      </w:r>
+      <w:r>
+        <w:rPr>
+          <w:rFonts w:ascii="Times New Roman" w:hAnsi="Times New Roman"/>
+        </w:rPr>
+        <w:t xml:space="preserve"> </w:t>
+      </w:r>
+      <w:r>
+        <w:rPr>
+          <w:rFonts w:ascii="Times New Roman" w:hAnsi="Times New Roman"/>
+        </w:rPr>
+        <w:t xml:space="preserve">menos de 0.9 puntos en cada celda.</w:t>
+      </w:r>
+    </w:p>
+    <w:p>
+      <w:pPr>
+        <w:numPr>
+          <w:ilvl w:val="0"/>
+          <w:numId w:val="1006"/>
+        </w:numPr>
+      </w:pPr>
+      <w:r>
+        <w:rPr>
+          <w:iCs/>
+          <w:rFonts w:ascii="Times New Roman" w:hAnsi="Times New Roman"/>
+          <w:i/>
+        </w:rPr>
+        <w:t xml:space="preserve">Gradientes</w:t>
+      </w:r>
+      <w:r>
+        <w:rPr>
+          <w:rFonts w:ascii="Times New Roman" w:hAnsi="Times New Roman"/>
+        </w:rPr>
+        <w:t xml:space="preserve"> </w:t>
+      </w:r>
+      <w:r>
+        <w:rPr>
+          <w:rFonts w:ascii="Times New Roman" w:hAnsi="Times New Roman"/>
+        </w:rPr>
+        <w:t xml:space="preserve">(circuitos aleatorios,</w:t>
+      </w:r>
+      <w:r>
+        <w:rPr>
+          <w:rFonts w:ascii="Times New Roman" w:hAnsi="Times New Roman"/>
+        </w:rPr>
+        <w:t xml:space="preserve"> </w:t>
+      </w:r>
+      <m:oMath>
+        <m:r>
+          <m:t>n</m:t>
+        </m:r>
+        <m:r>
+          <m:rPr>
+            <m:sty m:val="p"/>
+          </m:rPr>
+          <m:t>=</m:t>
+        </m:r>
+        <m:r>
+          <m:t>4</m:t>
+        </m:r>
+        <m:r>
+          <m:rPr>
+            <m:sty m:val="p"/>
+          </m:rPr>
+          <m:t>,</m:t>
+        </m:r>
+        <m:r>
+          <m:t>6</m:t>
+        </m:r>
+        <m:r>
+          <m:rPr>
+            <m:sty m:val="p"/>
+          </m:rPr>
+          <m:t>,</m:t>
+        </m:r>
+        <m:r>
+          <m:t>8</m:t>
+        </m:r>
+      </m:oMath>
+      <w:r>
+        <w:rPr>
+          <w:rFonts w:ascii="Times New Roman" w:hAnsi="Times New Roman"/>
+        </w:rPr>
+        <w:t xml:space="preserve">, peso 1 y</w:t>
+      </w:r>
+      <w:r>
+        <w:rPr>
+          <w:rFonts w:ascii="Times New Roman" w:hAnsi="Times New Roman"/>
+        </w:rPr>
+        <w:t xml:space="preserve"> </w:t>
+      </w:r>
+      <m:oMath>
+        <m:r>
+          <m:t>n</m:t>
         </m:r>
         <m:r>
           <m:rPr>
@@ -15069,18 +18175,73 @@
           </m:rPr>
           <m:t>/</m:t>
         </m:r>
-        <m:sSub>
+        <m:r>
+          <m:t>2</m:t>
+        </m:r>
+      </m:oMath>
+      <w:r>
+        <w:rPr>
+          <w:rFonts w:ascii="Times New Roman" w:hAnsi="Times New Roman"/>
+        </w:rPr>
+        <w:t xml:space="preserve">, 200 sorteos por celda,</w:t>
+      </w:r>
+      <w:r>
+        <w:rPr>
+          <w:rFonts w:ascii="Times New Roman" w:hAnsi="Times New Roman"/>
+        </w:rPr>
+        <w:t xml:space="preserve"> </w:t>
+      </w:r>
+      <m:oMath>
+        <m:r>
+          <m:t>γ</m:t>
+        </m:r>
+        <m:r>
+          <m:rPr>
+            <m:sty m:val="p"/>
+          </m:rPr>
+          <m:t>=</m:t>
+        </m:r>
+        <m:r>
+          <m:t>0.02</m:t>
+        </m:r>
+      </m:oMath>
+      <w:r>
+        <w:rPr>
+          <w:rFonts w:ascii="Times New Roman" w:hAnsi="Times New Roman"/>
+        </w:rPr>
+        <w:t xml:space="preserve">). El</w:t>
+      </w:r>
+      <w:r>
+        <w:rPr>
+          <w:rFonts w:ascii="Times New Roman" w:hAnsi="Times New Roman"/>
+        </w:rPr>
+        <w:t xml:space="preserve"> </w:t>
+      </w:r>
+      <w:r>
+        <w:rPr>
+          <w:rFonts w:ascii="Times New Roman" w:hAnsi="Times New Roman"/>
+        </w:rPr>
+        <w:t xml:space="preserve">gradiente filtrado es igual al sin ruido; la varianza del gradiente crudo es</w:t>
+      </w:r>
+      <w:r>
+        <w:rPr>
+          <w:rFonts w:ascii="Times New Roman" w:hAnsi="Times New Roman"/>
+        </w:rPr>
+        <w:t xml:space="preserve"> </w:t>
+      </w:r>
+      <m:oMath>
+        <m:sSup>
           <m:e>
             <m:r>
-              <m:t>T</m:t>
+              <m:t>K</m:t>
             </m:r>
           </m:e>
-          <m:sub>
-            <m:r>
-              <m:t>1</m:t>
-            </m:r>
-          </m:sub>
-        </m:sSub>
+          <m:sup>
+            <m:r>
+              <m:t>2</m:t>
+            </m:r>
+          </m:sup>
+        </m:sSup>
       </m:oMath>
       <w:r>
         <w:rPr>
@@ -15092,91 +18253,788 @@
         <w:rPr>
           <w:rFonts w:ascii="Times New Roman" w:hAnsi="Times New Roman"/>
         </w:rPr>
-        <w:t xml:space="preserve">entre qubits, una red entrenada en simulador puede ejecutarse</w:t>
-      </w:r>
-      <w:r>
-        <w:rPr>
-          <w:rFonts w:ascii="Times New Roman" w:hAnsi="Times New Roman"/>
-        </w:rPr>
-        <w:t xml:space="preserve"> </w:t>
-      </w:r>
-      <w:r>
-        <w:rPr>
-          <w:rFonts w:ascii="Times New Roman" w:hAnsi="Times New Roman"/>
-        </w:rPr>
-        <w:t xml:space="preserve">solo con el filtro, perdiendo menos de un punto. Si en cambio la red se entrena con el ruido calibrado, con una</w:t>
-      </w:r>
-      <w:r>
-        <w:rPr>
-          <w:rFonts w:ascii="Times New Roman" w:hAnsi="Times New Roman"/>
-        </w:rPr>
-        <w:t xml:space="preserve"> </w:t>
-      </w:r>
-      <w:r>
-        <w:rPr>
-          <w:rFonts w:ascii="Times New Roman" w:hAnsi="Times New Roman"/>
-        </w:rPr>
-        <w:t xml:space="preserve">codificación que distorsiona y una lectura con muchos parámetros, los disparos decaídos parecieron útiles en un</w:t>
-      </w:r>
-      <w:r>
-        <w:rPr>
-          <w:rFonts w:ascii="Times New Roman" w:hAnsi="Times New Roman"/>
-        </w:rPr>
-        <w:t xml:space="preserve"> </w:t>
-      </w:r>
-      <w:r>
-        <w:rPr>
-          <w:rFonts w:ascii="Times New Roman" w:hAnsi="Times New Roman"/>
-        </w:rPr>
-        <w:t xml:space="preserve">estudio (1.2 puntos), pero en 60 corridas nuevas la diferencia fue de 0.5 puntos y no significativa; con una</w:t>
-      </w:r>
-      <w:r>
-        <w:rPr>
-          <w:rFonts w:ascii="Times New Roman" w:hAnsi="Times New Roman"/>
-        </w:rPr>
-        <w:t xml:space="preserve"> </w:t>
-      </w:r>
-      <w:r>
-        <w:rPr>
-          <w:rFonts w:ascii="Times New Roman" w:hAnsi="Times New Roman"/>
-        </w:rPr>
-        <w:t xml:space="preserve">codificación fiel no apareció, y sumar las variables crudas a las filtradas no ganó nada. Para modelos de peso 2, importa más cómo se cargan los datos que qué se lee. El costo en disparos del filtro no decidió en su contra en ninguno de nuestros mapas de escala. Lo que el filtro</w:t>
-      </w:r>
-      <w:r>
-        <w:rPr>
-          <w:rFonts w:ascii="Times New Roman" w:hAnsi="Times New Roman"/>
-        </w:rPr>
-        <w:t xml:space="preserve"> </w:t>
-      </w:r>
-      <w:r>
-        <w:rPr>
-          <w:rFonts w:ascii="Times New Roman" w:hAnsi="Times New Roman"/>
-        </w:rPr>
-        <w:t xml:space="preserve">no ve, los errores que mantienen la excitación en el sector pero la mueven, se puede calibrar con circuitos de eco, al</w:t>
-      </w:r>
-      <w:r>
-        <w:rPr>
-          <w:rFonts w:ascii="Times New Roman" w:hAnsi="Times New Roman"/>
-        </w:rPr>
-        <w:t xml:space="preserve"> </w:t>
-      </w:r>
-      <w:r>
-        <w:rPr>
-          <w:rFonts w:ascii="Times New Roman" w:hAnsi="Times New Roman"/>
-        </w:rPr>
-        <w:t xml:space="preserve">costo de cinco circuitos extra por modelo.</w:t>
+        <w:t xml:space="preserve">veces menor en peso 1, y se suprime</w:t>
+      </w:r>
+      <w:r>
+        <w:rPr>
+          <w:rFonts w:ascii="Times New Roman" w:hAnsi="Times New Roman"/>
+        </w:rPr>
+        <w:t xml:space="preserve"> </w:t>
+      </w:r>
+      <w:r>
+        <w:rPr>
+          <w:rFonts w:ascii="Times New Roman" w:hAnsi="Times New Roman"/>
+        </w:rPr>
+        <w:t xml:space="preserve">menos que</w:t>
+      </w:r>
+      <w:r>
+        <w:rPr>
+          <w:rFonts w:ascii="Times New Roman" w:hAnsi="Times New Roman"/>
+        </w:rPr>
+        <w:t xml:space="preserve"> </w:t>
+      </w:r>
+      <m:oMath>
+        <m:r>
+          <m:t>K</m:t>
+        </m:r>
+      </m:oMath>
+      <w:r>
+        <w:rPr>
+          <w:rFonts w:ascii="Times New Roman" w:hAnsi="Times New Roman"/>
+        </w:rPr>
+        <w:t xml:space="preserve"> </w:t>
+      </w:r>
+      <w:r>
+        <w:rPr>
+          <w:rFonts w:ascii="Times New Roman" w:hAnsi="Times New Roman"/>
+        </w:rPr>
+        <w:t xml:space="preserve">a mitad de llenado, donde los disparos decaídos conservan parte de la señal. El propio sector aplana el</w:t>
+      </w:r>
+      <w:r>
+        <w:rPr>
+          <w:rFonts w:ascii="Times New Roman" w:hAnsi="Times New Roman"/>
+        </w:rPr>
+        <w:t xml:space="preserve"> </w:t>
+      </w:r>
+      <w:r>
+        <w:rPr>
+          <w:rFonts w:ascii="Times New Roman" w:hAnsi="Times New Roman"/>
+        </w:rPr>
+        <w:t xml:space="preserve">gradiente, con o sin filtro,</w:t>
+      </w:r>
+      <w:r>
+        <w:rPr>
+          <w:rFonts w:ascii="Times New Roman" w:hAnsi="Times New Roman"/>
+        </w:rPr>
+        <w:t xml:space="preserve"> </w:t>
+      </w:r>
+      <m:oMath>
+        <m:r>
+          <m:t>5.2</m:t>
+        </m:r>
+      </m:oMath>
+      <w:r>
+        <w:rPr>
+          <w:rFonts w:ascii="Times New Roman" w:hAnsi="Times New Roman"/>
+        </w:rPr>
+        <w:t xml:space="preserve"> </w:t>
+      </w:r>
+      <w:r>
+        <w:rPr>
+          <w:rFonts w:ascii="Times New Roman" w:hAnsi="Times New Roman"/>
+        </w:rPr>
+        <w:t xml:space="preserve">veces (peso 1) y</w:t>
+      </w:r>
+      <w:r>
+        <w:rPr>
+          <w:rFonts w:ascii="Times New Roman" w:hAnsi="Times New Roman"/>
+        </w:rPr>
+        <w:t xml:space="preserve"> </w:t>
+      </w:r>
+      <m:oMath>
+        <m:r>
+          <m:t>20</m:t>
+        </m:r>
+      </m:oMath>
+      <w:r>
+        <w:rPr>
+          <w:rFonts w:ascii="Times New Roman" w:hAnsi="Times New Roman"/>
+        </w:rPr>
+        <w:t xml:space="preserve"> </w:t>
+      </w:r>
+      <w:r>
+        <w:rPr>
+          <w:rFonts w:ascii="Times New Roman" w:hAnsi="Times New Roman"/>
+        </w:rPr>
+        <w:t xml:space="preserve">veces (mitad de llenado) de 4 a 8 qubits. Contando los</w:t>
+      </w:r>
+      <w:r>
+        <w:rPr>
+          <w:rFonts w:ascii="Times New Roman" w:hAnsi="Times New Roman"/>
+        </w:rPr>
+        <w:t xml:space="preserve"> </w:t>
+      </w:r>
+      <w:r>
+        <w:rPr>
+          <w:rFonts w:ascii="Times New Roman" w:hAnsi="Times New Roman"/>
+        </w:rPr>
+        <w:t xml:space="preserve">disparos conservados, el filtro resolvió el gradiente con menos disparos en 10 de 12 celdas; con</w:t>
+      </w:r>
+      <w:r>
+        <w:rPr>
+          <w:rFonts w:ascii="Times New Roman" w:hAnsi="Times New Roman"/>
+        </w:rPr>
+        <w:t xml:space="preserve"> </w:t>
+      </w:r>
+      <m:oMath>
+        <m:r>
+          <m:t>n</m:t>
+        </m:r>
+        <m:r>
+          <m:rPr>
+            <m:sty m:val="p"/>
+          </m:rPr>
+          <m:t>=</m:t>
+        </m:r>
+        <m:r>
+          <m:t>8</m:t>
+        </m:r>
+      </m:oMath>
+      <w:r>
+        <w:rPr>
+          <w:rFonts w:ascii="Times New Roman" w:hAnsi="Times New Roman"/>
+        </w:rPr>
+        <w:t xml:space="preserve">,</w:t>
+      </w:r>
+      <w:r>
+        <w:rPr>
+          <w:rFonts w:ascii="Times New Roman" w:hAnsi="Times New Roman"/>
+        </w:rPr>
+        <w:t xml:space="preserve"> </w:t>
+      </w:r>
+      <m:oMath>
+        <m:r>
+          <m:t>k</m:t>
+        </m:r>
+        <m:r>
+          <m:rPr>
+            <m:sty m:val="p"/>
+          </m:rPr>
+          <m:t>=</m:t>
+        </m:r>
+        <m:r>
+          <m:t>4</m:t>
+        </m:r>
+      </m:oMath>
+      <w:r>
+        <w:rPr>
+          <w:rFonts w:ascii="Times New Roman" w:hAnsi="Times New Roman"/>
+        </w:rPr>
+        <w:t xml:space="preserve"> </w:t>
+      </w:r>
+      <w:r>
+        <w:rPr>
+          <w:rFonts w:ascii="Times New Roman" w:hAnsi="Times New Roman"/>
+        </w:rPr>
+        <w:t xml:space="preserve">(</w:t>
+      </w:r>
+      <m:oMath>
+        <m:r>
+          <m:t>K</m:t>
+        </m:r>
+        <m:r>
+          <m:rPr>
+            <m:sty m:val="p"/>
+          </m:rPr>
+          <m:t>≤</m:t>
+        </m:r>
+        <m:r>
+          <m:t>0.14</m:t>
+        </m:r>
+      </m:oMath>
+      <w:r>
+        <w:rPr>
+          <w:rFonts w:ascii="Times New Roman" w:hAnsi="Times New Roman"/>
+        </w:rPr>
+        <w:t xml:space="preserve">) necesitó entre 1.3 y 2.2 veces más.</w:t>
       </w:r>
     </w:p>
-    <w:bookmarkStart w:id="40" w:name="limitaciones."/>
     <w:p>
       <w:pPr>
-        <w:pStyle w:val="Heading4"/>
+        <w:numPr>
+          <w:ilvl w:val="0"/>
+          <w:numId w:val="1006"/>
+        </w:numPr>
       </w:pPr>
       <w:r>
         <w:rPr>
-          <w:rFonts w:ascii="Times New Roman" w:hAnsi="Times New Roman"/>
-        </w:rPr>
-        <w:t xml:space="preserve">Limitaciones.</w:t>
+          <w:iCs/>
+          <w:rFonts w:ascii="Times New Roman" w:hAnsi="Times New Roman"/>
+          <w:i/>
+        </w:rPr>
+        <w:t xml:space="preserve">Multiclase en modelos de ruido de equipos</w:t>
+      </w:r>
+      <w:r>
+        <w:rPr>
+          <w:rFonts w:ascii="Times New Roman" w:hAnsi="Times New Roman"/>
+        </w:rPr>
+        <w:t xml:space="preserve"> </w:t>
+      </w:r>
+      <w:r>
+        <w:rPr>
+          <w:rFonts w:ascii="Times New Roman" w:hAnsi="Times New Roman"/>
+        </w:rPr>
+        <w:t xml:space="preserve">(dígitos 0–4, 100 entradas, 1000 disparos, los cinco backends</w:t>
+      </w:r>
+      <w:r>
+        <w:rPr>
+          <w:rFonts w:ascii="Times New Roman" w:hAnsi="Times New Roman"/>
+        </w:rPr>
+        <w:t xml:space="preserve"> </w:t>
+      </w:r>
+      <w:r>
+        <w:rPr>
+          <w:rFonts w:ascii="Times New Roman" w:hAnsi="Times New Roman"/>
+        </w:rPr>
+        <w:t xml:space="preserve">de la Sec. </w:t>
+      </w:r>
+      <w:hyperlink w:anchor="sec:eco">
+        <w:r>
+          <w:rPr>
+            <w:rStyle w:val="Hyperlink"/>
+          </w:rPr>
+          <w:t xml:space="preserve">4.0.0.5</w:t>
+        </w:r>
+      </w:hyperlink>
+      <w:r>
+        <w:rPr>
+          <w:rFonts w:ascii="Times New Roman" w:hAnsi="Times New Roman"/>
+        </w:rPr>
+        <w:t xml:space="preserve">, 5 circuitos de eco por modelo). Aquí un error dentro del sector es una confusión de clase, y</w:t>
+      </w:r>
+      <w:r>
+        <w:rPr>
+          <w:rFonts w:ascii="Times New Roman" w:hAnsi="Times New Roman"/>
+        </w:rPr>
+        <w:t xml:space="preserve"> </w:t>
+      </w:r>
+      <w:r>
+        <w:rPr>
+          <w:rFonts w:ascii="Times New Roman" w:hAnsi="Times New Roman"/>
+        </w:rPr>
+        <w:t xml:space="preserve">el eco corrige una parte: en promedio sobre los backends la lectura cabeza dio 0.858 cruda, 0.890 con el filtro y</w:t>
+      </w:r>
+      <w:r>
+        <w:rPr>
+          <w:rFonts w:ascii="Times New Roman" w:hAnsi="Times New Roman"/>
+        </w:rPr>
+        <w:t xml:space="preserve"> </w:t>
+      </w:r>
+      <w:r>
+        <w:rPr>
+          <w:rFonts w:ascii="Times New Roman" w:hAnsi="Times New Roman"/>
+        </w:rPr>
+        <w:t xml:space="preserve">0.900 con filtro más eco, contra 0.91 sin ruido.</w:t>
+      </w:r>
+    </w:p>
+    <w:bookmarkStart w:id="40" w:name="tab:mas"/>
+    <w:p>
+      <w:pPr>
+        <w:pStyle w:val="TableCaption"/>
+      </w:pPr>
+      <w:r>
+        <w:rPr>
+          <w:rFonts w:ascii="Times New Roman" w:hAnsi="Times New Roman"/>
+          <w:sz w:val="18"/>
+        </w:rPr>
+        <w:t xml:space="preserve">Estudios más allá del primer modelo, con y sin el filtro (precisión media salvo indicación).</w:t>
+      </w:r>
+    </w:p>
+    <w:tbl>
+      <w:tblPr>
+        <w:tblStyle w:val="Table"/>
+        <w:tblW w:type="auto" w:w="0"/>
+        <w:tblLook w:firstRow="1" w:lastRow="0" w:firstColumn="0" w:lastColumn="0" w:noHBand="0" w:noVBand="0" w:val="0020"/>
+        <w:jc w:val="start"/>
+        <w:tblCaption w:val="Estudios más allá del primer modelo, con y sin el filtro (precisión media salvo indicación)."/>
+      </w:tblPr>
+      <w:tblGrid>
+        <w:gridCol w:w="1584"/>
+        <w:gridCol w:w="1584"/>
+        <w:gridCol w:w="1584"/>
+        <w:gridCol w:w="1584"/>
+        <w:gridCol w:w="1584"/>
+      </w:tblGrid>
+      <w:tr>
+        <w:trPr>
+          <w:tblHeader w:val="true"/>
+        </w:trPr>
+        <w:tc>
+          <w:tcPr/>
+          <w:p>
+            <w:pPr>
+              <w:pStyle w:val="Compact"/>
+              <w:jc w:val="left"/>
+            </w:pPr>
+            <w:r>
+              <w:t xml:space="preserve">estudio</w:t>
+            </w:r>
+          </w:p>
+        </w:tc>
+        <w:tc>
+          <w:tcPr/>
+          <w:p>
+            <w:pPr>
+              <w:pStyle w:val="Compact"/>
+              <w:jc w:val="left"/>
+            </w:pPr>
+            <w:r>
+              <w:t xml:space="preserve">planteo</w:t>
+            </w:r>
+          </w:p>
+        </w:tc>
+        <w:tc>
+          <w:tcPr/>
+          <w:p>
+            <w:pPr>
+              <w:pStyle w:val="Compact"/>
+              <w:jc w:val="center"/>
+            </w:pPr>
+            <w:r>
+              <w:t xml:space="preserve">sin ruido</w:t>
+            </w:r>
+          </w:p>
+        </w:tc>
+        <w:tc>
+          <w:tcPr/>
+          <w:p>
+            <w:pPr>
+              <w:pStyle w:val="Compact"/>
+              <w:jc w:val="center"/>
+            </w:pPr>
+            <w:r>
+              <w:t xml:space="preserve">con qang</w:t>
+            </w:r>
+          </w:p>
+        </w:tc>
+        <w:tc>
+          <w:tcPr/>
+          <w:p>
+            <w:pPr>
+              <w:pStyle w:val="Compact"/>
+              <w:jc w:val="center"/>
+            </w:pPr>
+            <w:r>
+              <w:t xml:space="preserve">sin qang</w:t>
+            </w:r>
+          </w:p>
+        </w:tc>
+      </w:tr>
+      <w:tr>
+        <w:tc>
+          <w:tcPr/>
+          <w:p>
+            <w:pPr>
+              <w:pStyle w:val="Compact"/>
+              <w:jc w:val="left"/>
+            </w:pPr>
+            <w:r>
+              <w:t xml:space="preserve">disparos (T1)</w:t>
+            </w:r>
+          </w:p>
+        </w:tc>
+        <w:tc>
+          <w:tcPr/>
+          <w:p>
+            <w:pPr>
+              <w:pStyle w:val="Compact"/>
+              <w:jc w:val="left"/>
+            </w:pPr>
+            <w:r>
+              <w:t xml:space="preserve">entrenado con</w:t>
+            </w:r>
+            <w:r>
+              <w:t xml:space="preserve"> </w:t>
+            </w:r>
+            <m:oMath>
+              <m:r>
+                <m:t>S</m:t>
+              </m:r>
+              <m:r>
+                <m:rPr>
+                  <m:sty m:val="p"/>
+                </m:rPr>
+                <m:t>=</m:t>
+              </m:r>
+              <m:r>
+                <m:t>1000</m:t>
+              </m:r>
+            </m:oMath>
+            <w:r>
+              <w:t xml:space="preserve"> </w:t>
+            </w:r>
+            <w:r>
+              <w:t xml:space="preserve">/</w:t>
+            </w:r>
+            <w:r>
+              <w:t xml:space="preserve"> </w:t>
+            </w:r>
+            <m:oMath>
+              <m:r>
+                <m:t>S</m:t>
+              </m:r>
+              <m:r>
+                <m:rPr>
+                  <m:sty m:val="p"/>
+                </m:rPr>
+                <m:t>=</m:t>
+              </m:r>
+              <m:r>
+                <m:t>100</m:t>
+              </m:r>
+            </m:oMath>
+          </w:p>
+        </w:tc>
+        <w:tc>
+          <w:tcPr/>
+          <w:p>
+            <w:pPr>
+              <w:pStyle w:val="Compact"/>
+              <w:jc w:val="center"/>
+            </w:pPr>
+            <w:r>
+              <w:t xml:space="preserve">0.945</w:t>
+            </w:r>
+          </w:p>
+        </w:tc>
+        <w:tc>
+          <w:tcPr/>
+          <w:p>
+            <w:pPr>
+              <w:pStyle w:val="Compact"/>
+              <w:jc w:val="center"/>
+            </w:pPr>
+            <w:r>
+              <w:t xml:space="preserve">0.939 / 0.930</w:t>
+            </w:r>
+          </w:p>
+        </w:tc>
+        <w:tc>
+          <w:tcPr/>
+          <w:p>
+            <w:pPr>
+              <w:pStyle w:val="Compact"/>
+              <w:jc w:val="center"/>
+            </w:pPr>
+            <w:r>
+              <w:t xml:space="preserve">0.929 / 0.915</w:t>
+            </w:r>
+          </w:p>
+        </w:tc>
+      </w:tr>
+      <w:tr>
+        <w:tc>
+          <w:tcPr/>
+          <w:p>
+            <w:pPr>
+              <w:pStyle w:val="Compact"/>
+              <w:jc w:val="left"/>
+            </w:pPr>
+            <w:r>
+              <w:t xml:space="preserve">multiclase (T1)</w:t>
+            </w:r>
+          </w:p>
+        </w:tc>
+        <w:tc>
+          <w:tcPr/>
+          <w:p>
+            <w:pPr>
+              <w:pStyle w:val="Compact"/>
+              <w:jc w:val="left"/>
+            </w:pPr>
+            <w:r>
+              <w:t xml:space="preserve">lectura qubit / cabeza</w:t>
+            </w:r>
+          </w:p>
+        </w:tc>
+        <w:tc>
+          <w:tcPr/>
+          <w:p>
+            <w:pPr>
+              <w:pStyle w:val="Compact"/>
+              <w:jc w:val="center"/>
+            </w:pPr>
+            <w:r>
+              <w:t xml:space="preserve">0.918 / 0.953</w:t>
+            </w:r>
+          </w:p>
+        </w:tc>
+        <w:tc>
+          <w:tcPr/>
+          <w:p>
+            <w:pPr>
+              <w:pStyle w:val="Compact"/>
+              <w:jc w:val="center"/>
+            </w:pPr>
+            <w:r>
+              <w:t xml:space="preserve">0.918 / 0.953</w:t>
+            </w:r>
+          </w:p>
+        </w:tc>
+        <w:tc>
+          <w:tcPr/>
+          <w:p>
+            <w:pPr>
+              <w:pStyle w:val="Compact"/>
+              <w:jc w:val="center"/>
+            </w:pPr>
+            <w:r>
+              <w:t xml:space="preserve">0.865 / 0.863</w:t>
+            </w:r>
+          </w:p>
+        </w:tc>
+      </w:tr>
+      <w:tr>
+        <w:tc>
+          <w:tcPr/>
+          <w:p>
+            <w:pPr>
+              <w:pStyle w:val="Compact"/>
+              <w:jc w:val="left"/>
+            </w:pPr>
+            <w:r>
+              <w:t xml:space="preserve">tamaño (T1)</w:t>
+            </w:r>
+          </w:p>
+        </w:tc>
+        <w:tc>
+          <w:tcPr/>
+          <w:p>
+            <w:pPr>
+              <w:pStyle w:val="Compact"/>
+              <w:jc w:val="left"/>
+            </w:pPr>
+            <w:r>
+              <w:t xml:space="preserve">8 qubits, peso 1 / peso 2</w:t>
+            </w:r>
+          </w:p>
+        </w:tc>
+        <w:tc>
+          <w:tcPr/>
+          <w:p>
+            <w:pPr>
+              <w:pStyle w:val="Compact"/>
+              <w:jc w:val="center"/>
+            </w:pPr>
+            <w:r>
+              <w:t xml:space="preserve">0.977 / 0.965</w:t>
+            </w:r>
+          </w:p>
+        </w:tc>
+        <w:tc>
+          <w:tcPr/>
+          <w:p>
+            <w:pPr>
+              <w:pStyle w:val="Compact"/>
+              <w:jc w:val="center"/>
+            </w:pPr>
+            <w:r>
+              <w:t xml:space="preserve">0.977 / 0.965</w:t>
+            </w:r>
+          </w:p>
+        </w:tc>
+        <w:tc>
+          <w:tcPr/>
+          <w:p>
+            <w:pPr>
+              <w:pStyle w:val="Compact"/>
+              <w:jc w:val="center"/>
+            </w:pPr>
+            <w:r>
+              <w:t xml:space="preserve">0.946 / 0.705</w:t>
+            </w:r>
+          </w:p>
+        </w:tc>
+      </w:tr>
+      <w:tr>
+        <w:tc>
+          <w:tcPr/>
+          <w:p>
+            <w:pPr>
+              <w:pStyle w:val="Compact"/>
+              <w:jc w:val="left"/>
+            </w:pPr>
+            <w:r>
+              <w:t xml:space="preserve">gradientes (T1)</w:t>
+            </w:r>
+          </w:p>
+        </w:tc>
+        <w:tc>
+          <w:tcPr/>
+          <w:p>
+            <w:pPr>
+              <w:pStyle w:val="Compact"/>
+              <w:jc w:val="left"/>
+            </w:pPr>
+            <w:r>
+              <w:t xml:space="preserve">razón de varianza, peso 1</w:t>
+            </w:r>
+          </w:p>
+        </w:tc>
+        <w:tc>
+          <w:tcPr/>
+          <w:p>
+            <w:pPr>
+              <w:pStyle w:val="Compact"/>
+              <w:jc w:val="center"/>
+            </w:pPr>
+            <w:r>
+              <w:t xml:space="preserve">1</w:t>
+            </w:r>
+          </w:p>
+        </w:tc>
+        <w:tc>
+          <w:tcPr/>
+          <w:p>
+            <w:pPr>
+              <w:pStyle w:val="Compact"/>
+              <w:jc w:val="center"/>
+            </w:pPr>
+            <w:r>
+              <w:t xml:space="preserve">1</w:t>
+            </w:r>
+          </w:p>
+        </w:tc>
+        <w:tc>
+          <w:tcPr/>
+          <w:p>
+            <w:pPr>
+              <w:pStyle w:val="Compact"/>
+              <w:jc w:val="center"/>
+            </w:pPr>
+            <m:oMath>
+              <m:sSup>
+                <m:e>
+                  <m:r>
+                    <m:t>K</m:t>
+                  </m:r>
+                </m:e>
+                <m:sup>
+                  <m:r>
+                    <m:t>2</m:t>
+                  </m:r>
+                </m:sup>
+              </m:sSup>
+            </m:oMath>
+          </w:p>
+        </w:tc>
+      </w:tr>
+      <w:tr>
+        <w:tc>
+          <w:tcPr/>
+          <w:p>
+            <w:pPr>
+              <w:pStyle w:val="Compact"/>
+              <w:jc w:val="left"/>
+            </w:pPr>
+            <w:r>
+              <w:t xml:space="preserve">multiclase (equipos)</w:t>
+            </w:r>
+          </w:p>
+        </w:tc>
+        <w:tc>
+          <w:tcPr/>
+          <w:p>
+            <w:pPr>
+              <w:pStyle w:val="Compact"/>
+              <w:jc w:val="left"/>
+            </w:pPr>
+            <w:r>
+              <w:t xml:space="preserve">cabeza, cambios en 500</w:t>
+            </w:r>
+          </w:p>
+        </w:tc>
+        <w:tc>
+          <w:tcPr/>
+          <w:p>
+            <w:pPr>
+              <w:pStyle w:val="Compact"/>
+              <w:jc w:val="center"/>
+            </w:pPr>
+            <w:r>
+              <w:t xml:space="preserve">0.91</w:t>
+            </w:r>
+          </w:p>
+        </w:tc>
+        <w:tc>
+          <w:tcPr/>
+          <w:p>
+            <w:pPr>
+              <w:pStyle w:val="Compact"/>
+              <w:jc w:val="center"/>
+            </w:pPr>
+            <w:r>
+              <w:t xml:space="preserve">0.890 (24)</w:t>
+            </w:r>
+          </w:p>
+        </w:tc>
+        <w:tc>
+          <w:tcPr/>
+          <w:p>
+            <w:pPr>
+              <w:pStyle w:val="Compact"/>
+              <w:jc w:val="center"/>
+            </w:pPr>
+            <w:r>
+              <w:t xml:space="preserve">0.858 (51)</w:t>
+            </w:r>
+          </w:p>
+        </w:tc>
+      </w:tr>
+      <w:tr>
+        <w:tc>
+          <w:tcPr/>
+          <w:p>
+            <w:pPr>
+              <w:pStyle w:val="Compact"/>
+            </w:pPr>
+          </w:p>
+        </w:tc>
+        <w:tc>
+          <w:tcPr/>
+          <w:p>
+            <w:pPr>
+              <w:pStyle w:val="Compact"/>
+              <w:jc w:val="left"/>
+            </w:pPr>
+            <w:r>
+              <w:t xml:space="preserve">con calibración por eco</w:t>
+            </w:r>
+          </w:p>
+        </w:tc>
+        <w:tc>
+          <w:tcPr/>
+          <w:p>
+            <w:pPr>
+              <w:pStyle w:val="Compact"/>
+            </w:pPr>
+          </w:p>
+        </w:tc>
+        <w:tc>
+          <w:tcPr/>
+          <w:p>
+            <w:pPr>
+              <w:pStyle w:val="Compact"/>
+              <w:jc w:val="center"/>
+            </w:pPr>
+            <w:r>
+              <w:t xml:space="preserve">0.900 (15)</w:t>
+            </w:r>
+          </w:p>
+        </w:tc>
+        <w:tc>
+          <w:tcPr/>
+          <w:p>
+            <w:pPr>
+              <w:pStyle w:val="Compact"/>
+            </w:pPr>
+          </w:p>
+        </w:tc>
+      </w:tr>
+    </w:tbl>
+    <w:bookmarkEnd w:id="40"/>
+    <w:bookmarkEnd w:id="41"/>
+    <w:bookmarkEnd w:id="42"/>
+    <w:bookmarkStart w:id="44" w:name="discusión"/>
+    <w:p>
+      <w:pPr>
+        <w:pStyle w:val="Heading1"/>
+      </w:pPr>
+      <w:r>
+        <w:rPr>
+          <w:rFonts w:ascii="Times New Roman" w:hAnsi="Times New Roman"/>
+        </w:rPr>
+        <w:t xml:space="preserve">Discusión</w:t>
       </w:r>
     </w:p>
     <w:p>
@@ -15187,57 +19045,371 @@
         <w:rPr>
           <w:rFonts w:ascii="Times New Roman" w:hAnsi="Times New Roman"/>
         </w:rPr>
-        <w:t xml:space="preserve">Todo el ruido es simulado, incluidos los modelos de ruido de equipos. Hay una</w:t>
-      </w:r>
-      <w:r>
-        <w:rPr>
-          <w:rFonts w:ascii="Times New Roman" w:hAnsi="Times New Roman"/>
-        </w:rPr>
-        <w:t xml:space="preserve"> </w:t>
-      </w:r>
-      <w:r>
-        <w:rPr>
-          <w:rFonts w:ascii="Times New Roman" w:hAnsi="Times New Roman"/>
-        </w:rPr>
-        <w:t xml:space="preserve">arquitectura por peso, cinco qubits y conjuntos pequeños en los que una muestra de prueba vale 2–3 puntos. El</w:t>
-      </w:r>
-      <w:r>
-        <w:rPr>
-          <w:rFonts w:ascii="Times New Roman" w:hAnsi="Times New Roman"/>
-        </w:rPr>
-        <w:t xml:space="preserve"> </w:t>
-      </w:r>
-      <w:r>
-        <w:rPr>
-          <w:rFonts w:ascii="Times New Roman" w:hAnsi="Times New Roman"/>
-        </w:rPr>
-        <w:t xml:space="preserve">modelo de peso 2 alcanza pero no supera la precisión del peso 1 en estos conjuntos. No se afirma ventaja cuántica: estas redes son simulables</w:t>
-      </w:r>
-      <w:r>
-        <w:rPr>
-          <w:rFonts w:ascii="Times New Roman" w:hAnsi="Times New Roman"/>
-        </w:rPr>
-        <w:t xml:space="preserve"> </w:t>
-      </w:r>
-      <w:r>
-        <w:rPr>
-          <w:rFonts w:ascii="Times New Roman" w:hAnsi="Times New Roman"/>
-        </w:rPr>
-        <w:t xml:space="preserve">clásicamente. Una corrida en hardware con el filtro es la siguiente prueba natural.</w:t>
+        <w:t xml:space="preserve">La diferencia que hace el filtro depende de cómo se entrenó la red. Entrenada en simulador y ejecutada con</w:t>
+      </w:r>
+      <w:r>
+        <w:rPr>
+          <w:rFonts w:ascii="Times New Roman" w:hAnsi="Times New Roman"/>
+        </w:rPr>
+        <w:t xml:space="preserve"> </w:t>
+      </w:r>
+      <w:r>
+        <w:rPr>
+          <w:rFonts w:ascii="Times New Roman" w:hAnsi="Times New Roman"/>
+        </w:rPr>
+        <w:t xml:space="preserve">relajación, el filtro es decisivo. Su efecto crece con el peso, porque un estado de peso</w:t>
+      </w:r>
+      <w:r>
+        <w:rPr>
+          <w:rFonts w:ascii="Times New Roman" w:hAnsi="Times New Roman"/>
+        </w:rPr>
+        <w:t xml:space="preserve"> </w:t>
+      </w:r>
+      <m:oMath>
+        <m:r>
+          <m:t>k</m:t>
+        </m:r>
+      </m:oMath>
+      <w:r>
+        <w:rPr>
+          <w:rFonts w:ascii="Times New Roman" w:hAnsi="Times New Roman"/>
+        </w:rPr>
+        <w:t xml:space="preserve"> </w:t>
+      </w:r>
+      <w:r>
+        <w:rPr>
+          <w:rFonts w:ascii="Times New Roman" w:hAnsi="Times New Roman"/>
+        </w:rPr>
+        <w:t xml:space="preserve">decae</w:t>
+      </w:r>
+      <w:r>
+        <w:rPr>
+          <w:rFonts w:ascii="Times New Roman" w:hAnsi="Times New Roman"/>
+        </w:rPr>
+        <w:t xml:space="preserve"> </w:t>
+      </w:r>
+      <m:oMath>
+        <m:r>
+          <m:t>k</m:t>
+        </m:r>
+      </m:oMath>
+      <w:r>
+        <w:rPr>
+          <w:rFonts w:ascii="Times New Roman" w:hAnsi="Times New Roman"/>
+        </w:rPr>
+        <w:t xml:space="preserve"> </w:t>
+      </w:r>
+      <w:r>
+        <w:rPr>
+          <w:rFonts w:ascii="Times New Roman" w:hAnsi="Times New Roman"/>
+        </w:rPr>
+        <w:t xml:space="preserve">veces más</w:t>
+      </w:r>
+      <w:r>
+        <w:rPr>
+          <w:rFonts w:ascii="Times New Roman" w:hAnsi="Times New Roman"/>
+        </w:rPr>
+        <w:t xml:space="preserve"> </w:t>
+      </w:r>
+      <w:r>
+        <w:rPr>
+          <w:rFonts w:ascii="Times New Roman" w:hAnsi="Times New Roman"/>
+        </w:rPr>
+        <w:t xml:space="preserve">rápido. Entrenada con un modelo de ruido calibrado, una red sin filtro aprende el decaimiento, y el filtro no</w:t>
+      </w:r>
+      <w:r>
+        <w:rPr>
+          <w:rFonts w:ascii="Times New Roman" w:hAnsi="Times New Roman"/>
+        </w:rPr>
+        <w:t xml:space="preserve"> </w:t>
+      </w:r>
+      <w:r>
+        <w:rPr>
+          <w:rFonts w:ascii="Times New Roman" w:hAnsi="Times New Roman"/>
+        </w:rPr>
+        <w:t xml:space="preserve">agrega nada medible. Lo que aporta el filtro es, por lo tanto, de procedimiento y no una ganancia de precisión</w:t>
+      </w:r>
+      <w:r>
+        <w:rPr>
+          <w:rFonts w:ascii="Times New Roman" w:hAnsi="Times New Roman"/>
+        </w:rPr>
+        <w:t xml:space="preserve"> </w:t>
+      </w:r>
+      <w:r>
+        <w:rPr>
+          <w:rFonts w:ascii="Times New Roman" w:hAnsi="Times New Roman"/>
+        </w:rPr>
+        <w:t xml:space="preserve">sobre la mejor alternativa. Con T1 igual hace exactamente válido el entrenamiento sin ruido, sin modelo de ruido</w:t>
+      </w:r>
+      <w:r>
+        <w:rPr>
+          <w:rFonts w:ascii="Times New Roman" w:hAnsi="Times New Roman"/>
+        </w:rPr>
+        <w:t xml:space="preserve"> </w:t>
+      </w:r>
+      <w:r>
+        <w:rPr>
+          <w:rFonts w:ascii="Times New Roman" w:hAnsi="Times New Roman"/>
+        </w:rPr>
+        <w:t xml:space="preserve">ni corridas de entrenamiento con ruido, y su costo (los disparos descartados) se conoce antes de ejecutar. El T1</w:t>
+      </w:r>
+      <w:r>
+        <w:rPr>
+          <w:rFonts w:ascii="Times New Roman" w:hAnsi="Times New Roman"/>
+        </w:rPr>
+        <w:t xml:space="preserve"> </w:t>
+      </w:r>
+      <w:r>
+        <w:rPr>
+          <w:rFonts w:ascii="Times New Roman" w:hAnsi="Times New Roman"/>
+        </w:rPr>
+        <w:t xml:space="preserve">desigual y el desfase no se corrigen. En hardware con mucha dispersión de T1 o desfase fuerte, el filtro</w:t>
+      </w:r>
+      <w:r>
+        <w:rPr>
+          <w:rFonts w:ascii="Times New Roman" w:hAnsi="Times New Roman"/>
+        </w:rPr>
+        <w:t xml:space="preserve"> </w:t>
+      </w:r>
+      <w:r>
+        <w:rPr>
+          <w:rFonts w:ascii="Times New Roman" w:hAnsi="Times New Roman"/>
+        </w:rPr>
+        <w:t xml:space="preserve">complementa un modelo de ruido y no lo reemplaza. De los estudios anteriores salen dos reglas prácticas.</w:t>
+      </w:r>
+      <w:r>
+        <w:rPr>
+          <w:rFonts w:ascii="Times New Roman" w:hAnsi="Times New Roman"/>
+        </w:rPr>
+        <w:t xml:space="preserve"> </w:t>
+      </w:r>
+      <w:r>
+        <w:rPr>
+          <w:rFonts w:ascii="Times New Roman" w:hAnsi="Times New Roman"/>
+        </w:rPr>
+        <w:t xml:space="preserve">Hasta una dispersión de</w:t>
+      </w:r>
+      <w:r>
+        <w:rPr>
+          <w:rFonts w:ascii="Times New Roman" w:hAnsi="Times New Roman"/>
+        </w:rPr>
+        <w:t xml:space="preserve"> </w:t>
+      </w:r>
+      <m:oMath>
+        <m:r>
+          <m:rPr>
+            <m:sty m:val="p"/>
+          </m:rPr>
+          <m:t>±</m:t>
+        </m:r>
+        <m:r>
+          <m:t>80</m:t>
+        </m:r>
+        <m:r>
+          <m:t> </m:t>
+        </m:r>
+        <m:r>
+          <m:rPr>
+            <m:sty m:val="p"/>
+          </m:rPr>
+          <m:t>%</m:t>
+        </m:r>
+      </m:oMath>
+      <w:r>
+        <w:rPr>
+          <w:rFonts w:ascii="Times New Roman" w:hAnsi="Times New Roman"/>
+        </w:rPr>
+        <w:t xml:space="preserve"> </w:t>
+      </w:r>
+      <w:r>
+        <w:rPr>
+          <w:rFonts w:ascii="Times New Roman" w:hAnsi="Times New Roman"/>
+        </w:rPr>
+        <w:t xml:space="preserve">de</w:t>
+      </w:r>
+      <w:r>
+        <w:rPr>
+          <w:rFonts w:ascii="Times New Roman" w:hAnsi="Times New Roman"/>
+        </w:rPr>
+        <w:t xml:space="preserve"> </w:t>
+      </w:r>
+      <m:oMath>
+        <m:r>
+          <m:t>1</m:t>
+        </m:r>
+        <m:r>
+          <m:rPr>
+            <m:sty m:val="p"/>
+          </m:rPr>
+          <m:t>/</m:t>
+        </m:r>
+        <m:sSub>
+          <m:e>
+            <m:r>
+              <m:t>T</m:t>
+            </m:r>
+          </m:e>
+          <m:sub>
+            <m:r>
+              <m:t>1</m:t>
+            </m:r>
+          </m:sub>
+        </m:sSub>
+      </m:oMath>
+      <w:r>
+        <w:rPr>
+          <w:rFonts w:ascii="Times New Roman" w:hAnsi="Times New Roman"/>
+        </w:rPr>
+        <w:t xml:space="preserve"> </w:t>
+      </w:r>
+      <w:r>
+        <w:rPr>
+          <w:rFonts w:ascii="Times New Roman" w:hAnsi="Times New Roman"/>
+        </w:rPr>
+        <w:t xml:space="preserve">entre qubits, una red entrenada en simulador puede ejecutarse</w:t>
+      </w:r>
+      <w:r>
+        <w:rPr>
+          <w:rFonts w:ascii="Times New Roman" w:hAnsi="Times New Roman"/>
+        </w:rPr>
+        <w:t xml:space="preserve"> </w:t>
+      </w:r>
+      <w:r>
+        <w:rPr>
+          <w:rFonts w:ascii="Times New Roman" w:hAnsi="Times New Roman"/>
+        </w:rPr>
+        <w:t xml:space="preserve">solo con el filtro, perdiendo menos de un punto. Si en cambio la red se entrena con el ruido calibrado, con una</w:t>
+      </w:r>
+      <w:r>
+        <w:rPr>
+          <w:rFonts w:ascii="Times New Roman" w:hAnsi="Times New Roman"/>
+        </w:rPr>
+        <w:t xml:space="preserve"> </w:t>
+      </w:r>
+      <w:r>
+        <w:rPr>
+          <w:rFonts w:ascii="Times New Roman" w:hAnsi="Times New Roman"/>
+        </w:rPr>
+        <w:t xml:space="preserve">codificación que distorsiona y una lectura con muchos parámetros, los disparos decaídos parecieron útiles en un</w:t>
+      </w:r>
+      <w:r>
+        <w:rPr>
+          <w:rFonts w:ascii="Times New Roman" w:hAnsi="Times New Roman"/>
+        </w:rPr>
+        <w:t xml:space="preserve"> </w:t>
+      </w:r>
+      <w:r>
+        <w:rPr>
+          <w:rFonts w:ascii="Times New Roman" w:hAnsi="Times New Roman"/>
+        </w:rPr>
+        <w:t xml:space="preserve">estudio (1.2 puntos), pero en 60 corridas nuevas la diferencia fue de 0.5 puntos y no significativa; con una</w:t>
+      </w:r>
+      <w:r>
+        <w:rPr>
+          <w:rFonts w:ascii="Times New Roman" w:hAnsi="Times New Roman"/>
+        </w:rPr>
+        <w:t xml:space="preserve"> </w:t>
+      </w:r>
+      <w:r>
+        <w:rPr>
+          <w:rFonts w:ascii="Times New Roman" w:hAnsi="Times New Roman"/>
+        </w:rPr>
+        <w:t xml:space="preserve">codificación fiel no apareció, y sumar las variables crudas a las filtradas no ganó nada. Para modelos de peso 2, importa más cómo se cargan los datos que qué se lee. El costo en disparos del filtro no decidió en su contra en ninguno de nuestros mapas de escala. Lo que el filtro</w:t>
+      </w:r>
+      <w:r>
+        <w:rPr>
+          <w:rFonts w:ascii="Times New Roman" w:hAnsi="Times New Roman"/>
+        </w:rPr>
+        <w:t xml:space="preserve"> </w:t>
+      </w:r>
+      <w:r>
+        <w:rPr>
+          <w:rFonts w:ascii="Times New Roman" w:hAnsi="Times New Roman"/>
+        </w:rPr>
+        <w:t xml:space="preserve">no ve, los errores que mantienen la excitación en el sector pero la mueven, se puede calibrar con circuitos de eco, al</w:t>
+      </w:r>
+      <w:r>
+        <w:rPr>
+          <w:rFonts w:ascii="Times New Roman" w:hAnsi="Times New Roman"/>
+        </w:rPr>
+        <w:t xml:space="preserve"> </w:t>
+      </w:r>
+      <w:r>
+        <w:rPr>
+          <w:rFonts w:ascii="Times New Roman" w:hAnsi="Times New Roman"/>
+        </w:rPr>
+        <w:t xml:space="preserve">costo de cinco circuitos extra por modelo, siempre que el error filtrado esté bien por encima del ruido de disparo.</w:t>
+      </w:r>
+      <w:r>
+        <w:rPr>
+          <w:rFonts w:ascii="Times New Roman" w:hAnsi="Times New Roman"/>
+        </w:rPr>
+        <w:t xml:space="preserve"> </w:t>
+      </w:r>
+      <w:r>
+        <w:rPr>
+          <w:rFonts w:ascii="Times New Roman" w:hAnsi="Times New Roman"/>
+        </w:rPr>
+        <w:t xml:space="preserve">Estas conclusiones se mantuvieron al entrenar con disparos, al pasar a cinco clases o al crecer a 8 qubits; con el</w:t>
+      </w:r>
+      <w:r>
+        <w:rPr>
+          <w:rFonts w:ascii="Times New Roman" w:hAnsi="Times New Roman"/>
+        </w:rPr>
+        <w:t xml:space="preserve"> </w:t>
+      </w:r>
+      <w:r>
+        <w:rPr>
+          <w:rFonts w:ascii="Times New Roman" w:hAnsi="Times New Roman"/>
+        </w:rPr>
+        <w:t xml:space="preserve">tamaño, la pérdida sin filtro creció solo en peso 2. El filtro también le entrega al entrenamiento el gradiente sin</w:t>
+      </w:r>
+      <w:r>
+        <w:rPr>
+          <w:rFonts w:ascii="Times New Roman" w:hAnsi="Times New Roman"/>
+        </w:rPr>
+        <w:t xml:space="preserve"> </w:t>
+      </w:r>
+      <w:r>
+        <w:rPr>
+          <w:rFonts w:ascii="Times New Roman" w:hAnsi="Times New Roman"/>
+        </w:rPr>
+        <w:t xml:space="preserve">ruido, pero no cura el aplanamiento que trae el propio sector con</w:t>
+      </w:r>
+      <w:r>
+        <w:rPr>
+          <w:rFonts w:ascii="Times New Roman" w:hAnsi="Times New Roman"/>
+        </w:rPr>
+        <w:t xml:space="preserve"> </w:t>
+      </w:r>
+      <m:oMath>
+        <m:r>
+          <m:t>n</m:t>
+        </m:r>
+      </m:oMath>
+      <w:r>
+        <w:rPr>
+          <w:rFonts w:ascii="Times New Roman" w:hAnsi="Times New Roman"/>
+        </w:rPr>
+        <w:t xml:space="preserve"> </w:t>
+      </w:r>
+      <w:r>
+        <w:rPr>
+          <w:rFonts w:ascii="Times New Roman" w:hAnsi="Times New Roman"/>
+        </w:rPr>
+        <w:t xml:space="preserve">mayor.</w:t>
       </w:r>
     </w:p>
-    <w:bookmarkEnd w:id="40"/>
-    <w:bookmarkEnd w:id="41"/>
-    <w:bookmarkStart w:id="55" w:name="disponibilidad-de-código-y-datos"/>
+    <w:bookmarkStart w:id="43" w:name="limitaciones."/>
     <w:p>
       <w:pPr>
-        <w:pStyle w:val="Heading1"/>
+        <w:pStyle w:val="Heading4"/>
       </w:pPr>
       <w:r>
         <w:rPr>
           <w:rFonts w:ascii="Times New Roman" w:hAnsi="Times New Roman"/>
         </w:rPr>
-        <w:t xml:space="preserve">Disponibilidad de código y datos</w:t>
+        <w:t xml:space="preserve">Limitaciones.</w:t>
       </w:r>
     </w:p>
     <w:p>
@@ -15248,6 +19420,67 @@
         <w:rPr>
           <w:rFonts w:ascii="Times New Roman" w:hAnsi="Times New Roman"/>
         </w:rPr>
+        <w:t xml:space="preserve">Todo el ruido es simulado, incluidos los modelos de ruido de equipos. Hay una</w:t>
+      </w:r>
+      <w:r>
+        <w:rPr>
+          <w:rFonts w:ascii="Times New Roman" w:hAnsi="Times New Roman"/>
+        </w:rPr>
+        <w:t xml:space="preserve"> </w:t>
+      </w:r>
+      <w:r>
+        <w:rPr>
+          <w:rFonts w:ascii="Times New Roman" w:hAnsi="Times New Roman"/>
+        </w:rPr>
+        <w:t xml:space="preserve">arquitectura por peso, 5–8 qubits y conjuntos pequeños en los que una muestra de prueba vale 2–3 puntos. El</w:t>
+      </w:r>
+      <w:r>
+        <w:rPr>
+          <w:rFonts w:ascii="Times New Roman" w:hAnsi="Times New Roman"/>
+        </w:rPr>
+        <w:t xml:space="preserve"> </w:t>
+      </w:r>
+      <w:r>
+        <w:rPr>
+          <w:rFonts w:ascii="Times New Roman" w:hAnsi="Times New Roman"/>
+        </w:rPr>
+        <w:t xml:space="preserve">modelo de peso 2 alcanza pero no supera la precisión del peso 1 en estos conjuntos. No se afirma ventaja cuántica: estas redes son simulables</w:t>
+      </w:r>
+      <w:r>
+        <w:rPr>
+          <w:rFonts w:ascii="Times New Roman" w:hAnsi="Times New Roman"/>
+        </w:rPr>
+        <w:t xml:space="preserve"> </w:t>
+      </w:r>
+      <w:r>
+        <w:rPr>
+          <w:rFonts w:ascii="Times New Roman" w:hAnsi="Times New Roman"/>
+        </w:rPr>
+        <w:t xml:space="preserve">clásicamente. Una corrida en hardware con el filtro es la siguiente prueba natural.</w:t>
+      </w:r>
+    </w:p>
+    <w:bookmarkEnd w:id="43"/>
+    <w:bookmarkEnd w:id="44"/>
+    <w:bookmarkStart w:id="58" w:name="disponibilidad-de-código-y-datos"/>
+    <w:p>
+      <w:pPr>
+        <w:pStyle w:val="Heading1"/>
+      </w:pPr>
+      <w:r>
+        <w:rPr>
+          <w:rFonts w:ascii="Times New Roman" w:hAnsi="Times New Roman"/>
+        </w:rPr>
+        <w:t xml:space="preserve">Disponibilidad de código y datos</w:t>
+      </w:r>
+    </w:p>
+    <w:p>
+      <w:pPr>
+        <w:pStyle w:val="FirstParagraph"/>
+      </w:pPr>
+      <w:r>
+        <w:rPr>
+          <w:rFonts w:ascii="Times New Roman" w:hAnsi="Times New Roman"/>
+        </w:rPr>
         <w:t xml:space="preserve">Modelos:</w:t>
       </w:r>
       <w:r>
@@ -15298,7 +19531,7 @@
         <w:rPr>
           <w:rFonts w:ascii="Times New Roman" w:hAnsi="Times New Roman"/>
         </w:rPr>
-        <w:t xml:space="preserve">0.6.13 (</w:t>
+        <w:t xml:space="preserve">0.6.16 (</w:t>
       </w:r>
       <w:r>
         <w:rPr>
@@ -15506,7 +19739,7 @@
         <w:rPr>
           <w:rFonts w:ascii="Times New Roman" w:hAnsi="Times New Roman"/>
         </w:rPr>
-        <w:t xml:space="preserve">; calibración por eco en</w:t>
+        <w:t xml:space="preserve">;</w:t>
       </w:r>
       <w:r>
         <w:rPr>
@@ -15519,6 +19752,68 @@
           <w:rStyle w:val="VerbatimChar"/>
           <w:rFonts w:ascii="Times New Roman" w:hAnsi="Times New Roman"/>
         </w:rPr>
+        <w:t xml:space="preserve">MultiClassQNN</w:t>
+      </w:r>
+      <w:r>
+        <w:rPr>
+          <w:rFonts w:ascii="Times New Roman" w:hAnsi="Times New Roman"/>
+        </w:rPr>
+        <w:t xml:space="preserve"> </w:t>
+      </w:r>
+      <w:r>
+        <w:rPr>
+          <w:rFonts w:ascii="Times New Roman" w:hAnsi="Times New Roman"/>
+        </w:rPr>
+        <w:t xml:space="preserve">y</w:t>
+      </w:r>
+      <w:r>
+        <w:rPr>
+          <w:rFonts w:ascii="Times New Roman" w:hAnsi="Times New Roman"/>
+        </w:rPr>
+        <w:t xml:space="preserve"> </w:t>
+      </w:r>
+      <w:r>
+        <w:rPr>
+          <w:rStyle w:val="VerbatimChar"/>
+          <w:rFonts w:ascii="Times New Roman" w:hAnsi="Times New Roman"/>
+        </w:rPr>
+        <w:t xml:space="preserve">block_unitaries</w:t>
+      </w:r>
+      <w:r>
+        <w:rPr>
+          <w:rFonts w:ascii="Times New Roman" w:hAnsi="Times New Roman"/>
+        </w:rPr>
+        <w:t xml:space="preserve"> </w:t>
+      </w:r>
+      <w:r>
+        <w:rPr>
+          <w:rFonts w:ascii="Times New Roman" w:hAnsi="Times New Roman"/>
+        </w:rPr>
+        <w:t xml:space="preserve">en la rama</w:t>
+      </w:r>
+      <w:r>
+        <w:rPr>
+          <w:rFonts w:ascii="Times New Roman" w:hAnsi="Times New Roman"/>
+        </w:rPr>
+        <w:t xml:space="preserve"> </w:t>
+      </w:r>
+      <w:r>
+        <w:rPr>
+          <w:rFonts w:ascii="Times New Roman" w:hAnsi="Times New Roman"/>
+        </w:rPr>
+        <w:t xml:space="preserve">principal; calibración por eco en</w:t>
+      </w:r>
+      <w:r>
+        <w:rPr>
+          <w:rFonts w:ascii="Times New Roman" w:hAnsi="Times New Roman"/>
+        </w:rPr>
+        <w:t xml:space="preserve"> </w:t>
+      </w:r>
+      <w:r>
+        <w:rPr>
+          <w:rStyle w:val="VerbatimChar"/>
+          <w:rFonts w:ascii="Times New Roman" w:hAnsi="Times New Roman"/>
+        </w:rPr>
         <w:t xml:space="preserve">qang.sectors</w:t>
       </w:r>
       <w:r>
@@ -15625,7 +19920,7 @@
         <w:rPr>
           <w:rFonts w:ascii="Times New Roman" w:hAnsi="Times New Roman"/>
         </w:rPr>
-        <w:t xml:space="preserve">RESEARCH_NOTES §75–§82, §85, §87, §90, §91 y §94–§101, §104–§106, con pruebas en</w:t>
+        <w:t xml:space="preserve">RESEARCH_NOTES §75–§82, §85, §87, §90, §91 y §94–§101, §104–§113, con pruebas en</w:t>
       </w:r>
       <w:r>
         <w:rPr>
@@ -15706,15 +20001,15 @@
         <w:rPr>
           <w:rFonts w:ascii="Times New Roman" w:hAnsi="Times New Roman"/>
         </w:rPr>
-        <w:t xml:space="preserve">PyPI. Repositorio:</w:t>
-      </w:r>
-      <w:r>
-        <w:rPr>
-          <w:rFonts w:ascii="Times New Roman" w:hAnsi="Times New Roman"/>
-        </w:rPr>
-        <w:t xml:space="preserve"> </w:t>
-      </w:r>
-      <w:hyperlink r:id="rId42">
+        <w:t xml:space="preserve">PyPI (o desde GitHub para el modelo multiclase) y muestran cada resultado con y sin el filtro. Repositorio:</w:t>
+      </w:r>
+      <w:r>
+        <w:rPr>
+          <w:rFonts w:ascii="Times New Roman" w:hAnsi="Times New Roman"/>
+        </w:rPr>
+        <w:t xml:space="preserve"> </w:t>
+      </w:r>
+      <w:hyperlink r:id="rId45">
         <w:r>
           <w:rPr>
             <w:rStyle w:val="Hyperlink"/>
@@ -15917,8 +20212,8 @@
         <w:t xml:space="preserve"># lectura cruda</w:t>
       </w:r>
     </w:p>
-    <w:bookmarkStart w:id="54" w:name="refs"/>
-    <w:bookmarkStart w:id="43" w:name="ref-bonetmonroig2018"/>
+    <w:bookmarkStart w:id="57" w:name="refs"/>
+    <w:bookmarkStart w:id="46" w:name="ref-bonetmonroig2018"/>
     <w:p>
       <w:pPr>
         <w:pStyle w:val="Bibliography"/>
@@ -15968,8 +20263,8 @@
         <w:t xml:space="preserve">98: 062339.</w:t>
       </w:r>
     </w:p>
-    <w:bookmarkEnd w:id="43"/>
-    <w:bookmarkStart w:id="44" w:name="ref-cerezo2023simulability"/>
+    <w:bookmarkEnd w:id="46"/>
+    <w:bookmarkStart w:id="47" w:name="ref-cerezo2023simulability"/>
     <w:p>
       <w:pPr>
         <w:pStyle w:val="Bibliography"/>
@@ -16011,8 +20306,8 @@
         <w:t xml:space="preserve">r, Why We Need to Rethink Variational Quantum Computing.”</w:t>
       </w:r>
     </w:p>
-    <w:bookmarkEnd w:id="44"/>
-    <w:bookmarkStart w:id="46" w:name="ref-landman2022"/>
+    <w:bookmarkEnd w:id="47"/>
+    <w:bookmarkStart w:id="49" w:name="ref-landman2022"/>
     <w:p>
       <w:pPr>
         <w:pStyle w:val="Bibliography"/>
@@ -16067,7 +20362,7 @@
         </w:rPr>
         <w:t xml:space="preserve"> </w:t>
       </w:r>
-      <w:hyperlink r:id="rId45">
+      <w:hyperlink r:id="rId48">
         <w:r>
           <w:rPr>
             <w:rStyle w:val="Hyperlink"/>
@@ -16082,8 +20377,8 @@
         <w:t xml:space="preserve">.</w:t>
       </w:r>
     </w:p>
-    <w:bookmarkEnd w:id="46"/>
-    <w:bookmarkStart w:id="47" w:name="ref-mcardle2019"/>
+    <w:bookmarkEnd w:id="49"/>
+    <w:bookmarkStart w:id="50" w:name="ref-mcardle2019"/>
     <w:p>
       <w:pPr>
         <w:pStyle w:val="Bibliography"/>
@@ -16133,8 +20428,8 @@
         <w:t xml:space="preserve">122: 180501.</w:t>
       </w:r>
     </w:p>
-    <w:bookmarkEnd w:id="47"/>
-    <w:bookmarkStart w:id="49" w:name="ref-monteverde2026qang"/>
+    <w:bookmarkEnd w:id="50"/>
+    <w:bookmarkStart w:id="52" w:name="ref-monteverde2026qang"/>
     <w:p>
       <w:pPr>
         <w:pStyle w:val="Bibliography"/>
@@ -16187,7 +20482,7 @@
         </w:rPr>
         <w:t xml:space="preserve"> </w:t>
       </w:r>
-      <w:hyperlink r:id="rId48">
+      <w:hyperlink r:id="rId51">
         <w:r>
           <w:rPr>
             <w:rStyle w:val="Hyperlink"/>
@@ -16202,8 +20497,8 @@
         <w:t xml:space="preserve">.</w:t>
       </w:r>
     </w:p>
-    <w:bookmarkEnd w:id="49"/>
-    <w:bookmarkStart w:id="51" w:name="ref-monteverde2026witness"/>
+    <w:bookmarkEnd w:id="52"/>
+    <w:bookmarkStart w:id="54" w:name="ref-monteverde2026witness"/>
     <w:p>
       <w:pPr>
         <w:pStyle w:val="Bibliography"/>
@@ -16252,7 +20547,7 @@
         </w:rPr>
         <w:t xml:space="preserve"> </w:t>
       </w:r>
-      <w:hyperlink r:id="rId50">
+      <w:hyperlink r:id="rId53">
         <w:r>
           <w:rPr>
             <w:rStyle w:val="Hyperlink"/>
@@ -16267,8 +20562,8 @@
         <w:t xml:space="preserve">.</w:t>
       </w:r>
     </w:p>
-    <w:bookmarkEnd w:id="51"/>
-    <w:bookmarkStart w:id="53" w:name="ref-wang2022quantumnat"/>
+    <w:bookmarkEnd w:id="54"/>
+    <w:bookmarkStart w:id="56" w:name="ref-wang2022quantumnat"/>
     <w:p>
       <w:pPr>
         <w:pStyle w:val="Bibliography"/>
@@ -16341,7 +20636,7 @@
         </w:rPr>
         <w:t xml:space="preserve"> </w:t>
       </w:r>
-      <w:hyperlink r:id="rId52">
+      <w:hyperlink r:id="rId55">
         <w:r>
           <w:rPr>
             <w:rStyle w:val="Hyperlink"/>
@@ -16356,9 +20651,9 @@
         <w:t xml:space="preserve">.</w:t>
       </w:r>
     </w:p>
-    <w:bookmarkEnd w:id="53"/>
-    <w:bookmarkEnd w:id="54"/>
-    <w:bookmarkEnd w:id="55"/>
+    <w:bookmarkEnd w:id="56"/>
+    <w:bookmarkEnd w:id="57"/>
+    <w:bookmarkEnd w:id="58"/>
     <w:sectPr/>
   </w:body>
 </w:document>
@@ -16557,6 +20852,9 @@
     <w:abstractNumId w:val="991"/>
   </w:num>
   <w:num w:numId="1005">
+    <w:abstractNumId w:val="991"/>
+  </w:num>
+  <w:num w:numId="1006">
     <w:abstractNumId w:val="991"/>
   </w:num>
 </w:numbering>

--- a/manuscript/qang_qml_es.docx
+++ b/manuscript/qang_qml_es.docx
@@ -8644,7 +8644,7 @@
         <w:rPr>
           <w:rFonts w:ascii="Times New Roman" w:hAnsi="Times New Roman"/>
         </w:rPr>
-        <w:t xml:space="preserve">0.6.16,</w:t>
+        <w:t xml:space="preserve">0.6.17,</w:t>
       </w:r>
       <w:r>
         <w:rPr>
@@ -8663,127 +8663,7 @@
         <w:rPr>
           <w:rFonts w:ascii="Times New Roman" w:hAnsi="Times New Roman"/>
         </w:rPr>
-        <w:t xml:space="preserve">;</w:t>
-      </w:r>
-      <w:r>
-        <w:rPr>
-          <w:rFonts w:ascii="Times New Roman" w:hAnsi="Times New Roman"/>
-        </w:rPr>
-        <w:t xml:space="preserve"> </w:t>
-      </w:r>
-      <w:r>
-        <w:rPr>
-          <w:rFonts w:ascii="Times New Roman" w:hAnsi="Times New Roman"/>
-        </w:rPr>
-        <w:t xml:space="preserve">el</w:t>
-      </w:r>
-      <w:r>
-        <w:rPr>
-          <w:rFonts w:ascii="Times New Roman" w:hAnsi="Times New Roman"/>
-        </w:rPr>
-        <w:t xml:space="preserve"> </w:t>
-      </w:r>
-      <w:r>
-        <w:rPr>
-          <w:rFonts w:ascii="Times New Roman" w:hAnsi="Times New Roman"/>
-        </w:rPr>
-        <w:t xml:space="preserve">modelo</w:t>
-      </w:r>
-      <w:r>
-        <w:rPr>
-          <w:rFonts w:ascii="Times New Roman" w:hAnsi="Times New Roman"/>
-        </w:rPr>
-        <w:t xml:space="preserve"> </w:t>
-      </w:r>
-      <w:r>
-        <w:rPr>
-          <w:rFonts w:ascii="Times New Roman" w:hAnsi="Times New Roman"/>
-        </w:rPr>
-        <w:t xml:space="preserve">multiclase</w:t>
-      </w:r>
-      <w:r>
-        <w:rPr>
-          <w:rFonts w:ascii="Times New Roman" w:hAnsi="Times New Roman"/>
-        </w:rPr>
-        <w:t xml:space="preserve"> </w:t>
-      </w:r>
-      <w:r>
-        <w:rPr>
-          <w:rFonts w:ascii="Times New Roman" w:hAnsi="Times New Roman"/>
-        </w:rPr>
-        <w:t xml:space="preserve">está</w:t>
-      </w:r>
-      <w:r>
-        <w:rPr>
-          <w:rFonts w:ascii="Times New Roman" w:hAnsi="Times New Roman"/>
-        </w:rPr>
-        <w:t xml:space="preserve"> </w:t>
-      </w:r>
-      <w:r>
-        <w:rPr>
-          <w:rFonts w:ascii="Times New Roman" w:hAnsi="Times New Roman"/>
-        </w:rPr>
-        <w:t xml:space="preserve">en</w:t>
-      </w:r>
-      <w:r>
-        <w:rPr>
-          <w:rFonts w:ascii="Times New Roman" w:hAnsi="Times New Roman"/>
-        </w:rPr>
-        <w:t xml:space="preserve"> </w:t>
-      </w:r>
-      <w:r>
-        <w:rPr>
-          <w:rFonts w:ascii="Times New Roman" w:hAnsi="Times New Roman"/>
-        </w:rPr>
-        <w:t xml:space="preserve">la</w:t>
-      </w:r>
-      <w:r>
-        <w:rPr>
-          <w:rFonts w:ascii="Times New Roman" w:hAnsi="Times New Roman"/>
-        </w:rPr>
-        <w:t xml:space="preserve"> </w:t>
-      </w:r>
-      <w:r>
-        <w:rPr>
-          <w:rFonts w:ascii="Times New Roman" w:hAnsi="Times New Roman"/>
-        </w:rPr>
-        <w:t xml:space="preserve">rama</w:t>
-      </w:r>
-      <w:r>
-        <w:rPr>
-          <w:rFonts w:ascii="Times New Roman" w:hAnsi="Times New Roman"/>
-        </w:rPr>
-        <w:t xml:space="preserve"> </w:t>
-      </w:r>
-      <w:r>
-        <w:rPr>
-          <w:rFonts w:ascii="Times New Roman" w:hAnsi="Times New Roman"/>
-        </w:rPr>
-        <w:t xml:space="preserve">principal</w:t>
-      </w:r>
-      <w:r>
-        <w:rPr>
-          <w:rFonts w:ascii="Times New Roman" w:hAnsi="Times New Roman"/>
-        </w:rPr>
-        <w:t xml:space="preserve"> </w:t>
-      </w:r>
-      <w:r>
-        <w:rPr>
-          <w:rFonts w:ascii="Times New Roman" w:hAnsi="Times New Roman"/>
-        </w:rPr>
-        <w:t xml:space="preserve">del</w:t>
-      </w:r>
-      <w:r>
-        <w:rPr>
-          <w:rFonts w:ascii="Times New Roman" w:hAnsi="Times New Roman"/>
-        </w:rPr>
-        <w:t xml:space="preserve"> </w:t>
-      </w:r>
-      <w:r>
-        <w:rPr>
-          <w:rFonts w:ascii="Times New Roman" w:hAnsi="Times New Roman"/>
-        </w:rPr>
-        <w:t xml:space="preserve">repositorio).</w:t>
+        <w:t xml:space="preserve">).</w:t>
       </w:r>
     </w:p>
     <w:bookmarkStart w:id="20" w:name="introducción"/>
@@ -19531,7 +19411,7 @@
         <w:rPr>
           <w:rFonts w:ascii="Times New Roman" w:hAnsi="Times New Roman"/>
         </w:rPr>
-        <w:t xml:space="preserve">0.6.16 (</w:t>
+        <w:t xml:space="preserve">0.6.17 (</w:t>
       </w:r>
       <w:r>
         <w:rPr>
@@ -19783,25 +19663,7 @@
         <w:rPr>
           <w:rFonts w:ascii="Times New Roman" w:hAnsi="Times New Roman"/>
         </w:rPr>
-        <w:t xml:space="preserve"> </w:t>
-      </w:r>
-      <w:r>
-        <w:rPr>
-          <w:rFonts w:ascii="Times New Roman" w:hAnsi="Times New Roman"/>
-        </w:rPr>
-        <w:t xml:space="preserve">en la rama</w:t>
-      </w:r>
-      <w:r>
-        <w:rPr>
-          <w:rFonts w:ascii="Times New Roman" w:hAnsi="Times New Roman"/>
-        </w:rPr>
-        <w:t xml:space="preserve"> </w:t>
-      </w:r>
-      <w:r>
-        <w:rPr>
-          <w:rFonts w:ascii="Times New Roman" w:hAnsi="Times New Roman"/>
-        </w:rPr>
-        <w:t xml:space="preserve">principal; calibración por eco en</w:t>
+        <w:t xml:space="preserve">; calibración por eco en</w:t>
       </w:r>
       <w:r>
         <w:rPr>
@@ -20001,7 +19863,7 @@
         <w:rPr>
           <w:rFonts w:ascii="Times New Roman" w:hAnsi="Times New Roman"/>
         </w:rPr>
-        <w:t xml:space="preserve">PyPI (o desde GitHub para el modelo multiclase) y muestran cada resultado con y sin el filtro. Repositorio:</w:t>
+        <w:t xml:space="preserve">PyPI y muestran cada resultado con y sin el filtro. Repositorio:</w:t>
       </w:r>
       <w:r>
         <w:rPr>

--- a/manuscript/qang_qml_es.docx
+++ b/manuscript/qang_qml_es.docx
@@ -2937,6 +2937,18 @@
         <w:rPr>
           <w:rFonts w:ascii="Times New Roman" w:hAnsi="Times New Roman"/>
         </w:rPr>
+        <w:t xml:space="preserve">solo</w:t>
+      </w:r>
+      <w:r>
+        <w:rPr>
+          <w:rFonts w:ascii="Times New Roman" w:hAnsi="Times New Roman"/>
+        </w:rPr>
+        <w:t xml:space="preserve"> </w:t>
+      </w:r>
+      <w:r>
+        <w:rPr>
+          <w:rFonts w:ascii="Times New Roman" w:hAnsi="Times New Roman"/>
+        </w:rPr>
         <w:t xml:space="preserve">no</w:t>
       </w:r>
       <w:r>
@@ -3070,18 +3082,6 @@
           <w:rFonts w:ascii="Times New Roman" w:hAnsi="Times New Roman"/>
         </w:rPr>
         <w:t xml:space="preserve">aunque</w:t>
-      </w:r>
-      <w:r>
-        <w:rPr>
-          <w:rFonts w:ascii="Times New Roman" w:hAnsi="Times New Roman"/>
-        </w:rPr>
-        <w:t xml:space="preserve"> </w:t>
-      </w:r>
-      <w:r>
-        <w:rPr>
-          <w:rFonts w:ascii="Times New Roman" w:hAnsi="Times New Roman"/>
-        </w:rPr>
-        <w:t xml:space="preserve">solo</w:t>
       </w:r>
       <w:r>
         <w:rPr>
@@ -3274,6 +3274,916 @@
         <w:rPr>
           <w:rFonts w:ascii="Times New Roman" w:hAnsi="Times New Roman"/>
         </w:rPr>
+        <w:t xml:space="preserve">El</w:t>
+      </w:r>
+      <w:r>
+        <w:rPr>
+          <w:rFonts w:ascii="Times New Roman" w:hAnsi="Times New Roman"/>
+        </w:rPr>
+        <w:t xml:space="preserve"> </w:t>
+      </w:r>
+      <w:r>
+        <w:rPr>
+          <w:rFonts w:ascii="Times New Roman" w:hAnsi="Times New Roman"/>
+        </w:rPr>
+        <w:t xml:space="preserve">T1</w:t>
+      </w:r>
+      <w:r>
+        <w:rPr>
+          <w:rFonts w:ascii="Times New Roman" w:hAnsi="Times New Roman"/>
+        </w:rPr>
+        <w:t xml:space="preserve"> </w:t>
+      </w:r>
+      <w:r>
+        <w:rPr>
+          <w:rFonts w:ascii="Times New Roman" w:hAnsi="Times New Roman"/>
+        </w:rPr>
+        <w:t xml:space="preserve">desigual</w:t>
+      </w:r>
+      <w:r>
+        <w:rPr>
+          <w:rFonts w:ascii="Times New Roman" w:hAnsi="Times New Roman"/>
+        </w:rPr>
+        <w:t xml:space="preserve"> </w:t>
+      </w:r>
+      <w:r>
+        <w:rPr>
+          <w:rFonts w:ascii="Times New Roman" w:hAnsi="Times New Roman"/>
+        </w:rPr>
+        <w:t xml:space="preserve">se</w:t>
+      </w:r>
+      <w:r>
+        <w:rPr>
+          <w:rFonts w:ascii="Times New Roman" w:hAnsi="Times New Roman"/>
+        </w:rPr>
+        <w:t xml:space="preserve"> </w:t>
+      </w:r>
+      <w:r>
+        <w:rPr>
+          <w:rFonts w:ascii="Times New Roman" w:hAnsi="Times New Roman"/>
+        </w:rPr>
+        <w:t xml:space="preserve">corrige</w:t>
+      </w:r>
+      <w:r>
+        <w:rPr>
+          <w:rFonts w:ascii="Times New Roman" w:hAnsi="Times New Roman"/>
+        </w:rPr>
+        <w:t xml:space="preserve"> </w:t>
+      </w:r>
+      <w:r>
+        <w:rPr>
+          <w:rFonts w:ascii="Times New Roman" w:hAnsi="Times New Roman"/>
+        </w:rPr>
+        <w:t xml:space="preserve">entrenando</w:t>
+      </w:r>
+      <w:r>
+        <w:rPr>
+          <w:rFonts w:ascii="Times New Roman" w:hAnsi="Times New Roman"/>
+        </w:rPr>
+        <w:t xml:space="preserve"> </w:t>
+      </w:r>
+      <w:r>
+        <w:rPr>
+          <w:iCs/>
+          <w:rFonts w:ascii="Times New Roman" w:hAnsi="Times New Roman"/>
+          <w:i/>
+        </w:rPr>
+        <w:t xml:space="preserve">con</w:t>
+      </w:r>
+      <w:r>
+        <w:rPr>
+          <w:rFonts w:ascii="Times New Roman" w:hAnsi="Times New Roman"/>
+        </w:rPr>
+        <w:t xml:space="preserve"> </w:t>
+      </w:r>
+      <w:r>
+        <w:rPr>
+          <w:rFonts w:ascii="Times New Roman" w:hAnsi="Times New Roman"/>
+        </w:rPr>
+        <w:t xml:space="preserve">el</w:t>
+      </w:r>
+      <w:r>
+        <w:rPr>
+          <w:rFonts w:ascii="Times New Roman" w:hAnsi="Times New Roman"/>
+        </w:rPr>
+        <w:t xml:space="preserve"> </w:t>
+      </w:r>
+      <w:r>
+        <w:rPr>
+          <w:rFonts w:ascii="Times New Roman" w:hAnsi="Times New Roman"/>
+        </w:rPr>
+        <w:t xml:space="preserve">filtro</w:t>
+      </w:r>
+      <w:r>
+        <w:rPr>
+          <w:rFonts w:ascii="Times New Roman" w:hAnsi="Times New Roman"/>
+        </w:rPr>
+        <w:t xml:space="preserve"> </w:t>
+      </w:r>
+      <w:r>
+        <w:rPr>
+          <w:rFonts w:ascii="Times New Roman" w:hAnsi="Times New Roman"/>
+        </w:rPr>
+        <w:t xml:space="preserve">con</w:t>
+      </w:r>
+      <w:r>
+        <w:rPr>
+          <w:rFonts w:ascii="Times New Roman" w:hAnsi="Times New Roman"/>
+        </w:rPr>
+        <w:t xml:space="preserve"> </w:t>
+      </w:r>
+      <w:r>
+        <w:rPr>
+          <w:rFonts w:ascii="Times New Roman" w:hAnsi="Times New Roman"/>
+        </w:rPr>
+        <w:t xml:space="preserve">las</w:t>
+      </w:r>
+      <w:r>
+        <w:rPr>
+          <w:rFonts w:ascii="Times New Roman" w:hAnsi="Times New Roman"/>
+        </w:rPr>
+        <w:t xml:space="preserve"> </w:t>
+      </w:r>
+      <w:r>
+        <w:rPr>
+          <w:rFonts w:ascii="Times New Roman" w:hAnsi="Times New Roman"/>
+        </w:rPr>
+        <w:t xml:space="preserve">tasas</w:t>
+      </w:r>
+      <w:r>
+        <w:rPr>
+          <w:rFonts w:ascii="Times New Roman" w:hAnsi="Times New Roman"/>
+        </w:rPr>
+        <w:t xml:space="preserve"> </w:t>
+      </w:r>
+      <w:r>
+        <w:rPr>
+          <w:rFonts w:ascii="Times New Roman" w:hAnsi="Times New Roman"/>
+        </w:rPr>
+        <w:t xml:space="preserve">de</w:t>
+      </w:r>
+      <w:r>
+        <w:rPr>
+          <w:rFonts w:ascii="Times New Roman" w:hAnsi="Times New Roman"/>
+        </w:rPr>
+        <w:t xml:space="preserve"> </w:t>
+      </w:r>
+      <w:r>
+        <w:rPr>
+          <w:rFonts w:ascii="Times New Roman" w:hAnsi="Times New Roman"/>
+        </w:rPr>
+        <w:t xml:space="preserve">decaimiento</w:t>
+      </w:r>
+      <w:r>
+        <w:rPr>
+          <w:rFonts w:ascii="Times New Roman" w:hAnsi="Times New Roman"/>
+        </w:rPr>
+        <w:t xml:space="preserve"> </w:t>
+      </w:r>
+      <w:r>
+        <w:rPr>
+          <w:rFonts w:ascii="Times New Roman" w:hAnsi="Times New Roman"/>
+        </w:rPr>
+        <w:t xml:space="preserve">calibradas:</w:t>
+      </w:r>
+      <w:r>
+        <w:rPr>
+          <w:rFonts w:ascii="Times New Roman" w:hAnsi="Times New Roman"/>
+        </w:rPr>
+        <w:t xml:space="preserve"> </w:t>
+      </w:r>
+      <w:r>
+        <w:rPr>
+          <w:rFonts w:ascii="Times New Roman" w:hAnsi="Times New Roman"/>
+        </w:rPr>
+        <w:t xml:space="preserve">el</w:t>
+      </w:r>
+      <w:r>
+        <w:rPr>
+          <w:rFonts w:ascii="Times New Roman" w:hAnsi="Times New Roman"/>
+        </w:rPr>
+        <w:t xml:space="preserve"> </w:t>
+      </w:r>
+      <w:r>
+        <w:rPr>
+          <w:rFonts w:ascii="Times New Roman" w:hAnsi="Times New Roman"/>
+        </w:rPr>
+        <w:t xml:space="preserve">estado</w:t>
+      </w:r>
+      <w:r>
+        <w:rPr>
+          <w:rFonts w:ascii="Times New Roman" w:hAnsi="Times New Roman"/>
+        </w:rPr>
+        <w:t xml:space="preserve"> </w:t>
+      </w:r>
+      <w:r>
+        <w:rPr>
+          <w:rFonts w:ascii="Times New Roman" w:hAnsi="Times New Roman"/>
+        </w:rPr>
+        <w:t xml:space="preserve">conservado</w:t>
+      </w:r>
+      <w:r>
+        <w:rPr>
+          <w:rFonts w:ascii="Times New Roman" w:hAnsi="Times New Roman"/>
+        </w:rPr>
+        <w:t xml:space="preserve"> </w:t>
+      </w:r>
+      <w:r>
+        <w:rPr>
+          <w:rFonts w:ascii="Times New Roman" w:hAnsi="Times New Roman"/>
+        </w:rPr>
+        <w:t xml:space="preserve">depende</w:t>
+      </w:r>
+      <w:r>
+        <w:rPr>
+          <w:rFonts w:ascii="Times New Roman" w:hAnsi="Times New Roman"/>
+        </w:rPr>
+        <w:t xml:space="preserve"> </w:t>
+      </w:r>
+      <w:r>
+        <w:rPr>
+          <w:rFonts w:ascii="Times New Roman" w:hAnsi="Times New Roman"/>
+        </w:rPr>
+        <w:t xml:space="preserve">solo</w:t>
+      </w:r>
+      <w:r>
+        <w:rPr>
+          <w:rFonts w:ascii="Times New Roman" w:hAnsi="Times New Roman"/>
+        </w:rPr>
+        <w:t xml:space="preserve"> </w:t>
+      </w:r>
+      <w:r>
+        <w:rPr>
+          <w:rFonts w:ascii="Times New Roman" w:hAnsi="Times New Roman"/>
+        </w:rPr>
+        <w:t xml:space="preserve">de</w:t>
+      </w:r>
+      <w:r>
+        <w:rPr>
+          <w:rFonts w:ascii="Times New Roman" w:hAnsi="Times New Roman"/>
+        </w:rPr>
+        <w:t xml:space="preserve"> </w:t>
+      </w:r>
+      <w:r>
+        <w:rPr>
+          <w:rFonts w:ascii="Times New Roman" w:hAnsi="Times New Roman"/>
+        </w:rPr>
+        <w:t xml:space="preserve">sus</w:t>
+      </w:r>
+      <w:r>
+        <w:rPr>
+          <w:rFonts w:ascii="Times New Roman" w:hAnsi="Times New Roman"/>
+        </w:rPr>
+        <w:t xml:space="preserve"> </w:t>
+      </w:r>
+      <w:r>
+        <w:rPr>
+          <w:rFonts w:ascii="Times New Roman" w:hAnsi="Times New Roman"/>
+        </w:rPr>
+        <w:t xml:space="preserve">cocientes,</w:t>
+      </w:r>
+      <w:r>
+        <w:rPr>
+          <w:rFonts w:ascii="Times New Roman" w:hAnsi="Times New Roman"/>
+        </w:rPr>
+        <w:t xml:space="preserve"> </w:t>
+      </w:r>
+      <w:r>
+        <w:rPr>
+          <w:rFonts w:ascii="Times New Roman" w:hAnsi="Times New Roman"/>
+        </w:rPr>
+        <w:t xml:space="preserve">así</w:t>
+      </w:r>
+      <w:r>
+        <w:rPr>
+          <w:rFonts w:ascii="Times New Roman" w:hAnsi="Times New Roman"/>
+        </w:rPr>
+        <w:t xml:space="preserve"> </w:t>
+      </w:r>
+      <w:r>
+        <w:rPr>
+          <w:rFonts w:ascii="Times New Roman" w:hAnsi="Times New Roman"/>
+        </w:rPr>
+        <w:t xml:space="preserve">que</w:t>
+      </w:r>
+      <w:r>
+        <w:rPr>
+          <w:rFonts w:ascii="Times New Roman" w:hAnsi="Times New Roman"/>
+        </w:rPr>
+        <w:t xml:space="preserve"> </w:t>
+      </w:r>
+      <w:r>
+        <w:rPr>
+          <w:rFonts w:ascii="Times New Roman" w:hAnsi="Times New Roman"/>
+        </w:rPr>
+        <w:t xml:space="preserve">el</w:t>
+      </w:r>
+      <w:r>
+        <w:rPr>
+          <w:rFonts w:ascii="Times New Roman" w:hAnsi="Times New Roman"/>
+        </w:rPr>
+        <w:t xml:space="preserve"> </w:t>
+      </w:r>
+      <w:r>
+        <w:rPr>
+          <w:rFonts w:ascii="Times New Roman" w:hAnsi="Times New Roman"/>
+        </w:rPr>
+        <w:t xml:space="preserve">modelo</w:t>
+      </w:r>
+      <w:r>
+        <w:rPr>
+          <w:rFonts w:ascii="Times New Roman" w:hAnsi="Times New Roman"/>
+        </w:rPr>
+        <w:t xml:space="preserve"> </w:t>
+      </w:r>
+      <w:r>
+        <w:rPr>
+          <w:rFonts w:ascii="Times New Roman" w:hAnsi="Times New Roman"/>
+        </w:rPr>
+        <w:t xml:space="preserve">queda</w:t>
+      </w:r>
+      <w:r>
+        <w:rPr>
+          <w:rFonts w:ascii="Times New Roman" w:hAnsi="Times New Roman"/>
+        </w:rPr>
+        <w:t xml:space="preserve"> </w:t>
+      </w:r>
+      <w:r>
+        <w:rPr>
+          <w:rFonts w:ascii="Times New Roman" w:hAnsi="Times New Roman"/>
+        </w:rPr>
+        <w:t xml:space="preserve">a</w:t>
+      </w:r>
+      <w:r>
+        <w:rPr>
+          <w:rFonts w:ascii="Times New Roman" w:hAnsi="Times New Roman"/>
+        </w:rPr>
+        <w:t xml:space="preserve"> </w:t>
+      </w:r>
+      <w:r>
+        <w:rPr>
+          <w:rFonts w:ascii="Times New Roman" w:hAnsi="Times New Roman"/>
+        </w:rPr>
+        <w:t xml:space="preserve">menos</w:t>
+      </w:r>
+      <w:r>
+        <w:rPr>
+          <w:rFonts w:ascii="Times New Roman" w:hAnsi="Times New Roman"/>
+        </w:rPr>
+        <w:t xml:space="preserve"> </w:t>
+      </w:r>
+      <w:r>
+        <w:rPr>
+          <w:rFonts w:ascii="Times New Roman" w:hAnsi="Times New Roman"/>
+        </w:rPr>
+        <w:t xml:space="preserve">de</w:t>
+      </w:r>
+      <w:r>
+        <w:rPr>
+          <w:rFonts w:ascii="Times New Roman" w:hAnsi="Times New Roman"/>
+        </w:rPr>
+        <w:t xml:space="preserve"> </w:t>
+      </w:r>
+      <w:r>
+        <w:rPr>
+          <w:rFonts w:ascii="Times New Roman" w:hAnsi="Times New Roman"/>
+        </w:rPr>
+        <w:t xml:space="preserve">0.5</w:t>
+      </w:r>
+      <w:r>
+        <w:rPr>
+          <w:rFonts w:ascii="Times New Roman" w:hAnsi="Times New Roman"/>
+        </w:rPr>
+        <w:t xml:space="preserve"> </w:t>
+      </w:r>
+      <w:r>
+        <w:rPr>
+          <w:rFonts w:ascii="Times New Roman" w:hAnsi="Times New Roman"/>
+        </w:rPr>
+        <w:t xml:space="preserve">puntos</w:t>
+      </w:r>
+      <w:r>
+        <w:rPr>
+          <w:rFonts w:ascii="Times New Roman" w:hAnsi="Times New Roman"/>
+        </w:rPr>
+        <w:t xml:space="preserve"> </w:t>
+      </w:r>
+      <w:r>
+        <w:rPr>
+          <w:rFonts w:ascii="Times New Roman" w:hAnsi="Times New Roman"/>
+        </w:rPr>
+        <w:t xml:space="preserve">del</w:t>
+      </w:r>
+      <w:r>
+        <w:rPr>
+          <w:rFonts w:ascii="Times New Roman" w:hAnsi="Times New Roman"/>
+        </w:rPr>
+        <w:t xml:space="preserve"> </w:t>
+      </w:r>
+      <w:r>
+        <w:rPr>
+          <w:rFonts w:ascii="Times New Roman" w:hAnsi="Times New Roman"/>
+        </w:rPr>
+        <w:t xml:space="preserve">sin</w:t>
+      </w:r>
+      <w:r>
+        <w:rPr>
+          <w:rFonts w:ascii="Times New Roman" w:hAnsi="Times New Roman"/>
+        </w:rPr>
+        <w:t xml:space="preserve"> </w:t>
+      </w:r>
+      <w:r>
+        <w:rPr>
+          <w:rFonts w:ascii="Times New Roman" w:hAnsi="Times New Roman"/>
+        </w:rPr>
+        <w:t xml:space="preserve">ruido</w:t>
+      </w:r>
+      <w:r>
+        <w:rPr>
+          <w:rFonts w:ascii="Times New Roman" w:hAnsi="Times New Roman"/>
+        </w:rPr>
+        <w:t xml:space="preserve"> </w:t>
+      </w:r>
+      <w:r>
+        <w:rPr>
+          <w:rFonts w:ascii="Times New Roman" w:hAnsi="Times New Roman"/>
+        </w:rPr>
+        <w:t xml:space="preserve">con</w:t>
+      </w:r>
+      <w:r>
+        <w:rPr>
+          <w:rFonts w:ascii="Times New Roman" w:hAnsi="Times New Roman"/>
+        </w:rPr>
+        <w:t xml:space="preserve"> </w:t>
+      </w:r>
+      <w:r>
+        <w:rPr>
+          <w:rFonts w:ascii="Times New Roman" w:hAnsi="Times New Roman"/>
+        </w:rPr>
+        <w:t xml:space="preserve">una</w:t>
+      </w:r>
+      <w:r>
+        <w:rPr>
+          <w:rFonts w:ascii="Times New Roman" w:hAnsi="Times New Roman"/>
+        </w:rPr>
+        <w:t xml:space="preserve"> </w:t>
+      </w:r>
+      <w:r>
+        <w:rPr>
+          <w:rFonts w:ascii="Times New Roman" w:hAnsi="Times New Roman"/>
+        </w:rPr>
+        <w:t xml:space="preserve">dispersión</w:t>
+      </w:r>
+      <w:r>
+        <w:rPr>
+          <w:rFonts w:ascii="Times New Roman" w:hAnsi="Times New Roman"/>
+        </w:rPr>
+        <w:t xml:space="preserve"> </w:t>
+      </w:r>
+      <w:r>
+        <w:rPr>
+          <w:rFonts w:ascii="Times New Roman" w:hAnsi="Times New Roman"/>
+        </w:rPr>
+        <w:t xml:space="preserve">de</w:t>
+      </w:r>
+      <w:r>
+        <w:rPr>
+          <w:rFonts w:ascii="Times New Roman" w:hAnsi="Times New Roman"/>
+        </w:rPr>
+        <w:t xml:space="preserve"> </w:t>
+      </w:r>
+      <m:oMath>
+        <m:r>
+          <m:rPr>
+            <m:sty m:val="p"/>
+          </m:rPr>
+          <m:t>±</m:t>
+        </m:r>
+        <m:r>
+          <m:t>100</m:t>
+        </m:r>
+        <m:r>
+          <m:t> </m:t>
+        </m:r>
+        <m:r>
+          <m:rPr>
+            <m:sty m:val="p"/>
+          </m:rPr>
+          <m:t>%</m:t>
+        </m:r>
+      </m:oMath>
+      <w:r>
+        <w:rPr>
+          <w:rFonts w:ascii="Times New Roman" w:hAnsi="Times New Roman"/>
+        </w:rPr>
+        <w:t xml:space="preserve">,</w:t>
+      </w:r>
+      <w:r>
+        <w:rPr>
+          <w:rFonts w:ascii="Times New Roman" w:hAnsi="Times New Roman"/>
+        </w:rPr>
+        <w:t xml:space="preserve"> </w:t>
+      </w:r>
+      <w:r>
+        <w:rPr>
+          <w:rFonts w:ascii="Times New Roman" w:hAnsi="Times New Roman"/>
+        </w:rPr>
+        <w:t xml:space="preserve">ignora</w:t>
+      </w:r>
+      <w:r>
+        <w:rPr>
+          <w:rFonts w:ascii="Times New Roman" w:hAnsi="Times New Roman"/>
+        </w:rPr>
+        <w:t xml:space="preserve"> </w:t>
+      </w:r>
+      <w:r>
+        <w:rPr>
+          <w:rFonts w:ascii="Times New Roman" w:hAnsi="Times New Roman"/>
+        </w:rPr>
+        <w:t xml:space="preserve">un</w:t>
+      </w:r>
+      <w:r>
+        <w:rPr>
+          <w:rFonts w:ascii="Times New Roman" w:hAnsi="Times New Roman"/>
+        </w:rPr>
+        <w:t xml:space="preserve"> </w:t>
+      </w:r>
+      <w:r>
+        <w:rPr>
+          <w:rFonts w:ascii="Times New Roman" w:hAnsi="Times New Roman"/>
+        </w:rPr>
+        <w:t xml:space="preserve">error</w:t>
+      </w:r>
+      <w:r>
+        <w:rPr>
+          <w:rFonts w:ascii="Times New Roman" w:hAnsi="Times New Roman"/>
+        </w:rPr>
+        <w:t xml:space="preserve"> </w:t>
+      </w:r>
+      <w:r>
+        <w:rPr>
+          <w:rFonts w:ascii="Times New Roman" w:hAnsi="Times New Roman"/>
+        </w:rPr>
+        <w:t xml:space="preserve">de</w:t>
+      </w:r>
+      <w:r>
+        <w:rPr>
+          <w:rFonts w:ascii="Times New Roman" w:hAnsi="Times New Roman"/>
+        </w:rPr>
+        <w:t xml:space="preserve"> </w:t>
+      </w:r>
+      <w:r>
+        <w:rPr>
+          <w:rFonts w:ascii="Times New Roman" w:hAnsi="Times New Roman"/>
+        </w:rPr>
+        <w:t xml:space="preserve">calibración</w:t>
+      </w:r>
+      <w:r>
+        <w:rPr>
+          <w:rFonts w:ascii="Times New Roman" w:hAnsi="Times New Roman"/>
+        </w:rPr>
+        <w:t xml:space="preserve"> </w:t>
+      </w:r>
+      <w:r>
+        <w:rPr>
+          <w:rFonts w:ascii="Times New Roman" w:hAnsi="Times New Roman"/>
+        </w:rPr>
+        <w:t xml:space="preserve">del</w:t>
+      </w:r>
+      <w:r>
+        <w:rPr>
+          <w:rFonts w:ascii="Times New Roman" w:hAnsi="Times New Roman"/>
+        </w:rPr>
+        <w:t xml:space="preserve"> </w:t>
+      </w:r>
+      <w:r>
+        <w:rPr>
+          <w:rFonts w:ascii="Times New Roman" w:hAnsi="Times New Roman"/>
+        </w:rPr>
+        <w:t xml:space="preserve">10 %</w:t>
+      </w:r>
+      <w:r>
+        <w:rPr>
+          <w:rFonts w:ascii="Times New Roman" w:hAnsi="Times New Roman"/>
+        </w:rPr>
+        <w:t xml:space="preserve"> </w:t>
+      </w:r>
+      <w:r>
+        <w:rPr>
+          <w:rFonts w:ascii="Times New Roman" w:hAnsi="Times New Roman"/>
+        </w:rPr>
+        <w:t xml:space="preserve">y,</w:t>
+      </w:r>
+      <w:r>
+        <w:rPr>
+          <w:rFonts w:ascii="Times New Roman" w:hAnsi="Times New Roman"/>
+        </w:rPr>
+        <w:t xml:space="preserve"> </w:t>
+      </w:r>
+      <w:r>
+        <w:rPr>
+          <w:rFonts w:ascii="Times New Roman" w:hAnsi="Times New Roman"/>
+        </w:rPr>
+        <w:t xml:space="preserve">en</w:t>
+      </w:r>
+      <w:r>
+        <w:rPr>
+          <w:rFonts w:ascii="Times New Roman" w:hAnsi="Times New Roman"/>
+        </w:rPr>
+        <w:t xml:space="preserve"> </w:t>
+      </w:r>
+      <w:r>
+        <w:rPr>
+          <w:rFonts w:ascii="Times New Roman" w:hAnsi="Times New Roman"/>
+        </w:rPr>
+        <w:t xml:space="preserve">peso 2,</w:t>
+      </w:r>
+      <w:r>
+        <w:rPr>
+          <w:rFonts w:ascii="Times New Roman" w:hAnsi="Times New Roman"/>
+        </w:rPr>
+        <w:t xml:space="preserve"> </w:t>
+      </w:r>
+      <w:r>
+        <w:rPr>
+          <w:rFonts w:ascii="Times New Roman" w:hAnsi="Times New Roman"/>
+        </w:rPr>
+        <w:t xml:space="preserve">pierde</w:t>
+      </w:r>
+      <w:r>
+        <w:rPr>
+          <w:rFonts w:ascii="Times New Roman" w:hAnsi="Times New Roman"/>
+        </w:rPr>
+        <w:t xml:space="preserve"> </w:t>
+      </w:r>
+      <w:r>
+        <w:rPr>
+          <w:rFonts w:ascii="Times New Roman" w:hAnsi="Times New Roman"/>
+        </w:rPr>
+        <w:t xml:space="preserve">0.7</w:t>
+      </w:r>
+      <w:r>
+        <w:rPr>
+          <w:rFonts w:ascii="Times New Roman" w:hAnsi="Times New Roman"/>
+        </w:rPr>
+        <w:t xml:space="preserve"> </w:t>
+      </w:r>
+      <w:r>
+        <w:rPr>
+          <w:rFonts w:ascii="Times New Roman" w:hAnsi="Times New Roman"/>
+        </w:rPr>
+        <w:t xml:space="preserve">puntos</w:t>
+      </w:r>
+      <w:r>
+        <w:rPr>
+          <w:rFonts w:ascii="Times New Roman" w:hAnsi="Times New Roman"/>
+        </w:rPr>
+        <w:t xml:space="preserve"> </w:t>
+      </w:r>
+      <w:r>
+        <w:rPr>
+          <w:rFonts w:ascii="Times New Roman" w:hAnsi="Times New Roman"/>
+        </w:rPr>
+        <w:t xml:space="preserve">ante</w:t>
+      </w:r>
+      <w:r>
+        <w:rPr>
+          <w:rFonts w:ascii="Times New Roman" w:hAnsi="Times New Roman"/>
+        </w:rPr>
+        <w:t xml:space="preserve"> </w:t>
+      </w:r>
+      <w:r>
+        <w:rPr>
+          <w:rFonts w:ascii="Times New Roman" w:hAnsi="Times New Roman"/>
+        </w:rPr>
+        <w:t xml:space="preserve">una</w:t>
+      </w:r>
+      <w:r>
+        <w:rPr>
+          <w:rFonts w:ascii="Times New Roman" w:hAnsi="Times New Roman"/>
+        </w:rPr>
+        <w:t xml:space="preserve"> </w:t>
+      </w:r>
+      <w:r>
+        <w:rPr>
+          <w:rFonts w:ascii="Times New Roman" w:hAnsi="Times New Roman"/>
+        </w:rPr>
+        <w:t xml:space="preserve">deriva</w:t>
+      </w:r>
+      <w:r>
+        <w:rPr>
+          <w:rFonts w:ascii="Times New Roman" w:hAnsi="Times New Roman"/>
+        </w:rPr>
+        <w:t xml:space="preserve"> </w:t>
+      </w:r>
+      <w:r>
+        <w:rPr>
+          <w:rFonts w:ascii="Times New Roman" w:hAnsi="Times New Roman"/>
+        </w:rPr>
+        <w:t xml:space="preserve">de</w:t>
+      </w:r>
+      <w:r>
+        <w:rPr>
+          <w:rFonts w:ascii="Times New Roman" w:hAnsi="Times New Roman"/>
+        </w:rPr>
+        <w:t xml:space="preserve"> </w:t>
+      </w:r>
+      <w:r>
+        <w:rPr>
+          <w:rFonts w:ascii="Times New Roman" w:hAnsi="Times New Roman"/>
+        </w:rPr>
+        <w:t xml:space="preserve">1.5</w:t>
+      </w:r>
+      <w:r>
+        <w:rPr>
+          <w:rFonts w:ascii="Times New Roman" w:hAnsi="Times New Roman"/>
+        </w:rPr>
+        <w:t xml:space="preserve"> </w:t>
+      </w:r>
+      <w:r>
+        <w:rPr>
+          <w:rFonts w:ascii="Times New Roman" w:hAnsi="Times New Roman"/>
+        </w:rPr>
+        <w:t xml:space="preserve">veces</w:t>
+      </w:r>
+      <w:r>
+        <w:rPr>
+          <w:rFonts w:ascii="Times New Roman" w:hAnsi="Times New Roman"/>
+        </w:rPr>
+        <w:t xml:space="preserve"> </w:t>
+      </w:r>
+      <w:r>
+        <w:rPr>
+          <w:rFonts w:ascii="Times New Roman" w:hAnsi="Times New Roman"/>
+        </w:rPr>
+        <w:t xml:space="preserve">en</w:t>
+      </w:r>
+      <w:r>
+        <w:rPr>
+          <w:rFonts w:ascii="Times New Roman" w:hAnsi="Times New Roman"/>
+        </w:rPr>
+        <w:t xml:space="preserve"> </w:t>
+      </w:r>
+      <w:r>
+        <w:rPr>
+          <w:rFonts w:ascii="Times New Roman" w:hAnsi="Times New Roman"/>
+        </w:rPr>
+        <w:t xml:space="preserve">todos</w:t>
+      </w:r>
+      <w:r>
+        <w:rPr>
+          <w:rFonts w:ascii="Times New Roman" w:hAnsi="Times New Roman"/>
+        </w:rPr>
+        <w:t xml:space="preserve"> </w:t>
+      </w:r>
+      <w:r>
+        <w:rPr>
+          <w:rFonts w:ascii="Times New Roman" w:hAnsi="Times New Roman"/>
+        </w:rPr>
+        <w:t xml:space="preserve">los</w:t>
+      </w:r>
+      <w:r>
+        <w:rPr>
+          <w:rFonts w:ascii="Times New Roman" w:hAnsi="Times New Roman"/>
+        </w:rPr>
+        <w:t xml:space="preserve"> </w:t>
+      </w:r>
+      <w:r>
+        <w:rPr>
+          <w:rFonts w:ascii="Times New Roman" w:hAnsi="Times New Roman"/>
+        </w:rPr>
+        <w:t xml:space="preserve">T1</w:t>
+      </w:r>
+      <w:r>
+        <w:rPr>
+          <w:rFonts w:ascii="Times New Roman" w:hAnsi="Times New Roman"/>
+        </w:rPr>
+        <w:t xml:space="preserve"> </w:t>
+      </w:r>
+      <w:r>
+        <w:rPr>
+          <w:rFonts w:ascii="Times New Roman" w:hAnsi="Times New Roman"/>
+        </w:rPr>
+        <w:t xml:space="preserve">que</w:t>
+      </w:r>
+      <w:r>
+        <w:rPr>
+          <w:rFonts w:ascii="Times New Roman" w:hAnsi="Times New Roman"/>
+        </w:rPr>
+        <w:t xml:space="preserve"> </w:t>
+      </w:r>
+      <w:r>
+        <w:rPr>
+          <w:rFonts w:ascii="Times New Roman" w:hAnsi="Times New Roman"/>
+        </w:rPr>
+        <w:t xml:space="preserve">le</w:t>
+      </w:r>
+      <w:r>
+        <w:rPr>
+          <w:rFonts w:ascii="Times New Roman" w:hAnsi="Times New Roman"/>
+        </w:rPr>
+        <w:t xml:space="preserve"> </w:t>
+      </w:r>
+      <w:r>
+        <w:rPr>
+          <w:rFonts w:ascii="Times New Roman" w:hAnsi="Times New Roman"/>
+        </w:rPr>
+        <w:t xml:space="preserve">cuesta</w:t>
+      </w:r>
+      <w:r>
+        <w:rPr>
+          <w:rFonts w:ascii="Times New Roman" w:hAnsi="Times New Roman"/>
+        </w:rPr>
+        <w:t xml:space="preserve"> </w:t>
+      </w:r>
+      <w:r>
+        <w:rPr>
+          <w:rFonts w:ascii="Times New Roman" w:hAnsi="Times New Roman"/>
+        </w:rPr>
+        <w:t xml:space="preserve">10</w:t>
+      </w:r>
+      <w:r>
+        <w:rPr>
+          <w:rFonts w:ascii="Times New Roman" w:hAnsi="Times New Roman"/>
+        </w:rPr>
+        <w:t xml:space="preserve"> </w:t>
+      </w:r>
+      <w:r>
+        <w:rPr>
+          <w:rFonts w:ascii="Times New Roman" w:hAnsi="Times New Roman"/>
+        </w:rPr>
+        <w:t xml:space="preserve">al</w:t>
+      </w:r>
+      <w:r>
+        <w:rPr>
+          <w:rFonts w:ascii="Times New Roman" w:hAnsi="Times New Roman"/>
+        </w:rPr>
+        <w:t xml:space="preserve"> </w:t>
+      </w:r>
+      <w:r>
+        <w:rPr>
+          <w:rFonts w:ascii="Times New Roman" w:hAnsi="Times New Roman"/>
+        </w:rPr>
+        <w:t xml:space="preserve">modelo</w:t>
+      </w:r>
+      <w:r>
+        <w:rPr>
+          <w:rFonts w:ascii="Times New Roman" w:hAnsi="Times New Roman"/>
+        </w:rPr>
+        <w:t xml:space="preserve"> </w:t>
+      </w:r>
+      <w:r>
+        <w:rPr>
+          <w:rFonts w:ascii="Times New Roman" w:hAnsi="Times New Roman"/>
+        </w:rPr>
+        <w:t xml:space="preserve">crudo</w:t>
+      </w:r>
+      <w:r>
+        <w:rPr>
+          <w:rFonts w:ascii="Times New Roman" w:hAnsi="Times New Roman"/>
+        </w:rPr>
+        <w:t xml:space="preserve"> </w:t>
+      </w:r>
+      <w:r>
+        <w:rPr>
+          <w:rFonts w:ascii="Times New Roman" w:hAnsi="Times New Roman"/>
+        </w:rPr>
+        <w:t xml:space="preserve">entrenado</w:t>
+      </w:r>
+      <w:r>
+        <w:rPr>
+          <w:rFonts w:ascii="Times New Roman" w:hAnsi="Times New Roman"/>
+        </w:rPr>
+        <w:t xml:space="preserve"> </w:t>
+      </w:r>
+      <w:r>
+        <w:rPr>
+          <w:rFonts w:ascii="Times New Roman" w:hAnsi="Times New Roman"/>
+        </w:rPr>
+        <w:t xml:space="preserve">con</w:t>
+      </w:r>
+      <w:r>
+        <w:rPr>
+          <w:rFonts w:ascii="Times New Roman" w:hAnsi="Times New Roman"/>
+        </w:rPr>
+        <w:t xml:space="preserve"> </w:t>
+      </w:r>
+      <w:r>
+        <w:rPr>
+          <w:rFonts w:ascii="Times New Roman" w:hAnsi="Times New Roman"/>
+        </w:rPr>
+        <w:t xml:space="preserve">ruido.</w:t>
+      </w:r>
+      <w:r>
+        <w:rPr>
+          <w:rFonts w:ascii="Times New Roman" w:hAnsi="Times New Roman"/>
+        </w:rPr>
+        <w:t xml:space="preserve"> </w:t>
+      </w:r>
+      <w:r>
+        <w:rPr>
+          <w:rFonts w:ascii="Times New Roman" w:hAnsi="Times New Roman"/>
+        </w:rPr>
         <w:t xml:space="preserve">Con</w:t>
       </w:r>
       <w:r>
@@ -8151,7 +9061,213 @@
         <w:rPr>
           <w:rFonts w:ascii="Times New Roman" w:hAnsi="Times New Roman"/>
         </w:rPr>
-        <w:t xml:space="preserve">disparo.</w:t>
+        <w:t xml:space="preserve">disparo,</w:t>
+      </w:r>
+      <w:r>
+        <w:rPr>
+          <w:rFonts w:ascii="Times New Roman" w:hAnsi="Times New Roman"/>
+        </w:rPr>
+        <w:t xml:space="preserve"> </w:t>
+      </w:r>
+      <w:r>
+        <w:rPr>
+          <w:rFonts w:ascii="Times New Roman" w:hAnsi="Times New Roman"/>
+        </w:rPr>
+        <w:t xml:space="preserve">y</w:t>
+      </w:r>
+      <w:r>
+        <w:rPr>
+          <w:rFonts w:ascii="Times New Roman" w:hAnsi="Times New Roman"/>
+        </w:rPr>
+        <w:t xml:space="preserve"> </w:t>
+      </w:r>
+      <w:r>
+        <w:rPr>
+          <w:rFonts w:ascii="Times New Roman" w:hAnsi="Times New Roman"/>
+        </w:rPr>
+        <w:t xml:space="preserve">con</w:t>
+      </w:r>
+      <w:r>
+        <w:rPr>
+          <w:rFonts w:ascii="Times New Roman" w:hAnsi="Times New Roman"/>
+        </w:rPr>
+        <w:t xml:space="preserve"> </w:t>
+      </w:r>
+      <w:r>
+        <w:rPr>
+          <w:rFonts w:ascii="Times New Roman" w:hAnsi="Times New Roman"/>
+        </w:rPr>
+        <w:t xml:space="preserve">8</w:t>
+      </w:r>
+      <w:r>
+        <w:rPr>
+          <w:rFonts w:ascii="Times New Roman" w:hAnsi="Times New Roman"/>
+        </w:rPr>
+        <w:t xml:space="preserve"> </w:t>
+      </w:r>
+      <w:r>
+        <w:rPr>
+          <w:rFonts w:ascii="Times New Roman" w:hAnsi="Times New Roman"/>
+        </w:rPr>
+        <w:t xml:space="preserve">qubits</w:t>
+      </w:r>
+      <w:r>
+        <w:rPr>
+          <w:rFonts w:ascii="Times New Roman" w:hAnsi="Times New Roman"/>
+        </w:rPr>
+        <w:t xml:space="preserve"> </w:t>
+      </w:r>
+      <w:r>
+        <w:rPr>
+          <w:rFonts w:ascii="Times New Roman" w:hAnsi="Times New Roman"/>
+        </w:rPr>
+        <w:t xml:space="preserve">todavía</w:t>
+      </w:r>
+      <w:r>
+        <w:rPr>
+          <w:rFonts w:ascii="Times New Roman" w:hAnsi="Times New Roman"/>
+        </w:rPr>
+        <w:t xml:space="preserve"> </w:t>
+      </w:r>
+      <w:r>
+        <w:rPr>
+          <w:rFonts w:ascii="Times New Roman" w:hAnsi="Times New Roman"/>
+        </w:rPr>
+        <w:t xml:space="preserve">quitó</w:t>
+      </w:r>
+      <w:r>
+        <w:rPr>
+          <w:rFonts w:ascii="Times New Roman" w:hAnsi="Times New Roman"/>
+        </w:rPr>
+        <w:t xml:space="preserve"> </w:t>
+      </w:r>
+      <w:r>
+        <w:rPr>
+          <w:rFonts w:ascii="Times New Roman" w:hAnsi="Times New Roman"/>
+        </w:rPr>
+        <w:t xml:space="preserve">un</w:t>
+      </w:r>
+      <w:r>
+        <w:rPr>
+          <w:rFonts w:ascii="Times New Roman" w:hAnsi="Times New Roman"/>
+        </w:rPr>
+        <w:t xml:space="preserve"> </w:t>
+      </w:r>
+      <w:r>
+        <w:rPr>
+          <w:rFonts w:ascii="Times New Roman" w:hAnsi="Times New Roman"/>
+        </w:rPr>
+        <w:t xml:space="preserve">tercio</w:t>
+      </w:r>
+      <w:r>
+        <w:rPr>
+          <w:rFonts w:ascii="Times New Roman" w:hAnsi="Times New Roman"/>
+        </w:rPr>
+        <w:t xml:space="preserve"> </w:t>
+      </w:r>
+      <w:r>
+        <w:rPr>
+          <w:rFonts w:ascii="Times New Roman" w:hAnsi="Times New Roman"/>
+        </w:rPr>
+        <w:t xml:space="preserve">del</w:t>
+      </w:r>
+      <w:r>
+        <w:rPr>
+          <w:rFonts w:ascii="Times New Roman" w:hAnsi="Times New Roman"/>
+        </w:rPr>
+        <w:t xml:space="preserve"> </w:t>
+      </w:r>
+      <w:r>
+        <w:rPr>
+          <w:rFonts w:ascii="Times New Roman" w:hAnsi="Times New Roman"/>
+        </w:rPr>
+        <w:t xml:space="preserve">error</w:t>
+      </w:r>
+      <w:r>
+        <w:rPr>
+          <w:rFonts w:ascii="Times New Roman" w:hAnsi="Times New Roman"/>
+        </w:rPr>
+        <w:t xml:space="preserve"> </w:t>
+      </w:r>
+      <w:r>
+        <w:rPr>
+          <w:rFonts w:ascii="Times New Roman" w:hAnsi="Times New Roman"/>
+        </w:rPr>
+        <w:t xml:space="preserve">filtrado</w:t>
+      </w:r>
+      <w:r>
+        <w:rPr>
+          <w:rFonts w:ascii="Times New Roman" w:hAnsi="Times New Roman"/>
+        </w:rPr>
+        <w:t xml:space="preserve"> </w:t>
+      </w:r>
+      <w:r>
+        <w:rPr>
+          <w:rFonts w:ascii="Times New Roman" w:hAnsi="Times New Roman"/>
+        </w:rPr>
+        <w:t xml:space="preserve">con</w:t>
+      </w:r>
+      <w:r>
+        <w:rPr>
+          <w:rFonts w:ascii="Times New Roman" w:hAnsi="Times New Roman"/>
+        </w:rPr>
+        <w:t xml:space="preserve"> </w:t>
+      </w:r>
+      <w:r>
+        <w:rPr>
+          <w:rFonts w:ascii="Times New Roman" w:hAnsi="Times New Roman"/>
+        </w:rPr>
+        <w:t xml:space="preserve">una</w:t>
+      </w:r>
+      <w:r>
+        <w:rPr>
+          <w:rFonts w:ascii="Times New Roman" w:hAnsi="Times New Roman"/>
+        </w:rPr>
+        <w:t xml:space="preserve"> </w:t>
+      </w:r>
+      <w:r>
+        <w:rPr>
+          <w:rFonts w:ascii="Times New Roman" w:hAnsi="Times New Roman"/>
+        </w:rPr>
+        <w:t xml:space="preserve">matriz</w:t>
+      </w:r>
+      <w:r>
+        <w:rPr>
+          <w:rFonts w:ascii="Times New Roman" w:hAnsi="Times New Roman"/>
+        </w:rPr>
+        <w:t xml:space="preserve"> </w:t>
+      </w:r>
+      <w:r>
+        <w:rPr>
+          <w:rFonts w:ascii="Times New Roman" w:hAnsi="Times New Roman"/>
+        </w:rPr>
+        <w:t xml:space="preserve">de</w:t>
+      </w:r>
+      <w:r>
+        <w:rPr>
+          <w:rFonts w:ascii="Times New Roman" w:hAnsi="Times New Roman"/>
+        </w:rPr>
+        <w:t xml:space="preserve"> </w:t>
+      </w:r>
+      <m:oMath>
+        <m:r>
+          <m:t>28</m:t>
+        </m:r>
+        <m:r>
+          <m:rPr>
+            <m:sty m:val="p"/>
+          </m:rPr>
+          <m:t>×</m:t>
+        </m:r>
+        <m:r>
+          <m:t>28</m:t>
+        </m:r>
+      </m:oMath>
+      <w:r>
+        <w:rPr>
+          <w:rFonts w:ascii="Times New Roman" w:hAnsi="Times New Roman"/>
+        </w:rPr>
+        <w:t xml:space="preserve">.</w:t>
       </w:r>
       <w:r>
         <w:rPr>
@@ -9000,7 +10116,7 @@
         <w:rPr>
           <w:rFonts w:ascii="Times New Roman" w:hAnsi="Times New Roman"/>
         </w:rPr>
-        <w:t xml:space="preserve">De 122 predicciones pre-registradas en los estudios que se resumen aquí, 89 se cumplieron y 33 fallaron; las</w:t>
+        <w:t xml:space="preserve">De 138 predicciones pre-registradas en los estudios que se resumen aquí, 99 se cumplieron y 39 fallaron; las</w:t>
       </w:r>
       <w:r>
         <w:rPr>
@@ -9016,7 +10132,7 @@
       </w:r>
     </w:p>
     <w:bookmarkEnd w:id="20"/>
-    <w:bookmarkStart w:id="28" w:name="modelo-y-teoría"/>
+    <w:bookmarkStart w:id="29" w:name="modelo-y-teoría"/>
     <w:p>
       <w:pPr>
         <w:pStyle w:val="Heading1"/>
@@ -10748,7 +11864,410 @@
       </w:r>
     </w:p>
     <w:bookmarkEnd w:id="25"/>
-    <w:bookmarkStart w:id="26" w:name="lectura-multiclase."/>
+    <w:bookmarkStart w:id="26" w:name="X34826798e8afc7c8ed765ff3f0bb904876d3b20"/>
+    <w:p>
+      <w:pPr>
+        <w:pStyle w:val="Heading4"/>
+      </w:pPr>
+      <w:r>
+        <w:rPr>
+          <w:rFonts w:ascii="Times New Roman" w:hAnsi="Times New Roman"/>
+        </w:rPr>
+        <w:t xml:space="preserve">F5: solo importan los cocientes de las tasas de decaimiento.</w:t>
+      </w:r>
+    </w:p>
+    <w:p>
+      <w:pPr>
+        <w:pStyle w:val="FirstParagraph"/>
+      </w:pPr>
+      <w:r>
+        <w:rPr>
+          <w:rFonts w:ascii="Times New Roman" w:hAnsi="Times New Roman"/>
+        </w:rPr>
+        <w:t xml:space="preserve">Condicionado a que no hubo salto, el estado</w:t>
+      </w:r>
+      <w:r>
+        <w:rPr>
+          <w:rFonts w:ascii="Times New Roman" w:hAnsi="Times New Roman"/>
+        </w:rPr>
+        <w:t xml:space="preserve"> </w:t>
+      </w:r>
+      <w:r>
+        <w:rPr>
+          <w:rFonts w:ascii="Times New Roman" w:hAnsi="Times New Roman"/>
+        </w:rPr>
+        <w:t xml:space="preserve">es</w:t>
+      </w:r>
+      <w:r>
+        <w:rPr>
+          <w:rFonts w:ascii="Times New Roman" w:hAnsi="Times New Roman"/>
+        </w:rPr>
+        <w:t xml:space="preserve"> </w:t>
+      </w:r>
+      <m:oMath>
+        <m:r>
+          <m:t>A</m:t>
+        </m:r>
+        <m:r>
+          <m:t>ψ</m:t>
+        </m:r>
+        <m:r>
+          <m:rPr>
+            <m:sty m:val="p"/>
+          </m:rPr>
+          <m:t>/</m:t>
+        </m:r>
+        <m:r>
+          <m:rPr>
+            <m:sty m:val="p"/>
+          </m:rPr>
+          <m:t>∥</m:t>
+        </m:r>
+        <m:r>
+          <m:t>A</m:t>
+        </m:r>
+        <m:r>
+          <m:t>ψ</m:t>
+        </m:r>
+        <m:r>
+          <m:rPr>
+            <m:sty m:val="p"/>
+          </m:rPr>
+          <m:t>∥</m:t>
+        </m:r>
+      </m:oMath>
+      <w:r>
+        <w:rPr>
+          <w:rFonts w:ascii="Times New Roman" w:hAnsi="Times New Roman"/>
+        </w:rPr>
+        <w:t xml:space="preserve"> </w:t>
+      </w:r>
+      <w:r>
+        <w:rPr>
+          <w:rFonts w:ascii="Times New Roman" w:hAnsi="Times New Roman"/>
+        </w:rPr>
+        <w:t xml:space="preserve">con</w:t>
+      </w:r>
+      <w:r>
+        <w:rPr>
+          <w:rFonts w:ascii="Times New Roman" w:hAnsi="Times New Roman"/>
+        </w:rPr>
+        <w:t xml:space="preserve"> </w:t>
+      </w:r>
+      <m:oMath>
+        <m:r>
+          <m:t>A</m:t>
+        </m:r>
+        <m:r>
+          <m:rPr>
+            <m:sty m:val="p"/>
+          </m:rPr>
+          <m:t>=</m:t>
+        </m:r>
+        <m:r>
+          <m:t>D</m:t>
+        </m:r>
+        <m:sSub>
+          <m:e>
+            <m:r>
+              <m:t>U</m:t>
+            </m:r>
+          </m:e>
+          <m:sub>
+            <m:r>
+              <m:t>d</m:t>
+            </m:r>
+          </m:sub>
+        </m:sSub>
+        <m:r>
+          <m:rPr>
+            <m:sty m:val="p"/>
+          </m:rPr>
+          <m:t>⋯</m:t>
+        </m:r>
+        <m:r>
+          <m:t>D</m:t>
+        </m:r>
+        <m:sSub>
+          <m:e>
+            <m:r>
+              <m:t>U</m:t>
+            </m:r>
+          </m:e>
+          <m:sub>
+            <m:r>
+              <m:t>1</m:t>
+            </m:r>
+          </m:sub>
+        </m:sSub>
+      </m:oMath>
+      <w:r>
+        <w:rPr>
+          <w:rFonts w:ascii="Times New Roman" w:hAnsi="Times New Roman"/>
+        </w:rPr>
+        <w:t xml:space="preserve"> </w:t>
+      </w:r>
+      <w:r>
+        <w:rPr>
+          <w:rFonts w:ascii="Times New Roman" w:hAnsi="Times New Roman"/>
+        </w:rPr>
+        <w:t xml:space="preserve">y</w:t>
+      </w:r>
+      <w:r>
+        <w:rPr>
+          <w:rFonts w:ascii="Times New Roman" w:hAnsi="Times New Roman"/>
+        </w:rPr>
+        <w:t xml:space="preserve"> </w:t>
+      </w:r>
+      <m:oMath>
+        <m:r>
+          <m:t>D</m:t>
+        </m:r>
+      </m:oMath>
+      <w:r>
+        <w:rPr>
+          <w:rFonts w:ascii="Times New Roman" w:hAnsi="Times New Roman"/>
+        </w:rPr>
+        <w:t xml:space="preserve"> </w:t>
+      </w:r>
+      <w:r>
+        <w:rPr>
+          <w:rFonts w:ascii="Times New Roman" w:hAnsi="Times New Roman"/>
+        </w:rPr>
+        <w:t xml:space="preserve">el factor diagonal sin salto. Multiplicar todos los</w:t>
+      </w:r>
+      <w:r>
+        <w:rPr>
+          <w:rFonts w:ascii="Times New Roman" w:hAnsi="Times New Roman"/>
+        </w:rPr>
+        <w:t xml:space="preserve"> </w:t>
+      </w:r>
+      <m:oMath>
+        <m:d>
+          <m:dPr>
+            <m:begChr m:val="("/>
+            <m:endChr m:val=")"/>
+            <m:sepChr m:val=""/>
+            <m:grow/>
+          </m:dPr>
+          <m:e>
+            <m:r>
+              <m:t>1</m:t>
+            </m:r>
+            <m:r>
+              <m:rPr>
+                <m:sty m:val="p"/>
+              </m:rPr>
+              <m:t>−</m:t>
+            </m:r>
+            <m:sSub>
+              <m:e>
+                <m:r>
+                  <m:t>γ</m:t>
+                </m:r>
+              </m:e>
+              <m:sub>
+                <m:r>
+                  <m:t>q</m:t>
+                </m:r>
+              </m:sub>
+            </m:sSub>
+          </m:e>
+        </m:d>
+      </m:oMath>
+      <w:r>
+        <w:rPr>
+          <w:rFonts w:ascii="Times New Roman" w:hAnsi="Times New Roman"/>
+        </w:rPr>
+        <w:t xml:space="preserve"> </w:t>
+      </w:r>
+      <w:r>
+        <w:rPr>
+          <w:rFonts w:ascii="Times New Roman" w:hAnsi="Times New Roman"/>
+        </w:rPr>
+        <w:t xml:space="preserve">por la misma constante multiplica</w:t>
+      </w:r>
+      <w:r>
+        <w:rPr>
+          <w:rFonts w:ascii="Times New Roman" w:hAnsi="Times New Roman"/>
+        </w:rPr>
+        <w:t xml:space="preserve"> </w:t>
+      </w:r>
+      <m:oMath>
+        <m:r>
+          <m:t>D</m:t>
+        </m:r>
+      </m:oMath>
+      <w:r>
+        <w:rPr>
+          <w:rFonts w:ascii="Times New Roman" w:hAnsi="Times New Roman"/>
+        </w:rPr>
+        <w:t xml:space="preserve"> </w:t>
+      </w:r>
+      <w:r>
+        <w:rPr>
+          <w:rFonts w:ascii="Times New Roman" w:hAnsi="Times New Roman"/>
+        </w:rPr>
+        <w:t xml:space="preserve">por una constante en el sector de peso</w:t>
+      </w:r>
+      <w:r>
+        <w:rPr>
+          <w:rFonts w:ascii="Times New Roman" w:hAnsi="Times New Roman"/>
+        </w:rPr>
+        <w:t xml:space="preserve"> </w:t>
+      </w:r>
+      <m:oMath>
+        <m:r>
+          <m:t>k</m:t>
+        </m:r>
+      </m:oMath>
+      <w:r>
+        <w:rPr>
+          <w:rFonts w:ascii="Times New Roman" w:hAnsi="Times New Roman"/>
+        </w:rPr>
+        <w:t xml:space="preserve">, que se cancela al normalizar. La</w:t>
+      </w:r>
+      <w:r>
+        <w:rPr>
+          <w:rFonts w:ascii="Times New Roman" w:hAnsi="Times New Roman"/>
+        </w:rPr>
+        <w:t xml:space="preserve"> </w:t>
+      </w:r>
+      <w:r>
+        <w:rPr>
+          <w:rFonts w:ascii="Times New Roman" w:hAnsi="Times New Roman"/>
+        </w:rPr>
+        <w:t xml:space="preserve">lectura filtrada depende entonces solo de los cocientes</w:t>
+      </w:r>
+      <w:r>
+        <w:rPr>
+          <w:rFonts w:ascii="Times New Roman" w:hAnsi="Times New Roman"/>
+        </w:rPr>
+        <w:t xml:space="preserve"> </w:t>
+      </w:r>
+      <m:oMath>
+        <m:d>
+          <m:dPr>
+            <m:begChr m:val="("/>
+            <m:endChr m:val=")"/>
+            <m:sepChr m:val=""/>
+            <m:grow/>
+          </m:dPr>
+          <m:e>
+            <m:r>
+              <m:t>1</m:t>
+            </m:r>
+            <m:r>
+              <m:rPr>
+                <m:sty m:val="p"/>
+              </m:rPr>
+              <m:t>−</m:t>
+            </m:r>
+            <m:sSub>
+              <m:e>
+                <m:r>
+                  <m:t>γ</m:t>
+                </m:r>
+              </m:e>
+              <m:sub>
+                <m:r>
+                  <m:t>q</m:t>
+                </m:r>
+              </m:sub>
+            </m:sSub>
+          </m:e>
+        </m:d>
+        <m:r>
+          <m:rPr>
+            <m:sty m:val="p"/>
+          </m:rPr>
+          <m:t>/</m:t>
+        </m:r>
+        <m:d>
+          <m:dPr>
+            <m:begChr m:val="("/>
+            <m:endChr m:val=")"/>
+            <m:sepChr m:val=""/>
+            <m:grow/>
+          </m:dPr>
+          <m:e>
+            <m:r>
+              <m:t>1</m:t>
+            </m:r>
+            <m:r>
+              <m:rPr>
+                <m:sty m:val="p"/>
+              </m:rPr>
+              <m:t>−</m:t>
+            </m:r>
+            <m:sSub>
+              <m:e>
+                <m:r>
+                  <m:t>γ</m:t>
+                </m:r>
+              </m:e>
+              <m:sub>
+                <m:r>
+                  <m:t>r</m:t>
+                </m:r>
+              </m:sub>
+            </m:sSub>
+          </m:e>
+        </m:d>
+      </m:oMath>
+      <w:r>
+        <w:rPr>
+          <w:rFonts w:ascii="Times New Roman" w:hAnsi="Times New Roman"/>
+        </w:rPr>
+        <w:t xml:space="preserve">, en cualquier peso (verificado a</w:t>
+      </w:r>
+      <w:r>
+        <w:rPr>
+          <w:rFonts w:ascii="Times New Roman" w:hAnsi="Times New Roman"/>
+        </w:rPr>
+        <w:t xml:space="preserve"> </w:t>
+      </w:r>
+      <m:oMath>
+        <m:sSup>
+          <m:e>
+            <m:r>
+              <m:t>10</m:t>
+            </m:r>
+          </m:e>
+          <m:sup>
+            <m:r>
+              <m:rPr>
+                <m:sty m:val="p"/>
+              </m:rPr>
+              <m:t>−</m:t>
+            </m:r>
+            <m:r>
+              <m:t>12</m:t>
+            </m:r>
+          </m:sup>
+        </m:sSup>
+      </m:oMath>
+      <w:r>
+        <w:rPr>
+          <w:rFonts w:ascii="Times New Roman" w:hAnsi="Times New Roman"/>
+        </w:rPr>
+        <w:t xml:space="preserve">), mientras que la cruda depende de sus valores absolutos. Un modelo entrenado con el filtro con las tasas</w:t>
+      </w:r>
+      <w:r>
+        <w:rPr>
+          <w:rFonts w:ascii="Times New Roman" w:hAnsi="Times New Roman"/>
+        </w:rPr>
+        <w:t xml:space="preserve"> </w:t>
+      </w:r>
+      <w:r>
+        <w:rPr>
+          <w:rFonts w:ascii="Times New Roman" w:hAnsi="Times New Roman"/>
+        </w:rPr>
+        <w:t xml:space="preserve">del equipo necesita solo los T1 relativos.</w:t>
+      </w:r>
+    </w:p>
+    <w:bookmarkEnd w:id="26"/>
+    <w:bookmarkStart w:id="27" w:name="lectura-multiclase."/>
     <w:p>
       <w:pPr>
         <w:pStyle w:val="Heading4"/>
@@ -11232,8 +12751,8 @@
         <w:t xml:space="preserve">del sector mueve aquí la excitación a otro qubit, es decir, cambia una clase por otra.</w:t>
       </w:r>
     </w:p>
-    <w:bookmarkEnd w:id="26"/>
-    <w:bookmarkStart w:id="27" w:name="f2-simulabilidad."/>
+    <w:bookmarkEnd w:id="27"/>
+    <w:bookmarkStart w:id="28" w:name="f2-simulabilidad."/>
     <w:p>
       <w:pPr>
         <w:pStyle w:val="Heading4"/>
@@ -11521,9 +13040,9 @@
         <w:t xml:space="preserve">que esta nota no aborda.</w:t>
       </w:r>
     </w:p>
-    <w:bookmarkEnd w:id="27"/>
     <w:bookmarkEnd w:id="28"/>
-    <w:bookmarkStart w:id="29" w:name="métodos"/>
+    <w:bookmarkEnd w:id="29"/>
+    <w:bookmarkStart w:id="30" w:name="métodos"/>
     <w:p>
       <w:pPr>
         <w:pStyle w:val="Heading1"/>
@@ -11824,8 +13343,8 @@
         <w:t xml:space="preserve">.</w:t>
       </w:r>
     </w:p>
-    <w:bookmarkEnd w:id="29"/>
-    <w:bookmarkStart w:id="42" w:name="resultados"/>
+    <w:bookmarkEnd w:id="30"/>
+    <w:bookmarkStart w:id="43" w:name="resultados"/>
     <w:p>
       <w:pPr>
         <w:pStyle w:val="Heading1"/>
@@ -11837,7 +13356,7 @@
         <w:t xml:space="preserve">Resultados</w:t>
       </w:r>
     </w:p>
-    <w:bookmarkStart w:id="30" w:name="estudios-con-una-semilla."/>
+    <w:bookmarkStart w:id="31" w:name="estudios-con-una-semilla."/>
     <w:p>
       <w:pPr>
         <w:pStyle w:val="Heading4"/>
@@ -12501,11 +14020,71 @@
         <w:rPr>
           <w:rFonts w:ascii="Times New Roman" w:hAnsi="Times New Roman"/>
         </w:rPr>
-        <w:t xml:space="preserve">precisa como la cruda en cada backend (cada una falló en uno o dos backends por una entrada).</w:t>
+        <w:t xml:space="preserve">precisa como la cruda en cada backend (cada una falló en uno o dos backends por una entrada); con 3, 5 y 8 clases</w:t>
+      </w:r>
+      <w:r>
+        <w:rPr>
+          <w:rFonts w:ascii="Times New Roman" w:hAnsi="Times New Roman"/>
+        </w:rPr>
+        <w:t xml:space="preserve"> </w:t>
+      </w:r>
+      <w:r>
+        <w:rPr>
+          <w:rFonts w:ascii="Times New Roman" w:hAnsi="Times New Roman"/>
+        </w:rPr>
+        <w:t xml:space="preserve">en 8 qubits, una pérdida sin filtro que crezca con las clases, de al menos 15 puntos con 8 clases, una pérdida</w:t>
+      </w:r>
+      <w:r>
+        <w:rPr>
+          <w:rFonts w:ascii="Times New Roman" w:hAnsi="Times New Roman"/>
+        </w:rPr>
+        <w:t xml:space="preserve"> </w:t>
+      </w:r>
+      <w:r>
+        <w:rPr>
+          <w:rFonts w:ascii="Times New Roman" w:hAnsi="Times New Roman"/>
+        </w:rPr>
+        <w:t xml:space="preserve">menor de la lectura qubit en cada número de clases (perdió más con 3 clases) y un entrenamiento con ruido a menos</w:t>
+      </w:r>
+      <w:r>
+        <w:rPr>
+          <w:rFonts w:ascii="Times New Roman" w:hAnsi="Times New Roman"/>
+        </w:rPr>
+        <w:t xml:space="preserve"> </w:t>
+      </w:r>
+      <w:r>
+        <w:rPr>
+          <w:rFonts w:ascii="Times New Roman" w:hAnsi="Times New Roman"/>
+        </w:rPr>
+        <w:t xml:space="preserve">de 3 puntos (3.0 con 8 clases, en el límite); y, en el T1 desigual corregido con entrenamiento calibrado, un modelo</w:t>
+      </w:r>
+      <w:r>
+        <w:rPr>
+          <w:rFonts w:ascii="Times New Roman" w:hAnsi="Times New Roman"/>
+        </w:rPr>
+        <w:t xml:space="preserve"> </w:t>
+      </w:r>
+      <w:r>
+        <w:rPr>
+          <w:rFonts w:ascii="Times New Roman" w:hAnsi="Times New Roman"/>
+        </w:rPr>
+        <w:t xml:space="preserve">a menos de 0.5 puntos del sin ruido en peso 2 (quedó 0.5 abajo) y una pérdida mayor del modelo crudo con la deriva</w:t>
+      </w:r>
+      <w:r>
+        <w:rPr>
+          <w:rFonts w:ascii="Times New Roman" w:hAnsi="Times New Roman"/>
+        </w:rPr>
+        <w:t xml:space="preserve"> </w:t>
+      </w:r>
+      <w:r>
+        <w:rPr>
+          <w:rFonts w:ascii="Times New Roman" w:hAnsi="Times New Roman"/>
+        </w:rPr>
+        <w:t xml:space="preserve">en peso 1 (perdió 0.2 puntos).</w:t>
       </w:r>
     </w:p>
-    <w:bookmarkEnd w:id="30"/>
-    <w:bookmarkStart w:id="35" w:name="réplica-en-60-corridas."/>
+    <w:bookmarkEnd w:id="31"/>
+    <w:bookmarkStart w:id="36" w:name="réplica-en-60-corridas."/>
     <w:p>
       <w:pPr>
         <w:pStyle w:val="Heading4"/>
@@ -12632,7 +14211,7 @@
         <w:t xml:space="preserve">predicciones pre-registradas de esta réplica se cumplieron.</w:t>
       </w:r>
     </w:p>
-    <w:bookmarkStart w:id="31" w:name="tab:main"/>
+    <w:bookmarkStart w:id="32" w:name="tab:main"/>
     <w:p>
       <w:pPr>
         <w:pStyle w:val="TableCaption"/>
@@ -13117,7 +14696,7 @@
         </w:tc>
       </w:tr>
     </w:tbl>
-    <w:bookmarkEnd w:id="31"/>
+    <w:bookmarkEnd w:id="32"/>
     <w:p>
       <w:pPr>
         <w:pStyle w:val="CaptionedFigure"/>
@@ -13131,18 +14710,18 @@
           <wp:inline>
             <wp:extent cx="4800600" cy="4073236"/>
             <wp:effectExtent b="0" l="0" r="0" t="0"/>
-            <wp:docPr descr="" title="" id="33" name="Picture"/>
+            <wp:docPr descr="" title="" id="34" name="Picture"/>
             <a:graphic>
               <a:graphicData uri="http://schemas.openxmlformats.org/drawingml/2006/picture">
                 <pic:pic>
                   <pic:nvPicPr>
-                    <pic:cNvPr descr="../qml/fig_qml_es.png" id="34" name="Picture"/>
+                    <pic:cNvPr descr="../qml/fig_qml_es.png" id="35" name="Picture"/>
                     <pic:cNvPicPr>
                       <a:picLocks noChangeArrowheads="1" noChangeAspect="1"/>
                     </pic:cNvPicPr>
                   </pic:nvPicPr>
                   <pic:blipFill>
-                    <a:blip r:embed="rId32"/>
+                    <a:blip r:embed="rId33"/>
                     <a:stretch>
                       <a:fillRect/>
                     </a:stretch>
@@ -13899,8 +15478,8 @@
         <w:t xml:space="preserve">puntos.</w:t>
       </w:r>
     </w:p>
-    <w:bookmarkEnd w:id="35"/>
-    <w:bookmarkStart w:id="36" w:name="sec:more"/>
+    <w:bookmarkEnd w:id="36"/>
+    <w:bookmarkStart w:id="37" w:name="sec:more"/>
     <w:p>
       <w:pPr>
         <w:pStyle w:val="Heading4"/>
@@ -15357,8 +16936,8 @@
         <w:t xml:space="preserve">alrededor de su media.</w:t>
       </w:r>
     </w:p>
-    <w:bookmarkEnd w:id="36"/>
-    <w:bookmarkStart w:id="37" w:name="modelos-de-ruido-de-equipos."/>
+    <w:bookmarkEnd w:id="37"/>
+    <w:bookmarkStart w:id="38" w:name="modelos-de-ruido-de-equipos."/>
     <w:p>
       <w:pPr>
         <w:pStyle w:val="Heading4"/>
@@ -15662,8 +17241,8 @@
         <w:t xml:space="preserve">equipos; las corridas en hardware están preparadas, con confirmación de costo, y pendientes.</w:t>
       </w:r>
     </w:p>
-    <w:bookmarkEnd w:id="37"/>
-    <w:bookmarkStart w:id="38" w:name="sec:eco"/>
+    <w:bookmarkEnd w:id="38"/>
+    <w:bookmarkStart w:id="39" w:name="sec:eco"/>
     <w:p>
       <w:pPr>
         <w:pStyle w:val="Heading4"/>
@@ -16254,11 +17833,94 @@
         <w:rPr>
           <w:rFonts w:ascii="Times New Roman" w:hAnsi="Times New Roman"/>
         </w:rPr>
-        <w:t xml:space="preserve">ruido de disparo, que muestra una simulación sin ruido con los mismos disparos.</w:t>
+        <w:t xml:space="preserve">ruido de disparo, que muestra una simulación sin ruido con los mismos disparos. Con 8 qubits y peso 2 (28 estados del</w:t>
+      </w:r>
+      <w:r>
+        <w:rPr>
+          <w:rFonts w:ascii="Times New Roman" w:hAnsi="Times New Roman"/>
+        </w:rPr>
+        <w:t xml:space="preserve"> </w:t>
+      </w:r>
+      <w:r>
+        <w:rPr>
+          <w:rFonts w:ascii="Times New Roman" w:hAnsi="Times New Roman"/>
+        </w:rPr>
+        <w:t xml:space="preserve">sector, 28 ecos de 4000 disparos, los mismos cinco backends) el sector está más sucio: solo entre el 50 y el 80 %</w:t>
+      </w:r>
+      <w:r>
+        <w:rPr>
+          <w:rFonts w:ascii="Times New Roman" w:hAnsi="Times New Roman"/>
+        </w:rPr>
+        <w:t xml:space="preserve"> </w:t>
+      </w:r>
+      <w:r>
+        <w:rPr>
+          <w:rFonts w:ascii="Times New Roman" w:hAnsi="Times New Roman"/>
+        </w:rPr>
+        <w:t xml:space="preserve">de los disparos conservados de un eco vuelven al estado preparado, contra 70–90 % con 5 qubits. El eco todavía</w:t>
+      </w:r>
+      <w:r>
+        <w:rPr>
+          <w:rFonts w:ascii="Times New Roman" w:hAnsi="Times New Roman"/>
+        </w:rPr>
+        <w:t xml:space="preserve"> </w:t>
+      </w:r>
+      <w:r>
+        <w:rPr>
+          <w:rFonts w:ascii="Times New Roman" w:hAnsi="Times New Roman"/>
+        </w:rPr>
+        <w:t xml:space="preserve">quitó entre el 27 y el 38 % del error de</w:t>
+      </w:r>
+      <w:r>
+        <w:rPr>
+          <w:rFonts w:ascii="Times New Roman" w:hAnsi="Times New Roman"/>
+        </w:rPr>
+        <w:t xml:space="preserve"> </w:t>
+      </w:r>
+      <m:oMath>
+        <m:r>
+          <m:t>q</m:t>
+        </m:r>
+        <m:sSub>
+          <m:e>
+            <m:r>
+              <m:t>g</m:t>
+            </m:r>
+          </m:e>
+          <m:sub>
+            <m:r>
+              <m:t>Z</m:t>
+            </m:r>
+          </m:sub>
+        </m:sSub>
+      </m:oMath>
+      <w:r>
+        <w:rPr>
+          <w:rFonts w:ascii="Times New Roman" w:hAnsi="Times New Roman"/>
+        </w:rPr>
+        <w:t xml:space="preserve"> </w:t>
+      </w:r>
+      <w:r>
+        <w:rPr>
+          <w:rFonts w:ascii="Times New Roman" w:hAnsi="Times New Roman"/>
+        </w:rPr>
+        <w:t xml:space="preserve">que deja el filtro (32 % en promedio, contra 40 % con 5 qubits)</w:t>
+      </w:r>
+      <w:r>
+        <w:rPr>
+          <w:rFonts w:ascii="Times New Roman" w:hAnsi="Times New Roman"/>
+        </w:rPr>
+        <w:t xml:space="preserve"> </w:t>
+      </w:r>
+      <w:r>
+        <w:rPr>
+          <w:rFonts w:ascii="Times New Roman" w:hAnsi="Times New Roman"/>
+        </w:rPr>
+        <w:t xml:space="preserve">y filtro más eco quedó entre 3.4 y 4.1 veces por debajo de la lectura cruda; las cinco predicciones se cumplieron.</w:t>
       </w:r>
     </w:p>
-    <w:bookmarkEnd w:id="38"/>
-    <w:bookmarkStart w:id="39" w:name="sec:escala"/>
+    <w:bookmarkEnd w:id="39"/>
+    <w:bookmarkStart w:id="40" w:name="sec:escala"/>
     <w:p>
       <w:pPr>
         <w:pStyle w:val="Heading4"/>
@@ -17586,8 +19248,8 @@
         <w:t xml:space="preserve">sector pasan el filtro y siguen haciendo parecer entrelazados a los estados producto.</w:t>
       </w:r>
     </w:p>
-    <w:bookmarkEnd w:id="39"/>
-    <w:bookmarkStart w:id="41" w:name="sec:mas"/>
+    <w:bookmarkEnd w:id="40"/>
+    <w:bookmarkStart w:id="42" w:name="sec:mas"/>
     <w:p>
       <w:pPr>
         <w:pStyle w:val="Heading4"/>
@@ -17627,7 +19289,7 @@
         <w:rPr>
           <w:rFonts w:ascii="Times New Roman" w:hAnsi="Times New Roman"/>
         </w:rPr>
-        <w:t xml:space="preserve">reúne cinco estudios que cambian cada uno una cosa del planteo anterior.</w:t>
+        <w:t xml:space="preserve">reúne los estudios que cambian cada uno una cosa del planteo anterior.</w:t>
       </w:r>
     </w:p>
     <w:p>
@@ -18397,7 +20059,243 @@
         <w:t xml:space="preserve">0.900 con filtro más eco, contra 0.91 sin ruido.</w:t>
       </w:r>
     </w:p>
-    <w:bookmarkStart w:id="40" w:name="tab:mas"/>
+    <w:p>
+      <w:pPr>
+        <w:numPr>
+          <w:ilvl w:val="0"/>
+          <w:numId w:val="1006"/>
+        </w:numPr>
+      </w:pPr>
+      <w:r>
+        <w:rPr>
+          <w:iCs/>
+          <w:rFonts w:ascii="Times New Roman" w:hAnsi="Times New Roman"/>
+          <w:i/>
+        </w:rPr>
+        <w:t xml:space="preserve">Ocho clases en ocho qubits</w:t>
+      </w:r>
+      <w:r>
+        <w:rPr>
+          <w:rFonts w:ascii="Times New Roman" w:hAnsi="Times New Roman"/>
+        </w:rPr>
+        <w:t xml:space="preserve"> </w:t>
+      </w:r>
+      <w:r>
+        <w:rPr>
+          <w:rFonts w:ascii="Times New Roman" w:hAnsi="Times New Roman"/>
+        </w:rPr>
+        <w:t xml:space="preserve">(dígitos 0..</w:t>
+      </w:r>
+      <m:oMath>
+        <m:r>
+          <m:t>C</m:t>
+        </m:r>
+        <m:r>
+          <m:rPr>
+            <m:sty m:val="p"/>
+          </m:rPr>
+          <m:t>−</m:t>
+        </m:r>
+        <m:r>
+          <m:t>1</m:t>
+        </m:r>
+      </m:oMath>
+      <w:r>
+        <w:rPr>
+          <w:rFonts w:ascii="Times New Roman" w:hAnsi="Times New Roman"/>
+        </w:rPr>
+        <w:t xml:space="preserve">,</w:t>
+      </w:r>
+      <w:r>
+        <w:rPr>
+          <w:rFonts w:ascii="Times New Roman" w:hAnsi="Times New Roman"/>
+        </w:rPr>
+        <w:t xml:space="preserve"> </w:t>
+      </w:r>
+      <m:oMath>
+        <m:r>
+          <m:t>C</m:t>
+        </m:r>
+        <m:r>
+          <m:rPr>
+            <m:sty m:val="p"/>
+          </m:rPr>
+          <m:t>=</m:t>
+        </m:r>
+        <m:r>
+          <m:t>3</m:t>
+        </m:r>
+        <m:r>
+          <m:rPr>
+            <m:sty m:val="p"/>
+          </m:rPr>
+          <m:t>,</m:t>
+        </m:r>
+        <m:r>
+          <m:t>5</m:t>
+        </m:r>
+        <m:r>
+          <m:rPr>
+            <m:sty m:val="p"/>
+          </m:rPr>
+          <m:t>,</m:t>
+        </m:r>
+        <m:r>
+          <m:t>8</m:t>
+        </m:r>
+      </m:oMath>
+      <w:r>
+        <w:rPr>
+          <w:rFonts w:ascii="Times New Roman" w:hAnsi="Times New Roman"/>
+        </w:rPr>
+        <w:t xml:space="preserve">; 5 semillas). Con el filtro cada corrida iguala</w:t>
+      </w:r>
+      <w:r>
+        <w:rPr>
+          <w:rFonts w:ascii="Times New Roman" w:hAnsi="Times New Roman"/>
+        </w:rPr>
+        <w:t xml:space="preserve"> </w:t>
+      </w:r>
+      <w:r>
+        <w:rPr>
+          <w:rFonts w:ascii="Times New Roman" w:hAnsi="Times New Roman"/>
+        </w:rPr>
+        <w:t xml:space="preserve">su precisión sin ruido. Sin él la lectura cabeza pierde 0.7, 15.9 y 11.1 puntos con 3, 5 y 8 clases, con mucha</w:t>
+      </w:r>
+      <w:r>
+        <w:rPr>
+          <w:rFonts w:ascii="Times New Roman" w:hAnsi="Times New Roman"/>
+        </w:rPr>
+        <w:t xml:space="preserve"> </w:t>
+      </w:r>
+      <w:r>
+        <w:rPr>
+          <w:rFonts w:ascii="Times New Roman" w:hAnsi="Times New Roman"/>
+        </w:rPr>
+        <w:t xml:space="preserve">dispersión entre semillas (2–34 puntos con 5 clases); la lectura qubit pierde 5.1, 4.4 y 3.4. A diferencia de 5</w:t>
+      </w:r>
+      <w:r>
+        <w:rPr>
+          <w:rFonts w:ascii="Times New Roman" w:hAnsi="Times New Roman"/>
+        </w:rPr>
+        <w:t xml:space="preserve"> </w:t>
+      </w:r>
+      <w:r>
+        <w:rPr>
+          <w:rFonts w:ascii="Times New Roman" w:hAnsi="Times New Roman"/>
+        </w:rPr>
+        <w:t xml:space="preserve">qubits, el entrenamiento con ruido sin filtro queda 2–3 puntos atrás con 5 y 8 clases.</w:t>
+      </w:r>
+    </w:p>
+    <w:p>
+      <w:pPr>
+        <w:numPr>
+          <w:ilvl w:val="0"/>
+          <w:numId w:val="1006"/>
+        </w:numPr>
+      </w:pPr>
+      <w:r>
+        <w:rPr>
+          <w:iCs/>
+          <w:rFonts w:ascii="Times New Roman" w:hAnsi="Times New Roman"/>
+          <w:i/>
+        </w:rPr>
+        <w:t xml:space="preserve">T1 desigual corregido</w:t>
+      </w:r>
+      <w:r>
+        <w:rPr>
+          <w:rFonts w:ascii="Times New Roman" w:hAnsi="Times New Roman"/>
+        </w:rPr>
+        <w:t xml:space="preserve"> </w:t>
+      </w:r>
+      <w:r>
+        <w:rPr>
+          <w:rFonts w:ascii="Times New Roman" w:hAnsi="Times New Roman"/>
+        </w:rPr>
+        <w:t xml:space="preserve">(iris, cancer, wine, dígitos; 5 semillas;</w:t>
+      </w:r>
+      <w:r>
+        <w:rPr>
+          <w:rFonts w:ascii="Times New Roman" w:hAnsi="Times New Roman"/>
+        </w:rPr>
+        <w:t xml:space="preserve"> </w:t>
+      </w:r>
+      <m:oMath>
+        <m:sSub>
+          <m:e>
+            <m:r>
+              <m:t>γ</m:t>
+            </m:r>
+          </m:e>
+          <m:sub>
+            <m:r>
+              <m:t>q</m:t>
+            </m:r>
+          </m:sub>
+        </m:sSub>
+      </m:oMath>
+      <w:r>
+        <w:rPr>
+          <w:rFonts w:ascii="Times New Roman" w:hAnsi="Times New Roman"/>
+        </w:rPr>
+        <w:t xml:space="preserve"> </w:t>
+      </w:r>
+      <w:r>
+        <w:rPr>
+          <w:rFonts w:ascii="Times New Roman" w:hAnsi="Times New Roman"/>
+        </w:rPr>
+        <w:t xml:space="preserve">de 0 a 0.16). Entrenado con el</w:t>
+      </w:r>
+      <w:r>
+        <w:rPr>
+          <w:rFonts w:ascii="Times New Roman" w:hAnsi="Times New Roman"/>
+        </w:rPr>
+        <w:t xml:space="preserve"> </w:t>
+      </w:r>
+      <w:r>
+        <w:rPr>
+          <w:rFonts w:ascii="Times New Roman" w:hAnsi="Times New Roman"/>
+        </w:rPr>
+        <w:t xml:space="preserve">filtro con tasas calibradas con 10 % de error, el modelo llegó a 0.951 (peso 1) y 0.940 (peso 2) contra 0.950 y</w:t>
+      </w:r>
+      <w:r>
+        <w:rPr>
+          <w:rFonts w:ascii="Times New Roman" w:hAnsi="Times New Roman"/>
+        </w:rPr>
+        <w:t xml:space="preserve"> </w:t>
+      </w:r>
+      <w:r>
+        <w:rPr>
+          <w:rFonts w:ascii="Times New Roman" w:hAnsi="Times New Roman"/>
+        </w:rPr>
+        <w:t xml:space="preserve">0.945 sin ruido; el filtro solo dio 0.931 y 0.918, la lectura cruda 0.873 y 0.797. Entrenado sin filtro con las</w:t>
+      </w:r>
+      <w:r>
+        <w:rPr>
+          <w:rFonts w:ascii="Times New Roman" w:hAnsi="Times New Roman"/>
+        </w:rPr>
+        <w:t xml:space="preserve"> </w:t>
+      </w:r>
+      <w:r>
+        <w:rPr>
+          <w:rFonts w:ascii="Times New Roman" w:hAnsi="Times New Roman"/>
+        </w:rPr>
+        <w:t xml:space="preserve">mismas tasas llegó a 0.952 y 0.941. Cuando todos los T1 se acortaron 1.5 veces después del entrenamiento, el modelo</w:t>
+      </w:r>
+      <w:r>
+        <w:rPr>
+          <w:rFonts w:ascii="Times New Roman" w:hAnsi="Times New Roman"/>
+        </w:rPr>
+        <w:t xml:space="preserve"> </w:t>
+      </w:r>
+      <w:r>
+        <w:rPr>
+          <w:rFonts w:ascii="Times New Roman" w:hAnsi="Times New Roman"/>
+        </w:rPr>
+        <w:t xml:space="preserve">filtrado perdió 0.8 y 0.7 puntos y el crudo 0.2 y 10.0 (F5).</w:t>
+      </w:r>
+    </w:p>
+    <w:bookmarkStart w:id="41" w:name="tab:mas"/>
     <w:p>
       <w:pPr>
         <w:pStyle w:val="TableCaption"/>
@@ -18511,7 +20409,7 @@
               <w:jc w:val="left"/>
             </w:pPr>
             <w:r>
-              <w:t xml:space="preserve">entrenado con</w:t>
+              <w:t xml:space="preserve">entrenado,</w:t>
             </w:r>
             <w:r>
               <w:t xml:space="preserve"> </w:t>
@@ -18810,7 +20708,7 @@
               <w:jc w:val="left"/>
             </w:pPr>
             <w:r>
-              <w:t xml:space="preserve">cabeza, cambios en 500</w:t>
+              <w:t xml:space="preserve">cabeza, cambios (500)</w:t>
             </w:r>
           </w:p>
         </w:tc>
@@ -18901,11 +20799,266 @@
           </w:p>
         </w:tc>
       </w:tr>
+      <w:tr>
+        <w:tc>
+          <w:tcPr/>
+          <w:p>
+            <w:pPr>
+              <w:pStyle w:val="Compact"/>
+              <w:jc w:val="left"/>
+            </w:pPr>
+            <w:r>
+              <w:t xml:space="preserve">multiclase, 8 qubits (T1)</w:t>
+            </w:r>
+          </w:p>
+        </w:tc>
+        <w:tc>
+          <w:tcPr/>
+          <w:p>
+            <w:pPr>
+              <w:pStyle w:val="Compact"/>
+              <w:jc w:val="left"/>
+            </w:pPr>
+            <w:r>
+              <w:t xml:space="preserve">cabeza, 5 / 8 clases</w:t>
+            </w:r>
+          </w:p>
+        </w:tc>
+        <w:tc>
+          <w:tcPr/>
+          <w:p>
+            <w:pPr>
+              <w:pStyle w:val="Compact"/>
+              <w:jc w:val="center"/>
+            </w:pPr>
+            <w:r>
+              <w:t xml:space="preserve">0.952 / 0.916</w:t>
+            </w:r>
+          </w:p>
+        </w:tc>
+        <w:tc>
+          <w:tcPr/>
+          <w:p>
+            <w:pPr>
+              <w:pStyle w:val="Compact"/>
+              <w:jc w:val="center"/>
+            </w:pPr>
+            <w:r>
+              <w:t xml:space="preserve">0.952 / 0.916</w:t>
+            </w:r>
+          </w:p>
+        </w:tc>
+        <w:tc>
+          <w:tcPr/>
+          <w:p>
+            <w:pPr>
+              <w:pStyle w:val="Compact"/>
+              <w:jc w:val="center"/>
+            </w:pPr>
+            <w:r>
+              <w:t xml:space="preserve">0.793 / 0.805</w:t>
+            </w:r>
+          </w:p>
+        </w:tc>
+      </w:tr>
+      <w:tr>
+        <w:tc>
+          <w:tcPr/>
+          <w:p>
+            <w:pPr>
+              <w:pStyle w:val="Compact"/>
+              <w:jc w:val="left"/>
+            </w:pPr>
+            <w:r>
+              <w:t xml:space="preserve">T1 desigual (</w:t>
+            </w:r>
+            <m:oMath>
+              <m:r>
+                <m:rPr>
+                  <m:sty m:val="p"/>
+                </m:rPr>
+                <m:t>±</m:t>
+              </m:r>
+              <m:r>
+                <m:t>100</m:t>
+              </m:r>
+              <m:r>
+                <m:t> </m:t>
+              </m:r>
+              <m:r>
+                <m:rPr>
+                  <m:sty m:val="p"/>
+                </m:rPr>
+                <m:t>%</m:t>
+              </m:r>
+            </m:oMath>
+            <w:r>
+              <w:t xml:space="preserve">)</w:t>
+            </w:r>
+          </w:p>
+        </w:tc>
+        <w:tc>
+          <w:tcPr/>
+          <w:p>
+            <w:pPr>
+              <w:pStyle w:val="Compact"/>
+              <w:jc w:val="left"/>
+            </w:pPr>
+            <w:r>
+              <w:t xml:space="preserve">peso 1 / 2, solo filtro</w:t>
+            </w:r>
+          </w:p>
+        </w:tc>
+        <w:tc>
+          <w:tcPr/>
+          <w:p>
+            <w:pPr>
+              <w:pStyle w:val="Compact"/>
+              <w:jc w:val="center"/>
+            </w:pPr>
+            <w:r>
+              <w:t xml:space="preserve">0.950 / 0.945</w:t>
+            </w:r>
+          </w:p>
+        </w:tc>
+        <w:tc>
+          <w:tcPr/>
+          <w:p>
+            <w:pPr>
+              <w:pStyle w:val="Compact"/>
+              <w:jc w:val="center"/>
+            </w:pPr>
+            <w:r>
+              <w:t xml:space="preserve">0.931 / 0.918</w:t>
+            </w:r>
+          </w:p>
+        </w:tc>
+        <w:tc>
+          <w:tcPr/>
+          <w:p>
+            <w:pPr>
+              <w:pStyle w:val="Compact"/>
+              <w:jc w:val="center"/>
+            </w:pPr>
+            <w:r>
+              <w:t xml:space="preserve">0.873 / 0.797</w:t>
+            </w:r>
+          </w:p>
+        </w:tc>
+      </w:tr>
+      <w:tr>
+        <w:tc>
+          <w:tcPr/>
+          <w:p>
+            <w:pPr>
+              <w:pStyle w:val="Compact"/>
+            </w:pPr>
+          </w:p>
+        </w:tc>
+        <w:tc>
+          <w:tcPr/>
+          <w:p>
+            <w:pPr>
+              <w:pStyle w:val="Compact"/>
+              <w:jc w:val="left"/>
+            </w:pPr>
+            <w:r>
+              <w:t xml:space="preserve">con tasas calibradas</w:t>
+            </w:r>
+          </w:p>
+        </w:tc>
+        <w:tc>
+          <w:tcPr/>
+          <w:p>
+            <w:pPr>
+              <w:pStyle w:val="Compact"/>
+            </w:pPr>
+          </w:p>
+        </w:tc>
+        <w:tc>
+          <w:tcPr/>
+          <w:p>
+            <w:pPr>
+              <w:pStyle w:val="Compact"/>
+              <w:jc w:val="center"/>
+            </w:pPr>
+            <w:r>
+              <w:t xml:space="preserve">0.951 / 0.940</w:t>
+            </w:r>
+          </w:p>
+        </w:tc>
+        <w:tc>
+          <w:tcPr/>
+          <w:p>
+            <w:pPr>
+              <w:pStyle w:val="Compact"/>
+              <w:jc w:val="center"/>
+            </w:pPr>
+            <w:r>
+              <w:t xml:space="preserve">0.952 / 0.941</w:t>
+            </w:r>
+          </w:p>
+        </w:tc>
+      </w:tr>
+      <w:tr>
+        <w:tc>
+          <w:tcPr/>
+          <w:p>
+            <w:pPr>
+              <w:pStyle w:val="Compact"/>
+            </w:pPr>
+          </w:p>
+        </w:tc>
+        <w:tc>
+          <w:tcPr/>
+          <w:p>
+            <w:pPr>
+              <w:pStyle w:val="Compact"/>
+              <w:jc w:val="left"/>
+            </w:pPr>
+            <w:r>
+              <w:t xml:space="preserve">tras deriva de T1 de 1.5</w:t>
+            </w:r>
+          </w:p>
+        </w:tc>
+        <w:tc>
+          <w:tcPr/>
+          <w:p>
+            <w:pPr>
+              <w:pStyle w:val="Compact"/>
+            </w:pPr>
+          </w:p>
+        </w:tc>
+        <w:tc>
+          <w:tcPr/>
+          <w:p>
+            <w:pPr>
+              <w:pStyle w:val="Compact"/>
+              <w:jc w:val="center"/>
+            </w:pPr>
+            <w:r>
+              <w:t xml:space="preserve">0.942 / 0.932</w:t>
+            </w:r>
+          </w:p>
+        </w:tc>
+        <w:tc>
+          <w:tcPr/>
+          <w:p>
+            <w:pPr>
+              <w:pStyle w:val="Compact"/>
+              <w:jc w:val="center"/>
+            </w:pPr>
+            <w:r>
+              <w:t xml:space="preserve">0.950 / 0.841</w:t>
+            </w:r>
+          </w:p>
+        </w:tc>
+      </w:tr>
     </w:tbl>
-    <w:bookmarkEnd w:id="40"/>
     <w:bookmarkEnd w:id="41"/>
     <w:bookmarkEnd w:id="42"/>
-    <w:bookmarkStart w:id="44" w:name="discusión"/>
+    <w:bookmarkEnd w:id="43"/>
+    <w:bookmarkStart w:id="45" w:name="discusión"/>
     <w:p>
       <w:pPr>
         <w:pStyle w:val="Heading1"/>
@@ -19031,31 +21184,55 @@
         <w:rPr>
           <w:rFonts w:ascii="Times New Roman" w:hAnsi="Times New Roman"/>
         </w:rPr>
-        <w:t xml:space="preserve">ni corridas de entrenamiento con ruido, y su costo (los disparos descartados) se conoce antes de ejecutar. El T1</w:t>
-      </w:r>
-      <w:r>
-        <w:rPr>
-          <w:rFonts w:ascii="Times New Roman" w:hAnsi="Times New Roman"/>
-        </w:rPr>
-        <w:t xml:space="preserve"> </w:t>
-      </w:r>
-      <w:r>
-        <w:rPr>
-          <w:rFonts w:ascii="Times New Roman" w:hAnsi="Times New Roman"/>
-        </w:rPr>
-        <w:t xml:space="preserve">desigual y el desfase no se corrigen. En hardware con mucha dispersión de T1 o desfase fuerte, el filtro</w:t>
-      </w:r>
-      <w:r>
-        <w:rPr>
-          <w:rFonts w:ascii="Times New Roman" w:hAnsi="Times New Roman"/>
-        </w:rPr>
-        <w:t xml:space="preserve"> </w:t>
-      </w:r>
-      <w:r>
-        <w:rPr>
-          <w:rFonts w:ascii="Times New Roman" w:hAnsi="Times New Roman"/>
-        </w:rPr>
-        <w:t xml:space="preserve">complementa un modelo de ruido y no lo reemplaza. De los estudios anteriores salen dos reglas prácticas.</w:t>
+        <w:t xml:space="preserve">ni corridas de entrenamiento con ruido, y su costo (los disparos descartados) se conoce antes de ejecutar. El desfase</w:t>
+      </w:r>
+      <w:r>
+        <w:rPr>
+          <w:rFonts w:ascii="Times New Roman" w:hAnsi="Times New Roman"/>
+        </w:rPr>
+        <w:t xml:space="preserve"> </w:t>
+      </w:r>
+      <w:r>
+        <w:rPr>
+          <w:rFonts w:ascii="Times New Roman" w:hAnsi="Times New Roman"/>
+        </w:rPr>
+        <w:t xml:space="preserve">no se corrige. El T1 desigual sí, si la red se entrena con el filtro con las tasas de decaimiento calibradas: como solo</w:t>
+      </w:r>
+      <w:r>
+        <w:rPr>
+          <w:rFonts w:ascii="Times New Roman" w:hAnsi="Times New Roman"/>
+        </w:rPr>
+        <w:t xml:space="preserve"> </w:t>
+      </w:r>
+      <w:r>
+        <w:rPr>
+          <w:rFonts w:ascii="Times New Roman" w:hAnsi="Times New Roman"/>
+        </w:rPr>
+        <w:t xml:space="preserve">entran sus cocientes (F5), alcanza con los T1 relativos, tolera errores de calibración y, en peso 2, resiste una deriva</w:t>
+      </w:r>
+      <w:r>
+        <w:rPr>
+          <w:rFonts w:ascii="Times New Roman" w:hAnsi="Times New Roman"/>
+        </w:rPr>
+        <w:t xml:space="preserve"> </w:t>
+      </w:r>
+      <w:r>
+        <w:rPr>
+          <w:rFonts w:ascii="Times New Roman" w:hAnsi="Times New Roman"/>
+        </w:rPr>
+        <w:t xml:space="preserve">común que el modelo crudo entrenado con ruido no resiste. En hardware con desfase fuerte, el filtro complementa un</w:t>
+      </w:r>
+      <w:r>
+        <w:rPr>
+          <w:rFonts w:ascii="Times New Roman" w:hAnsi="Times New Roman"/>
+        </w:rPr>
+        <w:t xml:space="preserve"> </w:t>
+      </w:r>
+      <w:r>
+        <w:rPr>
+          <w:rFonts w:ascii="Times New Roman" w:hAnsi="Times New Roman"/>
+        </w:rPr>
+        <w:t xml:space="preserve">modelo de ruido y no lo reemplaza. De los estudios anteriores salen dos reglas prácticas.</w:t>
       </w:r>
       <w:r>
         <w:rPr>
@@ -19280,7 +21457,7 @@
         <w:t xml:space="preserve">mayor.</w:t>
       </w:r>
     </w:p>
-    <w:bookmarkStart w:id="43" w:name="limitaciones."/>
+    <w:bookmarkStart w:id="44" w:name="limitaciones."/>
     <w:p>
       <w:pPr>
         <w:pStyle w:val="Heading4"/>
@@ -19336,12 +21513,48 @@
         <w:rPr>
           <w:rFonts w:ascii="Times New Roman" w:hAnsi="Times New Roman"/>
         </w:rPr>
-        <w:t xml:space="preserve">clásicamente. Una corrida en hardware con el filtro es la siguiente prueba natural.</w:t>
+        <w:t xml:space="preserve">clásicamente. Una corrida en hardware con el filtro es la siguiente prueba natural: un paquete protegido para IonQ del</w:t>
+      </w:r>
+      <w:r>
+        <w:rPr>
+          <w:rFonts w:ascii="Times New Roman" w:hAnsi="Times New Roman"/>
+        </w:rPr>
+        <w:t xml:space="preserve"> </w:t>
+      </w:r>
+      <w:r>
+        <w:rPr>
+          <w:rFonts w:ascii="Times New Roman" w:hAnsi="Times New Roman"/>
+        </w:rPr>
+        <w:t xml:space="preserve">modelo de cinco clases con eco (55 circuitos, 60 000 disparos) está listo, ensayado con el modelo de ruido Forte-1 (8, 4</w:t>
+      </w:r>
+      <w:r>
+        <w:rPr>
+          <w:rFonts w:ascii="Times New Roman" w:hAnsi="Times New Roman"/>
+        </w:rPr>
+        <w:t xml:space="preserve"> </w:t>
+      </w:r>
+      <w:r>
+        <w:rPr>
+          <w:rFonts w:ascii="Times New Roman" w:hAnsi="Times New Roman"/>
+        </w:rPr>
+        <w:t xml:space="preserve">y 1 decisiones distintas del modelo sin ruido crudo, con filtro y con eco, en 50 entradas), con sus predicciones</w:t>
+      </w:r>
+      <w:r>
+        <w:rPr>
+          <w:rFonts w:ascii="Times New Roman" w:hAnsi="Times New Roman"/>
+        </w:rPr>
+        <w:t xml:space="preserve"> </w:t>
+      </w:r>
+      <w:r>
+        <w:rPr>
+          <w:rFonts w:ascii="Times New Roman" w:hAnsi="Times New Roman"/>
+        </w:rPr>
+        <w:t xml:space="preserve">registradas, y espera créditos de hardware.</w:t>
       </w:r>
     </w:p>
-    <w:bookmarkEnd w:id="43"/>
     <w:bookmarkEnd w:id="44"/>
-    <w:bookmarkStart w:id="58" w:name="disponibilidad-de-código-y-datos"/>
+    <w:bookmarkEnd w:id="45"/>
+    <w:bookmarkStart w:id="59" w:name="disponibilidad-de-código-y-datos"/>
     <w:p>
       <w:pPr>
         <w:pStyle w:val="Heading1"/>
@@ -19782,7 +21995,7 @@
         <w:rPr>
           <w:rFonts w:ascii="Times New Roman" w:hAnsi="Times New Roman"/>
         </w:rPr>
-        <w:t xml:space="preserve">RESEARCH_NOTES §75–§82, §85, §87, §90, §91 y §94–§101, §104–§113, con pruebas en</w:t>
+        <w:t xml:space="preserve">RESEARCH_NOTES §75–§82, §85, §87, §90, §91 y §94–§101, §104–§117, con pruebas en</w:t>
       </w:r>
       <w:r>
         <w:rPr>
@@ -19871,7 +22084,7 @@
         </w:rPr>
         <w:t xml:space="preserve"> </w:t>
       </w:r>
-      <w:hyperlink r:id="rId45">
+      <w:hyperlink r:id="rId46">
         <w:r>
           <w:rPr>
             <w:rStyle w:val="Hyperlink"/>
@@ -20074,8 +22287,8 @@
         <w:t xml:space="preserve"># lectura cruda</w:t>
       </w:r>
     </w:p>
-    <w:bookmarkStart w:id="57" w:name="refs"/>
-    <w:bookmarkStart w:id="46" w:name="ref-bonetmonroig2018"/>
+    <w:bookmarkStart w:id="58" w:name="refs"/>
+    <w:bookmarkStart w:id="47" w:name="ref-bonetmonroig2018"/>
     <w:p>
       <w:pPr>
         <w:pStyle w:val="Bibliography"/>
@@ -20125,8 +22338,8 @@
         <w:t xml:space="preserve">98: 062339.</w:t>
       </w:r>
     </w:p>
-    <w:bookmarkEnd w:id="46"/>
-    <w:bookmarkStart w:id="47" w:name="ref-cerezo2023simulability"/>
+    <w:bookmarkEnd w:id="47"/>
+    <w:bookmarkStart w:id="48" w:name="ref-cerezo2023simulability"/>
     <w:p>
       <w:pPr>
         <w:pStyle w:val="Bibliography"/>
@@ -20168,8 +22381,8 @@
         <w:t xml:space="preserve">r, Why We Need to Rethink Variational Quantum Computing.”</w:t>
       </w:r>
     </w:p>
-    <w:bookmarkEnd w:id="47"/>
-    <w:bookmarkStart w:id="49" w:name="ref-landman2022"/>
+    <w:bookmarkEnd w:id="48"/>
+    <w:bookmarkStart w:id="50" w:name="ref-landman2022"/>
     <w:p>
       <w:pPr>
         <w:pStyle w:val="Bibliography"/>
@@ -20224,7 +22437,7 @@
         </w:rPr>
         <w:t xml:space="preserve"> </w:t>
       </w:r>
-      <w:hyperlink r:id="rId48">
+      <w:hyperlink r:id="rId49">
         <w:r>
           <w:rPr>
             <w:rStyle w:val="Hyperlink"/>
@@ -20239,8 +22452,8 @@
         <w:t xml:space="preserve">.</w:t>
       </w:r>
     </w:p>
-    <w:bookmarkEnd w:id="49"/>
-    <w:bookmarkStart w:id="50" w:name="ref-mcardle2019"/>
+    <w:bookmarkEnd w:id="50"/>
+    <w:bookmarkStart w:id="51" w:name="ref-mcardle2019"/>
     <w:p>
       <w:pPr>
         <w:pStyle w:val="Bibliography"/>
@@ -20290,8 +22503,8 @@
         <w:t xml:space="preserve">122: 180501.</w:t>
       </w:r>
     </w:p>
-    <w:bookmarkEnd w:id="50"/>
-    <w:bookmarkStart w:id="52" w:name="ref-monteverde2026qang"/>
+    <w:bookmarkEnd w:id="51"/>
+    <w:bookmarkStart w:id="53" w:name="ref-monteverde2026qang"/>
     <w:p>
       <w:pPr>
         <w:pStyle w:val="Bibliography"/>
@@ -20344,7 +22557,7 @@
         </w:rPr>
         <w:t xml:space="preserve"> </w:t>
       </w:r>
-      <w:hyperlink r:id="rId51">
+      <w:hyperlink r:id="rId52">
         <w:r>
           <w:rPr>
             <w:rStyle w:val="Hyperlink"/>
@@ -20359,8 +22572,8 @@
         <w:t xml:space="preserve">.</w:t>
       </w:r>
     </w:p>
-    <w:bookmarkEnd w:id="52"/>
-    <w:bookmarkStart w:id="54" w:name="ref-monteverde2026witness"/>
+    <w:bookmarkEnd w:id="53"/>
+    <w:bookmarkStart w:id="55" w:name="ref-monteverde2026witness"/>
     <w:p>
       <w:pPr>
         <w:pStyle w:val="Bibliography"/>
@@ -20409,7 +22622,7 @@
         </w:rPr>
         <w:t xml:space="preserve"> </w:t>
       </w:r>
-      <w:hyperlink r:id="rId53">
+      <w:hyperlink r:id="rId54">
         <w:r>
           <w:rPr>
             <w:rStyle w:val="Hyperlink"/>
@@ -20424,8 +22637,8 @@
         <w:t xml:space="preserve">.</w:t>
       </w:r>
     </w:p>
-    <w:bookmarkEnd w:id="54"/>
-    <w:bookmarkStart w:id="56" w:name="ref-wang2022quantumnat"/>
+    <w:bookmarkEnd w:id="55"/>
+    <w:bookmarkStart w:id="57" w:name="ref-wang2022quantumnat"/>
     <w:p>
       <w:pPr>
         <w:pStyle w:val="Bibliography"/>
@@ -20498,7 +22711,7 @@
         </w:rPr>
         <w:t xml:space="preserve"> </w:t>
       </w:r>
-      <w:hyperlink r:id="rId55">
+      <w:hyperlink r:id="rId56">
         <w:r>
           <w:rPr>
             <w:rStyle w:val="Hyperlink"/>
@@ -20513,9 +22726,9 @@
         <w:t xml:space="preserve">.</w:t>
       </w:r>
     </w:p>
-    <w:bookmarkEnd w:id="56"/>
     <w:bookmarkEnd w:id="57"/>
     <w:bookmarkEnd w:id="58"/>
+    <w:bookmarkEnd w:id="59"/>
     <w:sectPr/>
   </w:body>
 </w:document>

--- a/manuscript/qang_qml_es.docx
+++ b/manuscript/qang_qml_es.docx
@@ -4196,6 +4196,930 @@
         <w:rPr>
           <w:rFonts w:ascii="Times New Roman" w:hAnsi="Times New Roman"/>
         </w:rPr>
+        <w:t xml:space="preserve">T1</w:t>
+      </w:r>
+      <w:r>
+        <w:rPr>
+          <w:rFonts w:ascii="Times New Roman" w:hAnsi="Times New Roman"/>
+        </w:rPr>
+        <w:t xml:space="preserve"> </w:t>
+      </w:r>
+      <w:r>
+        <w:rPr>
+          <w:rFonts w:ascii="Times New Roman" w:hAnsi="Times New Roman"/>
+        </w:rPr>
+        <w:t xml:space="preserve">igual</w:t>
+      </w:r>
+      <w:r>
+        <w:rPr>
+          <w:rFonts w:ascii="Times New Roman" w:hAnsi="Times New Roman"/>
+        </w:rPr>
+        <w:t xml:space="preserve"> </w:t>
+      </w:r>
+      <w:r>
+        <w:rPr>
+          <w:rFonts w:ascii="Times New Roman" w:hAnsi="Times New Roman"/>
+        </w:rPr>
+        <w:t xml:space="preserve">más</w:t>
+      </w:r>
+      <w:r>
+        <w:rPr>
+          <w:rFonts w:ascii="Times New Roman" w:hAnsi="Times New Roman"/>
+        </w:rPr>
+        <w:t xml:space="preserve"> </w:t>
+      </w:r>
+      <w:r>
+        <w:rPr>
+          <w:rFonts w:ascii="Times New Roman" w:hAnsi="Times New Roman"/>
+        </w:rPr>
+        <w:t xml:space="preserve">desfase,</w:t>
+      </w:r>
+      <w:r>
+        <w:rPr>
+          <w:rFonts w:ascii="Times New Roman" w:hAnsi="Times New Roman"/>
+        </w:rPr>
+        <w:t xml:space="preserve"> </w:t>
+      </w:r>
+      <w:r>
+        <w:rPr>
+          <w:rFonts w:ascii="Times New Roman" w:hAnsi="Times New Roman"/>
+        </w:rPr>
+        <w:t xml:space="preserve">la</w:t>
+      </w:r>
+      <w:r>
+        <w:rPr>
+          <w:rFonts w:ascii="Times New Roman" w:hAnsi="Times New Roman"/>
+        </w:rPr>
+        <w:t xml:space="preserve"> </w:t>
+      </w:r>
+      <w:r>
+        <w:rPr>
+          <w:rFonts w:ascii="Times New Roman" w:hAnsi="Times New Roman"/>
+        </w:rPr>
+        <w:t xml:space="preserve">lectura</w:t>
+      </w:r>
+      <w:r>
+        <w:rPr>
+          <w:rFonts w:ascii="Times New Roman" w:hAnsi="Times New Roman"/>
+        </w:rPr>
+        <w:t xml:space="preserve"> </w:t>
+      </w:r>
+      <w:r>
+        <w:rPr>
+          <w:rFonts w:ascii="Times New Roman" w:hAnsi="Times New Roman"/>
+        </w:rPr>
+        <w:t xml:space="preserve">filtrada</w:t>
+      </w:r>
+      <w:r>
+        <w:rPr>
+          <w:rFonts w:ascii="Times New Roman" w:hAnsi="Times New Roman"/>
+        </w:rPr>
+        <w:t xml:space="preserve"> </w:t>
+      </w:r>
+      <w:r>
+        <w:rPr>
+          <w:rFonts w:ascii="Times New Roman" w:hAnsi="Times New Roman"/>
+        </w:rPr>
+        <w:t xml:space="preserve">es</w:t>
+      </w:r>
+      <w:r>
+        <w:rPr>
+          <w:rFonts w:ascii="Times New Roman" w:hAnsi="Times New Roman"/>
+        </w:rPr>
+        <w:t xml:space="preserve"> </w:t>
+      </w:r>
+      <w:r>
+        <w:rPr>
+          <w:rFonts w:ascii="Times New Roman" w:hAnsi="Times New Roman"/>
+        </w:rPr>
+        <w:t xml:space="preserve">igual</w:t>
+      </w:r>
+      <w:r>
+        <w:rPr>
+          <w:rFonts w:ascii="Times New Roman" w:hAnsi="Times New Roman"/>
+        </w:rPr>
+        <w:t xml:space="preserve"> </w:t>
+      </w:r>
+      <w:r>
+        <w:rPr>
+          <w:rFonts w:ascii="Times New Roman" w:hAnsi="Times New Roman"/>
+        </w:rPr>
+        <w:t xml:space="preserve">a</w:t>
+      </w:r>
+      <w:r>
+        <w:rPr>
+          <w:rFonts w:ascii="Times New Roman" w:hAnsi="Times New Roman"/>
+        </w:rPr>
+        <w:t xml:space="preserve"> </w:t>
+      </w:r>
+      <w:r>
+        <w:rPr>
+          <w:rFonts w:ascii="Times New Roman" w:hAnsi="Times New Roman"/>
+        </w:rPr>
+        <w:t xml:space="preserve">la</w:t>
+      </w:r>
+      <w:r>
+        <w:rPr>
+          <w:rFonts w:ascii="Times New Roman" w:hAnsi="Times New Roman"/>
+        </w:rPr>
+        <w:t xml:space="preserve"> </w:t>
+      </w:r>
+      <w:r>
+        <w:rPr>
+          <w:rFonts w:ascii="Times New Roman" w:hAnsi="Times New Roman"/>
+        </w:rPr>
+        <w:t xml:space="preserve">del</w:t>
+      </w:r>
+      <w:r>
+        <w:rPr>
+          <w:rFonts w:ascii="Times New Roman" w:hAnsi="Times New Roman"/>
+        </w:rPr>
+        <w:t xml:space="preserve"> </w:t>
+      </w:r>
+      <w:r>
+        <w:rPr>
+          <w:rFonts w:ascii="Times New Roman" w:hAnsi="Times New Roman"/>
+        </w:rPr>
+        <w:t xml:space="preserve">desfase</w:t>
+      </w:r>
+      <w:r>
+        <w:rPr>
+          <w:rFonts w:ascii="Times New Roman" w:hAnsi="Times New Roman"/>
+        </w:rPr>
+        <w:t xml:space="preserve"> </w:t>
+      </w:r>
+      <w:r>
+        <w:rPr>
+          <w:rFonts w:ascii="Times New Roman" w:hAnsi="Times New Roman"/>
+        </w:rPr>
+        <w:t xml:space="preserve">solo,</w:t>
+      </w:r>
+      <w:r>
+        <w:rPr>
+          <w:rFonts w:ascii="Times New Roman" w:hAnsi="Times New Roman"/>
+        </w:rPr>
+        <w:t xml:space="preserve"> </w:t>
+      </w:r>
+      <w:r>
+        <w:rPr>
+          <w:rFonts w:ascii="Times New Roman" w:hAnsi="Times New Roman"/>
+        </w:rPr>
+        <w:t xml:space="preserve">así</w:t>
+      </w:r>
+      <w:r>
+        <w:rPr>
+          <w:rFonts w:ascii="Times New Roman" w:hAnsi="Times New Roman"/>
+        </w:rPr>
+        <w:t xml:space="preserve"> </w:t>
+      </w:r>
+      <w:r>
+        <w:rPr>
+          <w:rFonts w:ascii="Times New Roman" w:hAnsi="Times New Roman"/>
+        </w:rPr>
+        <w:t xml:space="preserve">que</w:t>
+      </w:r>
+      <w:r>
+        <w:rPr>
+          <w:rFonts w:ascii="Times New Roman" w:hAnsi="Times New Roman"/>
+        </w:rPr>
+        <w:t xml:space="preserve"> </w:t>
+      </w:r>
+      <w:r>
+        <w:rPr>
+          <w:rFonts w:ascii="Times New Roman" w:hAnsi="Times New Roman"/>
+        </w:rPr>
+        <w:t xml:space="preserve">extrapolar</w:t>
+      </w:r>
+      <w:r>
+        <w:rPr>
+          <w:rFonts w:ascii="Times New Roman" w:hAnsi="Times New Roman"/>
+        </w:rPr>
+        <w:t xml:space="preserve"> </w:t>
+      </w:r>
+      <w:r>
+        <w:rPr>
+          <w:rFonts w:ascii="Times New Roman" w:hAnsi="Times New Roman"/>
+        </w:rPr>
+        <w:t xml:space="preserve">a</w:t>
+      </w:r>
+      <w:r>
+        <w:rPr>
+          <w:rFonts w:ascii="Times New Roman" w:hAnsi="Times New Roman"/>
+        </w:rPr>
+        <w:t xml:space="preserve"> </w:t>
+      </w:r>
+      <w:r>
+        <w:rPr>
+          <w:rFonts w:ascii="Times New Roman" w:hAnsi="Times New Roman"/>
+        </w:rPr>
+        <w:t xml:space="preserve">ruido</w:t>
+      </w:r>
+      <w:r>
+        <w:rPr>
+          <w:rFonts w:ascii="Times New Roman" w:hAnsi="Times New Roman"/>
+        </w:rPr>
+        <w:t xml:space="preserve"> </w:t>
+      </w:r>
+      <w:r>
+        <w:rPr>
+          <w:rFonts w:ascii="Times New Roman" w:hAnsi="Times New Roman"/>
+        </w:rPr>
+        <w:t xml:space="preserve">cero</w:t>
+      </w:r>
+      <w:r>
+        <w:rPr>
+          <w:rFonts w:ascii="Times New Roman" w:hAnsi="Times New Roman"/>
+        </w:rPr>
+        <w:t xml:space="preserve"> </w:t>
+      </w:r>
+      <w:r>
+        <w:rPr>
+          <w:rFonts w:ascii="Times New Roman" w:hAnsi="Times New Roman"/>
+        </w:rPr>
+        <w:t xml:space="preserve">las</w:t>
+      </w:r>
+      <w:r>
+        <w:rPr>
+          <w:rFonts w:ascii="Times New Roman" w:hAnsi="Times New Roman"/>
+        </w:rPr>
+        <w:t xml:space="preserve"> </w:t>
+      </w:r>
+      <w:r>
+        <w:rPr>
+          <w:rFonts w:ascii="Times New Roman" w:hAnsi="Times New Roman"/>
+        </w:rPr>
+        <w:t xml:space="preserve">variables</w:t>
+      </w:r>
+      <w:r>
+        <w:rPr>
+          <w:rFonts w:ascii="Times New Roman" w:hAnsi="Times New Roman"/>
+        </w:rPr>
+        <w:t xml:space="preserve"> </w:t>
+      </w:r>
+      <w:r>
+        <w:rPr>
+          <w:rFonts w:ascii="Times New Roman" w:hAnsi="Times New Roman"/>
+        </w:rPr>
+        <w:t xml:space="preserve">filtradas</w:t>
+      </w:r>
+      <w:r>
+        <w:rPr>
+          <w:rFonts w:ascii="Times New Roman" w:hAnsi="Times New Roman"/>
+        </w:rPr>
+        <w:t xml:space="preserve"> </w:t>
+      </w:r>
+      <w:r>
+        <w:rPr>
+          <w:rFonts w:ascii="Times New Roman" w:hAnsi="Times New Roman"/>
+        </w:rPr>
+        <w:t xml:space="preserve">reduce</w:t>
+      </w:r>
+      <w:r>
+        <w:rPr>
+          <w:rFonts w:ascii="Times New Roman" w:hAnsi="Times New Roman"/>
+        </w:rPr>
+        <w:t xml:space="preserve"> </w:t>
+      </w:r>
+      <w:r>
+        <w:rPr>
+          <w:rFonts w:ascii="Times New Roman" w:hAnsi="Times New Roman"/>
+        </w:rPr>
+        <w:t xml:space="preserve">su</w:t>
+      </w:r>
+      <w:r>
+        <w:rPr>
+          <w:rFonts w:ascii="Times New Roman" w:hAnsi="Times New Roman"/>
+        </w:rPr>
+        <w:t xml:space="preserve"> </w:t>
+      </w:r>
+      <w:r>
+        <w:rPr>
+          <w:rFonts w:ascii="Times New Roman" w:hAnsi="Times New Roman"/>
+        </w:rPr>
+        <w:t xml:space="preserve">error</w:t>
+      </w:r>
+      <w:r>
+        <w:rPr>
+          <w:rFonts w:ascii="Times New Roman" w:hAnsi="Times New Roman"/>
+        </w:rPr>
+        <w:t xml:space="preserve"> </w:t>
+      </w:r>
+      <w:r>
+        <w:rPr>
+          <w:rFonts w:ascii="Times New Roman" w:hAnsi="Times New Roman"/>
+        </w:rPr>
+        <w:t xml:space="preserve">a</w:t>
+      </w:r>
+      <w:r>
+        <w:rPr>
+          <w:rFonts w:ascii="Times New Roman" w:hAnsi="Times New Roman"/>
+        </w:rPr>
+        <w:t xml:space="preserve"> </w:t>
+      </w:r>
+      <w:r>
+        <w:rPr>
+          <w:rFonts w:ascii="Times New Roman" w:hAnsi="Times New Roman"/>
+        </w:rPr>
+        <w:t xml:space="preserve">la</w:t>
+      </w:r>
+      <w:r>
+        <w:rPr>
+          <w:rFonts w:ascii="Times New Roman" w:hAnsi="Times New Roman"/>
+        </w:rPr>
+        <w:t xml:space="preserve"> </w:t>
+      </w:r>
+      <w:r>
+        <w:rPr>
+          <w:rFonts w:ascii="Times New Roman" w:hAnsi="Times New Roman"/>
+        </w:rPr>
+        <w:t xml:space="preserve">mitad</w:t>
+      </w:r>
+      <w:r>
+        <w:rPr>
+          <w:rFonts w:ascii="Times New Roman" w:hAnsi="Times New Roman"/>
+        </w:rPr>
+        <w:t xml:space="preserve"> </w:t>
+      </w:r>
+      <w:r>
+        <w:rPr>
+          <w:rFonts w:ascii="Times New Roman" w:hAnsi="Times New Roman"/>
+        </w:rPr>
+        <w:t xml:space="preserve">(lineal)</w:t>
+      </w:r>
+      <w:r>
+        <w:rPr>
+          <w:rFonts w:ascii="Times New Roman" w:hAnsi="Times New Roman"/>
+        </w:rPr>
+        <w:t xml:space="preserve"> </w:t>
+      </w:r>
+      <w:r>
+        <w:rPr>
+          <w:rFonts w:ascii="Times New Roman" w:hAnsi="Times New Roman"/>
+        </w:rPr>
+        <w:t xml:space="preserve">o</w:t>
+      </w:r>
+      <w:r>
+        <w:rPr>
+          <w:rFonts w:ascii="Times New Roman" w:hAnsi="Times New Roman"/>
+        </w:rPr>
+        <w:t xml:space="preserve"> </w:t>
+      </w:r>
+      <w:r>
+        <w:rPr>
+          <w:rFonts w:ascii="Times New Roman" w:hAnsi="Times New Roman"/>
+        </w:rPr>
+        <w:t xml:space="preserve">a</w:t>
+      </w:r>
+      <w:r>
+        <w:rPr>
+          <w:rFonts w:ascii="Times New Roman" w:hAnsi="Times New Roman"/>
+        </w:rPr>
+        <w:t xml:space="preserve"> </w:t>
+      </w:r>
+      <w:r>
+        <w:rPr>
+          <w:rFonts w:ascii="Times New Roman" w:hAnsi="Times New Roman"/>
+        </w:rPr>
+        <w:t xml:space="preserve">un</w:t>
+      </w:r>
+      <w:r>
+        <w:rPr>
+          <w:rFonts w:ascii="Times New Roman" w:hAnsi="Times New Roman"/>
+        </w:rPr>
+        <w:t xml:space="preserve"> </w:t>
+      </w:r>
+      <w:r>
+        <w:rPr>
+          <w:rFonts w:ascii="Times New Roman" w:hAnsi="Times New Roman"/>
+        </w:rPr>
+        <w:t xml:space="preserve">tercio</w:t>
+      </w:r>
+      <w:r>
+        <w:rPr>
+          <w:rFonts w:ascii="Times New Roman" w:hAnsi="Times New Roman"/>
+        </w:rPr>
+        <w:t xml:space="preserve"> </w:t>
+      </w:r>
+      <w:r>
+        <w:rPr>
+          <w:rFonts w:ascii="Times New Roman" w:hAnsi="Times New Roman"/>
+        </w:rPr>
+        <w:t xml:space="preserve">(Richardson)</w:t>
+      </w:r>
+      <w:r>
+        <w:rPr>
+          <w:rFonts w:ascii="Times New Roman" w:hAnsi="Times New Roman"/>
+        </w:rPr>
+        <w:t xml:space="preserve"> </w:t>
+      </w:r>
+      <w:r>
+        <w:rPr>
+          <w:rFonts w:ascii="Times New Roman" w:hAnsi="Times New Roman"/>
+        </w:rPr>
+        <w:t xml:space="preserve">y</w:t>
+      </w:r>
+      <w:r>
+        <w:rPr>
+          <w:rFonts w:ascii="Times New Roman" w:hAnsi="Times New Roman"/>
+        </w:rPr>
+        <w:t xml:space="preserve"> </w:t>
+      </w:r>
+      <w:r>
+        <w:rPr>
+          <w:rFonts w:ascii="Times New Roman" w:hAnsi="Times New Roman"/>
+        </w:rPr>
+        <w:t xml:space="preserve">supera</w:t>
+      </w:r>
+      <w:r>
+        <w:rPr>
+          <w:rFonts w:ascii="Times New Roman" w:hAnsi="Times New Roman"/>
+        </w:rPr>
+        <w:t xml:space="preserve"> </w:t>
+      </w:r>
+      <w:r>
+        <w:rPr>
+          <w:rFonts w:ascii="Times New Roman" w:hAnsi="Times New Roman"/>
+        </w:rPr>
+        <w:t xml:space="preserve">por</w:t>
+      </w:r>
+      <w:r>
+        <w:rPr>
+          <w:rFonts w:ascii="Times New Roman" w:hAnsi="Times New Roman"/>
+        </w:rPr>
+        <w:t xml:space="preserve"> </w:t>
+      </w:r>
+      <w:r>
+        <w:rPr>
+          <w:rFonts w:ascii="Times New Roman" w:hAnsi="Times New Roman"/>
+        </w:rPr>
+        <w:t xml:space="preserve">3–10</w:t>
+      </w:r>
+      <w:r>
+        <w:rPr>
+          <w:rFonts w:ascii="Times New Roman" w:hAnsi="Times New Roman"/>
+        </w:rPr>
+        <w:t xml:space="preserve"> </w:t>
+      </w:r>
+      <w:r>
+        <w:rPr>
+          <w:rFonts w:ascii="Times New Roman" w:hAnsi="Times New Roman"/>
+        </w:rPr>
+        <w:t xml:space="preserve">puntos</w:t>
+      </w:r>
+      <w:r>
+        <w:rPr>
+          <w:rFonts w:ascii="Times New Roman" w:hAnsi="Times New Roman"/>
+        </w:rPr>
+        <w:t xml:space="preserve"> </w:t>
+      </w:r>
+      <w:r>
+        <w:rPr>
+          <w:rFonts w:ascii="Times New Roman" w:hAnsi="Times New Roman"/>
+        </w:rPr>
+        <w:t xml:space="preserve">a</w:t>
+      </w:r>
+      <w:r>
+        <w:rPr>
+          <w:rFonts w:ascii="Times New Roman" w:hAnsi="Times New Roman"/>
+        </w:rPr>
+        <w:t xml:space="preserve"> </w:t>
+      </w:r>
+      <w:r>
+        <w:rPr>
+          <w:rFonts w:ascii="Times New Roman" w:hAnsi="Times New Roman"/>
+        </w:rPr>
+        <w:t xml:space="preserve">extrapolar</w:t>
+      </w:r>
+      <w:r>
+        <w:rPr>
+          <w:rFonts w:ascii="Times New Roman" w:hAnsi="Times New Roman"/>
+        </w:rPr>
+        <w:t xml:space="preserve"> </w:t>
+      </w:r>
+      <w:r>
+        <w:rPr>
+          <w:rFonts w:ascii="Times New Roman" w:hAnsi="Times New Roman"/>
+        </w:rPr>
+        <w:t xml:space="preserve">la</w:t>
+      </w:r>
+      <w:r>
+        <w:rPr>
+          <w:rFonts w:ascii="Times New Roman" w:hAnsi="Times New Roman"/>
+        </w:rPr>
+        <w:t xml:space="preserve"> </w:t>
+      </w:r>
+      <w:r>
+        <w:rPr>
+          <w:rFonts w:ascii="Times New Roman" w:hAnsi="Times New Roman"/>
+        </w:rPr>
+        <w:t xml:space="preserve">lectura</w:t>
+      </w:r>
+      <w:r>
+        <w:rPr>
+          <w:rFonts w:ascii="Times New Roman" w:hAnsi="Times New Roman"/>
+        </w:rPr>
+        <w:t xml:space="preserve"> </w:t>
+      </w:r>
+      <w:r>
+        <w:rPr>
+          <w:rFonts w:ascii="Times New Roman" w:hAnsi="Times New Roman"/>
+        </w:rPr>
+        <w:t xml:space="preserve">cruda,</w:t>
+      </w:r>
+      <w:r>
+        <w:rPr>
+          <w:rFonts w:ascii="Times New Roman" w:hAnsi="Times New Roman"/>
+        </w:rPr>
+        <w:t xml:space="preserve"> </w:t>
+      </w:r>
+      <w:r>
+        <w:rPr>
+          <w:rFonts w:ascii="Times New Roman" w:hAnsi="Times New Roman"/>
+        </w:rPr>
+        <w:t xml:space="preserve">aunque</w:t>
+      </w:r>
+      <w:r>
+        <w:rPr>
+          <w:rFonts w:ascii="Times New Roman" w:hAnsi="Times New Roman"/>
+        </w:rPr>
+        <w:t xml:space="preserve"> </w:t>
+      </w:r>
+      <w:r>
+        <w:rPr>
+          <w:rFonts w:ascii="Times New Roman" w:hAnsi="Times New Roman"/>
+        </w:rPr>
+        <w:t xml:space="preserve">con</w:t>
+      </w:r>
+      <w:r>
+        <w:rPr>
+          <w:rFonts w:ascii="Times New Roman" w:hAnsi="Times New Roman"/>
+        </w:rPr>
+        <w:t xml:space="preserve"> </w:t>
+      </w:r>
+      <w:r>
+        <w:rPr>
+          <w:rFonts w:ascii="Times New Roman" w:hAnsi="Times New Roman"/>
+        </w:rPr>
+        <w:t xml:space="preserve">1000</w:t>
+      </w:r>
+      <w:r>
+        <w:rPr>
+          <w:rFonts w:ascii="Times New Roman" w:hAnsi="Times New Roman"/>
+        </w:rPr>
+        <w:t xml:space="preserve"> </w:t>
+      </w:r>
+      <w:r>
+        <w:rPr>
+          <w:rFonts w:ascii="Times New Roman" w:hAnsi="Times New Roman"/>
+        </w:rPr>
+        <w:t xml:space="preserve">disparos</w:t>
+      </w:r>
+      <w:r>
+        <w:rPr>
+          <w:rFonts w:ascii="Times New Roman" w:hAnsi="Times New Roman"/>
+        </w:rPr>
+        <w:t xml:space="preserve"> </w:t>
+      </w:r>
+      <w:r>
+        <w:rPr>
+          <w:rFonts w:ascii="Times New Roman" w:hAnsi="Times New Roman"/>
+        </w:rPr>
+        <w:t xml:space="preserve">por</w:t>
+      </w:r>
+      <w:r>
+        <w:rPr>
+          <w:rFonts w:ascii="Times New Roman" w:hAnsi="Times New Roman"/>
+        </w:rPr>
+        <w:t xml:space="preserve"> </w:t>
+      </w:r>
+      <w:r>
+        <w:rPr>
+          <w:rFonts w:ascii="Times New Roman" w:hAnsi="Times New Roman"/>
+        </w:rPr>
+        <w:t xml:space="preserve">escala</w:t>
+      </w:r>
+      <w:r>
+        <w:rPr>
+          <w:rFonts w:ascii="Times New Roman" w:hAnsi="Times New Roman"/>
+        </w:rPr>
+        <w:t xml:space="preserve"> </w:t>
+      </w:r>
+      <w:r>
+        <w:rPr>
+          <w:rFonts w:ascii="Times New Roman" w:hAnsi="Times New Roman"/>
+        </w:rPr>
+        <w:t xml:space="preserve">de</w:t>
+      </w:r>
+      <w:r>
+        <w:rPr>
+          <w:rFonts w:ascii="Times New Roman" w:hAnsi="Times New Roman"/>
+        </w:rPr>
+        <w:t xml:space="preserve"> </w:t>
+      </w:r>
+      <w:r>
+        <w:rPr>
+          <w:rFonts w:ascii="Times New Roman" w:hAnsi="Times New Roman"/>
+        </w:rPr>
+        <w:t xml:space="preserve">ruido</w:t>
+      </w:r>
+      <w:r>
+        <w:rPr>
+          <w:rFonts w:ascii="Times New Roman" w:hAnsi="Times New Roman"/>
+        </w:rPr>
+        <w:t xml:space="preserve"> </w:t>
+      </w:r>
+      <w:r>
+        <w:rPr>
+          <w:rFonts w:ascii="Times New Roman" w:hAnsi="Times New Roman"/>
+        </w:rPr>
+        <w:t xml:space="preserve">su</w:t>
+      </w:r>
+      <w:r>
+        <w:rPr>
+          <w:rFonts w:ascii="Times New Roman" w:hAnsi="Times New Roman"/>
+        </w:rPr>
+        <w:t xml:space="preserve"> </w:t>
+      </w:r>
+      <w:r>
+        <w:rPr>
+          <w:rFonts w:ascii="Times New Roman" w:hAnsi="Times New Roman"/>
+        </w:rPr>
+        <w:t xml:space="preserve">varianza</w:t>
+      </w:r>
+      <w:r>
+        <w:rPr>
+          <w:rFonts w:ascii="Times New Roman" w:hAnsi="Times New Roman"/>
+        </w:rPr>
+        <w:t xml:space="preserve"> </w:t>
+      </w:r>
+      <w:r>
+        <w:rPr>
+          <w:rFonts w:ascii="Times New Roman" w:hAnsi="Times New Roman"/>
+        </w:rPr>
+        <w:t xml:space="preserve">anula</w:t>
+      </w:r>
+      <w:r>
+        <w:rPr>
+          <w:rFonts w:ascii="Times New Roman" w:hAnsi="Times New Roman"/>
+        </w:rPr>
+        <w:t xml:space="preserve"> </w:t>
+      </w:r>
+      <w:r>
+        <w:rPr>
+          <w:rFonts w:ascii="Times New Roman" w:hAnsi="Times New Roman"/>
+        </w:rPr>
+        <w:t xml:space="preserve">la</w:t>
+      </w:r>
+      <w:r>
+        <w:rPr>
+          <w:rFonts w:ascii="Times New Roman" w:hAnsi="Times New Roman"/>
+        </w:rPr>
+        <w:t xml:space="preserve"> </w:t>
+      </w:r>
+      <w:r>
+        <w:rPr>
+          <w:rFonts w:ascii="Times New Roman" w:hAnsi="Times New Roman"/>
+        </w:rPr>
+        <w:t xml:space="preserve">ganancia</w:t>
+      </w:r>
+      <w:r>
+        <w:rPr>
+          <w:rFonts w:ascii="Times New Roman" w:hAnsi="Times New Roman"/>
+        </w:rPr>
+        <w:t xml:space="preserve"> </w:t>
+      </w:r>
+      <w:r>
+        <w:rPr>
+          <w:rFonts w:ascii="Times New Roman" w:hAnsi="Times New Roman"/>
+        </w:rPr>
+        <w:t xml:space="preserve">en</w:t>
+      </w:r>
+      <w:r>
+        <w:rPr>
+          <w:rFonts w:ascii="Times New Roman" w:hAnsi="Times New Roman"/>
+        </w:rPr>
+        <w:t xml:space="preserve"> </w:t>
+      </w:r>
+      <w:r>
+        <w:rPr>
+          <w:rFonts w:ascii="Times New Roman" w:hAnsi="Times New Roman"/>
+        </w:rPr>
+        <w:t xml:space="preserve">peso 2;</w:t>
+      </w:r>
+      <w:r>
+        <w:rPr>
+          <w:rFonts w:ascii="Times New Roman" w:hAnsi="Times New Roman"/>
+        </w:rPr>
+        <w:t xml:space="preserve"> </w:t>
+      </w:r>
+      <w:r>
+        <w:rPr>
+          <w:rFonts w:ascii="Times New Roman" w:hAnsi="Times New Roman"/>
+        </w:rPr>
+        <w:t xml:space="preserve">entrenar</w:t>
+      </w:r>
+      <w:r>
+        <w:rPr>
+          <w:rFonts w:ascii="Times New Roman" w:hAnsi="Times New Roman"/>
+        </w:rPr>
+        <w:t xml:space="preserve"> </w:t>
+      </w:r>
+      <w:r>
+        <w:rPr>
+          <w:rFonts w:ascii="Times New Roman" w:hAnsi="Times New Roman"/>
+        </w:rPr>
+        <w:t xml:space="preserve">con</w:t>
+      </w:r>
+      <w:r>
+        <w:rPr>
+          <w:rFonts w:ascii="Times New Roman" w:hAnsi="Times New Roman"/>
+        </w:rPr>
+        <w:t xml:space="preserve"> </w:t>
+      </w:r>
+      <w:r>
+        <w:rPr>
+          <w:rFonts w:ascii="Times New Roman" w:hAnsi="Times New Roman"/>
+        </w:rPr>
+        <w:t xml:space="preserve">el</w:t>
+      </w:r>
+      <w:r>
+        <w:rPr>
+          <w:rFonts w:ascii="Times New Roman" w:hAnsi="Times New Roman"/>
+        </w:rPr>
+        <w:t xml:space="preserve"> </w:t>
+      </w:r>
+      <w:r>
+        <w:rPr>
+          <w:rFonts w:ascii="Times New Roman" w:hAnsi="Times New Roman"/>
+        </w:rPr>
+        <w:t xml:space="preserve">filtro</w:t>
+      </w:r>
+      <w:r>
+        <w:rPr>
+          <w:rFonts w:ascii="Times New Roman" w:hAnsi="Times New Roman"/>
+        </w:rPr>
+        <w:t xml:space="preserve"> </w:t>
+      </w:r>
+      <w:r>
+        <w:rPr>
+          <w:rFonts w:ascii="Times New Roman" w:hAnsi="Times New Roman"/>
+        </w:rPr>
+        <w:t xml:space="preserve">con</w:t>
+      </w:r>
+      <w:r>
+        <w:rPr>
+          <w:rFonts w:ascii="Times New Roman" w:hAnsi="Times New Roman"/>
+        </w:rPr>
+        <w:t xml:space="preserve"> </w:t>
+      </w:r>
+      <w:r>
+        <w:rPr>
+          <w:rFonts w:ascii="Times New Roman" w:hAnsi="Times New Roman"/>
+        </w:rPr>
+        <w:t xml:space="preserve">el</w:t>
+      </w:r>
+      <w:r>
+        <w:rPr>
+          <w:rFonts w:ascii="Times New Roman" w:hAnsi="Times New Roman"/>
+        </w:rPr>
+        <w:t xml:space="preserve"> </w:t>
+      </w:r>
+      <w:r>
+        <w:rPr>
+          <w:rFonts w:ascii="Times New Roman" w:hAnsi="Times New Roman"/>
+        </w:rPr>
+        <w:t xml:space="preserve">ruido</w:t>
+      </w:r>
+      <w:r>
+        <w:rPr>
+          <w:rFonts w:ascii="Times New Roman" w:hAnsi="Times New Roman"/>
+        </w:rPr>
+        <w:t xml:space="preserve"> </w:t>
+      </w:r>
+      <w:r>
+        <w:rPr>
+          <w:rFonts w:ascii="Times New Roman" w:hAnsi="Times New Roman"/>
+        </w:rPr>
+        <w:t xml:space="preserve">calibrado</w:t>
+      </w:r>
+      <w:r>
+        <w:rPr>
+          <w:rFonts w:ascii="Times New Roman" w:hAnsi="Times New Roman"/>
+        </w:rPr>
+        <w:t xml:space="preserve"> </w:t>
+      </w:r>
+      <w:r>
+        <w:rPr>
+          <w:rFonts w:ascii="Times New Roman" w:hAnsi="Times New Roman"/>
+        </w:rPr>
+        <w:t xml:space="preserve">recupera</w:t>
+      </w:r>
+      <w:r>
+        <w:rPr>
+          <w:rFonts w:ascii="Times New Roman" w:hAnsi="Times New Roman"/>
+        </w:rPr>
+        <w:t xml:space="preserve"> </w:t>
+      </w:r>
+      <w:r>
+        <w:rPr>
+          <w:rFonts w:ascii="Times New Roman" w:hAnsi="Times New Roman"/>
+        </w:rPr>
+        <w:t xml:space="preserve">la</w:t>
+      </w:r>
+      <w:r>
+        <w:rPr>
+          <w:rFonts w:ascii="Times New Roman" w:hAnsi="Times New Roman"/>
+        </w:rPr>
+        <w:t xml:space="preserve"> </w:t>
+      </w:r>
+      <w:r>
+        <w:rPr>
+          <w:rFonts w:ascii="Times New Roman" w:hAnsi="Times New Roman"/>
+        </w:rPr>
+        <w:t xml:space="preserve">precisión</w:t>
+      </w:r>
+      <w:r>
+        <w:rPr>
+          <w:rFonts w:ascii="Times New Roman" w:hAnsi="Times New Roman"/>
+        </w:rPr>
+        <w:t xml:space="preserve"> </w:t>
+      </w:r>
+      <w:r>
+        <w:rPr>
+          <w:rFonts w:ascii="Times New Roman" w:hAnsi="Times New Roman"/>
+        </w:rPr>
+        <w:t xml:space="preserve">sin</w:t>
+      </w:r>
+      <w:r>
+        <w:rPr>
+          <w:rFonts w:ascii="Times New Roman" w:hAnsi="Times New Roman"/>
+        </w:rPr>
+        <w:t xml:space="preserve"> </w:t>
+      </w:r>
+      <w:r>
+        <w:rPr>
+          <w:rFonts w:ascii="Times New Roman" w:hAnsi="Times New Roman"/>
+        </w:rPr>
+        <w:t xml:space="preserve">ruido</w:t>
+      </w:r>
+      <w:r>
+        <w:rPr>
+          <w:rFonts w:ascii="Times New Roman" w:hAnsi="Times New Roman"/>
+        </w:rPr>
+        <w:t xml:space="preserve"> </w:t>
+      </w:r>
+      <w:r>
+        <w:rPr>
+          <w:rFonts w:ascii="Times New Roman" w:hAnsi="Times New Roman"/>
+        </w:rPr>
+        <w:t xml:space="preserve">también</w:t>
+      </w:r>
+      <w:r>
+        <w:rPr>
+          <w:rFonts w:ascii="Times New Roman" w:hAnsi="Times New Roman"/>
+        </w:rPr>
+        <w:t xml:space="preserve"> </w:t>
+      </w:r>
+      <w:r>
+        <w:rPr>
+          <w:rFonts w:ascii="Times New Roman" w:hAnsi="Times New Roman"/>
+        </w:rPr>
+        <w:t xml:space="preserve">con</w:t>
+      </w:r>
+      <w:r>
+        <w:rPr>
+          <w:rFonts w:ascii="Times New Roman" w:hAnsi="Times New Roman"/>
+        </w:rPr>
+        <w:t xml:space="preserve"> </w:t>
+      </w:r>
+      <w:r>
+        <w:rPr>
+          <w:rFonts w:ascii="Times New Roman" w:hAnsi="Times New Roman"/>
+        </w:rPr>
+        <w:t xml:space="preserve">desfase.</w:t>
+      </w:r>
+      <w:r>
+        <w:rPr>
+          <w:rFonts w:ascii="Times New Roman" w:hAnsi="Times New Roman"/>
+        </w:rPr>
+        <w:t xml:space="preserve"> </w:t>
+      </w:r>
+      <w:r>
+        <w:rPr>
+          <w:rFonts w:ascii="Times New Roman" w:hAnsi="Times New Roman"/>
+        </w:rPr>
+        <w:t xml:space="preserve">Con</w:t>
+      </w:r>
+      <w:r>
+        <w:rPr>
+          <w:rFonts w:ascii="Times New Roman" w:hAnsi="Times New Roman"/>
+        </w:rPr>
+        <w:t xml:space="preserve"> </w:t>
+      </w:r>
+      <w:r>
+        <w:rPr>
+          <w:rFonts w:ascii="Times New Roman" w:hAnsi="Times New Roman"/>
+        </w:rPr>
         <w:t xml:space="preserve">entrenamiento</w:t>
       </w:r>
       <w:r>
@@ -10116,7 +11040,7 @@
         <w:rPr>
           <w:rFonts w:ascii="Times New Roman" w:hAnsi="Times New Roman"/>
         </w:rPr>
-        <w:t xml:space="preserve">De 138 predicciones pre-registradas en los estudios que se resumen aquí, 99 se cumplieron y 39 fallaron; las</w:t>
+        <w:t xml:space="preserve">De 143 predicciones pre-registradas en los estudios que se resumen aquí, 101 se cumplieron y 42 fallaron; las</w:t>
       </w:r>
       <w:r>
         <w:rPr>
@@ -10132,7 +11056,7 @@
       </w:r>
     </w:p>
     <w:bookmarkEnd w:id="20"/>
-    <w:bookmarkStart w:id="29" w:name="modelo-y-teoría"/>
+    <w:bookmarkStart w:id="30" w:name="modelo-y-teoría"/>
     <w:p>
       <w:pPr>
         <w:pStyle w:val="Heading1"/>
@@ -12267,7 +13191,99 @@
       </w:r>
     </w:p>
     <w:bookmarkEnd w:id="26"/>
-    <w:bookmarkStart w:id="27" w:name="lectura-multiclase."/>
+    <w:bookmarkStart w:id="27" w:name="Xdf929a58bf22d5319f25127f69eaf8f44381810"/>
+    <w:p>
+      <w:pPr>
+        <w:pStyle w:val="Heading4"/>
+      </w:pPr>
+      <w:r>
+        <w:rPr>
+          <w:rFonts w:ascii="Times New Roman" w:hAnsi="Times New Roman"/>
+        </w:rPr>
+        <w:t xml:space="preserve">F6: el filtro convierte T1 más desfase en desfase solo.</w:t>
+      </w:r>
+    </w:p>
+    <w:p>
+      <w:pPr>
+        <w:pStyle w:val="FirstParagraph"/>
+      </w:pPr>
+      <w:r>
+        <w:rPr>
+          <w:rFonts w:ascii="Times New Roman" w:hAnsi="Times New Roman"/>
+        </w:rPr>
+        <w:t xml:space="preserve">Con T1 igual, el factor sin salto es un escalar en</w:t>
+      </w:r>
+      <w:r>
+        <w:rPr>
+          <w:rFonts w:ascii="Times New Roman" w:hAnsi="Times New Roman"/>
+        </w:rPr>
+        <w:t xml:space="preserve"> </w:t>
+      </w:r>
+      <w:r>
+        <w:rPr>
+          <w:rFonts w:ascii="Times New Roman" w:hAnsi="Times New Roman"/>
+        </w:rPr>
+        <w:t xml:space="preserve">el sector y conmuta con el canal diagonal de desfase, así que la lectura filtrada de un circuito con T1 y desfase es</w:t>
+      </w:r>
+      <w:r>
+        <w:rPr>
+          <w:rFonts w:ascii="Times New Roman" w:hAnsi="Times New Roman"/>
+        </w:rPr>
+        <w:t xml:space="preserve"> </w:t>
+      </w:r>
+      <w:r>
+        <w:rPr>
+          <w:rFonts w:ascii="Times New Roman" w:hAnsi="Times New Roman"/>
+        </w:rPr>
+        <w:t xml:space="preserve">igual a la del mismo circuito con desfase solo (verificado a</w:t>
+      </w:r>
+      <w:r>
+        <w:rPr>
+          <w:rFonts w:ascii="Times New Roman" w:hAnsi="Times New Roman"/>
+        </w:rPr>
+        <w:t xml:space="preserve"> </w:t>
+      </w:r>
+      <m:oMath>
+        <m:sSup>
+          <m:e>
+            <m:r>
+              <m:t>10</m:t>
+            </m:r>
+          </m:e>
+          <m:sup>
+            <m:r>
+              <m:rPr>
+                <m:sty m:val="p"/>
+              </m:rPr>
+              <m:t>−</m:t>
+            </m:r>
+            <m:r>
+              <m:t>16</m:t>
+            </m:r>
+          </m:sup>
+        </m:sSup>
+      </m:oMath>
+      <w:r>
+        <w:rPr>
+          <w:rFonts w:ascii="Times New Roman" w:hAnsi="Times New Roman"/>
+        </w:rPr>
+        <w:t xml:space="preserve">). El filtro deja un único parámetro de ruido,</w:t>
+      </w:r>
+      <w:r>
+        <w:rPr>
+          <w:rFonts w:ascii="Times New Roman" w:hAnsi="Times New Roman"/>
+        </w:rPr>
+        <w:t xml:space="preserve"> </w:t>
+      </w:r>
+      <w:r>
+        <w:rPr>
+          <w:rFonts w:ascii="Times New Roman" w:hAnsi="Times New Roman"/>
+        </w:rPr>
+        <w:t xml:space="preserve">que la extrapolación a ruido cero puede quitar.</w:t>
+      </w:r>
+    </w:p>
+    <w:bookmarkEnd w:id="27"/>
+    <w:bookmarkStart w:id="28" w:name="lectura-multiclase."/>
     <w:p>
       <w:pPr>
         <w:pStyle w:val="Heading4"/>
@@ -12751,8 +13767,8 @@
         <w:t xml:space="preserve">del sector mueve aquí la excitación a otro qubit, es decir, cambia una clase por otra.</w:t>
       </w:r>
     </w:p>
-    <w:bookmarkEnd w:id="27"/>
-    <w:bookmarkStart w:id="28" w:name="f2-simulabilidad."/>
+    <w:bookmarkEnd w:id="28"/>
+    <w:bookmarkStart w:id="29" w:name="f2-simulabilidad."/>
     <w:p>
       <w:pPr>
         <w:pStyle w:val="Heading4"/>
@@ -13040,9 +14056,9 @@
         <w:t xml:space="preserve">que esta nota no aborda.</w:t>
       </w:r>
     </w:p>
-    <w:bookmarkEnd w:id="28"/>
     <w:bookmarkEnd w:id="29"/>
-    <w:bookmarkStart w:id="30" w:name="métodos"/>
+    <w:bookmarkEnd w:id="30"/>
+    <w:bookmarkStart w:id="31" w:name="métodos"/>
     <w:p>
       <w:pPr>
         <w:pStyle w:val="Heading1"/>
@@ -13343,8 +14359,8 @@
         <w:t xml:space="preserve">.</w:t>
       </w:r>
     </w:p>
-    <w:bookmarkEnd w:id="30"/>
-    <w:bookmarkStart w:id="43" w:name="resultados"/>
+    <w:bookmarkEnd w:id="31"/>
+    <w:bookmarkStart w:id="44" w:name="resultados"/>
     <w:p>
       <w:pPr>
         <w:pStyle w:val="Heading1"/>
@@ -13356,7 +14372,7 @@
         <w:t xml:space="preserve">Resultados</w:t>
       </w:r>
     </w:p>
-    <w:bookmarkStart w:id="31" w:name="estudios-con-una-semilla."/>
+    <w:bookmarkStart w:id="32" w:name="estudios-con-una-semilla."/>
     <w:p>
       <w:pPr>
         <w:pStyle w:val="Heading4"/>
@@ -14080,11 +15096,47 @@
         <w:rPr>
           <w:rFonts w:ascii="Times New Roman" w:hAnsi="Times New Roman"/>
         </w:rPr>
-        <w:t xml:space="preserve">en peso 1 (perdió 0.2 puntos).</w:t>
+        <w:t xml:space="preserve">en peso 1 (perdió 0.2 puntos); y, en el desfase con extrapolación a ruido cero, una extrapolación lineal que quitara</w:t>
+      </w:r>
+      <w:r>
+        <w:rPr>
+          <w:rFonts w:ascii="Times New Roman" w:hAnsi="Times New Roman"/>
+        </w:rPr>
+        <w:t xml:space="preserve"> </w:t>
+      </w:r>
+      <w:r>
+        <w:rPr>
+          <w:rFonts w:ascii="Times New Roman" w:hAnsi="Times New Roman"/>
+        </w:rPr>
+        <w:t xml:space="preserve">al menos la mitad del error de las variables del filtro (dejó el 50.3 y el 57.5 %), una precisión a menos de 1 punto</w:t>
+      </w:r>
+      <w:r>
+        <w:rPr>
+          <w:rFonts w:ascii="Times New Roman" w:hAnsi="Times New Roman"/>
+        </w:rPr>
+        <w:t xml:space="preserve"> </w:t>
+      </w:r>
+      <w:r>
+        <w:rPr>
+          <w:rFonts w:ascii="Times New Roman" w:hAnsi="Times New Roman"/>
+        </w:rPr>
+        <w:t xml:space="preserve">del sin ruido en peso 2 (1.3 puntos abajo) y ninguna pérdida frente al filtro solo con 1000 disparos por escala en</w:t>
+      </w:r>
+      <w:r>
+        <w:rPr>
+          <w:rFonts w:ascii="Times New Roman" w:hAnsi="Times New Roman"/>
+        </w:rPr>
+        <w:t xml:space="preserve"> </w:t>
+      </w:r>
+      <w:r>
+        <w:rPr>
+          <w:rFonts w:ascii="Times New Roman" w:hAnsi="Times New Roman"/>
+        </w:rPr>
+        <w:t xml:space="preserve">peso 2 (2.9 puntos abajo).</w:t>
       </w:r>
     </w:p>
-    <w:bookmarkEnd w:id="31"/>
-    <w:bookmarkStart w:id="36" w:name="réplica-en-60-corridas."/>
+    <w:bookmarkEnd w:id="32"/>
+    <w:bookmarkStart w:id="37" w:name="réplica-en-60-corridas."/>
     <w:p>
       <w:pPr>
         <w:pStyle w:val="Heading4"/>
@@ -14211,7 +15263,7 @@
         <w:t xml:space="preserve">predicciones pre-registradas de esta réplica se cumplieron.</w:t>
       </w:r>
     </w:p>
-    <w:bookmarkStart w:id="32" w:name="tab:main"/>
+    <w:bookmarkStart w:id="33" w:name="tab:main"/>
     <w:p>
       <w:pPr>
         <w:pStyle w:val="TableCaption"/>
@@ -14696,7 +15748,7 @@
         </w:tc>
       </w:tr>
     </w:tbl>
-    <w:bookmarkEnd w:id="32"/>
+    <w:bookmarkEnd w:id="33"/>
     <w:p>
       <w:pPr>
         <w:pStyle w:val="CaptionedFigure"/>
@@ -14710,18 +15762,18 @@
           <wp:inline>
             <wp:extent cx="4800600" cy="4073236"/>
             <wp:effectExtent b="0" l="0" r="0" t="0"/>
-            <wp:docPr descr="" title="" id="34" name="Picture"/>
+            <wp:docPr descr="" title="" id="35" name="Picture"/>
             <a:graphic>
               <a:graphicData uri="http://schemas.openxmlformats.org/drawingml/2006/picture">
                 <pic:pic>
                   <pic:nvPicPr>
-                    <pic:cNvPr descr="../qml/fig_qml_es.png" id="35" name="Picture"/>
+                    <pic:cNvPr descr="../qml/fig_qml_es.png" id="36" name="Picture"/>
                     <pic:cNvPicPr>
                       <a:picLocks noChangeArrowheads="1" noChangeAspect="1"/>
                     </pic:cNvPicPr>
                   </pic:nvPicPr>
                   <pic:blipFill>
-                    <a:blip r:embed="rId33"/>
+                    <a:blip r:embed="rId34"/>
                     <a:stretch>
                       <a:fillRect/>
                     </a:stretch>
@@ -15478,8 +16530,8 @@
         <w:t xml:space="preserve">puntos.</w:t>
       </w:r>
     </w:p>
-    <w:bookmarkEnd w:id="36"/>
-    <w:bookmarkStart w:id="37" w:name="sec:more"/>
+    <w:bookmarkEnd w:id="37"/>
+    <w:bookmarkStart w:id="38" w:name="sec:more"/>
     <w:p>
       <w:pPr>
         <w:pStyle w:val="Heading4"/>
@@ -16936,8 +17988,8 @@
         <w:t xml:space="preserve">alrededor de su media.</w:t>
       </w:r>
     </w:p>
-    <w:bookmarkEnd w:id="37"/>
-    <w:bookmarkStart w:id="38" w:name="modelos-de-ruido-de-equipos."/>
+    <w:bookmarkEnd w:id="38"/>
+    <w:bookmarkStart w:id="39" w:name="modelos-de-ruido-de-equipos."/>
     <w:p>
       <w:pPr>
         <w:pStyle w:val="Heading4"/>
@@ -17241,8 +18293,8 @@
         <w:t xml:space="preserve">equipos; las corridas en hardware están preparadas, con confirmación de costo, y pendientes.</w:t>
       </w:r>
     </w:p>
-    <w:bookmarkEnd w:id="38"/>
-    <w:bookmarkStart w:id="39" w:name="sec:eco"/>
+    <w:bookmarkEnd w:id="39"/>
+    <w:bookmarkStart w:id="40" w:name="sec:eco"/>
     <w:p>
       <w:pPr>
         <w:pStyle w:val="Heading4"/>
@@ -17919,8 +18971,8 @@
         <w:t xml:space="preserve">y filtro más eco quedó entre 3.4 y 4.1 veces por debajo de la lectura cruda; las cinco predicciones se cumplieron.</w:t>
       </w:r>
     </w:p>
-    <w:bookmarkEnd w:id="39"/>
-    <w:bookmarkStart w:id="40" w:name="sec:escala"/>
+    <w:bookmarkEnd w:id="40"/>
+    <w:bookmarkStart w:id="41" w:name="sec:escala"/>
     <w:p>
       <w:pPr>
         <w:pStyle w:val="Heading4"/>
@@ -19248,8 +20300,8 @@
         <w:t xml:space="preserve">sector pasan el filtro y siguen haciendo parecer entrelazados a los estados producto.</w:t>
       </w:r>
     </w:p>
-    <w:bookmarkEnd w:id="40"/>
-    <w:bookmarkStart w:id="42" w:name="sec:mas"/>
+    <w:bookmarkEnd w:id="41"/>
+    <w:bookmarkStart w:id="43" w:name="sec:mas"/>
     <w:p>
       <w:pPr>
         <w:pStyle w:val="Heading4"/>
@@ -20295,7 +21347,185 @@
         <w:t xml:space="preserve">filtrado perdió 0.8 y 0.7 puntos y el crudo 0.2 y 10.0 (F5).</w:t>
       </w:r>
     </w:p>
-    <w:bookmarkStart w:id="41" w:name="tab:mas"/>
+    <w:p>
+      <w:pPr>
+        <w:numPr>
+          <w:ilvl w:val="0"/>
+          <w:numId w:val="1006"/>
+        </w:numPr>
+      </w:pPr>
+      <w:r>
+        <w:rPr>
+          <w:iCs/>
+          <w:rFonts w:ascii="Times New Roman" w:hAnsi="Times New Roman"/>
+          <w:i/>
+        </w:rPr>
+        <w:t xml:space="preserve">Desfase con extrapolación a ruido cero</w:t>
+      </w:r>
+      <w:r>
+        <w:rPr>
+          <w:rFonts w:ascii="Times New Roman" w:hAnsi="Times New Roman"/>
+        </w:rPr>
+        <w:t xml:space="preserve"> </w:t>
+      </w:r>
+      <w:r>
+        <w:rPr>
+          <w:rFonts w:ascii="Times New Roman" w:hAnsi="Times New Roman"/>
+        </w:rPr>
+        <w:t xml:space="preserve">(mismos datos y semillas; T1 0.08 más desfase</w:t>
+      </w:r>
+      <w:r>
+        <w:rPr>
+          <w:rFonts w:ascii="Times New Roman" w:hAnsi="Times New Roman"/>
+        </w:rPr>
+        <w:t xml:space="preserve"> </w:t>
+      </w:r>
+      <m:oMath>
+        <m:r>
+          <m:t>p</m:t>
+        </m:r>
+        <m:r>
+          <m:rPr>
+            <m:sty m:val="p"/>
+          </m:rPr>
+          <m:t>=</m:t>
+        </m:r>
+        <m:r>
+          <m:t>0.03</m:t>
+        </m:r>
+      </m:oMath>
+      <w:r>
+        <w:rPr>
+          <w:rFonts w:ascii="Times New Roman" w:hAnsi="Times New Roman"/>
+        </w:rPr>
+        <w:t xml:space="preserve"> </w:t>
+      </w:r>
+      <w:r>
+        <w:rPr>
+          <w:rFonts w:ascii="Times New Roman" w:hAnsi="Times New Roman"/>
+        </w:rPr>
+        <w:t xml:space="preserve">o 0.06;</w:t>
+      </w:r>
+      <w:r>
+        <w:rPr>
+          <w:rFonts w:ascii="Times New Roman" w:hAnsi="Times New Roman"/>
+        </w:rPr>
+        <w:t xml:space="preserve"> </w:t>
+      </w:r>
+      <w:r>
+        <w:rPr>
+          <w:rFonts w:ascii="Times New Roman" w:hAnsi="Times New Roman"/>
+        </w:rPr>
+        <w:t xml:space="preserve">escalas de ruido 1, 2, 3 como por plegado de compuertas; variables extrapoladas en forma lineal o por Richardson). Con</w:t>
+      </w:r>
+      <w:r>
+        <w:rPr>
+          <w:rFonts w:ascii="Times New Roman" w:hAnsi="Times New Roman"/>
+        </w:rPr>
+        <w:t xml:space="preserve"> </w:t>
+      </w:r>
+      <m:oMath>
+        <m:r>
+          <m:t>p</m:t>
+        </m:r>
+        <m:r>
+          <m:rPr>
+            <m:sty m:val="p"/>
+          </m:rPr>
+          <m:t>=</m:t>
+        </m:r>
+        <m:r>
+          <m:t>0.03</m:t>
+        </m:r>
+      </m:oMath>
+      <w:r>
+        <w:rPr>
+          <w:rFonts w:ascii="Times New Roman" w:hAnsi="Times New Roman"/>
+        </w:rPr>
+        <w:t xml:space="preserve"> </w:t>
+      </w:r>
+      <w:r>
+        <w:rPr>
+          <w:rFonts w:ascii="Times New Roman" w:hAnsi="Times New Roman"/>
+        </w:rPr>
+        <w:t xml:space="preserve">el filtro solo dio 0.933 / 0.919 (peso 1 / 2), filtro más ZNE lineal 0.949 / 0.943 y Richardson 0.953 /</w:t>
+      </w:r>
+      <w:r>
+        <w:rPr>
+          <w:rFonts w:ascii="Times New Roman" w:hAnsi="Times New Roman"/>
+        </w:rPr>
+        <w:t xml:space="preserve"> </w:t>
+      </w:r>
+      <w:r>
+        <w:rPr>
+          <w:rFonts w:ascii="Times New Roman" w:hAnsi="Times New Roman"/>
+        </w:rPr>
+        <w:t xml:space="preserve">0.946, contra 0.952 / 0.956 sin ruido; la ZNE de la lectura cruda dio 0.915 / 0.844. Con</w:t>
+      </w:r>
+      <w:r>
+        <w:rPr>
+          <w:rFonts w:ascii="Times New Roman" w:hAnsi="Times New Roman"/>
+        </w:rPr>
+        <w:t xml:space="preserve"> </w:t>
+      </w:r>
+      <m:oMath>
+        <m:r>
+          <m:t>p</m:t>
+        </m:r>
+        <m:r>
+          <m:rPr>
+            <m:sty m:val="p"/>
+          </m:rPr>
+          <m:t>=</m:t>
+        </m:r>
+        <m:r>
+          <m:t>0.06</m:t>
+        </m:r>
+      </m:oMath>
+      <w:r>
+        <w:rPr>
+          <w:rFonts w:ascii="Times New Roman" w:hAnsi="Times New Roman"/>
+        </w:rPr>
+        <w:t xml:space="preserve">, en peso 2, filtro</w:t>
+      </w:r>
+      <w:r>
+        <w:rPr>
+          <w:rFonts w:ascii="Times New Roman" w:hAnsi="Times New Roman"/>
+        </w:rPr>
+        <w:t xml:space="preserve"> </w:t>
+      </w:r>
+      <w:r>
+        <w:rPr>
+          <w:rFonts w:ascii="Times New Roman" w:hAnsi="Times New Roman"/>
+        </w:rPr>
+        <w:t xml:space="preserve">más ZNE ganó 10.6 puntos sobre el filtro solo. Con 1000 disparos por escala, filtro más ZNE dio 0.945 / 0.864 contra</w:t>
+      </w:r>
+      <w:r>
+        <w:rPr>
+          <w:rFonts w:ascii="Times New Roman" w:hAnsi="Times New Roman"/>
+        </w:rPr>
+        <w:t xml:space="preserve"> </w:t>
+      </w:r>
+      <w:r>
+        <w:rPr>
+          <w:rFonts w:ascii="Times New Roman" w:hAnsi="Times New Roman"/>
+        </w:rPr>
+        <w:t xml:space="preserve">0.932 / 0.893 del filtro solo, y Richardson cayó a 0.710 en peso 2. Entrenar con el filtro con el ruido calibrado</w:t>
+      </w:r>
+      <w:r>
+        <w:rPr>
+          <w:rFonts w:ascii="Times New Roman" w:hAnsi="Times New Roman"/>
+        </w:rPr>
+        <w:t xml:space="preserve"> </w:t>
+      </w:r>
+      <w:r>
+        <w:rPr>
+          <w:rFonts w:ascii="Times New Roman" w:hAnsi="Times New Roman"/>
+        </w:rPr>
+        <w:t xml:space="preserve">llegó a 0.951–0.956 en ambos niveles de desfase (F6).</w:t>
+      </w:r>
+    </w:p>
+    <w:bookmarkStart w:id="42" w:name="tab:mas"/>
     <w:p>
       <w:pPr>
         <w:pStyle w:val="TableCaption"/>
@@ -21054,11 +22284,231 @@
           </w:p>
         </w:tc>
       </w:tr>
+      <w:tr>
+        <w:tc>
+          <w:tcPr/>
+          <w:p>
+            <w:pPr>
+              <w:pStyle w:val="Compact"/>
+              <w:jc w:val="left"/>
+            </w:pPr>
+            <w:r>
+              <w:t xml:space="preserve">T1 + desfase 0.03</w:t>
+            </w:r>
+          </w:p>
+        </w:tc>
+        <w:tc>
+          <w:tcPr/>
+          <w:p>
+            <w:pPr>
+              <w:pStyle w:val="Compact"/>
+              <w:jc w:val="left"/>
+            </w:pPr>
+            <w:r>
+              <w:t xml:space="preserve">peso 1 / 2, solo filtro</w:t>
+            </w:r>
+          </w:p>
+        </w:tc>
+        <w:tc>
+          <w:tcPr/>
+          <w:p>
+            <w:pPr>
+              <w:pStyle w:val="Compact"/>
+              <w:jc w:val="center"/>
+            </w:pPr>
+            <w:r>
+              <w:t xml:space="preserve">0.952 / 0.956</w:t>
+            </w:r>
+          </w:p>
+        </w:tc>
+        <w:tc>
+          <w:tcPr/>
+          <w:p>
+            <w:pPr>
+              <w:pStyle w:val="Compact"/>
+              <w:jc w:val="center"/>
+            </w:pPr>
+            <w:r>
+              <w:t xml:space="preserve">0.933 / 0.919</w:t>
+            </w:r>
+          </w:p>
+        </w:tc>
+        <w:tc>
+          <w:tcPr/>
+          <w:p>
+            <w:pPr>
+              <w:pStyle w:val="Compact"/>
+              <w:jc w:val="center"/>
+            </w:pPr>
+            <w:r>
+              <w:t xml:space="preserve">0.815 / 0.686</w:t>
+            </w:r>
+          </w:p>
+        </w:tc>
+      </w:tr>
+      <w:tr>
+        <w:tc>
+          <w:tcPr/>
+          <w:p>
+            <w:pPr>
+              <w:pStyle w:val="Compact"/>
+            </w:pPr>
+          </w:p>
+        </w:tc>
+        <w:tc>
+          <w:tcPr/>
+          <w:p>
+            <w:pPr>
+              <w:pStyle w:val="Compact"/>
+              <w:jc w:val="left"/>
+            </w:pPr>
+            <w:r>
+              <w:t xml:space="preserve">con ZNE lineal (exacta)</w:t>
+            </w:r>
+          </w:p>
+        </w:tc>
+        <w:tc>
+          <w:tcPr/>
+          <w:p>
+            <w:pPr>
+              <w:pStyle w:val="Compact"/>
+            </w:pPr>
+          </w:p>
+        </w:tc>
+        <w:tc>
+          <w:tcPr/>
+          <w:p>
+            <w:pPr>
+              <w:pStyle w:val="Compact"/>
+              <w:jc w:val="center"/>
+            </w:pPr>
+            <w:r>
+              <w:t xml:space="preserve">0.949 / 0.943</w:t>
+            </w:r>
+          </w:p>
+        </w:tc>
+        <w:tc>
+          <w:tcPr/>
+          <w:p>
+            <w:pPr>
+              <w:pStyle w:val="Compact"/>
+              <w:jc w:val="center"/>
+            </w:pPr>
+            <w:r>
+              <w:t xml:space="preserve">0.915 / 0.844</w:t>
+            </w:r>
+          </w:p>
+        </w:tc>
+      </w:tr>
+      <w:tr>
+        <w:tc>
+          <w:tcPr/>
+          <w:p>
+            <w:pPr>
+              <w:pStyle w:val="Compact"/>
+            </w:pPr>
+          </w:p>
+        </w:tc>
+        <w:tc>
+          <w:tcPr/>
+          <w:p>
+            <w:pPr>
+              <w:pStyle w:val="Compact"/>
+              <w:jc w:val="left"/>
+            </w:pPr>
+            <w:r>
+              <w:t xml:space="preserve">con ZNE lineal (1000 disparos)</w:t>
+            </w:r>
+          </w:p>
+        </w:tc>
+        <w:tc>
+          <w:tcPr/>
+          <w:p>
+            <w:pPr>
+              <w:pStyle w:val="Compact"/>
+            </w:pPr>
+          </w:p>
+        </w:tc>
+        <w:tc>
+          <w:tcPr/>
+          <w:p>
+            <w:pPr>
+              <w:pStyle w:val="Compact"/>
+              <w:jc w:val="center"/>
+            </w:pPr>
+            <w:r>
+              <w:t xml:space="preserve">0.945 / 0.864</w:t>
+            </w:r>
+          </w:p>
+        </w:tc>
+        <w:tc>
+          <w:tcPr/>
+          <w:p>
+            <w:pPr>
+              <w:pStyle w:val="Compact"/>
+              <w:jc w:val="center"/>
+            </w:pPr>
+            <w:r>
+              <w:t xml:space="preserve">0.909 / 0.841</w:t>
+            </w:r>
+          </w:p>
+        </w:tc>
+      </w:tr>
+      <w:tr>
+        <w:tc>
+          <w:tcPr/>
+          <w:p>
+            <w:pPr>
+              <w:pStyle w:val="Compact"/>
+            </w:pPr>
+          </w:p>
+        </w:tc>
+        <w:tc>
+          <w:tcPr/>
+          <w:p>
+            <w:pPr>
+              <w:pStyle w:val="Compact"/>
+              <w:jc w:val="left"/>
+            </w:pPr>
+            <w:r>
+              <w:t xml:space="preserve">entrenado con filtro y ruido</w:t>
+            </w:r>
+          </w:p>
+        </w:tc>
+        <w:tc>
+          <w:tcPr/>
+          <w:p>
+            <w:pPr>
+              <w:pStyle w:val="Compact"/>
+            </w:pPr>
+          </w:p>
+        </w:tc>
+        <w:tc>
+          <w:tcPr/>
+          <w:p>
+            <w:pPr>
+              <w:pStyle w:val="Compact"/>
+              <w:jc w:val="center"/>
+            </w:pPr>
+            <w:r>
+              <w:t xml:space="preserve">0.953 / 0.956</w:t>
+            </w:r>
+          </w:p>
+        </w:tc>
+        <w:tc>
+          <w:tcPr/>
+          <w:p>
+            <w:pPr>
+              <w:pStyle w:val="Compact"/>
+            </w:pPr>
+          </w:p>
+        </w:tc>
+      </w:tr>
     </w:tbl>
-    <w:bookmarkEnd w:id="41"/>
     <w:bookmarkEnd w:id="42"/>
     <w:bookmarkEnd w:id="43"/>
-    <w:bookmarkStart w:id="45" w:name="discusión"/>
+    <w:bookmarkEnd w:id="44"/>
+    <w:bookmarkStart w:id="46" w:name="discusión"/>
     <w:p>
       <w:pPr>
         <w:pStyle w:val="Heading1"/>
@@ -21184,19 +22634,19 @@
         <w:rPr>
           <w:rFonts w:ascii="Times New Roman" w:hAnsi="Times New Roman"/>
         </w:rPr>
-        <w:t xml:space="preserve">ni corridas de entrenamiento con ruido, y su costo (los disparos descartados) se conoce antes de ejecutar. El desfase</w:t>
-      </w:r>
-      <w:r>
-        <w:rPr>
-          <w:rFonts w:ascii="Times New Roman" w:hAnsi="Times New Roman"/>
-        </w:rPr>
-        <w:t xml:space="preserve"> </w:t>
-      </w:r>
-      <w:r>
-        <w:rPr>
-          <w:rFonts w:ascii="Times New Roman" w:hAnsi="Times New Roman"/>
-        </w:rPr>
-        <w:t xml:space="preserve">no se corrige. El T1 desigual sí, si la red se entrena con el filtro con las tasas de decaimiento calibradas: como solo</w:t>
+        <w:t xml:space="preserve">ni corridas de entrenamiento con ruido, y su costo (los disparos descartados) se conoce antes de ejecutar. El T1</w:t>
+      </w:r>
+      <w:r>
+        <w:rPr>
+          <w:rFonts w:ascii="Times New Roman" w:hAnsi="Times New Roman"/>
+        </w:rPr>
+        <w:t xml:space="preserve"> </w:t>
+      </w:r>
+      <w:r>
+        <w:rPr>
+          <w:rFonts w:ascii="Times New Roman" w:hAnsi="Times New Roman"/>
+        </w:rPr>
+        <w:t xml:space="preserve">desigual se corrige si la red se entrena con el filtro con las tasas de decaimiento calibradas: como solo</w:t>
       </w:r>
       <w:r>
         <w:rPr>
@@ -21220,19 +22670,43 @@
         <w:rPr>
           <w:rFonts w:ascii="Times New Roman" w:hAnsi="Times New Roman"/>
         </w:rPr>
-        <w:t xml:space="preserve">común que el modelo crudo entrenado con ruido no resiste. En hardware con desfase fuerte, el filtro complementa un</w:t>
-      </w:r>
-      <w:r>
-        <w:rPr>
-          <w:rFonts w:ascii="Times New Roman" w:hAnsi="Times New Roman"/>
-        </w:rPr>
-        <w:t xml:space="preserve"> </w:t>
-      </w:r>
-      <w:r>
-        <w:rPr>
-          <w:rFonts w:ascii="Times New Roman" w:hAnsi="Times New Roman"/>
-        </w:rPr>
-        <w:t xml:space="preserve">modelo de ruido y no lo reemplaza. De los estudios anteriores salen dos reglas prácticas.</w:t>
+        <w:t xml:space="preserve">común que el modelo crudo entrenado con ruido no resiste. El desfase se corrige igual, entrenando con el filtro con el</w:t>
+      </w:r>
+      <w:r>
+        <w:rPr>
+          <w:rFonts w:ascii="Times New Roman" w:hAnsi="Times New Roman"/>
+        </w:rPr>
+        <w:t xml:space="preserve"> </w:t>
+      </w:r>
+      <w:r>
+        <w:rPr>
+          <w:rFonts w:ascii="Times New Roman" w:hAnsi="Times New Roman"/>
+        </w:rPr>
+        <w:t xml:space="preserve">ruido calibrado; y como el filtro convierte T1 más desfase en desfase solo (F6), extrapolar a ruido cero la lectura</w:t>
+      </w:r>
+      <w:r>
+        <w:rPr>
+          <w:rFonts w:ascii="Times New Roman" w:hAnsi="Times New Roman"/>
+        </w:rPr>
+        <w:t xml:space="preserve"> </w:t>
+      </w:r>
+      <w:r>
+        <w:rPr>
+          <w:rFonts w:ascii="Times New Roman" w:hAnsi="Times New Roman"/>
+        </w:rPr>
+        <w:t xml:space="preserve">filtrada quita la mayor parte del sesgo restante de los observables, con un costo en disparos que con 1000 disparos por</w:t>
+      </w:r>
+      <w:r>
+        <w:rPr>
+          <w:rFonts w:ascii="Times New Roman" w:hAnsi="Times New Roman"/>
+        </w:rPr>
+        <w:t xml:space="preserve"> </w:t>
+      </w:r>
+      <w:r>
+        <w:rPr>
+          <w:rFonts w:ascii="Times New Roman" w:hAnsi="Times New Roman"/>
+        </w:rPr>
+        <w:t xml:space="preserve">escala anuló la ganancia en peso 2. El filtro y el entrenamiento calibrado rinden más juntos. De los estudios anteriores salen dos reglas prácticas.</w:t>
       </w:r>
       <w:r>
         <w:rPr>
@@ -21457,7 +22931,7 @@
         <w:t xml:space="preserve">mayor.</w:t>
       </w:r>
     </w:p>
-    <w:bookmarkStart w:id="44" w:name="limitaciones."/>
+    <w:bookmarkStart w:id="45" w:name="limitaciones."/>
     <w:p>
       <w:pPr>
         <w:pStyle w:val="Heading4"/>
@@ -21552,9 +23026,9 @@
         <w:t xml:space="preserve">registradas, y espera créditos de hardware.</w:t>
       </w:r>
     </w:p>
-    <w:bookmarkEnd w:id="44"/>
     <w:bookmarkEnd w:id="45"/>
-    <w:bookmarkStart w:id="59" w:name="disponibilidad-de-código-y-datos"/>
+    <w:bookmarkEnd w:id="46"/>
+    <w:bookmarkStart w:id="60" w:name="disponibilidad-de-código-y-datos"/>
     <w:p>
       <w:pPr>
         <w:pStyle w:val="Heading1"/>
@@ -21995,7 +23469,7 @@
         <w:rPr>
           <w:rFonts w:ascii="Times New Roman" w:hAnsi="Times New Roman"/>
         </w:rPr>
-        <w:t xml:space="preserve">RESEARCH_NOTES §75–§82, §85, §87, §90, §91 y §94–§101, §104–§117, con pruebas en</w:t>
+        <w:t xml:space="preserve">RESEARCH_NOTES §75–§82, §85, §87, §90, §91 y §94–§101, §104–§118, con pruebas en</w:t>
       </w:r>
       <w:r>
         <w:rPr>
@@ -22084,7 +23558,7 @@
         </w:rPr>
         <w:t xml:space="preserve"> </w:t>
       </w:r>
-      <w:hyperlink r:id="rId46">
+      <w:hyperlink r:id="rId47">
         <w:r>
           <w:rPr>
             <w:rStyle w:val="Hyperlink"/>
@@ -22287,8 +23761,8 @@
         <w:t xml:space="preserve"># lectura cruda</w:t>
       </w:r>
     </w:p>
-    <w:bookmarkStart w:id="58" w:name="refs"/>
-    <w:bookmarkStart w:id="47" w:name="ref-bonetmonroig2018"/>
+    <w:bookmarkStart w:id="59" w:name="refs"/>
+    <w:bookmarkStart w:id="48" w:name="ref-bonetmonroig2018"/>
     <w:p>
       <w:pPr>
         <w:pStyle w:val="Bibliography"/>
@@ -22338,8 +23812,8 @@
         <w:t xml:space="preserve">98: 062339.</w:t>
       </w:r>
     </w:p>
-    <w:bookmarkEnd w:id="47"/>
-    <w:bookmarkStart w:id="48" w:name="ref-cerezo2023simulability"/>
+    <w:bookmarkEnd w:id="48"/>
+    <w:bookmarkStart w:id="49" w:name="ref-cerezo2023simulability"/>
     <w:p>
       <w:pPr>
         <w:pStyle w:val="Bibliography"/>
@@ -22381,8 +23855,8 @@
         <w:t xml:space="preserve">r, Why We Need to Rethink Variational Quantum Computing.”</w:t>
       </w:r>
     </w:p>
-    <w:bookmarkEnd w:id="48"/>
-    <w:bookmarkStart w:id="50" w:name="ref-landman2022"/>
+    <w:bookmarkEnd w:id="49"/>
+    <w:bookmarkStart w:id="51" w:name="ref-landman2022"/>
     <w:p>
       <w:pPr>
         <w:pStyle w:val="Bibliography"/>
@@ -22437,7 +23911,7 @@
         </w:rPr>
         <w:t xml:space="preserve"> </w:t>
       </w:r>
-      <w:hyperlink r:id="rId49">
+      <w:hyperlink r:id="rId50">
         <w:r>
           <w:rPr>
             <w:rStyle w:val="Hyperlink"/>
@@ -22452,8 +23926,8 @@
         <w:t xml:space="preserve">.</w:t>
       </w:r>
     </w:p>
-    <w:bookmarkEnd w:id="50"/>
-    <w:bookmarkStart w:id="51" w:name="ref-mcardle2019"/>
+    <w:bookmarkEnd w:id="51"/>
+    <w:bookmarkStart w:id="52" w:name="ref-mcardle2019"/>
     <w:p>
       <w:pPr>
         <w:pStyle w:val="Bibliography"/>
@@ -22503,8 +23977,8 @@
         <w:t xml:space="preserve">122: 180501.</w:t>
       </w:r>
     </w:p>
-    <w:bookmarkEnd w:id="51"/>
-    <w:bookmarkStart w:id="53" w:name="ref-monteverde2026qang"/>
+    <w:bookmarkEnd w:id="52"/>
+    <w:bookmarkStart w:id="54" w:name="ref-monteverde2026qang"/>
     <w:p>
       <w:pPr>
         <w:pStyle w:val="Bibliography"/>
@@ -22557,7 +24031,7 @@
         </w:rPr>
         <w:t xml:space="preserve"> </w:t>
       </w:r>
-      <w:hyperlink r:id="rId52">
+      <w:hyperlink r:id="rId53">
         <w:r>
           <w:rPr>
             <w:rStyle w:val="Hyperlink"/>
@@ -22572,8 +24046,8 @@
         <w:t xml:space="preserve">.</w:t>
       </w:r>
     </w:p>
-    <w:bookmarkEnd w:id="53"/>
-    <w:bookmarkStart w:id="55" w:name="ref-monteverde2026witness"/>
+    <w:bookmarkEnd w:id="54"/>
+    <w:bookmarkStart w:id="56" w:name="ref-monteverde2026witness"/>
     <w:p>
       <w:pPr>
         <w:pStyle w:val="Bibliography"/>
@@ -22622,7 +24096,7 @@
         </w:rPr>
         <w:t xml:space="preserve"> </w:t>
       </w:r>
-      <w:hyperlink r:id="rId54">
+      <w:hyperlink r:id="rId55">
         <w:r>
           <w:rPr>
             <w:rStyle w:val="Hyperlink"/>
@@ -22637,8 +24111,8 @@
         <w:t xml:space="preserve">.</w:t>
       </w:r>
     </w:p>
-    <w:bookmarkEnd w:id="55"/>
-    <w:bookmarkStart w:id="57" w:name="ref-wang2022quantumnat"/>
+    <w:bookmarkEnd w:id="56"/>
+    <w:bookmarkStart w:id="58" w:name="ref-wang2022quantumnat"/>
     <w:p>
       <w:pPr>
         <w:pStyle w:val="Bibliography"/>
@@ -22711,7 +24185,7 @@
         </w:rPr>
         <w:t xml:space="preserve"> </w:t>
       </w:r>
-      <w:hyperlink r:id="rId56">
+      <w:hyperlink r:id="rId57">
         <w:r>
           <w:rPr>
             <w:rStyle w:val="Hyperlink"/>
@@ -22726,9 +24200,9 @@
         <w:t xml:space="preserve">.</w:t>
       </w:r>
     </w:p>
-    <w:bookmarkEnd w:id="57"/>
     <w:bookmarkEnd w:id="58"/>
     <w:bookmarkEnd w:id="59"/>
+    <w:bookmarkEnd w:id="60"/>
     <w:sectPr/>
   </w:body>
 </w:document>

--- a/manuscript/qang_qml_es.docx
+++ b/manuscript/qang_qml_es.docx
@@ -10684,7 +10684,7 @@
         <w:rPr>
           <w:rFonts w:ascii="Times New Roman" w:hAnsi="Times New Roman"/>
         </w:rPr>
-        <w:t xml:space="preserve">0.6.17,</w:t>
+        <w:t xml:space="preserve">0.6.18,</w:t>
       </w:r>
       <w:r>
         <w:rPr>
@@ -23098,7 +23098,7 @@
         <w:rPr>
           <w:rFonts w:ascii="Times New Roman" w:hAnsi="Times New Roman"/>
         </w:rPr>
-        <w:t xml:space="preserve">0.6.17 (</w:t>
+        <w:t xml:space="preserve">0.6.18 (</w:t>
       </w:r>
       <w:r>
         <w:rPr>

--- a/manuscript/qang_qml_es.docx
+++ b/manuscript/qang_qml_es.docx
@@ -5108,6 +5108,570 @@
         <w:rPr>
           <w:rFonts w:ascii="Times New Roman" w:hAnsi="Times New Roman"/>
         </w:rPr>
+        <w:t xml:space="preserve">En</w:t>
+      </w:r>
+      <w:r>
+        <w:rPr>
+          <w:rFonts w:ascii="Times New Roman" w:hAnsi="Times New Roman"/>
+        </w:rPr>
+        <w:t xml:space="preserve"> </w:t>
+      </w:r>
+      <w:r>
+        <w:rPr>
+          <w:rFonts w:ascii="Times New Roman" w:hAnsi="Times New Roman"/>
+        </w:rPr>
+        <w:t xml:space="preserve">cambio,</w:t>
+      </w:r>
+      <w:r>
+        <w:rPr>
+          <w:rFonts w:ascii="Times New Roman" w:hAnsi="Times New Roman"/>
+        </w:rPr>
+        <w:t xml:space="preserve"> </w:t>
+      </w:r>
+      <w:r>
+        <w:rPr>
+          <w:rFonts w:ascii="Times New Roman" w:hAnsi="Times New Roman"/>
+        </w:rPr>
+        <w:t xml:space="preserve">en</w:t>
+      </w:r>
+      <w:r>
+        <w:rPr>
+          <w:rFonts w:ascii="Times New Roman" w:hAnsi="Times New Roman"/>
+        </w:rPr>
+        <w:t xml:space="preserve"> </w:t>
+      </w:r>
+      <w:r>
+        <w:rPr>
+          <w:rFonts w:ascii="Times New Roman" w:hAnsi="Times New Roman"/>
+        </w:rPr>
+        <w:t xml:space="preserve">modelos</w:t>
+      </w:r>
+      <w:r>
+        <w:rPr>
+          <w:rFonts w:ascii="Times New Roman" w:hAnsi="Times New Roman"/>
+        </w:rPr>
+        <w:t xml:space="preserve"> </w:t>
+      </w:r>
+      <w:r>
+        <w:rPr>
+          <w:rFonts w:ascii="Times New Roman" w:hAnsi="Times New Roman"/>
+        </w:rPr>
+        <w:t xml:space="preserve">de</w:t>
+      </w:r>
+      <w:r>
+        <w:rPr>
+          <w:rFonts w:ascii="Times New Roman" w:hAnsi="Times New Roman"/>
+        </w:rPr>
+        <w:t xml:space="preserve"> </w:t>
+      </w:r>
+      <w:r>
+        <w:rPr>
+          <w:rFonts w:ascii="Times New Roman" w:hAnsi="Times New Roman"/>
+        </w:rPr>
+        <w:t xml:space="preserve">ruido</w:t>
+      </w:r>
+      <w:r>
+        <w:rPr>
+          <w:rFonts w:ascii="Times New Roman" w:hAnsi="Times New Roman"/>
+        </w:rPr>
+        <w:t xml:space="preserve"> </w:t>
+      </w:r>
+      <w:r>
+        <w:rPr>
+          <w:rFonts w:ascii="Times New Roman" w:hAnsi="Times New Roman"/>
+        </w:rPr>
+        <w:t xml:space="preserve">de</w:t>
+      </w:r>
+      <w:r>
+        <w:rPr>
+          <w:rFonts w:ascii="Times New Roman" w:hAnsi="Times New Roman"/>
+        </w:rPr>
+        <w:t xml:space="preserve"> </w:t>
+      </w:r>
+      <w:r>
+        <w:rPr>
+          <w:rFonts w:ascii="Times New Roman" w:hAnsi="Times New Roman"/>
+        </w:rPr>
+        <w:t xml:space="preserve">equipos</w:t>
+      </w:r>
+      <w:r>
+        <w:rPr>
+          <w:rFonts w:ascii="Times New Roman" w:hAnsi="Times New Roman"/>
+        </w:rPr>
+        <w:t xml:space="preserve"> </w:t>
+      </w:r>
+      <w:r>
+        <w:rPr>
+          <w:rFonts w:ascii="Times New Roman" w:hAnsi="Times New Roman"/>
+        </w:rPr>
+        <w:t xml:space="preserve">IBM,</w:t>
+      </w:r>
+      <w:r>
+        <w:rPr>
+          <w:rFonts w:ascii="Times New Roman" w:hAnsi="Times New Roman"/>
+        </w:rPr>
+        <w:t xml:space="preserve"> </w:t>
+      </w:r>
+      <w:r>
+        <w:rPr>
+          <w:rFonts w:ascii="Times New Roman" w:hAnsi="Times New Roman"/>
+        </w:rPr>
+        <w:t xml:space="preserve">donde</w:t>
+      </w:r>
+      <w:r>
+        <w:rPr>
+          <w:rFonts w:ascii="Times New Roman" w:hAnsi="Times New Roman"/>
+        </w:rPr>
+        <w:t xml:space="preserve"> </w:t>
+      </w:r>
+      <w:r>
+        <w:rPr>
+          <w:rFonts w:ascii="Times New Roman" w:hAnsi="Times New Roman"/>
+        </w:rPr>
+        <w:t xml:space="preserve">dominan</w:t>
+      </w:r>
+      <w:r>
+        <w:rPr>
+          <w:rFonts w:ascii="Times New Roman" w:hAnsi="Times New Roman"/>
+        </w:rPr>
+        <w:t xml:space="preserve"> </w:t>
+      </w:r>
+      <w:r>
+        <w:rPr>
+          <w:rFonts w:ascii="Times New Roman" w:hAnsi="Times New Roman"/>
+        </w:rPr>
+        <w:t xml:space="preserve">los</w:t>
+      </w:r>
+      <w:r>
+        <w:rPr>
+          <w:rFonts w:ascii="Times New Roman" w:hAnsi="Times New Roman"/>
+        </w:rPr>
+        <w:t xml:space="preserve"> </w:t>
+      </w:r>
+      <w:r>
+        <w:rPr>
+          <w:rFonts w:ascii="Times New Roman" w:hAnsi="Times New Roman"/>
+        </w:rPr>
+        <w:t xml:space="preserve">errores</w:t>
+      </w:r>
+      <w:r>
+        <w:rPr>
+          <w:rFonts w:ascii="Times New Roman" w:hAnsi="Times New Roman"/>
+        </w:rPr>
+        <w:t xml:space="preserve"> </w:t>
+      </w:r>
+      <w:r>
+        <w:rPr>
+          <w:rFonts w:ascii="Times New Roman" w:hAnsi="Times New Roman"/>
+        </w:rPr>
+        <w:t xml:space="preserve">de</w:t>
+      </w:r>
+      <w:r>
+        <w:rPr>
+          <w:rFonts w:ascii="Times New Roman" w:hAnsi="Times New Roman"/>
+        </w:rPr>
+        <w:t xml:space="preserve"> </w:t>
+      </w:r>
+      <w:r>
+        <w:rPr>
+          <w:rFonts w:ascii="Times New Roman" w:hAnsi="Times New Roman"/>
+        </w:rPr>
+        <w:t xml:space="preserve">compuerta</w:t>
+      </w:r>
+      <w:r>
+        <w:rPr>
+          <w:rFonts w:ascii="Times New Roman" w:hAnsi="Times New Roman"/>
+        </w:rPr>
+        <w:t xml:space="preserve"> </w:t>
+      </w:r>
+      <w:r>
+        <w:rPr>
+          <w:rFonts w:ascii="Times New Roman" w:hAnsi="Times New Roman"/>
+        </w:rPr>
+        <w:t xml:space="preserve">y</w:t>
+      </w:r>
+      <w:r>
+        <w:rPr>
+          <w:rFonts w:ascii="Times New Roman" w:hAnsi="Times New Roman"/>
+        </w:rPr>
+        <w:t xml:space="preserve"> </w:t>
+      </w:r>
+      <w:r>
+        <w:rPr>
+          <w:rFonts w:ascii="Times New Roman" w:hAnsi="Times New Roman"/>
+        </w:rPr>
+        <w:t xml:space="preserve">los</w:t>
+      </w:r>
+      <w:r>
+        <w:rPr>
+          <w:rFonts w:ascii="Times New Roman" w:hAnsi="Times New Roman"/>
+        </w:rPr>
+        <w:t xml:space="preserve"> </w:t>
+      </w:r>
+      <w:r>
+        <w:rPr>
+          <w:rFonts w:ascii="Times New Roman" w:hAnsi="Times New Roman"/>
+        </w:rPr>
+        <w:t xml:space="preserve">T1</w:t>
+      </w:r>
+      <w:r>
+        <w:rPr>
+          <w:rFonts w:ascii="Times New Roman" w:hAnsi="Times New Roman"/>
+        </w:rPr>
+        <w:t xml:space="preserve"> </w:t>
+      </w:r>
+      <w:r>
+        <w:rPr>
+          <w:rFonts w:ascii="Times New Roman" w:hAnsi="Times New Roman"/>
+        </w:rPr>
+        <w:t xml:space="preserve">y</w:t>
+      </w:r>
+      <w:r>
+        <w:rPr>
+          <w:rFonts w:ascii="Times New Roman" w:hAnsi="Times New Roman"/>
+        </w:rPr>
+        <w:t xml:space="preserve"> </w:t>
+      </w:r>
+      <w:r>
+        <w:rPr>
+          <w:rFonts w:ascii="Times New Roman" w:hAnsi="Times New Roman"/>
+        </w:rPr>
+        <w:t xml:space="preserve">T2</w:t>
+      </w:r>
+      <w:r>
+        <w:rPr>
+          <w:rFonts w:ascii="Times New Roman" w:hAnsi="Times New Roman"/>
+        </w:rPr>
+        <w:t xml:space="preserve"> </w:t>
+      </w:r>
+      <w:r>
+        <w:rPr>
+          <w:rFonts w:ascii="Times New Roman" w:hAnsi="Times New Roman"/>
+        </w:rPr>
+        <w:t xml:space="preserve">publicados</w:t>
+      </w:r>
+      <w:r>
+        <w:rPr>
+          <w:rFonts w:ascii="Times New Roman" w:hAnsi="Times New Roman"/>
+        </w:rPr>
+        <w:t xml:space="preserve"> </w:t>
+      </w:r>
+      <w:r>
+        <w:rPr>
+          <w:rFonts w:ascii="Times New Roman" w:hAnsi="Times New Roman"/>
+        </w:rPr>
+        <w:t xml:space="preserve">dan</w:t>
+      </w:r>
+      <w:r>
+        <w:rPr>
+          <w:rFonts w:ascii="Times New Roman" w:hAnsi="Times New Roman"/>
+        </w:rPr>
+        <w:t xml:space="preserve"> </w:t>
+      </w:r>
+      <w:r>
+        <w:rPr>
+          <w:rFonts w:ascii="Times New Roman" w:hAnsi="Times New Roman"/>
+        </w:rPr>
+        <w:t xml:space="preserve">un</w:t>
+      </w:r>
+      <w:r>
+        <w:rPr>
+          <w:rFonts w:ascii="Times New Roman" w:hAnsi="Times New Roman"/>
+        </w:rPr>
+        <w:t xml:space="preserve"> </w:t>
+      </w:r>
+      <w:r>
+        <w:rPr>
+          <w:rFonts w:ascii="Times New Roman" w:hAnsi="Times New Roman"/>
+        </w:rPr>
+        <w:t xml:space="preserve">decaimiento</w:t>
+      </w:r>
+      <w:r>
+        <w:rPr>
+          <w:rFonts w:ascii="Times New Roman" w:hAnsi="Times New Roman"/>
+        </w:rPr>
+        <w:t xml:space="preserve"> </w:t>
+      </w:r>
+      <w:r>
+        <w:rPr>
+          <w:rFonts w:ascii="Times New Roman" w:hAnsi="Times New Roman"/>
+        </w:rPr>
+        <w:t xml:space="preserve">de</w:t>
+      </w:r>
+      <w:r>
+        <w:rPr>
+          <w:rFonts w:ascii="Times New Roman" w:hAnsi="Times New Roman"/>
+        </w:rPr>
+        <w:t xml:space="preserve"> </w:t>
+      </w:r>
+      <w:r>
+        <w:rPr>
+          <w:rFonts w:ascii="Times New Roman" w:hAnsi="Times New Roman"/>
+        </w:rPr>
+        <w:t xml:space="preserve">solo</w:t>
+      </w:r>
+      <w:r>
+        <w:rPr>
+          <w:rFonts w:ascii="Times New Roman" w:hAnsi="Times New Roman"/>
+        </w:rPr>
+        <w:t xml:space="preserve"> </w:t>
+      </w:r>
+      <w:r>
+        <w:rPr>
+          <w:rFonts w:ascii="Times New Roman" w:hAnsi="Times New Roman"/>
+        </w:rPr>
+        <w:t xml:space="preserve">0.002–0.017</w:t>
+      </w:r>
+      <w:r>
+        <w:rPr>
+          <w:rFonts w:ascii="Times New Roman" w:hAnsi="Times New Roman"/>
+        </w:rPr>
+        <w:t xml:space="preserve"> </w:t>
+      </w:r>
+      <w:r>
+        <w:rPr>
+          <w:rFonts w:ascii="Times New Roman" w:hAnsi="Times New Roman"/>
+        </w:rPr>
+        <w:t xml:space="preserve">por</w:t>
+      </w:r>
+      <w:r>
+        <w:rPr>
+          <w:rFonts w:ascii="Times New Roman" w:hAnsi="Times New Roman"/>
+        </w:rPr>
+        <w:t xml:space="preserve"> </w:t>
+      </w:r>
+      <w:r>
+        <w:rPr>
+          <w:rFonts w:ascii="Times New Roman" w:hAnsi="Times New Roman"/>
+        </w:rPr>
+        <w:t xml:space="preserve">subcapa,</w:t>
+      </w:r>
+      <w:r>
+        <w:rPr>
+          <w:rFonts w:ascii="Times New Roman" w:hAnsi="Times New Roman"/>
+        </w:rPr>
+        <w:t xml:space="preserve"> </w:t>
+      </w:r>
+      <w:r>
+        <w:rPr>
+          <w:rFonts w:ascii="Times New Roman" w:hAnsi="Times New Roman"/>
+        </w:rPr>
+        <w:t xml:space="preserve">entrenar</w:t>
+      </w:r>
+      <w:r>
+        <w:rPr>
+          <w:rFonts w:ascii="Times New Roman" w:hAnsi="Times New Roman"/>
+        </w:rPr>
+        <w:t xml:space="preserve"> </w:t>
+      </w:r>
+      <w:r>
+        <w:rPr>
+          <w:rFonts w:ascii="Times New Roman" w:hAnsi="Times New Roman"/>
+        </w:rPr>
+        <w:t xml:space="preserve">con</w:t>
+      </w:r>
+      <w:r>
+        <w:rPr>
+          <w:rFonts w:ascii="Times New Roman" w:hAnsi="Times New Roman"/>
+        </w:rPr>
+        <w:t xml:space="preserve"> </w:t>
+      </w:r>
+      <w:r>
+        <w:rPr>
+          <w:rFonts w:ascii="Times New Roman" w:hAnsi="Times New Roman"/>
+        </w:rPr>
+        <w:t xml:space="preserve">esa</w:t>
+      </w:r>
+      <w:r>
+        <w:rPr>
+          <w:rFonts w:ascii="Times New Roman" w:hAnsi="Times New Roman"/>
+        </w:rPr>
+        <w:t xml:space="preserve"> </w:t>
+      </w:r>
+      <w:r>
+        <w:rPr>
+          <w:rFonts w:ascii="Times New Roman" w:hAnsi="Times New Roman"/>
+        </w:rPr>
+        <w:t xml:space="preserve">calibración</w:t>
+      </w:r>
+      <w:r>
+        <w:rPr>
+          <w:rFonts w:ascii="Times New Roman" w:hAnsi="Times New Roman"/>
+        </w:rPr>
+        <w:t xml:space="preserve"> </w:t>
+      </w:r>
+      <w:r>
+        <w:rPr>
+          <w:rFonts w:ascii="Times New Roman" w:hAnsi="Times New Roman"/>
+        </w:rPr>
+        <w:t xml:space="preserve">no</w:t>
+      </w:r>
+      <w:r>
+        <w:rPr>
+          <w:rFonts w:ascii="Times New Roman" w:hAnsi="Times New Roman"/>
+        </w:rPr>
+        <w:t xml:space="preserve"> </w:t>
+      </w:r>
+      <w:r>
+        <w:rPr>
+          <w:rFonts w:ascii="Times New Roman" w:hAnsi="Times New Roman"/>
+        </w:rPr>
+        <w:t xml:space="preserve">agregó</w:t>
+      </w:r>
+      <w:r>
+        <w:rPr>
+          <w:rFonts w:ascii="Times New Roman" w:hAnsi="Times New Roman"/>
+        </w:rPr>
+        <w:t xml:space="preserve"> </w:t>
+      </w:r>
+      <w:r>
+        <w:rPr>
+          <w:rFonts w:ascii="Times New Roman" w:hAnsi="Times New Roman"/>
+        </w:rPr>
+        <w:t xml:space="preserve">nada:</w:t>
+      </w:r>
+      <w:r>
+        <w:rPr>
+          <w:rFonts w:ascii="Times New Roman" w:hAnsi="Times New Roman"/>
+        </w:rPr>
+        <w:t xml:space="preserve"> </w:t>
+      </w:r>
+      <w:r>
+        <w:rPr>
+          <w:rFonts w:ascii="Times New Roman" w:hAnsi="Times New Roman"/>
+        </w:rPr>
+        <w:t xml:space="preserve">el</w:t>
+      </w:r>
+      <w:r>
+        <w:rPr>
+          <w:rFonts w:ascii="Times New Roman" w:hAnsi="Times New Roman"/>
+        </w:rPr>
+        <w:t xml:space="preserve"> </w:t>
+      </w:r>
+      <w:r>
+        <w:rPr>
+          <w:rFonts w:ascii="Times New Roman" w:hAnsi="Times New Roman"/>
+        </w:rPr>
+        <w:t xml:space="preserve">filtro</w:t>
+      </w:r>
+      <w:r>
+        <w:rPr>
+          <w:rFonts w:ascii="Times New Roman" w:hAnsi="Times New Roman"/>
+        </w:rPr>
+        <w:t xml:space="preserve"> </w:t>
+      </w:r>
+      <w:r>
+        <w:rPr>
+          <w:rFonts w:ascii="Times New Roman" w:hAnsi="Times New Roman"/>
+        </w:rPr>
+        <w:t xml:space="preserve">solo</w:t>
+      </w:r>
+      <w:r>
+        <w:rPr>
+          <w:rFonts w:ascii="Times New Roman" w:hAnsi="Times New Roman"/>
+        </w:rPr>
+        <w:t xml:space="preserve"> </w:t>
+      </w:r>
+      <w:r>
+        <w:rPr>
+          <w:rFonts w:ascii="Times New Roman" w:hAnsi="Times New Roman"/>
+        </w:rPr>
+        <w:t xml:space="preserve">subió</w:t>
+      </w:r>
+      <w:r>
+        <w:rPr>
+          <w:rFonts w:ascii="Times New Roman" w:hAnsi="Times New Roman"/>
+        </w:rPr>
+        <w:t xml:space="preserve"> </w:t>
+      </w:r>
+      <w:r>
+        <w:rPr>
+          <w:rFonts w:ascii="Times New Roman" w:hAnsi="Times New Roman"/>
+        </w:rPr>
+        <w:t xml:space="preserve">de</w:t>
+      </w:r>
+      <w:r>
+        <w:rPr>
+          <w:rFonts w:ascii="Times New Roman" w:hAnsi="Times New Roman"/>
+        </w:rPr>
+        <w:t xml:space="preserve"> </w:t>
+      </w:r>
+      <w:r>
+        <w:rPr>
+          <w:rFonts w:ascii="Times New Roman" w:hAnsi="Times New Roman"/>
+        </w:rPr>
+        <w:t xml:space="preserve">0.958</w:t>
+      </w:r>
+      <w:r>
+        <w:rPr>
+          <w:rFonts w:ascii="Times New Roman" w:hAnsi="Times New Roman"/>
+        </w:rPr>
+        <w:t xml:space="preserve"> </w:t>
+      </w:r>
+      <w:r>
+        <w:rPr>
+          <w:rFonts w:ascii="Times New Roman" w:hAnsi="Times New Roman"/>
+        </w:rPr>
+        <w:t xml:space="preserve">a</w:t>
+      </w:r>
+      <w:r>
+        <w:rPr>
+          <w:rFonts w:ascii="Times New Roman" w:hAnsi="Times New Roman"/>
+        </w:rPr>
+        <w:t xml:space="preserve"> </w:t>
+      </w:r>
+      <w:r>
+        <w:rPr>
+          <w:rFonts w:ascii="Times New Roman" w:hAnsi="Times New Roman"/>
+        </w:rPr>
+        <w:t xml:space="preserve">0.972</w:t>
+      </w:r>
+      <w:r>
+        <w:rPr>
+          <w:rFonts w:ascii="Times New Roman" w:hAnsi="Times New Roman"/>
+        </w:rPr>
+        <w:t xml:space="preserve"> </w:t>
+      </w:r>
+      <w:r>
+        <w:rPr>
+          <w:rFonts w:ascii="Times New Roman" w:hAnsi="Times New Roman"/>
+        </w:rPr>
+        <w:t xml:space="preserve">(sin</w:t>
+      </w:r>
+      <w:r>
+        <w:rPr>
+          <w:rFonts w:ascii="Times New Roman" w:hAnsi="Times New Roman"/>
+        </w:rPr>
+        <w:t xml:space="preserve"> </w:t>
+      </w:r>
+      <w:r>
+        <w:rPr>
+          <w:rFonts w:ascii="Times New Roman" w:hAnsi="Times New Roman"/>
+        </w:rPr>
+        <w:t xml:space="preserve">ruido</w:t>
+      </w:r>
+      <w:r>
+        <w:rPr>
+          <w:rFonts w:ascii="Times New Roman" w:hAnsi="Times New Roman"/>
+        </w:rPr>
+        <w:t xml:space="preserve"> </w:t>
+      </w:r>
+      <w:r>
+        <w:rPr>
+          <w:rFonts w:ascii="Times New Roman" w:hAnsi="Times New Roman"/>
+        </w:rPr>
+        <w:t xml:space="preserve">0.979).</w:t>
+      </w:r>
+      <w:r>
+        <w:rPr>
+          <w:rFonts w:ascii="Times New Roman" w:hAnsi="Times New Roman"/>
+        </w:rPr>
+        <w:t xml:space="preserve"> </w:t>
+      </w:r>
+      <w:r>
+        <w:rPr>
+          <w:rFonts w:ascii="Times New Roman" w:hAnsi="Times New Roman"/>
+        </w:rPr>
         <w:t xml:space="preserve">Con</w:t>
       </w:r>
       <w:r>
@@ -11040,7 +11604,7 @@
         <w:rPr>
           <w:rFonts w:ascii="Times New Roman" w:hAnsi="Times New Roman"/>
         </w:rPr>
-        <w:t xml:space="preserve">De 143 predicciones pre-registradas en los estudios que se resumen aquí, 101 se cumplieron y 42 fallaron; las</w:t>
+        <w:t xml:space="preserve">De 147 predicciones pre-registradas en los estudios que se resumen aquí, 101 se cumplieron y 46 fallaron; las</w:t>
       </w:r>
       <w:r>
         <w:rPr>
@@ -15132,7 +15696,19 @@
         <w:rPr>
           <w:rFonts w:ascii="Times New Roman" w:hAnsi="Times New Roman"/>
         </w:rPr>
-        <w:t xml:space="preserve">peso 2 (2.9 puntos abajo).</w:t>
+        <w:t xml:space="preserve">peso 2 (2.9 puntos abajo); y las cuatro predicciones de que el entrenamiento calibrado con los T1 y T2 publicados</w:t>
+      </w:r>
+      <w:r>
+        <w:rPr>
+          <w:rFonts w:ascii="Times New Roman" w:hAnsi="Times New Roman"/>
+        </w:rPr>
+        <w:t xml:space="preserve"> </w:t>
+      </w:r>
+      <w:r>
+        <w:rPr>
+          <w:rFonts w:ascii="Times New Roman" w:hAnsi="Times New Roman"/>
+        </w:rPr>
+        <w:t xml:space="preserve">ayudaría en modelos de ruido de equipos.</w:t>
       </w:r>
     </w:p>
     <w:bookmarkEnd w:id="32"/>
@@ -21523,6 +22099,108 @@
           <w:rFonts w:ascii="Times New Roman" w:hAnsi="Times New Roman"/>
         </w:rPr>
         <w:t xml:space="preserve">llegó a 0.951–0.956 en ambos niveles de desfase (F6).</w:t>
+      </w:r>
+    </w:p>
+    <w:p>
+      <w:pPr>
+        <w:numPr>
+          <w:ilvl w:val="0"/>
+          <w:numId w:val="1006"/>
+        </w:numPr>
+      </w:pPr>
+      <w:r>
+        <w:rPr>
+          <w:iCs/>
+          <w:rFonts w:ascii="Times New Roman" w:hAnsi="Times New Roman"/>
+          <w:i/>
+        </w:rPr>
+        <w:t xml:space="preserve">Todo el proceso en modelos de ruido de equipos</w:t>
+      </w:r>
+      <w:r>
+        <w:rPr>
+          <w:rFonts w:ascii="Times New Roman" w:hAnsi="Times New Roman"/>
+        </w:rPr>
+        <w:t xml:space="preserve"> </w:t>
+      </w:r>
+      <w:r>
+        <w:rPr>
+          <w:rFonts w:ascii="Times New Roman" w:hAnsi="Times New Roman"/>
+        </w:rPr>
+        <w:t xml:space="preserve">(los backends simulados de IBM de la Sec. </w:t>
+      </w:r>
+      <w:hyperlink w:anchor="sec:eco">
+        <w:r>
+          <w:rPr>
+            <w:rStyle w:val="Hyperlink"/>
+          </w:rPr>
+          <w:t xml:space="preserve">4.0.0.5</w:t>
+        </w:r>
+      </w:hyperlink>
+      <w:r>
+        <w:rPr>
+          <w:rFonts w:ascii="Times New Roman" w:hAnsi="Times New Roman"/>
+        </w:rPr>
+        <w:t xml:space="preserve">, las</w:t>
+      </w:r>
+      <w:r>
+        <w:rPr>
+          <w:rFonts w:ascii="Times New Roman" w:hAnsi="Times New Roman"/>
+        </w:rPr>
+        <w:t xml:space="preserve"> </w:t>
+      </w:r>
+      <w:r>
+        <w:rPr>
+          <w:rFonts w:ascii="Times New Roman" w:hAnsi="Times New Roman"/>
+        </w:rPr>
+        <w:t xml:space="preserve">189 entradas de los cuatro conjuntos, una disposición fija). Los T1 y T2 publicados de los qubits elegidos y la</w:t>
+      </w:r>
+      <w:r>
+        <w:rPr>
+          <w:rFonts w:ascii="Times New Roman" w:hAnsi="Times New Roman"/>
+        </w:rPr>
+        <w:t xml:space="preserve"> </w:t>
+      </w:r>
+      <w:r>
+        <w:rPr>
+          <w:rFonts w:ascii="Times New Roman" w:hAnsi="Times New Roman"/>
+        </w:rPr>
+        <w:t xml:space="preserve">duración del circuito dieron un decaimiento de 0.002–0.017 y un desfase de 0.001–0.005 por subcapa. Entrenado sin</w:t>
+      </w:r>
+      <w:r>
+        <w:rPr>
+          <w:rFonts w:ascii="Times New Roman" w:hAnsi="Times New Roman"/>
+        </w:rPr>
+        <w:t xml:space="preserve"> </w:t>
+      </w:r>
+      <w:r>
+        <w:rPr>
+          <w:rFonts w:ascii="Times New Roman" w:hAnsi="Times New Roman"/>
+        </w:rPr>
+        <w:t xml:space="preserve">ruido, el modelo dio 0.958 crudo y 0.972 con el filtro (con o sin eco), contra 0.979 sin ruido; entrenado con el</w:t>
+      </w:r>
+      <w:r>
+        <w:rPr>
+          <w:rFonts w:ascii="Times New Roman" w:hAnsi="Times New Roman"/>
+        </w:rPr>
+        <w:t xml:space="preserve"> </w:t>
+      </w:r>
+      <w:r>
+        <w:rPr>
+          <w:rFonts w:ascii="Times New Roman" w:hAnsi="Times New Roman"/>
+        </w:rPr>
+        <w:t xml:space="preserve">filtro con esa calibración dio 0.968, y sin el filtro 0.968. Los errores de compuerta, que una calibración de T1/T2</w:t>
+      </w:r>
+      <w:r>
+        <w:rPr>
+          <w:rFonts w:ascii="Times New Roman" w:hAnsi="Times New Roman"/>
+        </w:rPr>
+        <w:t xml:space="preserve"> </w:t>
+      </w:r>
+      <w:r>
+        <w:rPr>
+          <w:rFonts w:ascii="Times New Roman" w:hAnsi="Times New Roman"/>
+        </w:rPr>
+        <w:t xml:space="preserve">no describe, dominan estos modelos de ruido; el eco bajó el error del valor de decisión pero no cambió decisiones.</w:t>
       </w:r>
     </w:p>
     <w:bookmarkStart w:id="42" w:name="tab:mas"/>
@@ -22504,6 +23182,122 @@
           </w:p>
         </w:tc>
       </w:tr>
+      <w:tr>
+        <w:tc>
+          <w:tcPr/>
+          <w:p>
+            <w:pPr>
+              <w:pStyle w:val="Compact"/>
+              <w:jc w:val="left"/>
+            </w:pPr>
+            <w:r>
+              <w:t xml:space="preserve">ruido IBM (189)</w:t>
+            </w:r>
+          </w:p>
+        </w:tc>
+        <w:tc>
+          <w:tcPr/>
+          <w:p>
+            <w:pPr>
+              <w:pStyle w:val="Compact"/>
+              <w:jc w:val="left"/>
+            </w:pPr>
+            <w:r>
+              <w:t xml:space="preserve">peso 1, sin ruido</w:t>
+            </w:r>
+          </w:p>
+        </w:tc>
+        <w:tc>
+          <w:tcPr/>
+          <w:p>
+            <w:pPr>
+              <w:pStyle w:val="Compact"/>
+              <w:jc w:val="center"/>
+            </w:pPr>
+            <w:r>
+              <w:t xml:space="preserve">0.979</w:t>
+            </w:r>
+          </w:p>
+        </w:tc>
+        <w:tc>
+          <w:tcPr/>
+          <w:p>
+            <w:pPr>
+              <w:pStyle w:val="Compact"/>
+              <w:jc w:val="center"/>
+            </w:pPr>
+            <w:r>
+              <w:t xml:space="preserve">0.972</w:t>
+            </w:r>
+          </w:p>
+        </w:tc>
+        <w:tc>
+          <w:tcPr/>
+          <w:p>
+            <w:pPr>
+              <w:pStyle w:val="Compact"/>
+              <w:jc w:val="center"/>
+            </w:pPr>
+            <w:r>
+              <w:t xml:space="preserve">0.958</w:t>
+            </w:r>
+          </w:p>
+        </w:tc>
+      </w:tr>
+      <w:tr>
+        <w:tc>
+          <w:tcPr/>
+          <w:p>
+            <w:pPr>
+              <w:pStyle w:val="Compact"/>
+            </w:pPr>
+          </w:p>
+        </w:tc>
+        <w:tc>
+          <w:tcPr/>
+          <w:p>
+            <w:pPr>
+              <w:pStyle w:val="Compact"/>
+              <w:jc w:val="left"/>
+            </w:pPr>
+            <w:r>
+              <w:t xml:space="preserve">con calibración T1/T2</w:t>
+            </w:r>
+          </w:p>
+        </w:tc>
+        <w:tc>
+          <w:tcPr/>
+          <w:p>
+            <w:pPr>
+              <w:pStyle w:val="Compact"/>
+            </w:pPr>
+          </w:p>
+        </w:tc>
+        <w:tc>
+          <w:tcPr/>
+          <w:p>
+            <w:pPr>
+              <w:pStyle w:val="Compact"/>
+              <w:jc w:val="center"/>
+            </w:pPr>
+            <w:r>
+              <w:t xml:space="preserve">0.968</w:t>
+            </w:r>
+          </w:p>
+        </w:tc>
+        <w:tc>
+          <w:tcPr/>
+          <w:p>
+            <w:pPr>
+              <w:pStyle w:val="Compact"/>
+              <w:jc w:val="center"/>
+            </w:pPr>
+            <w:r>
+              <w:t xml:space="preserve">0.968</w:t>
+            </w:r>
+          </w:p>
+        </w:tc>
+      </w:tr>
     </w:tbl>
     <w:bookmarkEnd w:id="42"/>
     <w:bookmarkEnd w:id="43"/>
@@ -22706,7 +23500,31 @@
         <w:rPr>
           <w:rFonts w:ascii="Times New Roman" w:hAnsi="Times New Roman"/>
         </w:rPr>
-        <w:t xml:space="preserve">escala anuló la ganancia en peso 2. El filtro y el entrenamiento calibrado rinden más juntos. De los estudios anteriores salen dos reglas prácticas.</w:t>
+        <w:t xml:space="preserve">escala anuló la ganancia en peso 2. El filtro y el entrenamiento calibrado rinden más juntos donde el decaimiento o el desfase son fuertes; en modelos de</w:t>
+      </w:r>
+      <w:r>
+        <w:rPr>
+          <w:rFonts w:ascii="Times New Roman" w:hAnsi="Times New Roman"/>
+        </w:rPr>
+        <w:t xml:space="preserve"> </w:t>
+      </w:r>
+      <w:r>
+        <w:rPr>
+          <w:rFonts w:ascii="Times New Roman" w:hAnsi="Times New Roman"/>
+        </w:rPr>
+        <w:t xml:space="preserve">ruido de equipos dominados por errores de compuerta, una calibración con los T1 y T2 publicados no agregó nada, y</w:t>
+      </w:r>
+      <w:r>
+        <w:rPr>
+          <w:rFonts w:ascii="Times New Roman" w:hAnsi="Times New Roman"/>
+        </w:rPr>
+        <w:t xml:space="preserve"> </w:t>
+      </w:r>
+      <w:r>
+        <w:rPr>
+          <w:rFonts w:ascii="Times New Roman" w:hAnsi="Times New Roman"/>
+        </w:rPr>
+        <w:t xml:space="preserve">entrenar sin ruido más el filtro fue el mejor proceso. De los estudios anteriores salen dos reglas prácticas.</w:t>
       </w:r>
       <w:r>
         <w:rPr>
@@ -23469,7 +24287,7 @@
         <w:rPr>
           <w:rFonts w:ascii="Times New Roman" w:hAnsi="Times New Roman"/>
         </w:rPr>
-        <w:t xml:space="preserve">RESEARCH_NOTES §75–§82, §85, §87, §90, §91 y §94–§101, §104–§118, con pruebas en</w:t>
+        <w:t xml:space="preserve">RESEARCH_NOTES §75–§82, §85, §87, §90, §91 y §94–§101, §104–§119, con pruebas en</w:t>
       </w:r>
       <w:r>
         <w:rPr>

--- a/manuscript/qang_qml_es.docx
+++ b/manuscript/qang_qml_es.docx
@@ -5660,7 +5660,799 @@
         <w:rPr>
           <w:rFonts w:ascii="Times New Roman" w:hAnsi="Times New Roman"/>
         </w:rPr>
-        <w:t xml:space="preserve">0.979).</w:t>
+        <w:t xml:space="preserve">0.979),</w:t>
+      </w:r>
+      <w:r>
+        <w:rPr>
+          <w:rFonts w:ascii="Times New Roman" w:hAnsi="Times New Roman"/>
+        </w:rPr>
+        <w:t xml:space="preserve"> </w:t>
+      </w:r>
+      <w:r>
+        <w:rPr>
+          <w:rFonts w:ascii="Times New Roman" w:hAnsi="Times New Roman"/>
+        </w:rPr>
+        <w:t xml:space="preserve">y</w:t>
+      </w:r>
+      <w:r>
+        <w:rPr>
+          <w:rFonts w:ascii="Times New Roman" w:hAnsi="Times New Roman"/>
+        </w:rPr>
+        <w:t xml:space="preserve"> </w:t>
+      </w:r>
+      <w:r>
+        <w:rPr>
+          <w:rFonts w:ascii="Times New Roman" w:hAnsi="Times New Roman"/>
+        </w:rPr>
+        <w:t xml:space="preserve">una</w:t>
+      </w:r>
+      <w:r>
+        <w:rPr>
+          <w:rFonts w:ascii="Times New Roman" w:hAnsi="Times New Roman"/>
+        </w:rPr>
+        <w:t xml:space="preserve"> </w:t>
+      </w:r>
+      <w:r>
+        <w:rPr>
+          <w:rFonts w:ascii="Times New Roman" w:hAnsi="Times New Roman"/>
+        </w:rPr>
+        <w:t xml:space="preserve">calibración</w:t>
+      </w:r>
+      <w:r>
+        <w:rPr>
+          <w:rFonts w:ascii="Times New Roman" w:hAnsi="Times New Roman"/>
+        </w:rPr>
+        <w:t xml:space="preserve"> </w:t>
+      </w:r>
+      <w:r>
+        <w:rPr>
+          <w:rFonts w:ascii="Times New Roman" w:hAnsi="Times New Roman"/>
+        </w:rPr>
+        <w:t xml:space="preserve">medida</w:t>
+      </w:r>
+      <w:r>
+        <w:rPr>
+          <w:rFonts w:ascii="Times New Roman" w:hAnsi="Times New Roman"/>
+        </w:rPr>
+        <w:t xml:space="preserve"> </w:t>
+      </w:r>
+      <w:r>
+        <w:rPr>
+          <w:rFonts w:ascii="Times New Roman" w:hAnsi="Times New Roman"/>
+        </w:rPr>
+        <w:t xml:space="preserve">en</w:t>
+      </w:r>
+      <w:r>
+        <w:rPr>
+          <w:rFonts w:ascii="Times New Roman" w:hAnsi="Times New Roman"/>
+        </w:rPr>
+        <w:t xml:space="preserve"> </w:t>
+      </w:r>
+      <w:r>
+        <w:rPr>
+          <w:rFonts w:ascii="Times New Roman" w:hAnsi="Times New Roman"/>
+        </w:rPr>
+        <w:t xml:space="preserve">el</w:t>
+      </w:r>
+      <w:r>
+        <w:rPr>
+          <w:rFonts w:ascii="Times New Roman" w:hAnsi="Times New Roman"/>
+        </w:rPr>
+        <w:t xml:space="preserve"> </w:t>
+      </w:r>
+      <w:r>
+        <w:rPr>
+          <w:rFonts w:ascii="Times New Roman" w:hAnsi="Times New Roman"/>
+        </w:rPr>
+        <w:t xml:space="preserve">propio</w:t>
+      </w:r>
+      <w:r>
+        <w:rPr>
+          <w:rFonts w:ascii="Times New Roman" w:hAnsi="Times New Roman"/>
+        </w:rPr>
+        <w:t xml:space="preserve"> </w:t>
+      </w:r>
+      <w:r>
+        <w:rPr>
+          <w:rFonts w:ascii="Times New Roman" w:hAnsi="Times New Roman"/>
+        </w:rPr>
+        <w:t xml:space="preserve">equipo</w:t>
+      </w:r>
+      <w:r>
+        <w:rPr>
+          <w:rFonts w:ascii="Times New Roman" w:hAnsi="Times New Roman"/>
+        </w:rPr>
+        <w:t xml:space="preserve"> </w:t>
+      </w:r>
+      <w:r>
+        <w:rPr>
+          <w:rFonts w:ascii="Times New Roman" w:hAnsi="Times New Roman"/>
+        </w:rPr>
+        <w:t xml:space="preserve">(entrenamiento</w:t>
+      </w:r>
+      <w:r>
+        <w:rPr>
+          <w:rFonts w:ascii="Times New Roman" w:hAnsi="Times New Roman"/>
+        </w:rPr>
+        <w:t xml:space="preserve"> </w:t>
+      </w:r>
+      <w:r>
+        <w:rPr>
+          <w:rFonts w:ascii="Times New Roman" w:hAnsi="Times New Roman"/>
+        </w:rPr>
+        <w:t xml:space="preserve">con</w:t>
+      </w:r>
+      <w:r>
+        <w:rPr>
+          <w:rFonts w:ascii="Times New Roman" w:hAnsi="Times New Roman"/>
+        </w:rPr>
+        <w:t xml:space="preserve"> </w:t>
+      </w:r>
+      <w:r>
+        <w:rPr>
+          <w:rFonts w:ascii="Times New Roman" w:hAnsi="Times New Roman"/>
+        </w:rPr>
+        <w:t xml:space="preserve">el</w:t>
+      </w:r>
+      <w:r>
+        <w:rPr>
+          <w:rFonts w:ascii="Times New Roman" w:hAnsi="Times New Roman"/>
+        </w:rPr>
+        <w:t xml:space="preserve"> </w:t>
+      </w:r>
+      <w:r>
+        <w:rPr>
+          <w:rFonts w:ascii="Times New Roman" w:hAnsi="Times New Roman"/>
+        </w:rPr>
+        <w:t xml:space="preserve">eco,</w:t>
+      </w:r>
+      <w:r>
+        <w:rPr>
+          <w:rFonts w:ascii="Times New Roman" w:hAnsi="Times New Roman"/>
+        </w:rPr>
+        <w:t xml:space="preserve"> </w:t>
+      </w:r>
+      <w:r>
+        <w:rPr>
+          <w:rFonts w:ascii="Times New Roman" w:hAnsi="Times New Roman"/>
+        </w:rPr>
+        <w:t xml:space="preserve">o</w:t>
+      </w:r>
+      <w:r>
+        <w:rPr>
+          <w:rFonts w:ascii="Times New Roman" w:hAnsi="Times New Roman"/>
+        </w:rPr>
+        <w:t xml:space="preserve"> </w:t>
+      </w:r>
+      <w:r>
+        <w:rPr>
+          <w:rFonts w:ascii="Times New Roman" w:hAnsi="Times New Roman"/>
+        </w:rPr>
+        <w:t xml:space="preserve">reajustar</w:t>
+      </w:r>
+      <w:r>
+        <w:rPr>
+          <w:rFonts w:ascii="Times New Roman" w:hAnsi="Times New Roman"/>
+        </w:rPr>
+        <w:t xml:space="preserve"> </w:t>
+      </w:r>
+      <w:r>
+        <w:rPr>
+          <w:rFonts w:ascii="Times New Roman" w:hAnsi="Times New Roman"/>
+        </w:rPr>
+        <w:t xml:space="preserve">la</w:t>
+      </w:r>
+      <w:r>
+        <w:rPr>
+          <w:rFonts w:ascii="Times New Roman" w:hAnsi="Times New Roman"/>
+        </w:rPr>
+        <w:t xml:space="preserve"> </w:t>
+      </w:r>
+      <w:r>
+        <w:rPr>
+          <w:rFonts w:ascii="Times New Roman" w:hAnsi="Times New Roman"/>
+        </w:rPr>
+        <w:t xml:space="preserve">lectura</w:t>
+      </w:r>
+      <w:r>
+        <w:rPr>
+          <w:rFonts w:ascii="Times New Roman" w:hAnsi="Times New Roman"/>
+        </w:rPr>
+        <w:t xml:space="preserve"> </w:t>
+      </w:r>
+      <w:r>
+        <w:rPr>
+          <w:rFonts w:ascii="Times New Roman" w:hAnsi="Times New Roman"/>
+        </w:rPr>
+        <w:t xml:space="preserve">con</w:t>
+      </w:r>
+      <w:r>
+        <w:rPr>
+          <w:rFonts w:ascii="Times New Roman" w:hAnsi="Times New Roman"/>
+        </w:rPr>
+        <w:t xml:space="preserve"> </w:t>
+      </w:r>
+      <w:r>
+        <w:rPr>
+          <w:rFonts w:ascii="Times New Roman" w:hAnsi="Times New Roman"/>
+        </w:rPr>
+        <w:t xml:space="preserve">datos</w:t>
+      </w:r>
+      <w:r>
+        <w:rPr>
+          <w:rFonts w:ascii="Times New Roman" w:hAnsi="Times New Roman"/>
+        </w:rPr>
+        <w:t xml:space="preserve"> </w:t>
+      </w:r>
+      <w:r>
+        <w:rPr>
+          <w:rFonts w:ascii="Times New Roman" w:hAnsi="Times New Roman"/>
+        </w:rPr>
+        <w:t xml:space="preserve">del</w:t>
+      </w:r>
+      <w:r>
+        <w:rPr>
+          <w:rFonts w:ascii="Times New Roman" w:hAnsi="Times New Roman"/>
+        </w:rPr>
+        <w:t xml:space="preserve"> </w:t>
+      </w:r>
+      <w:r>
+        <w:rPr>
+          <w:rFonts w:ascii="Times New Roman" w:hAnsi="Times New Roman"/>
+        </w:rPr>
+        <w:t xml:space="preserve">equipo)</w:t>
+      </w:r>
+      <w:r>
+        <w:rPr>
+          <w:rFonts w:ascii="Times New Roman" w:hAnsi="Times New Roman"/>
+        </w:rPr>
+        <w:t xml:space="preserve"> </w:t>
+      </w:r>
+      <w:r>
+        <w:rPr>
+          <w:rFonts w:ascii="Times New Roman" w:hAnsi="Times New Roman"/>
+        </w:rPr>
+        <w:t xml:space="preserve">no</w:t>
+      </w:r>
+      <w:r>
+        <w:rPr>
+          <w:rFonts w:ascii="Times New Roman" w:hAnsi="Times New Roman"/>
+        </w:rPr>
+        <w:t xml:space="preserve"> </w:t>
+      </w:r>
+      <w:r>
+        <w:rPr>
+          <w:rFonts w:ascii="Times New Roman" w:hAnsi="Times New Roman"/>
+        </w:rPr>
+        <w:t xml:space="preserve">hizo</w:t>
+      </w:r>
+      <w:r>
+        <w:rPr>
+          <w:rFonts w:ascii="Times New Roman" w:hAnsi="Times New Roman"/>
+        </w:rPr>
+        <w:t xml:space="preserve"> </w:t>
+      </w:r>
+      <w:r>
+        <w:rPr>
+          <w:rFonts w:ascii="Times New Roman" w:hAnsi="Times New Roman"/>
+        </w:rPr>
+        <w:t xml:space="preserve">nada</w:t>
+      </w:r>
+      <w:r>
+        <w:rPr>
+          <w:rFonts w:ascii="Times New Roman" w:hAnsi="Times New Roman"/>
+        </w:rPr>
+        <w:t xml:space="preserve"> </w:t>
+      </w:r>
+      <w:r>
+        <w:rPr>
+          <w:rFonts w:ascii="Times New Roman" w:hAnsi="Times New Roman"/>
+        </w:rPr>
+        <w:t xml:space="preserve">mejor.</w:t>
+      </w:r>
+      <w:r>
+        <w:rPr>
+          <w:rFonts w:ascii="Times New Roman" w:hAnsi="Times New Roman"/>
+        </w:rPr>
+        <w:t xml:space="preserve"> </w:t>
+      </w:r>
+      <w:r>
+        <w:rPr>
+          <w:rFonts w:ascii="Times New Roman" w:hAnsi="Times New Roman"/>
+        </w:rPr>
+        <w:t xml:space="preserve">Sin</w:t>
+      </w:r>
+      <w:r>
+        <w:rPr>
+          <w:rFonts w:ascii="Times New Roman" w:hAnsi="Times New Roman"/>
+        </w:rPr>
+        <w:t xml:space="preserve"> </w:t>
+      </w:r>
+      <w:r>
+        <w:rPr>
+          <w:rFonts w:ascii="Times New Roman" w:hAnsi="Times New Roman"/>
+        </w:rPr>
+        <w:t xml:space="preserve">el</w:t>
+      </w:r>
+      <w:r>
+        <w:rPr>
+          <w:rFonts w:ascii="Times New Roman" w:hAnsi="Times New Roman"/>
+        </w:rPr>
+        <w:t xml:space="preserve"> </w:t>
+      </w:r>
+      <w:r>
+        <w:rPr>
+          <w:rFonts w:ascii="Times New Roman" w:hAnsi="Times New Roman"/>
+        </w:rPr>
+        <w:t xml:space="preserve">filtro,</w:t>
+      </w:r>
+      <w:r>
+        <w:rPr>
+          <w:rFonts w:ascii="Times New Roman" w:hAnsi="Times New Roman"/>
+        </w:rPr>
+        <w:t xml:space="preserve"> </w:t>
+      </w:r>
+      <w:r>
+        <w:rPr>
+          <w:rFonts w:ascii="Times New Roman" w:hAnsi="Times New Roman"/>
+        </w:rPr>
+        <w:t xml:space="preserve">los</w:t>
+      </w:r>
+      <w:r>
+        <w:rPr>
+          <w:rFonts w:ascii="Times New Roman" w:hAnsi="Times New Roman"/>
+        </w:rPr>
+        <w:t xml:space="preserve"> </w:t>
+      </w:r>
+      <w:r>
+        <w:rPr>
+          <w:rFonts w:ascii="Times New Roman" w:hAnsi="Times New Roman"/>
+        </w:rPr>
+        <w:t xml:space="preserve">logits</w:t>
+      </w:r>
+      <w:r>
+        <w:rPr>
+          <w:rFonts w:ascii="Times New Roman" w:hAnsi="Times New Roman"/>
+        </w:rPr>
+        <w:t xml:space="preserve"> </w:t>
+      </w:r>
+      <w:r>
+        <w:rPr>
+          <w:rFonts w:ascii="Times New Roman" w:hAnsi="Times New Roman"/>
+        </w:rPr>
+        <w:t xml:space="preserve">multiclase</w:t>
+      </w:r>
+      <w:r>
+        <w:rPr>
+          <w:rFonts w:ascii="Times New Roman" w:hAnsi="Times New Roman"/>
+        </w:rPr>
+        <w:t xml:space="preserve"> </w:t>
+      </w:r>
+      <w:r>
+        <w:rPr>
+          <w:rFonts w:ascii="Times New Roman" w:hAnsi="Times New Roman"/>
+        </w:rPr>
+        <w:t xml:space="preserve">crudos</w:t>
+      </w:r>
+      <w:r>
+        <w:rPr>
+          <w:rFonts w:ascii="Times New Roman" w:hAnsi="Times New Roman"/>
+        </w:rPr>
+        <w:t xml:space="preserve"> </w:t>
+      </w:r>
+      <w:r>
+        <w:rPr>
+          <w:rFonts w:ascii="Times New Roman" w:hAnsi="Times New Roman"/>
+        </w:rPr>
+        <w:t xml:space="preserve">son</w:t>
+      </w:r>
+      <w:r>
+        <w:rPr>
+          <w:rFonts w:ascii="Times New Roman" w:hAnsi="Times New Roman"/>
+        </w:rPr>
+        <w:t xml:space="preserve"> </w:t>
+      </w:r>
+      <w:r>
+        <w:rPr>
+          <w:rFonts w:ascii="Times New Roman" w:hAnsi="Times New Roman"/>
+        </w:rPr>
+        <w:t xml:space="preserve">exactamente</w:t>
+      </w:r>
+      <w:r>
+        <w:rPr>
+          <w:rFonts w:ascii="Times New Roman" w:hAnsi="Times New Roman"/>
+        </w:rPr>
+        <w:t xml:space="preserve"> </w:t>
+      </w:r>
+      <w:r>
+        <w:rPr>
+          <w:rFonts w:ascii="Times New Roman" w:hAnsi="Times New Roman"/>
+        </w:rPr>
+        <w:t xml:space="preserve">una</w:t>
+      </w:r>
+      <w:r>
+        <w:rPr>
+          <w:rFonts w:ascii="Times New Roman" w:hAnsi="Times New Roman"/>
+        </w:rPr>
+        <w:t xml:space="preserve"> </w:t>
+      </w:r>
+      <w:r>
+        <w:rPr>
+          <w:rFonts w:ascii="Times New Roman" w:hAnsi="Times New Roman"/>
+        </w:rPr>
+        <w:t xml:space="preserve">mezcla</w:t>
+      </w:r>
+      <w:r>
+        <w:rPr>
+          <w:rFonts w:ascii="Times New Roman" w:hAnsi="Times New Roman"/>
+        </w:rPr>
+        <w:t xml:space="preserve"> </w:t>
+      </w:r>
+      <w:r>
+        <w:rPr>
+          <w:rFonts w:ascii="Times New Roman" w:hAnsi="Times New Roman"/>
+        </w:rPr>
+        <w:t xml:space="preserve">de</w:t>
+      </w:r>
+      <w:r>
+        <w:rPr>
+          <w:rFonts w:ascii="Times New Roman" w:hAnsi="Times New Roman"/>
+        </w:rPr>
+        <w:t xml:space="preserve"> </w:t>
+      </w:r>
+      <w:r>
+        <w:rPr>
+          <w:rFonts w:ascii="Times New Roman" w:hAnsi="Times New Roman"/>
+        </w:rPr>
+        <w:t xml:space="preserve">los</w:t>
+      </w:r>
+      <w:r>
+        <w:rPr>
+          <w:rFonts w:ascii="Times New Roman" w:hAnsi="Times New Roman"/>
+        </w:rPr>
+        <w:t xml:space="preserve"> </w:t>
+      </w:r>
+      <w:r>
+        <w:rPr>
+          <w:rFonts w:ascii="Times New Roman" w:hAnsi="Times New Roman"/>
+        </w:rPr>
+        <w:t xml:space="preserve">logits</w:t>
+      </w:r>
+      <w:r>
+        <w:rPr>
+          <w:rFonts w:ascii="Times New Roman" w:hAnsi="Times New Roman"/>
+        </w:rPr>
+        <w:t xml:space="preserve"> </w:t>
+      </w:r>
+      <w:r>
+        <w:rPr>
+          <w:rFonts w:ascii="Times New Roman" w:hAnsi="Times New Roman"/>
+        </w:rPr>
+        <w:t xml:space="preserve">sin</w:t>
+      </w:r>
+      <w:r>
+        <w:rPr>
+          <w:rFonts w:ascii="Times New Roman" w:hAnsi="Times New Roman"/>
+        </w:rPr>
+        <w:t xml:space="preserve"> </w:t>
+      </w:r>
+      <w:r>
+        <w:rPr>
+          <w:rFonts w:ascii="Times New Roman" w:hAnsi="Times New Roman"/>
+        </w:rPr>
+        <w:t xml:space="preserve">ruido</w:t>
+      </w:r>
+      <w:r>
+        <w:rPr>
+          <w:rFonts w:ascii="Times New Roman" w:hAnsi="Times New Roman"/>
+        </w:rPr>
+        <w:t xml:space="preserve"> </w:t>
+      </w:r>
+      <w:r>
+        <w:rPr>
+          <w:rFonts w:ascii="Times New Roman" w:hAnsi="Times New Roman"/>
+        </w:rPr>
+        <w:t xml:space="preserve">con</w:t>
+      </w:r>
+      <w:r>
+        <w:rPr>
+          <w:rFonts w:ascii="Times New Roman" w:hAnsi="Times New Roman"/>
+        </w:rPr>
+        <w:t xml:space="preserve"> </w:t>
+      </w:r>
+      <w:r>
+        <w:rPr>
+          <w:rFonts w:ascii="Times New Roman" w:hAnsi="Times New Roman"/>
+        </w:rPr>
+        <w:t xml:space="preserve">un</w:t>
+      </w:r>
+      <w:r>
+        <w:rPr>
+          <w:rFonts w:ascii="Times New Roman" w:hAnsi="Times New Roman"/>
+        </w:rPr>
+        <w:t xml:space="preserve"> </w:t>
+      </w:r>
+      <w:r>
+        <w:rPr>
+          <w:rFonts w:ascii="Times New Roman" w:hAnsi="Times New Roman"/>
+        </w:rPr>
+        <w:t xml:space="preserve">vector</w:t>
+      </w:r>
+      <w:r>
+        <w:rPr>
+          <w:rFonts w:ascii="Times New Roman" w:hAnsi="Times New Roman"/>
+        </w:rPr>
+        <w:t xml:space="preserve"> </w:t>
+      </w:r>
+      <w:r>
+        <w:rPr>
+          <w:rFonts w:ascii="Times New Roman" w:hAnsi="Times New Roman"/>
+        </w:rPr>
+        <w:t xml:space="preserve">constante</w:t>
+      </w:r>
+      <w:r>
+        <w:rPr>
+          <w:rFonts w:ascii="Times New Roman" w:hAnsi="Times New Roman"/>
+        </w:rPr>
+        <w:t xml:space="preserve"> </w:t>
+      </w:r>
+      <w:r>
+        <w:rPr>
+          <w:rFonts w:ascii="Times New Roman" w:hAnsi="Times New Roman"/>
+        </w:rPr>
+        <w:t xml:space="preserve">fijado</w:t>
+      </w:r>
+      <w:r>
+        <w:rPr>
+          <w:rFonts w:ascii="Times New Roman" w:hAnsi="Times New Roman"/>
+        </w:rPr>
+        <w:t xml:space="preserve"> </w:t>
+      </w:r>
+      <w:r>
+        <w:rPr>
+          <w:rFonts w:ascii="Times New Roman" w:hAnsi="Times New Roman"/>
+        </w:rPr>
+        <w:t xml:space="preserve">por</w:t>
+      </w:r>
+      <w:r>
+        <w:rPr>
+          <w:rFonts w:ascii="Times New Roman" w:hAnsi="Times New Roman"/>
+        </w:rPr>
+        <w:t xml:space="preserve"> </w:t>
+      </w:r>
+      <w:r>
+        <w:rPr>
+          <w:rFonts w:ascii="Times New Roman" w:hAnsi="Times New Roman"/>
+        </w:rPr>
+        <w:t xml:space="preserve">el</w:t>
+      </w:r>
+      <w:r>
+        <w:rPr>
+          <w:rFonts w:ascii="Times New Roman" w:hAnsi="Times New Roman"/>
+        </w:rPr>
+        <w:t xml:space="preserve"> </w:t>
+      </w:r>
+      <w:r>
+        <w:rPr>
+          <w:rFonts w:ascii="Times New Roman" w:hAnsi="Times New Roman"/>
+        </w:rPr>
+        <w:t xml:space="preserve">entrenamiento,</w:t>
+      </w:r>
+      <w:r>
+        <w:rPr>
+          <w:rFonts w:ascii="Times New Roman" w:hAnsi="Times New Roman"/>
+        </w:rPr>
+        <w:t xml:space="preserve"> </w:t>
+      </w:r>
+      <w:r>
+        <w:rPr>
+          <w:rFonts w:ascii="Times New Roman" w:hAnsi="Times New Roman"/>
+        </w:rPr>
+        <w:t xml:space="preserve">lo</w:t>
+      </w:r>
+      <w:r>
+        <w:rPr>
+          <w:rFonts w:ascii="Times New Roman" w:hAnsi="Times New Roman"/>
+        </w:rPr>
+        <w:t xml:space="preserve"> </w:t>
+      </w:r>
+      <w:r>
+        <w:rPr>
+          <w:rFonts w:ascii="Times New Roman" w:hAnsi="Times New Roman"/>
+        </w:rPr>
+        <w:t xml:space="preserve">que</w:t>
+      </w:r>
+      <w:r>
+        <w:rPr>
+          <w:rFonts w:ascii="Times New Roman" w:hAnsi="Times New Roman"/>
+        </w:rPr>
+        <w:t xml:space="preserve"> </w:t>
+      </w:r>
+      <w:r>
+        <w:rPr>
+          <w:rFonts w:ascii="Times New Roman" w:hAnsi="Times New Roman"/>
+        </w:rPr>
+        <w:t xml:space="preserve">explica</w:t>
+      </w:r>
+      <w:r>
+        <w:rPr>
+          <w:rFonts w:ascii="Times New Roman" w:hAnsi="Times New Roman"/>
+        </w:rPr>
+        <w:t xml:space="preserve"> </w:t>
+      </w:r>
+      <w:r>
+        <w:rPr>
+          <w:rFonts w:ascii="Times New Roman" w:hAnsi="Times New Roman"/>
+        </w:rPr>
+        <w:t xml:space="preserve">por</w:t>
+      </w:r>
+      <w:r>
+        <w:rPr>
+          <w:rFonts w:ascii="Times New Roman" w:hAnsi="Times New Roman"/>
+        </w:rPr>
+        <w:t xml:space="preserve"> </w:t>
+      </w:r>
+      <w:r>
+        <w:rPr>
+          <w:rFonts w:ascii="Times New Roman" w:hAnsi="Times New Roman"/>
+        </w:rPr>
+        <w:t xml:space="preserve">qué</w:t>
+      </w:r>
+      <w:r>
+        <w:rPr>
+          <w:rFonts w:ascii="Times New Roman" w:hAnsi="Times New Roman"/>
+        </w:rPr>
+        <w:t xml:space="preserve"> </w:t>
+      </w:r>
+      <w:r>
+        <w:rPr>
+          <w:rFonts w:ascii="Times New Roman" w:hAnsi="Times New Roman"/>
+        </w:rPr>
+        <w:t xml:space="preserve">la</w:t>
+      </w:r>
+      <w:r>
+        <w:rPr>
+          <w:rFonts w:ascii="Times New Roman" w:hAnsi="Times New Roman"/>
+        </w:rPr>
+        <w:t xml:space="preserve"> </w:t>
+      </w:r>
+      <w:r>
+        <w:rPr>
+          <w:rFonts w:ascii="Times New Roman" w:hAnsi="Times New Roman"/>
+        </w:rPr>
+        <w:t xml:space="preserve">pérdida</w:t>
+      </w:r>
+      <w:r>
+        <w:rPr>
+          <w:rFonts w:ascii="Times New Roman" w:hAnsi="Times New Roman"/>
+        </w:rPr>
+        <w:t xml:space="preserve"> </w:t>
+      </w:r>
+      <w:r>
+        <w:rPr>
+          <w:rFonts w:ascii="Times New Roman" w:hAnsi="Times New Roman"/>
+        </w:rPr>
+        <w:t xml:space="preserve">sin</w:t>
+      </w:r>
+      <w:r>
+        <w:rPr>
+          <w:rFonts w:ascii="Times New Roman" w:hAnsi="Times New Roman"/>
+        </w:rPr>
+        <w:t xml:space="preserve"> </w:t>
+      </w:r>
+      <w:r>
+        <w:rPr>
+          <w:rFonts w:ascii="Times New Roman" w:hAnsi="Times New Roman"/>
+        </w:rPr>
+        <w:t xml:space="preserve">qang</w:t>
+      </w:r>
+      <w:r>
+        <w:rPr>
+          <w:rFonts w:ascii="Times New Roman" w:hAnsi="Times New Roman"/>
+        </w:rPr>
+        <w:t xml:space="preserve"> </w:t>
+      </w:r>
+      <w:r>
+        <w:rPr>
+          <w:rFonts w:ascii="Times New Roman" w:hAnsi="Times New Roman"/>
+        </w:rPr>
+        <w:t xml:space="preserve">varió</w:t>
+      </w:r>
+      <w:r>
+        <w:rPr>
+          <w:rFonts w:ascii="Times New Roman" w:hAnsi="Times New Roman"/>
+        </w:rPr>
+        <w:t xml:space="preserve"> </w:t>
+      </w:r>
+      <w:r>
+        <w:rPr>
+          <w:rFonts w:ascii="Times New Roman" w:hAnsi="Times New Roman"/>
+        </w:rPr>
+        <w:t xml:space="preserve">entre</w:t>
+      </w:r>
+      <w:r>
+        <w:rPr>
+          <w:rFonts w:ascii="Times New Roman" w:hAnsi="Times New Roman"/>
+        </w:rPr>
+        <w:t xml:space="preserve"> </w:t>
+      </w:r>
+      <w:r>
+        <w:rPr>
+          <w:rFonts w:ascii="Times New Roman" w:hAnsi="Times New Roman"/>
+        </w:rPr>
+        <w:t xml:space="preserve">3</w:t>
+      </w:r>
+      <w:r>
+        <w:rPr>
+          <w:rFonts w:ascii="Times New Roman" w:hAnsi="Times New Roman"/>
+        </w:rPr>
+        <w:t xml:space="preserve"> </w:t>
+      </w:r>
+      <w:r>
+        <w:rPr>
+          <w:rFonts w:ascii="Times New Roman" w:hAnsi="Times New Roman"/>
+        </w:rPr>
+        <w:t xml:space="preserve">y</w:t>
+      </w:r>
+      <w:r>
+        <w:rPr>
+          <w:rFonts w:ascii="Times New Roman" w:hAnsi="Times New Roman"/>
+        </w:rPr>
+        <w:t xml:space="preserve"> </w:t>
+      </w:r>
+      <w:r>
+        <w:rPr>
+          <w:rFonts w:ascii="Times New Roman" w:hAnsi="Times New Roman"/>
+        </w:rPr>
+        <w:t xml:space="preserve">42</w:t>
+      </w:r>
+      <w:r>
+        <w:rPr>
+          <w:rFonts w:ascii="Times New Roman" w:hAnsi="Times New Roman"/>
+        </w:rPr>
+        <w:t xml:space="preserve"> </w:t>
+      </w:r>
+      <w:r>
+        <w:rPr>
+          <w:rFonts w:ascii="Times New Roman" w:hAnsi="Times New Roman"/>
+        </w:rPr>
+        <w:t xml:space="preserve">puntos</w:t>
+      </w:r>
+      <w:r>
+        <w:rPr>
+          <w:rFonts w:ascii="Times New Roman" w:hAnsi="Times New Roman"/>
+        </w:rPr>
+        <w:t xml:space="preserve"> </w:t>
+      </w:r>
+      <w:r>
+        <w:rPr>
+          <w:rFonts w:ascii="Times New Roman" w:hAnsi="Times New Roman"/>
+        </w:rPr>
+        <w:t xml:space="preserve">según</w:t>
+      </w:r>
+      <w:r>
+        <w:rPr>
+          <w:rFonts w:ascii="Times New Roman" w:hAnsi="Times New Roman"/>
+        </w:rPr>
+        <w:t xml:space="preserve"> </w:t>
+      </w:r>
+      <w:r>
+        <w:rPr>
+          <w:rFonts w:ascii="Times New Roman" w:hAnsi="Times New Roman"/>
+        </w:rPr>
+        <w:t xml:space="preserve">la</w:t>
+      </w:r>
+      <w:r>
+        <w:rPr>
+          <w:rFonts w:ascii="Times New Roman" w:hAnsi="Times New Roman"/>
+        </w:rPr>
+        <w:t xml:space="preserve"> </w:t>
+      </w:r>
+      <w:r>
+        <w:rPr>
+          <w:rFonts w:ascii="Times New Roman" w:hAnsi="Times New Roman"/>
+        </w:rPr>
+        <w:t xml:space="preserve">semilla.</w:t>
       </w:r>
       <w:r>
         <w:rPr>
@@ -11604,7 +12396,7 @@
         <w:rPr>
           <w:rFonts w:ascii="Times New Roman" w:hAnsi="Times New Roman"/>
         </w:rPr>
-        <w:t xml:space="preserve">De 147 predicciones pre-registradas en los estudios que se resumen aquí, 101 se cumplieron y 46 fallaron; las</w:t>
+        <w:t xml:space="preserve">De 162 predicciones pre-registradas en los estudios que se resumen aquí, 110 se cumplieron y 52 fallaron; las</w:t>
       </w:r>
       <w:r>
         <w:rPr>
@@ -11620,7 +12412,7 @@
       </w:r>
     </w:p>
     <w:bookmarkEnd w:id="20"/>
-    <w:bookmarkStart w:id="30" w:name="modelo-y-teoría"/>
+    <w:bookmarkStart w:id="31" w:name="modelo-y-teoría"/>
     <w:p>
       <w:pPr>
         <w:pStyle w:val="Heading1"/>
@@ -13847,7 +14639,404 @@
       </w:r>
     </w:p>
     <w:bookmarkEnd w:id="27"/>
-    <w:bookmarkStart w:id="28" w:name="lectura-multiclase."/>
+    <w:bookmarkStart w:id="28" w:name="X87bd3d2bdef0b2059f4b9435ce55b58019cc557"/>
+    <w:p>
+      <w:pPr>
+        <w:pStyle w:val="Heading4"/>
+      </w:pPr>
+      <w:r>
+        <w:rPr>
+          <w:rFonts w:ascii="Times New Roman" w:hAnsi="Times New Roman"/>
+        </w:rPr>
+        <w:t xml:space="preserve">F7: la lectura multiclase cruda es una mezcla.</w:t>
+      </w:r>
+    </w:p>
+    <w:p>
+      <w:pPr>
+        <w:pStyle w:val="FirstParagraph"/>
+      </w:pPr>
+      <w:r>
+        <w:rPr>
+          <w:rFonts w:ascii="Times New Roman" w:hAnsi="Times New Roman"/>
+        </w:rPr>
+        <w:t xml:space="preserve">En peso 1 con T1 igual, cada disparo decaído cae en</w:t>
+      </w:r>
+      <w:r>
+        <w:rPr>
+          <w:rFonts w:ascii="Times New Roman" w:hAnsi="Times New Roman"/>
+        </w:rPr>
+        <w:t xml:space="preserve"> </w:t>
+      </w:r>
+      <m:oMath>
+        <m:r>
+          <m:rPr>
+            <m:sty m:val="p"/>
+          </m:rPr>
+          <m:t>|</m:t>
+        </m:r>
+        <m:r>
+          <m:t>0</m:t>
+        </m:r>
+        <m:r>
+          <m:rPr>
+            <m:sty m:val="p"/>
+          </m:rPr>
+          <m:t>⋯</m:t>
+        </m:r>
+        <m:r>
+          <m:t>0</m:t>
+        </m:r>
+        <m:r>
+          <m:rPr>
+            <m:sty m:val="p"/>
+          </m:rPr>
+          <m:t>⟩</m:t>
+        </m:r>
+      </m:oMath>
+      <w:r>
+        <w:rPr>
+          <w:rFonts w:ascii="Times New Roman" w:hAnsi="Times New Roman"/>
+        </w:rPr>
+        <w:t xml:space="preserve">, donde todo</w:t>
+      </w:r>
+      <w:r>
+        <w:rPr>
+          <w:rFonts w:ascii="Times New Roman" w:hAnsi="Times New Roman"/>
+        </w:rPr>
+        <w:t xml:space="preserve"> </w:t>
+      </w:r>
+      <m:oMath>
+        <m:r>
+          <m:t>q</m:t>
+        </m:r>
+        <m:sSub>
+          <m:e>
+            <m:r>
+              <m:t>g</m:t>
+            </m:r>
+          </m:e>
+          <m:sub>
+            <m:r>
+              <m:t>Z</m:t>
+            </m:r>
+          </m:sub>
+        </m:sSub>
+        <m:r>
+          <m:rPr>
+            <m:sty m:val="p"/>
+          </m:rPr>
+          <m:t>=</m:t>
+        </m:r>
+        <m:r>
+          <m:rPr>
+            <m:sty m:val="p"/>
+          </m:rPr>
+          <m:t>+</m:t>
+        </m:r>
+        <m:r>
+          <m:t>1</m:t>
+        </m:r>
+      </m:oMath>
+      <w:r>
+        <w:rPr>
+          <w:rFonts w:ascii="Times New Roman" w:hAnsi="Times New Roman"/>
+        </w:rPr>
+        <w:t xml:space="preserve"> </w:t>
+      </w:r>
+      <w:r>
+        <w:rPr>
+          <w:rFonts w:ascii="Times New Roman" w:hAnsi="Times New Roman"/>
+        </w:rPr>
+        <w:t xml:space="preserve">(todo</w:t>
+      </w:r>
+      <w:r>
+        <w:rPr>
+          <w:rFonts w:ascii="Times New Roman" w:hAnsi="Times New Roman"/>
+        </w:rPr>
+        <w:t xml:space="preserve"> </w:t>
+      </w:r>
+      <m:oMath>
+        <m:sSub>
+          <m:e>
+            <m:r>
+              <m:t>p</m:t>
+            </m:r>
+          </m:e>
+          <m:sub>
+            <m:r>
+              <m:t>c</m:t>
+            </m:r>
+          </m:sub>
+        </m:sSub>
+        <m:r>
+          <m:rPr>
+            <m:sty m:val="p"/>
+          </m:rPr>
+          <m:t>=</m:t>
+        </m:r>
+        <m:r>
+          <m:t>0</m:t>
+        </m:r>
+      </m:oMath>
+      <w:r>
+        <w:rPr>
+          <w:rFonts w:ascii="Times New Roman" w:hAnsi="Times New Roman"/>
+        </w:rPr>
+        <w:t xml:space="preserve">). Los logits crudos son entonces</w:t>
+      </w:r>
+      <w:r>
+        <w:rPr>
+          <w:rFonts w:ascii="Times New Roman" w:hAnsi="Times New Roman"/>
+        </w:rPr>
+        <w:t xml:space="preserve"> </w:t>
+      </w:r>
+      <m:oMath>
+        <m:r>
+          <m:t>K</m:t>
+        </m:r>
+        <m:sSub>
+          <m:e>
+            <m:r>
+              <m:t>L</m:t>
+            </m:r>
+          </m:e>
+          <m:sub>
+            <m:r>
+              <m:t>c</m:t>
+            </m:r>
+          </m:sub>
+        </m:sSub>
+        <m:r>
+          <m:rPr>
+            <m:sty m:val="p"/>
+          </m:rPr>
+          <m:t>+</m:t>
+        </m:r>
+        <m:d>
+          <m:dPr>
+            <m:begChr m:val="("/>
+            <m:endChr m:val=")"/>
+            <m:sepChr m:val=""/>
+            <m:grow/>
+          </m:dPr>
+          <m:e>
+            <m:r>
+              <m:t>1</m:t>
+            </m:r>
+            <m:r>
+              <m:rPr>
+                <m:sty m:val="p"/>
+              </m:rPr>
+              <m:t>−</m:t>
+            </m:r>
+            <m:r>
+              <m:t>K</m:t>
+            </m:r>
+          </m:e>
+        </m:d>
+        <m:sSub>
+          <m:e>
+            <m:r>
+              <m:t>v</m:t>
+            </m:r>
+          </m:e>
+          <m:sub>
+            <m:r>
+              <m:t>c</m:t>
+            </m:r>
+          </m:sub>
+        </m:sSub>
+      </m:oMath>
+      <w:r>
+        <w:rPr>
+          <w:rFonts w:ascii="Times New Roman" w:hAnsi="Times New Roman"/>
+        </w:rPr>
+        <w:t xml:space="preserve">, con</w:t>
+      </w:r>
+      <w:r>
+        <w:rPr>
+          <w:rFonts w:ascii="Times New Roman" w:hAnsi="Times New Roman"/>
+        </w:rPr>
+        <w:t xml:space="preserve"> </w:t>
+      </w:r>
+      <m:oMath>
+        <m:r>
+          <m:t>L</m:t>
+        </m:r>
+      </m:oMath>
+      <w:r>
+        <w:rPr>
+          <w:rFonts w:ascii="Times New Roman" w:hAnsi="Times New Roman"/>
+        </w:rPr>
+        <w:t xml:space="preserve"> </w:t>
+      </w:r>
+      <w:r>
+        <w:rPr>
+          <w:rFonts w:ascii="Times New Roman" w:hAnsi="Times New Roman"/>
+        </w:rPr>
+        <w:t xml:space="preserve">los</w:t>
+      </w:r>
+      <w:r>
+        <w:rPr>
+          <w:rFonts w:ascii="Times New Roman" w:hAnsi="Times New Roman"/>
+        </w:rPr>
+        <w:t xml:space="preserve"> </w:t>
+      </w:r>
+      <w:r>
+        <w:rPr>
+          <w:rFonts w:ascii="Times New Roman" w:hAnsi="Times New Roman"/>
+        </w:rPr>
+        <w:t xml:space="preserve">logits sin ruido,</w:t>
+      </w:r>
+      <w:r>
+        <w:rPr>
+          <w:rFonts w:ascii="Times New Roman" w:hAnsi="Times New Roman"/>
+        </w:rPr>
+        <w:t xml:space="preserve"> </w:t>
+      </w:r>
+      <m:oMath>
+        <m:r>
+          <m:t>K</m:t>
+        </m:r>
+      </m:oMath>
+      <w:r>
+        <w:rPr>
+          <w:rFonts w:ascii="Times New Roman" w:hAnsi="Times New Roman"/>
+        </w:rPr>
+        <w:t xml:space="preserve"> </w:t>
+      </w:r>
+      <w:r>
+        <w:rPr>
+          <w:rFonts w:ascii="Times New Roman" w:hAnsi="Times New Roman"/>
+        </w:rPr>
+        <w:t xml:space="preserve">la fracción conservada y</w:t>
+      </w:r>
+      <w:r>
+        <w:rPr>
+          <w:rFonts w:ascii="Times New Roman" w:hAnsi="Times New Roman"/>
+        </w:rPr>
+        <w:t xml:space="preserve"> </w:t>
+      </w:r>
+      <m:oMath>
+        <m:r>
+          <m:t>v</m:t>
+        </m:r>
+      </m:oMath>
+      <w:r>
+        <w:rPr>
+          <w:rFonts w:ascii="Times New Roman" w:hAnsi="Times New Roman"/>
+        </w:rPr>
+        <w:t xml:space="preserve"> </w:t>
+      </w:r>
+      <w:r>
+        <w:rPr>
+          <w:rFonts w:ascii="Times New Roman" w:hAnsi="Times New Roman"/>
+        </w:rPr>
+        <w:t xml:space="preserve">un vector constante fijado por el entrenamiento (</w:t>
+      </w:r>
+      <m:oMath>
+        <m:sSup>
+          <m:e>
+            <m:r>
+              <m:t>W</m:t>
+            </m:r>
+          </m:e>
+          <m:sup>
+            <m:r>
+              <m:rPr>
+                <m:sty m:val="p"/>
+                <m:scr m:val="sans-serif"/>
+              </m:rPr>
+              <m:t>T</m:t>
+            </m:r>
+          </m:sup>
+        </m:sSup>
+        <m:r>
+          <m:rPr>
+            <m:sty m:val="b"/>
+          </m:rPr>
+          <m:t>1</m:t>
+        </m:r>
+        <m:r>
+          <m:rPr>
+            <m:sty m:val="p"/>
+          </m:rPr>
+          <m:t>+</m:t>
+        </m:r>
+        <m:r>
+          <m:t>b</m:t>
+        </m:r>
+      </m:oMath>
+      <w:r>
+        <w:rPr>
+          <w:rFonts w:ascii="Times New Roman" w:hAnsi="Times New Roman"/>
+        </w:rPr>
+        <w:t xml:space="preserve"> </w:t>
+      </w:r>
+      <w:r>
+        <w:rPr>
+          <w:rFonts w:ascii="Times New Roman" w:hAnsi="Times New Roman"/>
+        </w:rPr>
+        <w:t xml:space="preserve">en la lectura cabeza,</w:t>
+      </w:r>
+      <w:r>
+        <w:rPr>
+          <w:rFonts w:ascii="Times New Roman" w:hAnsi="Times New Roman"/>
+        </w:rPr>
+        <w:t xml:space="preserve"> </w:t>
+      </w:r>
+      <m:oMath>
+        <m:r>
+          <m:t>b</m:t>
+        </m:r>
+      </m:oMath>
+      <w:r>
+        <w:rPr>
+          <w:rFonts w:ascii="Times New Roman" w:hAnsi="Times New Roman"/>
+        </w:rPr>
+        <w:t xml:space="preserve"> </w:t>
+      </w:r>
+      <w:r>
+        <w:rPr>
+          <w:rFonts w:ascii="Times New Roman" w:hAnsi="Times New Roman"/>
+        </w:rPr>
+        <w:t xml:space="preserve">en la lectura qubit): sin el filtro cada entrada es arrastrada hacia la clase con el</w:t>
+      </w:r>
+      <w:r>
+        <w:rPr>
+          <w:rFonts w:ascii="Times New Roman" w:hAnsi="Times New Roman"/>
+        </w:rPr>
+        <w:t xml:space="preserve"> </w:t>
+      </w:r>
+      <m:oMath>
+        <m:sSub>
+          <m:e>
+            <m:r>
+              <m:t>v</m:t>
+            </m:r>
+          </m:e>
+          <m:sub>
+            <m:r>
+              <m:t>c</m:t>
+            </m:r>
+          </m:sub>
+        </m:sSub>
+      </m:oMath>
+      <w:r>
+        <w:rPr>
+          <w:rFonts w:ascii="Times New Roman" w:hAnsi="Times New Roman"/>
+        </w:rPr>
+        <w:t xml:space="preserve"> </w:t>
+      </w:r>
+      <w:r>
+        <w:rPr>
+          <w:rFonts w:ascii="Times New Roman" w:hAnsi="Times New Roman"/>
+        </w:rPr>
+        <w:t xml:space="preserve">más grande.</w:t>
+      </w:r>
+    </w:p>
+    <w:bookmarkEnd w:id="28"/>
+    <w:bookmarkStart w:id="29" w:name="lectura-multiclase."/>
     <w:p>
       <w:pPr>
         <w:pStyle w:val="Heading4"/>
@@ -14331,8 +15520,8 @@
         <w:t xml:space="preserve">del sector mueve aquí la excitación a otro qubit, es decir, cambia una clase por otra.</w:t>
       </w:r>
     </w:p>
-    <w:bookmarkEnd w:id="28"/>
-    <w:bookmarkStart w:id="29" w:name="f2-simulabilidad."/>
+    <w:bookmarkEnd w:id="29"/>
+    <w:bookmarkStart w:id="30" w:name="f2-simulabilidad."/>
     <w:p>
       <w:pPr>
         <w:pStyle w:val="Heading4"/>
@@ -14620,9 +15809,9 @@
         <w:t xml:space="preserve">que esta nota no aborda.</w:t>
       </w:r>
     </w:p>
-    <w:bookmarkEnd w:id="29"/>
     <w:bookmarkEnd w:id="30"/>
-    <w:bookmarkStart w:id="31" w:name="métodos"/>
+    <w:bookmarkEnd w:id="31"/>
+    <w:bookmarkStart w:id="32" w:name="métodos"/>
     <w:p>
       <w:pPr>
         <w:pStyle w:val="Heading1"/>
@@ -14923,8 +16112,8 @@
         <w:t xml:space="preserve">.</w:t>
       </w:r>
     </w:p>
-    <w:bookmarkEnd w:id="31"/>
-    <w:bookmarkStart w:id="44" w:name="resultados"/>
+    <w:bookmarkEnd w:id="32"/>
+    <w:bookmarkStart w:id="45" w:name="resultados"/>
     <w:p>
       <w:pPr>
         <w:pStyle w:val="Heading1"/>
@@ -14936,7 +16125,7 @@
         <w:t xml:space="preserve">Resultados</w:t>
       </w:r>
     </w:p>
-    <w:bookmarkStart w:id="32" w:name="estudios-con-una-semilla."/>
+    <w:bookmarkStart w:id="33" w:name="estudios-con-una-semilla."/>
     <w:p>
       <w:pPr>
         <w:pStyle w:val="Heading4"/>
@@ -15708,11 +16897,23 @@
         <w:rPr>
           <w:rFonts w:ascii="Times New Roman" w:hAnsi="Times New Roman"/>
         </w:rPr>
-        <w:t xml:space="preserve">ayudaría en modelos de ruido de equipos.</w:t>
+        <w:t xml:space="preserve">ayudaría en modelos de ruido de equipos; las cinco predicciones de que ayudaría una calibración medida en el equipo;</w:t>
+      </w:r>
+      <w:r>
+        <w:rPr>
+          <w:rFonts w:ascii="Times New Roman" w:hAnsi="Times New Roman"/>
+        </w:rPr>
+        <w:t xml:space="preserve"> </w:t>
+      </w:r>
+      <w:r>
+        <w:rPr>
+          <w:rFonts w:ascii="Times New Roman" w:hAnsi="Times New Roman"/>
+        </w:rPr>
+        <w:t xml:space="preserve">y un factor de al menos 3 entre las pérdidas del tercio superior e inferior del índice de arrastre (2.5).</w:t>
       </w:r>
     </w:p>
-    <w:bookmarkEnd w:id="32"/>
-    <w:bookmarkStart w:id="37" w:name="réplica-en-60-corridas."/>
+    <w:bookmarkEnd w:id="33"/>
+    <w:bookmarkStart w:id="38" w:name="réplica-en-60-corridas."/>
     <w:p>
       <w:pPr>
         <w:pStyle w:val="Heading4"/>
@@ -15839,7 +17040,7 @@
         <w:t xml:space="preserve">predicciones pre-registradas de esta réplica se cumplieron.</w:t>
       </w:r>
     </w:p>
-    <w:bookmarkStart w:id="33" w:name="tab:main"/>
+    <w:bookmarkStart w:id="34" w:name="tab:main"/>
     <w:p>
       <w:pPr>
         <w:pStyle w:val="TableCaption"/>
@@ -16324,7 +17525,7 @@
         </w:tc>
       </w:tr>
     </w:tbl>
-    <w:bookmarkEnd w:id="33"/>
+    <w:bookmarkEnd w:id="34"/>
     <w:p>
       <w:pPr>
         <w:pStyle w:val="CaptionedFigure"/>
@@ -16338,18 +17539,18 @@
           <wp:inline>
             <wp:extent cx="4800600" cy="4073236"/>
             <wp:effectExtent b="0" l="0" r="0" t="0"/>
-            <wp:docPr descr="" title="" id="35" name="Picture"/>
+            <wp:docPr descr="" title="" id="36" name="Picture"/>
             <a:graphic>
               <a:graphicData uri="http://schemas.openxmlformats.org/drawingml/2006/picture">
                 <pic:pic>
                   <pic:nvPicPr>
-                    <pic:cNvPr descr="../qml/fig_qml_es.png" id="36" name="Picture"/>
+                    <pic:cNvPr descr="../qml/fig_qml_es.png" id="37" name="Picture"/>
                     <pic:cNvPicPr>
                       <a:picLocks noChangeArrowheads="1" noChangeAspect="1"/>
                     </pic:cNvPicPr>
                   </pic:nvPicPr>
                   <pic:blipFill>
-                    <a:blip r:embed="rId34"/>
+                    <a:blip r:embed="rId35"/>
                     <a:stretch>
                       <a:fillRect/>
                     </a:stretch>
@@ -17106,8 +18307,8 @@
         <w:t xml:space="preserve">puntos.</w:t>
       </w:r>
     </w:p>
-    <w:bookmarkEnd w:id="37"/>
-    <w:bookmarkStart w:id="38" w:name="sec:more"/>
+    <w:bookmarkEnd w:id="38"/>
+    <w:bookmarkStart w:id="39" w:name="sec:more"/>
     <w:p>
       <w:pPr>
         <w:pStyle w:val="Heading4"/>
@@ -18564,8 +19765,8 @@
         <w:t xml:space="preserve">alrededor de su media.</w:t>
       </w:r>
     </w:p>
-    <w:bookmarkEnd w:id="38"/>
-    <w:bookmarkStart w:id="39" w:name="modelos-de-ruido-de-equipos."/>
+    <w:bookmarkEnd w:id="39"/>
+    <w:bookmarkStart w:id="40" w:name="modelos-de-ruido-de-equipos."/>
     <w:p>
       <w:pPr>
         <w:pStyle w:val="Heading4"/>
@@ -18869,8 +20070,8 @@
         <w:t xml:space="preserve">equipos; las corridas en hardware están preparadas, con confirmación de costo, y pendientes.</w:t>
       </w:r>
     </w:p>
-    <w:bookmarkEnd w:id="39"/>
-    <w:bookmarkStart w:id="40" w:name="sec:eco"/>
+    <w:bookmarkEnd w:id="40"/>
+    <w:bookmarkStart w:id="41" w:name="sec:eco"/>
     <w:p>
       <w:pPr>
         <w:pStyle w:val="Heading4"/>
@@ -19547,8 +20748,8 @@
         <w:t xml:space="preserve">y filtro más eco quedó entre 3.4 y 4.1 veces por debajo de la lectura cruda; las cinco predicciones se cumplieron.</w:t>
       </w:r>
     </w:p>
-    <w:bookmarkEnd w:id="40"/>
-    <w:bookmarkStart w:id="41" w:name="sec:escala"/>
+    <w:bookmarkEnd w:id="41"/>
+    <w:bookmarkStart w:id="42" w:name="sec:escala"/>
     <w:p>
       <w:pPr>
         <w:pStyle w:val="Heading4"/>
@@ -20876,8 +22077,8 @@
         <w:t xml:space="preserve">sector pasan el filtro y siguen haciendo parecer entrelazados a los estados producto.</w:t>
       </w:r>
     </w:p>
-    <w:bookmarkEnd w:id="41"/>
-    <w:bookmarkStart w:id="43" w:name="sec:mas"/>
+    <w:bookmarkEnd w:id="42"/>
+    <w:bookmarkStart w:id="44" w:name="sec:mas"/>
     <w:p>
       <w:pPr>
         <w:pStyle w:val="Heading4"/>
@@ -22203,7 +23404,261 @@
         <w:t xml:space="preserve">no describe, dominan estos modelos de ruido; el eco bajó el error del valor de decisión pero no cambió decisiones.</w:t>
       </w:r>
     </w:p>
-    <w:bookmarkStart w:id="42" w:name="tab:mas"/>
+    <w:p>
+      <w:pPr>
+        <w:numPr>
+          <w:ilvl w:val="0"/>
+          <w:numId w:val="1006"/>
+        </w:numPr>
+      </w:pPr>
+      <w:r>
+        <w:rPr>
+          <w:iCs/>
+          <w:rFonts w:ascii="Times New Roman" w:hAnsi="Times New Roman"/>
+          <w:i/>
+        </w:rPr>
+        <w:t xml:space="preserve">Calibrar con el propio equipo</w:t>
+      </w:r>
+      <w:r>
+        <w:rPr>
+          <w:rFonts w:ascii="Times New Roman" w:hAnsi="Times New Roman"/>
+        </w:rPr>
+        <w:t xml:space="preserve"> </w:t>
+      </w:r>
+      <w:r>
+        <w:rPr>
+          <w:rFonts w:ascii="Times New Roman" w:hAnsi="Times New Roman"/>
+        </w:rPr>
+        <w:t xml:space="preserve">(mismos backends y entradas). Reentrenar con el filtro a través de la mezcla</w:t>
+      </w:r>
+      <w:r>
+        <w:rPr>
+          <w:rFonts w:ascii="Times New Roman" w:hAnsi="Times New Roman"/>
+        </w:rPr>
+        <w:t xml:space="preserve"> </w:t>
+      </w:r>
+      <w:r>
+        <w:rPr>
+          <w:rFonts w:ascii="Times New Roman" w:hAnsi="Times New Roman"/>
+        </w:rPr>
+        <w:t xml:space="preserve">dentro del sector que mide el eco dio 0.970, y reajustar la lectura lineal con 40 entradas de entrenamiento corridas en</w:t>
+      </w:r>
+      <w:r>
+        <w:rPr>
+          <w:rFonts w:ascii="Times New Roman" w:hAnsi="Times New Roman"/>
+        </w:rPr>
+        <w:t xml:space="preserve"> </w:t>
+      </w:r>
+      <w:r>
+        <w:rPr>
+          <w:rFonts w:ascii="Times New Roman" w:hAnsi="Times New Roman"/>
+        </w:rPr>
+        <w:t xml:space="preserve">el equipo dio 0.965, contra 0.972 de entrenar sin ruido más el filtro.</w:t>
+      </w:r>
+    </w:p>
+    <w:p>
+      <w:pPr>
+        <w:numPr>
+          <w:ilvl w:val="0"/>
+          <w:numId w:val="1006"/>
+        </w:numPr>
+      </w:pPr>
+      <w:r>
+        <w:rPr>
+          <w:iCs/>
+          <w:rFonts w:ascii="Times New Roman" w:hAnsi="Times New Roman"/>
+          <w:i/>
+        </w:rPr>
+        <w:t xml:space="preserve">Por qué la pérdida multiclase varía entre semillas</w:t>
+      </w:r>
+      <w:r>
+        <w:rPr>
+          <w:rFonts w:ascii="Times New Roman" w:hAnsi="Times New Roman"/>
+        </w:rPr>
+        <w:t xml:space="preserve"> </w:t>
+      </w:r>
+      <w:r>
+        <w:rPr>
+          <w:rFonts w:ascii="Times New Roman" w:hAnsi="Times New Roman"/>
+        </w:rPr>
+        <w:t xml:space="preserve">(dígitos de 5 clases, 20 semillas por lectura). F7</w:t>
+      </w:r>
+      <w:r>
+        <w:rPr>
+          <w:rFonts w:ascii="Times New Roman" w:hAnsi="Times New Roman"/>
+        </w:rPr>
+        <w:t xml:space="preserve"> </w:t>
+      </w:r>
+      <w:r>
+        <w:rPr>
+          <w:rFonts w:ascii="Times New Roman" w:hAnsi="Times New Roman"/>
+        </w:rPr>
+        <w:t xml:space="preserve">predijo cada decisión cruda en las 40 corridas. Un índice de arrastre,</w:t>
+      </w:r>
+      <w:r>
+        <w:rPr>
+          <w:rFonts w:ascii="Times New Roman" w:hAnsi="Times New Roman"/>
+        </w:rPr>
+        <w:t xml:space="preserve"> </w:t>
+      </w:r>
+      <m:oMath>
+        <m:d>
+          <m:dPr>
+            <m:begChr m:val="("/>
+            <m:endChr m:val=")"/>
+            <m:sepChr m:val=""/>
+            <m:grow/>
+          </m:dPr>
+          <m:e>
+            <m:r>
+              <m:t>1</m:t>
+            </m:r>
+            <m:r>
+              <m:rPr>
+                <m:sty m:val="p"/>
+              </m:rPr>
+              <m:t>−</m:t>
+            </m:r>
+            <m:r>
+              <m:t>K</m:t>
+            </m:r>
+          </m:e>
+        </m:d>
+        <m:r>
+          <m:rPr>
+            <m:sty m:val="p"/>
+          </m:rPr>
+          <m:t>/</m:t>
+        </m:r>
+        <m:r>
+          <m:t>K</m:t>
+        </m:r>
+      </m:oMath>
+      <w:r>
+        <w:rPr>
+          <w:rFonts w:ascii="Times New Roman" w:hAnsi="Times New Roman"/>
+        </w:rPr>
+        <w:t xml:space="preserve"> </w:t>
+      </w:r>
+      <w:r>
+        <w:rPr>
+          <w:rFonts w:ascii="Times New Roman" w:hAnsi="Times New Roman"/>
+        </w:rPr>
+        <w:t xml:space="preserve">por la dispersión de</w:t>
+      </w:r>
+      <w:r>
+        <w:rPr>
+          <w:rFonts w:ascii="Times New Roman" w:hAnsi="Times New Roman"/>
+        </w:rPr>
+        <w:t xml:space="preserve"> </w:t>
+      </w:r>
+      <m:oMath>
+        <m:r>
+          <m:t>v</m:t>
+        </m:r>
+      </m:oMath>
+      <w:r>
+        <w:rPr>
+          <w:rFonts w:ascii="Times New Roman" w:hAnsi="Times New Roman"/>
+        </w:rPr>
+        <w:t xml:space="preserve"> </w:t>
+      </w:r>
+      <w:r>
+        <w:rPr>
+          <w:rFonts w:ascii="Times New Roman" w:hAnsi="Times New Roman"/>
+        </w:rPr>
+        <w:t xml:space="preserve">sobre el</w:t>
+      </w:r>
+      <w:r>
+        <w:rPr>
+          <w:rFonts w:ascii="Times New Roman" w:hAnsi="Times New Roman"/>
+        </w:rPr>
+        <w:t xml:space="preserve"> </w:t>
+      </w:r>
+      <w:r>
+        <w:rPr>
+          <w:rFonts w:ascii="Times New Roman" w:hAnsi="Times New Roman"/>
+        </w:rPr>
+        <w:t xml:space="preserve">margen mediano de entrenamiento, ordenó las semillas por su pérdida sin qang (Spearman 0.98 en la lectura qubit, 0.65</w:t>
+      </w:r>
+      <w:r>
+        <w:rPr>
+          <w:rFonts w:ascii="Times New Roman" w:hAnsi="Times New Roman"/>
+        </w:rPr>
+        <w:t xml:space="preserve"> </w:t>
+      </w:r>
+      <w:r>
+        <w:rPr>
+          <w:rFonts w:ascii="Times New Roman" w:hAnsi="Times New Roman"/>
+        </w:rPr>
+        <w:t xml:space="preserve">en la cabeza); las pérdidas fueron de 3 a 42 puntos, y con qang cada corrida fue sin ruido.</w:t>
+      </w:r>
+    </w:p>
+    <w:p>
+      <w:pPr>
+        <w:numPr>
+          <w:ilvl w:val="0"/>
+          <w:numId w:val="1006"/>
+        </w:numPr>
+      </w:pPr>
+      <w:r>
+        <w:rPr>
+          <w:iCs/>
+          <w:rFonts w:ascii="Times New Roman" w:hAnsi="Times New Roman"/>
+          <w:i/>
+        </w:rPr>
+        <w:t xml:space="preserve">Desfase con 8 qubits</w:t>
+      </w:r>
+      <w:r>
+        <w:rPr>
+          <w:rFonts w:ascii="Times New Roman" w:hAnsi="Times New Roman"/>
+        </w:rPr>
+        <w:t xml:space="preserve"> </w:t>
+      </w:r>
+      <w:r>
+        <w:rPr>
+          <w:rFonts w:ascii="Times New Roman" w:hAnsi="Times New Roman"/>
+        </w:rPr>
+        <w:t xml:space="preserve">(cancer, wine, dígitos; 3 semillas; T1 0.08 más desfase 0.03). Como con 5 qubits,</w:t>
+      </w:r>
+      <w:r>
+        <w:rPr>
+          <w:rFonts w:ascii="Times New Roman" w:hAnsi="Times New Roman"/>
+        </w:rPr>
+        <w:t xml:space="preserve"> </w:t>
+      </w:r>
+      <w:r>
+        <w:rPr>
+          <w:rFonts w:ascii="Times New Roman" w:hAnsi="Times New Roman"/>
+        </w:rPr>
+        <w:t xml:space="preserve">filtro más ZNE lineal dejó el 50 y el 56 % del error del filtro y llegó a 0.955 / 0.962 (sin ruido 0.959 / 0.964)</w:t>
+      </w:r>
+      <w:r>
+        <w:rPr>
+          <w:rFonts w:ascii="Times New Roman" w:hAnsi="Times New Roman"/>
+        </w:rPr>
+        <w:t xml:space="preserve"> </w:t>
+      </w:r>
+      <w:r>
+        <w:rPr>
+          <w:rFonts w:ascii="Times New Roman" w:hAnsi="Times New Roman"/>
+        </w:rPr>
+        <w:t xml:space="preserve">con probabilidades exactas; con 1000 disparos por escala en peso 2 cayó a 0.879, debajo del filtro solo (0.915);</w:t>
+      </w:r>
+      <w:r>
+        <w:rPr>
+          <w:rFonts w:ascii="Times New Roman" w:hAnsi="Times New Roman"/>
+        </w:rPr>
+        <w:t xml:space="preserve"> </w:t>
+      </w:r>
+      <w:r>
+        <w:rPr>
+          <w:rFonts w:ascii="Times New Roman" w:hAnsi="Times New Roman"/>
+        </w:rPr>
+        <w:t xml:space="preserve">entrenar con el filtro con el ruido dio 0.963 / 0.961. Las cinco predicciones se cumplieron.</w:t>
+      </w:r>
+    </w:p>
+    <w:bookmarkStart w:id="43" w:name="tab:mas"/>
     <w:p>
       <w:pPr>
         <w:pStyle w:val="TableCaption"/>
@@ -22616,7 +24071,7 @@
               <w:jc w:val="left"/>
             </w:pPr>
             <w:r>
-              <w:t xml:space="preserve">cabeza, cambios (500)</w:t>
+              <w:t xml:space="preserve">cabeza, cambios</w:t>
             </w:r>
           </w:p>
         </w:tc>
@@ -23298,11 +24753,177 @@
           </w:p>
         </w:tc>
       </w:tr>
+      <w:tr>
+        <w:tc>
+          <w:tcPr/>
+          <w:p>
+            <w:pPr>
+              <w:pStyle w:val="Compact"/>
+            </w:pPr>
+          </w:p>
+        </w:tc>
+        <w:tc>
+          <w:tcPr/>
+          <w:p>
+            <w:pPr>
+              <w:pStyle w:val="Compact"/>
+              <w:jc w:val="left"/>
+            </w:pPr>
+            <w:r>
+              <w:t xml:space="preserve">calibración del equipo</w:t>
+            </w:r>
+          </w:p>
+        </w:tc>
+        <w:tc>
+          <w:tcPr/>
+          <w:p>
+            <w:pPr>
+              <w:pStyle w:val="Compact"/>
+            </w:pPr>
+          </w:p>
+        </w:tc>
+        <w:tc>
+          <w:tcPr/>
+          <w:p>
+            <w:pPr>
+              <w:pStyle w:val="Compact"/>
+              <w:jc w:val="center"/>
+            </w:pPr>
+            <w:r>
+              <w:t xml:space="preserve">0.970 / 0.965</w:t>
+            </w:r>
+          </w:p>
+        </w:tc>
+        <w:tc>
+          <w:tcPr/>
+          <w:p>
+            <w:pPr>
+              <w:pStyle w:val="Compact"/>
+            </w:pPr>
+          </w:p>
+        </w:tc>
+      </w:tr>
+      <w:tr>
+        <w:tc>
+          <w:tcPr/>
+          <w:p>
+            <w:pPr>
+              <w:pStyle w:val="Compact"/>
+              <w:jc w:val="left"/>
+            </w:pPr>
+            <w:r>
+              <w:t xml:space="preserve">T1 + desf., 8 qubits</w:t>
+            </w:r>
+          </w:p>
+        </w:tc>
+        <w:tc>
+          <w:tcPr/>
+          <w:p>
+            <w:pPr>
+              <w:pStyle w:val="Compact"/>
+              <w:jc w:val="left"/>
+            </w:pPr>
+            <w:r>
+              <w:t xml:space="preserve">peso 1 / 2, solo filtro</w:t>
+            </w:r>
+          </w:p>
+        </w:tc>
+        <w:tc>
+          <w:tcPr/>
+          <w:p>
+            <w:pPr>
+              <w:pStyle w:val="Compact"/>
+              <w:jc w:val="center"/>
+            </w:pPr>
+            <w:r>
+              <w:t xml:space="preserve">0.959 / 0.964</w:t>
+            </w:r>
+          </w:p>
+        </w:tc>
+        <w:tc>
+          <w:tcPr/>
+          <w:p>
+            <w:pPr>
+              <w:pStyle w:val="Compact"/>
+              <w:jc w:val="center"/>
+            </w:pPr>
+            <w:r>
+              <w:t xml:space="preserve">0.925 / 0.950</w:t>
+            </w:r>
+          </w:p>
+        </w:tc>
+        <w:tc>
+          <w:tcPr/>
+          <w:p>
+            <w:pPr>
+              <w:pStyle w:val="Compact"/>
+              <w:jc w:val="center"/>
+            </w:pPr>
+            <w:r>
+              <w:t xml:space="preserve">0.788 / 0.650</w:t>
+            </w:r>
+          </w:p>
+        </w:tc>
+      </w:tr>
+      <w:tr>
+        <w:tc>
+          <w:tcPr/>
+          <w:p>
+            <w:pPr>
+              <w:pStyle w:val="Compact"/>
+            </w:pPr>
+          </w:p>
+        </w:tc>
+        <w:tc>
+          <w:tcPr/>
+          <w:p>
+            <w:pPr>
+              <w:pStyle w:val="Compact"/>
+              <w:jc w:val="left"/>
+            </w:pPr>
+            <w:r>
+              <w:t xml:space="preserve">con ZNE lineal (exacta)</w:t>
+            </w:r>
+          </w:p>
+        </w:tc>
+        <w:tc>
+          <w:tcPr/>
+          <w:p>
+            <w:pPr>
+              <w:pStyle w:val="Compact"/>
+            </w:pPr>
+          </w:p>
+        </w:tc>
+        <w:tc>
+          <w:tcPr/>
+          <w:p>
+            <w:pPr>
+              <w:pStyle w:val="Compact"/>
+              <w:jc w:val="center"/>
+            </w:pPr>
+            <w:r>
+              <w:t xml:space="preserve">0.955 / 0.962</w:t>
+            </w:r>
+          </w:p>
+        </w:tc>
+        <w:tc>
+          <w:tcPr/>
+          <w:p>
+            <w:pPr>
+              <w:pStyle w:val="Compact"/>
+              <w:jc w:val="center"/>
+            </w:pPr>
+            <w:r>
+              <w:t xml:space="preserve">0.914 / 0.851</w:t>
+            </w:r>
+          </w:p>
+        </w:tc>
+      </w:tr>
     </w:tbl>
-    <w:bookmarkEnd w:id="42"/>
     <w:bookmarkEnd w:id="43"/>
     <w:bookmarkEnd w:id="44"/>
-    <w:bookmarkStart w:id="46" w:name="discusión"/>
+    <w:bookmarkEnd w:id="45"/>
+    <w:bookmarkStart w:id="47" w:name="discusión"/>
     <w:p>
       <w:pPr>
         <w:pStyle w:val="Heading1"/>
@@ -23749,7 +25370,7 @@
         <w:t xml:space="preserve">mayor.</w:t>
       </w:r>
     </w:p>
-    <w:bookmarkStart w:id="45" w:name="limitaciones."/>
+    <w:bookmarkStart w:id="46" w:name="limitaciones."/>
     <w:p>
       <w:pPr>
         <w:pStyle w:val="Heading4"/>
@@ -23844,9 +25465,9 @@
         <w:t xml:space="preserve">registradas, y espera créditos de hardware.</w:t>
       </w:r>
     </w:p>
-    <w:bookmarkEnd w:id="45"/>
     <w:bookmarkEnd w:id="46"/>
-    <w:bookmarkStart w:id="60" w:name="disponibilidad-de-código-y-datos"/>
+    <w:bookmarkEnd w:id="47"/>
+    <w:bookmarkStart w:id="61" w:name="disponibilidad-de-código-y-datos"/>
     <w:p>
       <w:pPr>
         <w:pStyle w:val="Heading1"/>
@@ -24287,7 +25908,7 @@
         <w:rPr>
           <w:rFonts w:ascii="Times New Roman" w:hAnsi="Times New Roman"/>
         </w:rPr>
-        <w:t xml:space="preserve">RESEARCH_NOTES §75–§82, §85, §87, §90, §91 y §94–§101, §104–§119, con pruebas en</w:t>
+        <w:t xml:space="preserve">RESEARCH_NOTES §75–§82, §85, §87, §90, §91 y §94–§101, §104–§122, con pruebas en</w:t>
       </w:r>
       <w:r>
         <w:rPr>
@@ -24376,7 +25997,7 @@
         </w:rPr>
         <w:t xml:space="preserve"> </w:t>
       </w:r>
-      <w:hyperlink r:id="rId47">
+      <w:hyperlink r:id="rId48">
         <w:r>
           <w:rPr>
             <w:rStyle w:val="Hyperlink"/>
@@ -24579,8 +26200,8 @@
         <w:t xml:space="preserve"># lectura cruda</w:t>
       </w:r>
     </w:p>
-    <w:bookmarkStart w:id="59" w:name="refs"/>
-    <w:bookmarkStart w:id="48" w:name="ref-bonetmonroig2018"/>
+    <w:bookmarkStart w:id="60" w:name="refs"/>
+    <w:bookmarkStart w:id="49" w:name="ref-bonetmonroig2018"/>
     <w:p>
       <w:pPr>
         <w:pStyle w:val="Bibliography"/>
@@ -24630,8 +26251,8 @@
         <w:t xml:space="preserve">98: 062339.</w:t>
       </w:r>
     </w:p>
-    <w:bookmarkEnd w:id="48"/>
-    <w:bookmarkStart w:id="49" w:name="ref-cerezo2023simulability"/>
+    <w:bookmarkEnd w:id="49"/>
+    <w:bookmarkStart w:id="50" w:name="ref-cerezo2023simulability"/>
     <w:p>
       <w:pPr>
         <w:pStyle w:val="Bibliography"/>
@@ -24673,8 +26294,8 @@
         <w:t xml:space="preserve">r, Why We Need to Rethink Variational Quantum Computing.”</w:t>
       </w:r>
     </w:p>
-    <w:bookmarkEnd w:id="49"/>
-    <w:bookmarkStart w:id="51" w:name="ref-landman2022"/>
+    <w:bookmarkEnd w:id="50"/>
+    <w:bookmarkStart w:id="52" w:name="ref-landman2022"/>
     <w:p>
       <w:pPr>
         <w:pStyle w:val="Bibliography"/>
@@ -24729,7 +26350,7 @@
         </w:rPr>
         <w:t xml:space="preserve"> </w:t>
       </w:r>
-      <w:hyperlink r:id="rId50">
+      <w:hyperlink r:id="rId51">
         <w:r>
           <w:rPr>
             <w:rStyle w:val="Hyperlink"/>
@@ -24744,8 +26365,8 @@
         <w:t xml:space="preserve">.</w:t>
       </w:r>
     </w:p>
-    <w:bookmarkEnd w:id="51"/>
-    <w:bookmarkStart w:id="52" w:name="ref-mcardle2019"/>
+    <w:bookmarkEnd w:id="52"/>
+    <w:bookmarkStart w:id="53" w:name="ref-mcardle2019"/>
     <w:p>
       <w:pPr>
         <w:pStyle w:val="Bibliography"/>
@@ -24795,8 +26416,8 @@
         <w:t xml:space="preserve">122: 180501.</w:t>
       </w:r>
     </w:p>
-    <w:bookmarkEnd w:id="52"/>
-    <w:bookmarkStart w:id="54" w:name="ref-monteverde2026qang"/>
+    <w:bookmarkEnd w:id="53"/>
+    <w:bookmarkStart w:id="55" w:name="ref-monteverde2026qang"/>
     <w:p>
       <w:pPr>
         <w:pStyle w:val="Bibliography"/>
@@ -24849,7 +26470,7 @@
         </w:rPr>
         <w:t xml:space="preserve"> </w:t>
       </w:r>
-      <w:hyperlink r:id="rId53">
+      <w:hyperlink r:id="rId54">
         <w:r>
           <w:rPr>
             <w:rStyle w:val="Hyperlink"/>
@@ -24864,8 +26485,8 @@
         <w:t xml:space="preserve">.</w:t>
       </w:r>
     </w:p>
-    <w:bookmarkEnd w:id="54"/>
-    <w:bookmarkStart w:id="56" w:name="ref-monteverde2026witness"/>
+    <w:bookmarkEnd w:id="55"/>
+    <w:bookmarkStart w:id="57" w:name="ref-monteverde2026witness"/>
     <w:p>
       <w:pPr>
         <w:pStyle w:val="Bibliography"/>
@@ -24914,7 +26535,7 @@
         </w:rPr>
         <w:t xml:space="preserve"> </w:t>
       </w:r>
-      <w:hyperlink r:id="rId55">
+      <w:hyperlink r:id="rId56">
         <w:r>
           <w:rPr>
             <w:rStyle w:val="Hyperlink"/>
@@ -24929,8 +26550,8 @@
         <w:t xml:space="preserve">.</w:t>
       </w:r>
     </w:p>
-    <w:bookmarkEnd w:id="56"/>
-    <w:bookmarkStart w:id="58" w:name="ref-wang2022quantumnat"/>
+    <w:bookmarkEnd w:id="57"/>
+    <w:bookmarkStart w:id="59" w:name="ref-wang2022quantumnat"/>
     <w:p>
       <w:pPr>
         <w:pStyle w:val="Bibliography"/>
@@ -25003,7 +26624,7 @@
         </w:rPr>
         <w:t xml:space="preserve"> </w:t>
       </w:r>
-      <w:hyperlink r:id="rId57">
+      <w:hyperlink r:id="rId58">
         <w:r>
           <w:rPr>
             <w:rStyle w:val="Hyperlink"/>
@@ -25018,9 +26639,9 @@
         <w:t xml:space="preserve">.</w:t>
       </w:r>
     </w:p>
-    <w:bookmarkEnd w:id="58"/>
     <w:bookmarkEnd w:id="59"/>
     <w:bookmarkEnd w:id="60"/>
+    <w:bookmarkEnd w:id="61"/>
     <w:sectPr/>
   </w:body>
 </w:document>

--- a/manuscript/qang_qml_es.docx
+++ b/manuscript/qang_qml_es.docx
@@ -12040,7 +12040,7 @@
         <w:rPr>
           <w:rFonts w:ascii="Times New Roman" w:hAnsi="Times New Roman"/>
         </w:rPr>
-        <w:t xml:space="preserve">0.6.18,</w:t>
+        <w:t xml:space="preserve">0.6.19,</w:t>
       </w:r>
       <w:r>
         <w:rPr>
@@ -25537,7 +25537,7 @@
         <w:rPr>
           <w:rFonts w:ascii="Times New Roman" w:hAnsi="Times New Roman"/>
         </w:rPr>
-        <w:t xml:space="preserve">0.6.18 (</w:t>
+        <w:t xml:space="preserve">0.6.19 (</w:t>
       </w:r>
       <w:r>
         <w:rPr>

--- a/manuscript/qang_qml_es.docx
+++ b/manuscript/qang_qml_es.docx
@@ -6452,7 +6452,331 @@
         <w:rPr>
           <w:rFonts w:ascii="Times New Roman" w:hAnsi="Times New Roman"/>
         </w:rPr>
-        <w:t xml:space="preserve">semilla.</w:t>
+        <w:t xml:space="preserve">semilla;</w:t>
+      </w:r>
+      <w:r>
+        <w:rPr>
+          <w:rFonts w:ascii="Times New Roman" w:hAnsi="Times New Roman"/>
+        </w:rPr>
+        <w:t xml:space="preserve"> </w:t>
+      </w:r>
+      <w:r>
+        <w:rPr>
+          <w:rFonts w:ascii="Times New Roman" w:hAnsi="Times New Roman"/>
+        </w:rPr>
+        <w:t xml:space="preserve">una</w:t>
+      </w:r>
+      <w:r>
+        <w:rPr>
+          <w:rFonts w:ascii="Times New Roman" w:hAnsi="Times New Roman"/>
+        </w:rPr>
+        <w:t xml:space="preserve"> </w:t>
+      </w:r>
+      <w:r>
+        <w:rPr>
+          <w:rFonts w:ascii="Times New Roman" w:hAnsi="Times New Roman"/>
+        </w:rPr>
+        <w:t xml:space="preserve">lectura</w:t>
+      </w:r>
+      <w:r>
+        <w:rPr>
+          <w:rFonts w:ascii="Times New Roman" w:hAnsi="Times New Roman"/>
+        </w:rPr>
+        <w:t xml:space="preserve"> </w:t>
+      </w:r>
+      <w:r>
+        <w:rPr>
+          <w:rFonts w:ascii="Times New Roman" w:hAnsi="Times New Roman"/>
+        </w:rPr>
+        <w:t xml:space="preserve">lineal</w:t>
+      </w:r>
+      <w:r>
+        <w:rPr>
+          <w:rFonts w:ascii="Times New Roman" w:hAnsi="Times New Roman"/>
+        </w:rPr>
+        <w:t xml:space="preserve"> </w:t>
+      </w:r>
+      <w:r>
+        <w:rPr>
+          <w:rFonts w:ascii="Times New Roman" w:hAnsi="Times New Roman"/>
+        </w:rPr>
+        <w:t xml:space="preserve">en</w:t>
+      </w:r>
+      <w:r>
+        <w:rPr>
+          <w:rFonts w:ascii="Times New Roman" w:hAnsi="Times New Roman"/>
+        </w:rPr>
+        <w:t xml:space="preserve"> </w:t>
+      </w:r>
+      <w:r>
+        <w:rPr>
+          <w:rFonts w:ascii="Times New Roman" w:hAnsi="Times New Roman"/>
+        </w:rPr>
+        <w:t xml:space="preserve">las</w:t>
+      </w:r>
+      <w:r>
+        <w:rPr>
+          <w:rFonts w:ascii="Times New Roman" w:hAnsi="Times New Roman"/>
+        </w:rPr>
+        <w:t xml:space="preserve"> </w:t>
+      </w:r>
+      <w:r>
+        <w:rPr>
+          <w:rFonts w:ascii="Times New Roman" w:hAnsi="Times New Roman"/>
+        </w:rPr>
+        <w:t xml:space="preserve">probabilidades</w:t>
+      </w:r>
+      <w:r>
+        <w:rPr>
+          <w:rFonts w:ascii="Times New Roman" w:hAnsi="Times New Roman"/>
+        </w:rPr>
+        <w:t xml:space="preserve"> </w:t>
+      </w:r>
+      <w:r>
+        <w:rPr>
+          <w:rFonts w:ascii="Times New Roman" w:hAnsi="Times New Roman"/>
+        </w:rPr>
+        <w:t xml:space="preserve">de</w:t>
+      </w:r>
+      <w:r>
+        <w:rPr>
+          <w:rFonts w:ascii="Times New Roman" w:hAnsi="Times New Roman"/>
+        </w:rPr>
+        <w:t xml:space="preserve"> </w:t>
+      </w:r>
+      <w:r>
+        <w:rPr>
+          <w:rFonts w:ascii="Times New Roman" w:hAnsi="Times New Roman"/>
+        </w:rPr>
+        <w:t xml:space="preserve">excitación</w:t>
+      </w:r>
+      <w:r>
+        <w:rPr>
+          <w:rFonts w:ascii="Times New Roman" w:hAnsi="Times New Roman"/>
+        </w:rPr>
+        <w:t xml:space="preserve"> </w:t>
+      </w:r>
+      <w:r>
+        <w:rPr>
+          <w:rFonts w:ascii="Times New Roman" w:hAnsi="Times New Roman"/>
+        </w:rPr>
+        <w:t xml:space="preserve">y</w:t>
+      </w:r>
+      <w:r>
+        <w:rPr>
+          <w:rFonts w:ascii="Times New Roman" w:hAnsi="Times New Roman"/>
+        </w:rPr>
+        <w:t xml:space="preserve"> </w:t>
+      </w:r>
+      <w:r>
+        <w:rPr>
+          <w:rFonts w:ascii="Times New Roman" w:hAnsi="Times New Roman"/>
+        </w:rPr>
+        <w:t xml:space="preserve">sin</w:t>
+      </w:r>
+      <w:r>
+        <w:rPr>
+          <w:rFonts w:ascii="Times New Roman" w:hAnsi="Times New Roman"/>
+        </w:rPr>
+        <w:t xml:space="preserve"> </w:t>
+      </w:r>
+      <w:r>
+        <w:rPr>
+          <w:rFonts w:ascii="Times New Roman" w:hAnsi="Times New Roman"/>
+        </w:rPr>
+        <w:t xml:space="preserve">sesgos</w:t>
+      </w:r>
+      <w:r>
+        <w:rPr>
+          <w:rFonts w:ascii="Times New Roman" w:hAnsi="Times New Roman"/>
+        </w:rPr>
+        <w:t xml:space="preserve"> </w:t>
+      </w:r>
+      <w:r>
+        <w:rPr>
+          <w:rFonts w:ascii="Times New Roman" w:hAnsi="Times New Roman"/>
+        </w:rPr>
+        <w:t xml:space="preserve">por</w:t>
+      </w:r>
+      <w:r>
+        <w:rPr>
+          <w:rFonts w:ascii="Times New Roman" w:hAnsi="Times New Roman"/>
+        </w:rPr>
+        <w:t xml:space="preserve"> </w:t>
+      </w:r>
+      <w:r>
+        <w:rPr>
+          <w:rFonts w:ascii="Times New Roman" w:hAnsi="Times New Roman"/>
+        </w:rPr>
+        <w:t xml:space="preserve">clase</w:t>
+      </w:r>
+      <w:r>
+        <w:rPr>
+          <w:rFonts w:ascii="Times New Roman" w:hAnsi="Times New Roman"/>
+        </w:rPr>
+        <w:t xml:space="preserve"> </w:t>
+      </w:r>
+      <w:r>
+        <w:rPr>
+          <w:rFonts w:ascii="Times New Roman" w:hAnsi="Times New Roman"/>
+        </w:rPr>
+        <w:t xml:space="preserve">no</w:t>
+      </w:r>
+      <w:r>
+        <w:rPr>
+          <w:rFonts w:ascii="Times New Roman" w:hAnsi="Times New Roman"/>
+        </w:rPr>
+        <w:t xml:space="preserve"> </w:t>
+      </w:r>
+      <w:r>
+        <w:rPr>
+          <w:rFonts w:ascii="Times New Roman" w:hAnsi="Times New Roman"/>
+        </w:rPr>
+        <w:t xml:space="preserve">tiene</w:t>
+      </w:r>
+      <w:r>
+        <w:rPr>
+          <w:rFonts w:ascii="Times New Roman" w:hAnsi="Times New Roman"/>
+        </w:rPr>
+        <w:t xml:space="preserve"> </w:t>
+      </w:r>
+      <w:r>
+        <w:rPr>
+          <w:rFonts w:ascii="Times New Roman" w:hAnsi="Times New Roman"/>
+        </w:rPr>
+        <w:t xml:space="preserve">ese</w:t>
+      </w:r>
+      <w:r>
+        <w:rPr>
+          <w:rFonts w:ascii="Times New Roman" w:hAnsi="Times New Roman"/>
+        </w:rPr>
+        <w:t xml:space="preserve"> </w:t>
+      </w:r>
+      <w:r>
+        <w:rPr>
+          <w:rFonts w:ascii="Times New Roman" w:hAnsi="Times New Roman"/>
+        </w:rPr>
+        <w:t xml:space="preserve">arrastre,</w:t>
+      </w:r>
+      <w:r>
+        <w:rPr>
+          <w:rFonts w:ascii="Times New Roman" w:hAnsi="Times New Roman"/>
+        </w:rPr>
+        <w:t xml:space="preserve"> </w:t>
+      </w:r>
+      <w:r>
+        <w:rPr>
+          <w:rFonts w:ascii="Times New Roman" w:hAnsi="Times New Roman"/>
+        </w:rPr>
+        <w:t xml:space="preserve">lleva</w:t>
+      </w:r>
+      <w:r>
+        <w:rPr>
+          <w:rFonts w:ascii="Times New Roman" w:hAnsi="Times New Roman"/>
+        </w:rPr>
+        <w:t xml:space="preserve"> </w:t>
+      </w:r>
+      <w:r>
+        <w:rPr>
+          <w:rFonts w:ascii="Times New Roman" w:hAnsi="Times New Roman"/>
+        </w:rPr>
+        <w:t xml:space="preserve">el</w:t>
+      </w:r>
+      <w:r>
+        <w:rPr>
+          <w:rFonts w:ascii="Times New Roman" w:hAnsi="Times New Roman"/>
+        </w:rPr>
+        <w:t xml:space="preserve"> </w:t>
+      </w:r>
+      <w:r>
+        <w:rPr>
+          <w:rFonts w:ascii="Times New Roman" w:hAnsi="Times New Roman"/>
+        </w:rPr>
+        <w:t xml:space="preserve">filtro</w:t>
+      </w:r>
+      <w:r>
+        <w:rPr>
+          <w:rFonts w:ascii="Times New Roman" w:hAnsi="Times New Roman"/>
+        </w:rPr>
+        <w:t xml:space="preserve"> </w:t>
+      </w:r>
+      <w:r>
+        <w:rPr>
+          <w:rFonts w:ascii="Times New Roman" w:hAnsi="Times New Roman"/>
+        </w:rPr>
+        <w:t xml:space="preserve">adentro</w:t>
+      </w:r>
+      <w:r>
+        <w:rPr>
+          <w:rFonts w:ascii="Times New Roman" w:hAnsi="Times New Roman"/>
+        </w:rPr>
+        <w:t xml:space="preserve"> </w:t>
+      </w:r>
+      <w:r>
+        <w:rPr>
+          <w:rFonts w:ascii="Times New Roman" w:hAnsi="Times New Roman"/>
+        </w:rPr>
+        <w:t xml:space="preserve">y</w:t>
+      </w:r>
+      <w:r>
+        <w:rPr>
+          <w:rFonts w:ascii="Times New Roman" w:hAnsi="Times New Roman"/>
+        </w:rPr>
+        <w:t xml:space="preserve"> </w:t>
+      </w:r>
+      <w:r>
+        <w:rPr>
+          <w:rFonts w:ascii="Times New Roman" w:hAnsi="Times New Roman"/>
+        </w:rPr>
+        <w:t xml:space="preserve">no</w:t>
+      </w:r>
+      <w:r>
+        <w:rPr>
+          <w:rFonts w:ascii="Times New Roman" w:hAnsi="Times New Roman"/>
+        </w:rPr>
+        <w:t xml:space="preserve"> </w:t>
+      </w:r>
+      <w:r>
+        <w:rPr>
+          <w:rFonts w:ascii="Times New Roman" w:hAnsi="Times New Roman"/>
+        </w:rPr>
+        <w:t xml:space="preserve">perdió</w:t>
+      </w:r>
+      <w:r>
+        <w:rPr>
+          <w:rFonts w:ascii="Times New Roman" w:hAnsi="Times New Roman"/>
+        </w:rPr>
+        <w:t xml:space="preserve"> </w:t>
+      </w:r>
+      <w:r>
+        <w:rPr>
+          <w:rFonts w:ascii="Times New Roman" w:hAnsi="Times New Roman"/>
+        </w:rPr>
+        <w:t xml:space="preserve">nada</w:t>
+      </w:r>
+      <w:r>
+        <w:rPr>
+          <w:rFonts w:ascii="Times New Roman" w:hAnsi="Times New Roman"/>
+        </w:rPr>
+        <w:t xml:space="preserve"> </w:t>
+      </w:r>
+      <w:r>
+        <w:rPr>
+          <w:rFonts w:ascii="Times New Roman" w:hAnsi="Times New Roman"/>
+        </w:rPr>
+        <w:t xml:space="preserve">sin</w:t>
+      </w:r>
+      <w:r>
+        <w:rPr>
+          <w:rFonts w:ascii="Times New Roman" w:hAnsi="Times New Roman"/>
+        </w:rPr>
+        <w:t xml:space="preserve"> </w:t>
+      </w:r>
+      <w:r>
+        <w:rPr>
+          <w:rFonts w:ascii="Times New Roman" w:hAnsi="Times New Roman"/>
+        </w:rPr>
+        <w:t xml:space="preserve">ruido.</w:t>
       </w:r>
       <w:r>
         <w:rPr>
@@ -12396,7 +12720,7 @@
         <w:rPr>
           <w:rFonts w:ascii="Times New Roman" w:hAnsi="Times New Roman"/>
         </w:rPr>
-        <w:t xml:space="preserve">De 162 predicciones pre-registradas en los estudios que se resumen aquí, 110 se cumplieron y 52 fallaron; las</w:t>
+        <w:t xml:space="preserve">De 167 predicciones pre-registradas en los estudios que se resumen aquí, 115 se cumplieron y 52 fallaron; las</w:t>
       </w:r>
       <w:r>
         <w:rPr>
@@ -15032,7 +15356,171 @@
         <w:rPr>
           <w:rFonts w:ascii="Times New Roman" w:hAnsi="Times New Roman"/>
         </w:rPr>
-        <w:t xml:space="preserve">más grande.</w:t>
+        <w:t xml:space="preserve">más grande. Una lectura sin sesgos por clase y con logits lineales en las probabilidades de excitación</w:t>
+      </w:r>
+      <w:r>
+        <w:rPr>
+          <w:rFonts w:ascii="Times New Roman" w:hAnsi="Times New Roman"/>
+        </w:rPr>
+        <w:t xml:space="preserve"> </w:t>
+      </w:r>
+      <w:r>
+        <w:rPr>
+          <w:rFonts w:ascii="Times New Roman" w:hAnsi="Times New Roman"/>
+        </w:rPr>
+        <w:t xml:space="preserve">(</w:t>
+      </w:r>
+      <m:oMath>
+        <m:sSup>
+          <m:e>
+            <m:r>
+              <m:t>W</m:t>
+            </m:r>
+          </m:e>
+          <m:sup>
+            <m:r>
+              <m:rPr>
+                <m:sty m:val="p"/>
+                <m:scr m:val="sans-serif"/>
+              </m:rPr>
+              <m:t>T</m:t>
+            </m:r>
+          </m:sup>
+        </m:sSup>
+        <m:d>
+          <m:dPr>
+            <m:begChr m:val="("/>
+            <m:endChr m:val=")"/>
+            <m:sepChr m:val=""/>
+            <m:grow/>
+          </m:dPr>
+          <m:e>
+            <m:r>
+              <m:t>q</m:t>
+            </m:r>
+            <m:sSub>
+              <m:e>
+                <m:r>
+                  <m:t>g</m:t>
+                </m:r>
+              </m:e>
+              <m:sub>
+                <m:r>
+                  <m:t>Z</m:t>
+                </m:r>
+              </m:sub>
+            </m:sSub>
+            <m:r>
+              <m:rPr>
+                <m:sty m:val="p"/>
+              </m:rPr>
+              <m:t>−</m:t>
+            </m:r>
+            <m:r>
+              <m:rPr>
+                <m:sty m:val="b"/>
+              </m:rPr>
+              <m:t>1</m:t>
+            </m:r>
+          </m:e>
+        </m:d>
+      </m:oMath>
+      <w:r>
+        <w:rPr>
+          <w:rFonts w:ascii="Times New Roman" w:hAnsi="Times New Roman"/>
+        </w:rPr>
+        <w:t xml:space="preserve">, o</w:t>
+      </w:r>
+      <w:r>
+        <w:rPr>
+          <w:rFonts w:ascii="Times New Roman" w:hAnsi="Times New Roman"/>
+        </w:rPr>
+        <w:t xml:space="preserve"> </w:t>
+      </w:r>
+      <m:oMath>
+        <m:r>
+          <m:t>a</m:t>
+        </m:r>
+        <m:r>
+          <m:t> </m:t>
+        </m:r>
+        <m:sSub>
+          <m:e>
+            <m:r>
+              <m:t>p</m:t>
+            </m:r>
+          </m:e>
+          <m:sub>
+            <m:r>
+              <m:t>c</m:t>
+            </m:r>
+          </m:sub>
+        </m:sSub>
+      </m:oMath>
+      <w:r>
+        <w:rPr>
+          <w:rFonts w:ascii="Times New Roman" w:hAnsi="Times New Roman"/>
+        </w:rPr>
+        <w:t xml:space="preserve">) no tiene arrastre: los disparos decaídos, con todo</w:t>
+      </w:r>
+      <w:r>
+        <w:rPr>
+          <w:rFonts w:ascii="Times New Roman" w:hAnsi="Times New Roman"/>
+        </w:rPr>
+        <w:t xml:space="preserve"> </w:t>
+      </w:r>
+      <m:oMath>
+        <m:sSub>
+          <m:e>
+            <m:r>
+              <m:t>p</m:t>
+            </m:r>
+          </m:e>
+          <m:sub>
+            <m:r>
+              <m:t>c</m:t>
+            </m:r>
+          </m:sub>
+        </m:sSub>
+        <m:r>
+          <m:rPr>
+            <m:sty m:val="p"/>
+          </m:rPr>
+          <m:t>=</m:t>
+        </m:r>
+        <m:r>
+          <m:t>0</m:t>
+        </m:r>
+      </m:oMath>
+      <w:r>
+        <w:rPr>
+          <w:rFonts w:ascii="Times New Roman" w:hAnsi="Times New Roman"/>
+        </w:rPr>
+        <w:t xml:space="preserve">, solo</w:t>
+      </w:r>
+      <w:r>
+        <w:rPr>
+          <w:rFonts w:ascii="Times New Roman" w:hAnsi="Times New Roman"/>
+        </w:rPr>
+        <w:t xml:space="preserve"> </w:t>
+      </w:r>
+      <w:r>
+        <w:rPr>
+          <w:rFonts w:ascii="Times New Roman" w:hAnsi="Times New Roman"/>
+        </w:rPr>
+        <w:t xml:space="preserve">reescalan sus logits, así que sus decisiones crudas son iguales a las filtradas con cualquier T1, igual o no, y con</w:t>
+      </w:r>
+      <w:r>
+        <w:rPr>
+          <w:rFonts w:ascii="Times New Roman" w:hAnsi="Times New Roman"/>
+        </w:rPr>
+        <w:t xml:space="preserve"> </w:t>
+      </w:r>
+      <w:r>
+        <w:rPr>
+          <w:rFonts w:ascii="Times New Roman" w:hAnsi="Times New Roman"/>
+        </w:rPr>
+        <w:t xml:space="preserve">disparos.</w:t>
       </w:r>
     </w:p>
     <w:bookmarkEnd w:id="28"/>
@@ -23656,6 +24144,70 @@
           <w:rFonts w:ascii="Times New Roman" w:hAnsi="Times New Roman"/>
         </w:rPr>
         <w:t xml:space="preserve">entrenar con el filtro con el ruido dio 0.963 / 0.961. Las cinco predicciones se cumplieron.</w:t>
+      </w:r>
+    </w:p>
+    <w:p>
+      <w:pPr>
+        <w:numPr>
+          <w:ilvl w:val="0"/>
+          <w:numId w:val="1006"/>
+        </w:numPr>
+      </w:pPr>
+      <w:r>
+        <w:rPr>
+          <w:iCs/>
+          <w:rFonts w:ascii="Times New Roman" w:hAnsi="Times New Roman"/>
+          <w:i/>
+        </w:rPr>
+        <w:t xml:space="preserve">Una lectura multiclase sin arrastre</w:t>
+      </w:r>
+      <w:r>
+        <w:rPr>
+          <w:rFonts w:ascii="Times New Roman" w:hAnsi="Times New Roman"/>
+        </w:rPr>
+        <w:t xml:space="preserve"> </w:t>
+      </w:r>
+      <w:r>
+        <w:rPr>
+          <w:rFonts w:ascii="Times New Roman" w:hAnsi="Times New Roman"/>
+        </w:rPr>
+        <w:t xml:space="preserve">(dígitos de 5 clases, 10 semillas). Quitar los sesgos por clase no</w:t>
+      </w:r>
+      <w:r>
+        <w:rPr>
+          <w:rFonts w:ascii="Times New Roman" w:hAnsi="Times New Roman"/>
+        </w:rPr>
+        <w:t xml:space="preserve"> </w:t>
+      </w:r>
+      <w:r>
+        <w:rPr>
+          <w:rFonts w:ascii="Times New Roman" w:hAnsi="Times New Roman"/>
+        </w:rPr>
+        <w:t xml:space="preserve">costó nada sin ruido (0.938 contra 0.932 en la lectura cabeza). Sin el filtro, la lectura cabeza sin arrastre mantuvo</w:t>
+      </w:r>
+      <w:r>
+        <w:rPr>
+          <w:rFonts w:ascii="Times New Roman" w:hAnsi="Times New Roman"/>
+        </w:rPr>
+        <w:t xml:space="preserve"> </w:t>
+      </w:r>
+      <w:r>
+        <w:rPr>
+          <w:rFonts w:ascii="Times New Roman" w:hAnsi="Times New Roman"/>
+        </w:rPr>
+        <w:t xml:space="preserve">0.938 con T1 igual y 0.928 con T1 desigual, contra 0.653 y 0.624 de la lectura estándar, y sus decisiones crudas</w:t>
+      </w:r>
+      <w:r>
+        <w:rPr>
+          <w:rFonts w:ascii="Times New Roman" w:hAnsi="Times New Roman"/>
+        </w:rPr>
+        <w:t xml:space="preserve"> </w:t>
+      </w:r>
+      <w:r>
+        <w:rPr>
+          <w:rFonts w:ascii="Times New Roman" w:hAnsi="Times New Roman"/>
+        </w:rPr>
+        <w:t xml:space="preserve">fueron iguales a las filtradas en cada corrida y condición. Las cinco predicciones se cumplieron.</w:t>
       </w:r>
     </w:p>
     <w:bookmarkStart w:id="43" w:name="tab:mas"/>
@@ -24919,6 +25471,68 @@
           </w:p>
         </w:tc>
       </w:tr>
+      <w:tr>
+        <w:tc>
+          <w:tcPr/>
+          <w:p>
+            <w:pPr>
+              <w:pStyle w:val="Compact"/>
+              <w:jc w:val="left"/>
+            </w:pPr>
+            <w:r>
+              <w:t xml:space="preserve">multiclase cabeza, T1</w:t>
+            </w:r>
+          </w:p>
+        </w:tc>
+        <w:tc>
+          <w:tcPr/>
+          <w:p>
+            <w:pPr>
+              <w:pStyle w:val="Compact"/>
+              <w:jc w:val="left"/>
+            </w:pPr>
+            <w:r>
+              <w:t xml:space="preserve">estándar / sin arrastre</w:t>
+            </w:r>
+          </w:p>
+        </w:tc>
+        <w:tc>
+          <w:tcPr/>
+          <w:p>
+            <w:pPr>
+              <w:pStyle w:val="Compact"/>
+              <w:jc w:val="center"/>
+            </w:pPr>
+            <w:r>
+              <w:t xml:space="preserve">0.932 / 0.938</w:t>
+            </w:r>
+          </w:p>
+        </w:tc>
+        <w:tc>
+          <w:tcPr/>
+          <w:p>
+            <w:pPr>
+              <w:pStyle w:val="Compact"/>
+              <w:jc w:val="center"/>
+            </w:pPr>
+            <w:r>
+              <w:t xml:space="preserve">0.932 / 0.938</w:t>
+            </w:r>
+          </w:p>
+        </w:tc>
+        <w:tc>
+          <w:tcPr/>
+          <w:p>
+            <w:pPr>
+              <w:pStyle w:val="Compact"/>
+              <w:jc w:val="center"/>
+            </w:pPr>
+            <w:r>
+              <w:t xml:space="preserve">0.653 / 0.938</w:t>
+            </w:r>
+          </w:p>
+        </w:tc>
+      </w:tr>
     </w:tbl>
     <w:bookmarkEnd w:id="43"/>
     <w:bookmarkEnd w:id="44"/>
@@ -25908,7 +26522,7 @@
         <w:rPr>
           <w:rFonts w:ascii="Times New Roman" w:hAnsi="Times New Roman"/>
         </w:rPr>
-        <w:t xml:space="preserve">RESEARCH_NOTES §75–§82, §85, §87, §90, §91 y §94–§101, §104–§122, con pruebas en</w:t>
+        <w:t xml:space="preserve">RESEARCH_NOTES §75–§82, §85, §87, §90, §91 y §94–§101, §104–§123, con pruebas en</w:t>
       </w:r>
       <w:r>
         <w:rPr>

--- a/manuscript/qang_qml_es.docx
+++ b/manuscript/qang_qml_es.docx
@@ -5948,7 +5948,211 @@
         <w:rPr>
           <w:rFonts w:ascii="Times New Roman" w:hAnsi="Times New Roman"/>
         </w:rPr>
-        <w:t xml:space="preserve">mejor.</w:t>
+        <w:t xml:space="preserve">mejor,</w:t>
+      </w:r>
+      <w:r>
+        <w:rPr>
+          <w:rFonts w:ascii="Times New Roman" w:hAnsi="Times New Roman"/>
+        </w:rPr>
+        <w:t xml:space="preserve"> </w:t>
+      </w:r>
+      <w:r>
+        <w:rPr>
+          <w:rFonts w:ascii="Times New Roman" w:hAnsi="Times New Roman"/>
+        </w:rPr>
+        <w:t xml:space="preserve">y</w:t>
+      </w:r>
+      <w:r>
+        <w:rPr>
+          <w:rFonts w:ascii="Times New Roman" w:hAnsi="Times New Roman"/>
+        </w:rPr>
+        <w:t xml:space="preserve"> </w:t>
+      </w:r>
+      <w:r>
+        <w:rPr>
+          <w:rFonts w:ascii="Times New Roman" w:hAnsi="Times New Roman"/>
+        </w:rPr>
+        <w:t xml:space="preserve">tampoco</w:t>
+      </w:r>
+      <w:r>
+        <w:rPr>
+          <w:rFonts w:ascii="Times New Roman" w:hAnsi="Times New Roman"/>
+        </w:rPr>
+        <w:t xml:space="preserve"> </w:t>
+      </w:r>
+      <w:r>
+        <w:rPr>
+          <w:rFonts w:ascii="Times New Roman" w:hAnsi="Times New Roman"/>
+        </w:rPr>
+        <w:t xml:space="preserve">agregar</w:t>
+      </w:r>
+      <w:r>
+        <w:rPr>
+          <w:rFonts w:ascii="Times New Roman" w:hAnsi="Times New Roman"/>
+        </w:rPr>
+        <w:t xml:space="preserve"> </w:t>
+      </w:r>
+      <w:r>
+        <w:rPr>
+          <w:rFonts w:ascii="Times New Roman" w:hAnsi="Times New Roman"/>
+        </w:rPr>
+        <w:t xml:space="preserve">al</w:t>
+      </w:r>
+      <w:r>
+        <w:rPr>
+          <w:rFonts w:ascii="Times New Roman" w:hAnsi="Times New Roman"/>
+        </w:rPr>
+        <w:t xml:space="preserve"> </w:t>
+      </w:r>
+      <w:r>
+        <w:rPr>
+          <w:rFonts w:ascii="Times New Roman" w:hAnsi="Times New Roman"/>
+        </w:rPr>
+        <w:t xml:space="preserve">simulador</w:t>
+      </w:r>
+      <w:r>
+        <w:rPr>
+          <w:rFonts w:ascii="Times New Roman" w:hAnsi="Times New Roman"/>
+        </w:rPr>
+        <w:t xml:space="preserve"> </w:t>
+      </w:r>
+      <w:r>
+        <w:rPr>
+          <w:rFonts w:ascii="Times New Roman" w:hAnsi="Times New Roman"/>
+        </w:rPr>
+        <w:t xml:space="preserve">de</w:t>
+      </w:r>
+      <w:r>
+        <w:rPr>
+          <w:rFonts w:ascii="Times New Roman" w:hAnsi="Times New Roman"/>
+        </w:rPr>
+        <w:t xml:space="preserve"> </w:t>
+      </w:r>
+      <w:r>
+        <w:rPr>
+          <w:rFonts w:ascii="Times New Roman" w:hAnsi="Times New Roman"/>
+        </w:rPr>
+        <w:t xml:space="preserve">entrenamiento</w:t>
+      </w:r>
+      <w:r>
+        <w:rPr>
+          <w:rFonts w:ascii="Times New Roman" w:hAnsi="Times New Roman"/>
+        </w:rPr>
+        <w:t xml:space="preserve"> </w:t>
+      </w:r>
+      <w:r>
+        <w:rPr>
+          <w:rFonts w:ascii="Times New Roman" w:hAnsi="Times New Roman"/>
+        </w:rPr>
+        <w:t xml:space="preserve">los</w:t>
+      </w:r>
+      <w:r>
+        <w:rPr>
+          <w:rFonts w:ascii="Times New Roman" w:hAnsi="Times New Roman"/>
+        </w:rPr>
+        <w:t xml:space="preserve"> </w:t>
+      </w:r>
+      <w:r>
+        <w:rPr>
+          <w:rFonts w:ascii="Times New Roman" w:hAnsi="Times New Roman"/>
+        </w:rPr>
+        <w:t xml:space="preserve">errores</w:t>
+      </w:r>
+      <w:r>
+        <w:rPr>
+          <w:rFonts w:ascii="Times New Roman" w:hAnsi="Times New Roman"/>
+        </w:rPr>
+        <w:t xml:space="preserve"> </w:t>
+      </w:r>
+      <w:r>
+        <w:rPr>
+          <w:rFonts w:ascii="Times New Roman" w:hAnsi="Times New Roman"/>
+        </w:rPr>
+        <w:t xml:space="preserve">publicados</w:t>
+      </w:r>
+      <w:r>
+        <w:rPr>
+          <w:rFonts w:ascii="Times New Roman" w:hAnsi="Times New Roman"/>
+        </w:rPr>
+        <w:t xml:space="preserve"> </w:t>
+      </w:r>
+      <w:r>
+        <w:rPr>
+          <w:rFonts w:ascii="Times New Roman" w:hAnsi="Times New Roman"/>
+        </w:rPr>
+        <w:t xml:space="preserve">de</w:t>
+      </w:r>
+      <w:r>
+        <w:rPr>
+          <w:rFonts w:ascii="Times New Roman" w:hAnsi="Times New Roman"/>
+        </w:rPr>
+        <w:t xml:space="preserve"> </w:t>
+      </w:r>
+      <w:r>
+        <w:rPr>
+          <w:rFonts w:ascii="Times New Roman" w:hAnsi="Times New Roman"/>
+        </w:rPr>
+        <w:t xml:space="preserve">las</w:t>
+      </w:r>
+      <w:r>
+        <w:rPr>
+          <w:rFonts w:ascii="Times New Roman" w:hAnsi="Times New Roman"/>
+        </w:rPr>
+        <w:t xml:space="preserve"> </w:t>
+      </w:r>
+      <w:r>
+        <w:rPr>
+          <w:rFonts w:ascii="Times New Roman" w:hAnsi="Times New Roman"/>
+        </w:rPr>
+        <w:t xml:space="preserve">compuertas</w:t>
+      </w:r>
+      <w:r>
+        <w:rPr>
+          <w:rFonts w:ascii="Times New Roman" w:hAnsi="Times New Roman"/>
+        </w:rPr>
+        <w:t xml:space="preserve"> </w:t>
+      </w:r>
+      <w:r>
+        <w:rPr>
+          <w:rFonts w:ascii="Times New Roman" w:hAnsi="Times New Roman"/>
+        </w:rPr>
+        <w:t xml:space="preserve">de</w:t>
+      </w:r>
+      <w:r>
+        <w:rPr>
+          <w:rFonts w:ascii="Times New Roman" w:hAnsi="Times New Roman"/>
+        </w:rPr>
+        <w:t xml:space="preserve"> </w:t>
+      </w:r>
+      <w:r>
+        <w:rPr>
+          <w:rFonts w:ascii="Times New Roman" w:hAnsi="Times New Roman"/>
+        </w:rPr>
+        <w:t xml:space="preserve">dos</w:t>
+      </w:r>
+      <w:r>
+        <w:rPr>
+          <w:rFonts w:ascii="Times New Roman" w:hAnsi="Times New Roman"/>
+        </w:rPr>
+        <w:t xml:space="preserve"> </w:t>
+      </w:r>
+      <w:r>
+        <w:rPr>
+          <w:rFonts w:ascii="Times New Roman" w:hAnsi="Times New Roman"/>
+        </w:rPr>
+        <w:t xml:space="preserve">qubits</w:t>
+      </w:r>
+      <w:r>
+        <w:rPr>
+          <w:rFonts w:ascii="Times New Roman" w:hAnsi="Times New Roman"/>
+        </w:rPr>
+        <w:t xml:space="preserve"> </w:t>
+      </w:r>
+      <w:r>
+        <w:rPr>
+          <w:rFonts w:ascii="Times New Roman" w:hAnsi="Times New Roman"/>
+        </w:rPr>
+        <w:t xml:space="preserve">(0.966).</w:t>
       </w:r>
       <w:r>
         <w:rPr>
@@ -12364,7 +12568,7 @@
         <w:rPr>
           <w:rFonts w:ascii="Times New Roman" w:hAnsi="Times New Roman"/>
         </w:rPr>
-        <w:t xml:space="preserve">0.6.19,</w:t>
+        <w:t xml:space="preserve">0.7.0,</w:t>
       </w:r>
       <w:r>
         <w:rPr>
@@ -24208,6 +24412,131 @@
           <w:rFonts w:ascii="Times New Roman" w:hAnsi="Times New Roman"/>
         </w:rPr>
         <w:t xml:space="preserve">fueron iguales a las filtradas en cada corrida y condición. Las cinco predicciones se cumplieron.</w:t>
+      </w:r>
+    </w:p>
+    <w:p>
+      <w:pPr>
+        <w:numPr>
+          <w:ilvl w:val="0"/>
+          <w:numId w:val="1006"/>
+        </w:numPr>
+      </w:pPr>
+      <w:r>
+        <w:rPr>
+          <w:iCs/>
+          <w:rFonts w:ascii="Times New Roman" w:hAnsi="Times New Roman"/>
+          <w:i/>
+        </w:rPr>
+        <w:t xml:space="preserve">Errores de compuerta en el simulador de entrenamiento</w:t>
+      </w:r>
+      <w:r>
+        <w:rPr>
+          <w:rFonts w:ascii="Times New Roman" w:hAnsi="Times New Roman"/>
+        </w:rPr>
+        <w:t xml:space="preserve"> </w:t>
+      </w:r>
+      <w:r>
+        <w:rPr>
+          <w:rFonts w:ascii="Times New Roman" w:hAnsi="Times New Roman"/>
+        </w:rPr>
+        <w:t xml:space="preserve">(los backends de IBM y las entradas anteriores; un</w:t>
+      </w:r>
+      <w:r>
+        <w:rPr>
+          <w:rFonts w:ascii="Times New Roman" w:hAnsi="Times New Roman"/>
+        </w:rPr>
+        <w:t xml:space="preserve"> </w:t>
+      </w:r>
+      <w:r>
+        <w:rPr>
+          <w:rFonts w:ascii="Times New Roman" w:hAnsi="Times New Roman"/>
+        </w:rPr>
+        <w:t xml:space="preserve">error despolarizante de dos qubits tras cada compuerta RBS,</w:t>
+      </w:r>
+      <w:r>
+        <w:rPr>
+          <w:rFonts w:ascii="Times New Roman" w:hAnsi="Times New Roman"/>
+        </w:rPr>
+        <w:t xml:space="preserve"> </w:t>
+      </w:r>
+      <m:oMath>
+        <m:r>
+          <m:t>p</m:t>
+        </m:r>
+        <m:r>
+          <m:rPr>
+            <m:sty m:val="p"/>
+          </m:rPr>
+          <m:t>=</m:t>
+        </m:r>
+        <m:r>
+          <m:t>0.015</m:t>
+        </m:r>
+      </m:oMath>
+      <w:r>
+        <w:rPr>
+          <w:rFonts w:ascii="Times New Roman" w:hAnsi="Times New Roman"/>
+        </w:rPr>
+        <w:t xml:space="preserve">–</w:t>
+      </w:r>
+      <m:oMath>
+        <m:r>
+          <m:t>0.028</m:t>
+        </m:r>
+      </m:oMath>
+      <w:r>
+        <w:rPr>
+          <w:rFonts w:ascii="Times New Roman" w:hAnsi="Times New Roman"/>
+        </w:rPr>
+        <w:t xml:space="preserve">, a partir del error publicado de ECR o</w:t>
+      </w:r>
+      <w:r>
+        <w:rPr>
+          <w:rFonts w:ascii="Times New Roman" w:hAnsi="Times New Roman"/>
+        </w:rPr>
+        <w:t xml:space="preserve"> </w:t>
+      </w:r>
+      <w:r>
+        <w:rPr>
+          <w:rFonts w:ascii="Times New Roman" w:hAnsi="Times New Roman"/>
+        </w:rPr>
+        <w:t xml:space="preserve">CZ). Entrenado con el filtro con T1/T2 más ese error de compuerta, el modelo dio 0.966, contra 0.972 del</w:t>
+      </w:r>
+      <w:r>
+        <w:rPr>
+          <w:rFonts w:ascii="Times New Roman" w:hAnsi="Times New Roman"/>
+        </w:rPr>
+        <w:t xml:space="preserve"> </w:t>
+      </w:r>
+      <w:r>
+        <w:rPr>
+          <w:rFonts w:ascii="Times New Roman" w:hAnsi="Times New Roman"/>
+        </w:rPr>
+        <w:t xml:space="preserve">entrenamiento sin ruido más el filtro; entrenado sin el filtro con ese ruido, 0.970, 1.2 puntos sobre el modelo sin</w:t>
+      </w:r>
+      <w:r>
+        <w:rPr>
+          <w:rFonts w:ascii="Times New Roman" w:hAnsi="Times New Roman"/>
+        </w:rPr>
+        <w:t xml:space="preserve"> </w:t>
+      </w:r>
+      <w:r>
+        <w:rPr>
+          <w:rFonts w:ascii="Times New Roman" w:hAnsi="Times New Roman"/>
+        </w:rPr>
+        <w:t xml:space="preserve">ruido leído crudo. El simulador sobreestimó la fracción conservada en 0.03–0.12, probablemente porque no tiene error</w:t>
+      </w:r>
+      <w:r>
+        <w:rPr>
+          <w:rFonts w:ascii="Times New Roman" w:hAnsi="Times New Roman"/>
+        </w:rPr>
+        <w:t xml:space="preserve"> </w:t>
+      </w:r>
+      <w:r>
+        <w:rPr>
+          <w:rFonts w:ascii="Times New Roman" w:hAnsi="Times New Roman"/>
+        </w:rPr>
+        <w:t xml:space="preserve">de lectura. Se cumplió una de las cinco predicciones.</w:t>
       </w:r>
     </w:p>
     <w:bookmarkStart w:id="43" w:name="tab:mas"/>
@@ -25361,6 +25690,60 @@
           <w:p>
             <w:pPr>
               <w:pStyle w:val="Compact"/>
+            </w:pPr>
+          </w:p>
+        </w:tc>
+        <w:tc>
+          <w:tcPr/>
+          <w:p>
+            <w:pPr>
+              <w:pStyle w:val="Compact"/>
+              <w:jc w:val="left"/>
+            </w:pPr>
+            <w:r>
+              <w:t xml:space="preserve">entrenado con errores de compuerta</w:t>
+            </w:r>
+          </w:p>
+        </w:tc>
+        <w:tc>
+          <w:tcPr/>
+          <w:p>
+            <w:pPr>
+              <w:pStyle w:val="Compact"/>
+            </w:pPr>
+          </w:p>
+        </w:tc>
+        <w:tc>
+          <w:tcPr/>
+          <w:p>
+            <w:pPr>
+              <w:pStyle w:val="Compact"/>
+              <w:jc w:val="center"/>
+            </w:pPr>
+            <w:r>
+              <w:t xml:space="preserve">0.966</w:t>
+            </w:r>
+          </w:p>
+        </w:tc>
+        <w:tc>
+          <w:tcPr/>
+          <w:p>
+            <w:pPr>
+              <w:pStyle w:val="Compact"/>
+              <w:jc w:val="center"/>
+            </w:pPr>
+            <w:r>
+              <w:t xml:space="preserve">0.970</w:t>
+            </w:r>
+          </w:p>
+        </w:tc>
+      </w:tr>
+      <w:tr>
+        <w:tc>
+          <w:tcPr/>
+          <w:p>
+            <w:pPr>
+              <w:pStyle w:val="Compact"/>
               <w:jc w:val="left"/>
             </w:pPr>
             <w:r>
@@ -25747,7 +26130,7 @@
         <w:rPr>
           <w:rFonts w:ascii="Times New Roman" w:hAnsi="Times New Roman"/>
         </w:rPr>
-        <w:t xml:space="preserve">ruido de equipos dominados por errores de compuerta, una calibración con los T1 y T2 publicados no agregó nada, y</w:t>
+        <w:t xml:space="preserve">ruido de equipos dominados por errores de compuerta, una calibración con los T1 y T2 publicados, o sumando los errores de compuerta publicados, no agregó nada, y</w:t>
       </w:r>
       <w:r>
         <w:rPr>
@@ -26151,7 +26534,7 @@
         <w:rPr>
           <w:rFonts w:ascii="Times New Roman" w:hAnsi="Times New Roman"/>
         </w:rPr>
-        <w:t xml:space="preserve">0.6.19 (</w:t>
+        <w:t xml:space="preserve">0.7.0 (</w:t>
       </w:r>
       <w:r>
         <w:rPr>
@@ -26522,7 +26905,7 @@
         <w:rPr>
           <w:rFonts w:ascii="Times New Roman" w:hAnsi="Times New Roman"/>
         </w:rPr>
-        <w:t xml:space="preserve">RESEARCH_NOTES §75–§82, §85, §87, §90, §91 y §94–§101, §104–§123, con pruebas en</w:t>
+        <w:t xml:space="preserve">RESEARCH_NOTES §75–§82, §85, §87, §90, §91 y §94–§101, §104–§124, con pruebas en</w:t>
       </w:r>
       <w:r>
         <w:rPr>
